--- a/6-过程管理/流程制度规范类文件/JXTX-06-02-服务级别管理制度.docx
+++ b/6-过程管理/流程制度规范类文件/JXTX-06-02-服务级别管理制度.docx
@@ -22,6 +22,57 @@
         <w:textAlignment w:val="baseline"/>
       </w:pPr>
       <w:bookmarkStart w:id="0" w:name="_Toc29781"/>
+      <w:r>
+        <w:drawing>
+          <wp:anchor distT="0" distB="0" distL="114300" distR="114300" simplePos="0" relativeHeight="251661312" behindDoc="1" locked="0" layoutInCell="1" allowOverlap="1">
+            <wp:simplePos x="0" y="0"/>
+            <wp:positionH relativeFrom="column">
+              <wp:posOffset>-19050</wp:posOffset>
+            </wp:positionH>
+            <wp:positionV relativeFrom="paragraph">
+              <wp:posOffset>-22225</wp:posOffset>
+            </wp:positionV>
+            <wp:extent cx="5304790" cy="8893810"/>
+            <wp:effectExtent l="0" t="0" r="13970" b="6350"/>
+            <wp:wrapNone/>
+            <wp:docPr id="1" name="图片 1"/>
+            <wp:cNvGraphicFramePr>
+              <a:graphicFrameLocks xmlns:a="http://schemas.openxmlformats.org/drawingml/2006/main" noChangeAspect="1"/>
+            </wp:cNvGraphicFramePr>
+            <a:graphic xmlns:a="http://schemas.openxmlformats.org/drawingml/2006/main">
+              <a:graphicData uri="http://schemas.openxmlformats.org/drawingml/2006/picture">
+                <pic:pic xmlns:pic="http://schemas.openxmlformats.org/drawingml/2006/picture">
+                  <pic:nvPicPr>
+                    <pic:cNvPr id="1" name="图片 1"/>
+                    <pic:cNvPicPr>
+                      <a:picLocks noChangeAspect="1"/>
+                    </pic:cNvPicPr>
+                  </pic:nvPicPr>
+                  <pic:blipFill>
+                    <a:blip r:embed="rId7"/>
+                    <a:stretch>
+                      <a:fillRect/>
+                    </a:stretch>
+                  </pic:blipFill>
+                  <pic:spPr>
+                    <a:xfrm>
+                      <a:off x="0" y="0"/>
+                      <a:ext cx="5304790" cy="8893810"/>
+                    </a:xfrm>
+                    <a:prstGeom prst="rect">
+                      <a:avLst/>
+                    </a:prstGeom>
+                    <a:noFill/>
+                    <a:ln>
+                      <a:noFill/>
+                    </a:ln>
+                  </pic:spPr>
+                </pic:pic>
+              </a:graphicData>
+            </a:graphic>
+          </wp:anchor>
+        </w:drawing>
+      </w:r>
       <w:r>
         <w:drawing>
           <wp:anchor distT="0" distB="0" distL="114300" distR="114300" simplePos="0" relativeHeight="251660288" behindDoc="1" locked="0" layoutInCell="1" allowOverlap="1">
@@ -49,7 +100,7 @@
                     </pic:cNvPicPr>
                   </pic:nvPicPr>
                   <pic:blipFill>
-                    <a:blip r:embed="rId7"/>
+                    <a:blip r:embed="rId8"/>
                     <a:stretch>
                       <a:fillRect/>
                     </a:stretch>
@@ -104,7 +155,7 @@
                     </pic:cNvPicPr>
                   </pic:nvPicPr>
                   <pic:blipFill>
-                    <a:blip r:embed="rId8">
+                    <a:blip r:embed="rId9">
                       <a:alphaModFix amt="58000"/>
                       <a:lum contrast="-52000"/>
                     </a:blip>
@@ -1949,8 +2000,6 @@
         <w:snapToGrid w:val="0"/>
         <w:textAlignment w:val="baseline"/>
       </w:pPr>
-      <w:bookmarkStart w:id="28" w:name="_GoBack"/>
-      <w:bookmarkEnd w:id="28"/>
       <w:r>
         <w:br w:type="page"/>
       </w:r>
@@ -5929,13 +5978,560 @@
     <w:p>
       <w:pPr>
         <w:pStyle w:val="28"/>
-        <w:bidi w:val="0"/>
-        <w:rPr>
-          <w:rFonts w:hint="default"/>
+        <w:keepNext w:val="0"/>
+        <w:keepLines w:val="0"/>
+        <w:pageBreakBefore w:val="0"/>
+        <w:widowControl w:val="0"/>
+        <w:kinsoku w:val="0"/>
+        <w:wordWrap/>
+        <w:overflowPunct/>
+        <w:topLinePunct w:val="0"/>
+        <w:autoSpaceDE w:val="0"/>
+        <w:autoSpaceDN w:val="0"/>
+        <w:bidi w:val="0"/>
+        <w:adjustRightInd w:val="0"/>
+        <w:snapToGrid w:val="0"/>
+        <w:textAlignment w:val="baseline"/>
+        <w:rPr>
+          <w:rFonts w:hint="eastAsia"/>
           <w:lang w:val="en-US" w:eastAsia="zh-CN"/>
         </w:rPr>
       </w:pPr>
       <w:bookmarkStart w:id="27" w:name="_Toc5973"/>
+      <w:r>
+        <w:rPr>
+          <w:rFonts w:hint="eastAsia"/>
+          <w:lang w:val="en-US" w:eastAsia="zh-CN"/>
+        </w:rPr>
+        <w:t>考核指标</w:t>
+      </w:r>
+    </w:p>
+    <w:tbl>
+      <w:tblPr>
+        <w:tblStyle w:val="20"/>
+        <w:tblW w:w="7675" w:type="dxa"/>
+        <w:tblInd w:w="96" w:type="dxa"/>
+        <w:tblBorders>
+          <w:top w:val="none" w:color="auto" w:sz="0" w:space="0"/>
+          <w:left w:val="none" w:color="auto" w:sz="0" w:space="0"/>
+          <w:bottom w:val="none" w:color="auto" w:sz="0" w:space="0"/>
+          <w:right w:val="none" w:color="auto" w:sz="0" w:space="0"/>
+          <w:insideH w:val="none" w:color="auto" w:sz="0" w:space="0"/>
+          <w:insideV w:val="none" w:color="auto" w:sz="0" w:space="0"/>
+        </w:tblBorders>
+        <w:shd w:val="clear" w:color="auto" w:fill="auto"/>
+        <w:tblLayout w:type="autofit"/>
+        <w:tblCellMar>
+          <w:top w:w="0" w:type="dxa"/>
+          <w:left w:w="108" w:type="dxa"/>
+          <w:bottom w:w="0" w:type="dxa"/>
+          <w:right w:w="108" w:type="dxa"/>
+        </w:tblCellMar>
+      </w:tblPr>
+      <w:tblGrid>
+        <w:gridCol w:w="2227"/>
+        <w:gridCol w:w="1092"/>
+        <w:gridCol w:w="3300"/>
+        <w:gridCol w:w="1056"/>
+      </w:tblGrid>
+      <w:tr>
+        <w:tblPrEx>
+          <w:tblBorders>
+            <w:top w:val="none" w:color="auto" w:sz="0" w:space="0"/>
+            <w:left w:val="none" w:color="auto" w:sz="0" w:space="0"/>
+            <w:bottom w:val="none" w:color="auto" w:sz="0" w:space="0"/>
+            <w:right w:val="none" w:color="auto" w:sz="0" w:space="0"/>
+            <w:insideH w:val="none" w:color="auto" w:sz="0" w:space="0"/>
+            <w:insideV w:val="none" w:color="auto" w:sz="0" w:space="0"/>
+          </w:tblBorders>
+          <w:shd w:val="clear" w:color="auto" w:fill="auto"/>
+          <w:tblCellMar>
+            <w:top w:w="0" w:type="dxa"/>
+            <w:left w:w="108" w:type="dxa"/>
+            <w:bottom w:w="0" w:type="dxa"/>
+            <w:right w:w="108" w:type="dxa"/>
+          </w:tblCellMar>
+        </w:tblPrEx>
+        <w:trPr>
+          <w:trHeight w:val="493" w:hRule="atLeast"/>
+        </w:trPr>
+        <w:tc>
+          <w:tcPr>
+            <w:tcW w:w="2227" w:type="dxa"/>
+            <w:tcBorders>
+              <w:top w:val="single" w:color="000000" w:sz="4" w:space="0"/>
+              <w:left w:val="single" w:color="000000" w:sz="4" w:space="0"/>
+              <w:bottom w:val="single" w:color="000000" w:sz="4" w:space="0"/>
+              <w:right w:val="single" w:color="000000" w:sz="4" w:space="0"/>
+            </w:tcBorders>
+            <w:shd w:val="clear" w:color="auto" w:fill="C0C0C0"/>
+            <w:vAlign w:val="center"/>
+          </w:tcPr>
+          <w:p>
+            <w:pPr>
+              <w:keepNext w:val="0"/>
+              <w:keepLines w:val="0"/>
+              <w:widowControl/>
+              <w:suppressLineNumbers w:val="0"/>
+              <w:jc w:val="center"/>
+              <w:textAlignment w:val="center"/>
+              <w:rPr>
+                <w:rFonts w:hint="default" w:ascii="楷体_GB2312" w:hAnsi="宋体" w:eastAsia="楷体_GB2312" w:cs="楷体_GB2312"/>
+                <w:b/>
+                <w:bCs/>
+                <w:i w:val="0"/>
+                <w:iCs w:val="0"/>
+                <w:color w:val="000000"/>
+                <w:sz w:val="22"/>
+                <w:szCs w:val="22"/>
+                <w:u w:val="none"/>
+              </w:rPr>
+            </w:pPr>
+            <w:r>
+              <w:rPr>
+                <w:rFonts w:hint="default" w:ascii="楷体_GB2312" w:hAnsi="宋体" w:eastAsia="楷体_GB2312" w:cs="楷体_GB2312"/>
+                <w:b/>
+                <w:bCs/>
+                <w:i w:val="0"/>
+                <w:iCs w:val="0"/>
+                <w:snapToGrid w:val="0"/>
+                <w:color w:val="000000"/>
+                <w:kern w:val="0"/>
+                <w:sz w:val="22"/>
+                <w:szCs w:val="22"/>
+                <w:u w:val="none"/>
+                <w:lang w:val="en-US" w:eastAsia="zh-CN" w:bidi="ar"/>
+              </w:rPr>
+              <w:t>KPI</w:t>
+            </w:r>
+          </w:p>
+        </w:tc>
+        <w:tc>
+          <w:tcPr>
+            <w:tcW w:w="1092" w:type="dxa"/>
+            <w:tcBorders>
+              <w:top w:val="single" w:color="000000" w:sz="4" w:space="0"/>
+              <w:left w:val="single" w:color="000000" w:sz="4" w:space="0"/>
+              <w:bottom w:val="single" w:color="000000" w:sz="4" w:space="0"/>
+              <w:right w:val="single" w:color="000000" w:sz="4" w:space="0"/>
+            </w:tcBorders>
+            <w:shd w:val="clear" w:color="auto" w:fill="C0C0C0"/>
+            <w:vAlign w:val="center"/>
+          </w:tcPr>
+          <w:p>
+            <w:pPr>
+              <w:keepNext w:val="0"/>
+              <w:keepLines w:val="0"/>
+              <w:widowControl/>
+              <w:suppressLineNumbers w:val="0"/>
+              <w:jc w:val="center"/>
+              <w:textAlignment w:val="center"/>
+              <w:rPr>
+                <w:rFonts w:hint="default" w:ascii="楷体_GB2312" w:hAnsi="宋体" w:eastAsia="楷体_GB2312" w:cs="楷体_GB2312"/>
+                <w:b/>
+                <w:bCs/>
+                <w:i w:val="0"/>
+                <w:iCs w:val="0"/>
+                <w:color w:val="000000"/>
+                <w:sz w:val="22"/>
+                <w:szCs w:val="22"/>
+                <w:u w:val="none"/>
+              </w:rPr>
+            </w:pPr>
+            <w:r>
+              <w:rPr>
+                <w:rFonts w:hint="default" w:ascii="楷体_GB2312" w:hAnsi="宋体" w:eastAsia="楷体_GB2312" w:cs="楷体_GB2312"/>
+                <w:b/>
+                <w:bCs/>
+                <w:i w:val="0"/>
+                <w:iCs w:val="0"/>
+                <w:snapToGrid w:val="0"/>
+                <w:color w:val="000000"/>
+                <w:kern w:val="0"/>
+                <w:sz w:val="22"/>
+                <w:szCs w:val="22"/>
+                <w:u w:val="none"/>
+                <w:lang w:val="en-US" w:eastAsia="zh-CN" w:bidi="ar"/>
+              </w:rPr>
+              <w:t>目标值</w:t>
+            </w:r>
+          </w:p>
+        </w:tc>
+        <w:tc>
+          <w:tcPr>
+            <w:tcW w:w="3300" w:type="dxa"/>
+            <w:tcBorders>
+              <w:top w:val="single" w:color="000000" w:sz="4" w:space="0"/>
+              <w:left w:val="single" w:color="000000" w:sz="4" w:space="0"/>
+              <w:bottom w:val="single" w:color="000000" w:sz="4" w:space="0"/>
+              <w:right w:val="single" w:color="000000" w:sz="4" w:space="0"/>
+            </w:tcBorders>
+            <w:shd w:val="clear" w:color="auto" w:fill="C0C0C0"/>
+            <w:vAlign w:val="center"/>
+          </w:tcPr>
+          <w:p>
+            <w:pPr>
+              <w:keepNext w:val="0"/>
+              <w:keepLines w:val="0"/>
+              <w:widowControl/>
+              <w:suppressLineNumbers w:val="0"/>
+              <w:jc w:val="center"/>
+              <w:textAlignment w:val="center"/>
+              <w:rPr>
+                <w:rFonts w:hint="default" w:ascii="楷体_GB2312" w:hAnsi="宋体" w:eastAsia="楷体_GB2312" w:cs="楷体_GB2312"/>
+                <w:b/>
+                <w:bCs/>
+                <w:i w:val="0"/>
+                <w:iCs w:val="0"/>
+                <w:color w:val="000000"/>
+                <w:sz w:val="22"/>
+                <w:szCs w:val="22"/>
+                <w:u w:val="none"/>
+              </w:rPr>
+            </w:pPr>
+            <w:r>
+              <w:rPr>
+                <w:rFonts w:hint="default" w:ascii="楷体_GB2312" w:hAnsi="宋体" w:eastAsia="楷体_GB2312" w:cs="楷体_GB2312"/>
+                <w:b/>
+                <w:bCs/>
+                <w:i w:val="0"/>
+                <w:iCs w:val="0"/>
+                <w:snapToGrid w:val="0"/>
+                <w:color w:val="000000"/>
+                <w:kern w:val="0"/>
+                <w:sz w:val="22"/>
+                <w:szCs w:val="22"/>
+                <w:u w:val="none"/>
+                <w:lang w:val="en-US" w:eastAsia="zh-CN" w:bidi="ar"/>
+              </w:rPr>
+              <w:t>计算公式/方法</w:t>
+            </w:r>
+          </w:p>
+        </w:tc>
+        <w:tc>
+          <w:tcPr>
+            <w:tcW w:w="1056" w:type="dxa"/>
+            <w:tcBorders>
+              <w:top w:val="single" w:color="000000" w:sz="4" w:space="0"/>
+              <w:left w:val="single" w:color="000000" w:sz="4" w:space="0"/>
+              <w:bottom w:val="single" w:color="000000" w:sz="4" w:space="0"/>
+              <w:right w:val="single" w:color="000000" w:sz="4" w:space="0"/>
+            </w:tcBorders>
+            <w:shd w:val="clear" w:color="auto" w:fill="C0C0C0"/>
+            <w:vAlign w:val="center"/>
+          </w:tcPr>
+          <w:p>
+            <w:pPr>
+              <w:keepNext w:val="0"/>
+              <w:keepLines w:val="0"/>
+              <w:widowControl/>
+              <w:suppressLineNumbers w:val="0"/>
+              <w:jc w:val="center"/>
+              <w:textAlignment w:val="center"/>
+              <w:rPr>
+                <w:rFonts w:hint="default" w:ascii="楷体_GB2312" w:hAnsi="宋体" w:eastAsia="楷体_GB2312" w:cs="楷体_GB2312"/>
+                <w:b/>
+                <w:bCs/>
+                <w:i w:val="0"/>
+                <w:iCs w:val="0"/>
+                <w:color w:val="000000"/>
+                <w:sz w:val="22"/>
+                <w:szCs w:val="22"/>
+                <w:u w:val="none"/>
+              </w:rPr>
+            </w:pPr>
+            <w:r>
+              <w:rPr>
+                <w:rFonts w:hint="default" w:ascii="楷体_GB2312" w:hAnsi="宋体" w:eastAsia="楷体_GB2312" w:cs="楷体_GB2312"/>
+                <w:b/>
+                <w:bCs/>
+                <w:i w:val="0"/>
+                <w:iCs w:val="0"/>
+                <w:snapToGrid w:val="0"/>
+                <w:color w:val="000000"/>
+                <w:kern w:val="0"/>
+                <w:sz w:val="22"/>
+                <w:szCs w:val="22"/>
+                <w:u w:val="none"/>
+                <w:lang w:val="en-US" w:eastAsia="zh-CN" w:bidi="ar"/>
+              </w:rPr>
+              <w:t>频度</w:t>
+            </w:r>
+          </w:p>
+        </w:tc>
+      </w:tr>
+      <w:tr>
+        <w:tblPrEx>
+          <w:tblBorders>
+            <w:top w:val="none" w:color="auto" w:sz="0" w:space="0"/>
+            <w:left w:val="none" w:color="auto" w:sz="0" w:space="0"/>
+            <w:bottom w:val="none" w:color="auto" w:sz="0" w:space="0"/>
+            <w:right w:val="none" w:color="auto" w:sz="0" w:space="0"/>
+            <w:insideH w:val="none" w:color="auto" w:sz="0" w:space="0"/>
+            <w:insideV w:val="none" w:color="auto" w:sz="0" w:space="0"/>
+          </w:tblBorders>
+          <w:shd w:val="clear" w:color="auto" w:fill="auto"/>
+          <w:tblCellMar>
+            <w:top w:w="0" w:type="dxa"/>
+            <w:left w:w="108" w:type="dxa"/>
+            <w:bottom w:w="0" w:type="dxa"/>
+            <w:right w:w="108" w:type="dxa"/>
+          </w:tblCellMar>
+        </w:tblPrEx>
+        <w:trPr>
+          <w:trHeight w:val="493" w:hRule="atLeast"/>
+        </w:trPr>
+        <w:tc>
+          <w:tcPr>
+            <w:tcW w:w="2227" w:type="dxa"/>
+            <w:tcBorders>
+              <w:top w:val="single" w:color="000000" w:sz="4" w:space="0"/>
+              <w:left w:val="single" w:color="000000" w:sz="4" w:space="0"/>
+              <w:bottom w:val="single" w:color="000000" w:sz="4" w:space="0"/>
+              <w:right w:val="single" w:color="000000" w:sz="4" w:space="0"/>
+            </w:tcBorders>
+            <w:shd w:val="clear" w:color="auto" w:fill="auto"/>
+            <w:vAlign w:val="center"/>
+          </w:tcPr>
+          <w:p>
+            <w:pPr>
+              <w:keepNext w:val="0"/>
+              <w:keepLines w:val="0"/>
+              <w:widowControl/>
+              <w:suppressLineNumbers w:val="0"/>
+              <w:jc w:val="left"/>
+              <w:textAlignment w:val="center"/>
+              <w:rPr>
+                <w:rFonts w:hint="default" w:ascii="楷体_GB2312" w:hAnsi="宋体" w:eastAsia="楷体_GB2312" w:cs="楷体_GB2312"/>
+                <w:b/>
+                <w:bCs/>
+                <w:i w:val="0"/>
+                <w:iCs w:val="0"/>
+                <w:snapToGrid w:val="0"/>
+                <w:color w:val="000000"/>
+                <w:kern w:val="0"/>
+                <w:sz w:val="22"/>
+                <w:szCs w:val="22"/>
+                <w:u w:val="none"/>
+                <w:lang w:val="en-US" w:eastAsia="zh-CN" w:bidi="ar"/>
+              </w:rPr>
+            </w:pPr>
+            <w:r>
+              <w:rPr>
+                <w:rFonts w:hint="eastAsia" w:ascii="宋体" w:hAnsi="宋体" w:eastAsia="宋体" w:cs="宋体"/>
+                <w:i w:val="0"/>
+                <w:iCs w:val="0"/>
+                <w:snapToGrid w:val="0"/>
+                <w:color w:val="000000"/>
+                <w:kern w:val="0"/>
+                <w:sz w:val="21"/>
+                <w:szCs w:val="21"/>
+                <w:u w:val="none"/>
+                <w:lang w:val="en-US" w:eastAsia="zh-CN" w:bidi="ar"/>
+              </w:rPr>
+              <w:t>SLA达成率</w:t>
+            </w:r>
+          </w:p>
+        </w:tc>
+        <w:tc>
+          <w:tcPr>
+            <w:tcW w:w="1092" w:type="dxa"/>
+            <w:tcBorders>
+              <w:top w:val="single" w:color="000000" w:sz="4" w:space="0"/>
+              <w:left w:val="single" w:color="000000" w:sz="4" w:space="0"/>
+              <w:bottom w:val="single" w:color="000000" w:sz="4" w:space="0"/>
+              <w:right w:val="single" w:color="000000" w:sz="4" w:space="0"/>
+            </w:tcBorders>
+            <w:shd w:val="clear" w:color="auto" w:fill="auto"/>
+            <w:vAlign w:val="center"/>
+          </w:tcPr>
+          <w:p>
+            <w:pPr>
+              <w:keepNext w:val="0"/>
+              <w:keepLines w:val="0"/>
+              <w:widowControl/>
+              <w:suppressLineNumbers w:val="0"/>
+              <w:jc w:val="left"/>
+              <w:textAlignment w:val="center"/>
+              <w:rPr>
+                <w:rFonts w:hint="default" w:ascii="楷体_GB2312" w:hAnsi="宋体" w:eastAsia="楷体_GB2312" w:cs="楷体_GB2312"/>
+                <w:b/>
+                <w:bCs/>
+                <w:i w:val="0"/>
+                <w:iCs w:val="0"/>
+                <w:snapToGrid w:val="0"/>
+                <w:color w:val="000000"/>
+                <w:kern w:val="0"/>
+                <w:sz w:val="22"/>
+                <w:szCs w:val="22"/>
+                <w:u w:val="none"/>
+                <w:lang w:val="en-US" w:eastAsia="zh-CN" w:bidi="ar"/>
+              </w:rPr>
+            </w:pPr>
+            <w:r>
+              <w:rPr>
+                <w:rFonts w:hint="eastAsia" w:ascii="宋体" w:hAnsi="宋体" w:eastAsia="宋体" w:cs="宋体"/>
+                <w:i w:val="0"/>
+                <w:iCs w:val="0"/>
+                <w:snapToGrid w:val="0"/>
+                <w:color w:val="000000"/>
+                <w:kern w:val="0"/>
+                <w:sz w:val="21"/>
+                <w:szCs w:val="21"/>
+                <w:u w:val="none"/>
+                <w:lang w:val="en-US" w:eastAsia="zh-CN" w:bidi="ar"/>
+              </w:rPr>
+              <w:t>≥9</w:t>
+            </w:r>
+            <w:r>
+              <w:rPr>
+                <w:rFonts w:hint="eastAsia" w:ascii="宋体" w:hAnsi="宋体" w:cs="宋体"/>
+                <w:i w:val="0"/>
+                <w:iCs w:val="0"/>
+                <w:snapToGrid w:val="0"/>
+                <w:color w:val="000000"/>
+                <w:kern w:val="0"/>
+                <w:sz w:val="21"/>
+                <w:szCs w:val="21"/>
+                <w:u w:val="none"/>
+                <w:lang w:val="en-US" w:eastAsia="zh-CN" w:bidi="ar"/>
+              </w:rPr>
+              <w:t>0</w:t>
+            </w:r>
+            <w:bookmarkStart w:id="28" w:name="_GoBack"/>
+            <w:bookmarkEnd w:id="28"/>
+            <w:r>
+              <w:rPr>
+                <w:rFonts w:hint="eastAsia" w:ascii="宋体" w:hAnsi="宋体" w:eastAsia="宋体" w:cs="宋体"/>
+                <w:i w:val="0"/>
+                <w:iCs w:val="0"/>
+                <w:snapToGrid w:val="0"/>
+                <w:color w:val="000000"/>
+                <w:kern w:val="0"/>
+                <w:sz w:val="21"/>
+                <w:szCs w:val="21"/>
+                <w:u w:val="none"/>
+                <w:lang w:val="en-US" w:eastAsia="zh-CN" w:bidi="ar"/>
+              </w:rPr>
+              <w:t>%</w:t>
+            </w:r>
+          </w:p>
+        </w:tc>
+        <w:tc>
+          <w:tcPr>
+            <w:tcW w:w="3300" w:type="dxa"/>
+            <w:tcBorders>
+              <w:top w:val="single" w:color="000000" w:sz="4" w:space="0"/>
+              <w:left w:val="single" w:color="000000" w:sz="4" w:space="0"/>
+              <w:bottom w:val="single" w:color="000000" w:sz="4" w:space="0"/>
+              <w:right w:val="single" w:color="000000" w:sz="4" w:space="0"/>
+            </w:tcBorders>
+            <w:shd w:val="clear" w:color="auto" w:fill="auto"/>
+            <w:vAlign w:val="center"/>
+          </w:tcPr>
+          <w:p>
+            <w:pPr>
+              <w:keepNext w:val="0"/>
+              <w:keepLines w:val="0"/>
+              <w:widowControl/>
+              <w:suppressLineNumbers w:val="0"/>
+              <w:jc w:val="left"/>
+              <w:textAlignment w:val="center"/>
+              <w:rPr>
+                <w:rFonts w:hint="default" w:ascii="楷体_GB2312" w:hAnsi="宋体" w:eastAsia="楷体_GB2312" w:cs="楷体_GB2312"/>
+                <w:b/>
+                <w:bCs/>
+                <w:i w:val="0"/>
+                <w:iCs w:val="0"/>
+                <w:snapToGrid w:val="0"/>
+                <w:color w:val="000000"/>
+                <w:kern w:val="0"/>
+                <w:sz w:val="22"/>
+                <w:szCs w:val="22"/>
+                <w:u w:val="none"/>
+                <w:lang w:val="en-US" w:eastAsia="zh-CN" w:bidi="ar"/>
+              </w:rPr>
+            </w:pPr>
+            <w:r>
+              <w:rPr>
+                <w:rFonts w:hint="eastAsia" w:ascii="宋体" w:hAnsi="宋体" w:eastAsia="宋体" w:cs="宋体"/>
+                <w:i w:val="0"/>
+                <w:iCs w:val="0"/>
+                <w:snapToGrid w:val="0"/>
+                <w:color w:val="000000"/>
+                <w:kern w:val="0"/>
+                <w:sz w:val="21"/>
+                <w:szCs w:val="21"/>
+                <w:u w:val="none"/>
+                <w:lang w:val="en-US" w:eastAsia="zh-CN" w:bidi="ar"/>
+              </w:rPr>
+              <w:t>达到服务级别要求的事件数/应达到服务级别要求的事件总数*100%</w:t>
+            </w:r>
+          </w:p>
+        </w:tc>
+        <w:tc>
+          <w:tcPr>
+            <w:tcW w:w="1056" w:type="dxa"/>
+            <w:tcBorders>
+              <w:top w:val="single" w:color="000000" w:sz="4" w:space="0"/>
+              <w:left w:val="single" w:color="000000" w:sz="4" w:space="0"/>
+              <w:bottom w:val="single" w:color="000000" w:sz="4" w:space="0"/>
+              <w:right w:val="single" w:color="000000" w:sz="4" w:space="0"/>
+            </w:tcBorders>
+            <w:shd w:val="clear" w:color="auto" w:fill="auto"/>
+            <w:vAlign w:val="center"/>
+          </w:tcPr>
+          <w:p>
+            <w:pPr>
+              <w:keepNext w:val="0"/>
+              <w:keepLines w:val="0"/>
+              <w:widowControl/>
+              <w:suppressLineNumbers w:val="0"/>
+              <w:jc w:val="left"/>
+              <w:textAlignment w:val="center"/>
+              <w:rPr>
+                <w:rFonts w:hint="default" w:ascii="楷体_GB2312" w:hAnsi="宋体" w:eastAsia="楷体_GB2312" w:cs="楷体_GB2312"/>
+                <w:b/>
+                <w:bCs/>
+                <w:i w:val="0"/>
+                <w:iCs w:val="0"/>
+                <w:snapToGrid w:val="0"/>
+                <w:color w:val="000000"/>
+                <w:kern w:val="0"/>
+                <w:sz w:val="22"/>
+                <w:szCs w:val="22"/>
+                <w:u w:val="none"/>
+                <w:lang w:val="en-US" w:eastAsia="zh-CN" w:bidi="ar"/>
+              </w:rPr>
+            </w:pPr>
+            <w:r>
+              <w:rPr>
+                <w:rFonts w:hint="eastAsia" w:ascii="宋体" w:hAnsi="宋体" w:eastAsia="宋体" w:cs="宋体"/>
+                <w:i w:val="0"/>
+                <w:iCs w:val="0"/>
+                <w:snapToGrid w:val="0"/>
+                <w:color w:val="000000"/>
+                <w:kern w:val="0"/>
+                <w:sz w:val="21"/>
+                <w:szCs w:val="21"/>
+                <w:u w:val="none"/>
+                <w:lang w:val="en-US" w:eastAsia="zh-CN" w:bidi="ar"/>
+              </w:rPr>
+              <w:t>季度</w:t>
+            </w:r>
+          </w:p>
+        </w:tc>
+      </w:tr>
+    </w:tbl>
+    <w:p>
+      <w:pPr>
+        <w:pStyle w:val="28"/>
+        <w:bidi w:val="0"/>
+        <w:rPr>
+          <w:rFonts w:hint="default"/>
+          <w:lang w:val="en-US" w:eastAsia="zh-CN"/>
+        </w:rPr>
+      </w:pPr>
       <w:r>
         <w:rPr>
           <w:rFonts w:hint="default"/>

--- a/6-过程管理/流程制度规范类文件/JXTX-06-02-服务级别管理制度.docx
+++ b/6-过程管理/流程制度规范类文件/JXTX-06-02-服务级别管理制度.docx
@@ -21,7 +21,7 @@
         <w:spacing w:before="3120" w:beforeLines="1000"/>
         <w:textAlignment w:val="baseline"/>
       </w:pPr>
-      <w:bookmarkStart w:id="0" w:name="_Toc29781"/>
+      <w:bookmarkStart w:id="0" w:name="_Toc6212"/>
       <w:r>
         <w:drawing>
           <wp:anchor distT="0" distB="0" distL="114300" distR="114300" simplePos="0" relativeHeight="251661312" behindDoc="1" locked="0" layoutInCell="1" allowOverlap="1">
@@ -210,7 +210,7 @@
           <w:lang w:val="en-US" w:eastAsia="zh-CN"/>
         </w:rPr>
       </w:pPr>
-      <w:bookmarkStart w:id="1" w:name="_Toc23812"/>
+      <w:bookmarkStart w:id="1" w:name="_Toc7227"/>
       <w:r>
         <w:rPr>
           <w:rFonts w:hint="eastAsia"/>
@@ -2074,6 +2074,8 @@
               <w:tab w:val="right" w:leader="dot" w:pos="8306"/>
             </w:tabs>
           </w:pPr>
+          <w:bookmarkStart w:id="29" w:name="_GoBack"/>
+          <w:bookmarkEnd w:id="29"/>
           <w:r>
             <w:rPr>
               <w:rFonts w:hint="eastAsia" w:ascii="宋体" w:hAnsi="宋体" w:eastAsia="宋体" w:cs="宋体"/>
@@ -2110,7 +2112,7 @@
               <w:rFonts w:hint="eastAsia" w:ascii="宋体" w:hAnsi="宋体" w:eastAsia="宋体" w:cs="宋体"/>
               <w:szCs w:val="24"/>
             </w:rPr>
-            <w:instrText xml:space="preserve"> HYPERLINK \l _Toc29781 </w:instrText>
+            <w:instrText xml:space="preserve"> HYPERLINK \l _Toc6212 </w:instrText>
           </w:r>
           <w:r>
             <w:rPr>
@@ -2133,7 +2135,7 @@
             <w:fldChar w:fldCharType="begin"/>
           </w:r>
           <w:r>
-            <w:instrText xml:space="preserve"> PAGEREF _Toc29781 \h </w:instrText>
+            <w:instrText xml:space="preserve"> PAGEREF _Toc6212 \h </w:instrText>
           </w:r>
           <w:r>
             <w:fldChar w:fldCharType="separate"/>
@@ -2171,7 +2173,7 @@
               <w:rFonts w:hint="eastAsia" w:ascii="宋体" w:hAnsi="宋体" w:eastAsia="宋体" w:cs="宋体"/>
               <w:szCs w:val="24"/>
             </w:rPr>
-            <w:instrText xml:space="preserve"> HYPERLINK \l _Toc23812 </w:instrText>
+            <w:instrText xml:space="preserve"> HYPERLINK \l _Toc7227 </w:instrText>
           </w:r>
           <w:r>
             <w:rPr>
@@ -2194,7 +2196,7 @@
             <w:fldChar w:fldCharType="begin"/>
           </w:r>
           <w:r>
-            <w:instrText xml:space="preserve"> PAGEREF _Toc23812 \h </w:instrText>
+            <w:instrText xml:space="preserve"> PAGEREF _Toc7227 \h </w:instrText>
           </w:r>
           <w:r>
             <w:fldChar w:fldCharType="separate"/>
@@ -2232,7 +2234,7 @@
               <w:rFonts w:hint="eastAsia" w:ascii="宋体" w:hAnsi="宋体" w:eastAsia="宋体" w:cs="宋体"/>
               <w:szCs w:val="24"/>
             </w:rPr>
-            <w:instrText xml:space="preserve"> HYPERLINK \l _Toc31682 </w:instrText>
+            <w:instrText xml:space="preserve"> HYPERLINK \l _Toc1681 </w:instrText>
           </w:r>
           <w:r>
             <w:rPr>
@@ -2255,7 +2257,7 @@
             <w:fldChar w:fldCharType="begin"/>
           </w:r>
           <w:r>
-            <w:instrText xml:space="preserve"> PAGEREF _Toc31682 \h </w:instrText>
+            <w:instrText xml:space="preserve"> PAGEREF _Toc1681 \h </w:instrText>
           </w:r>
           <w:r>
             <w:fldChar w:fldCharType="separate"/>
@@ -2293,7 +2295,7 @@
               <w:rFonts w:hint="eastAsia" w:ascii="宋体" w:hAnsi="宋体" w:eastAsia="宋体" w:cs="宋体"/>
               <w:szCs w:val="24"/>
             </w:rPr>
-            <w:instrText xml:space="preserve"> HYPERLINK \l _Toc14357 </w:instrText>
+            <w:instrText xml:space="preserve"> HYPERLINK \l _Toc25040 </w:instrText>
           </w:r>
           <w:r>
             <w:rPr>
@@ -2316,7 +2318,7 @@
             <w:fldChar w:fldCharType="begin"/>
           </w:r>
           <w:r>
-            <w:instrText xml:space="preserve"> PAGEREF _Toc14357 \h </w:instrText>
+            <w:instrText xml:space="preserve"> PAGEREF _Toc25040 \h </w:instrText>
           </w:r>
           <w:r>
             <w:fldChar w:fldCharType="separate"/>
@@ -2354,7 +2356,7 @@
               <w:rFonts w:hint="eastAsia" w:ascii="宋体" w:hAnsi="宋体" w:eastAsia="宋体" w:cs="宋体"/>
               <w:szCs w:val="24"/>
             </w:rPr>
-            <w:instrText xml:space="preserve"> HYPERLINK \l _Toc4264 </w:instrText>
+            <w:instrText xml:space="preserve"> HYPERLINK \l _Toc19072 </w:instrText>
           </w:r>
           <w:r>
             <w:rPr>
@@ -2377,7 +2379,7 @@
             <w:fldChar w:fldCharType="begin"/>
           </w:r>
           <w:r>
-            <w:instrText xml:space="preserve"> PAGEREF _Toc4264 \h </w:instrText>
+            <w:instrText xml:space="preserve"> PAGEREF _Toc19072 \h </w:instrText>
           </w:r>
           <w:r>
             <w:fldChar w:fldCharType="separate"/>
@@ -2415,7 +2417,7 @@
               <w:rFonts w:hint="eastAsia" w:ascii="宋体" w:hAnsi="宋体" w:eastAsia="宋体" w:cs="宋体"/>
               <w:szCs w:val="24"/>
             </w:rPr>
-            <w:instrText xml:space="preserve"> HYPERLINK \l _Toc6331 </w:instrText>
+            <w:instrText xml:space="preserve"> HYPERLINK \l _Toc1431 </w:instrText>
           </w:r>
           <w:r>
             <w:rPr>
@@ -2438,7 +2440,7 @@
             <w:fldChar w:fldCharType="begin"/>
           </w:r>
           <w:r>
-            <w:instrText xml:space="preserve"> PAGEREF _Toc6331 \h </w:instrText>
+            <w:instrText xml:space="preserve"> PAGEREF _Toc1431 \h </w:instrText>
           </w:r>
           <w:r>
             <w:fldChar w:fldCharType="separate"/>
@@ -2476,7 +2478,7 @@
               <w:rFonts w:hint="eastAsia" w:ascii="宋体" w:hAnsi="宋体" w:eastAsia="宋体" w:cs="宋体"/>
               <w:szCs w:val="24"/>
             </w:rPr>
-            <w:instrText xml:space="preserve"> HYPERLINK \l _Toc23502 </w:instrText>
+            <w:instrText xml:space="preserve"> HYPERLINK \l _Toc1939 </w:instrText>
           </w:r>
           <w:r>
             <w:rPr>
@@ -2499,7 +2501,7 @@
             <w:fldChar w:fldCharType="begin"/>
           </w:r>
           <w:r>
-            <w:instrText xml:space="preserve"> PAGEREF _Toc23502 \h </w:instrText>
+            <w:instrText xml:space="preserve"> PAGEREF _Toc1939 \h </w:instrText>
           </w:r>
           <w:r>
             <w:fldChar w:fldCharType="separate"/>
@@ -2537,7 +2539,7 @@
               <w:rFonts w:hint="eastAsia" w:ascii="宋体" w:hAnsi="宋体" w:eastAsia="宋体" w:cs="宋体"/>
               <w:szCs w:val="24"/>
             </w:rPr>
-            <w:instrText xml:space="preserve"> HYPERLINK \l _Toc3748 </w:instrText>
+            <w:instrText xml:space="preserve"> HYPERLINK \l _Toc28619 </w:instrText>
           </w:r>
           <w:r>
             <w:rPr>
@@ -2560,7 +2562,7 @@
             <w:fldChar w:fldCharType="begin"/>
           </w:r>
           <w:r>
-            <w:instrText xml:space="preserve"> PAGEREF _Toc3748 \h </w:instrText>
+            <w:instrText xml:space="preserve"> PAGEREF _Toc28619 \h </w:instrText>
           </w:r>
           <w:r>
             <w:fldChar w:fldCharType="separate"/>
@@ -2598,7 +2600,7 @@
               <w:rFonts w:hint="eastAsia" w:ascii="宋体" w:hAnsi="宋体" w:eastAsia="宋体" w:cs="宋体"/>
               <w:szCs w:val="24"/>
             </w:rPr>
-            <w:instrText xml:space="preserve"> HYPERLINK \l _Toc6179 </w:instrText>
+            <w:instrText xml:space="preserve"> HYPERLINK \l _Toc5326 </w:instrText>
           </w:r>
           <w:r>
             <w:rPr>
@@ -2621,7 +2623,7 @@
             <w:fldChar w:fldCharType="begin"/>
           </w:r>
           <w:r>
-            <w:instrText xml:space="preserve"> PAGEREF _Toc6179 \h </w:instrText>
+            <w:instrText xml:space="preserve"> PAGEREF _Toc5326 \h </w:instrText>
           </w:r>
           <w:r>
             <w:fldChar w:fldCharType="separate"/>
@@ -2659,7 +2661,7 @@
               <w:rFonts w:hint="eastAsia" w:ascii="宋体" w:hAnsi="宋体" w:eastAsia="宋体" w:cs="宋体"/>
               <w:szCs w:val="24"/>
             </w:rPr>
-            <w:instrText xml:space="preserve"> HYPERLINK \l _Toc4884 </w:instrText>
+            <w:instrText xml:space="preserve"> HYPERLINK \l _Toc21554 </w:instrText>
           </w:r>
           <w:r>
             <w:rPr>
@@ -2682,7 +2684,7 @@
             <w:fldChar w:fldCharType="begin"/>
           </w:r>
           <w:r>
-            <w:instrText xml:space="preserve"> PAGEREF _Toc4884 \h </w:instrText>
+            <w:instrText xml:space="preserve"> PAGEREF _Toc21554 \h </w:instrText>
           </w:r>
           <w:r>
             <w:fldChar w:fldCharType="separate"/>
@@ -2720,7 +2722,7 @@
               <w:rFonts w:hint="eastAsia" w:ascii="宋体" w:hAnsi="宋体" w:eastAsia="宋体" w:cs="宋体"/>
               <w:szCs w:val="24"/>
             </w:rPr>
-            <w:instrText xml:space="preserve"> HYPERLINK \l _Toc9125 </w:instrText>
+            <w:instrText xml:space="preserve"> HYPERLINK \l _Toc29802 </w:instrText>
           </w:r>
           <w:r>
             <w:rPr>
@@ -2743,7 +2745,7 @@
             <w:fldChar w:fldCharType="begin"/>
           </w:r>
           <w:r>
-            <w:instrText xml:space="preserve"> PAGEREF _Toc9125 \h </w:instrText>
+            <w:instrText xml:space="preserve"> PAGEREF _Toc29802 \h </w:instrText>
           </w:r>
           <w:r>
             <w:fldChar w:fldCharType="separate"/>
@@ -2781,7 +2783,7 @@
               <w:rFonts w:hint="eastAsia" w:ascii="宋体" w:hAnsi="宋体" w:eastAsia="宋体" w:cs="宋体"/>
               <w:szCs w:val="24"/>
             </w:rPr>
-            <w:instrText xml:space="preserve"> HYPERLINK \l _Toc22196 </w:instrText>
+            <w:instrText xml:space="preserve"> HYPERLINK \l _Toc31622 </w:instrText>
           </w:r>
           <w:r>
             <w:rPr>
@@ -2795,7 +2797,7 @@
               <w:rFonts w:hint="default"/>
               <w:lang w:val="en-US" w:eastAsia="zh-CN"/>
             </w:rPr>
-            <w:t>3. 3. 管理流程概述</w:t>
+            <w:t>3. 管理流程概述</w:t>
           </w:r>
           <w:r>
             <w:tab/>
@@ -2804,7 +2806,7 @@
             <w:fldChar w:fldCharType="begin"/>
           </w:r>
           <w:r>
-            <w:instrText xml:space="preserve"> PAGEREF _Toc22196 \h </w:instrText>
+            <w:instrText xml:space="preserve"> PAGEREF _Toc31622 \h </w:instrText>
           </w:r>
           <w:r>
             <w:fldChar w:fldCharType="separate"/>
@@ -2842,7 +2844,7 @@
               <w:rFonts w:hint="eastAsia" w:ascii="宋体" w:hAnsi="宋体" w:eastAsia="宋体" w:cs="宋体"/>
               <w:szCs w:val="24"/>
             </w:rPr>
-            <w:instrText xml:space="preserve"> HYPERLINK \l _Toc5240 </w:instrText>
+            <w:instrText xml:space="preserve"> HYPERLINK \l _Toc26135 </w:instrText>
           </w:r>
           <w:r>
             <w:rPr>
@@ -2865,7 +2867,7 @@
             <w:fldChar w:fldCharType="begin"/>
           </w:r>
           <w:r>
-            <w:instrText xml:space="preserve"> PAGEREF _Toc5240 \h </w:instrText>
+            <w:instrText xml:space="preserve"> PAGEREF _Toc26135 \h </w:instrText>
           </w:r>
           <w:r>
             <w:fldChar w:fldCharType="separate"/>
@@ -2903,7 +2905,7 @@
               <w:rFonts w:hint="eastAsia" w:ascii="宋体" w:hAnsi="宋体" w:eastAsia="宋体" w:cs="宋体"/>
               <w:szCs w:val="24"/>
             </w:rPr>
-            <w:instrText xml:space="preserve"> HYPERLINK \l _Toc1735 </w:instrText>
+            <w:instrText xml:space="preserve"> HYPERLINK \l _Toc16680 </w:instrText>
           </w:r>
           <w:r>
             <w:rPr>
@@ -2926,7 +2928,7 @@
             <w:fldChar w:fldCharType="begin"/>
           </w:r>
           <w:r>
-            <w:instrText xml:space="preserve"> PAGEREF _Toc1735 \h </w:instrText>
+            <w:instrText xml:space="preserve"> PAGEREF _Toc16680 \h </w:instrText>
           </w:r>
           <w:r>
             <w:fldChar w:fldCharType="separate"/>
@@ -2964,7 +2966,7 @@
               <w:rFonts w:hint="eastAsia" w:ascii="宋体" w:hAnsi="宋体" w:eastAsia="宋体" w:cs="宋体"/>
               <w:szCs w:val="24"/>
             </w:rPr>
-            <w:instrText xml:space="preserve"> HYPERLINK \l _Toc23479 </w:instrText>
+            <w:instrText xml:space="preserve"> HYPERLINK \l _Toc20568 </w:instrText>
           </w:r>
           <w:r>
             <w:rPr>
@@ -2978,7 +2980,7 @@
               <w:rFonts w:hint="default"/>
               <w:lang w:val="en-US" w:eastAsia="zh-CN"/>
             </w:rPr>
-            <w:t>4. 4. 活动说明</w:t>
+            <w:t>4. 活动说明</w:t>
           </w:r>
           <w:r>
             <w:tab/>
@@ -2987,7 +2989,7 @@
             <w:fldChar w:fldCharType="begin"/>
           </w:r>
           <w:r>
-            <w:instrText xml:space="preserve"> PAGEREF _Toc23479 \h </w:instrText>
+            <w:instrText xml:space="preserve"> PAGEREF _Toc20568 \h </w:instrText>
           </w:r>
           <w:r>
             <w:fldChar w:fldCharType="separate"/>
@@ -3025,7 +3027,7 @@
               <w:rFonts w:hint="eastAsia" w:ascii="宋体" w:hAnsi="宋体" w:eastAsia="宋体" w:cs="宋体"/>
               <w:szCs w:val="24"/>
             </w:rPr>
-            <w:instrText xml:space="preserve"> HYPERLINK \l _Toc3392 </w:instrText>
+            <w:instrText xml:space="preserve"> HYPERLINK \l _Toc12176 </w:instrText>
           </w:r>
           <w:r>
             <w:rPr>
@@ -3048,7 +3050,7 @@
             <w:fldChar w:fldCharType="begin"/>
           </w:r>
           <w:r>
-            <w:instrText xml:space="preserve"> PAGEREF _Toc3392 \h </w:instrText>
+            <w:instrText xml:space="preserve"> PAGEREF _Toc12176 \h </w:instrText>
           </w:r>
           <w:r>
             <w:fldChar w:fldCharType="separate"/>
@@ -3086,7 +3088,7 @@
               <w:rFonts w:hint="eastAsia" w:ascii="宋体" w:hAnsi="宋体" w:eastAsia="宋体" w:cs="宋体"/>
               <w:szCs w:val="24"/>
             </w:rPr>
-            <w:instrText xml:space="preserve"> HYPERLINK \l _Toc3012 </w:instrText>
+            <w:instrText xml:space="preserve"> HYPERLINK \l _Toc25026 </w:instrText>
           </w:r>
           <w:r>
             <w:rPr>
@@ -3109,7 +3111,7 @@
             <w:fldChar w:fldCharType="begin"/>
           </w:r>
           <w:r>
-            <w:instrText xml:space="preserve"> PAGEREF _Toc3012 \h </w:instrText>
+            <w:instrText xml:space="preserve"> PAGEREF _Toc25026 \h </w:instrText>
           </w:r>
           <w:r>
             <w:fldChar w:fldCharType="separate"/>
@@ -3147,7 +3149,7 @@
               <w:rFonts w:hint="eastAsia" w:ascii="宋体" w:hAnsi="宋体" w:eastAsia="宋体" w:cs="宋体"/>
               <w:szCs w:val="24"/>
             </w:rPr>
-            <w:instrText xml:space="preserve"> HYPERLINK \l _Toc10829 </w:instrText>
+            <w:instrText xml:space="preserve"> HYPERLINK \l _Toc14610 </w:instrText>
           </w:r>
           <w:r>
             <w:rPr>
@@ -3170,7 +3172,7 @@
             <w:fldChar w:fldCharType="begin"/>
           </w:r>
           <w:r>
-            <w:instrText xml:space="preserve"> PAGEREF _Toc10829 \h </w:instrText>
+            <w:instrText xml:space="preserve"> PAGEREF _Toc14610 \h </w:instrText>
           </w:r>
           <w:r>
             <w:fldChar w:fldCharType="separate"/>
@@ -3208,7 +3210,7 @@
               <w:rFonts w:hint="eastAsia" w:ascii="宋体" w:hAnsi="宋体" w:eastAsia="宋体" w:cs="宋体"/>
               <w:szCs w:val="24"/>
             </w:rPr>
-            <w:instrText xml:space="preserve"> HYPERLINK \l _Toc17954 </w:instrText>
+            <w:instrText xml:space="preserve"> HYPERLINK \l _Toc4383 </w:instrText>
           </w:r>
           <w:r>
             <w:rPr>
@@ -3231,7 +3233,7 @@
             <w:fldChar w:fldCharType="begin"/>
           </w:r>
           <w:r>
-            <w:instrText xml:space="preserve"> PAGEREF _Toc17954 \h </w:instrText>
+            <w:instrText xml:space="preserve"> PAGEREF _Toc4383 \h </w:instrText>
           </w:r>
           <w:r>
             <w:fldChar w:fldCharType="separate"/>
@@ -3269,7 +3271,7 @@
               <w:rFonts w:hint="eastAsia" w:ascii="宋体" w:hAnsi="宋体" w:eastAsia="宋体" w:cs="宋体"/>
               <w:szCs w:val="24"/>
             </w:rPr>
-            <w:instrText xml:space="preserve"> HYPERLINK \l _Toc31558 </w:instrText>
+            <w:instrText xml:space="preserve"> HYPERLINK \l _Toc14318 </w:instrText>
           </w:r>
           <w:r>
             <w:rPr>
@@ -3292,7 +3294,7 @@
             <w:fldChar w:fldCharType="begin"/>
           </w:r>
           <w:r>
-            <w:instrText xml:space="preserve"> PAGEREF _Toc31558 \h </w:instrText>
+            <w:instrText xml:space="preserve"> PAGEREF _Toc14318 \h </w:instrText>
           </w:r>
           <w:r>
             <w:fldChar w:fldCharType="separate"/>
@@ -3330,7 +3332,7 @@
               <w:rFonts w:hint="eastAsia" w:ascii="宋体" w:hAnsi="宋体" w:eastAsia="宋体" w:cs="宋体"/>
               <w:szCs w:val="24"/>
             </w:rPr>
-            <w:instrText xml:space="preserve"> HYPERLINK \l _Toc13600 </w:instrText>
+            <w:instrText xml:space="preserve"> HYPERLINK \l _Toc7114 </w:instrText>
           </w:r>
           <w:r>
             <w:rPr>
@@ -3353,7 +3355,7 @@
             <w:fldChar w:fldCharType="begin"/>
           </w:r>
           <w:r>
-            <w:instrText xml:space="preserve"> PAGEREF _Toc13600 \h </w:instrText>
+            <w:instrText xml:space="preserve"> PAGEREF _Toc7114 \h </w:instrText>
           </w:r>
           <w:r>
             <w:fldChar w:fldCharType="separate"/>
@@ -3391,7 +3393,7 @@
               <w:rFonts w:hint="eastAsia" w:ascii="宋体" w:hAnsi="宋体" w:eastAsia="宋体" w:cs="宋体"/>
               <w:szCs w:val="24"/>
             </w:rPr>
-            <w:instrText xml:space="preserve"> HYPERLINK \l _Toc25135 </w:instrText>
+            <w:instrText xml:space="preserve"> HYPERLINK \l _Toc30668 </w:instrText>
           </w:r>
           <w:r>
             <w:rPr>
@@ -3414,7 +3416,7 @@
             <w:fldChar w:fldCharType="begin"/>
           </w:r>
           <w:r>
-            <w:instrText xml:space="preserve"> PAGEREF _Toc25135 \h </w:instrText>
+            <w:instrText xml:space="preserve"> PAGEREF _Toc30668 \h </w:instrText>
           </w:r>
           <w:r>
             <w:fldChar w:fldCharType="separate"/>
@@ -3452,7 +3454,7 @@
               <w:rFonts w:hint="eastAsia" w:ascii="宋体" w:hAnsi="宋体" w:eastAsia="宋体" w:cs="宋体"/>
               <w:szCs w:val="24"/>
             </w:rPr>
-            <w:instrText xml:space="preserve"> HYPERLINK \l _Toc22494 </w:instrText>
+            <w:instrText xml:space="preserve"> HYPERLINK \l _Toc23481 </w:instrText>
           </w:r>
           <w:r>
             <w:rPr>
@@ -3475,7 +3477,7 @@
             <w:fldChar w:fldCharType="begin"/>
           </w:r>
           <w:r>
-            <w:instrText xml:space="preserve"> PAGEREF _Toc22494 \h </w:instrText>
+            <w:instrText xml:space="preserve"> PAGEREF _Toc23481 \h </w:instrText>
           </w:r>
           <w:r>
             <w:fldChar w:fldCharType="separate"/>
@@ -3513,7 +3515,7 @@
               <w:rFonts w:hint="eastAsia" w:ascii="宋体" w:hAnsi="宋体" w:eastAsia="宋体" w:cs="宋体"/>
               <w:szCs w:val="24"/>
             </w:rPr>
-            <w:instrText xml:space="preserve"> HYPERLINK \l _Toc6697 </w:instrText>
+            <w:instrText xml:space="preserve"> HYPERLINK \l _Toc23559 </w:instrText>
           </w:r>
           <w:r>
             <w:rPr>
@@ -3536,7 +3538,7 @@
             <w:fldChar w:fldCharType="begin"/>
           </w:r>
           <w:r>
-            <w:instrText xml:space="preserve"> PAGEREF _Toc6697 \h </w:instrText>
+            <w:instrText xml:space="preserve"> PAGEREF _Toc23559 \h </w:instrText>
           </w:r>
           <w:r>
             <w:fldChar w:fldCharType="separate"/>
@@ -3574,7 +3576,7 @@
               <w:rFonts w:hint="eastAsia" w:ascii="宋体" w:hAnsi="宋体" w:eastAsia="宋体" w:cs="宋体"/>
               <w:szCs w:val="24"/>
             </w:rPr>
-            <w:instrText xml:space="preserve"> HYPERLINK \l _Toc23410 </w:instrText>
+            <w:instrText xml:space="preserve"> HYPERLINK \l _Toc23315 </w:instrText>
           </w:r>
           <w:r>
             <w:rPr>
@@ -3597,7 +3599,7 @@
             <w:fldChar w:fldCharType="begin"/>
           </w:r>
           <w:r>
-            <w:instrText xml:space="preserve"> PAGEREF _Toc23410 \h </w:instrText>
+            <w:instrText xml:space="preserve"> PAGEREF _Toc23315 \h </w:instrText>
           </w:r>
           <w:r>
             <w:fldChar w:fldCharType="separate"/>
@@ -3635,7 +3637,7 @@
               <w:rFonts w:hint="eastAsia" w:ascii="宋体" w:hAnsi="宋体" w:eastAsia="宋体" w:cs="宋体"/>
               <w:szCs w:val="24"/>
             </w:rPr>
-            <w:instrText xml:space="preserve"> HYPERLINK \l _Toc26756 </w:instrText>
+            <w:instrText xml:space="preserve"> HYPERLINK \l _Toc4476 </w:instrText>
           </w:r>
           <w:r>
             <w:rPr>
@@ -3658,7 +3660,7 @@
             <w:fldChar w:fldCharType="begin"/>
           </w:r>
           <w:r>
-            <w:instrText xml:space="preserve"> PAGEREF _Toc26756 \h </w:instrText>
+            <w:instrText xml:space="preserve"> PAGEREF _Toc4476 \h </w:instrText>
           </w:r>
           <w:r>
             <w:fldChar w:fldCharType="separate"/>
@@ -3696,7 +3698,7 @@
               <w:rFonts w:hint="eastAsia" w:ascii="宋体" w:hAnsi="宋体" w:eastAsia="宋体" w:cs="宋体"/>
               <w:szCs w:val="24"/>
             </w:rPr>
-            <w:instrText xml:space="preserve"> HYPERLINK \l _Toc21047 </w:instrText>
+            <w:instrText xml:space="preserve"> HYPERLINK \l _Toc31048 </w:instrText>
           </w:r>
           <w:r>
             <w:rPr>
@@ -3719,7 +3721,7 @@
             <w:fldChar w:fldCharType="begin"/>
           </w:r>
           <w:r>
-            <w:instrText xml:space="preserve"> PAGEREF _Toc21047 \h </w:instrText>
+            <w:instrText xml:space="preserve"> PAGEREF _Toc31048 \h </w:instrText>
           </w:r>
           <w:r>
             <w:fldChar w:fldCharType="separate"/>
@@ -3757,7 +3759,7 @@
               <w:rFonts w:hint="eastAsia" w:ascii="宋体" w:hAnsi="宋体" w:eastAsia="宋体" w:cs="宋体"/>
               <w:szCs w:val="24"/>
             </w:rPr>
-            <w:instrText xml:space="preserve"> HYPERLINK \l _Toc5973 </w:instrText>
+            <w:instrText xml:space="preserve"> HYPERLINK \l _Toc28605 </w:instrText>
           </w:r>
           <w:r>
             <w:rPr>
@@ -3771,7 +3773,14 @@
               <w:rFonts w:hint="default"/>
               <w:lang w:val="en-US" w:eastAsia="zh-CN"/>
             </w:rPr>
-            <w:t>7. 附则</w:t>
+            <w:t xml:space="preserve">7. </w:t>
+          </w:r>
+          <w:r>
+            <w:rPr>
+              <w:rFonts w:hint="eastAsia"/>
+              <w:lang w:val="en-US" w:eastAsia="zh-CN"/>
+            </w:rPr>
+            <w:t>考核指标</w:t>
           </w:r>
           <w:r>
             <w:tab/>
@@ -3780,7 +3789,68 @@
             <w:fldChar w:fldCharType="begin"/>
           </w:r>
           <w:r>
-            <w:instrText xml:space="preserve"> PAGEREF _Toc5973 \h </w:instrText>
+            <w:instrText xml:space="preserve"> PAGEREF _Toc28605 \h </w:instrText>
+          </w:r>
+          <w:r>
+            <w:fldChar w:fldCharType="separate"/>
+          </w:r>
+          <w:r>
+            <w:t>9</w:t>
+          </w:r>
+          <w:r>
+            <w:fldChar w:fldCharType="end"/>
+          </w:r>
+          <w:r>
+            <w:rPr>
+              <w:rFonts w:hint="eastAsia" w:ascii="宋体" w:hAnsi="宋体" w:eastAsia="宋体" w:cs="宋体"/>
+              <w:szCs w:val="24"/>
+            </w:rPr>
+            <w:fldChar w:fldCharType="end"/>
+          </w:r>
+        </w:p>
+        <w:p>
+          <w:pPr>
+            <w:pStyle w:val="16"/>
+            <w:tabs>
+              <w:tab w:val="right" w:leader="dot" w:pos="8306"/>
+            </w:tabs>
+          </w:pPr>
+          <w:r>
+            <w:rPr>
+              <w:rFonts w:hint="eastAsia" w:ascii="宋体" w:hAnsi="宋体" w:eastAsia="宋体" w:cs="宋体"/>
+              <w:szCs w:val="24"/>
+            </w:rPr>
+            <w:fldChar w:fldCharType="begin"/>
+          </w:r>
+          <w:r>
+            <w:rPr>
+              <w:rFonts w:hint="eastAsia" w:ascii="宋体" w:hAnsi="宋体" w:eastAsia="宋体" w:cs="宋体"/>
+              <w:szCs w:val="24"/>
+            </w:rPr>
+            <w:instrText xml:space="preserve"> HYPERLINK \l _Toc22014 </w:instrText>
+          </w:r>
+          <w:r>
+            <w:rPr>
+              <w:rFonts w:hint="eastAsia" w:ascii="宋体" w:hAnsi="宋体" w:eastAsia="宋体" w:cs="宋体"/>
+              <w:szCs w:val="24"/>
+            </w:rPr>
+            <w:fldChar w:fldCharType="separate"/>
+          </w:r>
+          <w:r>
+            <w:rPr>
+              <w:rFonts w:hint="default"/>
+              <w:lang w:val="en-US" w:eastAsia="zh-CN"/>
+            </w:rPr>
+            <w:t>8. 附则</w:t>
+          </w:r>
+          <w:r>
+            <w:tab/>
+          </w:r>
+          <w:r>
+            <w:fldChar w:fldCharType="begin"/>
+          </w:r>
+          <w:r>
+            <w:instrText xml:space="preserve"> PAGEREF _Toc22014 \h </w:instrText>
           </w:r>
           <w:r>
             <w:fldChar w:fldCharType="separate"/>
@@ -3883,7 +3953,7 @@
           <w:lang w:val="en-US" w:eastAsia="zh-CN"/>
         </w:rPr>
       </w:pPr>
-      <w:bookmarkStart w:id="2" w:name="_Toc31682"/>
+      <w:bookmarkStart w:id="2" w:name="_Toc1681"/>
       <w:r>
         <w:rPr>
           <w:rFonts w:hint="default"/>
@@ -3902,7 +3972,7 @@
           <w:lang w:val="en-US" w:eastAsia="zh-CN"/>
         </w:rPr>
       </w:pPr>
-      <w:bookmarkStart w:id="3" w:name="_Toc14357"/>
+      <w:bookmarkStart w:id="3" w:name="_Toc25040"/>
       <w:r>
         <w:rPr>
           <w:rFonts w:hint="default"/>
@@ -3938,7 +4008,7 @@
           <w:lang w:val="en-US" w:eastAsia="zh-CN"/>
         </w:rPr>
       </w:pPr>
-      <w:bookmarkStart w:id="4" w:name="_Toc4264"/>
+      <w:bookmarkStart w:id="4" w:name="_Toc19072"/>
       <w:r>
         <w:rPr>
           <w:rFonts w:hint="default"/>
@@ -3974,7 +4044,7 @@
           <w:lang w:val="en-US" w:eastAsia="zh-CN"/>
         </w:rPr>
       </w:pPr>
-      <w:bookmarkStart w:id="5" w:name="_Toc6331"/>
+      <w:bookmarkStart w:id="5" w:name="_Toc1431"/>
       <w:r>
         <w:rPr>
           <w:rFonts w:hint="default"/>
@@ -4137,7 +4207,7 @@
           <w:lang w:val="en-US" w:eastAsia="zh-CN"/>
         </w:rPr>
       </w:pPr>
-      <w:bookmarkStart w:id="6" w:name="_Toc23502"/>
+      <w:bookmarkStart w:id="6" w:name="_Toc1939"/>
       <w:r>
         <w:rPr>
           <w:rFonts w:hint="default"/>
@@ -4156,7 +4226,7 @@
           <w:lang w:val="en-US" w:eastAsia="zh-CN"/>
         </w:rPr>
       </w:pPr>
-      <w:bookmarkStart w:id="7" w:name="_Toc3748"/>
+      <w:bookmarkStart w:id="7" w:name="_Toc28619"/>
       <w:r>
         <w:rPr>
           <w:rFonts w:hint="default"/>
@@ -4391,7 +4461,7 @@
           <w:lang w:val="en-US" w:eastAsia="zh-CN"/>
         </w:rPr>
       </w:pPr>
-      <w:bookmarkStart w:id="8" w:name="_Toc6179"/>
+      <w:bookmarkStart w:id="8" w:name="_Toc5326"/>
       <w:r>
         <w:rPr>
           <w:rFonts w:hint="default"/>
@@ -4590,7 +4660,7 @@
           <w:lang w:val="en-US" w:eastAsia="zh-CN"/>
         </w:rPr>
       </w:pPr>
-      <w:bookmarkStart w:id="9" w:name="_Toc4884"/>
+      <w:bookmarkStart w:id="9" w:name="_Toc21554"/>
       <w:r>
         <w:rPr>
           <w:rFonts w:hint="default"/>
@@ -4717,7 +4787,7 @@
           <w:lang w:val="en-US" w:eastAsia="zh-CN"/>
         </w:rPr>
       </w:pPr>
-      <w:bookmarkStart w:id="10" w:name="_Toc9125"/>
+      <w:bookmarkStart w:id="10" w:name="_Toc29802"/>
       <w:r>
         <w:rPr>
           <w:rFonts w:hint="default"/>
@@ -4808,13 +4878,13 @@
           <w:lang w:val="en-US" w:eastAsia="zh-CN"/>
         </w:rPr>
       </w:pPr>
-      <w:bookmarkStart w:id="11" w:name="_Toc22196"/>
-      <w:r>
-        <w:rPr>
-          <w:rFonts w:hint="default"/>
-          <w:lang w:val="en-US" w:eastAsia="zh-CN"/>
-        </w:rPr>
-        <w:t>3. 管理流程概述</w:t>
+      <w:bookmarkStart w:id="11" w:name="_Toc31622"/>
+      <w:r>
+        <w:rPr>
+          <w:rFonts w:hint="default"/>
+          <w:lang w:val="en-US" w:eastAsia="zh-CN"/>
+        </w:rPr>
+        <w:t>管理流程概述</w:t>
       </w:r>
       <w:bookmarkEnd w:id="11"/>
     </w:p>
@@ -4827,7 +4897,7 @@
           <w:lang w:val="en-US" w:eastAsia="zh-CN"/>
         </w:rPr>
       </w:pPr>
-      <w:bookmarkStart w:id="12" w:name="_Toc5240"/>
+      <w:bookmarkStart w:id="12" w:name="_Toc26135"/>
       <w:r>
         <w:rPr>
           <w:rFonts w:hint="default"/>
@@ -4882,7 +4952,7 @@
           <w:lang w:val="en-US" w:eastAsia="zh-CN"/>
         </w:rPr>
       </w:pPr>
-      <w:bookmarkStart w:id="13" w:name="_Toc1735"/>
+      <w:bookmarkStart w:id="13" w:name="_Toc16680"/>
       <w:r>
         <w:rPr>
           <w:rFonts w:hint="default"/>
@@ -4973,13 +5043,13 @@
           <w:lang w:val="en-US" w:eastAsia="zh-CN"/>
         </w:rPr>
       </w:pPr>
-      <w:bookmarkStart w:id="14" w:name="_Toc23479"/>
-      <w:r>
-        <w:rPr>
-          <w:rFonts w:hint="default"/>
-          <w:lang w:val="en-US" w:eastAsia="zh-CN"/>
-        </w:rPr>
-        <w:t>4. 活动说明</w:t>
+      <w:bookmarkStart w:id="14" w:name="_Toc20568"/>
+      <w:r>
+        <w:rPr>
+          <w:rFonts w:hint="default"/>
+          <w:lang w:val="en-US" w:eastAsia="zh-CN"/>
+        </w:rPr>
+        <w:t>活动说明</w:t>
       </w:r>
       <w:bookmarkEnd w:id="14"/>
     </w:p>
@@ -4992,7 +5062,7 @@
           <w:lang w:val="en-US" w:eastAsia="zh-CN"/>
         </w:rPr>
       </w:pPr>
-      <w:bookmarkStart w:id="15" w:name="_Toc3392"/>
+      <w:bookmarkStart w:id="15" w:name="_Toc12176"/>
       <w:r>
         <w:rPr>
           <w:rFonts w:hint="default"/>
@@ -5045,7 +5115,7 @@
           <w:lang w:val="en-US" w:eastAsia="zh-CN"/>
         </w:rPr>
       </w:pPr>
-      <w:bookmarkStart w:id="16" w:name="_Toc3012"/>
+      <w:bookmarkStart w:id="16" w:name="_Toc25026"/>
       <w:r>
         <w:rPr>
           <w:rFonts w:hint="default"/>
@@ -5134,7 +5204,7 @@
           <w:lang w:val="en-US" w:eastAsia="zh-CN"/>
         </w:rPr>
       </w:pPr>
-      <w:bookmarkStart w:id="17" w:name="_Toc10829"/>
+      <w:bookmarkStart w:id="17" w:name="_Toc14610"/>
       <w:r>
         <w:rPr>
           <w:rFonts w:hint="default"/>
@@ -5204,7 +5274,7 @@
           <w:lang w:val="en-US" w:eastAsia="zh-CN"/>
         </w:rPr>
       </w:pPr>
-      <w:bookmarkStart w:id="18" w:name="_Toc17954"/>
+      <w:bookmarkStart w:id="18" w:name="_Toc4383"/>
       <w:r>
         <w:rPr>
           <w:rFonts w:hint="default"/>
@@ -5274,7 +5344,7 @@
           <w:lang w:val="en-US" w:eastAsia="zh-CN"/>
         </w:rPr>
       </w:pPr>
-      <w:bookmarkStart w:id="19" w:name="_Toc31558"/>
+      <w:bookmarkStart w:id="19" w:name="_Toc14318"/>
       <w:r>
         <w:rPr>
           <w:rFonts w:hint="default"/>
@@ -5389,7 +5459,7 @@
           <w:lang w:val="en-US" w:eastAsia="zh-CN"/>
         </w:rPr>
       </w:pPr>
-      <w:bookmarkStart w:id="20" w:name="_Toc13600"/>
+      <w:bookmarkStart w:id="20" w:name="_Toc7114"/>
       <w:r>
         <w:rPr>
           <w:rFonts w:hint="default"/>
@@ -5408,7 +5478,7 @@
           <w:lang w:val="en-US" w:eastAsia="zh-CN"/>
         </w:rPr>
       </w:pPr>
-      <w:bookmarkStart w:id="21" w:name="_Toc25135"/>
+      <w:bookmarkStart w:id="21" w:name="_Toc30668"/>
       <w:r>
         <w:rPr>
           <w:rFonts w:hint="default"/>
@@ -5607,7 +5677,7 @@
           <w:lang w:val="en-US" w:eastAsia="zh-CN"/>
         </w:rPr>
       </w:pPr>
-      <w:bookmarkStart w:id="22" w:name="_Toc22494"/>
+      <w:bookmarkStart w:id="22" w:name="_Toc23481"/>
       <w:r>
         <w:rPr>
           <w:rFonts w:hint="default"/>
@@ -5806,7 +5876,7 @@
           <w:lang w:val="en-US" w:eastAsia="zh-CN"/>
         </w:rPr>
       </w:pPr>
-      <w:bookmarkStart w:id="23" w:name="_Toc6697"/>
+      <w:bookmarkStart w:id="23" w:name="_Toc23559"/>
       <w:r>
         <w:rPr>
           <w:rFonts w:hint="default"/>
@@ -5825,7 +5895,7 @@
           <w:lang w:val="en-US" w:eastAsia="zh-CN"/>
         </w:rPr>
       </w:pPr>
-      <w:bookmarkStart w:id="24" w:name="_Toc23410"/>
+      <w:bookmarkStart w:id="24" w:name="_Toc23315"/>
       <w:r>
         <w:rPr>
           <w:rFonts w:hint="default"/>
@@ -5878,7 +5948,7 @@
           <w:lang w:val="en-US" w:eastAsia="zh-CN"/>
         </w:rPr>
       </w:pPr>
-      <w:bookmarkStart w:id="25" w:name="_Toc26756"/>
+      <w:bookmarkStart w:id="25" w:name="_Toc4476"/>
       <w:r>
         <w:rPr>
           <w:rFonts w:hint="default"/>
@@ -5931,7 +6001,7 @@
           <w:lang w:val="en-US" w:eastAsia="zh-CN"/>
         </w:rPr>
       </w:pPr>
-      <w:bookmarkStart w:id="26" w:name="_Toc21047"/>
+      <w:bookmarkStart w:id="26" w:name="_Toc31048"/>
       <w:r>
         <w:rPr>
           <w:rFonts w:hint="default"/>
@@ -5997,7 +6067,7 @@
           <w:lang w:val="en-US" w:eastAsia="zh-CN"/>
         </w:rPr>
       </w:pPr>
-      <w:bookmarkStart w:id="27" w:name="_Toc5973"/>
+      <w:bookmarkStart w:id="27" w:name="_Toc28605"/>
       <w:r>
         <w:rPr>
           <w:rFonts w:hint="eastAsia"/>
@@ -6005,6 +6075,7 @@
         </w:rPr>
         <w:t>考核指标</w:t>
       </w:r>
+      <w:bookmarkEnd w:id="27"/>
     </w:p>
     <w:tbl>
       <w:tblPr>
@@ -6398,8 +6469,6 @@
               </w:rPr>
               <w:t>0</w:t>
             </w:r>
-            <w:bookmarkStart w:id="28" w:name="_GoBack"/>
-            <w:bookmarkEnd w:id="28"/>
             <w:r>
               <w:rPr>
                 <w:rFonts w:hint="eastAsia" w:ascii="宋体" w:hAnsi="宋体" w:eastAsia="宋体" w:cs="宋体"/>
@@ -6532,6 +6601,7 @@
           <w:lang w:val="en-US" w:eastAsia="zh-CN"/>
         </w:rPr>
       </w:pPr>
+      <w:bookmarkStart w:id="28" w:name="_Toc22014"/>
       <w:r>
         <w:rPr>
           <w:rFonts w:hint="default"/>
@@ -6539,7 +6609,7 @@
         </w:rPr>
         <w:t>附则</w:t>
       </w:r>
-      <w:bookmarkEnd w:id="27"/>
+      <w:bookmarkEnd w:id="28"/>
     </w:p>
     <w:p>
       <w:pPr>

--- a/6-过程管理/流程制度规范类文件/JXTX-06-02-服务级别管理制度.docx
+++ b/6-过程管理/流程制度规范类文件/JXTX-06-02-服务级别管理制度.docx
@@ -1,10 +1,11 @@
 
 <file path=word/document.xml><?xml version="1.0" encoding="utf-8"?>
-<w:document xmlns:wpc="http://schemas.microsoft.com/office/word/2010/wordprocessingCanvas" xmlns:mc="http://schemas.openxmlformats.org/markup-compatibility/2006" xmlns:o="urn:schemas-microsoft-com:office:office" xmlns:r="http://schemas.openxmlformats.org/officeDocument/2006/relationships" xmlns:m="http://schemas.openxmlformats.org/officeDocument/2006/math" xmlns:v="urn:schemas-microsoft-com:vml" xmlns:wp14="http://schemas.microsoft.com/office/word/2010/wordprocessingDrawing" xmlns:wp="http://schemas.openxmlformats.org/drawingml/2006/wordprocessingDrawing" xmlns:w="http://schemas.openxmlformats.org/wordprocessingml/2006/main" xmlns:w14="http://schemas.microsoft.com/office/word/2010/wordml" xmlns:w10="urn:schemas-microsoft-com:office:word" xmlns:w15="http://schemas.microsoft.com/office/word/2012/wordml" xmlns:wpg="http://schemas.microsoft.com/office/word/2010/wordprocessingGroup" xmlns:wpi="http://schemas.microsoft.com/office/word/2010/wordprocessingInk" xmlns:wne="http://schemas.microsoft.com/office/word/2006/wordml" xmlns:wps="http://schemas.microsoft.com/office/word/2010/wordprocessingShape" xmlns:wpsCustomData="http://www.wps.cn/officeDocument/2013/wpsCustomData" mc:Ignorable="w14 w15 wp14">
+<w:document xmlns:wpc="http://schemas.microsoft.com/office/word/2010/wordprocessingCanvas" xmlns:mc="http://schemas.openxmlformats.org/markup-compatibility/2006" xmlns:o="urn:schemas-microsoft-com:office:office" xmlns:r="http://schemas.openxmlformats.org/officeDocument/2006/relationships" xmlns:m="http://schemas.openxmlformats.org/officeDocument/2006/math" xmlns:v="urn:schemas-microsoft-com:vml" xmlns:wp14="http://schemas.microsoft.com/office/word/2010/wordprocessingDrawing" xmlns:wp="http://schemas.openxmlformats.org/drawingml/2006/wordprocessingDrawing" xmlns:w10="urn:schemas-microsoft-com:office:word" xmlns:w="http://schemas.openxmlformats.org/wordprocessingml/2006/main" xmlns:w14="http://schemas.microsoft.com/office/word/2010/wordml" xmlns:w15="http://schemas.microsoft.com/office/word/2012/wordml" xmlns:wne="http://schemas.microsoft.com/office/word/2006/wordml" xmlns:wpg="http://schemas.microsoft.com/office/word/2010/wordprocessingGroup" xmlns:wpi="http://schemas.microsoft.com/office/word/2010/wordprocessingInk" xmlns:wps="http://schemas.microsoft.com/office/word/2010/wordprocessingShape" mc:Ignorable="w14 w15 wp14">
+  <!-- Generated by Aspose.Words for .NET 13.3.0.1 -->
   <w:body>
     <w:p>
       <w:pPr>
-        <w:pStyle w:val="24"/>
+        <w:pStyle w:val="a"/>
         <w:keepNext w:val="0"/>
         <w:keepLines w:val="0"/>
         <w:pageBreakBefore w:val="0"/>
@@ -24,7 +25,7 @@
       <w:bookmarkStart w:id="0" w:name="_Toc6212"/>
       <w:r>
         <w:drawing>
-          <wp:anchor distT="0" distB="0" distL="114300" distR="114300" simplePos="0" relativeHeight="251661312" behindDoc="1" locked="0" layoutInCell="1" allowOverlap="1">
+          <wp:anchor distT="0" distB="0" distL="114300" distR="114300" simplePos="0" relativeHeight="251660288" behindDoc="1" locked="0" layoutInCell="1" allowOverlap="1">
             <wp:simplePos x="0" y="0"/>
             <wp:positionH relativeFrom="column">
               <wp:posOffset>-19050</wp:posOffset>
@@ -49,7 +50,7 @@
                     </pic:cNvPicPr>
                   </pic:nvPicPr>
                   <pic:blipFill>
-                    <a:blip r:embed="rId7"/>
+                    <a:blip xmlns:r="http://schemas.openxmlformats.org/officeDocument/2006/relationships" r:embed="rId4"/>
                     <a:stretch>
                       <a:fillRect/>
                     </a:stretch>
@@ -75,7 +76,7 @@
       </w:r>
       <w:r>
         <w:drawing>
-          <wp:anchor distT="0" distB="0" distL="114300" distR="114300" simplePos="0" relativeHeight="251660288" behindDoc="1" locked="0" layoutInCell="1" allowOverlap="1">
+          <wp:anchor distT="0" distB="0" distL="114300" distR="114300" simplePos="0" relativeHeight="251659264" behindDoc="1" locked="0" layoutInCell="1" allowOverlap="1">
             <wp:simplePos x="0" y="0"/>
             <wp:positionH relativeFrom="column">
               <wp:posOffset>0</wp:posOffset>
@@ -100,7 +101,7 @@
                     </pic:cNvPicPr>
                   </pic:nvPicPr>
                   <pic:blipFill>
-                    <a:blip r:embed="rId8"/>
+                    <a:blip xmlns:r="http://schemas.openxmlformats.org/officeDocument/2006/relationships" r:embed="rId5"/>
                     <a:stretch>
                       <a:fillRect/>
                     </a:stretch>
@@ -130,7 +131,7 @@
           <w:lang w:val="en-US" w:eastAsia="zh-CN"/>
         </w:rPr>
         <w:drawing>
-          <wp:anchor distT="0" distB="0" distL="114300" distR="114300" simplePos="0" relativeHeight="251659264" behindDoc="1" locked="0" layoutInCell="1" allowOverlap="1">
+          <wp:anchor distT="0" distB="0" distL="114300" distR="114300" simplePos="0" relativeHeight="251658240" behindDoc="1" locked="0" layoutInCell="1" allowOverlap="1">
             <wp:simplePos x="0" y="0"/>
             <wp:positionH relativeFrom="column">
               <wp:posOffset>635</wp:posOffset>
@@ -155,7 +156,7 @@
                     </pic:cNvPicPr>
                   </pic:nvPicPr>
                   <pic:blipFill>
-                    <a:blip r:embed="rId9">
+                    <a:blip xmlns:r="http://schemas.openxmlformats.org/officeDocument/2006/relationships" r:embed="rId6">
                       <a:alphaModFix amt="58000"/>
                       <a:lum contrast="-52000"/>
                     </a:blip>
@@ -189,7 +190,7 @@
     </w:p>
     <w:p>
       <w:pPr>
-        <w:pStyle w:val="25"/>
+        <w:pStyle w:val="a0"/>
         <w:keepNext w:val="0"/>
         <w:keepLines w:val="0"/>
         <w:pageBreakBefore w:val="0"/>
@@ -236,11 +237,11 @@
         <w:adjustRightInd w:val="0"/>
         <w:snapToGrid w:val="0"/>
         <w:spacing w:after="624" w:afterLines="200" w:line="219" w:lineRule="auto"/>
-        <w:ind w:left="0" w:leftChars="0" w:right="0" w:rightChars="0" w:firstLine="0" w:firstLineChars="0"/>
+        <w:ind w:left="0" w:right="0" w:firstLine="0" w:leftChars="0" w:rightChars="0" w:firstLineChars="0"/>
         <w:jc w:val="center"/>
         <w:textAlignment w:val="baseline"/>
         <w:rPr>
-          <w:rFonts w:hint="eastAsia" w:ascii="宋体" w:hAnsi="宋体" w:eastAsia="宋体" w:cs="宋体"/>
+          <w:rFonts w:ascii="宋体" w:eastAsia="宋体" w:hAnsi="宋体" w:cs="宋体" w:hint="eastAsia"/>
           <w:sz w:val="24"/>
           <w:szCs w:val="24"/>
           <w:lang w:val="en-US" w:eastAsia="zh-CN"/>
@@ -248,7 +249,7 @@
       </w:pPr>
       <w:r>
         <w:rPr>
-          <w:rFonts w:ascii="宋体" w:hAnsi="宋体" w:eastAsia="宋体" w:cs="宋体"/>
+          <w:rFonts w:ascii="宋体" w:eastAsia="宋体" w:hAnsi="宋体" w:cs="宋体"/>
           <w:b/>
           <w:bCs/>
           <w:spacing w:val="-3"/>
@@ -259,7 +260,7 @@
       </w:r>
       <w:r>
         <w:rPr>
-          <w:rFonts w:hint="eastAsia" w:ascii="宋体" w:hAnsi="宋体" w:eastAsia="宋体" w:cs="宋体"/>
+          <w:rFonts w:ascii="宋体" w:eastAsia="宋体" w:hAnsi="宋体" w:cs="宋体" w:hint="eastAsia"/>
           <w:b/>
           <w:bCs/>
           <w:spacing w:val="-3"/>
@@ -271,7 +272,7 @@
       </w:r>
       <w:r>
         <w:rPr>
-          <w:rFonts w:ascii="宋体" w:hAnsi="宋体" w:eastAsia="宋体" w:cs="宋体"/>
+          <w:rFonts w:ascii="宋体" w:eastAsia="宋体" w:hAnsi="宋体" w:cs="宋体"/>
           <w:b/>
           <w:bCs/>
           <w:spacing w:val="-3"/>
@@ -282,7 +283,7 @@
       </w:r>
       <w:r>
         <w:rPr>
-          <w:rFonts w:hint="eastAsia" w:ascii="宋体" w:hAnsi="宋体" w:cs="宋体"/>
+          <w:rFonts w:ascii="宋体" w:hAnsi="宋体" w:cs="宋体" w:hint="eastAsia"/>
           <w:b/>
           <w:bCs/>
           <w:spacing w:val="-3"/>
@@ -294,7 +295,7 @@
       </w:r>
       <w:r>
         <w:rPr>
-          <w:rFonts w:ascii="宋体" w:hAnsi="宋体" w:eastAsia="宋体" w:cs="宋体"/>
+          <w:rFonts w:ascii="宋体" w:eastAsia="宋体" w:hAnsi="宋体" w:cs="宋体"/>
           <w:b/>
           <w:bCs/>
           <w:spacing w:val="-3"/>
@@ -305,7 +306,7 @@
       </w:r>
       <w:r>
         <w:rPr>
-          <w:rFonts w:hint="eastAsia" w:ascii="宋体" w:hAnsi="宋体" w:cs="宋体"/>
+          <w:rFonts w:ascii="宋体" w:hAnsi="宋体" w:cs="宋体" w:hint="eastAsia"/>
           <w:b/>
           <w:bCs/>
           <w:spacing w:val="-3"/>
@@ -318,18 +319,17 @@
     </w:p>
     <w:tbl>
       <w:tblPr>
-        <w:tblStyle w:val="21"/>
+        <w:tblStyle w:val="TableGrid"/>
         <w:tblW w:w="0" w:type="auto"/>
         <w:jc w:val="center"/>
         <w:tblBorders>
-          <w:top w:val="none" w:color="auto" w:sz="0" w:space="0"/>
-          <w:left w:val="none" w:color="auto" w:sz="0" w:space="0"/>
-          <w:bottom w:val="none" w:color="auto" w:sz="0" w:space="0"/>
-          <w:right w:val="none" w:color="auto" w:sz="0" w:space="0"/>
-          <w:insideH w:val="none" w:color="auto" w:sz="0" w:space="0"/>
-          <w:insideV w:val="none" w:color="auto" w:sz="0" w:space="0"/>
+          <w:top w:val="nil"/>
+          <w:left w:val="nil"/>
+          <w:bottom w:val="nil"/>
+          <w:right w:val="nil"/>
+          <w:insideH w:val="nil"/>
+          <w:insideV w:val="nil"/>
         </w:tblBorders>
-        <w:tblLayout w:type="autofit"/>
         <w:tblCellMar>
           <w:top w:w="0" w:type="dxa"/>
           <w:left w:w="108" w:type="dxa"/>
@@ -343,13 +343,15 @@
       </w:tblGrid>
       <w:tr>
         <w:tblPrEx>
+          <w:tblW w:w="0" w:type="auto"/>
+          <w:jc w:val="center"/>
           <w:tblBorders>
-            <w:top w:val="none" w:color="auto" w:sz="0" w:space="0"/>
-            <w:left w:val="none" w:color="auto" w:sz="0" w:space="0"/>
-            <w:bottom w:val="none" w:color="auto" w:sz="0" w:space="0"/>
-            <w:right w:val="none" w:color="auto" w:sz="0" w:space="0"/>
-            <w:insideH w:val="none" w:color="auto" w:sz="0" w:space="0"/>
-            <w:insideV w:val="none" w:color="auto" w:sz="0" w:space="0"/>
+            <w:top w:val="nil"/>
+            <w:left w:val="nil"/>
+            <w:bottom w:val="nil"/>
+            <w:right w:val="nil"/>
+            <w:insideH w:val="nil"/>
+            <w:insideV w:val="nil"/>
           </w:tblBorders>
           <w:tblCellMar>
             <w:top w:w="0" w:type="dxa"/>
@@ -359,7 +361,7 @@
           </w:tblCellMar>
         </w:tblPrEx>
         <w:trPr>
-          <w:trHeight w:val="810" w:hRule="atLeast"/>
+          <w:trHeight w:val="810"/>
           <w:jc w:val="center"/>
         </w:trPr>
         <w:tc>
@@ -398,7 +400,7 @@
             </w:r>
             <w:r>
               <w:rPr>
-                <w:rFonts w:hint="default" w:asciiTheme="minorAscii" w:hAnsiTheme="minorAscii" w:eastAsiaTheme="minorEastAsia"/>
+                <w:rFonts w:asciiTheme="minorAscii" w:eastAsiaTheme="minorEastAsia" w:hAnsiTheme="minorAscii" w:hint="default"/>
                 <w:spacing w:val="227"/>
                 <w:sz w:val="21"/>
                 <w:vertAlign w:val="baseline"/>
@@ -453,7 +455,7 @@
             </w:r>
             <w:r>
               <w:rPr>
-                <w:rFonts w:hint="eastAsia" w:asciiTheme="minorAscii" w:hAnsiTheme="minorAscii" w:eastAsiaTheme="minorEastAsia"/>
+                <w:rFonts w:asciiTheme="minorAscii" w:eastAsiaTheme="minorEastAsia" w:hAnsiTheme="minorAscii" w:hint="eastAsia"/>
                 <w:spacing w:val="227"/>
                 <w:sz w:val="21"/>
                 <w:vertAlign w:val="baseline"/>
@@ -475,14 +477,8 @@
       </w:tr>
       <w:tr>
         <w:tblPrEx>
-          <w:tblBorders>
-            <w:top w:val="none" w:color="auto" w:sz="0" w:space="0"/>
-            <w:left w:val="none" w:color="auto" w:sz="0" w:space="0"/>
-            <w:bottom w:val="none" w:color="auto" w:sz="0" w:space="0"/>
-            <w:right w:val="none" w:color="auto" w:sz="0" w:space="0"/>
-            <w:insideH w:val="none" w:color="auto" w:sz="0" w:space="0"/>
-            <w:insideV w:val="none" w:color="auto" w:sz="0" w:space="0"/>
-          </w:tblBorders>
+          <w:tblW w:w="0" w:type="auto"/>
+          <w:jc w:val="center"/>
           <w:tblCellMar>
             <w:top w:w="0" w:type="dxa"/>
             <w:left w:w="108" w:type="dxa"/>
@@ -491,7 +487,7 @@
           </w:tblCellMar>
         </w:tblPrEx>
         <w:trPr>
-          <w:trHeight w:val="810" w:hRule="atLeast"/>
+          <w:trHeight w:val="810"/>
           <w:jc w:val="center"/>
         </w:trPr>
         <w:tc>
@@ -516,7 +512,7 @@
               <w:snapToGrid w:val="0"/>
               <w:textAlignment w:val="baseline"/>
               <w:rPr>
-                <w:rFonts w:hint="default" w:ascii="Arial" w:hAnsi="Arial" w:eastAsia="Arial" w:cs="Arial"/>
+                <w:rFonts w:ascii="Arial" w:eastAsia="Arial" w:hAnsi="Arial" w:cs="Arial" w:hint="default"/>
                 <w:snapToGrid w:val="0"/>
                 <w:color w:val="000000"/>
                 <w:kern w:val="0"/>
@@ -548,7 +544,7 @@
             </w:r>
             <w:r>
               <w:rPr>
-                <w:rFonts w:hint="default" w:asciiTheme="minorAscii" w:hAnsiTheme="minorAscii" w:eastAsiaTheme="minorEastAsia"/>
+                <w:rFonts w:asciiTheme="minorAscii" w:eastAsiaTheme="minorEastAsia" w:hAnsiTheme="minorAscii" w:hint="default"/>
                 <w:spacing w:val="227"/>
                 <w:sz w:val="21"/>
                 <w:vertAlign w:val="baseline"/>
@@ -602,7 +598,7 @@
               <w:snapToGrid w:val="0"/>
               <w:textAlignment w:val="baseline"/>
               <w:rPr>
-                <w:rFonts w:hint="default" w:ascii="Arial" w:hAnsi="Arial" w:eastAsia="Arial" w:cs="Arial"/>
+                <w:rFonts w:ascii="Arial" w:eastAsia="Arial" w:hAnsi="Arial" w:cs="Arial" w:hint="default"/>
                 <w:snapToGrid w:val="0"/>
                 <w:color w:val="000000"/>
                 <w:kern w:val="0"/>
@@ -622,7 +618,7 @@
             </w:r>
             <w:r>
               <w:rPr>
-                <w:rFonts w:hint="eastAsia" w:asciiTheme="minorAscii" w:hAnsiTheme="minorAscii" w:eastAsiaTheme="minorEastAsia"/>
+                <w:rFonts w:asciiTheme="minorAscii" w:eastAsiaTheme="minorEastAsia" w:hAnsiTheme="minorAscii" w:hint="eastAsia"/>
                 <w:spacing w:val="227"/>
                 <w:sz w:val="21"/>
                 <w:vertAlign w:val="baseline"/>
@@ -644,14 +640,8 @@
       </w:tr>
       <w:tr>
         <w:tblPrEx>
-          <w:tblBorders>
-            <w:top w:val="none" w:color="auto" w:sz="0" w:space="0"/>
-            <w:left w:val="none" w:color="auto" w:sz="0" w:space="0"/>
-            <w:bottom w:val="none" w:color="auto" w:sz="0" w:space="0"/>
-            <w:right w:val="none" w:color="auto" w:sz="0" w:space="0"/>
-            <w:insideH w:val="none" w:color="auto" w:sz="0" w:space="0"/>
-            <w:insideV w:val="none" w:color="auto" w:sz="0" w:space="0"/>
-          </w:tblBorders>
+          <w:tblW w:w="0" w:type="auto"/>
+          <w:jc w:val="center"/>
           <w:tblCellMar>
             <w:top w:w="0" w:type="dxa"/>
             <w:left w:w="108" w:type="dxa"/>
@@ -660,7 +650,7 @@
           </w:tblCellMar>
         </w:tblPrEx>
         <w:trPr>
-          <w:trHeight w:val="635" w:hRule="atLeast"/>
+          <w:trHeight w:val="635"/>
           <w:jc w:val="center"/>
         </w:trPr>
         <w:tc>
@@ -711,7 +701,7 @@
             </w:r>
             <w:r>
               <w:rPr>
-                <w:rFonts w:hint="eastAsia" w:asciiTheme="minorAscii" w:hAnsiTheme="minorAscii" w:eastAsiaTheme="minorEastAsia"/>
+                <w:rFonts w:asciiTheme="minorAscii" w:eastAsiaTheme="minorEastAsia" w:hAnsiTheme="minorAscii" w:hint="eastAsia"/>
                 <w:spacing w:val="227"/>
                 <w:sz w:val="21"/>
                 <w:vertAlign w:val="baseline"/>
@@ -765,7 +755,7 @@
             </w:r>
             <w:r>
               <w:rPr>
-                <w:rFonts w:hint="eastAsia" w:asciiTheme="minorAscii" w:hAnsiTheme="minorAscii" w:eastAsiaTheme="minorEastAsia"/>
+                <w:rFonts w:asciiTheme="minorAscii" w:eastAsiaTheme="minorEastAsia" w:hAnsiTheme="minorAscii" w:hint="eastAsia"/>
                 <w:spacing w:val="227"/>
                 <w:sz w:val="21"/>
                 <w:vertAlign w:val="baseline"/>
@@ -826,14 +816,14 @@
         <w:ind w:left="3634"/>
         <w:textAlignment w:val="baseline"/>
         <w:rPr>
-          <w:rFonts w:ascii="宋体" w:hAnsi="宋体" w:eastAsia="宋体" w:cs="宋体"/>
+          <w:rFonts w:ascii="宋体" w:eastAsia="宋体" w:hAnsi="宋体" w:cs="宋体"/>
           <w:sz w:val="31"/>
           <w:szCs w:val="31"/>
         </w:rPr>
       </w:pPr>
       <w:r>
         <w:rPr>
-          <w:rFonts w:ascii="宋体" w:hAnsi="宋体" w:eastAsia="宋体" w:cs="宋体"/>
+          <w:rFonts w:ascii="宋体" w:eastAsia="宋体" w:hAnsi="宋体" w:cs="宋体"/>
           <w:b/>
           <w:bCs/>
           <w:spacing w:val="4"/>
@@ -845,16 +835,16 @@
     </w:p>
     <w:tbl>
       <w:tblPr>
-        <w:tblStyle w:val="26"/>
+        <w:tblStyle w:val="TableNormal0"/>
         <w:tblW w:w="8214" w:type="dxa"/>
         <w:jc w:val="center"/>
         <w:tblBorders>
-          <w:top w:val="single" w:color="000000" w:sz="2" w:space="0"/>
-          <w:left w:val="single" w:color="000000" w:sz="2" w:space="0"/>
-          <w:bottom w:val="single" w:color="000000" w:sz="2" w:space="0"/>
-          <w:right w:val="single" w:color="000000" w:sz="2" w:space="0"/>
-          <w:insideH w:val="single" w:color="000000" w:sz="2" w:space="0"/>
-          <w:insideV w:val="single" w:color="000000" w:sz="2" w:space="0"/>
+          <w:top w:val="single" w:sz="2" w:space="0" w:color="000000"/>
+          <w:left w:val="single" w:sz="2" w:space="0" w:color="000000"/>
+          <w:bottom w:val="single" w:sz="2" w:space="0" w:color="000000"/>
+          <w:right w:val="single" w:sz="2" w:space="0" w:color="000000"/>
+          <w:insideH w:val="single" w:sz="2" w:space="0" w:color="000000"/>
+          <w:insideV w:val="single" w:sz="2" w:space="0" w:color="000000"/>
         </w:tblBorders>
         <w:tblLayout w:type="fixed"/>
         <w:tblCellMar>
@@ -874,14 +864,17 @@
       </w:tblGrid>
       <w:tr>
         <w:tblPrEx>
+          <w:tblW w:w="8214" w:type="dxa"/>
+          <w:jc w:val="center"/>
           <w:tblBorders>
-            <w:top w:val="single" w:color="000000" w:sz="2" w:space="0"/>
-            <w:left w:val="single" w:color="000000" w:sz="2" w:space="0"/>
-            <w:bottom w:val="single" w:color="000000" w:sz="2" w:space="0"/>
-            <w:right w:val="single" w:color="000000" w:sz="2" w:space="0"/>
-            <w:insideH w:val="single" w:color="000000" w:sz="2" w:space="0"/>
-            <w:insideV w:val="single" w:color="000000" w:sz="2" w:space="0"/>
+            <w:top w:val="single" w:sz="2" w:space="0" w:color="000000"/>
+            <w:left w:val="single" w:sz="2" w:space="0" w:color="000000"/>
+            <w:bottom w:val="single" w:sz="2" w:space="0" w:color="000000"/>
+            <w:right w:val="single" w:sz="2" w:space="0" w:color="000000"/>
+            <w:insideH w:val="single" w:sz="2" w:space="0" w:color="000000"/>
+            <w:insideV w:val="single" w:sz="2" w:space="0" w:color="000000"/>
           </w:tblBorders>
+          <w:tblLayout w:type="fixed"/>
           <w:tblCellMar>
             <w:top w:w="0" w:type="dxa"/>
             <w:left w:w="0" w:type="dxa"/>
@@ -890,7 +883,7 @@
           </w:tblCellMar>
         </w:tblPrEx>
         <w:trPr>
-          <w:trHeight w:val="593" w:hRule="atLeast"/>
+          <w:trHeight w:val="593"/>
           <w:jc w:val="center"/>
         </w:trPr>
         <w:tc>
@@ -912,18 +905,18 @@
               <w:adjustRightInd w:val="0"/>
               <w:snapToGrid w:val="0"/>
               <w:spacing w:before="176" w:line="228" w:lineRule="auto"/>
-              <w:ind w:left="0" w:leftChars="0" w:right="0" w:rightChars="0" w:firstLine="0" w:firstLineChars="0"/>
+              <w:ind w:left="0" w:right="0" w:firstLine="0" w:leftChars="0" w:rightChars="0" w:firstLineChars="0"/>
               <w:jc w:val="center"/>
               <w:textAlignment w:val="baseline"/>
               <w:rPr>
-                <w:rFonts w:ascii="宋体" w:hAnsi="宋体" w:eastAsia="宋体" w:cs="宋体"/>
+                <w:rFonts w:ascii="宋体" w:eastAsia="宋体" w:hAnsi="宋体" w:cs="宋体"/>
                 <w:sz w:val="20"/>
                 <w:szCs w:val="20"/>
               </w:rPr>
             </w:pPr>
             <w:r>
               <w:rPr>
-                <w:rFonts w:hint="eastAsia" w:ascii="宋体" w:hAnsi="宋体" w:cs="宋体"/>
+                <w:rFonts w:ascii="宋体" w:hAnsi="宋体" w:cs="宋体" w:hint="eastAsia"/>
                 <w:spacing w:val="-14"/>
                 <w:sz w:val="20"/>
                 <w:szCs w:val="20"/>
@@ -933,7 +926,7 @@
             </w:r>
             <w:r>
               <w:rPr>
-                <w:rFonts w:ascii="宋体" w:hAnsi="宋体" w:eastAsia="宋体" w:cs="宋体"/>
+                <w:rFonts w:ascii="宋体" w:eastAsia="宋体" w:hAnsi="宋体" w:cs="宋体"/>
                 <w:spacing w:val="-14"/>
                 <w:sz w:val="20"/>
                 <w:szCs w:val="20"/>
@@ -961,18 +954,18 @@
               <w:adjustRightInd w:val="0"/>
               <w:snapToGrid w:val="0"/>
               <w:spacing w:before="175" w:line="227" w:lineRule="auto"/>
-              <w:ind w:left="0" w:leftChars="0" w:right="0" w:rightChars="0" w:firstLine="0" w:firstLineChars="0"/>
+              <w:ind w:left="0" w:right="0" w:firstLine="0" w:leftChars="0" w:rightChars="0" w:firstLineChars="0"/>
               <w:jc w:val="center"/>
               <w:textAlignment w:val="baseline"/>
               <w:rPr>
-                <w:rFonts w:ascii="宋体" w:hAnsi="宋体" w:eastAsia="宋体" w:cs="宋体"/>
+                <w:rFonts w:ascii="宋体" w:eastAsia="宋体" w:hAnsi="宋体" w:cs="宋体"/>
                 <w:sz w:val="20"/>
                 <w:szCs w:val="20"/>
               </w:rPr>
             </w:pPr>
             <w:r>
               <w:rPr>
-                <w:rFonts w:ascii="宋体" w:hAnsi="宋体" w:eastAsia="宋体" w:cs="宋体"/>
+                <w:rFonts w:ascii="宋体" w:eastAsia="宋体" w:hAnsi="宋体" w:cs="宋体"/>
                 <w:spacing w:val="4"/>
                 <w:sz w:val="20"/>
                 <w:szCs w:val="20"/>
@@ -1000,18 +993,18 @@
               <w:adjustRightInd w:val="0"/>
               <w:snapToGrid w:val="0"/>
               <w:spacing w:before="175" w:line="228" w:lineRule="auto"/>
-              <w:ind w:left="0" w:leftChars="0" w:right="0" w:rightChars="0" w:firstLine="0" w:firstLineChars="0"/>
+              <w:ind w:left="0" w:right="0" w:firstLine="0" w:leftChars="0" w:rightChars="0" w:firstLineChars="0"/>
               <w:jc w:val="center"/>
               <w:textAlignment w:val="baseline"/>
               <w:rPr>
-                <w:rFonts w:ascii="宋体" w:hAnsi="宋体" w:eastAsia="宋体" w:cs="宋体"/>
+                <w:rFonts w:ascii="宋体" w:eastAsia="宋体" w:hAnsi="宋体" w:cs="宋体"/>
                 <w:sz w:val="20"/>
                 <w:szCs w:val="20"/>
               </w:rPr>
             </w:pPr>
             <w:r>
               <w:rPr>
-                <w:rFonts w:ascii="宋体" w:hAnsi="宋体" w:eastAsia="宋体" w:cs="宋体"/>
+                <w:rFonts w:ascii="宋体" w:eastAsia="宋体" w:hAnsi="宋体" w:cs="宋体"/>
                 <w:spacing w:val="7"/>
                 <w:sz w:val="20"/>
                 <w:szCs w:val="20"/>
@@ -1039,11 +1032,11 @@
               <w:adjustRightInd w:val="0"/>
               <w:snapToGrid w:val="0"/>
               <w:spacing w:before="175" w:line="228" w:lineRule="auto"/>
-              <w:ind w:left="0" w:leftChars="0" w:right="0" w:rightChars="0" w:firstLine="0" w:firstLineChars="0"/>
+              <w:ind w:left="0" w:right="0" w:firstLine="0" w:leftChars="0" w:rightChars="0" w:firstLineChars="0"/>
               <w:jc w:val="center"/>
               <w:textAlignment w:val="baseline"/>
               <w:rPr>
-                <w:rFonts w:hint="eastAsia" w:ascii="宋体" w:hAnsi="宋体" w:eastAsia="宋体" w:cs="宋体"/>
+                <w:rFonts w:ascii="宋体" w:eastAsia="宋体" w:hAnsi="宋体" w:cs="宋体" w:hint="eastAsia"/>
                 <w:spacing w:val="7"/>
                 <w:sz w:val="20"/>
                 <w:szCs w:val="20"/>
@@ -1052,7 +1045,7 @@
             </w:pPr>
             <w:r>
               <w:rPr>
-                <w:rFonts w:hint="eastAsia" w:ascii="宋体" w:hAnsi="宋体" w:cs="宋体"/>
+                <w:rFonts w:ascii="宋体" w:hAnsi="宋体" w:cs="宋体" w:hint="eastAsia"/>
                 <w:spacing w:val="7"/>
                 <w:sz w:val="20"/>
                 <w:szCs w:val="20"/>
@@ -1081,11 +1074,11 @@
               <w:adjustRightInd w:val="0"/>
               <w:snapToGrid w:val="0"/>
               <w:spacing w:before="175" w:line="228" w:lineRule="auto"/>
-              <w:ind w:left="0" w:leftChars="0" w:right="0" w:rightChars="0" w:firstLine="0" w:firstLineChars="0"/>
+              <w:ind w:left="0" w:right="0" w:firstLine="0" w:leftChars="0" w:rightChars="0" w:firstLineChars="0"/>
               <w:jc w:val="center"/>
               <w:textAlignment w:val="baseline"/>
               <w:rPr>
-                <w:rFonts w:hint="default" w:ascii="宋体" w:hAnsi="宋体" w:cs="宋体"/>
+                <w:rFonts w:ascii="宋体" w:hAnsi="宋体" w:cs="宋体" w:hint="default"/>
                 <w:spacing w:val="7"/>
                 <w:sz w:val="20"/>
                 <w:szCs w:val="20"/>
@@ -1094,7 +1087,7 @@
             </w:pPr>
             <w:r>
               <w:rPr>
-                <w:rFonts w:hint="eastAsia" w:ascii="宋体" w:hAnsi="宋体" w:cs="宋体"/>
+                <w:rFonts w:ascii="宋体" w:hAnsi="宋体" w:cs="宋体" w:hint="eastAsia"/>
                 <w:spacing w:val="7"/>
                 <w:sz w:val="20"/>
                 <w:szCs w:val="20"/>
@@ -1123,18 +1116,18 @@
               <w:adjustRightInd w:val="0"/>
               <w:snapToGrid w:val="0"/>
               <w:spacing w:before="176" w:line="229" w:lineRule="auto"/>
-              <w:ind w:left="0" w:leftChars="0" w:right="0" w:rightChars="0" w:firstLine="0" w:firstLineChars="0"/>
+              <w:ind w:left="0" w:right="0" w:firstLine="0" w:leftChars="0" w:rightChars="0" w:firstLineChars="0"/>
               <w:jc w:val="center"/>
               <w:textAlignment w:val="baseline"/>
               <w:rPr>
-                <w:rFonts w:ascii="宋体" w:hAnsi="宋体" w:eastAsia="宋体" w:cs="宋体"/>
+                <w:rFonts w:ascii="宋体" w:eastAsia="宋体" w:hAnsi="宋体" w:cs="宋体"/>
                 <w:sz w:val="20"/>
                 <w:szCs w:val="20"/>
               </w:rPr>
             </w:pPr>
             <w:r>
               <w:rPr>
-                <w:rFonts w:ascii="宋体" w:hAnsi="宋体" w:eastAsia="宋体" w:cs="宋体"/>
+                <w:rFonts w:ascii="宋体" w:eastAsia="宋体" w:hAnsi="宋体" w:cs="宋体"/>
                 <w:spacing w:val="7"/>
                 <w:sz w:val="20"/>
                 <w:szCs w:val="20"/>
@@ -1146,14 +1139,9 @@
       </w:tr>
       <w:tr>
         <w:tblPrEx>
-          <w:tblBorders>
-            <w:top w:val="single" w:color="000000" w:sz="2" w:space="0"/>
-            <w:left w:val="single" w:color="000000" w:sz="2" w:space="0"/>
-            <w:bottom w:val="single" w:color="000000" w:sz="2" w:space="0"/>
-            <w:right w:val="single" w:color="000000" w:sz="2" w:space="0"/>
-            <w:insideH w:val="single" w:color="000000" w:sz="2" w:space="0"/>
-            <w:insideV w:val="single" w:color="000000" w:sz="2" w:space="0"/>
-          </w:tblBorders>
+          <w:tblW w:w="8214" w:type="dxa"/>
+          <w:jc w:val="center"/>
+          <w:tblLayout w:type="fixed"/>
           <w:tblCellMar>
             <w:top w:w="0" w:type="dxa"/>
             <w:left w:w="0" w:type="dxa"/>
@@ -1162,7 +1150,7 @@
           </w:tblCellMar>
         </w:tblPrEx>
         <w:trPr>
-          <w:trHeight w:val="516" w:hRule="atLeast"/>
+          <w:trHeight w:val="516"/>
           <w:jc w:val="center"/>
         </w:trPr>
         <w:tc>
@@ -1184,11 +1172,11 @@
               <w:adjustRightInd w:val="0"/>
               <w:snapToGrid w:val="0"/>
               <w:spacing w:before="173" w:line="267" w:lineRule="exact"/>
-              <w:ind w:left="0" w:leftChars="0" w:right="0" w:rightChars="0" w:firstLine="0" w:firstLineChars="0"/>
+              <w:ind w:left="0" w:right="0" w:firstLine="0" w:leftChars="0" w:rightChars="0" w:firstLineChars="0"/>
               <w:jc w:val="center"/>
               <w:textAlignment w:val="baseline"/>
               <w:rPr>
-                <w:rFonts w:hint="default" w:ascii="宋体" w:hAnsi="宋体" w:eastAsia="宋体" w:cs="宋体"/>
+                <w:rFonts w:ascii="宋体" w:eastAsia="宋体" w:hAnsi="宋体" w:cs="宋体" w:hint="default"/>
                 <w:sz w:val="20"/>
                 <w:szCs w:val="20"/>
                 <w:lang w:val="en-US"/>
@@ -1196,7 +1184,7 @@
             </w:pPr>
             <w:r>
               <w:rPr>
-                <w:rFonts w:ascii="宋体" w:hAnsi="宋体" w:eastAsia="宋体" w:cs="宋体"/>
+                <w:rFonts w:ascii="宋体" w:eastAsia="宋体" w:hAnsi="宋体" w:cs="宋体"/>
                 <w:spacing w:val="3"/>
                 <w:position w:val="1"/>
                 <w:sz w:val="20"/>
@@ -1206,7 +1194,7 @@
             </w:r>
             <w:r>
               <w:rPr>
-                <w:rFonts w:hint="eastAsia" w:ascii="宋体" w:hAnsi="宋体" w:cs="宋体"/>
+                <w:rFonts w:ascii="宋体" w:hAnsi="宋体" w:cs="宋体" w:hint="eastAsia"/>
                 <w:spacing w:val="3"/>
                 <w:position w:val="1"/>
                 <w:sz w:val="20"/>
@@ -1217,7 +1205,7 @@
             </w:r>
             <w:r>
               <w:rPr>
-                <w:rFonts w:ascii="宋体" w:hAnsi="宋体" w:eastAsia="宋体" w:cs="宋体"/>
+                <w:rFonts w:ascii="宋体" w:eastAsia="宋体" w:hAnsi="宋体" w:cs="宋体"/>
                 <w:spacing w:val="3"/>
                 <w:position w:val="1"/>
                 <w:sz w:val="20"/>
@@ -1227,7 +1215,7 @@
             </w:r>
             <w:r>
               <w:rPr>
-                <w:rFonts w:hint="eastAsia" w:ascii="宋体" w:hAnsi="宋体" w:cs="宋体"/>
+                <w:rFonts w:ascii="宋体" w:hAnsi="宋体" w:cs="宋体" w:hint="eastAsia"/>
                 <w:spacing w:val="3"/>
                 <w:position w:val="1"/>
                 <w:sz w:val="20"/>
@@ -1257,18 +1245,18 @@
               <w:adjustRightInd w:val="0"/>
               <w:snapToGrid w:val="0"/>
               <w:spacing w:before="173" w:line="267" w:lineRule="exact"/>
-              <w:ind w:left="0" w:leftChars="0" w:right="0" w:rightChars="0" w:firstLine="0" w:firstLineChars="0"/>
+              <w:ind w:left="0" w:right="0" w:firstLine="0" w:leftChars="0" w:rightChars="0" w:firstLineChars="0"/>
               <w:jc w:val="center"/>
               <w:textAlignment w:val="baseline"/>
               <w:rPr>
-                <w:rFonts w:ascii="宋体" w:hAnsi="宋体" w:eastAsia="宋体" w:cs="宋体"/>
+                <w:rFonts w:ascii="宋体" w:eastAsia="宋体" w:hAnsi="宋体" w:cs="宋体"/>
                 <w:sz w:val="20"/>
                 <w:szCs w:val="20"/>
               </w:rPr>
             </w:pPr>
             <w:r>
               <w:rPr>
-                <w:rFonts w:ascii="宋体" w:hAnsi="宋体" w:eastAsia="宋体" w:cs="宋体"/>
+                <w:rFonts w:ascii="宋体" w:eastAsia="宋体" w:hAnsi="宋体" w:cs="宋体"/>
                 <w:spacing w:val="4"/>
                 <w:position w:val="1"/>
                 <w:sz w:val="20"/>
@@ -1297,18 +1285,18 @@
               <w:adjustRightInd w:val="0"/>
               <w:snapToGrid w:val="0"/>
               <w:spacing w:before="172" w:line="228" w:lineRule="auto"/>
-              <w:ind w:left="0" w:leftChars="0" w:right="0" w:rightChars="0" w:firstLine="0" w:firstLineChars="0"/>
+              <w:ind w:left="0" w:right="0" w:firstLine="0" w:leftChars="0" w:rightChars="0" w:firstLineChars="0"/>
               <w:jc w:val="center"/>
               <w:textAlignment w:val="baseline"/>
               <w:rPr>
-                <w:rFonts w:ascii="宋体" w:hAnsi="宋体" w:eastAsia="宋体" w:cs="宋体"/>
+                <w:rFonts w:ascii="宋体" w:eastAsia="宋体" w:hAnsi="宋体" w:cs="宋体"/>
                 <w:sz w:val="20"/>
                 <w:szCs w:val="20"/>
               </w:rPr>
             </w:pPr>
             <w:r>
               <w:rPr>
-                <w:rFonts w:ascii="宋体" w:hAnsi="宋体" w:eastAsia="宋体" w:cs="宋体"/>
+                <w:rFonts w:ascii="宋体" w:eastAsia="宋体" w:hAnsi="宋体" w:cs="宋体"/>
                 <w:spacing w:val="200"/>
                 <w:kern w:val="0"/>
                 <w:sz w:val="20"/>
@@ -1318,7 +1306,7 @@
             </w:r>
             <w:r>
               <w:rPr>
-                <w:rFonts w:ascii="宋体" w:hAnsi="宋体" w:eastAsia="宋体" w:cs="宋体"/>
+                <w:rFonts w:ascii="宋体" w:eastAsia="宋体" w:hAnsi="宋体" w:cs="宋体"/>
                 <w:spacing w:val="0"/>
                 <w:kern w:val="0"/>
                 <w:sz w:val="20"/>
@@ -1347,11 +1335,11 @@
               <w:adjustRightInd w:val="0"/>
               <w:snapToGrid w:val="0"/>
               <w:spacing w:before="173" w:line="229" w:lineRule="auto"/>
-              <w:ind w:left="0" w:leftChars="0" w:right="0" w:rightChars="0" w:firstLine="0" w:firstLineChars="0"/>
+              <w:ind w:left="0" w:right="0" w:firstLine="0" w:leftChars="0" w:rightChars="0" w:firstLineChars="0"/>
               <w:jc w:val="center"/>
               <w:textAlignment w:val="baseline"/>
               <w:rPr>
-                <w:rFonts w:ascii="宋体" w:hAnsi="宋体" w:eastAsia="宋体" w:cs="宋体"/>
+                <w:rFonts w:ascii="宋体" w:eastAsia="宋体" w:hAnsi="宋体" w:cs="宋体"/>
                 <w:spacing w:val="200"/>
                 <w:kern w:val="0"/>
                 <w:sz w:val="20"/>
@@ -1360,7 +1348,7 @@
             </w:pPr>
             <w:r>
               <w:rPr>
-                <w:rFonts w:hint="eastAsia" w:asciiTheme="minorAscii" w:hAnsiTheme="minorAscii" w:eastAsiaTheme="minorEastAsia"/>
+                <w:rFonts w:asciiTheme="minorAscii" w:eastAsiaTheme="minorEastAsia" w:hAnsiTheme="minorAscii" w:hint="eastAsia"/>
                 <w:spacing w:val="0"/>
                 <w:kern w:val="0"/>
                 <w:sz w:val="21"/>
@@ -1390,11 +1378,11 @@
               <w:adjustRightInd w:val="0"/>
               <w:snapToGrid w:val="0"/>
               <w:spacing w:before="172" w:line="228" w:lineRule="auto"/>
-              <w:ind w:left="0" w:leftChars="0" w:right="0" w:rightChars="0" w:firstLine="0" w:firstLineChars="0"/>
+              <w:ind w:left="0" w:right="0" w:firstLine="0" w:leftChars="0" w:rightChars="0" w:firstLineChars="0"/>
               <w:jc w:val="center"/>
               <w:textAlignment w:val="baseline"/>
               <w:rPr>
-                <w:rFonts w:ascii="宋体" w:hAnsi="宋体" w:eastAsia="宋体" w:cs="宋体"/>
+                <w:rFonts w:ascii="宋体" w:eastAsia="宋体" w:hAnsi="宋体" w:cs="宋体"/>
                 <w:spacing w:val="200"/>
                 <w:kern w:val="0"/>
                 <w:sz w:val="20"/>
@@ -1403,7 +1391,7 @@
             </w:pPr>
             <w:r>
               <w:rPr>
-                <w:rFonts w:hint="eastAsia" w:ascii="宋体" w:hAnsi="宋体" w:eastAsia="宋体" w:cs="宋体"/>
+                <w:rFonts w:ascii="宋体" w:eastAsia="宋体" w:hAnsi="宋体" w:cs="宋体" w:hint="eastAsia"/>
                 <w:spacing w:val="200"/>
                 <w:kern w:val="0"/>
                 <w:sz w:val="20"/>
@@ -1413,7 +1401,7 @@
             </w:r>
             <w:r>
               <w:rPr>
-                <w:rFonts w:hint="eastAsia" w:asciiTheme="minorAscii" w:hAnsiTheme="minorAscii" w:eastAsiaTheme="minorEastAsia"/>
+                <w:rFonts w:asciiTheme="minorAscii" w:eastAsiaTheme="minorEastAsia" w:hAnsiTheme="minorAscii" w:hint="eastAsia"/>
                 <w:spacing w:val="0"/>
                 <w:kern w:val="0"/>
                 <w:sz w:val="21"/>
@@ -1443,18 +1431,18 @@
               <w:adjustRightInd w:val="0"/>
               <w:snapToGrid w:val="0"/>
               <w:spacing w:before="173" w:line="229" w:lineRule="auto"/>
-              <w:ind w:left="0" w:leftChars="0" w:right="0" w:rightChars="0" w:firstLine="0" w:firstLineChars="0"/>
+              <w:ind w:left="0" w:right="0" w:firstLine="0" w:leftChars="0" w:rightChars="0" w:firstLineChars="0"/>
               <w:jc w:val="center"/>
               <w:textAlignment w:val="baseline"/>
               <w:rPr>
-                <w:rFonts w:ascii="宋体" w:hAnsi="宋体" w:eastAsia="宋体" w:cs="宋体"/>
+                <w:rFonts w:ascii="宋体" w:eastAsia="宋体" w:hAnsi="宋体" w:cs="宋体"/>
                 <w:sz w:val="20"/>
                 <w:szCs w:val="20"/>
               </w:rPr>
             </w:pPr>
             <w:r>
               <w:rPr>
-                <w:rFonts w:hint="eastAsia" w:asciiTheme="minorAscii" w:hAnsiTheme="minorAscii" w:eastAsiaTheme="minorEastAsia"/>
+                <w:rFonts w:asciiTheme="minorAscii" w:eastAsiaTheme="minorEastAsia" w:hAnsiTheme="minorAscii" w:hint="eastAsia"/>
                 <w:spacing w:val="0"/>
                 <w:kern w:val="0"/>
                 <w:sz w:val="21"/>
@@ -1468,14 +1456,9 @@
       </w:tr>
       <w:tr>
         <w:tblPrEx>
-          <w:tblBorders>
-            <w:top w:val="single" w:color="000000" w:sz="2" w:space="0"/>
-            <w:left w:val="single" w:color="000000" w:sz="2" w:space="0"/>
-            <w:bottom w:val="single" w:color="000000" w:sz="2" w:space="0"/>
-            <w:right w:val="single" w:color="000000" w:sz="2" w:space="0"/>
-            <w:insideH w:val="single" w:color="000000" w:sz="2" w:space="0"/>
-            <w:insideV w:val="single" w:color="000000" w:sz="2" w:space="0"/>
-          </w:tblBorders>
+          <w:tblW w:w="8214" w:type="dxa"/>
+          <w:jc w:val="center"/>
+          <w:tblLayout w:type="fixed"/>
           <w:tblCellMar>
             <w:top w:w="0" w:type="dxa"/>
             <w:left w:w="0" w:type="dxa"/>
@@ -1484,7 +1467,7 @@
           </w:tblCellMar>
         </w:tblPrEx>
         <w:trPr>
-          <w:trHeight w:val="556" w:hRule="atLeast"/>
+          <w:trHeight w:val="556"/>
           <w:jc w:val="center"/>
         </w:trPr>
         <w:tc>
@@ -1493,7 +1476,7 @@
           </w:tcPr>
           <w:p>
             <w:pPr>
-              <w:pStyle w:val="27"/>
+              <w:pStyle w:val="TableText"/>
               <w:keepNext w:val="0"/>
               <w:keepLines w:val="0"/>
               <w:pageBreakBefore w:val="0"/>
@@ -1506,7 +1489,7 @@
               <w:bidi w:val="0"/>
               <w:adjustRightInd w:val="0"/>
               <w:snapToGrid w:val="0"/>
-              <w:ind w:left="0" w:leftChars="0" w:right="0" w:rightChars="0" w:firstLine="0" w:firstLineChars="0"/>
+              <w:ind w:left="0" w:right="0" w:firstLine="0" w:leftChars="0" w:rightChars="0" w:firstLineChars="0"/>
               <w:jc w:val="center"/>
               <w:textAlignment w:val="baseline"/>
             </w:pPr>
@@ -1518,7 +1501,7 @@
           </w:tcPr>
           <w:p>
             <w:pPr>
-              <w:pStyle w:val="27"/>
+              <w:pStyle w:val="TableText"/>
               <w:keepNext w:val="0"/>
               <w:keepLines w:val="0"/>
               <w:pageBreakBefore w:val="0"/>
@@ -1531,7 +1514,7 @@
               <w:bidi w:val="0"/>
               <w:adjustRightInd w:val="0"/>
               <w:snapToGrid w:val="0"/>
-              <w:ind w:left="0" w:leftChars="0" w:right="0" w:rightChars="0" w:firstLine="0" w:firstLineChars="0"/>
+              <w:ind w:left="0" w:right="0" w:firstLine="0" w:leftChars="0" w:rightChars="0" w:firstLineChars="0"/>
               <w:jc w:val="center"/>
               <w:textAlignment w:val="baseline"/>
             </w:pPr>
@@ -1543,7 +1526,7 @@
           </w:tcPr>
           <w:p>
             <w:pPr>
-              <w:pStyle w:val="27"/>
+              <w:pStyle w:val="TableText"/>
               <w:keepNext w:val="0"/>
               <w:keepLines w:val="0"/>
               <w:pageBreakBefore w:val="0"/>
@@ -1556,7 +1539,7 @@
               <w:bidi w:val="0"/>
               <w:adjustRightInd w:val="0"/>
               <w:snapToGrid w:val="0"/>
-              <w:ind w:left="0" w:leftChars="0" w:right="0" w:rightChars="0" w:firstLine="0" w:firstLineChars="0"/>
+              <w:ind w:left="0" w:right="0" w:firstLine="0" w:leftChars="0" w:rightChars="0" w:firstLineChars="0"/>
               <w:jc w:val="center"/>
               <w:textAlignment w:val="baseline"/>
             </w:pPr>
@@ -1568,7 +1551,7 @@
           </w:tcPr>
           <w:p>
             <w:pPr>
-              <w:pStyle w:val="27"/>
+              <w:pStyle w:val="TableText"/>
               <w:keepNext w:val="0"/>
               <w:keepLines w:val="0"/>
               <w:pageBreakBefore w:val="0"/>
@@ -1581,7 +1564,7 @@
               <w:bidi w:val="0"/>
               <w:adjustRightInd w:val="0"/>
               <w:snapToGrid w:val="0"/>
-              <w:ind w:left="0" w:leftChars="0" w:right="0" w:rightChars="0" w:firstLine="0" w:firstLineChars="0"/>
+              <w:ind w:left="0" w:right="0" w:firstLine="0" w:leftChars="0" w:rightChars="0" w:firstLineChars="0"/>
               <w:jc w:val="center"/>
               <w:textAlignment w:val="baseline"/>
             </w:pPr>
@@ -1593,7 +1576,7 @@
           </w:tcPr>
           <w:p>
             <w:pPr>
-              <w:pStyle w:val="27"/>
+              <w:pStyle w:val="TableText"/>
               <w:keepNext w:val="0"/>
               <w:keepLines w:val="0"/>
               <w:pageBreakBefore w:val="0"/>
@@ -1606,7 +1589,7 @@
               <w:bidi w:val="0"/>
               <w:adjustRightInd w:val="0"/>
               <w:snapToGrid w:val="0"/>
-              <w:ind w:left="0" w:leftChars="0" w:right="0" w:rightChars="0" w:firstLine="0" w:firstLineChars="0"/>
+              <w:ind w:left="0" w:right="0" w:firstLine="0" w:leftChars="0" w:rightChars="0" w:firstLineChars="0"/>
               <w:jc w:val="center"/>
               <w:textAlignment w:val="baseline"/>
             </w:pPr>
@@ -1618,7 +1601,7 @@
           </w:tcPr>
           <w:p>
             <w:pPr>
-              <w:pStyle w:val="27"/>
+              <w:pStyle w:val="TableText"/>
               <w:keepNext w:val="0"/>
               <w:keepLines w:val="0"/>
               <w:pageBreakBefore w:val="0"/>
@@ -1631,7 +1614,7 @@
               <w:bidi w:val="0"/>
               <w:adjustRightInd w:val="0"/>
               <w:snapToGrid w:val="0"/>
-              <w:ind w:left="0" w:leftChars="0" w:right="0" w:rightChars="0" w:firstLine="0" w:firstLineChars="0"/>
+              <w:ind w:left="0" w:right="0" w:firstLine="0" w:leftChars="0" w:rightChars="0" w:firstLineChars="0"/>
               <w:jc w:val="center"/>
               <w:textAlignment w:val="baseline"/>
             </w:pPr>
@@ -1640,14 +1623,9 @@
       </w:tr>
       <w:tr>
         <w:tblPrEx>
-          <w:tblBorders>
-            <w:top w:val="single" w:color="000000" w:sz="2" w:space="0"/>
-            <w:left w:val="single" w:color="000000" w:sz="2" w:space="0"/>
-            <w:bottom w:val="single" w:color="000000" w:sz="2" w:space="0"/>
-            <w:right w:val="single" w:color="000000" w:sz="2" w:space="0"/>
-            <w:insideH w:val="single" w:color="000000" w:sz="2" w:space="0"/>
-            <w:insideV w:val="single" w:color="000000" w:sz="2" w:space="0"/>
-          </w:tblBorders>
+          <w:tblW w:w="8214" w:type="dxa"/>
+          <w:jc w:val="center"/>
+          <w:tblLayout w:type="fixed"/>
           <w:tblCellMar>
             <w:top w:w="0" w:type="dxa"/>
             <w:left w:w="0" w:type="dxa"/>
@@ -1656,7 +1634,7 @@
           </w:tblCellMar>
         </w:tblPrEx>
         <w:trPr>
-          <w:trHeight w:val="556" w:hRule="atLeast"/>
+          <w:trHeight w:val="556"/>
           <w:jc w:val="center"/>
         </w:trPr>
         <w:tc>
@@ -1665,7 +1643,7 @@
           </w:tcPr>
           <w:p>
             <w:pPr>
-              <w:pStyle w:val="27"/>
+              <w:pStyle w:val="TableText"/>
               <w:keepNext w:val="0"/>
               <w:keepLines w:val="0"/>
               <w:pageBreakBefore w:val="0"/>
@@ -1678,7 +1656,7 @@
               <w:bidi w:val="0"/>
               <w:adjustRightInd w:val="0"/>
               <w:snapToGrid w:val="0"/>
-              <w:ind w:left="0" w:leftChars="0" w:right="0" w:rightChars="0" w:firstLine="0" w:firstLineChars="0"/>
+              <w:ind w:left="0" w:right="0" w:firstLine="0" w:leftChars="0" w:rightChars="0" w:firstLineChars="0"/>
               <w:jc w:val="center"/>
               <w:textAlignment w:val="baseline"/>
             </w:pPr>
@@ -1690,7 +1668,7 @@
           </w:tcPr>
           <w:p>
             <w:pPr>
-              <w:pStyle w:val="27"/>
+              <w:pStyle w:val="TableText"/>
               <w:keepNext w:val="0"/>
               <w:keepLines w:val="0"/>
               <w:pageBreakBefore w:val="0"/>
@@ -1703,7 +1681,7 @@
               <w:bidi w:val="0"/>
               <w:adjustRightInd w:val="0"/>
               <w:snapToGrid w:val="0"/>
-              <w:ind w:left="0" w:leftChars="0" w:right="0" w:rightChars="0" w:firstLine="0" w:firstLineChars="0"/>
+              <w:ind w:left="0" w:right="0" w:firstLine="0" w:leftChars="0" w:rightChars="0" w:firstLineChars="0"/>
               <w:jc w:val="center"/>
               <w:textAlignment w:val="baseline"/>
             </w:pPr>
@@ -1715,7 +1693,7 @@
           </w:tcPr>
           <w:p>
             <w:pPr>
-              <w:pStyle w:val="27"/>
+              <w:pStyle w:val="TableText"/>
               <w:keepNext w:val="0"/>
               <w:keepLines w:val="0"/>
               <w:pageBreakBefore w:val="0"/>
@@ -1728,7 +1706,7 @@
               <w:bidi w:val="0"/>
               <w:adjustRightInd w:val="0"/>
               <w:snapToGrid w:val="0"/>
-              <w:ind w:left="0" w:leftChars="0" w:right="0" w:rightChars="0" w:firstLine="0" w:firstLineChars="0"/>
+              <w:ind w:left="0" w:right="0" w:firstLine="0" w:leftChars="0" w:rightChars="0" w:firstLineChars="0"/>
               <w:jc w:val="center"/>
               <w:textAlignment w:val="baseline"/>
             </w:pPr>
@@ -1740,7 +1718,7 @@
           </w:tcPr>
           <w:p>
             <w:pPr>
-              <w:pStyle w:val="27"/>
+              <w:pStyle w:val="TableText"/>
               <w:keepNext w:val="0"/>
               <w:keepLines w:val="0"/>
               <w:pageBreakBefore w:val="0"/>
@@ -1753,7 +1731,7 @@
               <w:bidi w:val="0"/>
               <w:adjustRightInd w:val="0"/>
               <w:snapToGrid w:val="0"/>
-              <w:ind w:left="0" w:leftChars="0" w:right="0" w:rightChars="0" w:firstLine="0" w:firstLineChars="0"/>
+              <w:ind w:left="0" w:right="0" w:firstLine="0" w:leftChars="0" w:rightChars="0" w:firstLineChars="0"/>
               <w:jc w:val="center"/>
               <w:textAlignment w:val="baseline"/>
             </w:pPr>
@@ -1765,7 +1743,7 @@
           </w:tcPr>
           <w:p>
             <w:pPr>
-              <w:pStyle w:val="27"/>
+              <w:pStyle w:val="TableText"/>
               <w:keepNext w:val="0"/>
               <w:keepLines w:val="0"/>
               <w:pageBreakBefore w:val="0"/>
@@ -1778,7 +1756,7 @@
               <w:bidi w:val="0"/>
               <w:adjustRightInd w:val="0"/>
               <w:snapToGrid w:val="0"/>
-              <w:ind w:left="0" w:leftChars="0" w:right="0" w:rightChars="0" w:firstLine="0" w:firstLineChars="0"/>
+              <w:ind w:left="0" w:right="0" w:firstLine="0" w:leftChars="0" w:rightChars="0" w:firstLineChars="0"/>
               <w:jc w:val="center"/>
               <w:textAlignment w:val="baseline"/>
             </w:pPr>
@@ -1790,7 +1768,7 @@
           </w:tcPr>
           <w:p>
             <w:pPr>
-              <w:pStyle w:val="27"/>
+              <w:pStyle w:val="TableText"/>
               <w:keepNext w:val="0"/>
               <w:keepLines w:val="0"/>
               <w:pageBreakBefore w:val="0"/>
@@ -1803,7 +1781,7 @@
               <w:bidi w:val="0"/>
               <w:adjustRightInd w:val="0"/>
               <w:snapToGrid w:val="0"/>
-              <w:ind w:left="0" w:leftChars="0" w:right="0" w:rightChars="0" w:firstLine="0" w:firstLineChars="0"/>
+              <w:ind w:left="0" w:right="0" w:firstLine="0" w:leftChars="0" w:rightChars="0" w:firstLineChars="0"/>
               <w:jc w:val="center"/>
               <w:textAlignment w:val="baseline"/>
             </w:pPr>
@@ -1812,14 +1790,9 @@
       </w:tr>
       <w:tr>
         <w:tblPrEx>
-          <w:tblBorders>
-            <w:top w:val="single" w:color="000000" w:sz="2" w:space="0"/>
-            <w:left w:val="single" w:color="000000" w:sz="2" w:space="0"/>
-            <w:bottom w:val="single" w:color="000000" w:sz="2" w:space="0"/>
-            <w:right w:val="single" w:color="000000" w:sz="2" w:space="0"/>
-            <w:insideH w:val="single" w:color="000000" w:sz="2" w:space="0"/>
-            <w:insideV w:val="single" w:color="000000" w:sz="2" w:space="0"/>
-          </w:tblBorders>
+          <w:tblW w:w="8214" w:type="dxa"/>
+          <w:jc w:val="center"/>
+          <w:tblLayout w:type="fixed"/>
           <w:tblCellMar>
             <w:top w:w="0" w:type="dxa"/>
             <w:left w:w="0" w:type="dxa"/>
@@ -1828,7 +1801,7 @@
           </w:tblCellMar>
         </w:tblPrEx>
         <w:trPr>
-          <w:trHeight w:val="557" w:hRule="atLeast"/>
+          <w:trHeight w:val="557"/>
           <w:jc w:val="center"/>
         </w:trPr>
         <w:tc>
@@ -1837,7 +1810,7 @@
           </w:tcPr>
           <w:p>
             <w:pPr>
-              <w:pStyle w:val="27"/>
+              <w:pStyle w:val="TableText"/>
               <w:keepNext w:val="0"/>
               <w:keepLines w:val="0"/>
               <w:pageBreakBefore w:val="0"/>
@@ -1850,7 +1823,7 @@
               <w:bidi w:val="0"/>
               <w:adjustRightInd w:val="0"/>
               <w:snapToGrid w:val="0"/>
-              <w:ind w:left="0" w:leftChars="0" w:right="0" w:rightChars="0" w:firstLine="0" w:firstLineChars="0"/>
+              <w:ind w:left="0" w:right="0" w:firstLine="0" w:leftChars="0" w:rightChars="0" w:firstLineChars="0"/>
               <w:jc w:val="center"/>
               <w:textAlignment w:val="baseline"/>
             </w:pPr>
@@ -1862,7 +1835,7 @@
           </w:tcPr>
           <w:p>
             <w:pPr>
-              <w:pStyle w:val="27"/>
+              <w:pStyle w:val="TableText"/>
               <w:keepNext w:val="0"/>
               <w:keepLines w:val="0"/>
               <w:pageBreakBefore w:val="0"/>
@@ -1875,7 +1848,7 @@
               <w:bidi w:val="0"/>
               <w:adjustRightInd w:val="0"/>
               <w:snapToGrid w:val="0"/>
-              <w:ind w:left="0" w:leftChars="0" w:right="0" w:rightChars="0" w:firstLine="0" w:firstLineChars="0"/>
+              <w:ind w:left="0" w:right="0" w:firstLine="0" w:leftChars="0" w:rightChars="0" w:firstLineChars="0"/>
               <w:jc w:val="center"/>
               <w:textAlignment w:val="baseline"/>
             </w:pPr>
@@ -1887,7 +1860,7 @@
           </w:tcPr>
           <w:p>
             <w:pPr>
-              <w:pStyle w:val="27"/>
+              <w:pStyle w:val="TableText"/>
               <w:keepNext w:val="0"/>
               <w:keepLines w:val="0"/>
               <w:pageBreakBefore w:val="0"/>
@@ -1900,7 +1873,7 @@
               <w:bidi w:val="0"/>
               <w:adjustRightInd w:val="0"/>
               <w:snapToGrid w:val="0"/>
-              <w:ind w:left="0" w:leftChars="0" w:right="0" w:rightChars="0" w:firstLine="0" w:firstLineChars="0"/>
+              <w:ind w:left="0" w:right="0" w:firstLine="0" w:leftChars="0" w:rightChars="0" w:firstLineChars="0"/>
               <w:jc w:val="center"/>
               <w:textAlignment w:val="baseline"/>
             </w:pPr>
@@ -1912,7 +1885,7 @@
           </w:tcPr>
           <w:p>
             <w:pPr>
-              <w:pStyle w:val="27"/>
+              <w:pStyle w:val="TableText"/>
               <w:keepNext w:val="0"/>
               <w:keepLines w:val="0"/>
               <w:pageBreakBefore w:val="0"/>
@@ -1925,7 +1898,7 @@
               <w:bidi w:val="0"/>
               <w:adjustRightInd w:val="0"/>
               <w:snapToGrid w:val="0"/>
-              <w:ind w:left="0" w:leftChars="0" w:right="0" w:rightChars="0" w:firstLine="0" w:firstLineChars="0"/>
+              <w:ind w:left="0" w:right="0" w:firstLine="0" w:leftChars="0" w:rightChars="0" w:firstLineChars="0"/>
               <w:jc w:val="center"/>
               <w:textAlignment w:val="baseline"/>
             </w:pPr>
@@ -1937,7 +1910,7 @@
           </w:tcPr>
           <w:p>
             <w:pPr>
-              <w:pStyle w:val="27"/>
+              <w:pStyle w:val="TableText"/>
               <w:keepNext w:val="0"/>
               <w:keepLines w:val="0"/>
               <w:pageBreakBefore w:val="0"/>
@@ -1950,7 +1923,7 @@
               <w:bidi w:val="0"/>
               <w:adjustRightInd w:val="0"/>
               <w:snapToGrid w:val="0"/>
-              <w:ind w:left="0" w:leftChars="0" w:right="0" w:rightChars="0" w:firstLine="0" w:firstLineChars="0"/>
+              <w:ind w:left="0" w:right="0" w:firstLine="0" w:leftChars="0" w:rightChars="0" w:firstLineChars="0"/>
               <w:jc w:val="center"/>
               <w:textAlignment w:val="baseline"/>
             </w:pPr>
@@ -1962,7 +1935,7 @@
           </w:tcPr>
           <w:p>
             <w:pPr>
-              <w:pStyle w:val="27"/>
+              <w:pStyle w:val="TableText"/>
               <w:keepNext w:val="0"/>
               <w:keepLines w:val="0"/>
               <w:pageBreakBefore w:val="0"/>
@@ -1975,7 +1948,7 @@
               <w:bidi w:val="0"/>
               <w:adjustRightInd w:val="0"/>
               <w:snapToGrid w:val="0"/>
-              <w:ind w:left="0" w:leftChars="0" w:right="0" w:rightChars="0" w:firstLine="0" w:firstLineChars="0"/>
+              <w:ind w:left="0" w:right="0" w:firstLine="0" w:leftChars="0" w:rightChars="0" w:firstLineChars="0"/>
               <w:jc w:val="center"/>
               <w:textAlignment w:val="baseline"/>
             </w:pPr>
@@ -2007,7 +1980,7 @@
     <w:sdt>
       <w:sdtPr>
         <w:rPr>
-          <w:rFonts w:ascii="宋体" w:hAnsi="宋体" w:eastAsia="宋体" w:cs="Arial"/>
+          <w:rFonts w:ascii="宋体" w:eastAsia="宋体" w:hAnsi="宋体" w:cs="Arial"/>
           <w:snapToGrid w:val="0"/>
           <w:color w:val="000000"/>
           <w:kern w:val="0"/>
@@ -2023,7 +1996,7 @@
       </w:sdtPr>
       <w:sdtEndPr>
         <w:rPr>
-          <w:rFonts w:hint="eastAsia" w:ascii="宋体" w:hAnsi="宋体" w:eastAsia="宋体" w:cs="宋体"/>
+          <w:rFonts w:ascii="宋体" w:eastAsia="宋体" w:hAnsi="宋体" w:cs="宋体" w:hint="eastAsia"/>
           <w:snapToGrid w:val="0"/>
           <w:color w:val="000000"/>
           <w:kern w:val="0"/>
@@ -2049,18 +2022,18 @@
             <w:adjustRightInd w:val="0"/>
             <w:snapToGrid w:val="0"/>
             <w:spacing w:before="0" w:beforeLines="0" w:after="0" w:afterLines="0" w:line="240" w:lineRule="auto"/>
-            <w:ind w:left="0" w:leftChars="0" w:right="0" w:rightChars="0" w:firstLine="0" w:firstLineChars="0"/>
+            <w:ind w:left="0" w:right="0" w:firstLine="0" w:leftChars="0" w:rightChars="0" w:firstLineChars="0"/>
             <w:jc w:val="center"/>
             <w:textAlignment w:val="baseline"/>
             <w:rPr>
-              <w:rFonts w:hint="eastAsia" w:ascii="宋体" w:hAnsi="宋体" w:eastAsia="宋体" w:cs="宋体"/>
+              <w:rFonts w:ascii="宋体" w:eastAsia="宋体" w:hAnsi="宋体" w:cs="宋体" w:hint="eastAsia"/>
               <w:sz w:val="24"/>
               <w:szCs w:val="24"/>
             </w:rPr>
           </w:pPr>
           <w:r>
             <w:rPr>
-              <w:rFonts w:hint="eastAsia" w:ascii="宋体" w:hAnsi="宋体" w:eastAsia="宋体" w:cs="宋体"/>
+              <w:rFonts w:ascii="宋体" w:eastAsia="宋体" w:hAnsi="宋体" w:cs="宋体" w:hint="eastAsia"/>
               <w:sz w:val="24"/>
               <w:szCs w:val="24"/>
             </w:rPr>
@@ -2069,16 +2042,16 @@
         </w:p>
         <w:p>
           <w:pPr>
-            <w:pStyle w:val="16"/>
+            <w:pStyle w:val="TOC1"/>
             <w:tabs>
               <w:tab w:val="right" w:leader="dot" w:pos="8306"/>
             </w:tabs>
           </w:pPr>
-          <w:bookmarkStart w:id="29" w:name="_GoBack"/>
-          <w:bookmarkEnd w:id="29"/>
-          <w:r>
-            <w:rPr>
-              <w:rFonts w:hint="eastAsia" w:ascii="宋体" w:hAnsi="宋体" w:eastAsia="宋体" w:cs="宋体"/>
+          <w:bookmarkStart w:id="2" w:name="_GoBack"/>
+          <w:bookmarkEnd w:id="2"/>
+          <w:r>
+            <w:rPr>
+              <w:rFonts w:ascii="宋体" w:eastAsia="宋体" w:hAnsi="宋体" w:cs="宋体" w:hint="eastAsia"/>
               <w:sz w:val="24"/>
               <w:szCs w:val="24"/>
             </w:rPr>
@@ -2086,7 +2059,7 @@
           </w:r>
           <w:r>
             <w:rPr>
-              <w:rFonts w:hint="eastAsia" w:ascii="宋体" w:hAnsi="宋体" w:eastAsia="宋体" w:cs="宋体"/>
+              <w:rFonts w:ascii="宋体" w:eastAsia="宋体" w:hAnsi="宋体" w:cs="宋体" w:hint="eastAsia"/>
               <w:sz w:val="24"/>
               <w:szCs w:val="24"/>
             </w:rPr>
@@ -2094,7 +2067,7 @@
           </w:r>
           <w:r>
             <w:rPr>
-              <w:rFonts w:hint="eastAsia" w:ascii="宋体" w:hAnsi="宋体" w:eastAsia="宋体" w:cs="宋体"/>
+              <w:rFonts w:ascii="宋体" w:eastAsia="宋体" w:hAnsi="宋体" w:cs="宋体" w:hint="eastAsia"/>
               <w:sz w:val="24"/>
               <w:szCs w:val="24"/>
             </w:rPr>
@@ -2102,21 +2075,21 @@
           </w:r>
           <w:r>
             <w:rPr>
-              <w:rFonts w:hint="eastAsia" w:ascii="宋体" w:hAnsi="宋体" w:eastAsia="宋体" w:cs="宋体"/>
+              <w:rFonts w:ascii="宋体" w:eastAsia="宋体" w:hAnsi="宋体" w:cs="宋体" w:hint="eastAsia"/>
               <w:szCs w:val="24"/>
             </w:rPr>
             <w:fldChar w:fldCharType="begin"/>
           </w:r>
           <w:r>
             <w:rPr>
-              <w:rFonts w:hint="eastAsia" w:ascii="宋体" w:hAnsi="宋体" w:eastAsia="宋体" w:cs="宋体"/>
+              <w:rFonts w:ascii="宋体" w:eastAsia="宋体" w:hAnsi="宋体" w:cs="宋体" w:hint="eastAsia"/>
               <w:szCs w:val="24"/>
             </w:rPr>
             <w:instrText xml:space="preserve"> HYPERLINK \l _Toc6212 </w:instrText>
           </w:r>
           <w:r>
             <w:rPr>
-              <w:rFonts w:hint="eastAsia" w:ascii="宋体" w:hAnsi="宋体" w:eastAsia="宋体" w:cs="宋体"/>
+              <w:rFonts w:ascii="宋体" w:eastAsia="宋体" w:hAnsi="宋体" w:cs="宋体" w:hint="eastAsia"/>
               <w:szCs w:val="24"/>
             </w:rPr>
             <w:fldChar w:fldCharType="separate"/>
@@ -2148,7 +2121,7 @@
           </w:r>
           <w:r>
             <w:rPr>
-              <w:rFonts w:hint="eastAsia" w:ascii="宋体" w:hAnsi="宋体" w:eastAsia="宋体" w:cs="宋体"/>
+              <w:rFonts w:ascii="宋体" w:eastAsia="宋体" w:hAnsi="宋体" w:cs="宋体" w:hint="eastAsia"/>
               <w:szCs w:val="24"/>
             </w:rPr>
             <w:fldChar w:fldCharType="end"/>
@@ -2156,28 +2129,28 @@
         </w:p>
         <w:p>
           <w:pPr>
-            <w:pStyle w:val="16"/>
+            <w:pStyle w:val="TOC1"/>
             <w:tabs>
               <w:tab w:val="right" w:leader="dot" w:pos="8306"/>
             </w:tabs>
           </w:pPr>
           <w:r>
             <w:rPr>
-              <w:rFonts w:hint="eastAsia" w:ascii="宋体" w:hAnsi="宋体" w:eastAsia="宋体" w:cs="宋体"/>
+              <w:rFonts w:ascii="宋体" w:eastAsia="宋体" w:hAnsi="宋体" w:cs="宋体" w:hint="eastAsia"/>
               <w:szCs w:val="24"/>
             </w:rPr>
             <w:fldChar w:fldCharType="begin"/>
           </w:r>
           <w:r>
             <w:rPr>
-              <w:rFonts w:hint="eastAsia" w:ascii="宋体" w:hAnsi="宋体" w:eastAsia="宋体" w:cs="宋体"/>
+              <w:rFonts w:ascii="宋体" w:eastAsia="宋体" w:hAnsi="宋体" w:cs="宋体" w:hint="eastAsia"/>
               <w:szCs w:val="24"/>
             </w:rPr>
             <w:instrText xml:space="preserve"> HYPERLINK \l _Toc7227 </w:instrText>
           </w:r>
           <w:r>
             <w:rPr>
-              <w:rFonts w:hint="eastAsia" w:ascii="宋体" w:hAnsi="宋体" w:eastAsia="宋体" w:cs="宋体"/>
+              <w:rFonts w:ascii="宋体" w:eastAsia="宋体" w:hAnsi="宋体" w:cs="宋体" w:hint="eastAsia"/>
               <w:szCs w:val="24"/>
             </w:rPr>
             <w:fldChar w:fldCharType="separate"/>
@@ -2209,7 +2182,7 @@
           </w:r>
           <w:r>
             <w:rPr>
-              <w:rFonts w:hint="eastAsia" w:ascii="宋体" w:hAnsi="宋体" w:eastAsia="宋体" w:cs="宋体"/>
+              <w:rFonts w:ascii="宋体" w:eastAsia="宋体" w:hAnsi="宋体" w:cs="宋体" w:hint="eastAsia"/>
               <w:szCs w:val="24"/>
             </w:rPr>
             <w:fldChar w:fldCharType="end"/>
@@ -2217,28 +2190,28 @@
         </w:p>
         <w:p>
           <w:pPr>
-            <w:pStyle w:val="16"/>
+            <w:pStyle w:val="TOC1"/>
             <w:tabs>
               <w:tab w:val="right" w:leader="dot" w:pos="8306"/>
             </w:tabs>
           </w:pPr>
           <w:r>
             <w:rPr>
-              <w:rFonts w:hint="eastAsia" w:ascii="宋体" w:hAnsi="宋体" w:eastAsia="宋体" w:cs="宋体"/>
+              <w:rFonts w:ascii="宋体" w:eastAsia="宋体" w:hAnsi="宋体" w:cs="宋体" w:hint="eastAsia"/>
               <w:szCs w:val="24"/>
             </w:rPr>
             <w:fldChar w:fldCharType="begin"/>
           </w:r>
           <w:r>
             <w:rPr>
-              <w:rFonts w:hint="eastAsia" w:ascii="宋体" w:hAnsi="宋体" w:eastAsia="宋体" w:cs="宋体"/>
+              <w:rFonts w:ascii="宋体" w:eastAsia="宋体" w:hAnsi="宋体" w:cs="宋体" w:hint="eastAsia"/>
               <w:szCs w:val="24"/>
             </w:rPr>
             <w:instrText xml:space="preserve"> HYPERLINK \l _Toc1681 </w:instrText>
           </w:r>
           <w:r>
             <w:rPr>
-              <w:rFonts w:hint="eastAsia" w:ascii="宋体" w:hAnsi="宋体" w:eastAsia="宋体" w:cs="宋体"/>
+              <w:rFonts w:ascii="宋体" w:eastAsia="宋体" w:hAnsi="宋体" w:cs="宋体" w:hint="eastAsia"/>
               <w:szCs w:val="24"/>
             </w:rPr>
             <w:fldChar w:fldCharType="separate"/>
@@ -2270,7 +2243,7 @@
           </w:r>
           <w:r>
             <w:rPr>
-              <w:rFonts w:hint="eastAsia" w:ascii="宋体" w:hAnsi="宋体" w:eastAsia="宋体" w:cs="宋体"/>
+              <w:rFonts w:ascii="宋体" w:eastAsia="宋体" w:hAnsi="宋体" w:cs="宋体" w:hint="eastAsia"/>
               <w:szCs w:val="24"/>
             </w:rPr>
             <w:fldChar w:fldCharType="end"/>
@@ -2278,28 +2251,28 @@
         </w:p>
         <w:p>
           <w:pPr>
-            <w:pStyle w:val="17"/>
+            <w:pStyle w:val="TOC2"/>
             <w:tabs>
               <w:tab w:val="right" w:leader="dot" w:pos="8306"/>
             </w:tabs>
           </w:pPr>
           <w:r>
             <w:rPr>
-              <w:rFonts w:hint="eastAsia" w:ascii="宋体" w:hAnsi="宋体" w:eastAsia="宋体" w:cs="宋体"/>
+              <w:rFonts w:ascii="宋体" w:eastAsia="宋体" w:hAnsi="宋体" w:cs="宋体" w:hint="eastAsia"/>
               <w:szCs w:val="24"/>
             </w:rPr>
             <w:fldChar w:fldCharType="begin"/>
           </w:r>
           <w:r>
             <w:rPr>
-              <w:rFonts w:hint="eastAsia" w:ascii="宋体" w:hAnsi="宋体" w:eastAsia="宋体" w:cs="宋体"/>
+              <w:rFonts w:ascii="宋体" w:eastAsia="宋体" w:hAnsi="宋体" w:cs="宋体" w:hint="eastAsia"/>
               <w:szCs w:val="24"/>
             </w:rPr>
             <w:instrText xml:space="preserve"> HYPERLINK \l _Toc25040 </w:instrText>
           </w:r>
           <w:r>
             <w:rPr>
-              <w:rFonts w:hint="eastAsia" w:ascii="宋体" w:hAnsi="宋体" w:eastAsia="宋体" w:cs="宋体"/>
+              <w:rFonts w:ascii="宋体" w:eastAsia="宋体" w:hAnsi="宋体" w:cs="宋体" w:hint="eastAsia"/>
               <w:szCs w:val="24"/>
             </w:rPr>
             <w:fldChar w:fldCharType="separate"/>
@@ -2331,7 +2304,7 @@
           </w:r>
           <w:r>
             <w:rPr>
-              <w:rFonts w:hint="eastAsia" w:ascii="宋体" w:hAnsi="宋体" w:eastAsia="宋体" w:cs="宋体"/>
+              <w:rFonts w:ascii="宋体" w:eastAsia="宋体" w:hAnsi="宋体" w:cs="宋体" w:hint="eastAsia"/>
               <w:szCs w:val="24"/>
             </w:rPr>
             <w:fldChar w:fldCharType="end"/>
@@ -2339,28 +2312,28 @@
         </w:p>
         <w:p>
           <w:pPr>
-            <w:pStyle w:val="17"/>
+            <w:pStyle w:val="TOC2"/>
             <w:tabs>
               <w:tab w:val="right" w:leader="dot" w:pos="8306"/>
             </w:tabs>
           </w:pPr>
           <w:r>
             <w:rPr>
-              <w:rFonts w:hint="eastAsia" w:ascii="宋体" w:hAnsi="宋体" w:eastAsia="宋体" w:cs="宋体"/>
+              <w:rFonts w:ascii="宋体" w:eastAsia="宋体" w:hAnsi="宋体" w:cs="宋体" w:hint="eastAsia"/>
               <w:szCs w:val="24"/>
             </w:rPr>
             <w:fldChar w:fldCharType="begin"/>
           </w:r>
           <w:r>
             <w:rPr>
-              <w:rFonts w:hint="eastAsia" w:ascii="宋体" w:hAnsi="宋体" w:eastAsia="宋体" w:cs="宋体"/>
+              <w:rFonts w:ascii="宋体" w:eastAsia="宋体" w:hAnsi="宋体" w:cs="宋体" w:hint="eastAsia"/>
               <w:szCs w:val="24"/>
             </w:rPr>
             <w:instrText xml:space="preserve"> HYPERLINK \l _Toc19072 </w:instrText>
           </w:r>
           <w:r>
             <w:rPr>
-              <w:rFonts w:hint="eastAsia" w:ascii="宋体" w:hAnsi="宋体" w:eastAsia="宋体" w:cs="宋体"/>
+              <w:rFonts w:ascii="宋体" w:eastAsia="宋体" w:hAnsi="宋体" w:cs="宋体" w:hint="eastAsia"/>
               <w:szCs w:val="24"/>
             </w:rPr>
             <w:fldChar w:fldCharType="separate"/>
@@ -2392,7 +2365,7 @@
           </w:r>
           <w:r>
             <w:rPr>
-              <w:rFonts w:hint="eastAsia" w:ascii="宋体" w:hAnsi="宋体" w:eastAsia="宋体" w:cs="宋体"/>
+              <w:rFonts w:ascii="宋体" w:eastAsia="宋体" w:hAnsi="宋体" w:cs="宋体" w:hint="eastAsia"/>
               <w:szCs w:val="24"/>
             </w:rPr>
             <w:fldChar w:fldCharType="end"/>
@@ -2400,28 +2373,28 @@
         </w:p>
         <w:p>
           <w:pPr>
-            <w:pStyle w:val="17"/>
+            <w:pStyle w:val="TOC2"/>
             <w:tabs>
               <w:tab w:val="right" w:leader="dot" w:pos="8306"/>
             </w:tabs>
           </w:pPr>
           <w:r>
             <w:rPr>
-              <w:rFonts w:hint="eastAsia" w:ascii="宋体" w:hAnsi="宋体" w:eastAsia="宋体" w:cs="宋体"/>
+              <w:rFonts w:ascii="宋体" w:eastAsia="宋体" w:hAnsi="宋体" w:cs="宋体" w:hint="eastAsia"/>
               <w:szCs w:val="24"/>
             </w:rPr>
             <w:fldChar w:fldCharType="begin"/>
           </w:r>
           <w:r>
             <w:rPr>
-              <w:rFonts w:hint="eastAsia" w:ascii="宋体" w:hAnsi="宋体" w:eastAsia="宋体" w:cs="宋体"/>
+              <w:rFonts w:ascii="宋体" w:eastAsia="宋体" w:hAnsi="宋体" w:cs="宋体" w:hint="eastAsia"/>
               <w:szCs w:val="24"/>
             </w:rPr>
             <w:instrText xml:space="preserve"> HYPERLINK \l _Toc1431 </w:instrText>
           </w:r>
           <w:r>
             <w:rPr>
-              <w:rFonts w:hint="eastAsia" w:ascii="宋体" w:hAnsi="宋体" w:eastAsia="宋体" w:cs="宋体"/>
+              <w:rFonts w:ascii="宋体" w:eastAsia="宋体" w:hAnsi="宋体" w:cs="宋体" w:hint="eastAsia"/>
               <w:szCs w:val="24"/>
             </w:rPr>
             <w:fldChar w:fldCharType="separate"/>
@@ -2453,7 +2426,7 @@
           </w:r>
           <w:r>
             <w:rPr>
-              <w:rFonts w:hint="eastAsia" w:ascii="宋体" w:hAnsi="宋体" w:eastAsia="宋体" w:cs="宋体"/>
+              <w:rFonts w:ascii="宋体" w:eastAsia="宋体" w:hAnsi="宋体" w:cs="宋体" w:hint="eastAsia"/>
               <w:szCs w:val="24"/>
             </w:rPr>
             <w:fldChar w:fldCharType="end"/>
@@ -2461,28 +2434,28 @@
         </w:p>
         <w:p>
           <w:pPr>
-            <w:pStyle w:val="16"/>
+            <w:pStyle w:val="TOC1"/>
             <w:tabs>
               <w:tab w:val="right" w:leader="dot" w:pos="8306"/>
             </w:tabs>
           </w:pPr>
           <w:r>
             <w:rPr>
-              <w:rFonts w:hint="eastAsia" w:ascii="宋体" w:hAnsi="宋体" w:eastAsia="宋体" w:cs="宋体"/>
+              <w:rFonts w:ascii="宋体" w:eastAsia="宋体" w:hAnsi="宋体" w:cs="宋体" w:hint="eastAsia"/>
               <w:szCs w:val="24"/>
             </w:rPr>
             <w:fldChar w:fldCharType="begin"/>
           </w:r>
           <w:r>
             <w:rPr>
-              <w:rFonts w:hint="eastAsia" w:ascii="宋体" w:hAnsi="宋体" w:eastAsia="宋体" w:cs="宋体"/>
+              <w:rFonts w:ascii="宋体" w:eastAsia="宋体" w:hAnsi="宋体" w:cs="宋体" w:hint="eastAsia"/>
               <w:szCs w:val="24"/>
             </w:rPr>
             <w:instrText xml:space="preserve"> HYPERLINK \l _Toc1939 </w:instrText>
           </w:r>
           <w:r>
             <w:rPr>
-              <w:rFonts w:hint="eastAsia" w:ascii="宋体" w:hAnsi="宋体" w:eastAsia="宋体" w:cs="宋体"/>
+              <w:rFonts w:ascii="宋体" w:eastAsia="宋体" w:hAnsi="宋体" w:cs="宋体" w:hint="eastAsia"/>
               <w:szCs w:val="24"/>
             </w:rPr>
             <w:fldChar w:fldCharType="separate"/>
@@ -2514,7 +2487,7 @@
           </w:r>
           <w:r>
             <w:rPr>
-              <w:rFonts w:hint="eastAsia" w:ascii="宋体" w:hAnsi="宋体" w:eastAsia="宋体" w:cs="宋体"/>
+              <w:rFonts w:ascii="宋体" w:eastAsia="宋体" w:hAnsi="宋体" w:cs="宋体" w:hint="eastAsia"/>
               <w:szCs w:val="24"/>
             </w:rPr>
             <w:fldChar w:fldCharType="end"/>
@@ -2522,28 +2495,28 @@
         </w:p>
         <w:p>
           <w:pPr>
-            <w:pStyle w:val="17"/>
+            <w:pStyle w:val="TOC2"/>
             <w:tabs>
               <w:tab w:val="right" w:leader="dot" w:pos="8306"/>
             </w:tabs>
           </w:pPr>
           <w:r>
             <w:rPr>
-              <w:rFonts w:hint="eastAsia" w:ascii="宋体" w:hAnsi="宋体" w:eastAsia="宋体" w:cs="宋体"/>
+              <w:rFonts w:ascii="宋体" w:eastAsia="宋体" w:hAnsi="宋体" w:cs="宋体" w:hint="eastAsia"/>
               <w:szCs w:val="24"/>
             </w:rPr>
             <w:fldChar w:fldCharType="begin"/>
           </w:r>
           <w:r>
             <w:rPr>
-              <w:rFonts w:hint="eastAsia" w:ascii="宋体" w:hAnsi="宋体" w:eastAsia="宋体" w:cs="宋体"/>
+              <w:rFonts w:ascii="宋体" w:eastAsia="宋体" w:hAnsi="宋体" w:cs="宋体" w:hint="eastAsia"/>
               <w:szCs w:val="24"/>
             </w:rPr>
             <w:instrText xml:space="preserve"> HYPERLINK \l _Toc28619 </w:instrText>
           </w:r>
           <w:r>
             <w:rPr>
-              <w:rFonts w:hint="eastAsia" w:ascii="宋体" w:hAnsi="宋体" w:eastAsia="宋体" w:cs="宋体"/>
+              <w:rFonts w:ascii="宋体" w:eastAsia="宋体" w:hAnsi="宋体" w:cs="宋体" w:hint="eastAsia"/>
               <w:szCs w:val="24"/>
             </w:rPr>
             <w:fldChar w:fldCharType="separate"/>
@@ -2575,7 +2548,7 @@
           </w:r>
           <w:r>
             <w:rPr>
-              <w:rFonts w:hint="eastAsia" w:ascii="宋体" w:hAnsi="宋体" w:eastAsia="宋体" w:cs="宋体"/>
+              <w:rFonts w:ascii="宋体" w:eastAsia="宋体" w:hAnsi="宋体" w:cs="宋体" w:hint="eastAsia"/>
               <w:szCs w:val="24"/>
             </w:rPr>
             <w:fldChar w:fldCharType="end"/>
@@ -2583,28 +2556,28 @@
         </w:p>
         <w:p>
           <w:pPr>
-            <w:pStyle w:val="17"/>
+            <w:pStyle w:val="TOC2"/>
             <w:tabs>
               <w:tab w:val="right" w:leader="dot" w:pos="8306"/>
             </w:tabs>
           </w:pPr>
           <w:r>
             <w:rPr>
-              <w:rFonts w:hint="eastAsia" w:ascii="宋体" w:hAnsi="宋体" w:eastAsia="宋体" w:cs="宋体"/>
+              <w:rFonts w:ascii="宋体" w:eastAsia="宋体" w:hAnsi="宋体" w:cs="宋体" w:hint="eastAsia"/>
               <w:szCs w:val="24"/>
             </w:rPr>
             <w:fldChar w:fldCharType="begin"/>
           </w:r>
           <w:r>
             <w:rPr>
-              <w:rFonts w:hint="eastAsia" w:ascii="宋体" w:hAnsi="宋体" w:eastAsia="宋体" w:cs="宋体"/>
+              <w:rFonts w:ascii="宋体" w:eastAsia="宋体" w:hAnsi="宋体" w:cs="宋体" w:hint="eastAsia"/>
               <w:szCs w:val="24"/>
             </w:rPr>
             <w:instrText xml:space="preserve"> HYPERLINK \l _Toc5326 </w:instrText>
           </w:r>
           <w:r>
             <w:rPr>
-              <w:rFonts w:hint="eastAsia" w:ascii="宋体" w:hAnsi="宋体" w:eastAsia="宋体" w:cs="宋体"/>
+              <w:rFonts w:ascii="宋体" w:eastAsia="宋体" w:hAnsi="宋体" w:cs="宋体" w:hint="eastAsia"/>
               <w:szCs w:val="24"/>
             </w:rPr>
             <w:fldChar w:fldCharType="separate"/>
@@ -2636,7 +2609,7 @@
           </w:r>
           <w:r>
             <w:rPr>
-              <w:rFonts w:hint="eastAsia" w:ascii="宋体" w:hAnsi="宋体" w:eastAsia="宋体" w:cs="宋体"/>
+              <w:rFonts w:ascii="宋体" w:eastAsia="宋体" w:hAnsi="宋体" w:cs="宋体" w:hint="eastAsia"/>
               <w:szCs w:val="24"/>
             </w:rPr>
             <w:fldChar w:fldCharType="end"/>
@@ -2644,28 +2617,28 @@
         </w:p>
         <w:p>
           <w:pPr>
-            <w:pStyle w:val="17"/>
+            <w:pStyle w:val="TOC2"/>
             <w:tabs>
               <w:tab w:val="right" w:leader="dot" w:pos="8306"/>
             </w:tabs>
           </w:pPr>
           <w:r>
             <w:rPr>
-              <w:rFonts w:hint="eastAsia" w:ascii="宋体" w:hAnsi="宋体" w:eastAsia="宋体" w:cs="宋体"/>
+              <w:rFonts w:ascii="宋体" w:eastAsia="宋体" w:hAnsi="宋体" w:cs="宋体" w:hint="eastAsia"/>
               <w:szCs w:val="24"/>
             </w:rPr>
             <w:fldChar w:fldCharType="begin"/>
           </w:r>
           <w:r>
             <w:rPr>
-              <w:rFonts w:hint="eastAsia" w:ascii="宋体" w:hAnsi="宋体" w:eastAsia="宋体" w:cs="宋体"/>
+              <w:rFonts w:ascii="宋体" w:eastAsia="宋体" w:hAnsi="宋体" w:cs="宋体" w:hint="eastAsia"/>
               <w:szCs w:val="24"/>
             </w:rPr>
             <w:instrText xml:space="preserve"> HYPERLINK \l _Toc21554 </w:instrText>
           </w:r>
           <w:r>
             <w:rPr>
-              <w:rFonts w:hint="eastAsia" w:ascii="宋体" w:hAnsi="宋体" w:eastAsia="宋体" w:cs="宋体"/>
+              <w:rFonts w:ascii="宋体" w:eastAsia="宋体" w:hAnsi="宋体" w:cs="宋体" w:hint="eastAsia"/>
               <w:szCs w:val="24"/>
             </w:rPr>
             <w:fldChar w:fldCharType="separate"/>
@@ -2697,7 +2670,7 @@
           </w:r>
           <w:r>
             <w:rPr>
-              <w:rFonts w:hint="eastAsia" w:ascii="宋体" w:hAnsi="宋体" w:eastAsia="宋体" w:cs="宋体"/>
+              <w:rFonts w:ascii="宋体" w:eastAsia="宋体" w:hAnsi="宋体" w:cs="宋体" w:hint="eastAsia"/>
               <w:szCs w:val="24"/>
             </w:rPr>
             <w:fldChar w:fldCharType="end"/>
@@ -2705,28 +2678,28 @@
         </w:p>
         <w:p>
           <w:pPr>
-            <w:pStyle w:val="17"/>
+            <w:pStyle w:val="TOC2"/>
             <w:tabs>
               <w:tab w:val="right" w:leader="dot" w:pos="8306"/>
             </w:tabs>
           </w:pPr>
           <w:r>
             <w:rPr>
-              <w:rFonts w:hint="eastAsia" w:ascii="宋体" w:hAnsi="宋体" w:eastAsia="宋体" w:cs="宋体"/>
+              <w:rFonts w:ascii="宋体" w:eastAsia="宋体" w:hAnsi="宋体" w:cs="宋体" w:hint="eastAsia"/>
               <w:szCs w:val="24"/>
             </w:rPr>
             <w:fldChar w:fldCharType="begin"/>
           </w:r>
           <w:r>
             <w:rPr>
-              <w:rFonts w:hint="eastAsia" w:ascii="宋体" w:hAnsi="宋体" w:eastAsia="宋体" w:cs="宋体"/>
+              <w:rFonts w:ascii="宋体" w:eastAsia="宋体" w:hAnsi="宋体" w:cs="宋体" w:hint="eastAsia"/>
               <w:szCs w:val="24"/>
             </w:rPr>
             <w:instrText xml:space="preserve"> HYPERLINK \l _Toc29802 </w:instrText>
           </w:r>
           <w:r>
             <w:rPr>
-              <w:rFonts w:hint="eastAsia" w:ascii="宋体" w:hAnsi="宋体" w:eastAsia="宋体" w:cs="宋体"/>
+              <w:rFonts w:ascii="宋体" w:eastAsia="宋体" w:hAnsi="宋体" w:cs="宋体" w:hint="eastAsia"/>
               <w:szCs w:val="24"/>
             </w:rPr>
             <w:fldChar w:fldCharType="separate"/>
@@ -2758,7 +2731,7 @@
           </w:r>
           <w:r>
             <w:rPr>
-              <w:rFonts w:hint="eastAsia" w:ascii="宋体" w:hAnsi="宋体" w:eastAsia="宋体" w:cs="宋体"/>
+              <w:rFonts w:ascii="宋体" w:eastAsia="宋体" w:hAnsi="宋体" w:cs="宋体" w:hint="eastAsia"/>
               <w:szCs w:val="24"/>
             </w:rPr>
             <w:fldChar w:fldCharType="end"/>
@@ -2766,28 +2739,28 @@
         </w:p>
         <w:p>
           <w:pPr>
-            <w:pStyle w:val="16"/>
+            <w:pStyle w:val="TOC1"/>
             <w:tabs>
               <w:tab w:val="right" w:leader="dot" w:pos="8306"/>
             </w:tabs>
           </w:pPr>
           <w:r>
             <w:rPr>
-              <w:rFonts w:hint="eastAsia" w:ascii="宋体" w:hAnsi="宋体" w:eastAsia="宋体" w:cs="宋体"/>
+              <w:rFonts w:ascii="宋体" w:eastAsia="宋体" w:hAnsi="宋体" w:cs="宋体" w:hint="eastAsia"/>
               <w:szCs w:val="24"/>
             </w:rPr>
             <w:fldChar w:fldCharType="begin"/>
           </w:r>
           <w:r>
             <w:rPr>
-              <w:rFonts w:hint="eastAsia" w:ascii="宋体" w:hAnsi="宋体" w:eastAsia="宋体" w:cs="宋体"/>
+              <w:rFonts w:ascii="宋体" w:eastAsia="宋体" w:hAnsi="宋体" w:cs="宋体" w:hint="eastAsia"/>
               <w:szCs w:val="24"/>
             </w:rPr>
             <w:instrText xml:space="preserve"> HYPERLINK \l _Toc31622 </w:instrText>
           </w:r>
           <w:r>
             <w:rPr>
-              <w:rFonts w:hint="eastAsia" w:ascii="宋体" w:hAnsi="宋体" w:eastAsia="宋体" w:cs="宋体"/>
+              <w:rFonts w:ascii="宋体" w:eastAsia="宋体" w:hAnsi="宋体" w:cs="宋体" w:hint="eastAsia"/>
               <w:szCs w:val="24"/>
             </w:rPr>
             <w:fldChar w:fldCharType="separate"/>
@@ -2819,7 +2792,7 @@
           </w:r>
           <w:r>
             <w:rPr>
-              <w:rFonts w:hint="eastAsia" w:ascii="宋体" w:hAnsi="宋体" w:eastAsia="宋体" w:cs="宋体"/>
+              <w:rFonts w:ascii="宋体" w:eastAsia="宋体" w:hAnsi="宋体" w:cs="宋体" w:hint="eastAsia"/>
               <w:szCs w:val="24"/>
             </w:rPr>
             <w:fldChar w:fldCharType="end"/>
@@ -2827,28 +2800,28 @@
         </w:p>
         <w:p>
           <w:pPr>
-            <w:pStyle w:val="17"/>
+            <w:pStyle w:val="TOC2"/>
             <w:tabs>
               <w:tab w:val="right" w:leader="dot" w:pos="8306"/>
             </w:tabs>
           </w:pPr>
           <w:r>
             <w:rPr>
-              <w:rFonts w:hint="eastAsia" w:ascii="宋体" w:hAnsi="宋体" w:eastAsia="宋体" w:cs="宋体"/>
+              <w:rFonts w:ascii="宋体" w:eastAsia="宋体" w:hAnsi="宋体" w:cs="宋体" w:hint="eastAsia"/>
               <w:szCs w:val="24"/>
             </w:rPr>
             <w:fldChar w:fldCharType="begin"/>
           </w:r>
           <w:r>
             <w:rPr>
-              <w:rFonts w:hint="eastAsia" w:ascii="宋体" w:hAnsi="宋体" w:eastAsia="宋体" w:cs="宋体"/>
+              <w:rFonts w:ascii="宋体" w:eastAsia="宋体" w:hAnsi="宋体" w:cs="宋体" w:hint="eastAsia"/>
               <w:szCs w:val="24"/>
             </w:rPr>
             <w:instrText xml:space="preserve"> HYPERLINK \l _Toc26135 </w:instrText>
           </w:r>
           <w:r>
             <w:rPr>
-              <w:rFonts w:hint="eastAsia" w:ascii="宋体" w:hAnsi="宋体" w:eastAsia="宋体" w:cs="宋体"/>
+              <w:rFonts w:ascii="宋体" w:eastAsia="宋体" w:hAnsi="宋体" w:cs="宋体" w:hint="eastAsia"/>
               <w:szCs w:val="24"/>
             </w:rPr>
             <w:fldChar w:fldCharType="separate"/>
@@ -2880,7 +2853,7 @@
           </w:r>
           <w:r>
             <w:rPr>
-              <w:rFonts w:hint="eastAsia" w:ascii="宋体" w:hAnsi="宋体" w:eastAsia="宋体" w:cs="宋体"/>
+              <w:rFonts w:ascii="宋体" w:eastAsia="宋体" w:hAnsi="宋体" w:cs="宋体" w:hint="eastAsia"/>
               <w:szCs w:val="24"/>
             </w:rPr>
             <w:fldChar w:fldCharType="end"/>
@@ -2888,28 +2861,28 @@
         </w:p>
         <w:p>
           <w:pPr>
-            <w:pStyle w:val="17"/>
+            <w:pStyle w:val="TOC2"/>
             <w:tabs>
               <w:tab w:val="right" w:leader="dot" w:pos="8306"/>
             </w:tabs>
           </w:pPr>
           <w:r>
             <w:rPr>
-              <w:rFonts w:hint="eastAsia" w:ascii="宋体" w:hAnsi="宋体" w:eastAsia="宋体" w:cs="宋体"/>
+              <w:rFonts w:ascii="宋体" w:eastAsia="宋体" w:hAnsi="宋体" w:cs="宋体" w:hint="eastAsia"/>
               <w:szCs w:val="24"/>
             </w:rPr>
             <w:fldChar w:fldCharType="begin"/>
           </w:r>
           <w:r>
             <w:rPr>
-              <w:rFonts w:hint="eastAsia" w:ascii="宋体" w:hAnsi="宋体" w:eastAsia="宋体" w:cs="宋体"/>
+              <w:rFonts w:ascii="宋体" w:eastAsia="宋体" w:hAnsi="宋体" w:cs="宋体" w:hint="eastAsia"/>
               <w:szCs w:val="24"/>
             </w:rPr>
             <w:instrText xml:space="preserve"> HYPERLINK \l _Toc16680 </w:instrText>
           </w:r>
           <w:r>
             <w:rPr>
-              <w:rFonts w:hint="eastAsia" w:ascii="宋体" w:hAnsi="宋体" w:eastAsia="宋体" w:cs="宋体"/>
+              <w:rFonts w:ascii="宋体" w:eastAsia="宋体" w:hAnsi="宋体" w:cs="宋体" w:hint="eastAsia"/>
               <w:szCs w:val="24"/>
             </w:rPr>
             <w:fldChar w:fldCharType="separate"/>
@@ -2941,7 +2914,7 @@
           </w:r>
           <w:r>
             <w:rPr>
-              <w:rFonts w:hint="eastAsia" w:ascii="宋体" w:hAnsi="宋体" w:eastAsia="宋体" w:cs="宋体"/>
+              <w:rFonts w:ascii="宋体" w:eastAsia="宋体" w:hAnsi="宋体" w:cs="宋体" w:hint="eastAsia"/>
               <w:szCs w:val="24"/>
             </w:rPr>
             <w:fldChar w:fldCharType="end"/>
@@ -2949,28 +2922,28 @@
         </w:p>
         <w:p>
           <w:pPr>
-            <w:pStyle w:val="16"/>
+            <w:pStyle w:val="TOC1"/>
             <w:tabs>
               <w:tab w:val="right" w:leader="dot" w:pos="8306"/>
             </w:tabs>
           </w:pPr>
           <w:r>
             <w:rPr>
-              <w:rFonts w:hint="eastAsia" w:ascii="宋体" w:hAnsi="宋体" w:eastAsia="宋体" w:cs="宋体"/>
+              <w:rFonts w:ascii="宋体" w:eastAsia="宋体" w:hAnsi="宋体" w:cs="宋体" w:hint="eastAsia"/>
               <w:szCs w:val="24"/>
             </w:rPr>
             <w:fldChar w:fldCharType="begin"/>
           </w:r>
           <w:r>
             <w:rPr>
-              <w:rFonts w:hint="eastAsia" w:ascii="宋体" w:hAnsi="宋体" w:eastAsia="宋体" w:cs="宋体"/>
+              <w:rFonts w:ascii="宋体" w:eastAsia="宋体" w:hAnsi="宋体" w:cs="宋体" w:hint="eastAsia"/>
               <w:szCs w:val="24"/>
             </w:rPr>
             <w:instrText xml:space="preserve"> HYPERLINK \l _Toc20568 </w:instrText>
           </w:r>
           <w:r>
             <w:rPr>
-              <w:rFonts w:hint="eastAsia" w:ascii="宋体" w:hAnsi="宋体" w:eastAsia="宋体" w:cs="宋体"/>
+              <w:rFonts w:ascii="宋体" w:eastAsia="宋体" w:hAnsi="宋体" w:cs="宋体" w:hint="eastAsia"/>
               <w:szCs w:val="24"/>
             </w:rPr>
             <w:fldChar w:fldCharType="separate"/>
@@ -3002,7 +2975,7 @@
           </w:r>
           <w:r>
             <w:rPr>
-              <w:rFonts w:hint="eastAsia" w:ascii="宋体" w:hAnsi="宋体" w:eastAsia="宋体" w:cs="宋体"/>
+              <w:rFonts w:ascii="宋体" w:eastAsia="宋体" w:hAnsi="宋体" w:cs="宋体" w:hint="eastAsia"/>
               <w:szCs w:val="24"/>
             </w:rPr>
             <w:fldChar w:fldCharType="end"/>
@@ -3010,28 +2983,28 @@
         </w:p>
         <w:p>
           <w:pPr>
-            <w:pStyle w:val="17"/>
+            <w:pStyle w:val="TOC2"/>
             <w:tabs>
               <w:tab w:val="right" w:leader="dot" w:pos="8306"/>
             </w:tabs>
           </w:pPr>
           <w:r>
             <w:rPr>
-              <w:rFonts w:hint="eastAsia" w:ascii="宋体" w:hAnsi="宋体" w:eastAsia="宋体" w:cs="宋体"/>
+              <w:rFonts w:ascii="宋体" w:eastAsia="宋体" w:hAnsi="宋体" w:cs="宋体" w:hint="eastAsia"/>
               <w:szCs w:val="24"/>
             </w:rPr>
             <w:fldChar w:fldCharType="begin"/>
           </w:r>
           <w:r>
             <w:rPr>
-              <w:rFonts w:hint="eastAsia" w:ascii="宋体" w:hAnsi="宋体" w:eastAsia="宋体" w:cs="宋体"/>
+              <w:rFonts w:ascii="宋体" w:eastAsia="宋体" w:hAnsi="宋体" w:cs="宋体" w:hint="eastAsia"/>
               <w:szCs w:val="24"/>
             </w:rPr>
             <w:instrText xml:space="preserve"> HYPERLINK \l _Toc12176 </w:instrText>
           </w:r>
           <w:r>
             <w:rPr>
-              <w:rFonts w:hint="eastAsia" w:ascii="宋体" w:hAnsi="宋体" w:eastAsia="宋体" w:cs="宋体"/>
+              <w:rFonts w:ascii="宋体" w:eastAsia="宋体" w:hAnsi="宋体" w:cs="宋体" w:hint="eastAsia"/>
               <w:szCs w:val="24"/>
             </w:rPr>
             <w:fldChar w:fldCharType="separate"/>
@@ -3063,7 +3036,7 @@
           </w:r>
           <w:r>
             <w:rPr>
-              <w:rFonts w:hint="eastAsia" w:ascii="宋体" w:hAnsi="宋体" w:eastAsia="宋体" w:cs="宋体"/>
+              <w:rFonts w:ascii="宋体" w:eastAsia="宋体" w:hAnsi="宋体" w:cs="宋体" w:hint="eastAsia"/>
               <w:szCs w:val="24"/>
             </w:rPr>
             <w:fldChar w:fldCharType="end"/>
@@ -3071,28 +3044,28 @@
         </w:p>
         <w:p>
           <w:pPr>
-            <w:pStyle w:val="17"/>
+            <w:pStyle w:val="TOC2"/>
             <w:tabs>
               <w:tab w:val="right" w:leader="dot" w:pos="8306"/>
             </w:tabs>
           </w:pPr>
           <w:r>
             <w:rPr>
-              <w:rFonts w:hint="eastAsia" w:ascii="宋体" w:hAnsi="宋体" w:eastAsia="宋体" w:cs="宋体"/>
+              <w:rFonts w:ascii="宋体" w:eastAsia="宋体" w:hAnsi="宋体" w:cs="宋体" w:hint="eastAsia"/>
               <w:szCs w:val="24"/>
             </w:rPr>
             <w:fldChar w:fldCharType="begin"/>
           </w:r>
           <w:r>
             <w:rPr>
-              <w:rFonts w:hint="eastAsia" w:ascii="宋体" w:hAnsi="宋体" w:eastAsia="宋体" w:cs="宋体"/>
+              <w:rFonts w:ascii="宋体" w:eastAsia="宋体" w:hAnsi="宋体" w:cs="宋体" w:hint="eastAsia"/>
               <w:szCs w:val="24"/>
             </w:rPr>
             <w:instrText xml:space="preserve"> HYPERLINK \l _Toc25026 </w:instrText>
           </w:r>
           <w:r>
             <w:rPr>
-              <w:rFonts w:hint="eastAsia" w:ascii="宋体" w:hAnsi="宋体" w:eastAsia="宋体" w:cs="宋体"/>
+              <w:rFonts w:ascii="宋体" w:eastAsia="宋体" w:hAnsi="宋体" w:cs="宋体" w:hint="eastAsia"/>
               <w:szCs w:val="24"/>
             </w:rPr>
             <w:fldChar w:fldCharType="separate"/>
@@ -3124,7 +3097,7 @@
           </w:r>
           <w:r>
             <w:rPr>
-              <w:rFonts w:hint="eastAsia" w:ascii="宋体" w:hAnsi="宋体" w:eastAsia="宋体" w:cs="宋体"/>
+              <w:rFonts w:ascii="宋体" w:eastAsia="宋体" w:hAnsi="宋体" w:cs="宋体" w:hint="eastAsia"/>
               <w:szCs w:val="24"/>
             </w:rPr>
             <w:fldChar w:fldCharType="end"/>
@@ -3132,28 +3105,28 @@
         </w:p>
         <w:p>
           <w:pPr>
-            <w:pStyle w:val="17"/>
+            <w:pStyle w:val="TOC2"/>
             <w:tabs>
               <w:tab w:val="right" w:leader="dot" w:pos="8306"/>
             </w:tabs>
           </w:pPr>
           <w:r>
             <w:rPr>
-              <w:rFonts w:hint="eastAsia" w:ascii="宋体" w:hAnsi="宋体" w:eastAsia="宋体" w:cs="宋体"/>
+              <w:rFonts w:ascii="宋体" w:eastAsia="宋体" w:hAnsi="宋体" w:cs="宋体" w:hint="eastAsia"/>
               <w:szCs w:val="24"/>
             </w:rPr>
             <w:fldChar w:fldCharType="begin"/>
           </w:r>
           <w:r>
             <w:rPr>
-              <w:rFonts w:hint="eastAsia" w:ascii="宋体" w:hAnsi="宋体" w:eastAsia="宋体" w:cs="宋体"/>
+              <w:rFonts w:ascii="宋体" w:eastAsia="宋体" w:hAnsi="宋体" w:cs="宋体" w:hint="eastAsia"/>
               <w:szCs w:val="24"/>
             </w:rPr>
             <w:instrText xml:space="preserve"> HYPERLINK \l _Toc14610 </w:instrText>
           </w:r>
           <w:r>
             <w:rPr>
-              <w:rFonts w:hint="eastAsia" w:ascii="宋体" w:hAnsi="宋体" w:eastAsia="宋体" w:cs="宋体"/>
+              <w:rFonts w:ascii="宋体" w:eastAsia="宋体" w:hAnsi="宋体" w:cs="宋体" w:hint="eastAsia"/>
               <w:szCs w:val="24"/>
             </w:rPr>
             <w:fldChar w:fldCharType="separate"/>
@@ -3185,7 +3158,7 @@
           </w:r>
           <w:r>
             <w:rPr>
-              <w:rFonts w:hint="eastAsia" w:ascii="宋体" w:hAnsi="宋体" w:eastAsia="宋体" w:cs="宋体"/>
+              <w:rFonts w:ascii="宋体" w:eastAsia="宋体" w:hAnsi="宋体" w:cs="宋体" w:hint="eastAsia"/>
               <w:szCs w:val="24"/>
             </w:rPr>
             <w:fldChar w:fldCharType="end"/>
@@ -3193,28 +3166,28 @@
         </w:p>
         <w:p>
           <w:pPr>
-            <w:pStyle w:val="17"/>
+            <w:pStyle w:val="TOC2"/>
             <w:tabs>
               <w:tab w:val="right" w:leader="dot" w:pos="8306"/>
             </w:tabs>
           </w:pPr>
           <w:r>
             <w:rPr>
-              <w:rFonts w:hint="eastAsia" w:ascii="宋体" w:hAnsi="宋体" w:eastAsia="宋体" w:cs="宋体"/>
+              <w:rFonts w:ascii="宋体" w:eastAsia="宋体" w:hAnsi="宋体" w:cs="宋体" w:hint="eastAsia"/>
               <w:szCs w:val="24"/>
             </w:rPr>
             <w:fldChar w:fldCharType="begin"/>
           </w:r>
           <w:r>
             <w:rPr>
-              <w:rFonts w:hint="eastAsia" w:ascii="宋体" w:hAnsi="宋体" w:eastAsia="宋体" w:cs="宋体"/>
+              <w:rFonts w:ascii="宋体" w:eastAsia="宋体" w:hAnsi="宋体" w:cs="宋体" w:hint="eastAsia"/>
               <w:szCs w:val="24"/>
             </w:rPr>
             <w:instrText xml:space="preserve"> HYPERLINK \l _Toc4383 </w:instrText>
           </w:r>
           <w:r>
             <w:rPr>
-              <w:rFonts w:hint="eastAsia" w:ascii="宋体" w:hAnsi="宋体" w:eastAsia="宋体" w:cs="宋体"/>
+              <w:rFonts w:ascii="宋体" w:eastAsia="宋体" w:hAnsi="宋体" w:cs="宋体" w:hint="eastAsia"/>
               <w:szCs w:val="24"/>
             </w:rPr>
             <w:fldChar w:fldCharType="separate"/>
@@ -3246,7 +3219,7 @@
           </w:r>
           <w:r>
             <w:rPr>
-              <w:rFonts w:hint="eastAsia" w:ascii="宋体" w:hAnsi="宋体" w:eastAsia="宋体" w:cs="宋体"/>
+              <w:rFonts w:ascii="宋体" w:eastAsia="宋体" w:hAnsi="宋体" w:cs="宋体" w:hint="eastAsia"/>
               <w:szCs w:val="24"/>
             </w:rPr>
             <w:fldChar w:fldCharType="end"/>
@@ -3254,28 +3227,28 @@
         </w:p>
         <w:p>
           <w:pPr>
-            <w:pStyle w:val="17"/>
+            <w:pStyle w:val="TOC2"/>
             <w:tabs>
               <w:tab w:val="right" w:leader="dot" w:pos="8306"/>
             </w:tabs>
           </w:pPr>
           <w:r>
             <w:rPr>
-              <w:rFonts w:hint="eastAsia" w:ascii="宋体" w:hAnsi="宋体" w:eastAsia="宋体" w:cs="宋体"/>
+              <w:rFonts w:ascii="宋体" w:eastAsia="宋体" w:hAnsi="宋体" w:cs="宋体" w:hint="eastAsia"/>
               <w:szCs w:val="24"/>
             </w:rPr>
             <w:fldChar w:fldCharType="begin"/>
           </w:r>
           <w:r>
             <w:rPr>
-              <w:rFonts w:hint="eastAsia" w:ascii="宋体" w:hAnsi="宋体" w:eastAsia="宋体" w:cs="宋体"/>
+              <w:rFonts w:ascii="宋体" w:eastAsia="宋体" w:hAnsi="宋体" w:cs="宋体" w:hint="eastAsia"/>
               <w:szCs w:val="24"/>
             </w:rPr>
             <w:instrText xml:space="preserve"> HYPERLINK \l _Toc14318 </w:instrText>
           </w:r>
           <w:r>
             <w:rPr>
-              <w:rFonts w:hint="eastAsia" w:ascii="宋体" w:hAnsi="宋体" w:eastAsia="宋体" w:cs="宋体"/>
+              <w:rFonts w:ascii="宋体" w:eastAsia="宋体" w:hAnsi="宋体" w:cs="宋体" w:hint="eastAsia"/>
               <w:szCs w:val="24"/>
             </w:rPr>
             <w:fldChar w:fldCharType="separate"/>
@@ -3307,7 +3280,7 @@
           </w:r>
           <w:r>
             <w:rPr>
-              <w:rFonts w:hint="eastAsia" w:ascii="宋体" w:hAnsi="宋体" w:eastAsia="宋体" w:cs="宋体"/>
+              <w:rFonts w:ascii="宋体" w:eastAsia="宋体" w:hAnsi="宋体" w:cs="宋体" w:hint="eastAsia"/>
               <w:szCs w:val="24"/>
             </w:rPr>
             <w:fldChar w:fldCharType="end"/>
@@ -3315,28 +3288,28 @@
         </w:p>
         <w:p>
           <w:pPr>
-            <w:pStyle w:val="16"/>
+            <w:pStyle w:val="TOC1"/>
             <w:tabs>
               <w:tab w:val="right" w:leader="dot" w:pos="8306"/>
             </w:tabs>
           </w:pPr>
           <w:r>
             <w:rPr>
-              <w:rFonts w:hint="eastAsia" w:ascii="宋体" w:hAnsi="宋体" w:eastAsia="宋体" w:cs="宋体"/>
+              <w:rFonts w:ascii="宋体" w:eastAsia="宋体" w:hAnsi="宋体" w:cs="宋体" w:hint="eastAsia"/>
               <w:szCs w:val="24"/>
             </w:rPr>
             <w:fldChar w:fldCharType="begin"/>
           </w:r>
           <w:r>
             <w:rPr>
-              <w:rFonts w:hint="eastAsia" w:ascii="宋体" w:hAnsi="宋体" w:eastAsia="宋体" w:cs="宋体"/>
+              <w:rFonts w:ascii="宋体" w:eastAsia="宋体" w:hAnsi="宋体" w:cs="宋体" w:hint="eastAsia"/>
               <w:szCs w:val="24"/>
             </w:rPr>
             <w:instrText xml:space="preserve"> HYPERLINK \l _Toc7114 </w:instrText>
           </w:r>
           <w:r>
             <w:rPr>
-              <w:rFonts w:hint="eastAsia" w:ascii="宋体" w:hAnsi="宋体" w:eastAsia="宋体" w:cs="宋体"/>
+              <w:rFonts w:ascii="宋体" w:eastAsia="宋体" w:hAnsi="宋体" w:cs="宋体" w:hint="eastAsia"/>
               <w:szCs w:val="24"/>
             </w:rPr>
             <w:fldChar w:fldCharType="separate"/>
@@ -3368,7 +3341,7 @@
           </w:r>
           <w:r>
             <w:rPr>
-              <w:rFonts w:hint="eastAsia" w:ascii="宋体" w:hAnsi="宋体" w:eastAsia="宋体" w:cs="宋体"/>
+              <w:rFonts w:ascii="宋体" w:eastAsia="宋体" w:hAnsi="宋体" w:cs="宋体" w:hint="eastAsia"/>
               <w:szCs w:val="24"/>
             </w:rPr>
             <w:fldChar w:fldCharType="end"/>
@@ -3376,28 +3349,28 @@
         </w:p>
         <w:p>
           <w:pPr>
-            <w:pStyle w:val="17"/>
+            <w:pStyle w:val="TOC2"/>
             <w:tabs>
               <w:tab w:val="right" w:leader="dot" w:pos="8306"/>
             </w:tabs>
           </w:pPr>
           <w:r>
             <w:rPr>
-              <w:rFonts w:hint="eastAsia" w:ascii="宋体" w:hAnsi="宋体" w:eastAsia="宋体" w:cs="宋体"/>
+              <w:rFonts w:ascii="宋体" w:eastAsia="宋体" w:hAnsi="宋体" w:cs="宋体" w:hint="eastAsia"/>
               <w:szCs w:val="24"/>
             </w:rPr>
             <w:fldChar w:fldCharType="begin"/>
           </w:r>
           <w:r>
             <w:rPr>
-              <w:rFonts w:hint="eastAsia" w:ascii="宋体" w:hAnsi="宋体" w:eastAsia="宋体" w:cs="宋体"/>
+              <w:rFonts w:ascii="宋体" w:eastAsia="宋体" w:hAnsi="宋体" w:cs="宋体" w:hint="eastAsia"/>
               <w:szCs w:val="24"/>
             </w:rPr>
             <w:instrText xml:space="preserve"> HYPERLINK \l _Toc30668 </w:instrText>
           </w:r>
           <w:r>
             <w:rPr>
-              <w:rFonts w:hint="eastAsia" w:ascii="宋体" w:hAnsi="宋体" w:eastAsia="宋体" w:cs="宋体"/>
+              <w:rFonts w:ascii="宋体" w:eastAsia="宋体" w:hAnsi="宋体" w:cs="宋体" w:hint="eastAsia"/>
               <w:szCs w:val="24"/>
             </w:rPr>
             <w:fldChar w:fldCharType="separate"/>
@@ -3429,7 +3402,7 @@
           </w:r>
           <w:r>
             <w:rPr>
-              <w:rFonts w:hint="eastAsia" w:ascii="宋体" w:hAnsi="宋体" w:eastAsia="宋体" w:cs="宋体"/>
+              <w:rFonts w:ascii="宋体" w:eastAsia="宋体" w:hAnsi="宋体" w:cs="宋体" w:hint="eastAsia"/>
               <w:szCs w:val="24"/>
             </w:rPr>
             <w:fldChar w:fldCharType="end"/>
@@ -3437,28 +3410,28 @@
         </w:p>
         <w:p>
           <w:pPr>
-            <w:pStyle w:val="17"/>
+            <w:pStyle w:val="TOC2"/>
             <w:tabs>
               <w:tab w:val="right" w:leader="dot" w:pos="8306"/>
             </w:tabs>
           </w:pPr>
           <w:r>
             <w:rPr>
-              <w:rFonts w:hint="eastAsia" w:ascii="宋体" w:hAnsi="宋体" w:eastAsia="宋体" w:cs="宋体"/>
+              <w:rFonts w:ascii="宋体" w:eastAsia="宋体" w:hAnsi="宋体" w:cs="宋体" w:hint="eastAsia"/>
               <w:szCs w:val="24"/>
             </w:rPr>
             <w:fldChar w:fldCharType="begin"/>
           </w:r>
           <w:r>
             <w:rPr>
-              <w:rFonts w:hint="eastAsia" w:ascii="宋体" w:hAnsi="宋体" w:eastAsia="宋体" w:cs="宋体"/>
+              <w:rFonts w:ascii="宋体" w:eastAsia="宋体" w:hAnsi="宋体" w:cs="宋体" w:hint="eastAsia"/>
               <w:szCs w:val="24"/>
             </w:rPr>
             <w:instrText xml:space="preserve"> HYPERLINK \l _Toc23481 </w:instrText>
           </w:r>
           <w:r>
             <w:rPr>
-              <w:rFonts w:hint="eastAsia" w:ascii="宋体" w:hAnsi="宋体" w:eastAsia="宋体" w:cs="宋体"/>
+              <w:rFonts w:ascii="宋体" w:eastAsia="宋体" w:hAnsi="宋体" w:cs="宋体" w:hint="eastAsia"/>
               <w:szCs w:val="24"/>
             </w:rPr>
             <w:fldChar w:fldCharType="separate"/>
@@ -3490,7 +3463,7 @@
           </w:r>
           <w:r>
             <w:rPr>
-              <w:rFonts w:hint="eastAsia" w:ascii="宋体" w:hAnsi="宋体" w:eastAsia="宋体" w:cs="宋体"/>
+              <w:rFonts w:ascii="宋体" w:eastAsia="宋体" w:hAnsi="宋体" w:cs="宋体" w:hint="eastAsia"/>
               <w:szCs w:val="24"/>
             </w:rPr>
             <w:fldChar w:fldCharType="end"/>
@@ -3498,28 +3471,28 @@
         </w:p>
         <w:p>
           <w:pPr>
-            <w:pStyle w:val="16"/>
+            <w:pStyle w:val="TOC1"/>
             <w:tabs>
               <w:tab w:val="right" w:leader="dot" w:pos="8306"/>
             </w:tabs>
           </w:pPr>
           <w:r>
             <w:rPr>
-              <w:rFonts w:hint="eastAsia" w:ascii="宋体" w:hAnsi="宋体" w:eastAsia="宋体" w:cs="宋体"/>
+              <w:rFonts w:ascii="宋体" w:eastAsia="宋体" w:hAnsi="宋体" w:cs="宋体" w:hint="eastAsia"/>
               <w:szCs w:val="24"/>
             </w:rPr>
             <w:fldChar w:fldCharType="begin"/>
           </w:r>
           <w:r>
             <w:rPr>
-              <w:rFonts w:hint="eastAsia" w:ascii="宋体" w:hAnsi="宋体" w:eastAsia="宋体" w:cs="宋体"/>
+              <w:rFonts w:ascii="宋体" w:eastAsia="宋体" w:hAnsi="宋体" w:cs="宋体" w:hint="eastAsia"/>
               <w:szCs w:val="24"/>
             </w:rPr>
             <w:instrText xml:space="preserve"> HYPERLINK \l _Toc23559 </w:instrText>
           </w:r>
           <w:r>
             <w:rPr>
-              <w:rFonts w:hint="eastAsia" w:ascii="宋体" w:hAnsi="宋体" w:eastAsia="宋体" w:cs="宋体"/>
+              <w:rFonts w:ascii="宋体" w:eastAsia="宋体" w:hAnsi="宋体" w:cs="宋体" w:hint="eastAsia"/>
               <w:szCs w:val="24"/>
             </w:rPr>
             <w:fldChar w:fldCharType="separate"/>
@@ -3551,7 +3524,7 @@
           </w:r>
           <w:r>
             <w:rPr>
-              <w:rFonts w:hint="eastAsia" w:ascii="宋体" w:hAnsi="宋体" w:eastAsia="宋体" w:cs="宋体"/>
+              <w:rFonts w:ascii="宋体" w:eastAsia="宋体" w:hAnsi="宋体" w:cs="宋体" w:hint="eastAsia"/>
               <w:szCs w:val="24"/>
             </w:rPr>
             <w:fldChar w:fldCharType="end"/>
@@ -3559,28 +3532,28 @@
         </w:p>
         <w:p>
           <w:pPr>
-            <w:pStyle w:val="17"/>
+            <w:pStyle w:val="TOC2"/>
             <w:tabs>
               <w:tab w:val="right" w:leader="dot" w:pos="8306"/>
             </w:tabs>
           </w:pPr>
           <w:r>
             <w:rPr>
-              <w:rFonts w:hint="eastAsia" w:ascii="宋体" w:hAnsi="宋体" w:eastAsia="宋体" w:cs="宋体"/>
+              <w:rFonts w:ascii="宋体" w:eastAsia="宋体" w:hAnsi="宋体" w:cs="宋体" w:hint="eastAsia"/>
               <w:szCs w:val="24"/>
             </w:rPr>
             <w:fldChar w:fldCharType="begin"/>
           </w:r>
           <w:r>
             <w:rPr>
-              <w:rFonts w:hint="eastAsia" w:ascii="宋体" w:hAnsi="宋体" w:eastAsia="宋体" w:cs="宋体"/>
+              <w:rFonts w:ascii="宋体" w:eastAsia="宋体" w:hAnsi="宋体" w:cs="宋体" w:hint="eastAsia"/>
               <w:szCs w:val="24"/>
             </w:rPr>
             <w:instrText xml:space="preserve"> HYPERLINK \l _Toc23315 </w:instrText>
           </w:r>
           <w:r>
             <w:rPr>
-              <w:rFonts w:hint="eastAsia" w:ascii="宋体" w:hAnsi="宋体" w:eastAsia="宋体" w:cs="宋体"/>
+              <w:rFonts w:ascii="宋体" w:eastAsia="宋体" w:hAnsi="宋体" w:cs="宋体" w:hint="eastAsia"/>
               <w:szCs w:val="24"/>
             </w:rPr>
             <w:fldChar w:fldCharType="separate"/>
@@ -3612,7 +3585,7 @@
           </w:r>
           <w:r>
             <w:rPr>
-              <w:rFonts w:hint="eastAsia" w:ascii="宋体" w:hAnsi="宋体" w:eastAsia="宋体" w:cs="宋体"/>
+              <w:rFonts w:ascii="宋体" w:eastAsia="宋体" w:hAnsi="宋体" w:cs="宋体" w:hint="eastAsia"/>
               <w:szCs w:val="24"/>
             </w:rPr>
             <w:fldChar w:fldCharType="end"/>
@@ -3620,28 +3593,28 @@
         </w:p>
         <w:p>
           <w:pPr>
-            <w:pStyle w:val="17"/>
+            <w:pStyle w:val="TOC2"/>
             <w:tabs>
               <w:tab w:val="right" w:leader="dot" w:pos="8306"/>
             </w:tabs>
           </w:pPr>
           <w:r>
             <w:rPr>
-              <w:rFonts w:hint="eastAsia" w:ascii="宋体" w:hAnsi="宋体" w:eastAsia="宋体" w:cs="宋体"/>
+              <w:rFonts w:ascii="宋体" w:eastAsia="宋体" w:hAnsi="宋体" w:cs="宋体" w:hint="eastAsia"/>
               <w:szCs w:val="24"/>
             </w:rPr>
             <w:fldChar w:fldCharType="begin"/>
           </w:r>
           <w:r>
             <w:rPr>
-              <w:rFonts w:hint="eastAsia" w:ascii="宋体" w:hAnsi="宋体" w:eastAsia="宋体" w:cs="宋体"/>
+              <w:rFonts w:ascii="宋体" w:eastAsia="宋体" w:hAnsi="宋体" w:cs="宋体" w:hint="eastAsia"/>
               <w:szCs w:val="24"/>
             </w:rPr>
             <w:instrText xml:space="preserve"> HYPERLINK \l _Toc4476 </w:instrText>
           </w:r>
           <w:r>
             <w:rPr>
-              <w:rFonts w:hint="eastAsia" w:ascii="宋体" w:hAnsi="宋体" w:eastAsia="宋体" w:cs="宋体"/>
+              <w:rFonts w:ascii="宋体" w:eastAsia="宋体" w:hAnsi="宋体" w:cs="宋体" w:hint="eastAsia"/>
               <w:szCs w:val="24"/>
             </w:rPr>
             <w:fldChar w:fldCharType="separate"/>
@@ -3673,7 +3646,7 @@
           </w:r>
           <w:r>
             <w:rPr>
-              <w:rFonts w:hint="eastAsia" w:ascii="宋体" w:hAnsi="宋体" w:eastAsia="宋体" w:cs="宋体"/>
+              <w:rFonts w:ascii="宋体" w:eastAsia="宋体" w:hAnsi="宋体" w:cs="宋体" w:hint="eastAsia"/>
               <w:szCs w:val="24"/>
             </w:rPr>
             <w:fldChar w:fldCharType="end"/>
@@ -3681,28 +3654,28 @@
         </w:p>
         <w:p>
           <w:pPr>
-            <w:pStyle w:val="17"/>
+            <w:pStyle w:val="TOC2"/>
             <w:tabs>
               <w:tab w:val="right" w:leader="dot" w:pos="8306"/>
             </w:tabs>
           </w:pPr>
           <w:r>
             <w:rPr>
-              <w:rFonts w:hint="eastAsia" w:ascii="宋体" w:hAnsi="宋体" w:eastAsia="宋体" w:cs="宋体"/>
+              <w:rFonts w:ascii="宋体" w:eastAsia="宋体" w:hAnsi="宋体" w:cs="宋体" w:hint="eastAsia"/>
               <w:szCs w:val="24"/>
             </w:rPr>
             <w:fldChar w:fldCharType="begin"/>
           </w:r>
           <w:r>
             <w:rPr>
-              <w:rFonts w:hint="eastAsia" w:ascii="宋体" w:hAnsi="宋体" w:eastAsia="宋体" w:cs="宋体"/>
+              <w:rFonts w:ascii="宋体" w:eastAsia="宋体" w:hAnsi="宋体" w:cs="宋体" w:hint="eastAsia"/>
               <w:szCs w:val="24"/>
             </w:rPr>
             <w:instrText xml:space="preserve"> HYPERLINK \l _Toc31048 </w:instrText>
           </w:r>
           <w:r>
             <w:rPr>
-              <w:rFonts w:hint="eastAsia" w:ascii="宋体" w:hAnsi="宋体" w:eastAsia="宋体" w:cs="宋体"/>
+              <w:rFonts w:ascii="宋体" w:eastAsia="宋体" w:hAnsi="宋体" w:cs="宋体" w:hint="eastAsia"/>
               <w:szCs w:val="24"/>
             </w:rPr>
             <w:fldChar w:fldCharType="separate"/>
@@ -3734,7 +3707,7 @@
           </w:r>
           <w:r>
             <w:rPr>
-              <w:rFonts w:hint="eastAsia" w:ascii="宋体" w:hAnsi="宋体" w:eastAsia="宋体" w:cs="宋体"/>
+              <w:rFonts w:ascii="宋体" w:eastAsia="宋体" w:hAnsi="宋体" w:cs="宋体" w:hint="eastAsia"/>
               <w:szCs w:val="24"/>
             </w:rPr>
             <w:fldChar w:fldCharType="end"/>
@@ -3742,28 +3715,28 @@
         </w:p>
         <w:p>
           <w:pPr>
-            <w:pStyle w:val="16"/>
+            <w:pStyle w:val="TOC1"/>
             <w:tabs>
               <w:tab w:val="right" w:leader="dot" w:pos="8306"/>
             </w:tabs>
           </w:pPr>
           <w:r>
             <w:rPr>
-              <w:rFonts w:hint="eastAsia" w:ascii="宋体" w:hAnsi="宋体" w:eastAsia="宋体" w:cs="宋体"/>
+              <w:rFonts w:ascii="宋体" w:eastAsia="宋体" w:hAnsi="宋体" w:cs="宋体" w:hint="eastAsia"/>
               <w:szCs w:val="24"/>
             </w:rPr>
             <w:fldChar w:fldCharType="begin"/>
           </w:r>
           <w:r>
             <w:rPr>
-              <w:rFonts w:hint="eastAsia" w:ascii="宋体" w:hAnsi="宋体" w:eastAsia="宋体" w:cs="宋体"/>
+              <w:rFonts w:ascii="宋体" w:eastAsia="宋体" w:hAnsi="宋体" w:cs="宋体" w:hint="eastAsia"/>
               <w:szCs w:val="24"/>
             </w:rPr>
             <w:instrText xml:space="preserve"> HYPERLINK \l _Toc28605 </w:instrText>
           </w:r>
           <w:r>
             <w:rPr>
-              <w:rFonts w:hint="eastAsia" w:ascii="宋体" w:hAnsi="宋体" w:eastAsia="宋体" w:cs="宋体"/>
+              <w:rFonts w:ascii="宋体" w:eastAsia="宋体" w:hAnsi="宋体" w:cs="宋体" w:hint="eastAsia"/>
               <w:szCs w:val="24"/>
             </w:rPr>
             <w:fldChar w:fldCharType="separate"/>
@@ -3802,7 +3775,7 @@
           </w:r>
           <w:r>
             <w:rPr>
-              <w:rFonts w:hint="eastAsia" w:ascii="宋体" w:hAnsi="宋体" w:eastAsia="宋体" w:cs="宋体"/>
+              <w:rFonts w:ascii="宋体" w:eastAsia="宋体" w:hAnsi="宋体" w:cs="宋体" w:hint="eastAsia"/>
               <w:szCs w:val="24"/>
             </w:rPr>
             <w:fldChar w:fldCharType="end"/>
@@ -3810,28 +3783,28 @@
         </w:p>
         <w:p>
           <w:pPr>
-            <w:pStyle w:val="16"/>
+            <w:pStyle w:val="TOC1"/>
             <w:tabs>
               <w:tab w:val="right" w:leader="dot" w:pos="8306"/>
             </w:tabs>
           </w:pPr>
           <w:r>
             <w:rPr>
-              <w:rFonts w:hint="eastAsia" w:ascii="宋体" w:hAnsi="宋体" w:eastAsia="宋体" w:cs="宋体"/>
+              <w:rFonts w:ascii="宋体" w:eastAsia="宋体" w:hAnsi="宋体" w:cs="宋体" w:hint="eastAsia"/>
               <w:szCs w:val="24"/>
             </w:rPr>
             <w:fldChar w:fldCharType="begin"/>
           </w:r>
           <w:r>
             <w:rPr>
-              <w:rFonts w:hint="eastAsia" w:ascii="宋体" w:hAnsi="宋体" w:eastAsia="宋体" w:cs="宋体"/>
+              <w:rFonts w:ascii="宋体" w:eastAsia="宋体" w:hAnsi="宋体" w:cs="宋体" w:hint="eastAsia"/>
               <w:szCs w:val="24"/>
             </w:rPr>
             <w:instrText xml:space="preserve"> HYPERLINK \l _Toc22014 </w:instrText>
           </w:r>
           <w:r>
             <w:rPr>
-              <w:rFonts w:hint="eastAsia" w:ascii="宋体" w:hAnsi="宋体" w:eastAsia="宋体" w:cs="宋体"/>
+              <w:rFonts w:ascii="宋体" w:eastAsia="宋体" w:hAnsi="宋体" w:cs="宋体" w:hint="eastAsia"/>
               <w:szCs w:val="24"/>
             </w:rPr>
             <w:fldChar w:fldCharType="separate"/>
@@ -3863,7 +3836,7 @@
           </w:r>
           <w:r>
             <w:rPr>
-              <w:rFonts w:hint="eastAsia" w:ascii="宋体" w:hAnsi="宋体" w:eastAsia="宋体" w:cs="宋体"/>
+              <w:rFonts w:ascii="宋体" w:eastAsia="宋体" w:hAnsi="宋体" w:cs="宋体" w:hint="eastAsia"/>
               <w:szCs w:val="24"/>
             </w:rPr>
             <w:fldChar w:fldCharType="end"/>
@@ -3886,7 +3859,7 @@
             <w:snapToGrid w:val="0"/>
             <w:textAlignment w:val="baseline"/>
             <w:rPr>
-              <w:rFonts w:hint="eastAsia" w:ascii="宋体" w:hAnsi="宋体" w:eastAsia="宋体" w:cs="宋体"/>
+              <w:rFonts w:ascii="宋体" w:eastAsia="宋体" w:hAnsi="宋体" w:cs="宋体" w:hint="eastAsia"/>
               <w:snapToGrid w:val="0"/>
               <w:color w:val="000000"/>
               <w:kern w:val="0"/>
@@ -3897,7 +3870,7 @@
           </w:pPr>
           <w:r>
             <w:rPr>
-              <w:rFonts w:hint="eastAsia" w:ascii="宋体" w:hAnsi="宋体" w:eastAsia="宋体" w:cs="宋体"/>
+              <w:rFonts w:ascii="宋体" w:eastAsia="宋体" w:hAnsi="宋体" w:cs="宋体" w:hint="eastAsia"/>
               <w:szCs w:val="24"/>
             </w:rPr>
             <w:fldChar w:fldCharType="end"/>
@@ -3922,7 +3895,7 @@
         <w:snapToGrid w:val="0"/>
         <w:textAlignment w:val="baseline"/>
         <w:rPr>
-          <w:rFonts w:ascii="Arial" w:hAnsi="Arial" w:eastAsia="Arial" w:cs="Arial"/>
+          <w:rFonts w:ascii="Arial" w:eastAsia="Arial" w:hAnsi="Arial" w:cs="Arial"/>
           <w:snapToGrid w:val="0"/>
           <w:color w:val="000000"/>
           <w:kern w:val="0"/>
@@ -3933,7 +3906,7 @@
       </w:pPr>
       <w:r>
         <w:rPr>
-          <w:rFonts w:ascii="Arial" w:hAnsi="Arial" w:eastAsia="Arial" w:cs="Arial"/>
+          <w:rFonts w:ascii="Arial" w:eastAsia="Arial" w:hAnsi="Arial" w:cs="Arial"/>
           <w:snapToGrid w:val="0"/>
           <w:color w:val="000000"/>
           <w:kern w:val="0"/>
@@ -3946,14 +3919,14 @@
     </w:p>
     <w:p>
       <w:pPr>
-        <w:pStyle w:val="28"/>
-        <w:bidi w:val="0"/>
-        <w:rPr>
-          <w:rFonts w:hint="default"/>
-          <w:lang w:val="en-US" w:eastAsia="zh-CN"/>
-        </w:rPr>
-      </w:pPr>
-      <w:bookmarkStart w:id="2" w:name="_Toc1681"/>
+        <w:pStyle w:val="1"/>
+        <w:bidi w:val="0"/>
+        <w:rPr>
+          <w:rFonts w:hint="default"/>
+          <w:lang w:val="en-US" w:eastAsia="zh-CN"/>
+        </w:rPr>
+      </w:pPr>
+      <w:bookmarkStart w:id="3" w:name="_Toc1681"/>
       <w:r>
         <w:rPr>
           <w:rFonts w:hint="default"/>
@@ -3961,18 +3934,18 @@
         </w:rPr>
         <w:t>总则</w:t>
       </w:r>
-      <w:bookmarkEnd w:id="2"/>
-    </w:p>
-    <w:p>
-      <w:pPr>
-        <w:pStyle w:val="30"/>
-        <w:bidi w:val="0"/>
-        <w:rPr>
-          <w:rFonts w:hint="default"/>
-          <w:lang w:val="en-US" w:eastAsia="zh-CN"/>
-        </w:rPr>
-      </w:pPr>
-      <w:bookmarkStart w:id="3" w:name="_Toc25040"/>
+      <w:bookmarkEnd w:id="3"/>
+    </w:p>
+    <w:p>
+      <w:pPr>
+        <w:pStyle w:val="2"/>
+        <w:bidi w:val="0"/>
+        <w:rPr>
+          <w:rFonts w:hint="default"/>
+          <w:lang w:val="en-US" w:eastAsia="zh-CN"/>
+        </w:rPr>
+      </w:pPr>
+      <w:bookmarkStart w:id="4" w:name="_Toc25040"/>
       <w:r>
         <w:rPr>
           <w:rFonts w:hint="default"/>
@@ -3980,11 +3953,11 @@
         </w:rPr>
         <w:t>目的</w:t>
       </w:r>
-      <w:bookmarkEnd w:id="3"/>
-    </w:p>
-    <w:p>
-      <w:pPr>
-        <w:pStyle w:val="29"/>
+      <w:bookmarkEnd w:id="4"/>
+    </w:p>
+    <w:p>
+      <w:pPr>
+        <w:pStyle w:val="a1"/>
         <w:bidi w:val="0"/>
         <w:rPr>
           <w:rFonts w:hint="default"/>
@@ -4001,14 +3974,14 @@
     </w:p>
     <w:p>
       <w:pPr>
-        <w:pStyle w:val="30"/>
-        <w:bidi w:val="0"/>
-        <w:rPr>
-          <w:rFonts w:hint="default"/>
-          <w:lang w:val="en-US" w:eastAsia="zh-CN"/>
-        </w:rPr>
-      </w:pPr>
-      <w:bookmarkStart w:id="4" w:name="_Toc19072"/>
+        <w:pStyle w:val="2"/>
+        <w:bidi w:val="0"/>
+        <w:rPr>
+          <w:rFonts w:hint="default"/>
+          <w:lang w:val="en-US" w:eastAsia="zh-CN"/>
+        </w:rPr>
+      </w:pPr>
+      <w:bookmarkStart w:id="5" w:name="_Toc19072"/>
       <w:r>
         <w:rPr>
           <w:rFonts w:hint="default"/>
@@ -4016,11 +3989,11 @@
         </w:rPr>
         <w:t>适用范围</w:t>
       </w:r>
-      <w:bookmarkEnd w:id="4"/>
-    </w:p>
-    <w:p>
-      <w:pPr>
-        <w:pStyle w:val="29"/>
+      <w:bookmarkEnd w:id="5"/>
+    </w:p>
+    <w:p>
+      <w:pPr>
+        <w:pStyle w:val="a1"/>
         <w:bidi w:val="0"/>
         <w:rPr>
           <w:rFonts w:hint="default"/>
@@ -4037,14 +4010,14 @@
     </w:p>
     <w:p>
       <w:pPr>
-        <w:pStyle w:val="30"/>
-        <w:bidi w:val="0"/>
-        <w:rPr>
-          <w:rFonts w:hint="default"/>
-          <w:lang w:val="en-US" w:eastAsia="zh-CN"/>
-        </w:rPr>
-      </w:pPr>
-      <w:bookmarkStart w:id="5" w:name="_Toc1431"/>
+        <w:pStyle w:val="2"/>
+        <w:bidi w:val="0"/>
+        <w:rPr>
+          <w:rFonts w:hint="default"/>
+          <w:lang w:val="en-US" w:eastAsia="zh-CN"/>
+        </w:rPr>
+      </w:pPr>
+      <w:bookmarkStart w:id="6" w:name="_Toc1431"/>
       <w:r>
         <w:rPr>
           <w:rFonts w:hint="default"/>
@@ -4052,11 +4025,11 @@
         </w:rPr>
         <w:t>术语与定义</w:t>
       </w:r>
-      <w:bookmarkEnd w:id="5"/>
-    </w:p>
-    <w:p>
-      <w:pPr>
-        <w:pStyle w:val="29"/>
+      <w:bookmarkEnd w:id="6"/>
+    </w:p>
+    <w:p>
+      <w:pPr>
+        <w:pStyle w:val="a1"/>
         <w:keepNext w:val="0"/>
         <w:keepLines w:val="0"/>
         <w:pageBreakBefore w:val="0"/>
@@ -4074,7 +4047,7 @@
         <w:bidi w:val="0"/>
         <w:adjustRightInd w:val="0"/>
         <w:snapToGrid w:val="0"/>
-        <w:ind w:left="425" w:leftChars="0" w:right="0" w:rightChars="0" w:hanging="425" w:firstLineChars="0"/>
+        <w:ind w:left="425" w:right="0" w:hanging="425" w:leftChars="0" w:rightChars="0" w:firstLineChars="0"/>
         <w:jc w:val="left"/>
         <w:textAlignment w:val="baseline"/>
         <w:rPr>
@@ -4092,7 +4065,7 @@
     </w:p>
     <w:p>
       <w:pPr>
-        <w:pStyle w:val="29"/>
+        <w:pStyle w:val="a1"/>
         <w:keepNext w:val="0"/>
         <w:keepLines w:val="0"/>
         <w:pageBreakBefore w:val="0"/>
@@ -4110,7 +4083,7 @@
         <w:bidi w:val="0"/>
         <w:adjustRightInd w:val="0"/>
         <w:snapToGrid w:val="0"/>
-        <w:ind w:left="425" w:leftChars="0" w:right="0" w:rightChars="0" w:hanging="425" w:firstLineChars="0"/>
+        <w:ind w:left="425" w:right="0" w:hanging="425" w:leftChars="0" w:rightChars="0" w:firstLineChars="0"/>
         <w:jc w:val="left"/>
         <w:textAlignment w:val="baseline"/>
         <w:rPr>
@@ -4128,7 +4101,7 @@
     </w:p>
     <w:p>
       <w:pPr>
-        <w:pStyle w:val="29"/>
+        <w:pStyle w:val="a1"/>
         <w:keepNext w:val="0"/>
         <w:keepLines w:val="0"/>
         <w:pageBreakBefore w:val="0"/>
@@ -4146,7 +4119,7 @@
         <w:bidi w:val="0"/>
         <w:adjustRightInd w:val="0"/>
         <w:snapToGrid w:val="0"/>
-        <w:ind w:left="425" w:leftChars="0" w:right="0" w:rightChars="0" w:hanging="425" w:firstLineChars="0"/>
+        <w:ind w:left="425" w:right="0" w:hanging="425" w:leftChars="0" w:rightChars="0" w:firstLineChars="0"/>
         <w:jc w:val="left"/>
         <w:textAlignment w:val="baseline"/>
         <w:rPr>
@@ -4164,7 +4137,7 @@
     </w:p>
     <w:p>
       <w:pPr>
-        <w:pStyle w:val="29"/>
+        <w:pStyle w:val="a1"/>
         <w:keepNext w:val="0"/>
         <w:keepLines w:val="0"/>
         <w:pageBreakBefore w:val="0"/>
@@ -4182,7 +4155,7 @@
         <w:bidi w:val="0"/>
         <w:adjustRightInd w:val="0"/>
         <w:snapToGrid w:val="0"/>
-        <w:ind w:left="425" w:leftChars="0" w:right="0" w:rightChars="0" w:hanging="425" w:firstLineChars="0"/>
+        <w:ind w:left="425" w:right="0" w:hanging="425" w:leftChars="0" w:rightChars="0" w:firstLineChars="0"/>
         <w:jc w:val="left"/>
         <w:textAlignment w:val="baseline"/>
         <w:rPr>
@@ -4200,14 +4173,14 @@
     </w:p>
     <w:p>
       <w:pPr>
-        <w:pStyle w:val="28"/>
-        <w:bidi w:val="0"/>
-        <w:rPr>
-          <w:rFonts w:hint="default"/>
-          <w:lang w:val="en-US" w:eastAsia="zh-CN"/>
-        </w:rPr>
-      </w:pPr>
-      <w:bookmarkStart w:id="6" w:name="_Toc1939"/>
+        <w:pStyle w:val="1"/>
+        <w:bidi w:val="0"/>
+        <w:rPr>
+          <w:rFonts w:hint="default"/>
+          <w:lang w:val="en-US" w:eastAsia="zh-CN"/>
+        </w:rPr>
+      </w:pPr>
+      <w:bookmarkStart w:id="7" w:name="_Toc1939"/>
       <w:r>
         <w:rPr>
           <w:rFonts w:hint="default"/>
@@ -4215,18 +4188,18 @@
         </w:rPr>
         <w:t>职责分工</w:t>
       </w:r>
-      <w:bookmarkEnd w:id="6"/>
-    </w:p>
-    <w:p>
-      <w:pPr>
-        <w:pStyle w:val="30"/>
-        <w:bidi w:val="0"/>
-        <w:rPr>
-          <w:rFonts w:hint="default"/>
-          <w:lang w:val="en-US" w:eastAsia="zh-CN"/>
-        </w:rPr>
-      </w:pPr>
-      <w:bookmarkStart w:id="7" w:name="_Toc28619"/>
+      <w:bookmarkEnd w:id="7"/>
+    </w:p>
+    <w:p>
+      <w:pPr>
+        <w:pStyle w:val="2"/>
+        <w:bidi w:val="0"/>
+        <w:rPr>
+          <w:rFonts w:hint="default"/>
+          <w:lang w:val="en-US" w:eastAsia="zh-CN"/>
+        </w:rPr>
+      </w:pPr>
+      <w:bookmarkStart w:id="8" w:name="_Toc28619"/>
       <w:r>
         <w:rPr>
           <w:rFonts w:hint="default"/>
@@ -4234,11 +4207,11 @@
         </w:rPr>
         <w:t>数智运营部</w:t>
       </w:r>
-      <w:bookmarkEnd w:id="7"/>
-    </w:p>
-    <w:p>
-      <w:pPr>
-        <w:pStyle w:val="29"/>
+      <w:bookmarkEnd w:id="8"/>
+    </w:p>
+    <w:p>
+      <w:pPr>
+        <w:pStyle w:val="a1"/>
         <w:keepNext w:val="0"/>
         <w:keepLines w:val="0"/>
         <w:pageBreakBefore w:val="0"/>
@@ -4256,7 +4229,7 @@
         <w:bidi w:val="0"/>
         <w:adjustRightInd w:val="0"/>
         <w:snapToGrid w:val="0"/>
-        <w:ind w:leftChars="0" w:right="0" w:rightChars="0"/>
+        <w:ind w:right="0" w:leftChars="0" w:rightChars="0"/>
         <w:jc w:val="left"/>
         <w:textAlignment w:val="baseline"/>
         <w:rPr>
@@ -4274,7 +4247,7 @@
     </w:p>
     <w:p>
       <w:pPr>
-        <w:pStyle w:val="29"/>
+        <w:pStyle w:val="a1"/>
         <w:keepNext w:val="0"/>
         <w:keepLines w:val="0"/>
         <w:pageBreakBefore w:val="0"/>
@@ -4292,7 +4265,7 @@
         <w:bidi w:val="0"/>
         <w:adjustRightInd w:val="0"/>
         <w:snapToGrid w:val="0"/>
-        <w:ind w:leftChars="0" w:right="0" w:rightChars="0"/>
+        <w:ind w:right="0" w:leftChars="0" w:rightChars="0"/>
         <w:jc w:val="left"/>
         <w:textAlignment w:val="baseline"/>
         <w:rPr>
@@ -4310,7 +4283,7 @@
     </w:p>
     <w:p>
       <w:pPr>
-        <w:pStyle w:val="29"/>
+        <w:pStyle w:val="a1"/>
         <w:keepNext w:val="0"/>
         <w:keepLines w:val="0"/>
         <w:pageBreakBefore w:val="0"/>
@@ -4328,7 +4301,7 @@
         <w:bidi w:val="0"/>
         <w:adjustRightInd w:val="0"/>
         <w:snapToGrid w:val="0"/>
-        <w:ind w:left="425" w:leftChars="0" w:right="0" w:rightChars="0" w:hanging="425" w:firstLineChars="0"/>
+        <w:ind w:left="425" w:right="0" w:hanging="425" w:leftChars="0" w:rightChars="0" w:firstLineChars="0"/>
         <w:jc w:val="left"/>
         <w:textAlignment w:val="baseline"/>
         <w:rPr>
@@ -4346,7 +4319,7 @@
     </w:p>
     <w:p>
       <w:pPr>
-        <w:pStyle w:val="29"/>
+        <w:pStyle w:val="a1"/>
         <w:keepNext w:val="0"/>
         <w:keepLines w:val="0"/>
         <w:pageBreakBefore w:val="0"/>
@@ -4364,7 +4337,7 @@
         <w:bidi w:val="0"/>
         <w:adjustRightInd w:val="0"/>
         <w:snapToGrid w:val="0"/>
-        <w:ind w:left="425" w:leftChars="0" w:right="0" w:rightChars="0" w:hanging="425" w:firstLineChars="0"/>
+        <w:ind w:left="425" w:right="0" w:hanging="425" w:leftChars="0" w:rightChars="0" w:firstLineChars="0"/>
         <w:jc w:val="left"/>
         <w:textAlignment w:val="baseline"/>
         <w:rPr>
@@ -4382,7 +4355,7 @@
     </w:p>
     <w:p>
       <w:pPr>
-        <w:pStyle w:val="29"/>
+        <w:pStyle w:val="a1"/>
         <w:keepNext w:val="0"/>
         <w:keepLines w:val="0"/>
         <w:pageBreakBefore w:val="0"/>
@@ -4400,7 +4373,7 @@
         <w:bidi w:val="0"/>
         <w:adjustRightInd w:val="0"/>
         <w:snapToGrid w:val="0"/>
-        <w:ind w:left="425" w:leftChars="0" w:right="0" w:rightChars="0" w:hanging="425" w:firstLineChars="0"/>
+        <w:ind w:left="425" w:right="0" w:hanging="425" w:leftChars="0" w:rightChars="0" w:firstLineChars="0"/>
         <w:jc w:val="left"/>
         <w:textAlignment w:val="baseline"/>
         <w:rPr>
@@ -4418,7 +4391,7 @@
     </w:p>
     <w:p>
       <w:pPr>
-        <w:pStyle w:val="29"/>
+        <w:pStyle w:val="a1"/>
         <w:keepNext w:val="0"/>
         <w:keepLines w:val="0"/>
         <w:pageBreakBefore w:val="0"/>
@@ -4436,7 +4409,7 @@
         <w:bidi w:val="0"/>
         <w:adjustRightInd w:val="0"/>
         <w:snapToGrid w:val="0"/>
-        <w:ind w:left="425" w:leftChars="0" w:right="0" w:rightChars="0" w:hanging="425" w:firstLineChars="0"/>
+        <w:ind w:left="425" w:right="0" w:hanging="425" w:leftChars="0" w:rightChars="0" w:firstLineChars="0"/>
         <w:jc w:val="left"/>
         <w:textAlignment w:val="baseline"/>
         <w:rPr>
@@ -4454,14 +4427,14 @@
     </w:p>
     <w:p>
       <w:pPr>
-        <w:pStyle w:val="30"/>
-        <w:bidi w:val="0"/>
-        <w:rPr>
-          <w:rFonts w:hint="default"/>
-          <w:lang w:val="en-US" w:eastAsia="zh-CN"/>
-        </w:rPr>
-      </w:pPr>
-      <w:bookmarkStart w:id="8" w:name="_Toc5326"/>
+        <w:pStyle w:val="2"/>
+        <w:bidi w:val="0"/>
+        <w:rPr>
+          <w:rFonts w:hint="default"/>
+          <w:lang w:val="en-US" w:eastAsia="zh-CN"/>
+        </w:rPr>
+      </w:pPr>
+      <w:bookmarkStart w:id="9" w:name="_Toc5326"/>
       <w:r>
         <w:rPr>
           <w:rFonts w:hint="default"/>
@@ -4469,11 +4442,11 @@
         </w:rPr>
         <w:t>运维项目经理</w:t>
       </w:r>
-      <w:bookmarkEnd w:id="8"/>
-    </w:p>
-    <w:p>
-      <w:pPr>
-        <w:pStyle w:val="29"/>
+      <w:bookmarkEnd w:id="9"/>
+    </w:p>
+    <w:p>
+      <w:pPr>
+        <w:pStyle w:val="a1"/>
         <w:keepNext w:val="0"/>
         <w:keepLines w:val="0"/>
         <w:pageBreakBefore w:val="0"/>
@@ -4491,7 +4464,7 @@
         <w:bidi w:val="0"/>
         <w:adjustRightInd w:val="0"/>
         <w:snapToGrid w:val="0"/>
-        <w:ind w:leftChars="0" w:right="0" w:rightChars="0"/>
+        <w:ind w:right="0" w:leftChars="0" w:rightChars="0"/>
         <w:jc w:val="left"/>
         <w:textAlignment w:val="baseline"/>
         <w:rPr>
@@ -4509,7 +4482,7 @@
     </w:p>
     <w:p>
       <w:pPr>
-        <w:pStyle w:val="29"/>
+        <w:pStyle w:val="a1"/>
         <w:keepNext w:val="0"/>
         <w:keepLines w:val="0"/>
         <w:pageBreakBefore w:val="0"/>
@@ -4527,7 +4500,7 @@
         <w:bidi w:val="0"/>
         <w:adjustRightInd w:val="0"/>
         <w:snapToGrid w:val="0"/>
-        <w:ind w:left="425" w:leftChars="0" w:right="0" w:rightChars="0" w:hanging="425" w:firstLineChars="0"/>
+        <w:ind w:left="425" w:right="0" w:hanging="425" w:leftChars="0" w:rightChars="0" w:firstLineChars="0"/>
         <w:jc w:val="left"/>
         <w:textAlignment w:val="baseline"/>
         <w:rPr>
@@ -4545,7 +4518,7 @@
     </w:p>
     <w:p>
       <w:pPr>
-        <w:pStyle w:val="29"/>
+        <w:pStyle w:val="a1"/>
         <w:keepNext w:val="0"/>
         <w:keepLines w:val="0"/>
         <w:pageBreakBefore w:val="0"/>
@@ -4563,7 +4536,7 @@
         <w:bidi w:val="0"/>
         <w:adjustRightInd w:val="0"/>
         <w:snapToGrid w:val="0"/>
-        <w:ind w:left="425" w:leftChars="0" w:right="0" w:rightChars="0" w:hanging="425" w:firstLineChars="0"/>
+        <w:ind w:left="425" w:right="0" w:hanging="425" w:leftChars="0" w:rightChars="0" w:firstLineChars="0"/>
         <w:jc w:val="left"/>
         <w:textAlignment w:val="baseline"/>
         <w:rPr>
@@ -4581,7 +4554,7 @@
     </w:p>
     <w:p>
       <w:pPr>
-        <w:pStyle w:val="29"/>
+        <w:pStyle w:val="a1"/>
         <w:keepNext w:val="0"/>
         <w:keepLines w:val="0"/>
         <w:pageBreakBefore w:val="0"/>
@@ -4599,7 +4572,7 @@
         <w:bidi w:val="0"/>
         <w:adjustRightInd w:val="0"/>
         <w:snapToGrid w:val="0"/>
-        <w:ind w:left="425" w:leftChars="0" w:right="0" w:rightChars="0" w:hanging="425" w:firstLineChars="0"/>
+        <w:ind w:left="425" w:right="0" w:hanging="425" w:leftChars="0" w:rightChars="0" w:firstLineChars="0"/>
         <w:jc w:val="left"/>
         <w:textAlignment w:val="baseline"/>
         <w:rPr>
@@ -4617,7 +4590,7 @@
     </w:p>
     <w:p>
       <w:pPr>
-        <w:pStyle w:val="29"/>
+        <w:pStyle w:val="a1"/>
         <w:keepNext w:val="0"/>
         <w:keepLines w:val="0"/>
         <w:pageBreakBefore w:val="0"/>
@@ -4635,7 +4608,7 @@
         <w:bidi w:val="0"/>
         <w:adjustRightInd w:val="0"/>
         <w:snapToGrid w:val="0"/>
-        <w:ind w:left="425" w:leftChars="0" w:right="0" w:rightChars="0" w:hanging="425" w:firstLineChars="0"/>
+        <w:ind w:left="425" w:right="0" w:hanging="425" w:leftChars="0" w:rightChars="0" w:firstLineChars="0"/>
         <w:jc w:val="left"/>
         <w:textAlignment w:val="baseline"/>
         <w:rPr>
@@ -4653,14 +4626,14 @@
     </w:p>
     <w:p>
       <w:pPr>
-        <w:pStyle w:val="30"/>
-        <w:bidi w:val="0"/>
-        <w:rPr>
-          <w:rFonts w:hint="default"/>
-          <w:lang w:val="en-US" w:eastAsia="zh-CN"/>
-        </w:rPr>
-      </w:pPr>
-      <w:bookmarkStart w:id="9" w:name="_Toc21554"/>
+        <w:pStyle w:val="2"/>
+        <w:bidi w:val="0"/>
+        <w:rPr>
+          <w:rFonts w:hint="default"/>
+          <w:lang w:val="en-US" w:eastAsia="zh-CN"/>
+        </w:rPr>
+      </w:pPr>
+      <w:bookmarkStart w:id="10" w:name="_Toc21554"/>
       <w:r>
         <w:rPr>
           <w:rFonts w:hint="default"/>
@@ -4668,11 +4641,11 @@
         </w:rPr>
         <w:t>质量管理部</w:t>
       </w:r>
-      <w:bookmarkEnd w:id="9"/>
-    </w:p>
-    <w:p>
-      <w:pPr>
-        <w:pStyle w:val="29"/>
+      <w:bookmarkEnd w:id="10"/>
+    </w:p>
+    <w:p>
+      <w:pPr>
+        <w:pStyle w:val="a1"/>
         <w:keepNext w:val="0"/>
         <w:keepLines w:val="0"/>
         <w:pageBreakBefore w:val="0"/>
@@ -4690,7 +4663,7 @@
         <w:bidi w:val="0"/>
         <w:adjustRightInd w:val="0"/>
         <w:snapToGrid w:val="0"/>
-        <w:ind w:leftChars="0" w:right="0" w:rightChars="0"/>
+        <w:ind w:right="0" w:leftChars="0" w:rightChars="0"/>
         <w:jc w:val="left"/>
         <w:textAlignment w:val="baseline"/>
         <w:rPr>
@@ -4708,7 +4681,7 @@
     </w:p>
     <w:p>
       <w:pPr>
-        <w:pStyle w:val="29"/>
+        <w:pStyle w:val="a1"/>
         <w:keepNext w:val="0"/>
         <w:keepLines w:val="0"/>
         <w:pageBreakBefore w:val="0"/>
@@ -4726,7 +4699,7 @@
         <w:bidi w:val="0"/>
         <w:adjustRightInd w:val="0"/>
         <w:snapToGrid w:val="0"/>
-        <w:ind w:leftChars="0" w:right="0" w:rightChars="0"/>
+        <w:ind w:right="0" w:leftChars="0" w:rightChars="0"/>
         <w:jc w:val="left"/>
         <w:textAlignment w:val="baseline"/>
         <w:rPr>
@@ -4744,7 +4717,7 @@
     </w:p>
     <w:p>
       <w:pPr>
-        <w:pStyle w:val="29"/>
+        <w:pStyle w:val="a1"/>
         <w:keepNext w:val="0"/>
         <w:keepLines w:val="0"/>
         <w:pageBreakBefore w:val="0"/>
@@ -4762,7 +4735,7 @@
         <w:bidi w:val="0"/>
         <w:adjustRightInd w:val="0"/>
         <w:snapToGrid w:val="0"/>
-        <w:ind w:leftChars="0" w:right="0" w:rightChars="0"/>
+        <w:ind w:right="0" w:leftChars="0" w:rightChars="0"/>
         <w:jc w:val="left"/>
         <w:textAlignment w:val="baseline"/>
         <w:rPr>
@@ -4780,14 +4753,14 @@
     </w:p>
     <w:p>
       <w:pPr>
-        <w:pStyle w:val="30"/>
-        <w:bidi w:val="0"/>
-        <w:rPr>
-          <w:rFonts w:hint="default"/>
-          <w:lang w:val="en-US" w:eastAsia="zh-CN"/>
-        </w:rPr>
-      </w:pPr>
-      <w:bookmarkStart w:id="10" w:name="_Toc29802"/>
+        <w:pStyle w:val="2"/>
+        <w:bidi w:val="0"/>
+        <w:rPr>
+          <w:rFonts w:hint="default"/>
+          <w:lang w:val="en-US" w:eastAsia="zh-CN"/>
+        </w:rPr>
+      </w:pPr>
+      <w:bookmarkStart w:id="11" w:name="_Toc29802"/>
       <w:r>
         <w:rPr>
           <w:rFonts w:hint="default"/>
@@ -4795,11 +4768,11 @@
         </w:rPr>
         <w:t>研究总院</w:t>
       </w:r>
-      <w:bookmarkEnd w:id="10"/>
-    </w:p>
-    <w:p>
-      <w:pPr>
-        <w:pStyle w:val="29"/>
+      <w:bookmarkEnd w:id="11"/>
+    </w:p>
+    <w:p>
+      <w:pPr>
+        <w:pStyle w:val="a1"/>
         <w:keepNext w:val="0"/>
         <w:keepLines w:val="0"/>
         <w:pageBreakBefore w:val="0"/>
@@ -4817,7 +4790,7 @@
         <w:bidi w:val="0"/>
         <w:adjustRightInd w:val="0"/>
         <w:snapToGrid w:val="0"/>
-        <w:ind w:leftChars="0" w:right="0" w:rightChars="0"/>
+        <w:ind w:right="0" w:leftChars="0" w:rightChars="0"/>
         <w:jc w:val="left"/>
         <w:textAlignment w:val="baseline"/>
         <w:rPr>
@@ -4835,7 +4808,7 @@
     </w:p>
     <w:p>
       <w:pPr>
-        <w:pStyle w:val="29"/>
+        <w:pStyle w:val="a1"/>
         <w:keepNext w:val="0"/>
         <w:keepLines w:val="0"/>
         <w:pageBreakBefore w:val="0"/>
@@ -4853,7 +4826,7 @@
         <w:bidi w:val="0"/>
         <w:adjustRightInd w:val="0"/>
         <w:snapToGrid w:val="0"/>
-        <w:ind w:leftChars="0" w:right="0" w:rightChars="0"/>
+        <w:ind w:right="0" w:leftChars="0" w:rightChars="0"/>
         <w:jc w:val="left"/>
         <w:textAlignment w:val="baseline"/>
         <w:rPr>
@@ -4871,14 +4844,14 @@
     </w:p>
     <w:p>
       <w:pPr>
-        <w:pStyle w:val="28"/>
-        <w:bidi w:val="0"/>
-        <w:rPr>
-          <w:rFonts w:hint="default"/>
-          <w:lang w:val="en-US" w:eastAsia="zh-CN"/>
-        </w:rPr>
-      </w:pPr>
-      <w:bookmarkStart w:id="11" w:name="_Toc31622"/>
+        <w:pStyle w:val="1"/>
+        <w:bidi w:val="0"/>
+        <w:rPr>
+          <w:rFonts w:hint="default"/>
+          <w:lang w:val="en-US" w:eastAsia="zh-CN"/>
+        </w:rPr>
+      </w:pPr>
+      <w:bookmarkStart w:id="12" w:name="_Toc31622"/>
       <w:r>
         <w:rPr>
           <w:rFonts w:hint="default"/>
@@ -4886,18 +4859,18 @@
         </w:rPr>
         <w:t>管理流程概述</w:t>
       </w:r>
-      <w:bookmarkEnd w:id="11"/>
-    </w:p>
-    <w:p>
-      <w:pPr>
-        <w:pStyle w:val="30"/>
-        <w:bidi w:val="0"/>
-        <w:rPr>
-          <w:rFonts w:hint="default"/>
-          <w:lang w:val="en-US" w:eastAsia="zh-CN"/>
-        </w:rPr>
-      </w:pPr>
-      <w:bookmarkStart w:id="12" w:name="_Toc26135"/>
+      <w:bookmarkEnd w:id="12"/>
+    </w:p>
+    <w:p>
+      <w:pPr>
+        <w:pStyle w:val="2"/>
+        <w:bidi w:val="0"/>
+        <w:rPr>
+          <w:rFonts w:hint="default"/>
+          <w:lang w:val="en-US" w:eastAsia="zh-CN"/>
+        </w:rPr>
+      </w:pPr>
+      <w:bookmarkStart w:id="13" w:name="_Toc26135"/>
       <w:r>
         <w:rPr>
           <w:rFonts w:hint="default"/>
@@ -4905,11 +4878,11 @@
         </w:rPr>
         <w:t>流程原则</w:t>
       </w:r>
-      <w:bookmarkEnd w:id="12"/>
-    </w:p>
-    <w:p>
-      <w:pPr>
-        <w:pStyle w:val="29"/>
+      <w:bookmarkEnd w:id="13"/>
+    </w:p>
+    <w:p>
+      <w:pPr>
+        <w:pStyle w:val="a1"/>
         <w:keepNext w:val="0"/>
         <w:keepLines w:val="0"/>
         <w:pageBreakBefore w:val="0"/>
@@ -4927,7 +4900,7 @@
         <w:bidi w:val="0"/>
         <w:adjustRightInd w:val="0"/>
         <w:snapToGrid w:val="0"/>
-        <w:ind w:leftChars="0" w:right="0" w:rightChars="0"/>
+        <w:ind w:right="0" w:leftChars="0" w:rightChars="0"/>
         <w:jc w:val="left"/>
         <w:textAlignment w:val="baseline"/>
         <w:rPr>
@@ -4945,14 +4918,14 @@
     </w:p>
     <w:p>
       <w:pPr>
-        <w:pStyle w:val="30"/>
-        <w:bidi w:val="0"/>
-        <w:rPr>
-          <w:rFonts w:hint="default"/>
-          <w:lang w:val="en-US" w:eastAsia="zh-CN"/>
-        </w:rPr>
-      </w:pPr>
-      <w:bookmarkStart w:id="13" w:name="_Toc16680"/>
+        <w:pStyle w:val="2"/>
+        <w:bidi w:val="0"/>
+        <w:rPr>
+          <w:rFonts w:hint="default"/>
+          <w:lang w:val="en-US" w:eastAsia="zh-CN"/>
+        </w:rPr>
+      </w:pPr>
+      <w:bookmarkStart w:id="14" w:name="_Toc16680"/>
       <w:r>
         <w:rPr>
           <w:rFonts w:hint="default"/>
@@ -4960,11 +4933,11 @@
         </w:rPr>
         <w:t>流程输入与输出</w:t>
       </w:r>
-      <w:bookmarkEnd w:id="13"/>
-    </w:p>
-    <w:p>
-      <w:pPr>
-        <w:pStyle w:val="29"/>
+      <w:bookmarkEnd w:id="14"/>
+    </w:p>
+    <w:p>
+      <w:pPr>
+        <w:pStyle w:val="a1"/>
         <w:keepNext w:val="0"/>
         <w:keepLines w:val="0"/>
         <w:pageBreakBefore w:val="0"/>
@@ -4982,7 +4955,7 @@
         <w:bidi w:val="0"/>
         <w:adjustRightInd w:val="0"/>
         <w:snapToGrid w:val="0"/>
-        <w:ind w:leftChars="0" w:right="0" w:rightChars="0"/>
+        <w:ind w:right="0" w:leftChars="0" w:rightChars="0"/>
         <w:jc w:val="left"/>
         <w:textAlignment w:val="baseline"/>
         <w:rPr>
@@ -5000,7 +4973,7 @@
     </w:p>
     <w:p>
       <w:pPr>
-        <w:pStyle w:val="29"/>
+        <w:pStyle w:val="a1"/>
         <w:keepNext w:val="0"/>
         <w:keepLines w:val="0"/>
         <w:pageBreakBefore w:val="0"/>
@@ -5018,7 +4991,7 @@
         <w:bidi w:val="0"/>
         <w:adjustRightInd w:val="0"/>
         <w:snapToGrid w:val="0"/>
-        <w:ind w:leftChars="0" w:right="0" w:rightChars="0"/>
+        <w:ind w:right="0" w:leftChars="0" w:rightChars="0"/>
         <w:jc w:val="left"/>
         <w:textAlignment w:val="baseline"/>
         <w:rPr>
@@ -5036,14 +5009,14 @@
     </w:p>
     <w:p>
       <w:pPr>
-        <w:pStyle w:val="28"/>
-        <w:bidi w:val="0"/>
-        <w:rPr>
-          <w:rFonts w:hint="default"/>
-          <w:lang w:val="en-US" w:eastAsia="zh-CN"/>
-        </w:rPr>
-      </w:pPr>
-      <w:bookmarkStart w:id="14" w:name="_Toc20568"/>
+        <w:pStyle w:val="1"/>
+        <w:bidi w:val="0"/>
+        <w:rPr>
+          <w:rFonts w:hint="default"/>
+          <w:lang w:val="en-US" w:eastAsia="zh-CN"/>
+        </w:rPr>
+      </w:pPr>
+      <w:bookmarkStart w:id="15" w:name="_Toc20568"/>
       <w:r>
         <w:rPr>
           <w:rFonts w:hint="default"/>
@@ -5051,18 +5024,18 @@
         </w:rPr>
         <w:t>活动说明</w:t>
       </w:r>
-      <w:bookmarkEnd w:id="14"/>
-    </w:p>
-    <w:p>
-      <w:pPr>
-        <w:pStyle w:val="30"/>
-        <w:bidi w:val="0"/>
-        <w:rPr>
-          <w:rFonts w:hint="default"/>
-          <w:lang w:val="en-US" w:eastAsia="zh-CN"/>
-        </w:rPr>
-      </w:pPr>
-      <w:bookmarkStart w:id="15" w:name="_Toc12176"/>
+      <w:bookmarkEnd w:id="15"/>
+    </w:p>
+    <w:p>
+      <w:pPr>
+        <w:pStyle w:val="2"/>
+        <w:bidi w:val="0"/>
+        <w:rPr>
+          <w:rFonts w:hint="default"/>
+          <w:lang w:val="en-US" w:eastAsia="zh-CN"/>
+        </w:rPr>
+      </w:pPr>
+      <w:bookmarkStart w:id="16" w:name="_Toc12176"/>
       <w:r>
         <w:rPr>
           <w:rFonts w:hint="default"/>
@@ -5070,11 +5043,11 @@
         </w:rPr>
         <w:t>识别与确认客户需求</w:t>
       </w:r>
-      <w:bookmarkEnd w:id="15"/>
-    </w:p>
-    <w:p>
-      <w:pPr>
-        <w:pStyle w:val="29"/>
+      <w:bookmarkEnd w:id="16"/>
+    </w:p>
+    <w:p>
+      <w:pPr>
+        <w:pStyle w:val="a1"/>
         <w:bidi w:val="0"/>
         <w:rPr>
           <w:rFonts w:hint="default"/>
@@ -5091,7 +5064,7 @@
     </w:p>
     <w:p>
       <w:pPr>
-        <w:pStyle w:val="29"/>
+        <w:pStyle w:val="a1"/>
         <w:bidi w:val="0"/>
         <w:rPr>
           <w:rFonts w:hint="default"/>
@@ -5108,14 +5081,14 @@
     </w:p>
     <w:p>
       <w:pPr>
-        <w:pStyle w:val="30"/>
-        <w:bidi w:val="0"/>
-        <w:rPr>
-          <w:rFonts w:hint="default"/>
-          <w:lang w:val="en-US" w:eastAsia="zh-CN"/>
-        </w:rPr>
-      </w:pPr>
-      <w:bookmarkStart w:id="16" w:name="_Toc25026"/>
+        <w:pStyle w:val="2"/>
+        <w:bidi w:val="0"/>
+        <w:rPr>
+          <w:rFonts w:hint="default"/>
+          <w:lang w:val="en-US" w:eastAsia="zh-CN"/>
+        </w:rPr>
+      </w:pPr>
+      <w:bookmarkStart w:id="17" w:name="_Toc25026"/>
       <w:r>
         <w:rPr>
           <w:rFonts w:hint="default"/>
@@ -5123,11 +5096,11 @@
         </w:rPr>
         <w:t>定义与协商服务级别</w:t>
       </w:r>
-      <w:bookmarkEnd w:id="16"/>
-    </w:p>
-    <w:p>
-      <w:pPr>
-        <w:pStyle w:val="29"/>
+      <w:bookmarkEnd w:id="17"/>
+    </w:p>
+    <w:p>
+      <w:pPr>
+        <w:pStyle w:val="a1"/>
         <w:bidi w:val="0"/>
         <w:rPr>
           <w:rFonts w:hint="default"/>
@@ -5144,7 +5117,7 @@
     </w:p>
     <w:p>
       <w:pPr>
-        <w:pStyle w:val="29"/>
+        <w:pStyle w:val="a1"/>
         <w:bidi w:val="0"/>
         <w:rPr>
           <w:rFonts w:hint="default"/>
@@ -5161,7 +5134,7 @@
     </w:p>
     <w:p>
       <w:pPr>
-        <w:pStyle w:val="29"/>
+        <w:pStyle w:val="a1"/>
         <w:keepNext w:val="0"/>
         <w:keepLines w:val="0"/>
         <w:pageBreakBefore w:val="0"/>
@@ -5179,7 +5152,7 @@
         <w:bidi w:val="0"/>
         <w:adjustRightInd w:val="0"/>
         <w:snapToGrid w:val="0"/>
-        <w:ind w:leftChars="0" w:right="0" w:rightChars="0"/>
+        <w:ind w:right="0" w:leftChars="0" w:rightChars="0"/>
         <w:jc w:val="left"/>
         <w:textAlignment w:val="baseline"/>
         <w:rPr>
@@ -5197,14 +5170,14 @@
     </w:p>
     <w:p>
       <w:pPr>
-        <w:pStyle w:val="30"/>
-        <w:bidi w:val="0"/>
-        <w:rPr>
-          <w:rFonts w:hint="default"/>
-          <w:lang w:val="en-US" w:eastAsia="zh-CN"/>
-        </w:rPr>
-      </w:pPr>
-      <w:bookmarkStart w:id="17" w:name="_Toc14610"/>
+        <w:pStyle w:val="2"/>
+        <w:bidi w:val="0"/>
+        <w:rPr>
+          <w:rFonts w:hint="default"/>
+          <w:lang w:val="en-US" w:eastAsia="zh-CN"/>
+        </w:rPr>
+      </w:pPr>
+      <w:bookmarkStart w:id="18" w:name="_Toc14610"/>
       <w:r>
         <w:rPr>
           <w:rFonts w:hint="default"/>
@@ -5212,11 +5185,11 @@
         </w:rPr>
         <w:t>签订服务级别协议（SLA）</w:t>
       </w:r>
-      <w:bookmarkEnd w:id="17"/>
-    </w:p>
-    <w:p>
-      <w:pPr>
-        <w:pStyle w:val="29"/>
+      <w:bookmarkEnd w:id="18"/>
+    </w:p>
+    <w:p>
+      <w:pPr>
+        <w:pStyle w:val="a1"/>
         <w:bidi w:val="0"/>
         <w:rPr>
           <w:rFonts w:hint="default"/>
@@ -5233,7 +5206,7 @@
     </w:p>
     <w:p>
       <w:pPr>
-        <w:pStyle w:val="29"/>
+        <w:pStyle w:val="a1"/>
         <w:bidi w:val="0"/>
         <w:rPr>
           <w:rFonts w:hint="default"/>
@@ -5250,7 +5223,7 @@
     </w:p>
     <w:p>
       <w:pPr>
-        <w:pStyle w:val="29"/>
+        <w:pStyle w:val="a1"/>
         <w:bidi w:val="0"/>
         <w:rPr>
           <w:rFonts w:hint="default"/>
@@ -5267,14 +5240,14 @@
     </w:p>
     <w:p>
       <w:pPr>
-        <w:pStyle w:val="30"/>
-        <w:bidi w:val="0"/>
-        <w:rPr>
-          <w:rFonts w:hint="default"/>
-          <w:lang w:val="en-US" w:eastAsia="zh-CN"/>
-        </w:rPr>
-      </w:pPr>
-      <w:bookmarkStart w:id="18" w:name="_Toc4383"/>
+        <w:pStyle w:val="2"/>
+        <w:bidi w:val="0"/>
+        <w:rPr>
+          <w:rFonts w:hint="default"/>
+          <w:lang w:val="en-US" w:eastAsia="zh-CN"/>
+        </w:rPr>
+      </w:pPr>
+      <w:bookmarkStart w:id="19" w:name="_Toc4383"/>
       <w:r>
         <w:rPr>
           <w:rFonts w:hint="default"/>
@@ -5282,11 +5255,11 @@
         </w:rPr>
         <w:t>SLA的实施、监控与报告</w:t>
       </w:r>
-      <w:bookmarkEnd w:id="18"/>
-    </w:p>
-    <w:p>
-      <w:pPr>
-        <w:pStyle w:val="29"/>
+      <w:bookmarkEnd w:id="19"/>
+    </w:p>
+    <w:p>
+      <w:pPr>
+        <w:pStyle w:val="a1"/>
         <w:bidi w:val="0"/>
         <w:rPr>
           <w:rFonts w:hint="default"/>
@@ -5303,7 +5276,7 @@
     </w:p>
     <w:p>
       <w:pPr>
-        <w:pStyle w:val="29"/>
+        <w:pStyle w:val="a1"/>
         <w:bidi w:val="0"/>
         <w:rPr>
           <w:rFonts w:hint="default"/>
@@ -5320,7 +5293,7 @@
     </w:p>
     <w:p>
       <w:pPr>
-        <w:pStyle w:val="29"/>
+        <w:pStyle w:val="a1"/>
         <w:bidi w:val="0"/>
         <w:rPr>
           <w:rFonts w:hint="default"/>
@@ -5337,14 +5310,14 @@
     </w:p>
     <w:p>
       <w:pPr>
-        <w:pStyle w:val="30"/>
-        <w:bidi w:val="0"/>
-        <w:rPr>
-          <w:rFonts w:hint="default"/>
-          <w:lang w:val="en-US" w:eastAsia="zh-CN"/>
-        </w:rPr>
-      </w:pPr>
-      <w:bookmarkStart w:id="19" w:name="_Toc14318"/>
+        <w:pStyle w:val="2"/>
+        <w:bidi w:val="0"/>
+        <w:rPr>
+          <w:rFonts w:hint="default"/>
+          <w:lang w:val="en-US" w:eastAsia="zh-CN"/>
+        </w:rPr>
+      </w:pPr>
+      <w:bookmarkStart w:id="20" w:name="_Toc14318"/>
       <w:r>
         <w:rPr>
           <w:rFonts w:hint="default"/>
@@ -5352,11 +5325,11 @@
         </w:rPr>
         <w:t>服务级别的定期评审与改进</w:t>
       </w:r>
-      <w:bookmarkEnd w:id="19"/>
-    </w:p>
-    <w:p>
-      <w:pPr>
-        <w:pStyle w:val="29"/>
+      <w:bookmarkEnd w:id="20"/>
+    </w:p>
+    <w:p>
+      <w:pPr>
+        <w:pStyle w:val="a1"/>
         <w:bidi w:val="0"/>
         <w:rPr>
           <w:rFonts w:hint="default"/>
@@ -5401,7 +5374,7 @@
     </w:p>
     <w:p>
       <w:pPr>
-        <w:pStyle w:val="29"/>
+        <w:pStyle w:val="a1"/>
         <w:bidi w:val="0"/>
         <w:rPr>
           <w:rFonts w:hint="default"/>
@@ -5418,7 +5391,7 @@
     </w:p>
     <w:p>
       <w:pPr>
-        <w:pStyle w:val="29"/>
+        <w:pStyle w:val="a1"/>
         <w:bidi w:val="0"/>
         <w:rPr>
           <w:rFonts w:hint="default"/>
@@ -5435,7 +5408,7 @@
     </w:p>
     <w:p>
       <w:pPr>
-        <w:pStyle w:val="29"/>
+        <w:pStyle w:val="a1"/>
         <w:bidi w:val="0"/>
         <w:rPr>
           <w:rFonts w:hint="default"/>
@@ -5452,14 +5425,14 @@
     </w:p>
     <w:p>
       <w:pPr>
-        <w:pStyle w:val="28"/>
-        <w:bidi w:val="0"/>
-        <w:rPr>
-          <w:rFonts w:hint="default"/>
-          <w:lang w:val="en-US" w:eastAsia="zh-CN"/>
-        </w:rPr>
-      </w:pPr>
-      <w:bookmarkStart w:id="20" w:name="_Toc7114"/>
+        <w:pStyle w:val="1"/>
+        <w:bidi w:val="0"/>
+        <w:rPr>
+          <w:rFonts w:hint="default"/>
+          <w:lang w:val="en-US" w:eastAsia="zh-CN"/>
+        </w:rPr>
+      </w:pPr>
+      <w:bookmarkStart w:id="21" w:name="_Toc7114"/>
       <w:r>
         <w:rPr>
           <w:rFonts w:hint="default"/>
@@ -5467,18 +5440,18 @@
         </w:rPr>
         <w:t>关键成功因素与风险控制</w:t>
       </w:r>
-      <w:bookmarkEnd w:id="20"/>
-    </w:p>
-    <w:p>
-      <w:pPr>
-        <w:pStyle w:val="30"/>
-        <w:bidi w:val="0"/>
-        <w:rPr>
-          <w:rFonts w:hint="default"/>
-          <w:lang w:val="en-US" w:eastAsia="zh-CN"/>
-        </w:rPr>
-      </w:pPr>
-      <w:bookmarkStart w:id="21" w:name="_Toc30668"/>
+      <w:bookmarkEnd w:id="21"/>
+    </w:p>
+    <w:p>
+      <w:pPr>
+        <w:pStyle w:val="2"/>
+        <w:bidi w:val="0"/>
+        <w:rPr>
+          <w:rFonts w:hint="default"/>
+          <w:lang w:val="en-US" w:eastAsia="zh-CN"/>
+        </w:rPr>
+      </w:pPr>
+      <w:bookmarkStart w:id="22" w:name="_Toc30668"/>
       <w:r>
         <w:rPr>
           <w:rFonts w:hint="default"/>
@@ -5486,11 +5459,11 @@
         </w:rPr>
         <w:t>关键成功因素</w:t>
       </w:r>
-      <w:bookmarkEnd w:id="21"/>
-    </w:p>
-    <w:p>
-      <w:pPr>
-        <w:pStyle w:val="29"/>
+      <w:bookmarkEnd w:id="22"/>
+    </w:p>
+    <w:p>
+      <w:pPr>
+        <w:pStyle w:val="a1"/>
         <w:keepNext w:val="0"/>
         <w:keepLines w:val="0"/>
         <w:pageBreakBefore w:val="0"/>
@@ -5508,7 +5481,7 @@
         <w:bidi w:val="0"/>
         <w:adjustRightInd w:val="0"/>
         <w:snapToGrid w:val="0"/>
-        <w:ind w:leftChars="0" w:right="0" w:rightChars="0"/>
+        <w:ind w:right="0" w:leftChars="0" w:rightChars="0"/>
         <w:jc w:val="left"/>
         <w:textAlignment w:val="baseline"/>
         <w:rPr>
@@ -5526,7 +5499,7 @@
     </w:p>
     <w:p>
       <w:pPr>
-        <w:pStyle w:val="29"/>
+        <w:pStyle w:val="a1"/>
         <w:keepNext w:val="0"/>
         <w:keepLines w:val="0"/>
         <w:pageBreakBefore w:val="0"/>
@@ -5544,7 +5517,7 @@
         <w:bidi w:val="0"/>
         <w:adjustRightInd w:val="0"/>
         <w:snapToGrid w:val="0"/>
-        <w:ind w:leftChars="0" w:right="0" w:rightChars="0"/>
+        <w:ind w:right="0" w:leftChars="0" w:rightChars="0"/>
         <w:jc w:val="left"/>
         <w:textAlignment w:val="baseline"/>
         <w:rPr>
@@ -5562,7 +5535,7 @@
     </w:p>
     <w:p>
       <w:pPr>
-        <w:pStyle w:val="29"/>
+        <w:pStyle w:val="a1"/>
         <w:keepNext w:val="0"/>
         <w:keepLines w:val="0"/>
         <w:pageBreakBefore w:val="0"/>
@@ -5580,7 +5553,7 @@
         <w:bidi w:val="0"/>
         <w:adjustRightInd w:val="0"/>
         <w:snapToGrid w:val="0"/>
-        <w:ind w:leftChars="0" w:right="0" w:rightChars="0"/>
+        <w:ind w:right="0" w:leftChars="0" w:rightChars="0"/>
         <w:jc w:val="left"/>
         <w:textAlignment w:val="baseline"/>
         <w:rPr>
@@ -5598,7 +5571,7 @@
     </w:p>
     <w:p>
       <w:pPr>
-        <w:pStyle w:val="29"/>
+        <w:pStyle w:val="a1"/>
         <w:keepNext w:val="0"/>
         <w:keepLines w:val="0"/>
         <w:pageBreakBefore w:val="0"/>
@@ -5616,7 +5589,7 @@
         <w:bidi w:val="0"/>
         <w:adjustRightInd w:val="0"/>
         <w:snapToGrid w:val="0"/>
-        <w:ind w:leftChars="0" w:right="0" w:rightChars="0"/>
+        <w:ind w:right="0" w:leftChars="0" w:rightChars="0"/>
         <w:jc w:val="left"/>
         <w:textAlignment w:val="baseline"/>
         <w:rPr>
@@ -5634,7 +5607,7 @@
     </w:p>
     <w:p>
       <w:pPr>
-        <w:pStyle w:val="29"/>
+        <w:pStyle w:val="a1"/>
         <w:keepNext w:val="0"/>
         <w:keepLines w:val="0"/>
         <w:pageBreakBefore w:val="0"/>
@@ -5652,7 +5625,7 @@
         <w:bidi w:val="0"/>
         <w:adjustRightInd w:val="0"/>
         <w:snapToGrid w:val="0"/>
-        <w:ind w:leftChars="0" w:right="0" w:rightChars="0"/>
+        <w:ind w:right="0" w:leftChars="0" w:rightChars="0"/>
         <w:jc w:val="left"/>
         <w:textAlignment w:val="baseline"/>
         <w:rPr>
@@ -5670,14 +5643,14 @@
     </w:p>
     <w:p>
       <w:pPr>
-        <w:pStyle w:val="30"/>
-        <w:bidi w:val="0"/>
-        <w:rPr>
-          <w:rFonts w:hint="default"/>
-          <w:lang w:val="en-US" w:eastAsia="zh-CN"/>
-        </w:rPr>
-      </w:pPr>
-      <w:bookmarkStart w:id="22" w:name="_Toc23481"/>
+        <w:pStyle w:val="2"/>
+        <w:bidi w:val="0"/>
+        <w:rPr>
+          <w:rFonts w:hint="default"/>
+          <w:lang w:val="en-US" w:eastAsia="zh-CN"/>
+        </w:rPr>
+      </w:pPr>
+      <w:bookmarkStart w:id="23" w:name="_Toc23481"/>
       <w:r>
         <w:rPr>
           <w:rFonts w:hint="default"/>
@@ -5685,11 +5658,11 @@
         </w:rPr>
         <w:t>可能存在的风险</w:t>
       </w:r>
-      <w:bookmarkEnd w:id="22"/>
-    </w:p>
-    <w:p>
-      <w:pPr>
-        <w:pStyle w:val="29"/>
+      <w:bookmarkEnd w:id="23"/>
+    </w:p>
+    <w:p>
+      <w:pPr>
+        <w:pStyle w:val="a1"/>
         <w:keepNext w:val="0"/>
         <w:keepLines w:val="0"/>
         <w:pageBreakBefore w:val="0"/>
@@ -5707,7 +5680,7 @@
         <w:bidi w:val="0"/>
         <w:adjustRightInd w:val="0"/>
         <w:snapToGrid w:val="0"/>
-        <w:ind w:leftChars="0" w:right="0" w:rightChars="0"/>
+        <w:ind w:right="0" w:leftChars="0" w:rightChars="0"/>
         <w:jc w:val="left"/>
         <w:textAlignment w:val="baseline"/>
         <w:rPr>
@@ -5725,7 +5698,7 @@
     </w:p>
     <w:p>
       <w:pPr>
-        <w:pStyle w:val="29"/>
+        <w:pStyle w:val="a1"/>
         <w:keepNext w:val="0"/>
         <w:keepLines w:val="0"/>
         <w:pageBreakBefore w:val="0"/>
@@ -5743,7 +5716,7 @@
         <w:bidi w:val="0"/>
         <w:adjustRightInd w:val="0"/>
         <w:snapToGrid w:val="0"/>
-        <w:ind w:leftChars="0" w:right="0" w:rightChars="0"/>
+        <w:ind w:right="0" w:leftChars="0" w:rightChars="0"/>
         <w:jc w:val="left"/>
         <w:textAlignment w:val="baseline"/>
         <w:rPr>
@@ -5761,7 +5734,7 @@
     </w:p>
     <w:p>
       <w:pPr>
-        <w:pStyle w:val="29"/>
+        <w:pStyle w:val="a1"/>
         <w:keepNext w:val="0"/>
         <w:keepLines w:val="0"/>
         <w:pageBreakBefore w:val="0"/>
@@ -5779,7 +5752,7 @@
         <w:bidi w:val="0"/>
         <w:adjustRightInd w:val="0"/>
         <w:snapToGrid w:val="0"/>
-        <w:ind w:leftChars="0" w:right="0" w:rightChars="0"/>
+        <w:ind w:right="0" w:leftChars="0" w:rightChars="0"/>
         <w:jc w:val="left"/>
         <w:textAlignment w:val="baseline"/>
         <w:rPr>
@@ -5797,7 +5770,7 @@
     </w:p>
     <w:p>
       <w:pPr>
-        <w:pStyle w:val="29"/>
+        <w:pStyle w:val="a1"/>
         <w:keepNext w:val="0"/>
         <w:keepLines w:val="0"/>
         <w:pageBreakBefore w:val="0"/>
@@ -5815,7 +5788,7 @@
         <w:bidi w:val="0"/>
         <w:adjustRightInd w:val="0"/>
         <w:snapToGrid w:val="0"/>
-        <w:ind w:leftChars="0" w:right="0" w:rightChars="0"/>
+        <w:ind w:right="0" w:leftChars="0" w:rightChars="0"/>
         <w:jc w:val="left"/>
         <w:textAlignment w:val="baseline"/>
         <w:rPr>
@@ -5833,7 +5806,7 @@
     </w:p>
     <w:p>
       <w:pPr>
-        <w:pStyle w:val="29"/>
+        <w:pStyle w:val="a1"/>
         <w:keepNext w:val="0"/>
         <w:keepLines w:val="0"/>
         <w:pageBreakBefore w:val="0"/>
@@ -5851,7 +5824,7 @@
         <w:bidi w:val="0"/>
         <w:adjustRightInd w:val="0"/>
         <w:snapToGrid w:val="0"/>
-        <w:ind w:leftChars="0" w:right="0" w:rightChars="0"/>
+        <w:ind w:right="0" w:leftChars="0" w:rightChars="0"/>
         <w:jc w:val="left"/>
         <w:textAlignment w:val="baseline"/>
         <w:rPr>
@@ -5869,14 +5842,14 @@
     </w:p>
     <w:p>
       <w:pPr>
-        <w:pStyle w:val="28"/>
-        <w:bidi w:val="0"/>
-        <w:rPr>
-          <w:rFonts w:hint="default"/>
-          <w:lang w:val="en-US" w:eastAsia="zh-CN"/>
-        </w:rPr>
-      </w:pPr>
-      <w:bookmarkStart w:id="23" w:name="_Toc23559"/>
+        <w:pStyle w:val="1"/>
+        <w:bidi w:val="0"/>
+        <w:rPr>
+          <w:rFonts w:hint="default"/>
+          <w:lang w:val="en-US" w:eastAsia="zh-CN"/>
+        </w:rPr>
+      </w:pPr>
+      <w:bookmarkStart w:id="24" w:name="_Toc23559"/>
       <w:r>
         <w:rPr>
           <w:rFonts w:hint="default"/>
@@ -5884,18 +5857,18 @@
         </w:rPr>
         <w:t>与其他流程的接口关系</w:t>
       </w:r>
-      <w:bookmarkEnd w:id="23"/>
-    </w:p>
-    <w:p>
-      <w:pPr>
-        <w:pStyle w:val="30"/>
-        <w:bidi w:val="0"/>
-        <w:rPr>
-          <w:rFonts w:hint="default"/>
-          <w:lang w:val="en-US" w:eastAsia="zh-CN"/>
-        </w:rPr>
-      </w:pPr>
-      <w:bookmarkStart w:id="24" w:name="_Toc23315"/>
+      <w:bookmarkEnd w:id="24"/>
+    </w:p>
+    <w:p>
+      <w:pPr>
+        <w:pStyle w:val="2"/>
+        <w:bidi w:val="0"/>
+        <w:rPr>
+          <w:rFonts w:hint="default"/>
+          <w:lang w:val="en-US" w:eastAsia="zh-CN"/>
+        </w:rPr>
+      </w:pPr>
+      <w:bookmarkStart w:id="25" w:name="_Toc23315"/>
       <w:r>
         <w:rPr>
           <w:rFonts w:hint="default"/>
@@ -5903,11 +5876,11 @@
         </w:rPr>
         <w:t>与事件管理、问题管理流程</w:t>
       </w:r>
-      <w:bookmarkEnd w:id="24"/>
-    </w:p>
-    <w:p>
-      <w:pPr>
-        <w:pStyle w:val="29"/>
+      <w:bookmarkEnd w:id="25"/>
+    </w:p>
+    <w:p>
+      <w:pPr>
+        <w:pStyle w:val="a1"/>
         <w:bidi w:val="0"/>
         <w:rPr>
           <w:rFonts w:hint="default"/>
@@ -5924,7 +5897,7 @@
     </w:p>
     <w:p>
       <w:pPr>
-        <w:pStyle w:val="29"/>
+        <w:pStyle w:val="a1"/>
         <w:bidi w:val="0"/>
         <w:rPr>
           <w:rFonts w:hint="default"/>
@@ -5941,14 +5914,14 @@
     </w:p>
     <w:p>
       <w:pPr>
-        <w:pStyle w:val="30"/>
-        <w:bidi w:val="0"/>
-        <w:rPr>
-          <w:rFonts w:hint="default"/>
-          <w:lang w:val="en-US" w:eastAsia="zh-CN"/>
-        </w:rPr>
-      </w:pPr>
-      <w:bookmarkStart w:id="25" w:name="_Toc4476"/>
+        <w:pStyle w:val="2"/>
+        <w:bidi w:val="0"/>
+        <w:rPr>
+          <w:rFonts w:hint="default"/>
+          <w:lang w:val="en-US" w:eastAsia="zh-CN"/>
+        </w:rPr>
+      </w:pPr>
+      <w:bookmarkStart w:id="26" w:name="_Toc4476"/>
       <w:r>
         <w:rPr>
           <w:rFonts w:hint="default"/>
@@ -5956,11 +5929,11 @@
         </w:rPr>
         <w:t>与变更管理、发布管理流程</w:t>
       </w:r>
-      <w:bookmarkEnd w:id="25"/>
-    </w:p>
-    <w:p>
-      <w:pPr>
-        <w:pStyle w:val="29"/>
+      <w:bookmarkEnd w:id="26"/>
+    </w:p>
+    <w:p>
+      <w:pPr>
+        <w:pStyle w:val="a1"/>
         <w:bidi w:val="0"/>
         <w:rPr>
           <w:rFonts w:hint="default"/>
@@ -5977,7 +5950,7 @@
     </w:p>
     <w:p>
       <w:pPr>
-        <w:pStyle w:val="29"/>
+        <w:pStyle w:val="a1"/>
         <w:bidi w:val="0"/>
         <w:rPr>
           <w:rFonts w:hint="default"/>
@@ -5994,14 +5967,14 @@
     </w:p>
     <w:p>
       <w:pPr>
-        <w:pStyle w:val="30"/>
-        <w:bidi w:val="0"/>
-        <w:rPr>
-          <w:rFonts w:hint="default"/>
-          <w:lang w:val="en-US" w:eastAsia="zh-CN"/>
-        </w:rPr>
-      </w:pPr>
-      <w:bookmarkStart w:id="26" w:name="_Toc31048"/>
+        <w:pStyle w:val="2"/>
+        <w:bidi w:val="0"/>
+        <w:rPr>
+          <w:rFonts w:hint="default"/>
+          <w:lang w:val="en-US" w:eastAsia="zh-CN"/>
+        </w:rPr>
+      </w:pPr>
+      <w:bookmarkStart w:id="27" w:name="_Toc31048"/>
       <w:r>
         <w:rPr>
           <w:rFonts w:hint="default"/>
@@ -6009,11 +5982,11 @@
         </w:rPr>
         <w:t>与服务报告、知识管理流程</w:t>
       </w:r>
-      <w:bookmarkEnd w:id="26"/>
-    </w:p>
-    <w:p>
-      <w:pPr>
-        <w:pStyle w:val="29"/>
+      <w:bookmarkEnd w:id="27"/>
+    </w:p>
+    <w:p>
+      <w:pPr>
+        <w:pStyle w:val="a1"/>
         <w:bidi w:val="0"/>
         <w:rPr>
           <w:rFonts w:hint="default"/>
@@ -6030,7 +6003,7 @@
     </w:p>
     <w:p>
       <w:pPr>
-        <w:pStyle w:val="29"/>
+        <w:pStyle w:val="a1"/>
         <w:bidi w:val="0"/>
         <w:rPr>
           <w:rFonts w:hint="default"/>
@@ -6047,7 +6020,7 @@
     </w:p>
     <w:p>
       <w:pPr>
-        <w:pStyle w:val="28"/>
+        <w:pStyle w:val="1"/>
         <w:keepNext w:val="0"/>
         <w:keepLines w:val="0"/>
         <w:pageBreakBefore w:val="0"/>
@@ -6067,7 +6040,7 @@
           <w:lang w:val="en-US" w:eastAsia="zh-CN"/>
         </w:rPr>
       </w:pPr>
-      <w:bookmarkStart w:id="27" w:name="_Toc28605"/>
+      <w:bookmarkStart w:id="28" w:name="_Toc28605"/>
       <w:r>
         <w:rPr>
           <w:rFonts w:hint="eastAsia"/>
@@ -6075,23 +6048,22 @@
         </w:rPr>
         <w:t>考核指标</w:t>
       </w:r>
-      <w:bookmarkEnd w:id="27"/>
+      <w:bookmarkEnd w:id="28"/>
     </w:p>
     <w:tbl>
       <w:tblPr>
-        <w:tblStyle w:val="20"/>
+        <w:tblStyle w:val="TableNormal"/>
         <w:tblW w:w="7675" w:type="dxa"/>
         <w:tblInd w:w="96" w:type="dxa"/>
         <w:tblBorders>
-          <w:top w:val="none" w:color="auto" w:sz="0" w:space="0"/>
-          <w:left w:val="none" w:color="auto" w:sz="0" w:space="0"/>
-          <w:bottom w:val="none" w:color="auto" w:sz="0" w:space="0"/>
-          <w:right w:val="none" w:color="auto" w:sz="0" w:space="0"/>
-          <w:insideH w:val="none" w:color="auto" w:sz="0" w:space="0"/>
-          <w:insideV w:val="none" w:color="auto" w:sz="0" w:space="0"/>
+          <w:top w:val="nil"/>
+          <w:left w:val="nil"/>
+          <w:bottom w:val="nil"/>
+          <w:right w:val="nil"/>
+          <w:insideH w:val="nil"/>
+          <w:insideV w:val="nil"/>
         </w:tblBorders>
         <w:shd w:val="clear" w:color="auto" w:fill="auto"/>
-        <w:tblLayout w:type="autofit"/>
         <w:tblCellMar>
           <w:top w:w="0" w:type="dxa"/>
           <w:left w:w="108" w:type="dxa"/>
@@ -6107,13 +6079,15 @@
       </w:tblGrid>
       <w:tr>
         <w:tblPrEx>
+          <w:tblW w:w="7675" w:type="dxa"/>
+          <w:tblInd w:w="96" w:type="dxa"/>
           <w:tblBorders>
-            <w:top w:val="none" w:color="auto" w:sz="0" w:space="0"/>
-            <w:left w:val="none" w:color="auto" w:sz="0" w:space="0"/>
-            <w:bottom w:val="none" w:color="auto" w:sz="0" w:space="0"/>
-            <w:right w:val="none" w:color="auto" w:sz="0" w:space="0"/>
-            <w:insideH w:val="none" w:color="auto" w:sz="0" w:space="0"/>
-            <w:insideV w:val="none" w:color="auto" w:sz="0" w:space="0"/>
+            <w:top w:val="nil"/>
+            <w:left w:val="nil"/>
+            <w:bottom w:val="nil"/>
+            <w:right w:val="nil"/>
+            <w:insideH w:val="nil"/>
+            <w:insideV w:val="nil"/>
           </w:tblBorders>
           <w:shd w:val="clear" w:color="auto" w:fill="auto"/>
           <w:tblCellMar>
@@ -6124,16 +6098,16 @@
           </w:tblCellMar>
         </w:tblPrEx>
         <w:trPr>
-          <w:trHeight w:val="493" w:hRule="atLeast"/>
+          <w:trHeight w:val="493"/>
         </w:trPr>
         <w:tc>
           <w:tcPr>
             <w:tcW w:w="2227" w:type="dxa"/>
             <w:tcBorders>
-              <w:top w:val="single" w:color="000000" w:sz="4" w:space="0"/>
-              <w:left w:val="single" w:color="000000" w:sz="4" w:space="0"/>
-              <w:bottom w:val="single" w:color="000000" w:sz="4" w:space="0"/>
-              <w:right w:val="single" w:color="000000" w:sz="4" w:space="0"/>
+              <w:top w:val="single" w:sz="4" w:space="0" w:color="000000"/>
+              <w:left w:val="single" w:sz="4" w:space="0" w:color="000000"/>
+              <w:bottom w:val="single" w:sz="4" w:space="0" w:color="000000"/>
+              <w:right w:val="single" w:sz="4" w:space="0" w:color="000000"/>
             </w:tcBorders>
             <w:shd w:val="clear" w:color="auto" w:fill="C0C0C0"/>
             <w:vAlign w:val="center"/>
@@ -6147,7 +6121,7 @@
               <w:jc w:val="center"/>
               <w:textAlignment w:val="center"/>
               <w:rPr>
-                <w:rFonts w:hint="default" w:ascii="楷体_GB2312" w:hAnsi="宋体" w:eastAsia="楷体_GB2312" w:cs="楷体_GB2312"/>
+                <w:rFonts w:ascii="楷体_GB2312" w:eastAsia="楷体_GB2312" w:hAnsi="宋体" w:cs="楷体_GB2312" w:hint="default"/>
                 <w:b/>
                 <w:bCs/>
                 <w:i w:val="0"/>
@@ -6160,7 +6134,7 @@
             </w:pPr>
             <w:r>
               <w:rPr>
-                <w:rFonts w:hint="default" w:ascii="楷体_GB2312" w:hAnsi="宋体" w:eastAsia="楷体_GB2312" w:cs="楷体_GB2312"/>
+                <w:rFonts w:ascii="楷体_GB2312" w:eastAsia="楷体_GB2312" w:hAnsi="宋体" w:cs="楷体_GB2312" w:hint="default"/>
                 <w:b/>
                 <w:bCs/>
                 <w:i w:val="0"/>
@@ -6171,7 +6145,7 @@
                 <w:sz w:val="22"/>
                 <w:szCs w:val="22"/>
                 <w:u w:val="none"/>
-                <w:lang w:val="en-US" w:eastAsia="zh-CN" w:bidi="ar"/>
+                <w:lang w:val="en-US" w:eastAsia="zh-CN"/>
               </w:rPr>
               <w:t>KPI</w:t>
             </w:r>
@@ -6181,10 +6155,10 @@
           <w:tcPr>
             <w:tcW w:w="1092" w:type="dxa"/>
             <w:tcBorders>
-              <w:top w:val="single" w:color="000000" w:sz="4" w:space="0"/>
-              <w:left w:val="single" w:color="000000" w:sz="4" w:space="0"/>
-              <w:bottom w:val="single" w:color="000000" w:sz="4" w:space="0"/>
-              <w:right w:val="single" w:color="000000" w:sz="4" w:space="0"/>
+              <w:top w:val="single" w:sz="4" w:space="0" w:color="000000"/>
+              <w:left w:val="single" w:sz="4" w:space="0" w:color="000000"/>
+              <w:bottom w:val="single" w:sz="4" w:space="0" w:color="000000"/>
+              <w:right w:val="single" w:sz="4" w:space="0" w:color="000000"/>
             </w:tcBorders>
             <w:shd w:val="clear" w:color="auto" w:fill="C0C0C0"/>
             <w:vAlign w:val="center"/>
@@ -6198,7 +6172,7 @@
               <w:jc w:val="center"/>
               <w:textAlignment w:val="center"/>
               <w:rPr>
-                <w:rFonts w:hint="default" w:ascii="楷体_GB2312" w:hAnsi="宋体" w:eastAsia="楷体_GB2312" w:cs="楷体_GB2312"/>
+                <w:rFonts w:ascii="楷体_GB2312" w:eastAsia="楷体_GB2312" w:hAnsi="宋体" w:cs="楷体_GB2312" w:hint="default"/>
                 <w:b/>
                 <w:bCs/>
                 <w:i w:val="0"/>
@@ -6211,7 +6185,7 @@
             </w:pPr>
             <w:r>
               <w:rPr>
-                <w:rFonts w:hint="default" w:ascii="楷体_GB2312" w:hAnsi="宋体" w:eastAsia="楷体_GB2312" w:cs="楷体_GB2312"/>
+                <w:rFonts w:ascii="楷体_GB2312" w:eastAsia="楷体_GB2312" w:hAnsi="宋体" w:cs="楷体_GB2312" w:hint="default"/>
                 <w:b/>
                 <w:bCs/>
                 <w:i w:val="0"/>
@@ -6222,7 +6196,7 @@
                 <w:sz w:val="22"/>
                 <w:szCs w:val="22"/>
                 <w:u w:val="none"/>
-                <w:lang w:val="en-US" w:eastAsia="zh-CN" w:bidi="ar"/>
+                <w:lang w:val="en-US" w:eastAsia="zh-CN"/>
               </w:rPr>
               <w:t>目标值</w:t>
             </w:r>
@@ -6232,10 +6206,10 @@
           <w:tcPr>
             <w:tcW w:w="3300" w:type="dxa"/>
             <w:tcBorders>
-              <w:top w:val="single" w:color="000000" w:sz="4" w:space="0"/>
-              <w:left w:val="single" w:color="000000" w:sz="4" w:space="0"/>
-              <w:bottom w:val="single" w:color="000000" w:sz="4" w:space="0"/>
-              <w:right w:val="single" w:color="000000" w:sz="4" w:space="0"/>
+              <w:top w:val="single" w:sz="4" w:space="0" w:color="000000"/>
+              <w:left w:val="single" w:sz="4" w:space="0" w:color="000000"/>
+              <w:bottom w:val="single" w:sz="4" w:space="0" w:color="000000"/>
+              <w:right w:val="single" w:sz="4" w:space="0" w:color="000000"/>
             </w:tcBorders>
             <w:shd w:val="clear" w:color="auto" w:fill="C0C0C0"/>
             <w:vAlign w:val="center"/>
@@ -6249,7 +6223,7 @@
               <w:jc w:val="center"/>
               <w:textAlignment w:val="center"/>
               <w:rPr>
-                <w:rFonts w:hint="default" w:ascii="楷体_GB2312" w:hAnsi="宋体" w:eastAsia="楷体_GB2312" w:cs="楷体_GB2312"/>
+                <w:rFonts w:ascii="楷体_GB2312" w:eastAsia="楷体_GB2312" w:hAnsi="宋体" w:cs="楷体_GB2312" w:hint="default"/>
                 <w:b/>
                 <w:bCs/>
                 <w:i w:val="0"/>
@@ -6262,7 +6236,7 @@
             </w:pPr>
             <w:r>
               <w:rPr>
-                <w:rFonts w:hint="default" w:ascii="楷体_GB2312" w:hAnsi="宋体" w:eastAsia="楷体_GB2312" w:cs="楷体_GB2312"/>
+                <w:rFonts w:ascii="楷体_GB2312" w:eastAsia="楷体_GB2312" w:hAnsi="宋体" w:cs="楷体_GB2312" w:hint="default"/>
                 <w:b/>
                 <w:bCs/>
                 <w:i w:val="0"/>
@@ -6273,7 +6247,7 @@
                 <w:sz w:val="22"/>
                 <w:szCs w:val="22"/>
                 <w:u w:val="none"/>
-                <w:lang w:val="en-US" w:eastAsia="zh-CN" w:bidi="ar"/>
+                <w:lang w:val="en-US" w:eastAsia="zh-CN"/>
               </w:rPr>
               <w:t>计算公式/方法</w:t>
             </w:r>
@@ -6283,10 +6257,10 @@
           <w:tcPr>
             <w:tcW w:w="1056" w:type="dxa"/>
             <w:tcBorders>
-              <w:top w:val="single" w:color="000000" w:sz="4" w:space="0"/>
-              <w:left w:val="single" w:color="000000" w:sz="4" w:space="0"/>
-              <w:bottom w:val="single" w:color="000000" w:sz="4" w:space="0"/>
-              <w:right w:val="single" w:color="000000" w:sz="4" w:space="0"/>
+              <w:top w:val="single" w:sz="4" w:space="0" w:color="000000"/>
+              <w:left w:val="single" w:sz="4" w:space="0" w:color="000000"/>
+              <w:bottom w:val="single" w:sz="4" w:space="0" w:color="000000"/>
+              <w:right w:val="single" w:sz="4" w:space="0" w:color="000000"/>
             </w:tcBorders>
             <w:shd w:val="clear" w:color="auto" w:fill="C0C0C0"/>
             <w:vAlign w:val="center"/>
@@ -6300,7 +6274,7 @@
               <w:jc w:val="center"/>
               <w:textAlignment w:val="center"/>
               <w:rPr>
-                <w:rFonts w:hint="default" w:ascii="楷体_GB2312" w:hAnsi="宋体" w:eastAsia="楷体_GB2312" w:cs="楷体_GB2312"/>
+                <w:rFonts w:ascii="楷体_GB2312" w:eastAsia="楷体_GB2312" w:hAnsi="宋体" w:cs="楷体_GB2312" w:hint="default"/>
                 <w:b/>
                 <w:bCs/>
                 <w:i w:val="0"/>
@@ -6313,7 +6287,7 @@
             </w:pPr>
             <w:r>
               <w:rPr>
-                <w:rFonts w:hint="default" w:ascii="楷体_GB2312" w:hAnsi="宋体" w:eastAsia="楷体_GB2312" w:cs="楷体_GB2312"/>
+                <w:rFonts w:ascii="楷体_GB2312" w:eastAsia="楷体_GB2312" w:hAnsi="宋体" w:cs="楷体_GB2312" w:hint="default"/>
                 <w:b/>
                 <w:bCs/>
                 <w:i w:val="0"/>
@@ -6324,7 +6298,7 @@
                 <w:sz w:val="22"/>
                 <w:szCs w:val="22"/>
                 <w:u w:val="none"/>
-                <w:lang w:val="en-US" w:eastAsia="zh-CN" w:bidi="ar"/>
+                <w:lang w:val="en-US" w:eastAsia="zh-CN"/>
               </w:rPr>
               <w:t>频度</w:t>
             </w:r>
@@ -6333,14 +6307,8 @@
       </w:tr>
       <w:tr>
         <w:tblPrEx>
-          <w:tblBorders>
-            <w:top w:val="none" w:color="auto" w:sz="0" w:space="0"/>
-            <w:left w:val="none" w:color="auto" w:sz="0" w:space="0"/>
-            <w:bottom w:val="none" w:color="auto" w:sz="0" w:space="0"/>
-            <w:right w:val="none" w:color="auto" w:sz="0" w:space="0"/>
-            <w:insideH w:val="none" w:color="auto" w:sz="0" w:space="0"/>
-            <w:insideV w:val="none" w:color="auto" w:sz="0" w:space="0"/>
-          </w:tblBorders>
+          <w:tblW w:w="7675" w:type="dxa"/>
+          <w:tblInd w:w="96" w:type="dxa"/>
           <w:shd w:val="clear" w:color="auto" w:fill="auto"/>
           <w:tblCellMar>
             <w:top w:w="0" w:type="dxa"/>
@@ -6350,16 +6318,16 @@
           </w:tblCellMar>
         </w:tblPrEx>
         <w:trPr>
-          <w:trHeight w:val="493" w:hRule="atLeast"/>
+          <w:trHeight w:val="493"/>
         </w:trPr>
         <w:tc>
           <w:tcPr>
             <w:tcW w:w="2227" w:type="dxa"/>
             <w:tcBorders>
-              <w:top w:val="single" w:color="000000" w:sz="4" w:space="0"/>
-              <w:left w:val="single" w:color="000000" w:sz="4" w:space="0"/>
-              <w:bottom w:val="single" w:color="000000" w:sz="4" w:space="0"/>
-              <w:right w:val="single" w:color="000000" w:sz="4" w:space="0"/>
+              <w:top w:val="single" w:sz="4" w:space="0" w:color="000000"/>
+              <w:left w:val="single" w:sz="4" w:space="0" w:color="000000"/>
+              <w:bottom w:val="single" w:sz="4" w:space="0" w:color="000000"/>
+              <w:right w:val="single" w:sz="4" w:space="0" w:color="000000"/>
             </w:tcBorders>
             <w:shd w:val="clear" w:color="auto" w:fill="auto"/>
             <w:vAlign w:val="center"/>
@@ -6373,7 +6341,7 @@
               <w:jc w:val="left"/>
               <w:textAlignment w:val="center"/>
               <w:rPr>
-                <w:rFonts w:hint="default" w:ascii="楷体_GB2312" w:hAnsi="宋体" w:eastAsia="楷体_GB2312" w:cs="楷体_GB2312"/>
+                <w:rFonts w:ascii="楷体_GB2312" w:eastAsia="楷体_GB2312" w:hAnsi="宋体" w:cs="楷体_GB2312" w:hint="default"/>
                 <w:b/>
                 <w:bCs/>
                 <w:i w:val="0"/>
@@ -6384,12 +6352,12 @@
                 <w:sz w:val="22"/>
                 <w:szCs w:val="22"/>
                 <w:u w:val="none"/>
-                <w:lang w:val="en-US" w:eastAsia="zh-CN" w:bidi="ar"/>
+                <w:lang w:val="en-US" w:eastAsia="zh-CN"/>
               </w:rPr>
             </w:pPr>
             <w:r>
               <w:rPr>
-                <w:rFonts w:hint="eastAsia" w:ascii="宋体" w:hAnsi="宋体" w:eastAsia="宋体" w:cs="宋体"/>
+                <w:rFonts w:ascii="宋体" w:eastAsia="宋体" w:hAnsi="宋体" w:cs="宋体" w:hint="eastAsia"/>
                 <w:i w:val="0"/>
                 <w:iCs w:val="0"/>
                 <w:snapToGrid w:val="0"/>
@@ -6398,7 +6366,7 @@
                 <w:sz w:val="21"/>
                 <w:szCs w:val="21"/>
                 <w:u w:val="none"/>
-                <w:lang w:val="en-US" w:eastAsia="zh-CN" w:bidi="ar"/>
+                <w:lang w:val="en-US" w:eastAsia="zh-CN"/>
               </w:rPr>
               <w:t>SLA达成率</w:t>
             </w:r>
@@ -6408,10 +6376,10 @@
           <w:tcPr>
             <w:tcW w:w="1092" w:type="dxa"/>
             <w:tcBorders>
-              <w:top w:val="single" w:color="000000" w:sz="4" w:space="0"/>
-              <w:left w:val="single" w:color="000000" w:sz="4" w:space="0"/>
-              <w:bottom w:val="single" w:color="000000" w:sz="4" w:space="0"/>
-              <w:right w:val="single" w:color="000000" w:sz="4" w:space="0"/>
+              <w:top w:val="single" w:sz="4" w:space="0" w:color="000000"/>
+              <w:left w:val="single" w:sz="4" w:space="0" w:color="000000"/>
+              <w:bottom w:val="single" w:sz="4" w:space="0" w:color="000000"/>
+              <w:right w:val="single" w:sz="4" w:space="0" w:color="000000"/>
             </w:tcBorders>
             <w:shd w:val="clear" w:color="auto" w:fill="auto"/>
             <w:vAlign w:val="center"/>
@@ -6425,7 +6393,7 @@
               <w:jc w:val="left"/>
               <w:textAlignment w:val="center"/>
               <w:rPr>
-                <w:rFonts w:hint="default" w:ascii="楷体_GB2312" w:hAnsi="宋体" w:eastAsia="楷体_GB2312" w:cs="楷体_GB2312"/>
+                <w:rFonts w:ascii="楷体_GB2312" w:eastAsia="楷体_GB2312" w:hAnsi="宋体" w:cs="楷体_GB2312" w:hint="default"/>
                 <w:b/>
                 <w:bCs/>
                 <w:i w:val="0"/>
@@ -6436,12 +6404,12 @@
                 <w:sz w:val="22"/>
                 <w:szCs w:val="22"/>
                 <w:u w:val="none"/>
-                <w:lang w:val="en-US" w:eastAsia="zh-CN" w:bidi="ar"/>
+                <w:lang w:val="en-US" w:eastAsia="zh-CN"/>
               </w:rPr>
             </w:pPr>
             <w:r>
               <w:rPr>
-                <w:rFonts w:hint="eastAsia" w:ascii="宋体" w:hAnsi="宋体" w:eastAsia="宋体" w:cs="宋体"/>
+                <w:rFonts w:ascii="宋体" w:eastAsia="宋体" w:hAnsi="宋体" w:cs="宋体" w:hint="eastAsia"/>
                 <w:i w:val="0"/>
                 <w:iCs w:val="0"/>
                 <w:snapToGrid w:val="0"/>
@@ -6450,13 +6418,13 @@
                 <w:sz w:val="21"/>
                 <w:szCs w:val="21"/>
                 <w:u w:val="none"/>
-                <w:lang w:val="en-US" w:eastAsia="zh-CN" w:bidi="ar"/>
+                <w:lang w:val="en-US" w:eastAsia="zh-CN"/>
               </w:rPr>
               <w:t>≥9</w:t>
             </w:r>
             <w:r>
               <w:rPr>
-                <w:rFonts w:hint="eastAsia" w:ascii="宋体" w:hAnsi="宋体" w:cs="宋体"/>
+                <w:rFonts w:ascii="宋体" w:hAnsi="宋体" w:cs="宋体" w:hint="eastAsia"/>
                 <w:i w:val="0"/>
                 <w:iCs w:val="0"/>
                 <w:snapToGrid w:val="0"/>
@@ -6465,13 +6433,13 @@
                 <w:sz w:val="21"/>
                 <w:szCs w:val="21"/>
                 <w:u w:val="none"/>
-                <w:lang w:val="en-US" w:eastAsia="zh-CN" w:bidi="ar"/>
+                <w:lang w:val="en-US" w:eastAsia="zh-CN"/>
               </w:rPr>
               <w:t>0</w:t>
             </w:r>
             <w:r>
               <w:rPr>
-                <w:rFonts w:hint="eastAsia" w:ascii="宋体" w:hAnsi="宋体" w:eastAsia="宋体" w:cs="宋体"/>
+                <w:rFonts w:ascii="宋体" w:eastAsia="宋体" w:hAnsi="宋体" w:cs="宋体" w:hint="eastAsia"/>
                 <w:i w:val="0"/>
                 <w:iCs w:val="0"/>
                 <w:snapToGrid w:val="0"/>
@@ -6480,7 +6448,7 @@
                 <w:sz w:val="21"/>
                 <w:szCs w:val="21"/>
                 <w:u w:val="none"/>
-                <w:lang w:val="en-US" w:eastAsia="zh-CN" w:bidi="ar"/>
+                <w:lang w:val="en-US" w:eastAsia="zh-CN"/>
               </w:rPr>
               <w:t>%</w:t>
             </w:r>
@@ -6490,10 +6458,10 @@
           <w:tcPr>
             <w:tcW w:w="3300" w:type="dxa"/>
             <w:tcBorders>
-              <w:top w:val="single" w:color="000000" w:sz="4" w:space="0"/>
-              <w:left w:val="single" w:color="000000" w:sz="4" w:space="0"/>
-              <w:bottom w:val="single" w:color="000000" w:sz="4" w:space="0"/>
-              <w:right w:val="single" w:color="000000" w:sz="4" w:space="0"/>
+              <w:top w:val="single" w:sz="4" w:space="0" w:color="000000"/>
+              <w:left w:val="single" w:sz="4" w:space="0" w:color="000000"/>
+              <w:bottom w:val="single" w:sz="4" w:space="0" w:color="000000"/>
+              <w:right w:val="single" w:sz="4" w:space="0" w:color="000000"/>
             </w:tcBorders>
             <w:shd w:val="clear" w:color="auto" w:fill="auto"/>
             <w:vAlign w:val="center"/>
@@ -6507,7 +6475,7 @@
               <w:jc w:val="left"/>
               <w:textAlignment w:val="center"/>
               <w:rPr>
-                <w:rFonts w:hint="default" w:ascii="楷体_GB2312" w:hAnsi="宋体" w:eastAsia="楷体_GB2312" w:cs="楷体_GB2312"/>
+                <w:rFonts w:ascii="楷体_GB2312" w:eastAsia="楷体_GB2312" w:hAnsi="宋体" w:cs="楷体_GB2312" w:hint="default"/>
                 <w:b/>
                 <w:bCs/>
                 <w:i w:val="0"/>
@@ -6518,12 +6486,12 @@
                 <w:sz w:val="22"/>
                 <w:szCs w:val="22"/>
                 <w:u w:val="none"/>
-                <w:lang w:val="en-US" w:eastAsia="zh-CN" w:bidi="ar"/>
+                <w:lang w:val="en-US" w:eastAsia="zh-CN"/>
               </w:rPr>
             </w:pPr>
             <w:r>
               <w:rPr>
-                <w:rFonts w:hint="eastAsia" w:ascii="宋体" w:hAnsi="宋体" w:eastAsia="宋体" w:cs="宋体"/>
+                <w:rFonts w:ascii="宋体" w:eastAsia="宋体" w:hAnsi="宋体" w:cs="宋体" w:hint="eastAsia"/>
                 <w:i w:val="0"/>
                 <w:iCs w:val="0"/>
                 <w:snapToGrid w:val="0"/>
@@ -6532,7 +6500,7 @@
                 <w:sz w:val="21"/>
                 <w:szCs w:val="21"/>
                 <w:u w:val="none"/>
-                <w:lang w:val="en-US" w:eastAsia="zh-CN" w:bidi="ar"/>
+                <w:lang w:val="en-US" w:eastAsia="zh-CN"/>
               </w:rPr>
               <w:t>达到服务级别要求的事件数/应达到服务级别要求的事件总数*100%</w:t>
             </w:r>
@@ -6542,10 +6510,10 @@
           <w:tcPr>
             <w:tcW w:w="1056" w:type="dxa"/>
             <w:tcBorders>
-              <w:top w:val="single" w:color="000000" w:sz="4" w:space="0"/>
-              <w:left w:val="single" w:color="000000" w:sz="4" w:space="0"/>
-              <w:bottom w:val="single" w:color="000000" w:sz="4" w:space="0"/>
-              <w:right w:val="single" w:color="000000" w:sz="4" w:space="0"/>
+              <w:top w:val="single" w:sz="4" w:space="0" w:color="000000"/>
+              <w:left w:val="single" w:sz="4" w:space="0" w:color="000000"/>
+              <w:bottom w:val="single" w:sz="4" w:space="0" w:color="000000"/>
+              <w:right w:val="single" w:sz="4" w:space="0" w:color="000000"/>
             </w:tcBorders>
             <w:shd w:val="clear" w:color="auto" w:fill="auto"/>
             <w:vAlign w:val="center"/>
@@ -6559,7 +6527,7 @@
               <w:jc w:val="left"/>
               <w:textAlignment w:val="center"/>
               <w:rPr>
-                <w:rFonts w:hint="default" w:ascii="楷体_GB2312" w:hAnsi="宋体" w:eastAsia="楷体_GB2312" w:cs="楷体_GB2312"/>
+                <w:rFonts w:ascii="楷体_GB2312" w:eastAsia="楷体_GB2312" w:hAnsi="宋体" w:cs="楷体_GB2312" w:hint="default"/>
                 <w:b/>
                 <w:bCs/>
                 <w:i w:val="0"/>
@@ -6570,12 +6538,12 @@
                 <w:sz w:val="22"/>
                 <w:szCs w:val="22"/>
                 <w:u w:val="none"/>
-                <w:lang w:val="en-US" w:eastAsia="zh-CN" w:bidi="ar"/>
+                <w:lang w:val="en-US" w:eastAsia="zh-CN"/>
               </w:rPr>
             </w:pPr>
             <w:r>
               <w:rPr>
-                <w:rFonts w:hint="eastAsia" w:ascii="宋体" w:hAnsi="宋体" w:eastAsia="宋体" w:cs="宋体"/>
+                <w:rFonts w:ascii="宋体" w:eastAsia="宋体" w:hAnsi="宋体" w:cs="宋体" w:hint="eastAsia"/>
                 <w:i w:val="0"/>
                 <w:iCs w:val="0"/>
                 <w:snapToGrid w:val="0"/>
@@ -6584,7 +6552,7 @@
                 <w:sz w:val="21"/>
                 <w:szCs w:val="21"/>
                 <w:u w:val="none"/>
-                <w:lang w:val="en-US" w:eastAsia="zh-CN" w:bidi="ar"/>
+                <w:lang w:val="en-US" w:eastAsia="zh-CN"/>
               </w:rPr>
               <w:t>季度</w:t>
             </w:r>
@@ -6594,14 +6562,14 @@
     </w:tbl>
     <w:p>
       <w:pPr>
-        <w:pStyle w:val="28"/>
-        <w:bidi w:val="0"/>
-        <w:rPr>
-          <w:rFonts w:hint="default"/>
-          <w:lang w:val="en-US" w:eastAsia="zh-CN"/>
-        </w:rPr>
-      </w:pPr>
-      <w:bookmarkStart w:id="28" w:name="_Toc22014"/>
+        <w:pStyle w:val="1"/>
+        <w:bidi w:val="0"/>
+        <w:rPr>
+          <w:rFonts w:hint="default"/>
+          <w:lang w:val="en-US" w:eastAsia="zh-CN"/>
+        </w:rPr>
+      </w:pPr>
+      <w:bookmarkStart w:id="29" w:name="_Toc22014"/>
       <w:r>
         <w:rPr>
           <w:rFonts w:hint="default"/>
@@ -6609,11 +6577,11 @@
         </w:rPr>
         <w:t>附则</w:t>
       </w:r>
-      <w:bookmarkEnd w:id="28"/>
-    </w:p>
-    <w:p>
-      <w:pPr>
-        <w:pStyle w:val="29"/>
+      <w:bookmarkEnd w:id="29"/>
+    </w:p>
+    <w:p>
+      <w:pPr>
+        <w:pStyle w:val="a1"/>
         <w:keepNext w:val="0"/>
         <w:keepLines w:val="0"/>
         <w:pageBreakBefore w:val="0"/>
@@ -6631,7 +6599,7 @@
         <w:bidi w:val="0"/>
         <w:adjustRightInd w:val="0"/>
         <w:snapToGrid w:val="0"/>
-        <w:ind w:leftChars="0" w:right="0" w:rightChars="0"/>
+        <w:ind w:right="0" w:leftChars="0" w:rightChars="0"/>
         <w:jc w:val="left"/>
         <w:textAlignment w:val="baseline"/>
         <w:rPr>
@@ -6649,7 +6617,7 @@
     </w:p>
     <w:p>
       <w:pPr>
-        <w:pStyle w:val="29"/>
+        <w:pStyle w:val="a1"/>
         <w:keepNext w:val="0"/>
         <w:keepLines w:val="0"/>
         <w:pageBreakBefore w:val="0"/>
@@ -6667,7 +6635,7 @@
         <w:bidi w:val="0"/>
         <w:adjustRightInd w:val="0"/>
         <w:snapToGrid w:val="0"/>
-        <w:ind w:leftChars="0" w:right="0" w:rightChars="0"/>
+        <w:ind w:right="0" w:leftChars="0" w:rightChars="0"/>
         <w:jc w:val="left"/>
         <w:textAlignment w:val="baseline"/>
         <w:rPr>
@@ -6685,7 +6653,7 @@
     </w:p>
     <w:p>
       <w:pPr>
-        <w:pStyle w:val="29"/>
+        <w:pStyle w:val="a1"/>
         <w:keepNext w:val="0"/>
         <w:keepLines w:val="0"/>
         <w:pageBreakBefore w:val="0"/>
@@ -6703,7 +6671,7 @@
         <w:bidi w:val="0"/>
         <w:adjustRightInd w:val="0"/>
         <w:snapToGrid w:val="0"/>
-        <w:ind w:leftChars="0" w:right="0" w:rightChars="0"/>
+        <w:ind w:right="0" w:leftChars="0" w:rightChars="0"/>
         <w:jc w:val="left"/>
         <w:textAlignment w:val="baseline"/>
         <w:rPr>
@@ -6720,73 +6688,23 @@
       </w:r>
     </w:p>
     <w:sectPr>
-      <w:headerReference r:id="rId5" w:type="default"/>
+      <w:headerReference w:type="default" r:id="rId7"/>
       <w:pgSz w:w="11906" w:h="16838"/>
       <w:pgMar w:top="1417" w:right="1800" w:bottom="1440" w:left="1800" w:header="1140" w:footer="992" w:gutter="0"/>
-      <w:cols w:space="425" w:num="1"/>
+      <w:cols w:num="1" w:space="425"/>
       <w:docGrid w:type="lines" w:linePitch="312" w:charSpace="0"/>
     </w:sectPr>
   </w:body>
 </w:document>
 </file>
 
-<file path=word/endnotes.xml><?xml version="1.0" encoding="utf-8"?>
-<w:endnotes xmlns:wpc="http://schemas.microsoft.com/office/word/2010/wordprocessingCanvas" xmlns:mc="http://schemas.openxmlformats.org/markup-compatibility/2006" xmlns:o="urn:schemas-microsoft-com:office:office" xmlns:r="http://schemas.openxmlformats.org/officeDocument/2006/relationships" xmlns:m="http://schemas.openxmlformats.org/officeDocument/2006/math" xmlns:v="urn:schemas-microsoft-com:vml" xmlns:wp14="http://schemas.microsoft.com/office/word/2010/wordprocessingDrawing" xmlns:wp="http://schemas.openxmlformats.org/drawingml/2006/wordprocessingDrawing" xmlns:w="http://schemas.openxmlformats.org/wordprocessingml/2006/main" xmlns:w14="http://schemas.microsoft.com/office/word/2010/wordml" xmlns:w15="http://schemas.microsoft.com/office/word/2012/wordml" xmlns:w10="urn:schemas-microsoft-com:office:word" xmlns:wpg="http://schemas.microsoft.com/office/word/2010/wordprocessingGroup" xmlns:wpi="http://schemas.microsoft.com/office/word/2010/wordprocessingInk" xmlns:wne="http://schemas.microsoft.com/office/word/2006/wordml" xmlns:wps="http://schemas.microsoft.com/office/word/2010/wordprocessingShape" xmlns:wpsCustomData="http://www.wps.cn/officeDocument/2013/wpsCustomData" mc:Ignorable="w14 w15 wp14">
-  <w:endnote w:type="separator" w:id="0">
-    <w:p>
-      <w:pPr>
-        <w:spacing w:line="240" w:lineRule="auto"/>
-      </w:pPr>
-      <w:r>
-        <w:separator/>
-      </w:r>
-    </w:p>
-  </w:endnote>
-  <w:endnote w:type="continuationSeparator" w:id="1">
-    <w:p>
-      <w:pPr>
-        <w:spacing w:line="240" w:lineRule="auto"/>
-      </w:pPr>
-      <w:r>
-        <w:continuationSeparator/>
-      </w:r>
-    </w:p>
-  </w:endnote>
-</w:endnotes>
-</file>
-
-<file path=word/footnotes.xml><?xml version="1.0" encoding="utf-8"?>
-<w:footnotes xmlns:wpc="http://schemas.microsoft.com/office/word/2010/wordprocessingCanvas" xmlns:mc="http://schemas.openxmlformats.org/markup-compatibility/2006" xmlns:o="urn:schemas-microsoft-com:office:office" xmlns:r="http://schemas.openxmlformats.org/officeDocument/2006/relationships" xmlns:m="http://schemas.openxmlformats.org/officeDocument/2006/math" xmlns:v="urn:schemas-microsoft-com:vml" xmlns:wp14="http://schemas.microsoft.com/office/word/2010/wordprocessingDrawing" xmlns:wp="http://schemas.openxmlformats.org/drawingml/2006/wordprocessingDrawing" xmlns:w="http://schemas.openxmlformats.org/wordprocessingml/2006/main" xmlns:w14="http://schemas.microsoft.com/office/word/2010/wordml" xmlns:w15="http://schemas.microsoft.com/office/word/2012/wordml" xmlns:w10="urn:schemas-microsoft-com:office:word" xmlns:wpg="http://schemas.microsoft.com/office/word/2010/wordprocessingGroup" xmlns:wpi="http://schemas.microsoft.com/office/word/2010/wordprocessingInk" xmlns:wne="http://schemas.microsoft.com/office/word/2006/wordml" xmlns:wps="http://schemas.microsoft.com/office/word/2010/wordprocessingShape" xmlns:wpsCustomData="http://www.wps.cn/officeDocument/2013/wpsCustomData" mc:Ignorable="w14 w15 wp14">
-  <w:footnote w:type="separator" w:id="0">
-    <w:p>
-      <w:pPr>
-        <w:spacing w:line="360" w:lineRule="auto"/>
-      </w:pPr>
-      <w:r>
-        <w:separator/>
-      </w:r>
-    </w:p>
-  </w:footnote>
-  <w:footnote w:type="continuationSeparator" w:id="1">
-    <w:p>
-      <w:pPr>
-        <w:spacing w:line="360" w:lineRule="auto"/>
-      </w:pPr>
-      <w:r>
-        <w:continuationSeparator/>
-      </w:r>
-    </w:p>
-  </w:footnote>
-</w:footnotes>
-</file>
-
 <file path=word/header1.xml><?xml version="1.0" encoding="utf-8"?>
-<w:hdr xmlns:wpc="http://schemas.microsoft.com/office/word/2010/wordprocessingCanvas" xmlns:mc="http://schemas.openxmlformats.org/markup-compatibility/2006" xmlns:o="urn:schemas-microsoft-com:office:office" xmlns:r="http://schemas.openxmlformats.org/officeDocument/2006/relationships" xmlns:m="http://schemas.openxmlformats.org/officeDocument/2006/math" xmlns:v="urn:schemas-microsoft-com:vml" xmlns:wp14="http://schemas.microsoft.com/office/word/2010/wordprocessingDrawing" xmlns:wp="http://schemas.openxmlformats.org/drawingml/2006/wordprocessingDrawing" xmlns:w10="urn:schemas-microsoft-com:office:word" xmlns:w="http://schemas.openxmlformats.org/wordprocessingml/2006/main" xmlns:w14="http://schemas.microsoft.com/office/word/2010/wordml" xmlns:w15="http://schemas.microsoft.com/office/word/2012/wordml" xmlns:wpg="http://schemas.microsoft.com/office/word/2010/wordprocessingGroup" xmlns:wpi="http://schemas.microsoft.com/office/word/2010/wordprocessingInk" xmlns:wne="http://schemas.microsoft.com/office/word/2006/wordml" xmlns:wps="http://schemas.microsoft.com/office/word/2010/wordprocessingShape" xmlns:wpsCustomData="http://www.wps.cn/officeDocument/2013/wpsCustomData" mc:Ignorable="w14 w15 wp14">
+<w:hdr xmlns:wpc="http://schemas.microsoft.com/office/word/2010/wordprocessingCanvas" xmlns:mc="http://schemas.openxmlformats.org/markup-compatibility/2006" xmlns:o="urn:schemas-microsoft-com:office:office" xmlns:r="http://schemas.openxmlformats.org/officeDocument/2006/relationships" xmlns:m="http://schemas.openxmlformats.org/officeDocument/2006/math" xmlns:v="urn:schemas-microsoft-com:vml" xmlns:wp14="http://schemas.microsoft.com/office/word/2010/wordprocessingDrawing" xmlns:wp="http://schemas.openxmlformats.org/drawingml/2006/wordprocessingDrawing" xmlns:w10="urn:schemas-microsoft-com:office:word" xmlns:w="http://schemas.openxmlformats.org/wordprocessingml/2006/main" xmlns:w14="http://schemas.microsoft.com/office/word/2010/wordml" xmlns:w15="http://schemas.microsoft.com/office/word/2012/wordml" xmlns:wne="http://schemas.microsoft.com/office/word/2006/wordml" xmlns:wpg="http://schemas.microsoft.com/office/word/2010/wordprocessingGroup" xmlns:wpi="http://schemas.microsoft.com/office/word/2010/wordprocessingInk" xmlns:wps="http://schemas.microsoft.com/office/word/2010/wordprocessingShape" mc:Ignorable="w14 w15 wp14">
   <w:p>
     <w:pPr>
-      <w:pStyle w:val="15"/>
+      <w:pStyle w:val="Header"/>
       <w:pBdr>
-        <w:bottom w:val="single" w:color="auto" w:sz="4" w:space="1"/>
+        <w:bottom w:val="single" w:sz="4" w:space="1" w:color="auto"/>
       </w:pBdr>
       <w:tabs>
         <w:tab w:val="left" w:pos="335"/>
@@ -6794,27 +6712,27 @@
       </w:tabs>
       <w:jc w:val="right"/>
       <w:rPr>
-        <w:rFonts w:hint="eastAsia" w:eastAsiaTheme="minorEastAsia"/>
+        <w:rFonts w:eastAsiaTheme="minorEastAsia" w:hint="eastAsia"/>
         <w:lang w:eastAsia="zh-CN"/>
       </w:rPr>
     </w:pPr>
     <w:r>
       <w:rPr>
-        <w:rFonts w:hint="eastAsia" w:eastAsiaTheme="minorEastAsia"/>
+        <w:rFonts w:eastAsiaTheme="minorEastAsia" w:hint="eastAsia"/>
         <w:lang w:val="en-US" w:eastAsia="zh-CN"/>
       </w:rPr>
       <w:tab/>
     </w:r>
     <w:r>
       <w:rPr>
-        <w:rFonts w:hint="eastAsia" w:eastAsiaTheme="minorEastAsia"/>
+        <w:rFonts w:eastAsiaTheme="minorEastAsia" w:hint="eastAsia"/>
         <w:lang w:val="en-US" w:eastAsia="zh-CN"/>
       </w:rPr>
       <w:tab/>
     </w:r>
     <w:r>
       <w:rPr>
-        <w:rFonts w:hint="eastAsia" w:eastAsiaTheme="minorEastAsia"/>
+        <w:rFonts w:eastAsiaTheme="minorEastAsia" w:hint="eastAsia"/>
         <w:lang w:val="en-US" w:eastAsia="zh-CN"/>
       </w:rPr>
       <w:t>江西通信产业服务有限公司</w:t>
@@ -6824,15 +6742,15 @@
 </file>
 
 <file path=word/numbering.xml><?xml version="1.0" encoding="utf-8"?>
-<w:numbering xmlns:wpc="http://schemas.microsoft.com/office/word/2010/wordprocessingCanvas" xmlns:mc="http://schemas.openxmlformats.org/markup-compatibility/2006" xmlns:o="urn:schemas-microsoft-com:office:office" xmlns:r="http://schemas.openxmlformats.org/officeDocument/2006/relationships" xmlns:m="http://schemas.openxmlformats.org/officeDocument/2006/math" xmlns:v="urn:schemas-microsoft-com:vml" xmlns:wp14="http://schemas.microsoft.com/office/word/2010/wordprocessingDrawing" xmlns:wp="http://schemas.openxmlformats.org/drawingml/2006/wordprocessingDrawing" xmlns:w10="urn:schemas-microsoft-com:office:word" xmlns:w="http://schemas.openxmlformats.org/wordprocessingml/2006/main" xmlns:w14="http://schemas.microsoft.com/office/word/2010/wordml" xmlns:wpg="http://schemas.microsoft.com/office/word/2010/wordprocessingGroup" xmlns:wpi="http://schemas.microsoft.com/office/word/2010/wordprocessingInk" xmlns:wne="http://schemas.microsoft.com/office/word/2006/wordml" xmlns:wps="http://schemas.microsoft.com/office/word/2010/wordprocessingShape" xmlns:wpsCustomData="http://www.wps.cn/officeDocument/2013/wpsCustomData" mc:Ignorable="w14 wp14">
+<w:numbering xmlns:wpc="http://schemas.microsoft.com/office/word/2010/wordprocessingCanvas" xmlns:mc="http://schemas.openxmlformats.org/markup-compatibility/2006" xmlns:o="urn:schemas-microsoft-com:office:office" xmlns:r="http://schemas.openxmlformats.org/officeDocument/2006/relationships" xmlns:m="http://schemas.openxmlformats.org/officeDocument/2006/math" xmlns:v="urn:schemas-microsoft-com:vml" xmlns:wp14="http://schemas.microsoft.com/office/word/2010/wordprocessingDrawing" xmlns:wp="http://schemas.openxmlformats.org/drawingml/2006/wordprocessingDrawing" xmlns:w10="urn:schemas-microsoft-com:office:word" xmlns:w="http://schemas.openxmlformats.org/wordprocessingml/2006/main" xmlns:w14="http://schemas.microsoft.com/office/word/2010/wordml" xmlns:w15="http://schemas.microsoft.com/office/word/2012/wordml" xmlns:wne="http://schemas.microsoft.com/office/word/2006/wordml" xmlns:wpg="http://schemas.microsoft.com/office/word/2010/wordprocessingGroup" xmlns:wpi="http://schemas.microsoft.com/office/word/2010/wordprocessingInk" xmlns:wps="http://schemas.microsoft.com/office/word/2010/wordprocessingShape" mc:Ignorable="w14 w15 wp14">
   <w:abstractNum w:abstractNumId="0">
     <w:nsid w:val="8E964DCE"/>
     <w:multiLevelType w:val="multilevel"/>
     <w:tmpl w:val="8E964DCE"/>
-    <w:lvl w:ilvl="0" w:tentative="0">
+    <w:lvl w:ilvl="0">
       <w:start w:val="1"/>
       <w:numFmt w:val="decimal"/>
-      <w:pStyle w:val="2"/>
+      <w:pStyle w:val="Heading1"/>
       <w:lvlText w:val="%1."/>
       <w:lvlJc w:val="left"/>
       <w:pPr>
@@ -6842,10 +6760,10 @@
         <w:rFonts w:hint="default"/>
       </w:rPr>
     </w:lvl>
-    <w:lvl w:ilvl="1" w:tentative="0">
+    <w:lvl w:ilvl="1">
       <w:start w:val="1"/>
       <w:numFmt w:val="decimal"/>
-      <w:pStyle w:val="3"/>
+      <w:pStyle w:val="Heading2"/>
       <w:lvlText w:val="%1.%2."/>
       <w:lvlJc w:val="left"/>
       <w:pPr>
@@ -6855,10 +6773,10 @@
         <w:rFonts w:hint="default"/>
       </w:rPr>
     </w:lvl>
-    <w:lvl w:ilvl="2" w:tentative="0">
+    <w:lvl w:ilvl="2">
       <w:start w:val="1"/>
       <w:numFmt w:val="decimal"/>
-      <w:pStyle w:val="4"/>
+      <w:pStyle w:val="Heading3"/>
       <w:lvlText w:val="%1.%2.%3."/>
       <w:lvlJc w:val="left"/>
       <w:pPr>
@@ -6868,10 +6786,10 @@
         <w:rFonts w:hint="default"/>
       </w:rPr>
     </w:lvl>
-    <w:lvl w:ilvl="3" w:tentative="0">
+    <w:lvl w:ilvl="3">
       <w:start w:val="1"/>
       <w:numFmt w:val="decimal"/>
-      <w:pStyle w:val="5"/>
+      <w:pStyle w:val="Heading4"/>
       <w:lvlText w:val="%1.%2.%3.%4."/>
       <w:lvlJc w:val="left"/>
       <w:pPr>
@@ -6881,10 +6799,10 @@
         <w:rFonts w:hint="default"/>
       </w:rPr>
     </w:lvl>
-    <w:lvl w:ilvl="4" w:tentative="0">
+    <w:lvl w:ilvl="4">
       <w:start w:val="1"/>
       <w:numFmt w:val="decimal"/>
-      <w:pStyle w:val="6"/>
+      <w:pStyle w:val="Heading5"/>
       <w:lvlText w:val="%1.%2.%3.%4.%5."/>
       <w:lvlJc w:val="left"/>
       <w:pPr>
@@ -6894,10 +6812,10 @@
         <w:rFonts w:hint="default"/>
       </w:rPr>
     </w:lvl>
-    <w:lvl w:ilvl="5" w:tentative="0">
+    <w:lvl w:ilvl="5">
       <w:start w:val="1"/>
       <w:numFmt w:val="decimal"/>
-      <w:pStyle w:val="7"/>
+      <w:pStyle w:val="Heading6"/>
       <w:lvlText w:val="%1.%2.%3.%4.%5.%6."/>
       <w:lvlJc w:val="left"/>
       <w:pPr>
@@ -6907,10 +6825,10 @@
         <w:rFonts w:hint="default"/>
       </w:rPr>
     </w:lvl>
-    <w:lvl w:ilvl="6" w:tentative="0">
+    <w:lvl w:ilvl="6">
       <w:start w:val="1"/>
       <w:numFmt w:val="decimal"/>
-      <w:pStyle w:val="8"/>
+      <w:pStyle w:val="Heading7"/>
       <w:lvlText w:val="%1.%2.%3.%4.%5.%6.%7."/>
       <w:lvlJc w:val="left"/>
       <w:pPr>
@@ -6920,10 +6838,10 @@
         <w:rFonts w:hint="default"/>
       </w:rPr>
     </w:lvl>
-    <w:lvl w:ilvl="7" w:tentative="0">
+    <w:lvl w:ilvl="7">
       <w:start w:val="1"/>
       <w:numFmt w:val="decimal"/>
-      <w:pStyle w:val="9"/>
+      <w:pStyle w:val="Heading8"/>
       <w:lvlText w:val="%1.%2.%3.%4.%5.%6.%7.%8."/>
       <w:lvlJc w:val="left"/>
       <w:pPr>
@@ -6933,10 +6851,10 @@
         <w:rFonts w:hint="default"/>
       </w:rPr>
     </w:lvl>
-    <w:lvl w:ilvl="8" w:tentative="0">
+    <w:lvl w:ilvl="8">
       <w:start w:val="1"/>
       <w:numFmt w:val="decimal"/>
-      <w:pStyle w:val="10"/>
+      <w:pStyle w:val="Heading9"/>
       <w:lvlText w:val="%1.%2.%3.%4.%5.%6.%7.%8.%9."/>
       <w:lvlJc w:val="left"/>
       <w:pPr>
@@ -6951,7 +6869,7 @@
     <w:nsid w:val="C3A7AC7B"/>
     <w:multiLevelType w:val="singleLevel"/>
     <w:tmpl w:val="C3A7AC7B"/>
-    <w:lvl w:ilvl="0" w:tentative="0">
+    <w:lvl w:ilvl="0">
       <w:start w:val="1"/>
       <w:numFmt w:val="decimal"/>
       <w:lvlText w:val="%1."/>
@@ -6968,7 +6886,7 @@
     <w:nsid w:val="00B6B9A6"/>
     <w:multiLevelType w:val="singleLevel"/>
     <w:tmpl w:val="00B6B9A6"/>
-    <w:lvl w:ilvl="0" w:tentative="0">
+    <w:lvl w:ilvl="0">
       <w:start w:val="1"/>
       <w:numFmt w:val="decimal"/>
       <w:lvlText w:val="%1."/>
@@ -6985,7 +6903,7 @@
     <w:nsid w:val="4DD0EFF0"/>
     <w:multiLevelType w:val="singleLevel"/>
     <w:tmpl w:val="4DD0EFF0"/>
-    <w:lvl w:ilvl="0" w:tentative="0">
+    <w:lvl w:ilvl="0">
       <w:start w:val="1"/>
       <w:numFmt w:val="decimal"/>
       <w:lvlText w:val="%1."/>
@@ -7014,269 +6932,267 @@
 </file>
 
 <file path=word/styles.xml><?xml version="1.0" encoding="utf-8"?>
-<w:styles xmlns:mc="http://schemas.openxmlformats.org/markup-compatibility/2006" xmlns:o="urn:schemas-microsoft-com:office:office" xmlns:r="http://schemas.openxmlformats.org/officeDocument/2006/relationships" xmlns:m="http://schemas.openxmlformats.org/officeDocument/2006/math" xmlns:v="urn:schemas-microsoft-com:vml" xmlns:w="http://schemas.openxmlformats.org/wordprocessingml/2006/main" xmlns:w14="http://schemas.microsoft.com/office/word/2010/wordml" xmlns:w10="urn:schemas-microsoft-com:office:word" xmlns:sl="http://schemas.openxmlformats.org/schemaLibrary/2006/main" xmlns:wpsCustomData="http://www.wps.cn/officeDocument/2013/wpsCustomData" mc:Ignorable="w14">
+<w:styles xmlns:mc="http://schemas.openxmlformats.org/markup-compatibility/2006" xmlns:r="http://schemas.openxmlformats.org/officeDocument/2006/relationships" xmlns:w="http://schemas.openxmlformats.org/wordprocessingml/2006/main" xmlns:w14="http://schemas.microsoft.com/office/word/2010/wordml" xmlns:w15="http://schemas.microsoft.com/office/word/2012/wordml" mc:Ignorable="w14 w15">
   <w:docDefaults>
     <w:rPrDefault>
       <w:rPr>
-        <w:rFonts w:ascii="Times New Roman" w:hAnsi="Times New Roman" w:eastAsia="宋体" w:cs="Times New Roman"/>
+        <w:rFonts w:ascii="Times New Roman" w:eastAsia="宋体" w:hAnsi="Times New Roman" w:cs="Times New Roman"/>
       </w:rPr>
     </w:rPrDefault>
     <w:pPrDefault/>
   </w:docDefaults>
-  <w:latentStyles w:count="260" w:defQFormat="0" w:defUnhideWhenUsed="1" w:defSemiHidden="1" w:defUIPriority="99" w:defLockedState="0">
-    <w:lsdException w:qFormat="1" w:unhideWhenUsed="0" w:uiPriority="0" w:semiHidden="0" w:name="Normal"/>
-    <w:lsdException w:qFormat="1" w:unhideWhenUsed="0" w:uiPriority="0" w:semiHidden="0" w:name="heading 1"/>
-    <w:lsdException w:qFormat="1" w:uiPriority="0" w:semiHidden="0" w:name="heading 2"/>
-    <w:lsdException w:qFormat="1" w:uiPriority="0" w:name="heading 3"/>
-    <w:lsdException w:qFormat="1" w:uiPriority="0" w:semiHidden="0" w:name="heading 4"/>
-    <w:lsdException w:qFormat="1" w:uiPriority="0" w:name="heading 5"/>
-    <w:lsdException w:qFormat="1" w:uiPriority="0" w:name="heading 6"/>
-    <w:lsdException w:qFormat="1" w:uiPriority="0" w:name="heading 7"/>
-    <w:lsdException w:qFormat="1" w:uiPriority="0" w:name="heading 8"/>
-    <w:lsdException w:qFormat="1" w:uiPriority="0" w:name="heading 9"/>
-    <w:lsdException w:unhideWhenUsed="0" w:uiPriority="0" w:semiHidden="0" w:name="index 1"/>
-    <w:lsdException w:unhideWhenUsed="0" w:uiPriority="0" w:semiHidden="0" w:name="index 2"/>
-    <w:lsdException w:unhideWhenUsed="0" w:uiPriority="0" w:semiHidden="0" w:name="index 3"/>
-    <w:lsdException w:unhideWhenUsed="0" w:uiPriority="0" w:semiHidden="0" w:name="index 4"/>
-    <w:lsdException w:unhideWhenUsed="0" w:uiPriority="0" w:semiHidden="0" w:name="index 5"/>
-    <w:lsdException w:unhideWhenUsed="0" w:uiPriority="0" w:semiHidden="0" w:name="index 6"/>
-    <w:lsdException w:unhideWhenUsed="0" w:uiPriority="0" w:semiHidden="0" w:name="index 7"/>
-    <w:lsdException w:unhideWhenUsed="0" w:uiPriority="0" w:semiHidden="0" w:name="index 8"/>
-    <w:lsdException w:unhideWhenUsed="0" w:uiPriority="0" w:semiHidden="0" w:name="index 9"/>
-    <w:lsdException w:qFormat="1" w:unhideWhenUsed="0" w:uiPriority="0" w:semiHidden="0" w:name="toc 1"/>
-    <w:lsdException w:qFormat="1" w:unhideWhenUsed="0" w:uiPriority="0" w:semiHidden="0" w:name="toc 2"/>
-    <w:lsdException w:qFormat="1" w:unhideWhenUsed="0" w:uiPriority="0" w:semiHidden="0" w:name="toc 3"/>
-    <w:lsdException w:unhideWhenUsed="0" w:uiPriority="0" w:semiHidden="0" w:name="toc 4"/>
-    <w:lsdException w:unhideWhenUsed="0" w:uiPriority="0" w:semiHidden="0" w:name="toc 5"/>
-    <w:lsdException w:unhideWhenUsed="0" w:uiPriority="0" w:semiHidden="0" w:name="toc 6"/>
-    <w:lsdException w:unhideWhenUsed="0" w:uiPriority="0" w:semiHidden="0" w:name="toc 7"/>
-    <w:lsdException w:unhideWhenUsed="0" w:uiPriority="0" w:semiHidden="0" w:name="toc 8"/>
-    <w:lsdException w:unhideWhenUsed="0" w:uiPriority="0" w:semiHidden="0" w:name="toc 9"/>
-    <w:lsdException w:unhideWhenUsed="0" w:uiPriority="0" w:semiHidden="0" w:name="Normal Indent"/>
-    <w:lsdException w:unhideWhenUsed="0" w:uiPriority="0" w:semiHidden="0" w:name="footnote text"/>
-    <w:lsdException w:qFormat="1" w:unhideWhenUsed="0" w:uiPriority="0" w:semiHidden="0" w:name="annotation text"/>
-    <w:lsdException w:qFormat="1" w:unhideWhenUsed="0" w:uiPriority="0" w:semiHidden="0" w:name="header"/>
-    <w:lsdException w:qFormat="1" w:unhideWhenUsed="0" w:uiPriority="0" w:semiHidden="0" w:name="footer"/>
-    <w:lsdException w:unhideWhenUsed="0" w:uiPriority="0" w:semiHidden="0" w:name="index heading"/>
-    <w:lsdException w:qFormat="1" w:uiPriority="0" w:name="caption"/>
-    <w:lsdException w:unhideWhenUsed="0" w:uiPriority="0" w:semiHidden="0" w:name="table of figures"/>
-    <w:lsdException w:unhideWhenUsed="0" w:uiPriority="0" w:semiHidden="0" w:name="envelope address"/>
-    <w:lsdException w:unhideWhenUsed="0" w:uiPriority="0" w:semiHidden="0" w:name="envelope return"/>
-    <w:lsdException w:unhideWhenUsed="0" w:uiPriority="0" w:semiHidden="0" w:name="footnote reference"/>
-    <w:lsdException w:unhideWhenUsed="0" w:uiPriority="0" w:semiHidden="0" w:name="annotation reference"/>
-    <w:lsdException w:unhideWhenUsed="0" w:uiPriority="0" w:semiHidden="0" w:name="line number"/>
-    <w:lsdException w:unhideWhenUsed="0" w:uiPriority="0" w:semiHidden="0" w:name="page number"/>
-    <w:lsdException w:unhideWhenUsed="0" w:uiPriority="0" w:semiHidden="0" w:name="endnote reference"/>
-    <w:lsdException w:unhideWhenUsed="0" w:uiPriority="0" w:semiHidden="0" w:name="endnote text"/>
-    <w:lsdException w:unhideWhenUsed="0" w:uiPriority="0" w:semiHidden="0" w:name="table of authorities"/>
-    <w:lsdException w:unhideWhenUsed="0" w:uiPriority="0" w:semiHidden="0" w:name="macro"/>
-    <w:lsdException w:unhideWhenUsed="0" w:uiPriority="0" w:semiHidden="0" w:name="toa heading"/>
-    <w:lsdException w:unhideWhenUsed="0" w:uiPriority="0" w:semiHidden="0" w:name="List"/>
-    <w:lsdException w:unhideWhenUsed="0" w:uiPriority="0" w:semiHidden="0" w:name="List Bullet"/>
-    <w:lsdException w:unhideWhenUsed="0" w:uiPriority="0" w:semiHidden="0" w:name="List Number"/>
-    <w:lsdException w:unhideWhenUsed="0" w:uiPriority="0" w:semiHidden="0" w:name="List 2"/>
-    <w:lsdException w:unhideWhenUsed="0" w:uiPriority="0" w:semiHidden="0" w:name="List 3"/>
-    <w:lsdException w:unhideWhenUsed="0" w:uiPriority="0" w:semiHidden="0" w:name="List 4"/>
-    <w:lsdException w:unhideWhenUsed="0" w:uiPriority="0" w:semiHidden="0" w:name="List 5"/>
-    <w:lsdException w:unhideWhenUsed="0" w:uiPriority="0" w:semiHidden="0" w:name="List Bullet 2"/>
-    <w:lsdException w:unhideWhenUsed="0" w:uiPriority="0" w:semiHidden="0" w:name="List Bullet 3"/>
-    <w:lsdException w:unhideWhenUsed="0" w:uiPriority="0" w:semiHidden="0" w:name="List Bullet 4"/>
-    <w:lsdException w:unhideWhenUsed="0" w:uiPriority="0" w:semiHidden="0" w:name="List Bullet 5"/>
-    <w:lsdException w:unhideWhenUsed="0" w:uiPriority="0" w:semiHidden="0" w:name="List Number 2"/>
-    <w:lsdException w:unhideWhenUsed="0" w:uiPriority="0" w:semiHidden="0" w:name="List Number 3"/>
-    <w:lsdException w:unhideWhenUsed="0" w:uiPriority="0" w:semiHidden="0" w:name="List Number 4"/>
-    <w:lsdException w:unhideWhenUsed="0" w:uiPriority="0" w:semiHidden="0" w:name="List Number 5"/>
-    <w:lsdException w:qFormat="1" w:unhideWhenUsed="0" w:uiPriority="0" w:semiHidden="0" w:name="Title"/>
-    <w:lsdException w:unhideWhenUsed="0" w:uiPriority="0" w:semiHidden="0" w:name="Closing"/>
-    <w:lsdException w:unhideWhenUsed="0" w:uiPriority="0" w:semiHidden="0" w:name="Signature"/>
-    <w:lsdException w:qFormat="1" w:unhideWhenUsed="0" w:uiPriority="0" w:name="Default Paragraph Font"/>
-    <w:lsdException w:qFormat="1" w:unhideWhenUsed="0" w:uiPriority="0" w:name="Body Text"/>
-    <w:lsdException w:unhideWhenUsed="0" w:uiPriority="0" w:semiHidden="0" w:name="Body Text Indent"/>
-    <w:lsdException w:unhideWhenUsed="0" w:uiPriority="0" w:semiHidden="0" w:name="List Continue"/>
-    <w:lsdException w:unhideWhenUsed="0" w:uiPriority="0" w:semiHidden="0" w:name="List Continue 2"/>
-    <w:lsdException w:unhideWhenUsed="0" w:uiPriority="0" w:semiHidden="0" w:name="List Continue 3"/>
-    <w:lsdException w:unhideWhenUsed="0" w:uiPriority="0" w:semiHidden="0" w:name="List Continue 4"/>
-    <w:lsdException w:unhideWhenUsed="0" w:uiPriority="0" w:semiHidden="0" w:name="List Continue 5"/>
-    <w:lsdException w:unhideWhenUsed="0" w:uiPriority="0" w:semiHidden="0" w:name="Message Header"/>
-    <w:lsdException w:qFormat="1" w:unhideWhenUsed="0" w:uiPriority="0" w:semiHidden="0" w:name="Subtitle"/>
-    <w:lsdException w:unhideWhenUsed="0" w:uiPriority="0" w:semiHidden="0" w:name="Salutation"/>
-    <w:lsdException w:unhideWhenUsed="0" w:uiPriority="0" w:semiHidden="0" w:name="Date"/>
-    <w:lsdException w:unhideWhenUsed="0" w:uiPriority="0" w:semiHidden="0" w:name="Body Text First Indent"/>
-    <w:lsdException w:unhideWhenUsed="0" w:uiPriority="0" w:semiHidden="0" w:name="Body Text First Indent 2"/>
-    <w:lsdException w:uiPriority="99" w:name="Note Heading"/>
-    <w:lsdException w:unhideWhenUsed="0" w:uiPriority="0" w:semiHidden="0" w:name="Body Text 2"/>
-    <w:lsdException w:unhideWhenUsed="0" w:uiPriority="0" w:semiHidden="0" w:name="Body Text 3"/>
-    <w:lsdException w:unhideWhenUsed="0" w:uiPriority="0" w:semiHidden="0" w:name="Body Text Indent 2"/>
-    <w:lsdException w:unhideWhenUsed="0" w:uiPriority="0" w:semiHidden="0" w:name="Body Text Indent 3"/>
-    <w:lsdException w:unhideWhenUsed="0" w:uiPriority="0" w:semiHidden="0" w:name="Block Text"/>
-    <w:lsdException w:unhideWhenUsed="0" w:uiPriority="0" w:semiHidden="0" w:name="Hyperlink"/>
-    <w:lsdException w:unhideWhenUsed="0" w:uiPriority="0" w:semiHidden="0" w:name="FollowedHyperlink"/>
-    <w:lsdException w:qFormat="1" w:unhideWhenUsed="0" w:uiPriority="0" w:semiHidden="0" w:name="Strong"/>
-    <w:lsdException w:qFormat="1" w:unhideWhenUsed="0" w:uiPriority="0" w:semiHidden="0" w:name="Emphasis"/>
-    <w:lsdException w:unhideWhenUsed="0" w:uiPriority="0" w:semiHidden="0" w:name="Document Map"/>
-    <w:lsdException w:unhideWhenUsed="0" w:uiPriority="0" w:semiHidden="0" w:name="Plain Text"/>
-    <w:lsdException w:unhideWhenUsed="0" w:uiPriority="0" w:semiHidden="0" w:name="E-mail Signature"/>
-    <w:lsdException w:qFormat="1" w:unhideWhenUsed="0" w:uiPriority="0" w:semiHidden="0" w:name="Normal (Web)"/>
-    <w:lsdException w:unhideWhenUsed="0" w:uiPriority="0" w:semiHidden="0" w:name="HTML Acronym"/>
-    <w:lsdException w:unhideWhenUsed="0" w:uiPriority="0" w:semiHidden="0" w:name="HTML Address"/>
-    <w:lsdException w:unhideWhenUsed="0" w:uiPriority="0" w:semiHidden="0" w:name="HTML Cite"/>
-    <w:lsdException w:unhideWhenUsed="0" w:uiPriority="0" w:semiHidden="0" w:name="HTML Code"/>
-    <w:lsdException w:unhideWhenUsed="0" w:uiPriority="0" w:semiHidden="0" w:name="HTML Definition"/>
-    <w:lsdException w:unhideWhenUsed="0" w:uiPriority="0" w:semiHidden="0" w:name="HTML Keyboard"/>
-    <w:lsdException w:unhideWhenUsed="0" w:uiPriority="0" w:semiHidden="0" w:name="HTML Preformatted"/>
-    <w:lsdException w:unhideWhenUsed="0" w:uiPriority="0" w:semiHidden="0" w:name="HTML Sample"/>
-    <w:lsdException w:unhideWhenUsed="0" w:uiPriority="0" w:semiHidden="0" w:name="HTML Typewriter"/>
-    <w:lsdException w:unhideWhenUsed="0" w:uiPriority="0" w:semiHidden="0" w:name="HTML Variable"/>
-    <w:lsdException w:qFormat="1" w:unhideWhenUsed="0" w:uiPriority="0" w:name="Normal Table"/>
-    <w:lsdException w:unhideWhenUsed="0" w:uiPriority="0" w:semiHidden="0" w:name="annotation subject"/>
-    <w:lsdException w:unhideWhenUsed="0" w:uiPriority="0" w:semiHidden="0" w:name="Table Simple 1"/>
-    <w:lsdException w:unhideWhenUsed="0" w:uiPriority="0" w:semiHidden="0" w:name="Table Simple 2"/>
-    <w:lsdException w:unhideWhenUsed="0" w:uiPriority="0" w:semiHidden="0" w:name="Table Simple 3"/>
-    <w:lsdException w:unhideWhenUsed="0" w:uiPriority="0" w:semiHidden="0" w:name="Table Classic 1"/>
-    <w:lsdException w:unhideWhenUsed="0" w:uiPriority="0" w:semiHidden="0" w:name="Table Classic 2"/>
-    <w:lsdException w:unhideWhenUsed="0" w:uiPriority="0" w:semiHidden="0" w:name="Table Classic 3"/>
-    <w:lsdException w:unhideWhenUsed="0" w:uiPriority="0" w:semiHidden="0" w:name="Table Classic 4"/>
-    <w:lsdException w:unhideWhenUsed="0" w:uiPriority="0" w:semiHidden="0" w:name="Table Colorful 1"/>
-    <w:lsdException w:unhideWhenUsed="0" w:uiPriority="0" w:semiHidden="0" w:name="Table Colorful 2"/>
-    <w:lsdException w:unhideWhenUsed="0" w:uiPriority="0" w:semiHidden="0" w:name="Table Colorful 3"/>
-    <w:lsdException w:unhideWhenUsed="0" w:uiPriority="0" w:semiHidden="0" w:name="Table Columns 1"/>
-    <w:lsdException w:unhideWhenUsed="0" w:uiPriority="0" w:semiHidden="0" w:name="Table Columns 2"/>
-    <w:lsdException w:unhideWhenUsed="0" w:uiPriority="0" w:semiHidden="0" w:name="Table Columns 3"/>
-    <w:lsdException w:unhideWhenUsed="0" w:uiPriority="0" w:semiHidden="0" w:name="Table Columns 4"/>
-    <w:lsdException w:unhideWhenUsed="0" w:uiPriority="0" w:semiHidden="0" w:name="Table Columns 5"/>
-    <w:lsdException w:unhideWhenUsed="0" w:uiPriority="0" w:semiHidden="0" w:name="Table Grid 1"/>
-    <w:lsdException w:unhideWhenUsed="0" w:uiPriority="0" w:semiHidden="0" w:name="Table Grid 2"/>
-    <w:lsdException w:unhideWhenUsed="0" w:uiPriority="0" w:semiHidden="0" w:name="Table Grid 3"/>
-    <w:lsdException w:unhideWhenUsed="0" w:uiPriority="0" w:semiHidden="0" w:name="Table Grid 4"/>
-    <w:lsdException w:unhideWhenUsed="0" w:uiPriority="0" w:semiHidden="0" w:name="Table Grid 5"/>
-    <w:lsdException w:unhideWhenUsed="0" w:uiPriority="0" w:semiHidden="0" w:name="Table Grid 6"/>
-    <w:lsdException w:unhideWhenUsed="0" w:uiPriority="0" w:semiHidden="0" w:name="Table Grid 7"/>
-    <w:lsdException w:unhideWhenUsed="0" w:uiPriority="0" w:semiHidden="0" w:name="Table Grid 8"/>
-    <w:lsdException w:unhideWhenUsed="0" w:uiPriority="0" w:semiHidden="0" w:name="Table List 1"/>
-    <w:lsdException w:unhideWhenUsed="0" w:uiPriority="0" w:semiHidden="0" w:name="Table List 2"/>
-    <w:lsdException w:unhideWhenUsed="0" w:uiPriority="0" w:semiHidden="0" w:name="Table List 3"/>
-    <w:lsdException w:unhideWhenUsed="0" w:uiPriority="0" w:semiHidden="0" w:name="Table List 4"/>
-    <w:lsdException w:unhideWhenUsed="0" w:uiPriority="0" w:semiHidden="0" w:name="Table List 5"/>
-    <w:lsdException w:unhideWhenUsed="0" w:uiPriority="0" w:semiHidden="0" w:name="Table List 6"/>
-    <w:lsdException w:unhideWhenUsed="0" w:uiPriority="0" w:semiHidden="0" w:name="Table List 7"/>
-    <w:lsdException w:unhideWhenUsed="0" w:uiPriority="0" w:semiHidden="0" w:name="Table List 8"/>
-    <w:lsdException w:unhideWhenUsed="0" w:uiPriority="0" w:semiHidden="0" w:name="Table 3D effects 1"/>
-    <w:lsdException w:unhideWhenUsed="0" w:uiPriority="0" w:semiHidden="0" w:name="Table 3D effects 2"/>
-    <w:lsdException w:unhideWhenUsed="0" w:uiPriority="0" w:semiHidden="0" w:name="Table 3D effects 3"/>
-    <w:lsdException w:unhideWhenUsed="0" w:uiPriority="0" w:semiHidden="0" w:name="Table Contemporary"/>
-    <w:lsdException w:unhideWhenUsed="0" w:uiPriority="0" w:semiHidden="0" w:name="Table Elegant"/>
-    <w:lsdException w:unhideWhenUsed="0" w:uiPriority="0" w:semiHidden="0" w:name="Table Professional"/>
-    <w:lsdException w:unhideWhenUsed="0" w:uiPriority="0" w:semiHidden="0" w:name="Table Subtle 1"/>
-    <w:lsdException w:unhideWhenUsed="0" w:uiPriority="0" w:semiHidden="0" w:name="Table Subtle 2"/>
-    <w:lsdException w:unhideWhenUsed="0" w:uiPriority="0" w:semiHidden="0" w:name="Table Web 1"/>
-    <w:lsdException w:unhideWhenUsed="0" w:uiPriority="0" w:semiHidden="0" w:name="Table Web 2"/>
-    <w:lsdException w:unhideWhenUsed="0" w:uiPriority="0" w:semiHidden="0" w:name="Table Web 3"/>
-    <w:lsdException w:unhideWhenUsed="0" w:uiPriority="0" w:semiHidden="0" w:name="Balloon Text"/>
-    <w:lsdException w:qFormat="1" w:unhideWhenUsed="0" w:uiPriority="0" w:semiHidden="0" w:name="Table Grid"/>
-    <w:lsdException w:unhideWhenUsed="0" w:uiPriority="0" w:semiHidden="0" w:name="Table Theme"/>
-    <w:lsdException w:unhideWhenUsed="0" w:uiPriority="60" w:semiHidden="0" w:name="Light Shading"/>
-    <w:lsdException w:unhideWhenUsed="0" w:uiPriority="61" w:semiHidden="0" w:name="Light List"/>
-    <w:lsdException w:unhideWhenUsed="0" w:uiPriority="62" w:semiHidden="0" w:name="Light Grid"/>
-    <w:lsdException w:unhideWhenUsed="0" w:uiPriority="63" w:semiHidden="0" w:name="Medium Shading 1"/>
-    <w:lsdException w:unhideWhenUsed="0" w:uiPriority="64" w:semiHidden="0" w:name="Medium Shading 2"/>
-    <w:lsdException w:unhideWhenUsed="0" w:uiPriority="65" w:semiHidden="0" w:name="Medium List 1"/>
-    <w:lsdException w:unhideWhenUsed="0" w:uiPriority="66" w:semiHidden="0" w:name="Medium List 2"/>
-    <w:lsdException w:unhideWhenUsed="0" w:uiPriority="67" w:semiHidden="0" w:name="Medium Grid 1"/>
-    <w:lsdException w:unhideWhenUsed="0" w:uiPriority="68" w:semiHidden="0" w:name="Medium Grid 2"/>
-    <w:lsdException w:unhideWhenUsed="0" w:uiPriority="69" w:semiHidden="0" w:name="Medium Grid 3"/>
-    <w:lsdException w:unhideWhenUsed="0" w:uiPriority="70" w:semiHidden="0" w:name="Dark List"/>
-    <w:lsdException w:unhideWhenUsed="0" w:uiPriority="71" w:semiHidden="0" w:name="Colorful Shading"/>
-    <w:lsdException w:unhideWhenUsed="0" w:uiPriority="72" w:semiHidden="0" w:name="Colorful List"/>
-    <w:lsdException w:unhideWhenUsed="0" w:uiPriority="73" w:semiHidden="0" w:name="Colorful Grid"/>
-    <w:lsdException w:unhideWhenUsed="0" w:uiPriority="60" w:semiHidden="0" w:name="Light Shading Accent 1"/>
-    <w:lsdException w:unhideWhenUsed="0" w:uiPriority="61" w:semiHidden="0" w:name="Light List Accent 1"/>
-    <w:lsdException w:unhideWhenUsed="0" w:uiPriority="62" w:semiHidden="0" w:name="Light Grid Accent 1"/>
-    <w:lsdException w:unhideWhenUsed="0" w:uiPriority="63" w:semiHidden="0" w:name="Medium Shading 1 Accent 1"/>
-    <w:lsdException w:unhideWhenUsed="0" w:uiPriority="64" w:semiHidden="0" w:name="Medium Shading 2 Accent 1"/>
-    <w:lsdException w:unhideWhenUsed="0" w:uiPriority="65" w:semiHidden="0" w:name="Medium List 1 Accent 1"/>
-    <w:lsdException w:unhideWhenUsed="0" w:uiPriority="66" w:semiHidden="0" w:name="Medium List 2 Accent 1"/>
-    <w:lsdException w:unhideWhenUsed="0" w:uiPriority="67" w:semiHidden="0" w:name="Medium Grid 1 Accent 1"/>
-    <w:lsdException w:unhideWhenUsed="0" w:uiPriority="68" w:semiHidden="0" w:name="Medium Grid 2 Accent 1"/>
-    <w:lsdException w:unhideWhenUsed="0" w:uiPriority="69" w:semiHidden="0" w:name="Medium Grid 3 Accent 1"/>
-    <w:lsdException w:unhideWhenUsed="0" w:uiPriority="70" w:semiHidden="0" w:name="Dark List Accent 1"/>
-    <w:lsdException w:unhideWhenUsed="0" w:uiPriority="71" w:semiHidden="0" w:name="Colorful Shading Accent 1"/>
-    <w:lsdException w:unhideWhenUsed="0" w:uiPriority="72" w:semiHidden="0" w:name="Colorful List Accent 1"/>
-    <w:lsdException w:unhideWhenUsed="0" w:uiPriority="73" w:semiHidden="0" w:name="Colorful Grid Accent 1"/>
-    <w:lsdException w:unhideWhenUsed="0" w:uiPriority="60" w:semiHidden="0" w:name="Light Shading Accent 2"/>
-    <w:lsdException w:unhideWhenUsed="0" w:uiPriority="61" w:semiHidden="0" w:name="Light List Accent 2"/>
-    <w:lsdException w:unhideWhenUsed="0" w:uiPriority="62" w:semiHidden="0" w:name="Light Grid Accent 2"/>
-    <w:lsdException w:unhideWhenUsed="0" w:uiPriority="63" w:semiHidden="0" w:name="Medium Shading 1 Accent 2"/>
-    <w:lsdException w:unhideWhenUsed="0" w:uiPriority="64" w:semiHidden="0" w:name="Medium Shading 2 Accent 2"/>
-    <w:lsdException w:unhideWhenUsed="0" w:uiPriority="65" w:semiHidden="0" w:name="Medium List 1 Accent 2"/>
-    <w:lsdException w:unhideWhenUsed="0" w:uiPriority="66" w:semiHidden="0" w:name="Medium List 2 Accent 2"/>
-    <w:lsdException w:unhideWhenUsed="0" w:uiPriority="67" w:semiHidden="0" w:name="Medium Grid 1 Accent 2"/>
-    <w:lsdException w:unhideWhenUsed="0" w:uiPriority="68" w:semiHidden="0" w:name="Medium Grid 2 Accent 2"/>
-    <w:lsdException w:unhideWhenUsed="0" w:uiPriority="69" w:semiHidden="0" w:name="Medium Grid 3 Accent 2"/>
-    <w:lsdException w:unhideWhenUsed="0" w:uiPriority="70" w:semiHidden="0" w:name="Dark List Accent 2"/>
-    <w:lsdException w:unhideWhenUsed="0" w:uiPriority="71" w:semiHidden="0" w:name="Colorful Shading Accent 2"/>
-    <w:lsdException w:unhideWhenUsed="0" w:uiPriority="72" w:semiHidden="0" w:name="Colorful List Accent 2"/>
-    <w:lsdException w:unhideWhenUsed="0" w:uiPriority="73" w:semiHidden="0" w:name="Colorful Grid Accent 2"/>
-    <w:lsdException w:unhideWhenUsed="0" w:uiPriority="60" w:semiHidden="0" w:name="Light Shading Accent 3"/>
-    <w:lsdException w:unhideWhenUsed="0" w:uiPriority="61" w:semiHidden="0" w:name="Light List Accent 3"/>
-    <w:lsdException w:unhideWhenUsed="0" w:uiPriority="62" w:semiHidden="0" w:name="Light Grid Accent 3"/>
-    <w:lsdException w:unhideWhenUsed="0" w:uiPriority="63" w:semiHidden="0" w:name="Medium Shading 1 Accent 3"/>
-    <w:lsdException w:unhideWhenUsed="0" w:uiPriority="64" w:semiHidden="0" w:name="Medium Shading 2 Accent 3"/>
-    <w:lsdException w:unhideWhenUsed="0" w:uiPriority="65" w:semiHidden="0" w:name="Medium List 1 Accent 3"/>
-    <w:lsdException w:unhideWhenUsed="0" w:uiPriority="66" w:semiHidden="0" w:name="Medium List 2 Accent 3"/>
-    <w:lsdException w:unhideWhenUsed="0" w:uiPriority="67" w:semiHidden="0" w:name="Medium Grid 1 Accent 3"/>
-    <w:lsdException w:unhideWhenUsed="0" w:uiPriority="68" w:semiHidden="0" w:name="Medium Grid 2 Accent 3"/>
-    <w:lsdException w:unhideWhenUsed="0" w:uiPriority="69" w:semiHidden="0" w:name="Medium Grid 3 Accent 3"/>
-    <w:lsdException w:unhideWhenUsed="0" w:uiPriority="70" w:semiHidden="0" w:name="Dark List Accent 3"/>
-    <w:lsdException w:unhideWhenUsed="0" w:uiPriority="71" w:semiHidden="0" w:name="Colorful Shading Accent 3"/>
-    <w:lsdException w:unhideWhenUsed="0" w:uiPriority="72" w:semiHidden="0" w:name="Colorful List Accent 3"/>
-    <w:lsdException w:unhideWhenUsed="0" w:uiPriority="73" w:semiHidden="0" w:name="Colorful Grid Accent 3"/>
-    <w:lsdException w:unhideWhenUsed="0" w:uiPriority="60" w:semiHidden="0" w:name="Light Shading Accent 4"/>
-    <w:lsdException w:unhideWhenUsed="0" w:uiPriority="61" w:semiHidden="0" w:name="Light List Accent 4"/>
-    <w:lsdException w:unhideWhenUsed="0" w:uiPriority="62" w:semiHidden="0" w:name="Light Grid Accent 4"/>
-    <w:lsdException w:unhideWhenUsed="0" w:uiPriority="63" w:semiHidden="0" w:name="Medium Shading 1 Accent 4"/>
-    <w:lsdException w:unhideWhenUsed="0" w:uiPriority="64" w:semiHidden="0" w:name="Medium Shading 2 Accent 4"/>
-    <w:lsdException w:unhideWhenUsed="0" w:uiPriority="65" w:semiHidden="0" w:name="Medium List 1 Accent 4"/>
-    <w:lsdException w:unhideWhenUsed="0" w:uiPriority="66" w:semiHidden="0" w:name="Medium List 2 Accent 4"/>
-    <w:lsdException w:unhideWhenUsed="0" w:uiPriority="67" w:semiHidden="0" w:name="Medium Grid 1 Accent 4"/>
-    <w:lsdException w:unhideWhenUsed="0" w:uiPriority="68" w:semiHidden="0" w:name="Medium Grid 2 Accent 4"/>
-    <w:lsdException w:unhideWhenUsed="0" w:uiPriority="69" w:semiHidden="0" w:name="Medium Grid 3 Accent 4"/>
-    <w:lsdException w:unhideWhenUsed="0" w:uiPriority="70" w:semiHidden="0" w:name="Dark List Accent 4"/>
-    <w:lsdException w:unhideWhenUsed="0" w:uiPriority="71" w:semiHidden="0" w:name="Colorful Shading Accent 4"/>
-    <w:lsdException w:unhideWhenUsed="0" w:uiPriority="72" w:semiHidden="0" w:name="Colorful List Accent 4"/>
-    <w:lsdException w:unhideWhenUsed="0" w:uiPriority="73" w:semiHidden="0" w:name="Colorful Grid Accent 4"/>
-    <w:lsdException w:unhideWhenUsed="0" w:uiPriority="60" w:semiHidden="0" w:name="Light Shading Accent 5"/>
-    <w:lsdException w:unhideWhenUsed="0" w:uiPriority="61" w:semiHidden="0" w:name="Light List Accent 5"/>
-    <w:lsdException w:unhideWhenUsed="0" w:uiPriority="62" w:semiHidden="0" w:name="Light Grid Accent 5"/>
-    <w:lsdException w:unhideWhenUsed="0" w:uiPriority="63" w:semiHidden="0" w:name="Medium Shading 1 Accent 5"/>
-    <w:lsdException w:unhideWhenUsed="0" w:uiPriority="64" w:semiHidden="0" w:name="Medium Shading 2 Accent 5"/>
-    <w:lsdException w:unhideWhenUsed="0" w:uiPriority="65" w:semiHidden="0" w:name="Medium List 1 Accent 5"/>
-    <w:lsdException w:unhideWhenUsed="0" w:uiPriority="66" w:semiHidden="0" w:name="Medium List 2 Accent 5"/>
-    <w:lsdException w:unhideWhenUsed="0" w:uiPriority="67" w:semiHidden="0" w:name="Medium Grid 1 Accent 5"/>
-    <w:lsdException w:unhideWhenUsed="0" w:uiPriority="68" w:semiHidden="0" w:name="Medium Grid 2 Accent 5"/>
-    <w:lsdException w:unhideWhenUsed="0" w:uiPriority="69" w:semiHidden="0" w:name="Medium Grid 3 Accent 5"/>
-    <w:lsdException w:unhideWhenUsed="0" w:uiPriority="70" w:semiHidden="0" w:name="Dark List Accent 5"/>
-    <w:lsdException w:unhideWhenUsed="0" w:uiPriority="71" w:semiHidden="0" w:name="Colorful Shading Accent 5"/>
-    <w:lsdException w:unhideWhenUsed="0" w:uiPriority="72" w:semiHidden="0" w:name="Colorful List Accent 5"/>
-    <w:lsdException w:unhideWhenUsed="0" w:uiPriority="73" w:semiHidden="0" w:name="Colorful Grid Accent 5"/>
-    <w:lsdException w:unhideWhenUsed="0" w:uiPriority="60" w:semiHidden="0" w:name="Light Shading Accent 6"/>
-    <w:lsdException w:unhideWhenUsed="0" w:uiPriority="61" w:semiHidden="0" w:name="Light List Accent 6"/>
-    <w:lsdException w:unhideWhenUsed="0" w:uiPriority="62" w:semiHidden="0" w:name="Light Grid Accent 6"/>
-    <w:lsdException w:unhideWhenUsed="0" w:uiPriority="63" w:semiHidden="0" w:name="Medium Shading 1 Accent 6"/>
-    <w:lsdException w:unhideWhenUsed="0" w:uiPriority="64" w:semiHidden="0" w:name="Medium Shading 2 Accent 6"/>
-    <w:lsdException w:unhideWhenUsed="0" w:uiPriority="65" w:semiHidden="0" w:name="Medium List 1 Accent 6"/>
-    <w:lsdException w:unhideWhenUsed="0" w:uiPriority="66" w:semiHidden="0" w:name="Medium List 2 Accent 6"/>
-    <w:lsdException w:unhideWhenUsed="0" w:uiPriority="67" w:semiHidden="0" w:name="Medium Grid 1 Accent 6"/>
-    <w:lsdException w:unhideWhenUsed="0" w:uiPriority="68" w:semiHidden="0" w:name="Medium Grid 2 Accent 6"/>
-    <w:lsdException w:unhideWhenUsed="0" w:uiPriority="69" w:semiHidden="0" w:name="Medium Grid 3 Accent 6"/>
-    <w:lsdException w:unhideWhenUsed="0" w:uiPriority="70" w:semiHidden="0" w:name="Dark List Accent 6"/>
-    <w:lsdException w:unhideWhenUsed="0" w:uiPriority="71" w:semiHidden="0" w:name="Colorful Shading Accent 6"/>
-    <w:lsdException w:unhideWhenUsed="0" w:uiPriority="72" w:semiHidden="0" w:name="Colorful List Accent 6"/>
-    <w:lsdException w:unhideWhenUsed="0" w:uiPriority="73" w:semiHidden="0" w:name="Colorful Grid Accent 6"/>
+  <w:latentStyles w:defLockedState="0" w:defUIPriority="99" w:defSemiHidden="1" w:defUnhideWhenUsed="1" w:defQFormat="0" w:count="260">
+    <w:lsdException w:name="Normal" w:semiHidden="0" w:uiPriority="0" w:unhideWhenUsed="0" w:qFormat="1"/>
+    <w:lsdException w:name="heading 1" w:semiHidden="0" w:uiPriority="0" w:unhideWhenUsed="0" w:qFormat="1"/>
+    <w:lsdException w:name="heading 2" w:semiHidden="0" w:uiPriority="0" w:qFormat="1"/>
+    <w:lsdException w:name="heading 3" w:uiPriority="0" w:qFormat="1"/>
+    <w:lsdException w:name="heading 4" w:semiHidden="0" w:uiPriority="0" w:qFormat="1"/>
+    <w:lsdException w:name="heading 5" w:uiPriority="0" w:qFormat="1"/>
+    <w:lsdException w:name="heading 6" w:uiPriority="0" w:qFormat="1"/>
+    <w:lsdException w:name="heading 7" w:uiPriority="0" w:qFormat="1"/>
+    <w:lsdException w:name="heading 8" w:uiPriority="0" w:qFormat="1"/>
+    <w:lsdException w:name="heading 9" w:uiPriority="0" w:qFormat="1"/>
+    <w:lsdException w:name="index 1" w:semiHidden="0" w:uiPriority="0" w:unhideWhenUsed="0"/>
+    <w:lsdException w:name="index 2" w:semiHidden="0" w:uiPriority="0" w:unhideWhenUsed="0"/>
+    <w:lsdException w:name="index 3" w:semiHidden="0" w:uiPriority="0" w:unhideWhenUsed="0"/>
+    <w:lsdException w:name="index 4" w:semiHidden="0" w:uiPriority="0" w:unhideWhenUsed="0"/>
+    <w:lsdException w:name="index 5" w:semiHidden="0" w:uiPriority="0" w:unhideWhenUsed="0"/>
+    <w:lsdException w:name="index 6" w:semiHidden="0" w:uiPriority="0" w:unhideWhenUsed="0"/>
+    <w:lsdException w:name="index 7" w:semiHidden="0" w:uiPriority="0" w:unhideWhenUsed="0"/>
+    <w:lsdException w:name="index 8" w:semiHidden="0" w:uiPriority="0" w:unhideWhenUsed="0"/>
+    <w:lsdException w:name="index 9" w:semiHidden="0" w:uiPriority="0" w:unhideWhenUsed="0"/>
+    <w:lsdException w:name="toc 1" w:semiHidden="0" w:uiPriority="0" w:unhideWhenUsed="0" w:qFormat="1"/>
+    <w:lsdException w:name="toc 2" w:semiHidden="0" w:uiPriority="0" w:unhideWhenUsed="0" w:qFormat="1"/>
+    <w:lsdException w:name="toc 3" w:semiHidden="0" w:uiPriority="0" w:unhideWhenUsed="0" w:qFormat="1"/>
+    <w:lsdException w:name="toc 4" w:semiHidden="0" w:uiPriority="0" w:unhideWhenUsed="0"/>
+    <w:lsdException w:name="toc 5" w:semiHidden="0" w:uiPriority="0" w:unhideWhenUsed="0"/>
+    <w:lsdException w:name="toc 6" w:semiHidden="0" w:uiPriority="0" w:unhideWhenUsed="0"/>
+    <w:lsdException w:name="toc 7" w:semiHidden="0" w:uiPriority="0" w:unhideWhenUsed="0"/>
+    <w:lsdException w:name="toc 8" w:semiHidden="0" w:uiPriority="0" w:unhideWhenUsed="0"/>
+    <w:lsdException w:name="toc 9" w:semiHidden="0" w:uiPriority="0" w:unhideWhenUsed="0"/>
+    <w:lsdException w:name="Normal Indent" w:semiHidden="0" w:uiPriority="0" w:unhideWhenUsed="0"/>
+    <w:lsdException w:name="footnote text" w:semiHidden="0" w:uiPriority="0" w:unhideWhenUsed="0"/>
+    <w:lsdException w:name="annotation text" w:semiHidden="0" w:uiPriority="0" w:unhideWhenUsed="0" w:qFormat="1"/>
+    <w:lsdException w:name="header" w:semiHidden="0" w:uiPriority="0" w:unhideWhenUsed="0" w:qFormat="1"/>
+    <w:lsdException w:name="footer" w:semiHidden="0" w:uiPriority="0" w:unhideWhenUsed="0" w:qFormat="1"/>
+    <w:lsdException w:name="index heading" w:semiHidden="0" w:uiPriority="0" w:unhideWhenUsed="0"/>
+    <w:lsdException w:name="caption" w:uiPriority="0" w:qFormat="1"/>
+    <w:lsdException w:name="table of figures" w:semiHidden="0" w:uiPriority="0" w:unhideWhenUsed="0"/>
+    <w:lsdException w:name="envelope address" w:semiHidden="0" w:uiPriority="0" w:unhideWhenUsed="0"/>
+    <w:lsdException w:name="envelope return" w:semiHidden="0" w:uiPriority="0" w:unhideWhenUsed="0"/>
+    <w:lsdException w:name="footnote reference" w:semiHidden="0" w:uiPriority="0" w:unhideWhenUsed="0"/>
+    <w:lsdException w:name="annotation reference" w:semiHidden="0" w:uiPriority="0" w:unhideWhenUsed="0"/>
+    <w:lsdException w:name="line number" w:semiHidden="0" w:uiPriority="0" w:unhideWhenUsed="0"/>
+    <w:lsdException w:name="page number" w:semiHidden="0" w:uiPriority="0" w:unhideWhenUsed="0"/>
+    <w:lsdException w:name="endnote reference" w:semiHidden="0" w:uiPriority="0" w:unhideWhenUsed="0"/>
+    <w:lsdException w:name="endnote text" w:semiHidden="0" w:uiPriority="0" w:unhideWhenUsed="0"/>
+    <w:lsdException w:name="table of authorities" w:semiHidden="0" w:uiPriority="0" w:unhideWhenUsed="0"/>
+    <w:lsdException w:name="macro" w:semiHidden="0" w:uiPriority="0" w:unhideWhenUsed="0"/>
+    <w:lsdException w:name="toa heading" w:semiHidden="0" w:uiPriority="0" w:unhideWhenUsed="0"/>
+    <w:lsdException w:name="List" w:semiHidden="0" w:uiPriority="0" w:unhideWhenUsed="0"/>
+    <w:lsdException w:name="List Bullet" w:semiHidden="0" w:uiPriority="0" w:unhideWhenUsed="0"/>
+    <w:lsdException w:name="List Number" w:semiHidden="0" w:uiPriority="0" w:unhideWhenUsed="0"/>
+    <w:lsdException w:name="List 2" w:semiHidden="0" w:uiPriority="0" w:unhideWhenUsed="0"/>
+    <w:lsdException w:name="List 3" w:semiHidden="0" w:uiPriority="0" w:unhideWhenUsed="0"/>
+    <w:lsdException w:name="List 4" w:semiHidden="0" w:uiPriority="0" w:unhideWhenUsed="0"/>
+    <w:lsdException w:name="List 5" w:semiHidden="0" w:uiPriority="0" w:unhideWhenUsed="0"/>
+    <w:lsdException w:name="List Bullet 2" w:semiHidden="0" w:uiPriority="0" w:unhideWhenUsed="0"/>
+    <w:lsdException w:name="List Bullet 3" w:semiHidden="0" w:uiPriority="0" w:unhideWhenUsed="0"/>
+    <w:lsdException w:name="List Bullet 4" w:semiHidden="0" w:uiPriority="0" w:unhideWhenUsed="0"/>
+    <w:lsdException w:name="List Bullet 5" w:semiHidden="0" w:uiPriority="0" w:unhideWhenUsed="0"/>
+    <w:lsdException w:name="List Number 2" w:semiHidden="0" w:uiPriority="0" w:unhideWhenUsed="0"/>
+    <w:lsdException w:name="List Number 3" w:semiHidden="0" w:uiPriority="0" w:unhideWhenUsed="0"/>
+    <w:lsdException w:name="List Number 4" w:semiHidden="0" w:uiPriority="0" w:unhideWhenUsed="0"/>
+    <w:lsdException w:name="List Number 5" w:semiHidden="0" w:uiPriority="0" w:unhideWhenUsed="0"/>
+    <w:lsdException w:name="Title" w:semiHidden="0" w:uiPriority="0" w:unhideWhenUsed="0" w:qFormat="1"/>
+    <w:lsdException w:name="Closing" w:semiHidden="0" w:uiPriority="0" w:unhideWhenUsed="0"/>
+    <w:lsdException w:name="Signature" w:semiHidden="0" w:uiPriority="0" w:unhideWhenUsed="0"/>
+    <w:lsdException w:name="Default Paragraph Font" w:uiPriority="0" w:unhideWhenUsed="0" w:qFormat="1"/>
+    <w:lsdException w:name="Body Text" w:uiPriority="0" w:unhideWhenUsed="0" w:qFormat="1"/>
+    <w:lsdException w:name="Body Text Indent" w:semiHidden="0" w:uiPriority="0" w:unhideWhenUsed="0"/>
+    <w:lsdException w:name="List Continue" w:semiHidden="0" w:uiPriority="0" w:unhideWhenUsed="0"/>
+    <w:lsdException w:name="List Continue 2" w:semiHidden="0" w:uiPriority="0" w:unhideWhenUsed="0"/>
+    <w:lsdException w:name="List Continue 3" w:semiHidden="0" w:uiPriority="0" w:unhideWhenUsed="0"/>
+    <w:lsdException w:name="List Continue 4" w:semiHidden="0" w:uiPriority="0" w:unhideWhenUsed="0"/>
+    <w:lsdException w:name="List Continue 5" w:semiHidden="0" w:uiPriority="0" w:unhideWhenUsed="0"/>
+    <w:lsdException w:name="Message Header" w:semiHidden="0" w:uiPriority="0" w:unhideWhenUsed="0"/>
+    <w:lsdException w:name="Subtitle" w:semiHidden="0" w:uiPriority="0" w:unhideWhenUsed="0" w:qFormat="1"/>
+    <w:lsdException w:name="Salutation" w:semiHidden="0" w:uiPriority="0" w:unhideWhenUsed="0"/>
+    <w:lsdException w:name="Date" w:semiHidden="0" w:uiPriority="0" w:unhideWhenUsed="0"/>
+    <w:lsdException w:name="Body Text First Indent" w:semiHidden="0" w:uiPriority="0" w:unhideWhenUsed="0"/>
+    <w:lsdException w:name="Body Text First Indent 2" w:semiHidden="0" w:uiPriority="0" w:unhideWhenUsed="0"/>
+    <w:lsdException w:name="Body Text 2" w:semiHidden="0" w:uiPriority="0" w:unhideWhenUsed="0"/>
+    <w:lsdException w:name="Body Text 3" w:semiHidden="0" w:uiPriority="0" w:unhideWhenUsed="0"/>
+    <w:lsdException w:name="Body Text Indent 2" w:semiHidden="0" w:uiPriority="0" w:unhideWhenUsed="0"/>
+    <w:lsdException w:name="Body Text Indent 3" w:semiHidden="0" w:uiPriority="0" w:unhideWhenUsed="0"/>
+    <w:lsdException w:name="Block Text" w:semiHidden="0" w:uiPriority="0" w:unhideWhenUsed="0"/>
+    <w:lsdException w:name="Hyperlink" w:semiHidden="0" w:uiPriority="0" w:unhideWhenUsed="0"/>
+    <w:lsdException w:name="FollowedHyperlink" w:semiHidden="0" w:uiPriority="0" w:unhideWhenUsed="0"/>
+    <w:lsdException w:name="Strong" w:semiHidden="0" w:uiPriority="0" w:unhideWhenUsed="0" w:qFormat="1"/>
+    <w:lsdException w:name="Emphasis" w:semiHidden="0" w:uiPriority="0" w:unhideWhenUsed="0" w:qFormat="1"/>
+    <w:lsdException w:name="Document Map" w:semiHidden="0" w:uiPriority="0" w:unhideWhenUsed="0"/>
+    <w:lsdException w:name="Plain Text" w:semiHidden="0" w:uiPriority="0" w:unhideWhenUsed="0"/>
+    <w:lsdException w:name="E-mail Signature" w:semiHidden="0" w:uiPriority="0" w:unhideWhenUsed="0"/>
+    <w:lsdException w:name="Normal (Web)" w:semiHidden="0" w:uiPriority="0" w:unhideWhenUsed="0" w:qFormat="1"/>
+    <w:lsdException w:name="HTML Acronym" w:semiHidden="0" w:uiPriority="0" w:unhideWhenUsed="0"/>
+    <w:lsdException w:name="HTML Address" w:semiHidden="0" w:uiPriority="0" w:unhideWhenUsed="0"/>
+    <w:lsdException w:name="HTML Cite" w:semiHidden="0" w:uiPriority="0" w:unhideWhenUsed="0"/>
+    <w:lsdException w:name="HTML Code" w:semiHidden="0" w:uiPriority="0" w:unhideWhenUsed="0"/>
+    <w:lsdException w:name="HTML Definition" w:semiHidden="0" w:uiPriority="0" w:unhideWhenUsed="0"/>
+    <w:lsdException w:name="HTML Keyboard" w:semiHidden="0" w:uiPriority="0" w:unhideWhenUsed="0"/>
+    <w:lsdException w:name="HTML Preformatted" w:semiHidden="0" w:uiPriority="0" w:unhideWhenUsed="0"/>
+    <w:lsdException w:name="HTML Sample" w:semiHidden="0" w:uiPriority="0" w:unhideWhenUsed="0"/>
+    <w:lsdException w:name="HTML Typewriter" w:semiHidden="0" w:uiPriority="0" w:unhideWhenUsed="0"/>
+    <w:lsdException w:name="HTML Variable" w:semiHidden="0" w:uiPriority="0" w:unhideWhenUsed="0"/>
+    <w:lsdException w:name="Normal Table" w:uiPriority="0" w:unhideWhenUsed="0" w:qFormat="1"/>
+    <w:lsdException w:name="annotation subject" w:semiHidden="0" w:uiPriority="0" w:unhideWhenUsed="0"/>
+    <w:lsdException w:name="Table Simple 1" w:semiHidden="0" w:uiPriority="0" w:unhideWhenUsed="0"/>
+    <w:lsdException w:name="Table Simple 2" w:semiHidden="0" w:uiPriority="0" w:unhideWhenUsed="0"/>
+    <w:lsdException w:name="Table Simple 3" w:semiHidden="0" w:uiPriority="0" w:unhideWhenUsed="0"/>
+    <w:lsdException w:name="Table Classic 1" w:semiHidden="0" w:uiPriority="0" w:unhideWhenUsed="0"/>
+    <w:lsdException w:name="Table Classic 2" w:semiHidden="0" w:uiPriority="0" w:unhideWhenUsed="0"/>
+    <w:lsdException w:name="Table Classic 3" w:semiHidden="0" w:uiPriority="0" w:unhideWhenUsed="0"/>
+    <w:lsdException w:name="Table Classic 4" w:semiHidden="0" w:uiPriority="0" w:unhideWhenUsed="0"/>
+    <w:lsdException w:name="Table Colorful 1" w:semiHidden="0" w:uiPriority="0" w:unhideWhenUsed="0"/>
+    <w:lsdException w:name="Table Colorful 2" w:semiHidden="0" w:uiPriority="0" w:unhideWhenUsed="0"/>
+    <w:lsdException w:name="Table Colorful 3" w:semiHidden="0" w:uiPriority="0" w:unhideWhenUsed="0"/>
+    <w:lsdException w:name="Table Columns 1" w:semiHidden="0" w:uiPriority="0" w:unhideWhenUsed="0"/>
+    <w:lsdException w:name="Table Columns 2" w:semiHidden="0" w:uiPriority="0" w:unhideWhenUsed="0"/>
+    <w:lsdException w:name="Table Columns 3" w:semiHidden="0" w:uiPriority="0" w:unhideWhenUsed="0"/>
+    <w:lsdException w:name="Table Columns 4" w:semiHidden="0" w:uiPriority="0" w:unhideWhenUsed="0"/>
+    <w:lsdException w:name="Table Columns 5" w:semiHidden="0" w:uiPriority="0" w:unhideWhenUsed="0"/>
+    <w:lsdException w:name="Table Grid 1" w:semiHidden="0" w:uiPriority="0" w:unhideWhenUsed="0"/>
+    <w:lsdException w:name="Table Grid 2" w:semiHidden="0" w:uiPriority="0" w:unhideWhenUsed="0"/>
+    <w:lsdException w:name="Table Grid 3" w:semiHidden="0" w:uiPriority="0" w:unhideWhenUsed="0"/>
+    <w:lsdException w:name="Table Grid 4" w:semiHidden="0" w:uiPriority="0" w:unhideWhenUsed="0"/>
+    <w:lsdException w:name="Table Grid 5" w:semiHidden="0" w:uiPriority="0" w:unhideWhenUsed="0"/>
+    <w:lsdException w:name="Table Grid 6" w:semiHidden="0" w:uiPriority="0" w:unhideWhenUsed="0"/>
+    <w:lsdException w:name="Table Grid 7" w:semiHidden="0" w:uiPriority="0" w:unhideWhenUsed="0"/>
+    <w:lsdException w:name="Table Grid 8" w:semiHidden="0" w:uiPriority="0" w:unhideWhenUsed="0"/>
+    <w:lsdException w:name="Table List 1" w:semiHidden="0" w:uiPriority="0" w:unhideWhenUsed="0"/>
+    <w:lsdException w:name="Table List 2" w:semiHidden="0" w:uiPriority="0" w:unhideWhenUsed="0"/>
+    <w:lsdException w:name="Table List 3" w:semiHidden="0" w:uiPriority="0" w:unhideWhenUsed="0"/>
+    <w:lsdException w:name="Table List 4" w:semiHidden="0" w:uiPriority="0" w:unhideWhenUsed="0"/>
+    <w:lsdException w:name="Table List 5" w:semiHidden="0" w:uiPriority="0" w:unhideWhenUsed="0"/>
+    <w:lsdException w:name="Table List 6" w:semiHidden="0" w:uiPriority="0" w:unhideWhenUsed="0"/>
+    <w:lsdException w:name="Table List 7" w:semiHidden="0" w:uiPriority="0" w:unhideWhenUsed="0"/>
+    <w:lsdException w:name="Table List 8" w:semiHidden="0" w:uiPriority="0" w:unhideWhenUsed="0"/>
+    <w:lsdException w:name="Table 3D effects 1" w:semiHidden="0" w:uiPriority="0" w:unhideWhenUsed="0"/>
+    <w:lsdException w:name="Table 3D effects 2" w:semiHidden="0" w:uiPriority="0" w:unhideWhenUsed="0"/>
+    <w:lsdException w:name="Table 3D effects 3" w:semiHidden="0" w:uiPriority="0" w:unhideWhenUsed="0"/>
+    <w:lsdException w:name="Table Contemporary" w:semiHidden="0" w:uiPriority="0" w:unhideWhenUsed="0"/>
+    <w:lsdException w:name="Table Elegant" w:semiHidden="0" w:uiPriority="0" w:unhideWhenUsed="0"/>
+    <w:lsdException w:name="Table Professional" w:semiHidden="0" w:uiPriority="0" w:unhideWhenUsed="0"/>
+    <w:lsdException w:name="Table Subtle 1" w:semiHidden="0" w:uiPriority="0" w:unhideWhenUsed="0"/>
+    <w:lsdException w:name="Table Subtle 2" w:semiHidden="0" w:uiPriority="0" w:unhideWhenUsed="0"/>
+    <w:lsdException w:name="Table Web 1" w:semiHidden="0" w:uiPriority="0" w:unhideWhenUsed="0"/>
+    <w:lsdException w:name="Table Web 2" w:semiHidden="0" w:uiPriority="0" w:unhideWhenUsed="0"/>
+    <w:lsdException w:name="Table Web 3" w:semiHidden="0" w:uiPriority="0" w:unhideWhenUsed="0"/>
+    <w:lsdException w:name="Balloon Text" w:semiHidden="0" w:uiPriority="0" w:unhideWhenUsed="0"/>
+    <w:lsdException w:name="Table Grid" w:semiHidden="0" w:uiPriority="0" w:unhideWhenUsed="0" w:qFormat="1"/>
+    <w:lsdException w:name="Table Theme" w:semiHidden="0" w:uiPriority="0" w:unhideWhenUsed="0"/>
+    <w:lsdException w:name="Light Shading" w:semiHidden="0" w:uiPriority="60" w:unhideWhenUsed="0"/>
+    <w:lsdException w:name="Light List" w:semiHidden="0" w:uiPriority="61" w:unhideWhenUsed="0"/>
+    <w:lsdException w:name="Light Grid" w:semiHidden="0" w:uiPriority="62" w:unhideWhenUsed="0"/>
+    <w:lsdException w:name="Medium Shading 1" w:semiHidden="0" w:uiPriority="63" w:unhideWhenUsed="0"/>
+    <w:lsdException w:name="Medium Shading 2" w:semiHidden="0" w:uiPriority="64" w:unhideWhenUsed="0"/>
+    <w:lsdException w:name="Medium List 1" w:semiHidden="0" w:uiPriority="65" w:unhideWhenUsed="0"/>
+    <w:lsdException w:name="Medium List 2" w:semiHidden="0" w:uiPriority="66" w:unhideWhenUsed="0"/>
+    <w:lsdException w:name="Medium Grid 1" w:semiHidden="0" w:uiPriority="67" w:unhideWhenUsed="0"/>
+    <w:lsdException w:name="Medium Grid 2" w:semiHidden="0" w:uiPriority="68" w:unhideWhenUsed="0"/>
+    <w:lsdException w:name="Medium Grid 3" w:semiHidden="0" w:uiPriority="69" w:unhideWhenUsed="0"/>
+    <w:lsdException w:name="Dark List" w:semiHidden="0" w:uiPriority="70" w:unhideWhenUsed="0"/>
+    <w:lsdException w:name="Colorful Shading" w:semiHidden="0" w:uiPriority="71" w:unhideWhenUsed="0"/>
+    <w:lsdException w:name="Colorful List" w:semiHidden="0" w:uiPriority="72" w:unhideWhenUsed="0"/>
+    <w:lsdException w:name="Colorful Grid" w:semiHidden="0" w:uiPriority="73" w:unhideWhenUsed="0"/>
+    <w:lsdException w:name="Light Shading Accent 1" w:semiHidden="0" w:uiPriority="60" w:unhideWhenUsed="0"/>
+    <w:lsdException w:name="Light List Accent 1" w:semiHidden="0" w:uiPriority="61" w:unhideWhenUsed="0"/>
+    <w:lsdException w:name="Light Grid Accent 1" w:semiHidden="0" w:uiPriority="62" w:unhideWhenUsed="0"/>
+    <w:lsdException w:name="Medium Shading 1 Accent 1" w:semiHidden="0" w:uiPriority="63" w:unhideWhenUsed="0"/>
+    <w:lsdException w:name="Medium Shading 2 Accent 1" w:semiHidden="0" w:uiPriority="64" w:unhideWhenUsed="0"/>
+    <w:lsdException w:name="Medium List 1 Accent 1" w:semiHidden="0" w:uiPriority="65" w:unhideWhenUsed="0"/>
+    <w:lsdException w:name="Medium List 2 Accent 1" w:semiHidden="0" w:uiPriority="66" w:unhideWhenUsed="0"/>
+    <w:lsdException w:name="Medium Grid 1 Accent 1" w:semiHidden="0" w:uiPriority="67" w:unhideWhenUsed="0"/>
+    <w:lsdException w:name="Medium Grid 2 Accent 1" w:semiHidden="0" w:uiPriority="68" w:unhideWhenUsed="0"/>
+    <w:lsdException w:name="Medium Grid 3 Accent 1" w:semiHidden="0" w:uiPriority="69" w:unhideWhenUsed="0"/>
+    <w:lsdException w:name="Dark List Accent 1" w:semiHidden="0" w:uiPriority="70" w:unhideWhenUsed="0"/>
+    <w:lsdException w:name="Colorful Shading Accent 1" w:semiHidden="0" w:uiPriority="71" w:unhideWhenUsed="0"/>
+    <w:lsdException w:name="Colorful List Accent 1" w:semiHidden="0" w:uiPriority="72" w:unhideWhenUsed="0"/>
+    <w:lsdException w:name="Colorful Grid Accent 1" w:semiHidden="0" w:uiPriority="73" w:unhideWhenUsed="0"/>
+    <w:lsdException w:name="Light Shading Accent 2" w:semiHidden="0" w:uiPriority="60" w:unhideWhenUsed="0"/>
+    <w:lsdException w:name="Light List Accent 2" w:semiHidden="0" w:uiPriority="61" w:unhideWhenUsed="0"/>
+    <w:lsdException w:name="Light Grid Accent 2" w:semiHidden="0" w:uiPriority="62" w:unhideWhenUsed="0"/>
+    <w:lsdException w:name="Medium Shading 1 Accent 2" w:semiHidden="0" w:uiPriority="63" w:unhideWhenUsed="0"/>
+    <w:lsdException w:name="Medium Shading 2 Accent 2" w:semiHidden="0" w:uiPriority="64" w:unhideWhenUsed="0"/>
+    <w:lsdException w:name="Medium List 1 Accent 2" w:semiHidden="0" w:uiPriority="65" w:unhideWhenUsed="0"/>
+    <w:lsdException w:name="Medium List 2 Accent 2" w:semiHidden="0" w:uiPriority="66" w:unhideWhenUsed="0"/>
+    <w:lsdException w:name="Medium Grid 1 Accent 2" w:semiHidden="0" w:uiPriority="67" w:unhideWhenUsed="0"/>
+    <w:lsdException w:name="Medium Grid 2 Accent 2" w:semiHidden="0" w:uiPriority="68" w:unhideWhenUsed="0"/>
+    <w:lsdException w:name="Medium Grid 3 Accent 2" w:semiHidden="0" w:uiPriority="69" w:unhideWhenUsed="0"/>
+    <w:lsdException w:name="Dark List Accent 2" w:semiHidden="0" w:uiPriority="70" w:unhideWhenUsed="0"/>
+    <w:lsdException w:name="Colorful Shading Accent 2" w:semiHidden="0" w:uiPriority="71" w:unhideWhenUsed="0"/>
+    <w:lsdException w:name="Colorful List Accent 2" w:semiHidden="0" w:uiPriority="72" w:unhideWhenUsed="0"/>
+    <w:lsdException w:name="Colorful Grid Accent 2" w:semiHidden="0" w:uiPriority="73" w:unhideWhenUsed="0"/>
+    <w:lsdException w:name="Light Shading Accent 3" w:semiHidden="0" w:uiPriority="60" w:unhideWhenUsed="0"/>
+    <w:lsdException w:name="Light List Accent 3" w:semiHidden="0" w:uiPriority="61" w:unhideWhenUsed="0"/>
+    <w:lsdException w:name="Light Grid Accent 3" w:semiHidden="0" w:uiPriority="62" w:unhideWhenUsed="0"/>
+    <w:lsdException w:name="Medium Shading 1 Accent 3" w:semiHidden="0" w:uiPriority="63" w:unhideWhenUsed="0"/>
+    <w:lsdException w:name="Medium Shading 2 Accent 3" w:semiHidden="0" w:uiPriority="64" w:unhideWhenUsed="0"/>
+    <w:lsdException w:name="Medium List 1 Accent 3" w:semiHidden="0" w:uiPriority="65" w:unhideWhenUsed="0"/>
+    <w:lsdException w:name="Medium List 2 Accent 3" w:semiHidden="0" w:uiPriority="66" w:unhideWhenUsed="0"/>
+    <w:lsdException w:name="Medium Grid 1 Accent 3" w:semiHidden="0" w:uiPriority="67" w:unhideWhenUsed="0"/>
+    <w:lsdException w:name="Medium Grid 2 Accent 3" w:semiHidden="0" w:uiPriority="68" w:unhideWhenUsed="0"/>
+    <w:lsdException w:name="Medium Grid 3 Accent 3" w:semiHidden="0" w:uiPriority="69" w:unhideWhenUsed="0"/>
+    <w:lsdException w:name="Dark List Accent 3" w:semiHidden="0" w:uiPriority="70" w:unhideWhenUsed="0"/>
+    <w:lsdException w:name="Colorful Shading Accent 3" w:semiHidden="0" w:uiPriority="71" w:unhideWhenUsed="0"/>
+    <w:lsdException w:name="Colorful List Accent 3" w:semiHidden="0" w:uiPriority="72" w:unhideWhenUsed="0"/>
+    <w:lsdException w:name="Colorful Grid Accent 3" w:semiHidden="0" w:uiPriority="73" w:unhideWhenUsed="0"/>
+    <w:lsdException w:name="Light Shading Accent 4" w:semiHidden="0" w:uiPriority="60" w:unhideWhenUsed="0"/>
+    <w:lsdException w:name="Light List Accent 4" w:semiHidden="0" w:uiPriority="61" w:unhideWhenUsed="0"/>
+    <w:lsdException w:name="Light Grid Accent 4" w:semiHidden="0" w:uiPriority="62" w:unhideWhenUsed="0"/>
+    <w:lsdException w:name="Medium Shading 1 Accent 4" w:semiHidden="0" w:uiPriority="63" w:unhideWhenUsed="0"/>
+    <w:lsdException w:name="Medium Shading 2 Accent 4" w:semiHidden="0" w:uiPriority="64" w:unhideWhenUsed="0"/>
+    <w:lsdException w:name="Medium List 1 Accent 4" w:semiHidden="0" w:uiPriority="65" w:unhideWhenUsed="0"/>
+    <w:lsdException w:name="Medium List 2 Accent 4" w:semiHidden="0" w:uiPriority="66" w:unhideWhenUsed="0"/>
+    <w:lsdException w:name="Medium Grid 1 Accent 4" w:semiHidden="0" w:uiPriority="67" w:unhideWhenUsed="0"/>
+    <w:lsdException w:name="Medium Grid 2 Accent 4" w:semiHidden="0" w:uiPriority="68" w:unhideWhenUsed="0"/>
+    <w:lsdException w:name="Medium Grid 3 Accent 4" w:semiHidden="0" w:uiPriority="69" w:unhideWhenUsed="0"/>
+    <w:lsdException w:name="Dark List Accent 4" w:semiHidden="0" w:uiPriority="70" w:unhideWhenUsed="0"/>
+    <w:lsdException w:name="Colorful Shading Accent 4" w:semiHidden="0" w:uiPriority="71" w:unhideWhenUsed="0"/>
+    <w:lsdException w:name="Colorful List Accent 4" w:semiHidden="0" w:uiPriority="72" w:unhideWhenUsed="0"/>
+    <w:lsdException w:name="Colorful Grid Accent 4" w:semiHidden="0" w:uiPriority="73" w:unhideWhenUsed="0"/>
+    <w:lsdException w:name="Light Shading Accent 5" w:semiHidden="0" w:uiPriority="60" w:unhideWhenUsed="0"/>
+    <w:lsdException w:name="Light List Accent 5" w:semiHidden="0" w:uiPriority="61" w:unhideWhenUsed="0"/>
+    <w:lsdException w:name="Light Grid Accent 5" w:semiHidden="0" w:uiPriority="62" w:unhideWhenUsed="0"/>
+    <w:lsdException w:name="Medium Shading 1 Accent 5" w:semiHidden="0" w:uiPriority="63" w:unhideWhenUsed="0"/>
+    <w:lsdException w:name="Medium Shading 2 Accent 5" w:semiHidden="0" w:uiPriority="64" w:unhideWhenUsed="0"/>
+    <w:lsdException w:name="Medium List 1 Accent 5" w:semiHidden="0" w:uiPriority="65" w:unhideWhenUsed="0"/>
+    <w:lsdException w:name="Medium List 2 Accent 5" w:semiHidden="0" w:uiPriority="66" w:unhideWhenUsed="0"/>
+    <w:lsdException w:name="Medium Grid 1 Accent 5" w:semiHidden="0" w:uiPriority="67" w:unhideWhenUsed="0"/>
+    <w:lsdException w:name="Medium Grid 2 Accent 5" w:semiHidden="0" w:uiPriority="68" w:unhideWhenUsed="0"/>
+    <w:lsdException w:name="Medium Grid 3 Accent 5" w:semiHidden="0" w:uiPriority="69" w:unhideWhenUsed="0"/>
+    <w:lsdException w:name="Dark List Accent 5" w:semiHidden="0" w:uiPriority="70" w:unhideWhenUsed="0"/>
+    <w:lsdException w:name="Colorful Shading Accent 5" w:semiHidden="0" w:uiPriority="71" w:unhideWhenUsed="0"/>
+    <w:lsdException w:name="Colorful List Accent 5" w:semiHidden="0" w:uiPriority="72" w:unhideWhenUsed="0"/>
+    <w:lsdException w:name="Colorful Grid Accent 5" w:semiHidden="0" w:uiPriority="73" w:unhideWhenUsed="0"/>
+    <w:lsdException w:name="Light Shading Accent 6" w:semiHidden="0" w:uiPriority="60" w:unhideWhenUsed="0"/>
+    <w:lsdException w:name="Light List Accent 6" w:semiHidden="0" w:uiPriority="61" w:unhideWhenUsed="0"/>
+    <w:lsdException w:name="Light Grid Accent 6" w:semiHidden="0" w:uiPriority="62" w:unhideWhenUsed="0"/>
+    <w:lsdException w:name="Medium Shading 1 Accent 6" w:semiHidden="0" w:uiPriority="63" w:unhideWhenUsed="0"/>
+    <w:lsdException w:name="Medium Shading 2 Accent 6" w:semiHidden="0" w:uiPriority="64" w:unhideWhenUsed="0"/>
+    <w:lsdException w:name="Medium List 1 Accent 6" w:semiHidden="0" w:uiPriority="65" w:unhideWhenUsed="0"/>
+    <w:lsdException w:name="Medium List 2 Accent 6" w:semiHidden="0" w:uiPriority="66" w:unhideWhenUsed="0"/>
+    <w:lsdException w:name="Medium Grid 1 Accent 6" w:semiHidden="0" w:uiPriority="67" w:unhideWhenUsed="0"/>
+    <w:lsdException w:name="Medium Grid 2 Accent 6" w:semiHidden="0" w:uiPriority="68" w:unhideWhenUsed="0"/>
+    <w:lsdException w:name="Medium Grid 3 Accent 6" w:semiHidden="0" w:uiPriority="69" w:unhideWhenUsed="0"/>
+    <w:lsdException w:name="Dark List Accent 6" w:semiHidden="0" w:uiPriority="70" w:unhideWhenUsed="0"/>
+    <w:lsdException w:name="Colorful Shading Accent 6" w:semiHidden="0" w:uiPriority="71" w:unhideWhenUsed="0"/>
+    <w:lsdException w:name="Colorful List Accent 6" w:semiHidden="0" w:uiPriority="72" w:unhideWhenUsed="0"/>
+    <w:lsdException w:name="Colorful Grid Accent 6" w:semiHidden="0" w:uiPriority="73" w:unhideWhenUsed="0"/>
   </w:latentStyles>
-  <w:style w:type="paragraph" w:default="1" w:styleId="1">
+  <w:style w:type="paragraph" w:default="1" w:styleId="Normal">
     <w:name w:val="Normal"/>
     <w:qFormat/>
-    <w:uiPriority w:val="0"/>
     <w:pPr>
       <w:kinsoku w:val="0"/>
       <w:autoSpaceDE w:val="0"/>
@@ -7288,7 +7204,7 @@
       <w:textAlignment w:val="baseline"/>
     </w:pPr>
     <w:rPr>
-      <w:rFonts w:ascii="Arial" w:hAnsi="Arial" w:eastAsia="宋体" w:cs="Arial"/>
+      <w:rFonts w:ascii="Arial" w:eastAsia="宋体" w:hAnsi="Arial" w:cs="Arial"/>
       <w:snapToGrid w:val="0"/>
       <w:color w:val="000000"/>
       <w:kern w:val="0"/>
@@ -7297,12 +7213,11 @@
       <w:lang w:val="en-US" w:eastAsia="en-US" w:bidi="ar-SA"/>
     </w:rPr>
   </w:style>
-  <w:style w:type="paragraph" w:styleId="2">
+  <w:style w:type="paragraph" w:styleId="Heading1">
     <w:name w:val="heading 1"/>
-    <w:basedOn w:val="1"/>
-    <w:next w:val="1"/>
+    <w:basedOn w:val="Normal"/>
+    <w:next w:val="Normal"/>
     <w:qFormat/>
-    <w:uiPriority w:val="0"/>
     <w:pPr>
       <w:keepNext/>
       <w:keepLines/>
@@ -7320,13 +7235,12 @@
       <w:sz w:val="44"/>
     </w:rPr>
   </w:style>
-  <w:style w:type="paragraph" w:styleId="3">
+  <w:style w:type="paragraph" w:styleId="Heading2">
     <w:name w:val="heading 2"/>
-    <w:basedOn w:val="1"/>
-    <w:next w:val="1"/>
+    <w:basedOn w:val="Normal"/>
+    <w:next w:val="Normal"/>
     <w:unhideWhenUsed/>
     <w:qFormat/>
-    <w:uiPriority w:val="0"/>
     <w:pPr>
       <w:keepNext/>
       <w:keepLines/>
@@ -7339,19 +7253,18 @@
       <w:outlineLvl w:val="1"/>
     </w:pPr>
     <w:rPr>
-      <w:rFonts w:ascii="Arial" w:hAnsi="Arial" w:eastAsia="黑体"/>
+      <w:rFonts w:ascii="Arial" w:eastAsia="黑体" w:hAnsi="Arial"/>
       <w:b/>
       <w:sz w:val="32"/>
     </w:rPr>
   </w:style>
-  <w:style w:type="paragraph" w:styleId="4">
+  <w:style w:type="paragraph" w:styleId="Heading3">
     <w:name w:val="heading 3"/>
-    <w:basedOn w:val="1"/>
-    <w:next w:val="1"/>
+    <w:basedOn w:val="Normal"/>
+    <w:next w:val="Normal"/>
     <w:semiHidden/>
     <w:unhideWhenUsed/>
     <w:qFormat/>
-    <w:uiPriority w:val="0"/>
     <w:pPr>
       <w:keepNext/>
       <w:keepLines/>
@@ -7368,13 +7281,12 @@
       <w:sz w:val="32"/>
     </w:rPr>
   </w:style>
-  <w:style w:type="paragraph" w:styleId="5">
+  <w:style w:type="paragraph" w:styleId="Heading4">
     <w:name w:val="heading 4"/>
-    <w:basedOn w:val="1"/>
-    <w:next w:val="1"/>
+    <w:basedOn w:val="Normal"/>
+    <w:next w:val="Normal"/>
     <w:unhideWhenUsed/>
     <w:qFormat/>
-    <w:uiPriority w:val="0"/>
     <w:pPr>
       <w:keepNext/>
       <w:keepLines/>
@@ -7387,19 +7299,18 @@
       <w:outlineLvl w:val="3"/>
     </w:pPr>
     <w:rPr>
-      <w:rFonts w:ascii="Arial" w:hAnsi="Arial" w:eastAsia="黑体"/>
+      <w:rFonts w:ascii="Arial" w:eastAsia="黑体" w:hAnsi="Arial"/>
       <w:b/>
       <w:sz w:val="28"/>
     </w:rPr>
   </w:style>
-  <w:style w:type="paragraph" w:styleId="6">
+  <w:style w:type="paragraph" w:styleId="Heading5">
     <w:name w:val="heading 5"/>
-    <w:basedOn w:val="1"/>
-    <w:next w:val="1"/>
+    <w:basedOn w:val="Normal"/>
+    <w:next w:val="Normal"/>
     <w:semiHidden/>
     <w:unhideWhenUsed/>
     <w:qFormat/>
-    <w:uiPriority w:val="0"/>
     <w:pPr>
       <w:keepNext/>
       <w:keepLines/>
@@ -7416,14 +7327,13 @@
       <w:sz w:val="28"/>
     </w:rPr>
   </w:style>
-  <w:style w:type="paragraph" w:styleId="7">
+  <w:style w:type="paragraph" w:styleId="Heading6">
     <w:name w:val="heading 6"/>
-    <w:basedOn w:val="1"/>
-    <w:next w:val="1"/>
+    <w:basedOn w:val="Normal"/>
+    <w:next w:val="Normal"/>
     <w:semiHidden/>
     <w:unhideWhenUsed/>
     <w:qFormat/>
-    <w:uiPriority w:val="0"/>
     <w:pPr>
       <w:keepNext/>
       <w:keepLines/>
@@ -7436,19 +7346,18 @@
       <w:outlineLvl w:val="5"/>
     </w:pPr>
     <w:rPr>
-      <w:rFonts w:ascii="Arial" w:hAnsi="Arial" w:eastAsia="黑体"/>
+      <w:rFonts w:ascii="Arial" w:eastAsia="黑体" w:hAnsi="Arial"/>
       <w:b/>
       <w:sz w:val="24"/>
     </w:rPr>
   </w:style>
-  <w:style w:type="paragraph" w:styleId="8">
+  <w:style w:type="paragraph" w:styleId="Heading7">
     <w:name w:val="heading 7"/>
-    <w:basedOn w:val="1"/>
-    <w:next w:val="1"/>
+    <w:basedOn w:val="Normal"/>
+    <w:next w:val="Normal"/>
     <w:semiHidden/>
     <w:unhideWhenUsed/>
     <w:qFormat/>
-    <w:uiPriority w:val="0"/>
     <w:pPr>
       <w:keepNext/>
       <w:keepLines/>
@@ -7465,14 +7374,13 @@
       <w:sz w:val="24"/>
     </w:rPr>
   </w:style>
-  <w:style w:type="paragraph" w:styleId="9">
+  <w:style w:type="paragraph" w:styleId="Heading8">
     <w:name w:val="heading 8"/>
-    <w:basedOn w:val="1"/>
-    <w:next w:val="1"/>
+    <w:basedOn w:val="Normal"/>
+    <w:next w:val="Normal"/>
     <w:semiHidden/>
     <w:unhideWhenUsed/>
     <w:qFormat/>
-    <w:uiPriority w:val="0"/>
     <w:pPr>
       <w:keepNext/>
       <w:keepLines/>
@@ -7485,18 +7393,17 @@
       <w:outlineLvl w:val="7"/>
     </w:pPr>
     <w:rPr>
-      <w:rFonts w:ascii="Arial" w:hAnsi="Arial" w:eastAsia="黑体"/>
+      <w:rFonts w:ascii="Arial" w:eastAsia="黑体" w:hAnsi="Arial"/>
       <w:sz w:val="24"/>
     </w:rPr>
   </w:style>
-  <w:style w:type="paragraph" w:styleId="10">
+  <w:style w:type="paragraph" w:styleId="Heading9">
     <w:name w:val="heading 9"/>
-    <w:basedOn w:val="1"/>
-    <w:next w:val="1"/>
+    <w:basedOn w:val="Normal"/>
+    <w:next w:val="Normal"/>
     <w:semiHidden/>
     <w:unhideWhenUsed/>
     <w:qFormat/>
-    <w:uiPriority w:val="0"/>
     <w:pPr>
       <w:keepNext/>
       <w:keepLines/>
@@ -7509,21 +7416,19 @@
       <w:outlineLvl w:val="8"/>
     </w:pPr>
     <w:rPr>
-      <w:rFonts w:ascii="Arial" w:hAnsi="Arial" w:eastAsia="黑体"/>
+      <w:rFonts w:ascii="Arial" w:eastAsia="黑体" w:hAnsi="Arial"/>
       <w:sz w:val="21"/>
     </w:rPr>
   </w:style>
-  <w:style w:type="character" w:default="1" w:styleId="22">
+  <w:style w:type="character" w:default="1" w:styleId="DefaultParagraphFont">
     <w:name w:val="Default Paragraph Font"/>
     <w:semiHidden/>
     <w:qFormat/>
-    <w:uiPriority w:val="0"/>
   </w:style>
-  <w:style w:type="table" w:default="1" w:styleId="20">
+  <w:style w:type="table" w:default="1" w:styleId="TableNormal">
     <w:name w:val="Normal Table"/>
     <w:semiHidden/>
     <w:qFormat/>
-    <w:uiPriority w:val="0"/>
     <w:tblPr>
       <w:tblCellMar>
         <w:top w:w="0" w:type="dxa"/>
@@ -7533,43 +7438,39 @@
       </w:tblCellMar>
     </w:tblPr>
   </w:style>
-  <w:style w:type="paragraph" w:styleId="11">
+  <w:style w:type="paragraph" w:styleId="CommentText">
     <w:name w:val="annotation text"/>
-    <w:basedOn w:val="1"/>
+    <w:basedOn w:val="Normal"/>
     <w:qFormat/>
-    <w:uiPriority w:val="0"/>
     <w:pPr>
       <w:jc w:val="left"/>
     </w:pPr>
   </w:style>
-  <w:style w:type="paragraph" w:styleId="12">
+  <w:style w:type="paragraph" w:styleId="BodyText">
     <w:name w:val="Body Text"/>
-    <w:basedOn w:val="1"/>
+    <w:basedOn w:val="Normal"/>
     <w:semiHidden/>
     <w:qFormat/>
-    <w:uiPriority w:val="0"/>
     <w:rPr>
-      <w:rFonts w:ascii="Arial" w:hAnsi="Arial" w:eastAsia="Arial" w:cs="Arial"/>
+      <w:rFonts w:ascii="Arial" w:eastAsia="Arial" w:hAnsi="Arial" w:cs="Arial"/>
       <w:sz w:val="21"/>
       <w:szCs w:val="21"/>
       <w:lang w:val="en-US" w:eastAsia="en-US" w:bidi="ar-SA"/>
     </w:rPr>
   </w:style>
-  <w:style w:type="paragraph" w:styleId="13">
+  <w:style w:type="paragraph" w:styleId="TOC3">
     <w:name w:val="toc 3"/>
-    <w:basedOn w:val="1"/>
-    <w:next w:val="1"/>
+    <w:basedOn w:val="Normal"/>
+    <w:next w:val="Normal"/>
     <w:qFormat/>
-    <w:uiPriority w:val="0"/>
     <w:pPr>
       <w:ind w:left="840" w:leftChars="400"/>
     </w:pPr>
   </w:style>
-  <w:style w:type="paragraph" w:styleId="14">
+  <w:style w:type="paragraph" w:styleId="Footer">
     <w:name w:val="footer"/>
-    <w:basedOn w:val="1"/>
+    <w:basedOn w:val="Normal"/>
     <w:qFormat/>
-    <w:uiPriority w:val="0"/>
     <w:pPr>
       <w:tabs>
         <w:tab w:val="center" w:pos="4153"/>
@@ -7582,17 +7483,16 @@
       <w:sz w:val="18"/>
     </w:rPr>
   </w:style>
-  <w:style w:type="paragraph" w:styleId="15">
+  <w:style w:type="paragraph" w:styleId="Header">
     <w:name w:val="header"/>
-    <w:basedOn w:val="1"/>
+    <w:basedOn w:val="Normal"/>
     <w:qFormat/>
-    <w:uiPriority w:val="0"/>
     <w:pPr>
       <w:pBdr>
-        <w:top w:val="none" w:color="auto" w:sz="0" w:space="0"/>
-        <w:left w:val="none" w:color="auto" w:sz="0" w:space="0"/>
-        <w:bottom w:val="none" w:color="auto" w:sz="0" w:space="0"/>
-        <w:right w:val="none" w:color="auto" w:sz="0" w:space="0"/>
+        <w:top w:val="nil"/>
+        <w:left w:val="nil"/>
+        <w:bottom w:val="nil"/>
+        <w:right w:val="nil"/>
       </w:pBdr>
       <w:tabs>
         <w:tab w:val="center" w:pos="4153"/>
@@ -7607,41 +7507,37 @@
       <w:sz w:val="18"/>
     </w:rPr>
   </w:style>
-  <w:style w:type="paragraph" w:styleId="16">
+  <w:style w:type="paragraph" w:styleId="TOC1">
     <w:name w:val="toc 1"/>
-    <w:basedOn w:val="1"/>
-    <w:next w:val="1"/>
+    <w:basedOn w:val="Normal"/>
+    <w:next w:val="Normal"/>
     <w:qFormat/>
-    <w:uiPriority w:val="0"/>
     <w:rPr>
-      <w:rFonts w:ascii="Arial" w:hAnsi="Arial" w:eastAsia="Microsoft JhengHei"/>
+      <w:rFonts w:ascii="Arial" w:eastAsia="Microsoft JhengHei" w:hAnsi="Arial"/>
       <w:sz w:val="24"/>
     </w:rPr>
   </w:style>
-  <w:style w:type="paragraph" w:styleId="17">
+  <w:style w:type="paragraph" w:styleId="TOC2">
     <w:name w:val="toc 2"/>
-    <w:basedOn w:val="1"/>
-    <w:next w:val="1"/>
+    <w:basedOn w:val="Normal"/>
+    <w:next w:val="Normal"/>
     <w:qFormat/>
-    <w:uiPriority w:val="0"/>
     <w:pPr>
       <w:ind w:left="420" w:leftChars="200"/>
     </w:pPr>
   </w:style>
-  <w:style w:type="paragraph" w:styleId="18">
+  <w:style w:type="paragraph" w:styleId="NormalWeb">
     <w:name w:val="Normal (Web)"/>
-    <w:basedOn w:val="1"/>
+    <w:basedOn w:val="Normal"/>
     <w:qFormat/>
-    <w:uiPriority w:val="0"/>
     <w:rPr>
       <w:sz w:val="24"/>
     </w:rPr>
   </w:style>
-  <w:style w:type="paragraph" w:styleId="19">
+  <w:style w:type="paragraph" w:styleId="Title">
     <w:name w:val="Title"/>
-    <w:basedOn w:val="1"/>
+    <w:basedOn w:val="Normal"/>
     <w:qFormat/>
-    <w:uiPriority w:val="0"/>
     <w:pPr>
       <w:spacing w:before="240" w:beforeLines="0" w:beforeAutospacing="0" w:after="60" w:afterLines="0" w:afterAutospacing="0"/>
       <w:jc w:val="center"/>
@@ -7653,73 +7549,68 @@
       <w:sz w:val="32"/>
     </w:rPr>
   </w:style>
-  <w:style w:type="table" w:styleId="21">
+  <w:style w:type="table" w:styleId="TableGrid">
     <w:name w:val="Table Grid"/>
-    <w:basedOn w:val="20"/>
+    <w:basedOn w:val="TableNormal"/>
     <w:qFormat/>
-    <w:uiPriority w:val="0"/>
     <w:pPr>
       <w:widowControl w:val="0"/>
       <w:jc w:val="both"/>
     </w:pPr>
     <w:tblPr>
       <w:tblBorders>
-        <w:top w:val="single" w:color="auto" w:sz="4" w:space="0"/>
-        <w:left w:val="single" w:color="auto" w:sz="4" w:space="0"/>
-        <w:bottom w:val="single" w:color="auto" w:sz="4" w:space="0"/>
-        <w:right w:val="single" w:color="auto" w:sz="4" w:space="0"/>
-        <w:insideH w:val="single" w:color="auto" w:sz="4" w:space="0"/>
-        <w:insideV w:val="single" w:color="auto" w:sz="4" w:space="0"/>
+        <w:top w:val="single" w:sz="4" w:space="0" w:color="auto"/>
+        <w:left w:val="single" w:sz="4" w:space="0" w:color="auto"/>
+        <w:bottom w:val="single" w:sz="4" w:space="0" w:color="auto"/>
+        <w:right w:val="single" w:sz="4" w:space="0" w:color="auto"/>
+        <w:insideH w:val="single" w:sz="4" w:space="0" w:color="auto"/>
+        <w:insideV w:val="single" w:sz="4" w:space="0" w:color="auto"/>
       </w:tblBorders>
     </w:tblPr>
   </w:style>
-  <w:style w:type="character" w:styleId="23">
+  <w:style w:type="character" w:styleId="Strong">
     <w:name w:val="Strong"/>
-    <w:basedOn w:val="22"/>
+    <w:basedOn w:val="DefaultParagraphFont"/>
     <w:qFormat/>
-    <w:uiPriority w:val="0"/>
     <w:rPr>
       <w:b/>
     </w:rPr>
   </w:style>
-  <w:style w:type="paragraph" w:customStyle="1" w:styleId="24">
+  <w:style w:type="paragraph" w:customStyle="1" w:styleId="a">
     <w:name w:val="柴_公司名"/>
-    <w:basedOn w:val="19"/>
+    <w:basedOn w:val="Title"/>
     <w:qFormat/>
-    <w:uiPriority w:val="0"/>
     <w:pPr>
       <w:spacing w:after="600" w:afterLines="600"/>
     </w:pPr>
     <w:rPr>
-      <w:rFonts w:hint="eastAsia" w:ascii="宋体" w:hAnsi="宋体" w:eastAsia="宋体" w:cs="宋体"/>
+      <w:rFonts w:ascii="宋体" w:eastAsia="宋体" w:hAnsi="宋体" w:cs="宋体" w:hint="eastAsia"/>
       <w:bCs/>
       <w:spacing w:val="-6"/>
       <w:sz w:val="52"/>
       <w:szCs w:val="52"/>
     </w:rPr>
   </w:style>
-  <w:style w:type="paragraph" w:customStyle="1" w:styleId="25">
+  <w:style w:type="paragraph" w:customStyle="1" w:styleId="a0">
     <w:name w:val="柴_文档名"/>
-    <w:basedOn w:val="19"/>
+    <w:basedOn w:val="Title"/>
     <w:qFormat/>
-    <w:uiPriority w:val="0"/>
     <w:pPr>
       <w:spacing w:after="900" w:afterLines="900"/>
     </w:pPr>
     <w:rPr>
-      <w:rFonts w:ascii="黑体" w:hAnsi="黑体" w:eastAsia="黑体" w:cs="黑体"/>
+      <w:rFonts w:ascii="黑体" w:eastAsia="黑体" w:hAnsi="黑体" w:cs="黑体"/>
       <w:bCs/>
       <w:spacing w:val="-7"/>
       <w:sz w:val="52"/>
       <w:szCs w:val="52"/>
     </w:rPr>
   </w:style>
-  <w:style w:type="table" w:customStyle="1" w:styleId="26">
+  <w:style w:type="table" w:customStyle="1" w:styleId="TableNormal0">
     <w:name w:val="Table Normal_0"/>
     <w:semiHidden/>
     <w:unhideWhenUsed/>
     <w:qFormat/>
-    <w:uiPriority w:val="0"/>
     <w:tblPr>
       <w:tblCellMar>
         <w:top w:w="0" w:type="dxa"/>
@@ -7729,87 +7620,81 @@
       </w:tblCellMar>
     </w:tblPr>
   </w:style>
-  <w:style w:type="paragraph" w:customStyle="1" w:styleId="27">
+  <w:style w:type="paragraph" w:customStyle="1" w:styleId="TableText">
     <w:name w:val="Table Text"/>
-    <w:basedOn w:val="1"/>
+    <w:basedOn w:val="Normal"/>
     <w:semiHidden/>
     <w:qFormat/>
-    <w:uiPriority w:val="0"/>
     <w:rPr>
-      <w:rFonts w:ascii="宋体" w:hAnsi="宋体" w:eastAsia="宋体" w:cs="宋体"/>
+      <w:rFonts w:ascii="宋体" w:eastAsia="宋体" w:hAnsi="宋体" w:cs="宋体"/>
       <w:sz w:val="21"/>
       <w:szCs w:val="21"/>
       <w:lang w:val="en-US" w:eastAsia="en-US" w:bidi="ar-SA"/>
     </w:rPr>
   </w:style>
-  <w:style w:type="paragraph" w:customStyle="1" w:styleId="28">
+  <w:style w:type="paragraph" w:customStyle="1" w:styleId="1">
     <w:name w:val="柴_标题1"/>
-    <w:basedOn w:val="2"/>
-    <w:next w:val="29"/>
-    <w:link w:val="38"/>
+    <w:basedOn w:val="Heading1"/>
+    <w:next w:val="a1"/>
+    <w:link w:val="1Char"/>
     <w:qFormat/>
-    <w:uiPriority w:val="0"/>
     <w:pPr>
       <w:spacing w:before="100" w:after="90" w:line="360" w:lineRule="auto"/>
     </w:pPr>
     <w:rPr>
-      <w:rFonts w:ascii="Arial" w:hAnsi="Arial" w:eastAsia="宋体"/>
+      <w:rFonts w:ascii="Arial" w:eastAsia="宋体" w:hAnsi="Arial"/>
       <w:sz w:val="32"/>
     </w:rPr>
   </w:style>
-  <w:style w:type="paragraph" w:customStyle="1" w:styleId="29">
+  <w:style w:type="paragraph" w:customStyle="1" w:styleId="a1">
     <w:name w:val="柴_正文"/>
-    <w:basedOn w:val="12"/>
-    <w:link w:val="42"/>
+    <w:basedOn w:val="BodyText"/>
+    <w:link w:val="Char"/>
     <w:qFormat/>
-    <w:uiPriority w:val="0"/>
     <w:pPr>
       <w:spacing w:line="360" w:lineRule="auto"/>
       <w:ind w:firstLine="470" w:firstLineChars="200"/>
     </w:pPr>
     <w:rPr>
-      <w:rFonts w:ascii="Arial" w:hAnsi="Arial" w:eastAsia="宋体"/>
+      <w:rFonts w:ascii="Arial" w:eastAsia="宋体" w:hAnsi="Arial"/>
       <w:sz w:val="24"/>
       <w:lang w:eastAsia="zh-CN"/>
     </w:rPr>
   </w:style>
-  <w:style w:type="paragraph" w:customStyle="1" w:styleId="30">
+  <w:style w:type="paragraph" w:customStyle="1" w:styleId="2">
     <w:name w:val="柴_标题2"/>
-    <w:basedOn w:val="3"/>
-    <w:next w:val="29"/>
+    <w:basedOn w:val="Heading2"/>
+    <w:next w:val="a1"/>
     <w:qFormat/>
-    <w:uiPriority w:val="0"/>
     <w:pPr>
       <w:spacing w:line="360" w:lineRule="auto"/>
     </w:pPr>
     <w:rPr>
-      <w:rFonts w:ascii="Arial" w:hAnsi="Arial" w:eastAsia="宋体"/>
+      <w:rFonts w:ascii="Arial" w:eastAsia="宋体" w:hAnsi="Arial"/>
       <w:sz w:val="28"/>
     </w:rPr>
   </w:style>
-  <w:style w:type="paragraph" w:customStyle="1" w:styleId="31">
+  <w:style w:type="paragraph" w:customStyle="1" w:styleId="3">
     <w:name w:val="柴_标题3"/>
-    <w:basedOn w:val="4"/>
-    <w:next w:val="29"/>
+    <w:basedOn w:val="Heading3"/>
+    <w:next w:val="a1"/>
     <w:qFormat/>
-    <w:uiPriority w:val="0"/>
     <w:pPr>
       <w:spacing w:line="360" w:lineRule="auto"/>
       <w:ind w:left="0" w:firstLine="472" w:firstLineChars="200"/>
     </w:pPr>
     <w:rPr>
-      <w:rFonts w:ascii="宋体" w:hAnsi="宋体" w:eastAsia="宋体" w:cs="宋体"/>
+      <w:rFonts w:ascii="宋体" w:eastAsia="宋体" w:hAnsi="宋体" w:cs="宋体"/>
       <w:spacing w:val="-2"/>
       <w:sz w:val="24"/>
       <w:szCs w:val="24"/>
     </w:rPr>
   </w:style>
-  <w:style w:type="paragraph" w:customStyle="1" w:styleId="32">
+  <w:style w:type="paragraph" w:customStyle="1" w:styleId="a2">
     <w:name w:val="柴_目录"/>
-    <w:basedOn w:val="1"/>
-    <w:next w:val="12"/>
+    <w:basedOn w:val="Normal"/>
+    <w:next w:val="BodyText"/>
     <w:qFormat/>
-    <w:uiPriority w:val="0"/>
     <w:pPr>
       <w:tabs>
         <w:tab w:val="right" w:leader="dot" w:pos="8442"/>
@@ -7817,64 +7702,59 @@
       <w:ind w:left="0" w:leftChars="0"/>
     </w:pPr>
     <w:rPr>
-      <w:rFonts w:ascii="Arial" w:hAnsi="Arial" w:eastAsia="Microsoft JhengHei"/>
+      <w:rFonts w:ascii="Arial" w:eastAsia="Microsoft JhengHei" w:hAnsi="Arial"/>
       <w:sz w:val="24"/>
     </w:rPr>
   </w:style>
-  <w:style w:type="paragraph" w:customStyle="1" w:styleId="33">
+  <w:style w:type="paragraph" w:customStyle="1" w:styleId="WPSOffice1">
     <w:name w:val="WPSOffice手动目录 1"/>
     <w:qFormat/>
-    <w:uiPriority w:val="0"/>
     <w:pPr>
       <w:ind w:leftChars="0"/>
     </w:pPr>
     <w:rPr>
-      <w:rFonts w:ascii="Times New Roman" w:hAnsi="Times New Roman" w:eastAsia="宋体" w:cs="Times New Roman"/>
+      <w:rFonts w:ascii="Times New Roman" w:eastAsia="宋体" w:hAnsi="Times New Roman" w:cs="Times New Roman"/>
       <w:sz w:val="20"/>
       <w:szCs w:val="20"/>
     </w:rPr>
   </w:style>
-  <w:style w:type="paragraph" w:customStyle="1" w:styleId="34">
+  <w:style w:type="paragraph" w:customStyle="1" w:styleId="WPSOffice2">
     <w:name w:val="WPSOffice手动目录 2"/>
     <w:qFormat/>
-    <w:uiPriority w:val="0"/>
     <w:pPr>
       <w:ind w:leftChars="200"/>
     </w:pPr>
     <w:rPr>
-      <w:rFonts w:ascii="Times New Roman" w:hAnsi="Times New Roman" w:eastAsia="宋体" w:cs="Times New Roman"/>
+      <w:rFonts w:ascii="Times New Roman" w:eastAsia="宋体" w:hAnsi="Times New Roman" w:cs="Times New Roman"/>
       <w:sz w:val="20"/>
       <w:szCs w:val="20"/>
     </w:rPr>
   </w:style>
-  <w:style w:type="paragraph" w:customStyle="1" w:styleId="35">
+  <w:style w:type="paragraph" w:customStyle="1" w:styleId="WPSOffice3">
     <w:name w:val="WPSOffice手动目录 3"/>
     <w:qFormat/>
-    <w:uiPriority w:val="0"/>
     <w:pPr>
       <w:ind w:leftChars="400"/>
     </w:pPr>
     <w:rPr>
-      <w:rFonts w:ascii="Times New Roman" w:hAnsi="Times New Roman" w:eastAsia="宋体" w:cs="Times New Roman"/>
+      <w:rFonts w:ascii="Times New Roman" w:eastAsia="宋体" w:hAnsi="Times New Roman" w:cs="Times New Roman"/>
       <w:sz w:val="20"/>
       <w:szCs w:val="20"/>
     </w:rPr>
   </w:style>
-  <w:style w:type="paragraph" w:customStyle="1" w:styleId="36">
+  <w:style w:type="paragraph" w:customStyle="1" w:styleId="Compact">
     <w:name w:val="Compact"/>
-    <w:basedOn w:val="12"/>
+    <w:basedOn w:val="BodyText"/>
     <w:qFormat/>
-    <w:uiPriority w:val="0"/>
     <w:pPr>
       <w:spacing w:before="36" w:after="36"/>
     </w:pPr>
   </w:style>
-  <w:style w:type="table" w:customStyle="1" w:styleId="37">
+  <w:style w:type="table" w:customStyle="1" w:styleId="Table">
     <w:name w:val="Table"/>
     <w:semiHidden/>
     <w:unhideWhenUsed/>
     <w:qFormat/>
-    <w:uiPriority w:val="0"/>
     <w:tblPr>
       <w:tblCellMar>
         <w:top w:w="0" w:type="dxa"/>
@@ -7886,28 +7766,26 @@
     <w:tblStylePr w:type="firstRow">
       <w:tcPr>
         <w:tcBorders>
-          <w:bottom w:val="single" w:color="auto" w:sz="0" w:space="0"/>
+          <w:bottom w:val="single" w:sz="0" w:space="0" w:color="auto"/>
         </w:tcBorders>
         <w:vAlign w:val="bottom"/>
       </w:tcPr>
     </w:tblStylePr>
   </w:style>
-  <w:style w:type="character" w:customStyle="1" w:styleId="38">
+  <w:style w:type="character" w:customStyle="1" w:styleId="1Char">
     <w:name w:val="柴_标题1 Char"/>
-    <w:link w:val="28"/>
+    <w:link w:val="1"/>
     <w:qFormat/>
-    <w:uiPriority w:val="0"/>
     <w:rPr>
-      <w:rFonts w:ascii="Arial" w:hAnsi="Arial" w:eastAsia="宋体"/>
+      <w:rFonts w:ascii="Arial" w:eastAsia="宋体" w:hAnsi="Arial"/>
       <w:sz w:val="32"/>
     </w:rPr>
   </w:style>
-  <w:style w:type="table" w:customStyle="1" w:styleId="39">
+  <w:style w:type="table" w:customStyle="1" w:styleId="TableNormal1">
     <w:name w:val="Table Normal_1"/>
     <w:semiHidden/>
     <w:unhideWhenUsed/>
     <w:qFormat/>
-    <w:uiPriority w:val="0"/>
     <w:tblPr>
       <w:tblCellMar>
         <w:top w:w="0" w:type="dxa"/>
@@ -7917,11 +7795,10 @@
       </w:tblCellMar>
     </w:tblPr>
   </w:style>
-  <w:style w:type="paragraph" w:customStyle="1" w:styleId="40">
+  <w:style w:type="paragraph" w:customStyle="1" w:styleId="a3">
     <w:name w:val="柴_正文_无缩进"/>
-    <w:basedOn w:val="1"/>
+    <w:basedOn w:val="Normal"/>
     <w:qFormat/>
-    <w:uiPriority w:val="0"/>
     <w:pPr>
       <w:ind w:firstLine="0" w:firstLineChars="0"/>
     </w:pPr>
@@ -7931,31 +7808,29 @@
       <w:lang w:eastAsia="zh-CN"/>
     </w:rPr>
   </w:style>
-  <w:style w:type="paragraph" w:customStyle="1" w:styleId="41">
+  <w:style w:type="paragraph" w:customStyle="1" w:styleId="4">
     <w:name w:val="柴_标题4"/>
-    <w:basedOn w:val="5"/>
-    <w:next w:val="1"/>
+    <w:basedOn w:val="Heading4"/>
+    <w:next w:val="Normal"/>
     <w:qFormat/>
-    <w:uiPriority w:val="0"/>
     <w:pPr>
       <w:widowControl w:val="0"/>
       <w:spacing w:before="160" w:line="360" w:lineRule="auto"/>
-      <w:ind w:left="981" w:leftChars="300" w:hanging="862"/>
+      <w:ind w:left="981" w:hanging="862" w:leftChars="300"/>
     </w:pPr>
     <w:rPr>
-      <w:rFonts w:hint="eastAsia" w:ascii="Calibri" w:hAnsi="Calibri" w:eastAsia="宋体" w:cs="宋体"/>
+      <w:rFonts w:ascii="Calibri" w:eastAsia="宋体" w:hAnsi="Calibri" w:cs="宋体" w:hint="eastAsia"/>
       <w:sz w:val="24"/>
       <w:szCs w:val="24"/>
       <w:lang w:eastAsia="zh-CN" w:bidi="zh-CN"/>
     </w:rPr>
   </w:style>
-  <w:style w:type="character" w:customStyle="1" w:styleId="42">
+  <w:style w:type="character" w:customStyle="1" w:styleId="Char">
     <w:name w:val="柴_正文 Char"/>
-    <w:link w:val="29"/>
+    <w:link w:val="a1"/>
     <w:qFormat/>
-    <w:uiPriority w:val="0"/>
     <w:rPr>
-      <w:rFonts w:ascii="Arial" w:hAnsi="Arial" w:eastAsia="宋体"/>
+      <w:rFonts w:ascii="Arial" w:eastAsia="宋体" w:hAnsi="Arial"/>
       <w:sz w:val="24"/>
       <w:lang w:eastAsia="zh-CN"/>
     </w:rPr>

--- a/6-过程管理/流程制度规范类文件/JXTX-06-02-服务级别管理制度.docx
+++ b/6-过程管理/流程制度规范类文件/JXTX-06-02-服务级别管理制度.docx
@@ -1,11 +1,10 @@
 
 <file path=word/document.xml><?xml version="1.0" encoding="utf-8"?>
-<w:document xmlns:wpc="http://schemas.microsoft.com/office/word/2010/wordprocessingCanvas" xmlns:mc="http://schemas.openxmlformats.org/markup-compatibility/2006" xmlns:o="urn:schemas-microsoft-com:office:office" xmlns:r="http://schemas.openxmlformats.org/officeDocument/2006/relationships" xmlns:m="http://schemas.openxmlformats.org/officeDocument/2006/math" xmlns:v="urn:schemas-microsoft-com:vml" xmlns:wp14="http://schemas.microsoft.com/office/word/2010/wordprocessingDrawing" xmlns:wp="http://schemas.openxmlformats.org/drawingml/2006/wordprocessingDrawing" xmlns:w10="urn:schemas-microsoft-com:office:word" xmlns:w="http://schemas.openxmlformats.org/wordprocessingml/2006/main" xmlns:w14="http://schemas.microsoft.com/office/word/2010/wordml" xmlns:w15="http://schemas.microsoft.com/office/word/2012/wordml" xmlns:wne="http://schemas.microsoft.com/office/word/2006/wordml" xmlns:wpg="http://schemas.microsoft.com/office/word/2010/wordprocessingGroup" xmlns:wpi="http://schemas.microsoft.com/office/word/2010/wordprocessingInk" xmlns:wps="http://schemas.microsoft.com/office/word/2010/wordprocessingShape" mc:Ignorable="w14 w15 wp14">
-  <!-- Generated by Aspose.Words for .NET 13.3.0.1 -->
+<w:document xmlns:wpc="http://schemas.microsoft.com/office/word/2010/wordprocessingCanvas" xmlns:mc="http://schemas.openxmlformats.org/markup-compatibility/2006" xmlns:o="urn:schemas-microsoft-com:office:office" xmlns:r="http://schemas.openxmlformats.org/officeDocument/2006/relationships" xmlns:m="http://schemas.openxmlformats.org/officeDocument/2006/math" xmlns:v="urn:schemas-microsoft-com:vml" xmlns:wp14="http://schemas.microsoft.com/office/word/2010/wordprocessingDrawing" xmlns:wp="http://schemas.openxmlformats.org/drawingml/2006/wordprocessingDrawing" xmlns:w="http://schemas.openxmlformats.org/wordprocessingml/2006/main" xmlns:w14="http://schemas.microsoft.com/office/word/2010/wordml" xmlns:w10="urn:schemas-microsoft-com:office:word" xmlns:w15="http://schemas.microsoft.com/office/word/2012/wordml" xmlns:wpg="http://schemas.microsoft.com/office/word/2010/wordprocessingGroup" xmlns:wpi="http://schemas.microsoft.com/office/word/2010/wordprocessingInk" xmlns:wne="http://schemas.microsoft.com/office/word/2006/wordml" xmlns:wps="http://schemas.microsoft.com/office/word/2010/wordprocessingShape" xmlns:wpsCustomData="http://www.wps.cn/officeDocument/2013/wpsCustomData" mc:Ignorable="w14 w15 wp14">
   <w:body>
     <w:p>
       <w:pPr>
-        <w:pStyle w:val="a"/>
+        <w:pStyle w:val="24"/>
         <w:keepNext w:val="0"/>
         <w:keepLines w:val="0"/>
         <w:pageBreakBefore w:val="0"/>
@@ -22,10 +21,10 @@
         <w:spacing w:before="3120" w:beforeLines="1000"/>
         <w:textAlignment w:val="baseline"/>
       </w:pPr>
-      <w:bookmarkStart w:id="0" w:name="_Toc6212"/>
+      <w:bookmarkStart w:id="0" w:name="_Toc22363"/>
       <w:r>
         <w:drawing>
-          <wp:anchor distT="0" distB="0" distL="114300" distR="114300" simplePos="0" relativeHeight="251660288" behindDoc="1" locked="0" layoutInCell="1" allowOverlap="1">
+          <wp:anchor distT="0" distB="0" distL="114300" distR="114300" simplePos="0" relativeHeight="251661312" behindDoc="1" locked="0" layoutInCell="1" allowOverlap="1">
             <wp:simplePos x="0" y="0"/>
             <wp:positionH relativeFrom="column">
               <wp:posOffset>-19050</wp:posOffset>
@@ -50,7 +49,7 @@
                     </pic:cNvPicPr>
                   </pic:nvPicPr>
                   <pic:blipFill>
-                    <a:blip xmlns:r="http://schemas.openxmlformats.org/officeDocument/2006/relationships" r:embed="rId4"/>
+                    <a:blip r:embed="rId7"/>
                     <a:stretch>
                       <a:fillRect/>
                     </a:stretch>
@@ -76,7 +75,7 @@
       </w:r>
       <w:r>
         <w:drawing>
-          <wp:anchor distT="0" distB="0" distL="114300" distR="114300" simplePos="0" relativeHeight="251659264" behindDoc="1" locked="0" layoutInCell="1" allowOverlap="1">
+          <wp:anchor distT="0" distB="0" distL="114300" distR="114300" simplePos="0" relativeHeight="251660288" behindDoc="1" locked="0" layoutInCell="1" allowOverlap="1">
             <wp:simplePos x="0" y="0"/>
             <wp:positionH relativeFrom="column">
               <wp:posOffset>0</wp:posOffset>
@@ -101,7 +100,7 @@
                     </pic:cNvPicPr>
                   </pic:nvPicPr>
                   <pic:blipFill>
-                    <a:blip xmlns:r="http://schemas.openxmlformats.org/officeDocument/2006/relationships" r:embed="rId5"/>
+                    <a:blip r:embed="rId8"/>
                     <a:stretch>
                       <a:fillRect/>
                     </a:stretch>
@@ -131,7 +130,7 @@
           <w:lang w:val="en-US" w:eastAsia="zh-CN"/>
         </w:rPr>
         <w:drawing>
-          <wp:anchor distT="0" distB="0" distL="114300" distR="114300" simplePos="0" relativeHeight="251658240" behindDoc="1" locked="0" layoutInCell="1" allowOverlap="1">
+          <wp:anchor distT="0" distB="0" distL="114300" distR="114300" simplePos="0" relativeHeight="251659264" behindDoc="1" locked="0" layoutInCell="1" allowOverlap="1">
             <wp:simplePos x="0" y="0"/>
             <wp:positionH relativeFrom="column">
               <wp:posOffset>635</wp:posOffset>
@@ -156,7 +155,7 @@
                     </pic:cNvPicPr>
                   </pic:nvPicPr>
                   <pic:blipFill>
-                    <a:blip xmlns:r="http://schemas.openxmlformats.org/officeDocument/2006/relationships" r:embed="rId6">
+                    <a:blip r:embed="rId9">
                       <a:alphaModFix amt="58000"/>
                       <a:lum contrast="-52000"/>
                     </a:blip>
@@ -190,7 +189,7 @@
     </w:p>
     <w:p>
       <w:pPr>
-        <w:pStyle w:val="a0"/>
+        <w:pStyle w:val="25"/>
         <w:keepNext w:val="0"/>
         <w:keepLines w:val="0"/>
         <w:pageBreakBefore w:val="0"/>
@@ -211,7 +210,7 @@
           <w:lang w:val="en-US" w:eastAsia="zh-CN"/>
         </w:rPr>
       </w:pPr>
-      <w:bookmarkStart w:id="1" w:name="_Toc7227"/>
+      <w:bookmarkStart w:id="1" w:name="_Toc15601"/>
       <w:r>
         <w:rPr>
           <w:rFonts w:hint="eastAsia"/>
@@ -237,11 +236,11 @@
         <w:adjustRightInd w:val="0"/>
         <w:snapToGrid w:val="0"/>
         <w:spacing w:after="624" w:afterLines="200" w:line="219" w:lineRule="auto"/>
-        <w:ind w:left="0" w:right="0" w:firstLine="0" w:leftChars="0" w:rightChars="0" w:firstLineChars="0"/>
+        <w:ind w:left="0" w:leftChars="0" w:right="0" w:rightChars="0" w:firstLine="0" w:firstLineChars="0"/>
         <w:jc w:val="center"/>
         <w:textAlignment w:val="baseline"/>
         <w:rPr>
-          <w:rFonts w:ascii="宋体" w:eastAsia="宋体" w:hAnsi="宋体" w:cs="宋体" w:hint="eastAsia"/>
+          <w:rFonts w:hint="eastAsia" w:ascii="宋体" w:hAnsi="宋体" w:eastAsia="宋体" w:cs="宋体"/>
           <w:sz w:val="24"/>
           <w:szCs w:val="24"/>
           <w:lang w:val="en-US" w:eastAsia="zh-CN"/>
@@ -249,7 +248,7 @@
       </w:pPr>
       <w:r>
         <w:rPr>
-          <w:rFonts w:ascii="宋体" w:eastAsia="宋体" w:hAnsi="宋体" w:cs="宋体"/>
+          <w:rFonts w:ascii="宋体" w:hAnsi="宋体" w:eastAsia="宋体" w:cs="宋体"/>
           <w:b/>
           <w:bCs/>
           <w:spacing w:val="-3"/>
@@ -260,7 +259,7 @@
       </w:r>
       <w:r>
         <w:rPr>
-          <w:rFonts w:ascii="宋体" w:eastAsia="宋体" w:hAnsi="宋体" w:cs="宋体" w:hint="eastAsia"/>
+          <w:rFonts w:hint="eastAsia" w:ascii="宋体" w:hAnsi="宋体" w:eastAsia="宋体" w:cs="宋体"/>
           <w:b/>
           <w:bCs/>
           <w:spacing w:val="-3"/>
@@ -272,7 +271,7 @@
       </w:r>
       <w:r>
         <w:rPr>
-          <w:rFonts w:ascii="宋体" w:eastAsia="宋体" w:hAnsi="宋体" w:cs="宋体"/>
+          <w:rFonts w:ascii="宋体" w:hAnsi="宋体" w:eastAsia="宋体" w:cs="宋体"/>
           <w:b/>
           <w:bCs/>
           <w:spacing w:val="-3"/>
@@ -283,7 +282,7 @@
       </w:r>
       <w:r>
         <w:rPr>
-          <w:rFonts w:ascii="宋体" w:hAnsi="宋体" w:cs="宋体" w:hint="eastAsia"/>
+          <w:rFonts w:hint="eastAsia" w:ascii="宋体" w:hAnsi="宋体" w:cs="宋体"/>
           <w:b/>
           <w:bCs/>
           <w:spacing w:val="-3"/>
@@ -295,7 +294,7 @@
       </w:r>
       <w:r>
         <w:rPr>
-          <w:rFonts w:ascii="宋体" w:eastAsia="宋体" w:hAnsi="宋体" w:cs="宋体"/>
+          <w:rFonts w:ascii="宋体" w:hAnsi="宋体" w:eastAsia="宋体" w:cs="宋体"/>
           <w:b/>
           <w:bCs/>
           <w:spacing w:val="-3"/>
@@ -306,7 +305,7 @@
       </w:r>
       <w:r>
         <w:rPr>
-          <w:rFonts w:ascii="宋体" w:hAnsi="宋体" w:cs="宋体" w:hint="eastAsia"/>
+          <w:rFonts w:hint="eastAsia" w:ascii="宋体" w:hAnsi="宋体" w:cs="宋体"/>
           <w:b/>
           <w:bCs/>
           <w:spacing w:val="-3"/>
@@ -319,17 +318,18 @@
     </w:p>
     <w:tbl>
       <w:tblPr>
-        <w:tblStyle w:val="TableGrid"/>
+        <w:tblStyle w:val="21"/>
         <w:tblW w:w="0" w:type="auto"/>
         <w:jc w:val="center"/>
         <w:tblBorders>
-          <w:top w:val="nil"/>
-          <w:left w:val="nil"/>
-          <w:bottom w:val="nil"/>
-          <w:right w:val="nil"/>
-          <w:insideH w:val="nil"/>
-          <w:insideV w:val="nil"/>
+          <w:top w:val="none" w:color="auto" w:sz="0" w:space="0"/>
+          <w:left w:val="none" w:color="auto" w:sz="0" w:space="0"/>
+          <w:bottom w:val="none" w:color="auto" w:sz="0" w:space="0"/>
+          <w:right w:val="none" w:color="auto" w:sz="0" w:space="0"/>
+          <w:insideH w:val="none" w:color="auto" w:sz="0" w:space="0"/>
+          <w:insideV w:val="none" w:color="auto" w:sz="0" w:space="0"/>
         </w:tblBorders>
+        <w:tblLayout w:type="autofit"/>
         <w:tblCellMar>
           <w:top w:w="0" w:type="dxa"/>
           <w:left w:w="108" w:type="dxa"/>
@@ -343,15 +343,13 @@
       </w:tblGrid>
       <w:tr>
         <w:tblPrEx>
-          <w:tblW w:w="0" w:type="auto"/>
-          <w:jc w:val="center"/>
           <w:tblBorders>
-            <w:top w:val="nil"/>
-            <w:left w:val="nil"/>
-            <w:bottom w:val="nil"/>
-            <w:right w:val="nil"/>
-            <w:insideH w:val="nil"/>
-            <w:insideV w:val="nil"/>
+            <w:top w:val="none" w:color="auto" w:sz="0" w:space="0"/>
+            <w:left w:val="none" w:color="auto" w:sz="0" w:space="0"/>
+            <w:bottom w:val="none" w:color="auto" w:sz="0" w:space="0"/>
+            <w:right w:val="none" w:color="auto" w:sz="0" w:space="0"/>
+            <w:insideH w:val="none" w:color="auto" w:sz="0" w:space="0"/>
+            <w:insideV w:val="none" w:color="auto" w:sz="0" w:space="0"/>
           </w:tblBorders>
           <w:tblCellMar>
             <w:top w:w="0" w:type="dxa"/>
@@ -361,7 +359,7 @@
           </w:tblCellMar>
         </w:tblPrEx>
         <w:trPr>
-          <w:trHeight w:val="810"/>
+          <w:trHeight w:val="810" w:hRule="atLeast"/>
           <w:jc w:val="center"/>
         </w:trPr>
         <w:tc>
@@ -400,7 +398,7 @@
             </w:r>
             <w:r>
               <w:rPr>
-                <w:rFonts w:asciiTheme="minorAscii" w:eastAsiaTheme="minorEastAsia" w:hAnsiTheme="minorAscii" w:hint="default"/>
+                <w:rFonts w:hint="default" w:asciiTheme="minorAscii" w:hAnsiTheme="minorAscii" w:eastAsiaTheme="minorEastAsia"/>
                 <w:spacing w:val="227"/>
                 <w:sz w:val="21"/>
                 <w:vertAlign w:val="baseline"/>
@@ -455,7 +453,7 @@
             </w:r>
             <w:r>
               <w:rPr>
-                <w:rFonts w:asciiTheme="minorAscii" w:eastAsiaTheme="minorEastAsia" w:hAnsiTheme="minorAscii" w:hint="eastAsia"/>
+                <w:rFonts w:hint="eastAsia" w:asciiTheme="minorAscii" w:hAnsiTheme="minorAscii" w:eastAsiaTheme="minorEastAsia"/>
                 <w:spacing w:val="227"/>
                 <w:sz w:val="21"/>
                 <w:vertAlign w:val="baseline"/>
@@ -477,8 +475,14 @@
       </w:tr>
       <w:tr>
         <w:tblPrEx>
-          <w:tblW w:w="0" w:type="auto"/>
-          <w:jc w:val="center"/>
+          <w:tblBorders>
+            <w:top w:val="none" w:color="auto" w:sz="0" w:space="0"/>
+            <w:left w:val="none" w:color="auto" w:sz="0" w:space="0"/>
+            <w:bottom w:val="none" w:color="auto" w:sz="0" w:space="0"/>
+            <w:right w:val="none" w:color="auto" w:sz="0" w:space="0"/>
+            <w:insideH w:val="none" w:color="auto" w:sz="0" w:space="0"/>
+            <w:insideV w:val="none" w:color="auto" w:sz="0" w:space="0"/>
+          </w:tblBorders>
           <w:tblCellMar>
             <w:top w:w="0" w:type="dxa"/>
             <w:left w:w="108" w:type="dxa"/>
@@ -487,7 +491,7 @@
           </w:tblCellMar>
         </w:tblPrEx>
         <w:trPr>
-          <w:trHeight w:val="810"/>
+          <w:trHeight w:val="810" w:hRule="atLeast"/>
           <w:jc w:val="center"/>
         </w:trPr>
         <w:tc>
@@ -512,7 +516,7 @@
               <w:snapToGrid w:val="0"/>
               <w:textAlignment w:val="baseline"/>
               <w:rPr>
-                <w:rFonts w:ascii="Arial" w:eastAsia="Arial" w:hAnsi="Arial" w:cs="Arial" w:hint="default"/>
+                <w:rFonts w:hint="default" w:ascii="Arial" w:hAnsi="Arial" w:eastAsia="Arial" w:cs="Arial"/>
                 <w:snapToGrid w:val="0"/>
                 <w:color w:val="000000"/>
                 <w:kern w:val="0"/>
@@ -544,7 +548,7 @@
             </w:r>
             <w:r>
               <w:rPr>
-                <w:rFonts w:asciiTheme="minorAscii" w:eastAsiaTheme="minorEastAsia" w:hAnsiTheme="minorAscii" w:hint="default"/>
+                <w:rFonts w:hint="default" w:asciiTheme="minorAscii" w:hAnsiTheme="minorAscii" w:eastAsiaTheme="minorEastAsia"/>
                 <w:spacing w:val="227"/>
                 <w:sz w:val="21"/>
                 <w:vertAlign w:val="baseline"/>
@@ -598,7 +602,7 @@
               <w:snapToGrid w:val="0"/>
               <w:textAlignment w:val="baseline"/>
               <w:rPr>
-                <w:rFonts w:ascii="Arial" w:eastAsia="Arial" w:hAnsi="Arial" w:cs="Arial" w:hint="default"/>
+                <w:rFonts w:hint="default" w:ascii="Arial" w:hAnsi="Arial" w:eastAsia="Arial" w:cs="Arial"/>
                 <w:snapToGrid w:val="0"/>
                 <w:color w:val="000000"/>
                 <w:kern w:val="0"/>
@@ -618,7 +622,7 @@
             </w:r>
             <w:r>
               <w:rPr>
-                <w:rFonts w:asciiTheme="minorAscii" w:eastAsiaTheme="minorEastAsia" w:hAnsiTheme="minorAscii" w:hint="eastAsia"/>
+                <w:rFonts w:hint="eastAsia" w:asciiTheme="minorAscii" w:hAnsiTheme="minorAscii" w:eastAsiaTheme="minorEastAsia"/>
                 <w:spacing w:val="227"/>
                 <w:sz w:val="21"/>
                 <w:vertAlign w:val="baseline"/>
@@ -640,8 +644,14 @@
       </w:tr>
       <w:tr>
         <w:tblPrEx>
-          <w:tblW w:w="0" w:type="auto"/>
-          <w:jc w:val="center"/>
+          <w:tblBorders>
+            <w:top w:val="none" w:color="auto" w:sz="0" w:space="0"/>
+            <w:left w:val="none" w:color="auto" w:sz="0" w:space="0"/>
+            <w:bottom w:val="none" w:color="auto" w:sz="0" w:space="0"/>
+            <w:right w:val="none" w:color="auto" w:sz="0" w:space="0"/>
+            <w:insideH w:val="none" w:color="auto" w:sz="0" w:space="0"/>
+            <w:insideV w:val="none" w:color="auto" w:sz="0" w:space="0"/>
+          </w:tblBorders>
           <w:tblCellMar>
             <w:top w:w="0" w:type="dxa"/>
             <w:left w:w="108" w:type="dxa"/>
@@ -650,7 +660,7 @@
           </w:tblCellMar>
         </w:tblPrEx>
         <w:trPr>
-          <w:trHeight w:val="635"/>
+          <w:trHeight w:val="635" w:hRule="atLeast"/>
           <w:jc w:val="center"/>
         </w:trPr>
         <w:tc>
@@ -701,7 +711,7 @@
             </w:r>
             <w:r>
               <w:rPr>
-                <w:rFonts w:asciiTheme="minorAscii" w:eastAsiaTheme="minorEastAsia" w:hAnsiTheme="minorAscii" w:hint="eastAsia"/>
+                <w:rFonts w:hint="eastAsia" w:asciiTheme="minorAscii" w:hAnsiTheme="minorAscii" w:eastAsiaTheme="minorEastAsia"/>
                 <w:spacing w:val="227"/>
                 <w:sz w:val="21"/>
                 <w:vertAlign w:val="baseline"/>
@@ -755,7 +765,7 @@
             </w:r>
             <w:r>
               <w:rPr>
-                <w:rFonts w:asciiTheme="minorAscii" w:eastAsiaTheme="minorEastAsia" w:hAnsiTheme="minorAscii" w:hint="eastAsia"/>
+                <w:rFonts w:hint="eastAsia" w:asciiTheme="minorAscii" w:hAnsiTheme="minorAscii" w:eastAsiaTheme="minorEastAsia"/>
                 <w:spacing w:val="227"/>
                 <w:sz w:val="21"/>
                 <w:vertAlign w:val="baseline"/>
@@ -816,14 +826,14 @@
         <w:ind w:left="3634"/>
         <w:textAlignment w:val="baseline"/>
         <w:rPr>
-          <w:rFonts w:ascii="宋体" w:eastAsia="宋体" w:hAnsi="宋体" w:cs="宋体"/>
+          <w:rFonts w:ascii="宋体" w:hAnsi="宋体" w:eastAsia="宋体" w:cs="宋体"/>
           <w:sz w:val="31"/>
           <w:szCs w:val="31"/>
         </w:rPr>
       </w:pPr>
       <w:r>
         <w:rPr>
-          <w:rFonts w:ascii="宋体" w:eastAsia="宋体" w:hAnsi="宋体" w:cs="宋体"/>
+          <w:rFonts w:ascii="宋体" w:hAnsi="宋体" w:eastAsia="宋体" w:cs="宋体"/>
           <w:b/>
           <w:bCs/>
           <w:spacing w:val="4"/>
@@ -835,16 +845,16 @@
     </w:p>
     <w:tbl>
       <w:tblPr>
-        <w:tblStyle w:val="TableNormal0"/>
+        <w:tblStyle w:val="26"/>
         <w:tblW w:w="8214" w:type="dxa"/>
         <w:jc w:val="center"/>
         <w:tblBorders>
-          <w:top w:val="single" w:sz="2" w:space="0" w:color="000000"/>
-          <w:left w:val="single" w:sz="2" w:space="0" w:color="000000"/>
-          <w:bottom w:val="single" w:sz="2" w:space="0" w:color="000000"/>
-          <w:right w:val="single" w:sz="2" w:space="0" w:color="000000"/>
-          <w:insideH w:val="single" w:sz="2" w:space="0" w:color="000000"/>
-          <w:insideV w:val="single" w:sz="2" w:space="0" w:color="000000"/>
+          <w:top w:val="single" w:color="000000" w:sz="2" w:space="0"/>
+          <w:left w:val="single" w:color="000000" w:sz="2" w:space="0"/>
+          <w:bottom w:val="single" w:color="000000" w:sz="2" w:space="0"/>
+          <w:right w:val="single" w:color="000000" w:sz="2" w:space="0"/>
+          <w:insideH w:val="single" w:color="000000" w:sz="2" w:space="0"/>
+          <w:insideV w:val="single" w:color="000000" w:sz="2" w:space="0"/>
         </w:tblBorders>
         <w:tblLayout w:type="fixed"/>
         <w:tblCellMar>
@@ -864,17 +874,14 @@
       </w:tblGrid>
       <w:tr>
         <w:tblPrEx>
-          <w:tblW w:w="8214" w:type="dxa"/>
-          <w:jc w:val="center"/>
           <w:tblBorders>
-            <w:top w:val="single" w:sz="2" w:space="0" w:color="000000"/>
-            <w:left w:val="single" w:sz="2" w:space="0" w:color="000000"/>
-            <w:bottom w:val="single" w:sz="2" w:space="0" w:color="000000"/>
-            <w:right w:val="single" w:sz="2" w:space="0" w:color="000000"/>
-            <w:insideH w:val="single" w:sz="2" w:space="0" w:color="000000"/>
-            <w:insideV w:val="single" w:sz="2" w:space="0" w:color="000000"/>
+            <w:top w:val="single" w:color="000000" w:sz="2" w:space="0"/>
+            <w:left w:val="single" w:color="000000" w:sz="2" w:space="0"/>
+            <w:bottom w:val="single" w:color="000000" w:sz="2" w:space="0"/>
+            <w:right w:val="single" w:color="000000" w:sz="2" w:space="0"/>
+            <w:insideH w:val="single" w:color="000000" w:sz="2" w:space="0"/>
+            <w:insideV w:val="single" w:color="000000" w:sz="2" w:space="0"/>
           </w:tblBorders>
-          <w:tblLayout w:type="fixed"/>
           <w:tblCellMar>
             <w:top w:w="0" w:type="dxa"/>
             <w:left w:w="0" w:type="dxa"/>
@@ -883,7 +890,7 @@
           </w:tblCellMar>
         </w:tblPrEx>
         <w:trPr>
-          <w:trHeight w:val="593"/>
+          <w:trHeight w:val="593" w:hRule="atLeast"/>
           <w:jc w:val="center"/>
         </w:trPr>
         <w:tc>
@@ -905,18 +912,18 @@
               <w:adjustRightInd w:val="0"/>
               <w:snapToGrid w:val="0"/>
               <w:spacing w:before="176" w:line="228" w:lineRule="auto"/>
-              <w:ind w:left="0" w:right="0" w:firstLine="0" w:leftChars="0" w:rightChars="0" w:firstLineChars="0"/>
+              <w:ind w:left="0" w:leftChars="0" w:right="0" w:rightChars="0" w:firstLine="0" w:firstLineChars="0"/>
               <w:jc w:val="center"/>
               <w:textAlignment w:val="baseline"/>
               <w:rPr>
-                <w:rFonts w:ascii="宋体" w:eastAsia="宋体" w:hAnsi="宋体" w:cs="宋体"/>
+                <w:rFonts w:ascii="宋体" w:hAnsi="宋体" w:eastAsia="宋体" w:cs="宋体"/>
                 <w:sz w:val="20"/>
                 <w:szCs w:val="20"/>
               </w:rPr>
             </w:pPr>
             <w:r>
               <w:rPr>
-                <w:rFonts w:ascii="宋体" w:hAnsi="宋体" w:cs="宋体" w:hint="eastAsia"/>
+                <w:rFonts w:hint="eastAsia" w:ascii="宋体" w:hAnsi="宋体" w:cs="宋体"/>
                 <w:spacing w:val="-14"/>
                 <w:sz w:val="20"/>
                 <w:szCs w:val="20"/>
@@ -926,7 +933,7 @@
             </w:r>
             <w:r>
               <w:rPr>
-                <w:rFonts w:ascii="宋体" w:eastAsia="宋体" w:hAnsi="宋体" w:cs="宋体"/>
+                <w:rFonts w:ascii="宋体" w:hAnsi="宋体" w:eastAsia="宋体" w:cs="宋体"/>
                 <w:spacing w:val="-14"/>
                 <w:sz w:val="20"/>
                 <w:szCs w:val="20"/>
@@ -954,18 +961,18 @@
               <w:adjustRightInd w:val="0"/>
               <w:snapToGrid w:val="0"/>
               <w:spacing w:before="175" w:line="227" w:lineRule="auto"/>
-              <w:ind w:left="0" w:right="0" w:firstLine="0" w:leftChars="0" w:rightChars="0" w:firstLineChars="0"/>
+              <w:ind w:left="0" w:leftChars="0" w:right="0" w:rightChars="0" w:firstLine="0" w:firstLineChars="0"/>
               <w:jc w:val="center"/>
               <w:textAlignment w:val="baseline"/>
               <w:rPr>
-                <w:rFonts w:ascii="宋体" w:eastAsia="宋体" w:hAnsi="宋体" w:cs="宋体"/>
+                <w:rFonts w:ascii="宋体" w:hAnsi="宋体" w:eastAsia="宋体" w:cs="宋体"/>
                 <w:sz w:val="20"/>
                 <w:szCs w:val="20"/>
               </w:rPr>
             </w:pPr>
             <w:r>
               <w:rPr>
-                <w:rFonts w:ascii="宋体" w:eastAsia="宋体" w:hAnsi="宋体" w:cs="宋体"/>
+                <w:rFonts w:ascii="宋体" w:hAnsi="宋体" w:eastAsia="宋体" w:cs="宋体"/>
                 <w:spacing w:val="4"/>
                 <w:sz w:val="20"/>
                 <w:szCs w:val="20"/>
@@ -993,18 +1000,18 @@
               <w:adjustRightInd w:val="0"/>
               <w:snapToGrid w:val="0"/>
               <w:spacing w:before="175" w:line="228" w:lineRule="auto"/>
-              <w:ind w:left="0" w:right="0" w:firstLine="0" w:leftChars="0" w:rightChars="0" w:firstLineChars="0"/>
+              <w:ind w:left="0" w:leftChars="0" w:right="0" w:rightChars="0" w:firstLine="0" w:firstLineChars="0"/>
               <w:jc w:val="center"/>
               <w:textAlignment w:val="baseline"/>
               <w:rPr>
-                <w:rFonts w:ascii="宋体" w:eastAsia="宋体" w:hAnsi="宋体" w:cs="宋体"/>
+                <w:rFonts w:ascii="宋体" w:hAnsi="宋体" w:eastAsia="宋体" w:cs="宋体"/>
                 <w:sz w:val="20"/>
                 <w:szCs w:val="20"/>
               </w:rPr>
             </w:pPr>
             <w:r>
               <w:rPr>
-                <w:rFonts w:ascii="宋体" w:eastAsia="宋体" w:hAnsi="宋体" w:cs="宋体"/>
+                <w:rFonts w:ascii="宋体" w:hAnsi="宋体" w:eastAsia="宋体" w:cs="宋体"/>
                 <w:spacing w:val="7"/>
                 <w:sz w:val="20"/>
                 <w:szCs w:val="20"/>
@@ -1032,11 +1039,11 @@
               <w:adjustRightInd w:val="0"/>
               <w:snapToGrid w:val="0"/>
               <w:spacing w:before="175" w:line="228" w:lineRule="auto"/>
-              <w:ind w:left="0" w:right="0" w:firstLine="0" w:leftChars="0" w:rightChars="0" w:firstLineChars="0"/>
+              <w:ind w:left="0" w:leftChars="0" w:right="0" w:rightChars="0" w:firstLine="0" w:firstLineChars="0"/>
               <w:jc w:val="center"/>
               <w:textAlignment w:val="baseline"/>
               <w:rPr>
-                <w:rFonts w:ascii="宋体" w:eastAsia="宋体" w:hAnsi="宋体" w:cs="宋体" w:hint="eastAsia"/>
+                <w:rFonts w:hint="eastAsia" w:ascii="宋体" w:hAnsi="宋体" w:eastAsia="宋体" w:cs="宋体"/>
                 <w:spacing w:val="7"/>
                 <w:sz w:val="20"/>
                 <w:szCs w:val="20"/>
@@ -1045,7 +1052,7 @@
             </w:pPr>
             <w:r>
               <w:rPr>
-                <w:rFonts w:ascii="宋体" w:hAnsi="宋体" w:cs="宋体" w:hint="eastAsia"/>
+                <w:rFonts w:hint="eastAsia" w:ascii="宋体" w:hAnsi="宋体" w:cs="宋体"/>
                 <w:spacing w:val="7"/>
                 <w:sz w:val="20"/>
                 <w:szCs w:val="20"/>
@@ -1074,11 +1081,11 @@
               <w:adjustRightInd w:val="0"/>
               <w:snapToGrid w:val="0"/>
               <w:spacing w:before="175" w:line="228" w:lineRule="auto"/>
-              <w:ind w:left="0" w:right="0" w:firstLine="0" w:leftChars="0" w:rightChars="0" w:firstLineChars="0"/>
+              <w:ind w:left="0" w:leftChars="0" w:right="0" w:rightChars="0" w:firstLine="0" w:firstLineChars="0"/>
               <w:jc w:val="center"/>
               <w:textAlignment w:val="baseline"/>
               <w:rPr>
-                <w:rFonts w:ascii="宋体" w:hAnsi="宋体" w:cs="宋体" w:hint="default"/>
+                <w:rFonts w:hint="default" w:ascii="宋体" w:hAnsi="宋体" w:cs="宋体"/>
                 <w:spacing w:val="7"/>
                 <w:sz w:val="20"/>
                 <w:szCs w:val="20"/>
@@ -1087,7 +1094,7 @@
             </w:pPr>
             <w:r>
               <w:rPr>
-                <w:rFonts w:ascii="宋体" w:hAnsi="宋体" w:cs="宋体" w:hint="eastAsia"/>
+                <w:rFonts w:hint="eastAsia" w:ascii="宋体" w:hAnsi="宋体" w:cs="宋体"/>
                 <w:spacing w:val="7"/>
                 <w:sz w:val="20"/>
                 <w:szCs w:val="20"/>
@@ -1116,18 +1123,18 @@
               <w:adjustRightInd w:val="0"/>
               <w:snapToGrid w:val="0"/>
               <w:spacing w:before="176" w:line="229" w:lineRule="auto"/>
-              <w:ind w:left="0" w:right="0" w:firstLine="0" w:leftChars="0" w:rightChars="0" w:firstLineChars="0"/>
+              <w:ind w:left="0" w:leftChars="0" w:right="0" w:rightChars="0" w:firstLine="0" w:firstLineChars="0"/>
               <w:jc w:val="center"/>
               <w:textAlignment w:val="baseline"/>
               <w:rPr>
-                <w:rFonts w:ascii="宋体" w:eastAsia="宋体" w:hAnsi="宋体" w:cs="宋体"/>
+                <w:rFonts w:ascii="宋体" w:hAnsi="宋体" w:eastAsia="宋体" w:cs="宋体"/>
                 <w:sz w:val="20"/>
                 <w:szCs w:val="20"/>
               </w:rPr>
             </w:pPr>
             <w:r>
               <w:rPr>
-                <w:rFonts w:ascii="宋体" w:eastAsia="宋体" w:hAnsi="宋体" w:cs="宋体"/>
+                <w:rFonts w:ascii="宋体" w:hAnsi="宋体" w:eastAsia="宋体" w:cs="宋体"/>
                 <w:spacing w:val="7"/>
                 <w:sz w:val="20"/>
                 <w:szCs w:val="20"/>
@@ -1139,9 +1146,14 @@
       </w:tr>
       <w:tr>
         <w:tblPrEx>
-          <w:tblW w:w="8214" w:type="dxa"/>
-          <w:jc w:val="center"/>
-          <w:tblLayout w:type="fixed"/>
+          <w:tblBorders>
+            <w:top w:val="single" w:color="000000" w:sz="2" w:space="0"/>
+            <w:left w:val="single" w:color="000000" w:sz="2" w:space="0"/>
+            <w:bottom w:val="single" w:color="000000" w:sz="2" w:space="0"/>
+            <w:right w:val="single" w:color="000000" w:sz="2" w:space="0"/>
+            <w:insideH w:val="single" w:color="000000" w:sz="2" w:space="0"/>
+            <w:insideV w:val="single" w:color="000000" w:sz="2" w:space="0"/>
+          </w:tblBorders>
           <w:tblCellMar>
             <w:top w:w="0" w:type="dxa"/>
             <w:left w:w="0" w:type="dxa"/>
@@ -1150,7 +1162,7 @@
           </w:tblCellMar>
         </w:tblPrEx>
         <w:trPr>
-          <w:trHeight w:val="516"/>
+          <w:trHeight w:val="516" w:hRule="atLeast"/>
           <w:jc w:val="center"/>
         </w:trPr>
         <w:tc>
@@ -1172,11 +1184,11 @@
               <w:adjustRightInd w:val="0"/>
               <w:snapToGrid w:val="0"/>
               <w:spacing w:before="173" w:line="267" w:lineRule="exact"/>
-              <w:ind w:left="0" w:right="0" w:firstLine="0" w:leftChars="0" w:rightChars="0" w:firstLineChars="0"/>
+              <w:ind w:left="0" w:leftChars="0" w:right="0" w:rightChars="0" w:firstLine="0" w:firstLineChars="0"/>
               <w:jc w:val="center"/>
               <w:textAlignment w:val="baseline"/>
               <w:rPr>
-                <w:rFonts w:ascii="宋体" w:eastAsia="宋体" w:hAnsi="宋体" w:cs="宋体" w:hint="default"/>
+                <w:rFonts w:hint="default" w:ascii="宋体" w:hAnsi="宋体" w:eastAsia="宋体" w:cs="宋体"/>
                 <w:sz w:val="20"/>
                 <w:szCs w:val="20"/>
                 <w:lang w:val="en-US"/>
@@ -1184,7 +1196,7 @@
             </w:pPr>
             <w:r>
               <w:rPr>
-                <w:rFonts w:ascii="宋体" w:eastAsia="宋体" w:hAnsi="宋体" w:cs="宋体"/>
+                <w:rFonts w:ascii="宋体" w:hAnsi="宋体" w:eastAsia="宋体" w:cs="宋体"/>
                 <w:spacing w:val="3"/>
                 <w:position w:val="1"/>
                 <w:sz w:val="20"/>
@@ -1194,7 +1206,7 @@
             </w:r>
             <w:r>
               <w:rPr>
-                <w:rFonts w:ascii="宋体" w:hAnsi="宋体" w:cs="宋体" w:hint="eastAsia"/>
+                <w:rFonts w:hint="eastAsia" w:ascii="宋体" w:hAnsi="宋体" w:cs="宋体"/>
                 <w:spacing w:val="3"/>
                 <w:position w:val="1"/>
                 <w:sz w:val="20"/>
@@ -1205,7 +1217,7 @@
             </w:r>
             <w:r>
               <w:rPr>
-                <w:rFonts w:ascii="宋体" w:eastAsia="宋体" w:hAnsi="宋体" w:cs="宋体"/>
+                <w:rFonts w:ascii="宋体" w:hAnsi="宋体" w:eastAsia="宋体" w:cs="宋体"/>
                 <w:spacing w:val="3"/>
                 <w:position w:val="1"/>
                 <w:sz w:val="20"/>
@@ -1215,7 +1227,7 @@
             </w:r>
             <w:r>
               <w:rPr>
-                <w:rFonts w:ascii="宋体" w:hAnsi="宋体" w:cs="宋体" w:hint="eastAsia"/>
+                <w:rFonts w:hint="eastAsia" w:ascii="宋体" w:hAnsi="宋体" w:cs="宋体"/>
                 <w:spacing w:val="3"/>
                 <w:position w:val="1"/>
                 <w:sz w:val="20"/>
@@ -1245,18 +1257,18 @@
               <w:adjustRightInd w:val="0"/>
               <w:snapToGrid w:val="0"/>
               <w:spacing w:before="173" w:line="267" w:lineRule="exact"/>
-              <w:ind w:left="0" w:right="0" w:firstLine="0" w:leftChars="0" w:rightChars="0" w:firstLineChars="0"/>
+              <w:ind w:left="0" w:leftChars="0" w:right="0" w:rightChars="0" w:firstLine="0" w:firstLineChars="0"/>
               <w:jc w:val="center"/>
               <w:textAlignment w:val="baseline"/>
               <w:rPr>
-                <w:rFonts w:ascii="宋体" w:eastAsia="宋体" w:hAnsi="宋体" w:cs="宋体"/>
+                <w:rFonts w:ascii="宋体" w:hAnsi="宋体" w:eastAsia="宋体" w:cs="宋体"/>
                 <w:sz w:val="20"/>
                 <w:szCs w:val="20"/>
               </w:rPr>
             </w:pPr>
             <w:r>
               <w:rPr>
-                <w:rFonts w:ascii="宋体" w:eastAsia="宋体" w:hAnsi="宋体" w:cs="宋体"/>
+                <w:rFonts w:ascii="宋体" w:hAnsi="宋体" w:eastAsia="宋体" w:cs="宋体"/>
                 <w:spacing w:val="4"/>
                 <w:position w:val="1"/>
                 <w:sz w:val="20"/>
@@ -1285,18 +1297,18 @@
               <w:adjustRightInd w:val="0"/>
               <w:snapToGrid w:val="0"/>
               <w:spacing w:before="172" w:line="228" w:lineRule="auto"/>
-              <w:ind w:left="0" w:right="0" w:firstLine="0" w:leftChars="0" w:rightChars="0" w:firstLineChars="0"/>
+              <w:ind w:left="0" w:leftChars="0" w:right="0" w:rightChars="0" w:firstLine="0" w:firstLineChars="0"/>
               <w:jc w:val="center"/>
               <w:textAlignment w:val="baseline"/>
               <w:rPr>
-                <w:rFonts w:ascii="宋体" w:eastAsia="宋体" w:hAnsi="宋体" w:cs="宋体"/>
+                <w:rFonts w:ascii="宋体" w:hAnsi="宋体" w:eastAsia="宋体" w:cs="宋体"/>
                 <w:sz w:val="20"/>
                 <w:szCs w:val="20"/>
               </w:rPr>
             </w:pPr>
             <w:r>
               <w:rPr>
-                <w:rFonts w:ascii="宋体" w:eastAsia="宋体" w:hAnsi="宋体" w:cs="宋体"/>
+                <w:rFonts w:ascii="宋体" w:hAnsi="宋体" w:eastAsia="宋体" w:cs="宋体"/>
                 <w:spacing w:val="200"/>
                 <w:kern w:val="0"/>
                 <w:sz w:val="20"/>
@@ -1306,7 +1318,7 @@
             </w:r>
             <w:r>
               <w:rPr>
-                <w:rFonts w:ascii="宋体" w:eastAsia="宋体" w:hAnsi="宋体" w:cs="宋体"/>
+                <w:rFonts w:ascii="宋体" w:hAnsi="宋体" w:eastAsia="宋体" w:cs="宋体"/>
                 <w:spacing w:val="0"/>
                 <w:kern w:val="0"/>
                 <w:sz w:val="20"/>
@@ -1335,11 +1347,11 @@
               <w:adjustRightInd w:val="0"/>
               <w:snapToGrid w:val="0"/>
               <w:spacing w:before="173" w:line="229" w:lineRule="auto"/>
-              <w:ind w:left="0" w:right="0" w:firstLine="0" w:leftChars="0" w:rightChars="0" w:firstLineChars="0"/>
+              <w:ind w:left="0" w:leftChars="0" w:right="0" w:rightChars="0" w:firstLine="0" w:firstLineChars="0"/>
               <w:jc w:val="center"/>
               <w:textAlignment w:val="baseline"/>
               <w:rPr>
-                <w:rFonts w:ascii="宋体" w:eastAsia="宋体" w:hAnsi="宋体" w:cs="宋体"/>
+                <w:rFonts w:ascii="宋体" w:hAnsi="宋体" w:eastAsia="宋体" w:cs="宋体"/>
                 <w:spacing w:val="200"/>
                 <w:kern w:val="0"/>
                 <w:sz w:val="20"/>
@@ -1348,7 +1360,7 @@
             </w:pPr>
             <w:r>
               <w:rPr>
-                <w:rFonts w:asciiTheme="minorAscii" w:eastAsiaTheme="minorEastAsia" w:hAnsiTheme="minorAscii" w:hint="eastAsia"/>
+                <w:rFonts w:hint="eastAsia" w:asciiTheme="minorAscii" w:hAnsiTheme="minorAscii" w:eastAsiaTheme="minorEastAsia"/>
                 <w:spacing w:val="0"/>
                 <w:kern w:val="0"/>
                 <w:sz w:val="21"/>
@@ -1378,11 +1390,11 @@
               <w:adjustRightInd w:val="0"/>
               <w:snapToGrid w:val="0"/>
               <w:spacing w:before="172" w:line="228" w:lineRule="auto"/>
-              <w:ind w:left="0" w:right="0" w:firstLine="0" w:leftChars="0" w:rightChars="0" w:firstLineChars="0"/>
+              <w:ind w:left="0" w:leftChars="0" w:right="0" w:rightChars="0" w:firstLine="0" w:firstLineChars="0"/>
               <w:jc w:val="center"/>
               <w:textAlignment w:val="baseline"/>
               <w:rPr>
-                <w:rFonts w:ascii="宋体" w:eastAsia="宋体" w:hAnsi="宋体" w:cs="宋体"/>
+                <w:rFonts w:ascii="宋体" w:hAnsi="宋体" w:eastAsia="宋体" w:cs="宋体"/>
                 <w:spacing w:val="200"/>
                 <w:kern w:val="0"/>
                 <w:sz w:val="20"/>
@@ -1391,7 +1403,7 @@
             </w:pPr>
             <w:r>
               <w:rPr>
-                <w:rFonts w:ascii="宋体" w:eastAsia="宋体" w:hAnsi="宋体" w:cs="宋体" w:hint="eastAsia"/>
+                <w:rFonts w:hint="eastAsia" w:ascii="宋体" w:hAnsi="宋体" w:eastAsia="宋体" w:cs="宋体"/>
                 <w:spacing w:val="200"/>
                 <w:kern w:val="0"/>
                 <w:sz w:val="20"/>
@@ -1401,7 +1413,7 @@
             </w:r>
             <w:r>
               <w:rPr>
-                <w:rFonts w:asciiTheme="minorAscii" w:eastAsiaTheme="minorEastAsia" w:hAnsiTheme="minorAscii" w:hint="eastAsia"/>
+                <w:rFonts w:hint="eastAsia" w:asciiTheme="minorAscii" w:hAnsiTheme="minorAscii" w:eastAsiaTheme="minorEastAsia"/>
                 <w:spacing w:val="0"/>
                 <w:kern w:val="0"/>
                 <w:sz w:val="21"/>
@@ -1431,18 +1443,18 @@
               <w:adjustRightInd w:val="0"/>
               <w:snapToGrid w:val="0"/>
               <w:spacing w:before="173" w:line="229" w:lineRule="auto"/>
-              <w:ind w:left="0" w:right="0" w:firstLine="0" w:leftChars="0" w:rightChars="0" w:firstLineChars="0"/>
+              <w:ind w:left="0" w:leftChars="0" w:right="0" w:rightChars="0" w:firstLine="0" w:firstLineChars="0"/>
               <w:jc w:val="center"/>
               <w:textAlignment w:val="baseline"/>
               <w:rPr>
-                <w:rFonts w:ascii="宋体" w:eastAsia="宋体" w:hAnsi="宋体" w:cs="宋体"/>
+                <w:rFonts w:ascii="宋体" w:hAnsi="宋体" w:eastAsia="宋体" w:cs="宋体"/>
                 <w:sz w:val="20"/>
                 <w:szCs w:val="20"/>
               </w:rPr>
             </w:pPr>
             <w:r>
               <w:rPr>
-                <w:rFonts w:asciiTheme="minorAscii" w:eastAsiaTheme="minorEastAsia" w:hAnsiTheme="minorAscii" w:hint="eastAsia"/>
+                <w:rFonts w:hint="eastAsia" w:asciiTheme="minorAscii" w:hAnsiTheme="minorAscii" w:eastAsiaTheme="minorEastAsia"/>
                 <w:spacing w:val="0"/>
                 <w:kern w:val="0"/>
                 <w:sz w:val="21"/>
@@ -1456,9 +1468,14 @@
       </w:tr>
       <w:tr>
         <w:tblPrEx>
-          <w:tblW w:w="8214" w:type="dxa"/>
-          <w:jc w:val="center"/>
-          <w:tblLayout w:type="fixed"/>
+          <w:tblBorders>
+            <w:top w:val="single" w:color="000000" w:sz="2" w:space="0"/>
+            <w:left w:val="single" w:color="000000" w:sz="2" w:space="0"/>
+            <w:bottom w:val="single" w:color="000000" w:sz="2" w:space="0"/>
+            <w:right w:val="single" w:color="000000" w:sz="2" w:space="0"/>
+            <w:insideH w:val="single" w:color="000000" w:sz="2" w:space="0"/>
+            <w:insideV w:val="single" w:color="000000" w:sz="2" w:space="0"/>
+          </w:tblBorders>
           <w:tblCellMar>
             <w:top w:w="0" w:type="dxa"/>
             <w:left w:w="0" w:type="dxa"/>
@@ -1467,7 +1484,7 @@
           </w:tblCellMar>
         </w:tblPrEx>
         <w:trPr>
-          <w:trHeight w:val="556"/>
+          <w:trHeight w:val="556" w:hRule="atLeast"/>
           <w:jc w:val="center"/>
         </w:trPr>
         <w:tc>
@@ -1476,7 +1493,7 @@
           </w:tcPr>
           <w:p>
             <w:pPr>
-              <w:pStyle w:val="TableText"/>
+              <w:pStyle w:val="27"/>
               <w:keepNext w:val="0"/>
               <w:keepLines w:val="0"/>
               <w:pageBreakBefore w:val="0"/>
@@ -1489,7 +1506,7 @@
               <w:bidi w:val="0"/>
               <w:adjustRightInd w:val="0"/>
               <w:snapToGrid w:val="0"/>
-              <w:ind w:left="0" w:right="0" w:firstLine="0" w:leftChars="0" w:rightChars="0" w:firstLineChars="0"/>
+              <w:ind w:left="0" w:leftChars="0" w:right="0" w:rightChars="0" w:firstLine="0" w:firstLineChars="0"/>
               <w:jc w:val="center"/>
               <w:textAlignment w:val="baseline"/>
             </w:pPr>
@@ -1501,7 +1518,7 @@
           </w:tcPr>
           <w:p>
             <w:pPr>
-              <w:pStyle w:val="TableText"/>
+              <w:pStyle w:val="27"/>
               <w:keepNext w:val="0"/>
               <w:keepLines w:val="0"/>
               <w:pageBreakBefore w:val="0"/>
@@ -1514,7 +1531,7 @@
               <w:bidi w:val="0"/>
               <w:adjustRightInd w:val="0"/>
               <w:snapToGrid w:val="0"/>
-              <w:ind w:left="0" w:right="0" w:firstLine="0" w:leftChars="0" w:rightChars="0" w:firstLineChars="0"/>
+              <w:ind w:left="0" w:leftChars="0" w:right="0" w:rightChars="0" w:firstLine="0" w:firstLineChars="0"/>
               <w:jc w:val="center"/>
               <w:textAlignment w:val="baseline"/>
             </w:pPr>
@@ -1526,7 +1543,7 @@
           </w:tcPr>
           <w:p>
             <w:pPr>
-              <w:pStyle w:val="TableText"/>
+              <w:pStyle w:val="27"/>
               <w:keepNext w:val="0"/>
               <w:keepLines w:val="0"/>
               <w:pageBreakBefore w:val="0"/>
@@ -1539,7 +1556,7 @@
               <w:bidi w:val="0"/>
               <w:adjustRightInd w:val="0"/>
               <w:snapToGrid w:val="0"/>
-              <w:ind w:left="0" w:right="0" w:firstLine="0" w:leftChars="0" w:rightChars="0" w:firstLineChars="0"/>
+              <w:ind w:left="0" w:leftChars="0" w:right="0" w:rightChars="0" w:firstLine="0" w:firstLineChars="0"/>
               <w:jc w:val="center"/>
               <w:textAlignment w:val="baseline"/>
             </w:pPr>
@@ -1551,7 +1568,7 @@
           </w:tcPr>
           <w:p>
             <w:pPr>
-              <w:pStyle w:val="TableText"/>
+              <w:pStyle w:val="27"/>
               <w:keepNext w:val="0"/>
               <w:keepLines w:val="0"/>
               <w:pageBreakBefore w:val="0"/>
@@ -1564,7 +1581,7 @@
               <w:bidi w:val="0"/>
               <w:adjustRightInd w:val="0"/>
               <w:snapToGrid w:val="0"/>
-              <w:ind w:left="0" w:right="0" w:firstLine="0" w:leftChars="0" w:rightChars="0" w:firstLineChars="0"/>
+              <w:ind w:left="0" w:leftChars="0" w:right="0" w:rightChars="0" w:firstLine="0" w:firstLineChars="0"/>
               <w:jc w:val="center"/>
               <w:textAlignment w:val="baseline"/>
             </w:pPr>
@@ -1576,7 +1593,7 @@
           </w:tcPr>
           <w:p>
             <w:pPr>
-              <w:pStyle w:val="TableText"/>
+              <w:pStyle w:val="27"/>
               <w:keepNext w:val="0"/>
               <w:keepLines w:val="0"/>
               <w:pageBreakBefore w:val="0"/>
@@ -1589,7 +1606,7 @@
               <w:bidi w:val="0"/>
               <w:adjustRightInd w:val="0"/>
               <w:snapToGrid w:val="0"/>
-              <w:ind w:left="0" w:right="0" w:firstLine="0" w:leftChars="0" w:rightChars="0" w:firstLineChars="0"/>
+              <w:ind w:left="0" w:leftChars="0" w:right="0" w:rightChars="0" w:firstLine="0" w:firstLineChars="0"/>
               <w:jc w:val="center"/>
               <w:textAlignment w:val="baseline"/>
             </w:pPr>
@@ -1601,7 +1618,7 @@
           </w:tcPr>
           <w:p>
             <w:pPr>
-              <w:pStyle w:val="TableText"/>
+              <w:pStyle w:val="27"/>
               <w:keepNext w:val="0"/>
               <w:keepLines w:val="0"/>
               <w:pageBreakBefore w:val="0"/>
@@ -1614,7 +1631,7 @@
               <w:bidi w:val="0"/>
               <w:adjustRightInd w:val="0"/>
               <w:snapToGrid w:val="0"/>
-              <w:ind w:left="0" w:right="0" w:firstLine="0" w:leftChars="0" w:rightChars="0" w:firstLineChars="0"/>
+              <w:ind w:left="0" w:leftChars="0" w:right="0" w:rightChars="0" w:firstLine="0" w:firstLineChars="0"/>
               <w:jc w:val="center"/>
               <w:textAlignment w:val="baseline"/>
             </w:pPr>
@@ -1623,9 +1640,14 @@
       </w:tr>
       <w:tr>
         <w:tblPrEx>
-          <w:tblW w:w="8214" w:type="dxa"/>
-          <w:jc w:val="center"/>
-          <w:tblLayout w:type="fixed"/>
+          <w:tblBorders>
+            <w:top w:val="single" w:color="000000" w:sz="2" w:space="0"/>
+            <w:left w:val="single" w:color="000000" w:sz="2" w:space="0"/>
+            <w:bottom w:val="single" w:color="000000" w:sz="2" w:space="0"/>
+            <w:right w:val="single" w:color="000000" w:sz="2" w:space="0"/>
+            <w:insideH w:val="single" w:color="000000" w:sz="2" w:space="0"/>
+            <w:insideV w:val="single" w:color="000000" w:sz="2" w:space="0"/>
+          </w:tblBorders>
           <w:tblCellMar>
             <w:top w:w="0" w:type="dxa"/>
             <w:left w:w="0" w:type="dxa"/>
@@ -1634,7 +1656,7 @@
           </w:tblCellMar>
         </w:tblPrEx>
         <w:trPr>
-          <w:trHeight w:val="556"/>
+          <w:trHeight w:val="556" w:hRule="atLeast"/>
           <w:jc w:val="center"/>
         </w:trPr>
         <w:tc>
@@ -1643,7 +1665,7 @@
           </w:tcPr>
           <w:p>
             <w:pPr>
-              <w:pStyle w:val="TableText"/>
+              <w:pStyle w:val="27"/>
               <w:keepNext w:val="0"/>
               <w:keepLines w:val="0"/>
               <w:pageBreakBefore w:val="0"/>
@@ -1656,7 +1678,7 @@
               <w:bidi w:val="0"/>
               <w:adjustRightInd w:val="0"/>
               <w:snapToGrid w:val="0"/>
-              <w:ind w:left="0" w:right="0" w:firstLine="0" w:leftChars="0" w:rightChars="0" w:firstLineChars="0"/>
+              <w:ind w:left="0" w:leftChars="0" w:right="0" w:rightChars="0" w:firstLine="0" w:firstLineChars="0"/>
               <w:jc w:val="center"/>
               <w:textAlignment w:val="baseline"/>
             </w:pPr>
@@ -1668,7 +1690,7 @@
           </w:tcPr>
           <w:p>
             <w:pPr>
-              <w:pStyle w:val="TableText"/>
+              <w:pStyle w:val="27"/>
               <w:keepNext w:val="0"/>
               <w:keepLines w:val="0"/>
               <w:pageBreakBefore w:val="0"/>
@@ -1681,7 +1703,7 @@
               <w:bidi w:val="0"/>
               <w:adjustRightInd w:val="0"/>
               <w:snapToGrid w:val="0"/>
-              <w:ind w:left="0" w:right="0" w:firstLine="0" w:leftChars="0" w:rightChars="0" w:firstLineChars="0"/>
+              <w:ind w:left="0" w:leftChars="0" w:right="0" w:rightChars="0" w:firstLine="0" w:firstLineChars="0"/>
               <w:jc w:val="center"/>
               <w:textAlignment w:val="baseline"/>
             </w:pPr>
@@ -1693,7 +1715,7 @@
           </w:tcPr>
           <w:p>
             <w:pPr>
-              <w:pStyle w:val="TableText"/>
+              <w:pStyle w:val="27"/>
               <w:keepNext w:val="0"/>
               <w:keepLines w:val="0"/>
               <w:pageBreakBefore w:val="0"/>
@@ -1706,7 +1728,7 @@
               <w:bidi w:val="0"/>
               <w:adjustRightInd w:val="0"/>
               <w:snapToGrid w:val="0"/>
-              <w:ind w:left="0" w:right="0" w:firstLine="0" w:leftChars="0" w:rightChars="0" w:firstLineChars="0"/>
+              <w:ind w:left="0" w:leftChars="0" w:right="0" w:rightChars="0" w:firstLine="0" w:firstLineChars="0"/>
               <w:jc w:val="center"/>
               <w:textAlignment w:val="baseline"/>
             </w:pPr>
@@ -1718,7 +1740,7 @@
           </w:tcPr>
           <w:p>
             <w:pPr>
-              <w:pStyle w:val="TableText"/>
+              <w:pStyle w:val="27"/>
               <w:keepNext w:val="0"/>
               <w:keepLines w:val="0"/>
               <w:pageBreakBefore w:val="0"/>
@@ -1731,7 +1753,7 @@
               <w:bidi w:val="0"/>
               <w:adjustRightInd w:val="0"/>
               <w:snapToGrid w:val="0"/>
-              <w:ind w:left="0" w:right="0" w:firstLine="0" w:leftChars="0" w:rightChars="0" w:firstLineChars="0"/>
+              <w:ind w:left="0" w:leftChars="0" w:right="0" w:rightChars="0" w:firstLine="0" w:firstLineChars="0"/>
               <w:jc w:val="center"/>
               <w:textAlignment w:val="baseline"/>
             </w:pPr>
@@ -1743,7 +1765,7 @@
           </w:tcPr>
           <w:p>
             <w:pPr>
-              <w:pStyle w:val="TableText"/>
+              <w:pStyle w:val="27"/>
               <w:keepNext w:val="0"/>
               <w:keepLines w:val="0"/>
               <w:pageBreakBefore w:val="0"/>
@@ -1756,7 +1778,7 @@
               <w:bidi w:val="0"/>
               <w:adjustRightInd w:val="0"/>
               <w:snapToGrid w:val="0"/>
-              <w:ind w:left="0" w:right="0" w:firstLine="0" w:leftChars="0" w:rightChars="0" w:firstLineChars="0"/>
+              <w:ind w:left="0" w:leftChars="0" w:right="0" w:rightChars="0" w:firstLine="0" w:firstLineChars="0"/>
               <w:jc w:val="center"/>
               <w:textAlignment w:val="baseline"/>
             </w:pPr>
@@ -1768,7 +1790,7 @@
           </w:tcPr>
           <w:p>
             <w:pPr>
-              <w:pStyle w:val="TableText"/>
+              <w:pStyle w:val="27"/>
               <w:keepNext w:val="0"/>
               <w:keepLines w:val="0"/>
               <w:pageBreakBefore w:val="0"/>
@@ -1781,7 +1803,7 @@
               <w:bidi w:val="0"/>
               <w:adjustRightInd w:val="0"/>
               <w:snapToGrid w:val="0"/>
-              <w:ind w:left="0" w:right="0" w:firstLine="0" w:leftChars="0" w:rightChars="0" w:firstLineChars="0"/>
+              <w:ind w:left="0" w:leftChars="0" w:right="0" w:rightChars="0" w:firstLine="0" w:firstLineChars="0"/>
               <w:jc w:val="center"/>
               <w:textAlignment w:val="baseline"/>
             </w:pPr>
@@ -1790,9 +1812,14 @@
       </w:tr>
       <w:tr>
         <w:tblPrEx>
-          <w:tblW w:w="8214" w:type="dxa"/>
-          <w:jc w:val="center"/>
-          <w:tblLayout w:type="fixed"/>
+          <w:tblBorders>
+            <w:top w:val="single" w:color="000000" w:sz="2" w:space="0"/>
+            <w:left w:val="single" w:color="000000" w:sz="2" w:space="0"/>
+            <w:bottom w:val="single" w:color="000000" w:sz="2" w:space="0"/>
+            <w:right w:val="single" w:color="000000" w:sz="2" w:space="0"/>
+            <w:insideH w:val="single" w:color="000000" w:sz="2" w:space="0"/>
+            <w:insideV w:val="single" w:color="000000" w:sz="2" w:space="0"/>
+          </w:tblBorders>
           <w:tblCellMar>
             <w:top w:w="0" w:type="dxa"/>
             <w:left w:w="0" w:type="dxa"/>
@@ -1801,7 +1828,7 @@
           </w:tblCellMar>
         </w:tblPrEx>
         <w:trPr>
-          <w:trHeight w:val="557"/>
+          <w:trHeight w:val="557" w:hRule="atLeast"/>
           <w:jc w:val="center"/>
         </w:trPr>
         <w:tc>
@@ -1810,7 +1837,7 @@
           </w:tcPr>
           <w:p>
             <w:pPr>
-              <w:pStyle w:val="TableText"/>
+              <w:pStyle w:val="27"/>
               <w:keepNext w:val="0"/>
               <w:keepLines w:val="0"/>
               <w:pageBreakBefore w:val="0"/>
@@ -1823,7 +1850,7 @@
               <w:bidi w:val="0"/>
               <w:adjustRightInd w:val="0"/>
               <w:snapToGrid w:val="0"/>
-              <w:ind w:left="0" w:right="0" w:firstLine="0" w:leftChars="0" w:rightChars="0" w:firstLineChars="0"/>
+              <w:ind w:left="0" w:leftChars="0" w:right="0" w:rightChars="0" w:firstLine="0" w:firstLineChars="0"/>
               <w:jc w:val="center"/>
               <w:textAlignment w:val="baseline"/>
             </w:pPr>
@@ -1835,7 +1862,7 @@
           </w:tcPr>
           <w:p>
             <w:pPr>
-              <w:pStyle w:val="TableText"/>
+              <w:pStyle w:val="27"/>
               <w:keepNext w:val="0"/>
               <w:keepLines w:val="0"/>
               <w:pageBreakBefore w:val="0"/>
@@ -1848,7 +1875,7 @@
               <w:bidi w:val="0"/>
               <w:adjustRightInd w:val="0"/>
               <w:snapToGrid w:val="0"/>
-              <w:ind w:left="0" w:right="0" w:firstLine="0" w:leftChars="0" w:rightChars="0" w:firstLineChars="0"/>
+              <w:ind w:left="0" w:leftChars="0" w:right="0" w:rightChars="0" w:firstLine="0" w:firstLineChars="0"/>
               <w:jc w:val="center"/>
               <w:textAlignment w:val="baseline"/>
             </w:pPr>
@@ -1860,7 +1887,7 @@
           </w:tcPr>
           <w:p>
             <w:pPr>
-              <w:pStyle w:val="TableText"/>
+              <w:pStyle w:val="27"/>
               <w:keepNext w:val="0"/>
               <w:keepLines w:val="0"/>
               <w:pageBreakBefore w:val="0"/>
@@ -1873,7 +1900,7 @@
               <w:bidi w:val="0"/>
               <w:adjustRightInd w:val="0"/>
               <w:snapToGrid w:val="0"/>
-              <w:ind w:left="0" w:right="0" w:firstLine="0" w:leftChars="0" w:rightChars="0" w:firstLineChars="0"/>
+              <w:ind w:left="0" w:leftChars="0" w:right="0" w:rightChars="0" w:firstLine="0" w:firstLineChars="0"/>
               <w:jc w:val="center"/>
               <w:textAlignment w:val="baseline"/>
             </w:pPr>
@@ -1885,7 +1912,7 @@
           </w:tcPr>
           <w:p>
             <w:pPr>
-              <w:pStyle w:val="TableText"/>
+              <w:pStyle w:val="27"/>
               <w:keepNext w:val="0"/>
               <w:keepLines w:val="0"/>
               <w:pageBreakBefore w:val="0"/>
@@ -1898,7 +1925,7 @@
               <w:bidi w:val="0"/>
               <w:adjustRightInd w:val="0"/>
               <w:snapToGrid w:val="0"/>
-              <w:ind w:left="0" w:right="0" w:firstLine="0" w:leftChars="0" w:rightChars="0" w:firstLineChars="0"/>
+              <w:ind w:left="0" w:leftChars="0" w:right="0" w:rightChars="0" w:firstLine="0" w:firstLineChars="0"/>
               <w:jc w:val="center"/>
               <w:textAlignment w:val="baseline"/>
             </w:pPr>
@@ -1910,7 +1937,7 @@
           </w:tcPr>
           <w:p>
             <w:pPr>
-              <w:pStyle w:val="TableText"/>
+              <w:pStyle w:val="27"/>
               <w:keepNext w:val="0"/>
               <w:keepLines w:val="0"/>
               <w:pageBreakBefore w:val="0"/>
@@ -1923,7 +1950,7 @@
               <w:bidi w:val="0"/>
               <w:adjustRightInd w:val="0"/>
               <w:snapToGrid w:val="0"/>
-              <w:ind w:left="0" w:right="0" w:firstLine="0" w:leftChars="0" w:rightChars="0" w:firstLineChars="0"/>
+              <w:ind w:left="0" w:leftChars="0" w:right="0" w:rightChars="0" w:firstLine="0" w:firstLineChars="0"/>
               <w:jc w:val="center"/>
               <w:textAlignment w:val="baseline"/>
             </w:pPr>
@@ -1935,7 +1962,7 @@
           </w:tcPr>
           <w:p>
             <w:pPr>
-              <w:pStyle w:val="TableText"/>
+              <w:pStyle w:val="27"/>
               <w:keepNext w:val="0"/>
               <w:keepLines w:val="0"/>
               <w:pageBreakBefore w:val="0"/>
@@ -1948,7 +1975,7 @@
               <w:bidi w:val="0"/>
               <w:adjustRightInd w:val="0"/>
               <w:snapToGrid w:val="0"/>
-              <w:ind w:left="0" w:right="0" w:firstLine="0" w:leftChars="0" w:rightChars="0" w:firstLineChars="0"/>
+              <w:ind w:left="0" w:leftChars="0" w:right="0" w:rightChars="0" w:firstLine="0" w:firstLineChars="0"/>
               <w:jc w:val="center"/>
               <w:textAlignment w:val="baseline"/>
             </w:pPr>
@@ -1980,7 +2007,7 @@
     <w:sdt>
       <w:sdtPr>
         <w:rPr>
-          <w:rFonts w:ascii="宋体" w:eastAsia="宋体" w:hAnsi="宋体" w:cs="Arial"/>
+          <w:rFonts w:ascii="宋体" w:hAnsi="宋体" w:eastAsia="宋体" w:cs="Arial"/>
           <w:snapToGrid w:val="0"/>
           <w:color w:val="000000"/>
           <w:kern w:val="0"/>
@@ -1996,7 +2023,7 @@
       </w:sdtPr>
       <w:sdtEndPr>
         <w:rPr>
-          <w:rFonts w:ascii="宋体" w:eastAsia="宋体" w:hAnsi="宋体" w:cs="宋体" w:hint="eastAsia"/>
+          <w:rFonts w:hint="eastAsia" w:ascii="宋体" w:hAnsi="宋体" w:eastAsia="宋体" w:cs="宋体"/>
           <w:snapToGrid w:val="0"/>
           <w:color w:val="000000"/>
           <w:kern w:val="0"/>
@@ -2022,18 +2049,18 @@
             <w:adjustRightInd w:val="0"/>
             <w:snapToGrid w:val="0"/>
             <w:spacing w:before="0" w:beforeLines="0" w:after="0" w:afterLines="0" w:line="240" w:lineRule="auto"/>
-            <w:ind w:left="0" w:right="0" w:firstLine="0" w:leftChars="0" w:rightChars="0" w:firstLineChars="0"/>
+            <w:ind w:left="0" w:leftChars="0" w:right="0" w:rightChars="0" w:firstLine="0" w:firstLineChars="0"/>
             <w:jc w:val="center"/>
             <w:textAlignment w:val="baseline"/>
             <w:rPr>
-              <w:rFonts w:ascii="宋体" w:eastAsia="宋体" w:hAnsi="宋体" w:cs="宋体" w:hint="eastAsia"/>
+              <w:rFonts w:hint="eastAsia" w:ascii="宋体" w:hAnsi="宋体" w:eastAsia="宋体" w:cs="宋体"/>
               <w:sz w:val="24"/>
               <w:szCs w:val="24"/>
             </w:rPr>
           </w:pPr>
           <w:r>
             <w:rPr>
-              <w:rFonts w:ascii="宋体" w:eastAsia="宋体" w:hAnsi="宋体" w:cs="宋体" w:hint="eastAsia"/>
+              <w:rFonts w:hint="eastAsia" w:ascii="宋体" w:hAnsi="宋体" w:eastAsia="宋体" w:cs="宋体"/>
               <w:sz w:val="24"/>
               <w:szCs w:val="24"/>
             </w:rPr>
@@ -2042,16 +2069,16 @@
         </w:p>
         <w:p>
           <w:pPr>
-            <w:pStyle w:val="TOC1"/>
+            <w:pStyle w:val="16"/>
             <w:tabs>
               <w:tab w:val="right" w:leader="dot" w:pos="8306"/>
             </w:tabs>
           </w:pPr>
-          <w:bookmarkStart w:id="2" w:name="_GoBack"/>
-          <w:bookmarkEnd w:id="2"/>
-          <w:r>
-            <w:rPr>
-              <w:rFonts w:ascii="宋体" w:eastAsia="宋体" w:hAnsi="宋体" w:cs="宋体" w:hint="eastAsia"/>
+          <w:bookmarkStart w:id="29" w:name="_GoBack"/>
+          <w:bookmarkEnd w:id="29"/>
+          <w:r>
+            <w:rPr>
+              <w:rFonts w:hint="eastAsia" w:ascii="宋体" w:hAnsi="宋体" w:eastAsia="宋体" w:cs="宋体"/>
               <w:sz w:val="24"/>
               <w:szCs w:val="24"/>
             </w:rPr>
@@ -2059,7 +2086,7 @@
           </w:r>
           <w:r>
             <w:rPr>
-              <w:rFonts w:ascii="宋体" w:eastAsia="宋体" w:hAnsi="宋体" w:cs="宋体" w:hint="eastAsia"/>
+              <w:rFonts w:hint="eastAsia" w:ascii="宋体" w:hAnsi="宋体" w:eastAsia="宋体" w:cs="宋体"/>
               <w:sz w:val="24"/>
               <w:szCs w:val="24"/>
             </w:rPr>
@@ -2067,7 +2094,7 @@
           </w:r>
           <w:r>
             <w:rPr>
-              <w:rFonts w:ascii="宋体" w:eastAsia="宋体" w:hAnsi="宋体" w:cs="宋体" w:hint="eastAsia"/>
+              <w:rFonts w:hint="eastAsia" w:ascii="宋体" w:hAnsi="宋体" w:eastAsia="宋体" w:cs="宋体"/>
               <w:sz w:val="24"/>
               <w:szCs w:val="24"/>
             </w:rPr>
@@ -2075,21 +2102,21 @@
           </w:r>
           <w:r>
             <w:rPr>
-              <w:rFonts w:ascii="宋体" w:eastAsia="宋体" w:hAnsi="宋体" w:cs="宋体" w:hint="eastAsia"/>
+              <w:rFonts w:hint="eastAsia" w:ascii="宋体" w:hAnsi="宋体" w:eastAsia="宋体" w:cs="宋体"/>
               <w:szCs w:val="24"/>
             </w:rPr>
             <w:fldChar w:fldCharType="begin"/>
           </w:r>
           <w:r>
             <w:rPr>
-              <w:rFonts w:ascii="宋体" w:eastAsia="宋体" w:hAnsi="宋体" w:cs="宋体" w:hint="eastAsia"/>
-              <w:szCs w:val="24"/>
-            </w:rPr>
-            <w:instrText xml:space="preserve"> HYPERLINK \l _Toc6212 </w:instrText>
-          </w:r>
-          <w:r>
-            <w:rPr>
-              <w:rFonts w:ascii="宋体" w:eastAsia="宋体" w:hAnsi="宋体" w:cs="宋体" w:hint="eastAsia"/>
+              <w:rFonts w:hint="eastAsia" w:ascii="宋体" w:hAnsi="宋体" w:eastAsia="宋体" w:cs="宋体"/>
+              <w:szCs w:val="24"/>
+            </w:rPr>
+            <w:instrText xml:space="preserve"> HYPERLINK \l _Toc22363 </w:instrText>
+          </w:r>
+          <w:r>
+            <w:rPr>
+              <w:rFonts w:hint="eastAsia" w:ascii="宋体" w:hAnsi="宋体" w:eastAsia="宋体" w:cs="宋体"/>
               <w:szCs w:val="24"/>
             </w:rPr>
             <w:fldChar w:fldCharType="separate"/>
@@ -2108,7 +2135,7 @@
             <w:fldChar w:fldCharType="begin"/>
           </w:r>
           <w:r>
-            <w:instrText xml:space="preserve"> PAGEREF _Toc6212 \h </w:instrText>
+            <w:instrText xml:space="preserve"> PAGEREF _Toc22363 \h </w:instrText>
           </w:r>
           <w:r>
             <w:fldChar w:fldCharType="separate"/>
@@ -2121,7 +2148,7 @@
           </w:r>
           <w:r>
             <w:rPr>
-              <w:rFonts w:ascii="宋体" w:eastAsia="宋体" w:hAnsi="宋体" w:cs="宋体" w:hint="eastAsia"/>
+              <w:rFonts w:hint="eastAsia" w:ascii="宋体" w:hAnsi="宋体" w:eastAsia="宋体" w:cs="宋体"/>
               <w:szCs w:val="24"/>
             </w:rPr>
             <w:fldChar w:fldCharType="end"/>
@@ -2129,28 +2156,28 @@
         </w:p>
         <w:p>
           <w:pPr>
-            <w:pStyle w:val="TOC1"/>
+            <w:pStyle w:val="16"/>
             <w:tabs>
               <w:tab w:val="right" w:leader="dot" w:pos="8306"/>
             </w:tabs>
           </w:pPr>
           <w:r>
             <w:rPr>
-              <w:rFonts w:ascii="宋体" w:eastAsia="宋体" w:hAnsi="宋体" w:cs="宋体" w:hint="eastAsia"/>
+              <w:rFonts w:hint="eastAsia" w:ascii="宋体" w:hAnsi="宋体" w:eastAsia="宋体" w:cs="宋体"/>
               <w:szCs w:val="24"/>
             </w:rPr>
             <w:fldChar w:fldCharType="begin"/>
           </w:r>
           <w:r>
             <w:rPr>
-              <w:rFonts w:ascii="宋体" w:eastAsia="宋体" w:hAnsi="宋体" w:cs="宋体" w:hint="eastAsia"/>
-              <w:szCs w:val="24"/>
-            </w:rPr>
-            <w:instrText xml:space="preserve"> HYPERLINK \l _Toc7227 </w:instrText>
-          </w:r>
-          <w:r>
-            <w:rPr>
-              <w:rFonts w:ascii="宋体" w:eastAsia="宋体" w:hAnsi="宋体" w:cs="宋体" w:hint="eastAsia"/>
+              <w:rFonts w:hint="eastAsia" w:ascii="宋体" w:hAnsi="宋体" w:eastAsia="宋体" w:cs="宋体"/>
+              <w:szCs w:val="24"/>
+            </w:rPr>
+            <w:instrText xml:space="preserve"> HYPERLINK \l _Toc15601 </w:instrText>
+          </w:r>
+          <w:r>
+            <w:rPr>
+              <w:rFonts w:hint="eastAsia" w:ascii="宋体" w:hAnsi="宋体" w:eastAsia="宋体" w:cs="宋体"/>
               <w:szCs w:val="24"/>
             </w:rPr>
             <w:fldChar w:fldCharType="separate"/>
@@ -2169,7 +2196,7 @@
             <w:fldChar w:fldCharType="begin"/>
           </w:r>
           <w:r>
-            <w:instrText xml:space="preserve"> PAGEREF _Toc7227 \h </w:instrText>
+            <w:instrText xml:space="preserve"> PAGEREF _Toc15601 \h </w:instrText>
           </w:r>
           <w:r>
             <w:fldChar w:fldCharType="separate"/>
@@ -2182,7 +2209,7 @@
           </w:r>
           <w:r>
             <w:rPr>
-              <w:rFonts w:ascii="宋体" w:eastAsia="宋体" w:hAnsi="宋体" w:cs="宋体" w:hint="eastAsia"/>
+              <w:rFonts w:hint="eastAsia" w:ascii="宋体" w:hAnsi="宋体" w:eastAsia="宋体" w:cs="宋体"/>
               <w:szCs w:val="24"/>
             </w:rPr>
             <w:fldChar w:fldCharType="end"/>
@@ -2190,28 +2217,28 @@
         </w:p>
         <w:p>
           <w:pPr>
-            <w:pStyle w:val="TOC1"/>
+            <w:pStyle w:val="16"/>
             <w:tabs>
               <w:tab w:val="right" w:leader="dot" w:pos="8306"/>
             </w:tabs>
           </w:pPr>
           <w:r>
             <w:rPr>
-              <w:rFonts w:ascii="宋体" w:eastAsia="宋体" w:hAnsi="宋体" w:cs="宋体" w:hint="eastAsia"/>
+              <w:rFonts w:hint="eastAsia" w:ascii="宋体" w:hAnsi="宋体" w:eastAsia="宋体" w:cs="宋体"/>
               <w:szCs w:val="24"/>
             </w:rPr>
             <w:fldChar w:fldCharType="begin"/>
           </w:r>
           <w:r>
             <w:rPr>
-              <w:rFonts w:ascii="宋体" w:eastAsia="宋体" w:hAnsi="宋体" w:cs="宋体" w:hint="eastAsia"/>
-              <w:szCs w:val="24"/>
-            </w:rPr>
-            <w:instrText xml:space="preserve"> HYPERLINK \l _Toc1681 </w:instrText>
-          </w:r>
-          <w:r>
-            <w:rPr>
-              <w:rFonts w:ascii="宋体" w:eastAsia="宋体" w:hAnsi="宋体" w:cs="宋体" w:hint="eastAsia"/>
+              <w:rFonts w:hint="eastAsia" w:ascii="宋体" w:hAnsi="宋体" w:eastAsia="宋体" w:cs="宋体"/>
+              <w:szCs w:val="24"/>
+            </w:rPr>
+            <w:instrText xml:space="preserve"> HYPERLINK \l _Toc11936 </w:instrText>
+          </w:r>
+          <w:r>
+            <w:rPr>
+              <w:rFonts w:hint="eastAsia" w:ascii="宋体" w:hAnsi="宋体" w:eastAsia="宋体" w:cs="宋体"/>
               <w:szCs w:val="24"/>
             </w:rPr>
             <w:fldChar w:fldCharType="separate"/>
@@ -2230,7 +2257,7 @@
             <w:fldChar w:fldCharType="begin"/>
           </w:r>
           <w:r>
-            <w:instrText xml:space="preserve"> PAGEREF _Toc1681 \h </w:instrText>
+            <w:instrText xml:space="preserve"> PAGEREF _Toc11936 \h </w:instrText>
           </w:r>
           <w:r>
             <w:fldChar w:fldCharType="separate"/>
@@ -2243,7 +2270,7 @@
           </w:r>
           <w:r>
             <w:rPr>
-              <w:rFonts w:ascii="宋体" w:eastAsia="宋体" w:hAnsi="宋体" w:cs="宋体" w:hint="eastAsia"/>
+              <w:rFonts w:hint="eastAsia" w:ascii="宋体" w:hAnsi="宋体" w:eastAsia="宋体" w:cs="宋体"/>
               <w:szCs w:val="24"/>
             </w:rPr>
             <w:fldChar w:fldCharType="end"/>
@@ -2251,28 +2278,28 @@
         </w:p>
         <w:p>
           <w:pPr>
-            <w:pStyle w:val="TOC2"/>
+            <w:pStyle w:val="17"/>
             <w:tabs>
               <w:tab w:val="right" w:leader="dot" w:pos="8306"/>
             </w:tabs>
           </w:pPr>
           <w:r>
             <w:rPr>
-              <w:rFonts w:ascii="宋体" w:eastAsia="宋体" w:hAnsi="宋体" w:cs="宋体" w:hint="eastAsia"/>
+              <w:rFonts w:hint="eastAsia" w:ascii="宋体" w:hAnsi="宋体" w:eastAsia="宋体" w:cs="宋体"/>
               <w:szCs w:val="24"/>
             </w:rPr>
             <w:fldChar w:fldCharType="begin"/>
           </w:r>
           <w:r>
             <w:rPr>
-              <w:rFonts w:ascii="宋体" w:eastAsia="宋体" w:hAnsi="宋体" w:cs="宋体" w:hint="eastAsia"/>
-              <w:szCs w:val="24"/>
-            </w:rPr>
-            <w:instrText xml:space="preserve"> HYPERLINK \l _Toc25040 </w:instrText>
-          </w:r>
-          <w:r>
-            <w:rPr>
-              <w:rFonts w:ascii="宋体" w:eastAsia="宋体" w:hAnsi="宋体" w:cs="宋体" w:hint="eastAsia"/>
+              <w:rFonts w:hint="eastAsia" w:ascii="宋体" w:hAnsi="宋体" w:eastAsia="宋体" w:cs="宋体"/>
+              <w:szCs w:val="24"/>
+            </w:rPr>
+            <w:instrText xml:space="preserve"> HYPERLINK \l _Toc24242 </w:instrText>
+          </w:r>
+          <w:r>
+            <w:rPr>
+              <w:rFonts w:hint="eastAsia" w:ascii="宋体" w:hAnsi="宋体" w:eastAsia="宋体" w:cs="宋体"/>
               <w:szCs w:val="24"/>
             </w:rPr>
             <w:fldChar w:fldCharType="separate"/>
@@ -2291,7 +2318,7 @@
             <w:fldChar w:fldCharType="begin"/>
           </w:r>
           <w:r>
-            <w:instrText xml:space="preserve"> PAGEREF _Toc25040 \h </w:instrText>
+            <w:instrText xml:space="preserve"> PAGEREF _Toc24242 \h </w:instrText>
           </w:r>
           <w:r>
             <w:fldChar w:fldCharType="separate"/>
@@ -2304,7 +2331,7 @@
           </w:r>
           <w:r>
             <w:rPr>
-              <w:rFonts w:ascii="宋体" w:eastAsia="宋体" w:hAnsi="宋体" w:cs="宋体" w:hint="eastAsia"/>
+              <w:rFonts w:hint="eastAsia" w:ascii="宋体" w:hAnsi="宋体" w:eastAsia="宋体" w:cs="宋体"/>
               <w:szCs w:val="24"/>
             </w:rPr>
             <w:fldChar w:fldCharType="end"/>
@@ -2312,28 +2339,28 @@
         </w:p>
         <w:p>
           <w:pPr>
-            <w:pStyle w:val="TOC2"/>
+            <w:pStyle w:val="17"/>
             <w:tabs>
               <w:tab w:val="right" w:leader="dot" w:pos="8306"/>
             </w:tabs>
           </w:pPr>
           <w:r>
             <w:rPr>
-              <w:rFonts w:ascii="宋体" w:eastAsia="宋体" w:hAnsi="宋体" w:cs="宋体" w:hint="eastAsia"/>
+              <w:rFonts w:hint="eastAsia" w:ascii="宋体" w:hAnsi="宋体" w:eastAsia="宋体" w:cs="宋体"/>
               <w:szCs w:val="24"/>
             </w:rPr>
             <w:fldChar w:fldCharType="begin"/>
           </w:r>
           <w:r>
             <w:rPr>
-              <w:rFonts w:ascii="宋体" w:eastAsia="宋体" w:hAnsi="宋体" w:cs="宋体" w:hint="eastAsia"/>
-              <w:szCs w:val="24"/>
-            </w:rPr>
-            <w:instrText xml:space="preserve"> HYPERLINK \l _Toc19072 </w:instrText>
-          </w:r>
-          <w:r>
-            <w:rPr>
-              <w:rFonts w:ascii="宋体" w:eastAsia="宋体" w:hAnsi="宋体" w:cs="宋体" w:hint="eastAsia"/>
+              <w:rFonts w:hint="eastAsia" w:ascii="宋体" w:hAnsi="宋体" w:eastAsia="宋体" w:cs="宋体"/>
+              <w:szCs w:val="24"/>
+            </w:rPr>
+            <w:instrText xml:space="preserve"> HYPERLINK \l _Toc14799 </w:instrText>
+          </w:r>
+          <w:r>
+            <w:rPr>
+              <w:rFonts w:hint="eastAsia" w:ascii="宋体" w:hAnsi="宋体" w:eastAsia="宋体" w:cs="宋体"/>
               <w:szCs w:val="24"/>
             </w:rPr>
             <w:fldChar w:fldCharType="separate"/>
@@ -2352,7 +2379,7 @@
             <w:fldChar w:fldCharType="begin"/>
           </w:r>
           <w:r>
-            <w:instrText xml:space="preserve"> PAGEREF _Toc19072 \h </w:instrText>
+            <w:instrText xml:space="preserve"> PAGEREF _Toc14799 \h </w:instrText>
           </w:r>
           <w:r>
             <w:fldChar w:fldCharType="separate"/>
@@ -2365,7 +2392,7 @@
           </w:r>
           <w:r>
             <w:rPr>
-              <w:rFonts w:ascii="宋体" w:eastAsia="宋体" w:hAnsi="宋体" w:cs="宋体" w:hint="eastAsia"/>
+              <w:rFonts w:hint="eastAsia" w:ascii="宋体" w:hAnsi="宋体" w:eastAsia="宋体" w:cs="宋体"/>
               <w:szCs w:val="24"/>
             </w:rPr>
             <w:fldChar w:fldCharType="end"/>
@@ -2373,28 +2400,28 @@
         </w:p>
         <w:p>
           <w:pPr>
-            <w:pStyle w:val="TOC2"/>
+            <w:pStyle w:val="17"/>
             <w:tabs>
               <w:tab w:val="right" w:leader="dot" w:pos="8306"/>
             </w:tabs>
           </w:pPr>
           <w:r>
             <w:rPr>
-              <w:rFonts w:ascii="宋体" w:eastAsia="宋体" w:hAnsi="宋体" w:cs="宋体" w:hint="eastAsia"/>
+              <w:rFonts w:hint="eastAsia" w:ascii="宋体" w:hAnsi="宋体" w:eastAsia="宋体" w:cs="宋体"/>
               <w:szCs w:val="24"/>
             </w:rPr>
             <w:fldChar w:fldCharType="begin"/>
           </w:r>
           <w:r>
             <w:rPr>
-              <w:rFonts w:ascii="宋体" w:eastAsia="宋体" w:hAnsi="宋体" w:cs="宋体" w:hint="eastAsia"/>
-              <w:szCs w:val="24"/>
-            </w:rPr>
-            <w:instrText xml:space="preserve"> HYPERLINK \l _Toc1431 </w:instrText>
-          </w:r>
-          <w:r>
-            <w:rPr>
-              <w:rFonts w:ascii="宋体" w:eastAsia="宋体" w:hAnsi="宋体" w:cs="宋体" w:hint="eastAsia"/>
+              <w:rFonts w:hint="eastAsia" w:ascii="宋体" w:hAnsi="宋体" w:eastAsia="宋体" w:cs="宋体"/>
+              <w:szCs w:val="24"/>
+            </w:rPr>
+            <w:instrText xml:space="preserve"> HYPERLINK \l _Toc13933 </w:instrText>
+          </w:r>
+          <w:r>
+            <w:rPr>
+              <w:rFonts w:hint="eastAsia" w:ascii="宋体" w:hAnsi="宋体" w:eastAsia="宋体" w:cs="宋体"/>
               <w:szCs w:val="24"/>
             </w:rPr>
             <w:fldChar w:fldCharType="separate"/>
@@ -2413,7 +2440,7 @@
             <w:fldChar w:fldCharType="begin"/>
           </w:r>
           <w:r>
-            <w:instrText xml:space="preserve"> PAGEREF _Toc1431 \h </w:instrText>
+            <w:instrText xml:space="preserve"> PAGEREF _Toc13933 \h </w:instrText>
           </w:r>
           <w:r>
             <w:fldChar w:fldCharType="separate"/>
@@ -2426,7 +2453,7 @@
           </w:r>
           <w:r>
             <w:rPr>
-              <w:rFonts w:ascii="宋体" w:eastAsia="宋体" w:hAnsi="宋体" w:cs="宋体" w:hint="eastAsia"/>
+              <w:rFonts w:hint="eastAsia" w:ascii="宋体" w:hAnsi="宋体" w:eastAsia="宋体" w:cs="宋体"/>
               <w:szCs w:val="24"/>
             </w:rPr>
             <w:fldChar w:fldCharType="end"/>
@@ -2434,28 +2461,28 @@
         </w:p>
         <w:p>
           <w:pPr>
-            <w:pStyle w:val="TOC1"/>
+            <w:pStyle w:val="16"/>
             <w:tabs>
               <w:tab w:val="right" w:leader="dot" w:pos="8306"/>
             </w:tabs>
           </w:pPr>
           <w:r>
             <w:rPr>
-              <w:rFonts w:ascii="宋体" w:eastAsia="宋体" w:hAnsi="宋体" w:cs="宋体" w:hint="eastAsia"/>
+              <w:rFonts w:hint="eastAsia" w:ascii="宋体" w:hAnsi="宋体" w:eastAsia="宋体" w:cs="宋体"/>
               <w:szCs w:val="24"/>
             </w:rPr>
             <w:fldChar w:fldCharType="begin"/>
           </w:r>
           <w:r>
             <w:rPr>
-              <w:rFonts w:ascii="宋体" w:eastAsia="宋体" w:hAnsi="宋体" w:cs="宋体" w:hint="eastAsia"/>
-              <w:szCs w:val="24"/>
-            </w:rPr>
-            <w:instrText xml:space="preserve"> HYPERLINK \l _Toc1939 </w:instrText>
-          </w:r>
-          <w:r>
-            <w:rPr>
-              <w:rFonts w:ascii="宋体" w:eastAsia="宋体" w:hAnsi="宋体" w:cs="宋体" w:hint="eastAsia"/>
+              <w:rFonts w:hint="eastAsia" w:ascii="宋体" w:hAnsi="宋体" w:eastAsia="宋体" w:cs="宋体"/>
+              <w:szCs w:val="24"/>
+            </w:rPr>
+            <w:instrText xml:space="preserve"> HYPERLINK \l _Toc26337 </w:instrText>
+          </w:r>
+          <w:r>
+            <w:rPr>
+              <w:rFonts w:hint="eastAsia" w:ascii="宋体" w:hAnsi="宋体" w:eastAsia="宋体" w:cs="宋体"/>
               <w:szCs w:val="24"/>
             </w:rPr>
             <w:fldChar w:fldCharType="separate"/>
@@ -2474,7 +2501,7 @@
             <w:fldChar w:fldCharType="begin"/>
           </w:r>
           <w:r>
-            <w:instrText xml:space="preserve"> PAGEREF _Toc1939 \h </w:instrText>
+            <w:instrText xml:space="preserve"> PAGEREF _Toc26337 \h </w:instrText>
           </w:r>
           <w:r>
             <w:fldChar w:fldCharType="separate"/>
@@ -2487,7 +2514,7 @@
           </w:r>
           <w:r>
             <w:rPr>
-              <w:rFonts w:ascii="宋体" w:eastAsia="宋体" w:hAnsi="宋体" w:cs="宋体" w:hint="eastAsia"/>
+              <w:rFonts w:hint="eastAsia" w:ascii="宋体" w:hAnsi="宋体" w:eastAsia="宋体" w:cs="宋体"/>
               <w:szCs w:val="24"/>
             </w:rPr>
             <w:fldChar w:fldCharType="end"/>
@@ -2495,28 +2522,28 @@
         </w:p>
         <w:p>
           <w:pPr>
-            <w:pStyle w:val="TOC2"/>
+            <w:pStyle w:val="17"/>
             <w:tabs>
               <w:tab w:val="right" w:leader="dot" w:pos="8306"/>
             </w:tabs>
           </w:pPr>
           <w:r>
             <w:rPr>
-              <w:rFonts w:ascii="宋体" w:eastAsia="宋体" w:hAnsi="宋体" w:cs="宋体" w:hint="eastAsia"/>
+              <w:rFonts w:hint="eastAsia" w:ascii="宋体" w:hAnsi="宋体" w:eastAsia="宋体" w:cs="宋体"/>
               <w:szCs w:val="24"/>
             </w:rPr>
             <w:fldChar w:fldCharType="begin"/>
           </w:r>
           <w:r>
             <w:rPr>
-              <w:rFonts w:ascii="宋体" w:eastAsia="宋体" w:hAnsi="宋体" w:cs="宋体" w:hint="eastAsia"/>
-              <w:szCs w:val="24"/>
-            </w:rPr>
-            <w:instrText xml:space="preserve"> HYPERLINK \l _Toc28619 </w:instrText>
-          </w:r>
-          <w:r>
-            <w:rPr>
-              <w:rFonts w:ascii="宋体" w:eastAsia="宋体" w:hAnsi="宋体" w:cs="宋体" w:hint="eastAsia"/>
+              <w:rFonts w:hint="eastAsia" w:ascii="宋体" w:hAnsi="宋体" w:eastAsia="宋体" w:cs="宋体"/>
+              <w:szCs w:val="24"/>
+            </w:rPr>
+            <w:instrText xml:space="preserve"> HYPERLINK \l _Toc12813 </w:instrText>
+          </w:r>
+          <w:r>
+            <w:rPr>
+              <w:rFonts w:hint="eastAsia" w:ascii="宋体" w:hAnsi="宋体" w:eastAsia="宋体" w:cs="宋体"/>
               <w:szCs w:val="24"/>
             </w:rPr>
             <w:fldChar w:fldCharType="separate"/>
@@ -2535,7 +2562,7 @@
             <w:fldChar w:fldCharType="begin"/>
           </w:r>
           <w:r>
-            <w:instrText xml:space="preserve"> PAGEREF _Toc28619 \h </w:instrText>
+            <w:instrText xml:space="preserve"> PAGEREF _Toc12813 \h </w:instrText>
           </w:r>
           <w:r>
             <w:fldChar w:fldCharType="separate"/>
@@ -2548,7 +2575,7 @@
           </w:r>
           <w:r>
             <w:rPr>
-              <w:rFonts w:ascii="宋体" w:eastAsia="宋体" w:hAnsi="宋体" w:cs="宋体" w:hint="eastAsia"/>
+              <w:rFonts w:hint="eastAsia" w:ascii="宋体" w:hAnsi="宋体" w:eastAsia="宋体" w:cs="宋体"/>
               <w:szCs w:val="24"/>
             </w:rPr>
             <w:fldChar w:fldCharType="end"/>
@@ -2556,28 +2583,28 @@
         </w:p>
         <w:p>
           <w:pPr>
-            <w:pStyle w:val="TOC2"/>
+            <w:pStyle w:val="17"/>
             <w:tabs>
               <w:tab w:val="right" w:leader="dot" w:pos="8306"/>
             </w:tabs>
           </w:pPr>
           <w:r>
             <w:rPr>
-              <w:rFonts w:ascii="宋体" w:eastAsia="宋体" w:hAnsi="宋体" w:cs="宋体" w:hint="eastAsia"/>
+              <w:rFonts w:hint="eastAsia" w:ascii="宋体" w:hAnsi="宋体" w:eastAsia="宋体" w:cs="宋体"/>
               <w:szCs w:val="24"/>
             </w:rPr>
             <w:fldChar w:fldCharType="begin"/>
           </w:r>
           <w:r>
             <w:rPr>
-              <w:rFonts w:ascii="宋体" w:eastAsia="宋体" w:hAnsi="宋体" w:cs="宋体" w:hint="eastAsia"/>
-              <w:szCs w:val="24"/>
-            </w:rPr>
-            <w:instrText xml:space="preserve"> HYPERLINK \l _Toc5326 </w:instrText>
-          </w:r>
-          <w:r>
-            <w:rPr>
-              <w:rFonts w:ascii="宋体" w:eastAsia="宋体" w:hAnsi="宋体" w:cs="宋体" w:hint="eastAsia"/>
+              <w:rFonts w:hint="eastAsia" w:ascii="宋体" w:hAnsi="宋体" w:eastAsia="宋体" w:cs="宋体"/>
+              <w:szCs w:val="24"/>
+            </w:rPr>
+            <w:instrText xml:space="preserve"> HYPERLINK \l _Toc3232 </w:instrText>
+          </w:r>
+          <w:r>
+            <w:rPr>
+              <w:rFonts w:hint="eastAsia" w:ascii="宋体" w:hAnsi="宋体" w:eastAsia="宋体" w:cs="宋体"/>
               <w:szCs w:val="24"/>
             </w:rPr>
             <w:fldChar w:fldCharType="separate"/>
@@ -2596,7 +2623,7 @@
             <w:fldChar w:fldCharType="begin"/>
           </w:r>
           <w:r>
-            <w:instrText xml:space="preserve"> PAGEREF _Toc5326 \h </w:instrText>
+            <w:instrText xml:space="preserve"> PAGEREF _Toc3232 \h </w:instrText>
           </w:r>
           <w:r>
             <w:fldChar w:fldCharType="separate"/>
@@ -2609,7 +2636,7 @@
           </w:r>
           <w:r>
             <w:rPr>
-              <w:rFonts w:ascii="宋体" w:eastAsia="宋体" w:hAnsi="宋体" w:cs="宋体" w:hint="eastAsia"/>
+              <w:rFonts w:hint="eastAsia" w:ascii="宋体" w:hAnsi="宋体" w:eastAsia="宋体" w:cs="宋体"/>
               <w:szCs w:val="24"/>
             </w:rPr>
             <w:fldChar w:fldCharType="end"/>
@@ -2617,28 +2644,28 @@
         </w:p>
         <w:p>
           <w:pPr>
-            <w:pStyle w:val="TOC2"/>
+            <w:pStyle w:val="17"/>
             <w:tabs>
               <w:tab w:val="right" w:leader="dot" w:pos="8306"/>
             </w:tabs>
           </w:pPr>
           <w:r>
             <w:rPr>
-              <w:rFonts w:ascii="宋体" w:eastAsia="宋体" w:hAnsi="宋体" w:cs="宋体" w:hint="eastAsia"/>
+              <w:rFonts w:hint="eastAsia" w:ascii="宋体" w:hAnsi="宋体" w:eastAsia="宋体" w:cs="宋体"/>
               <w:szCs w:val="24"/>
             </w:rPr>
             <w:fldChar w:fldCharType="begin"/>
           </w:r>
           <w:r>
             <w:rPr>
-              <w:rFonts w:ascii="宋体" w:eastAsia="宋体" w:hAnsi="宋体" w:cs="宋体" w:hint="eastAsia"/>
-              <w:szCs w:val="24"/>
-            </w:rPr>
-            <w:instrText xml:space="preserve"> HYPERLINK \l _Toc21554 </w:instrText>
-          </w:r>
-          <w:r>
-            <w:rPr>
-              <w:rFonts w:ascii="宋体" w:eastAsia="宋体" w:hAnsi="宋体" w:cs="宋体" w:hint="eastAsia"/>
+              <w:rFonts w:hint="eastAsia" w:ascii="宋体" w:hAnsi="宋体" w:eastAsia="宋体" w:cs="宋体"/>
+              <w:szCs w:val="24"/>
+            </w:rPr>
+            <w:instrText xml:space="preserve"> HYPERLINK \l _Toc5013 </w:instrText>
+          </w:r>
+          <w:r>
+            <w:rPr>
+              <w:rFonts w:hint="eastAsia" w:ascii="宋体" w:hAnsi="宋体" w:eastAsia="宋体" w:cs="宋体"/>
               <w:szCs w:val="24"/>
             </w:rPr>
             <w:fldChar w:fldCharType="separate"/>
@@ -2657,7 +2684,7 @@
             <w:fldChar w:fldCharType="begin"/>
           </w:r>
           <w:r>
-            <w:instrText xml:space="preserve"> PAGEREF _Toc21554 \h </w:instrText>
+            <w:instrText xml:space="preserve"> PAGEREF _Toc5013 \h </w:instrText>
           </w:r>
           <w:r>
             <w:fldChar w:fldCharType="separate"/>
@@ -2670,7 +2697,7 @@
           </w:r>
           <w:r>
             <w:rPr>
-              <w:rFonts w:ascii="宋体" w:eastAsia="宋体" w:hAnsi="宋体" w:cs="宋体" w:hint="eastAsia"/>
+              <w:rFonts w:hint="eastAsia" w:ascii="宋体" w:hAnsi="宋体" w:eastAsia="宋体" w:cs="宋体"/>
               <w:szCs w:val="24"/>
             </w:rPr>
             <w:fldChar w:fldCharType="end"/>
@@ -2678,28 +2705,28 @@
         </w:p>
         <w:p>
           <w:pPr>
-            <w:pStyle w:val="TOC2"/>
+            <w:pStyle w:val="17"/>
             <w:tabs>
               <w:tab w:val="right" w:leader="dot" w:pos="8306"/>
             </w:tabs>
           </w:pPr>
           <w:r>
             <w:rPr>
-              <w:rFonts w:ascii="宋体" w:eastAsia="宋体" w:hAnsi="宋体" w:cs="宋体" w:hint="eastAsia"/>
+              <w:rFonts w:hint="eastAsia" w:ascii="宋体" w:hAnsi="宋体" w:eastAsia="宋体" w:cs="宋体"/>
               <w:szCs w:val="24"/>
             </w:rPr>
             <w:fldChar w:fldCharType="begin"/>
           </w:r>
           <w:r>
             <w:rPr>
-              <w:rFonts w:ascii="宋体" w:eastAsia="宋体" w:hAnsi="宋体" w:cs="宋体" w:hint="eastAsia"/>
-              <w:szCs w:val="24"/>
-            </w:rPr>
-            <w:instrText xml:space="preserve"> HYPERLINK \l _Toc29802 </w:instrText>
-          </w:r>
-          <w:r>
-            <w:rPr>
-              <w:rFonts w:ascii="宋体" w:eastAsia="宋体" w:hAnsi="宋体" w:cs="宋体" w:hint="eastAsia"/>
+              <w:rFonts w:hint="eastAsia" w:ascii="宋体" w:hAnsi="宋体" w:eastAsia="宋体" w:cs="宋体"/>
+              <w:szCs w:val="24"/>
+            </w:rPr>
+            <w:instrText xml:space="preserve"> HYPERLINK \l _Toc6619 </w:instrText>
+          </w:r>
+          <w:r>
+            <w:rPr>
+              <w:rFonts w:hint="eastAsia" w:ascii="宋体" w:hAnsi="宋体" w:eastAsia="宋体" w:cs="宋体"/>
               <w:szCs w:val="24"/>
             </w:rPr>
             <w:fldChar w:fldCharType="separate"/>
@@ -2718,7 +2745,7 @@
             <w:fldChar w:fldCharType="begin"/>
           </w:r>
           <w:r>
-            <w:instrText xml:space="preserve"> PAGEREF _Toc29802 \h </w:instrText>
+            <w:instrText xml:space="preserve"> PAGEREF _Toc6619 \h </w:instrText>
           </w:r>
           <w:r>
             <w:fldChar w:fldCharType="separate"/>
@@ -2731,7 +2758,7 @@
           </w:r>
           <w:r>
             <w:rPr>
-              <w:rFonts w:ascii="宋体" w:eastAsia="宋体" w:hAnsi="宋体" w:cs="宋体" w:hint="eastAsia"/>
+              <w:rFonts w:hint="eastAsia" w:ascii="宋体" w:hAnsi="宋体" w:eastAsia="宋体" w:cs="宋体"/>
               <w:szCs w:val="24"/>
             </w:rPr>
             <w:fldChar w:fldCharType="end"/>
@@ -2739,28 +2766,28 @@
         </w:p>
         <w:p>
           <w:pPr>
-            <w:pStyle w:val="TOC1"/>
+            <w:pStyle w:val="16"/>
             <w:tabs>
               <w:tab w:val="right" w:leader="dot" w:pos="8306"/>
             </w:tabs>
           </w:pPr>
           <w:r>
             <w:rPr>
-              <w:rFonts w:ascii="宋体" w:eastAsia="宋体" w:hAnsi="宋体" w:cs="宋体" w:hint="eastAsia"/>
+              <w:rFonts w:hint="eastAsia" w:ascii="宋体" w:hAnsi="宋体" w:eastAsia="宋体" w:cs="宋体"/>
               <w:szCs w:val="24"/>
             </w:rPr>
             <w:fldChar w:fldCharType="begin"/>
           </w:r>
           <w:r>
             <w:rPr>
-              <w:rFonts w:ascii="宋体" w:eastAsia="宋体" w:hAnsi="宋体" w:cs="宋体" w:hint="eastAsia"/>
-              <w:szCs w:val="24"/>
-            </w:rPr>
-            <w:instrText xml:space="preserve"> HYPERLINK \l _Toc31622 </w:instrText>
-          </w:r>
-          <w:r>
-            <w:rPr>
-              <w:rFonts w:ascii="宋体" w:eastAsia="宋体" w:hAnsi="宋体" w:cs="宋体" w:hint="eastAsia"/>
+              <w:rFonts w:hint="eastAsia" w:ascii="宋体" w:hAnsi="宋体" w:eastAsia="宋体" w:cs="宋体"/>
+              <w:szCs w:val="24"/>
+            </w:rPr>
+            <w:instrText xml:space="preserve"> HYPERLINK \l _Toc22537 </w:instrText>
+          </w:r>
+          <w:r>
+            <w:rPr>
+              <w:rFonts w:hint="eastAsia" w:ascii="宋体" w:hAnsi="宋体" w:eastAsia="宋体" w:cs="宋体"/>
               <w:szCs w:val="24"/>
             </w:rPr>
             <w:fldChar w:fldCharType="separate"/>
@@ -2779,7 +2806,7 @@
             <w:fldChar w:fldCharType="begin"/>
           </w:r>
           <w:r>
-            <w:instrText xml:space="preserve"> PAGEREF _Toc31622 \h </w:instrText>
+            <w:instrText xml:space="preserve"> PAGEREF _Toc22537 \h </w:instrText>
           </w:r>
           <w:r>
             <w:fldChar w:fldCharType="separate"/>
@@ -2792,7 +2819,7 @@
           </w:r>
           <w:r>
             <w:rPr>
-              <w:rFonts w:ascii="宋体" w:eastAsia="宋体" w:hAnsi="宋体" w:cs="宋体" w:hint="eastAsia"/>
+              <w:rFonts w:hint="eastAsia" w:ascii="宋体" w:hAnsi="宋体" w:eastAsia="宋体" w:cs="宋体"/>
               <w:szCs w:val="24"/>
             </w:rPr>
             <w:fldChar w:fldCharType="end"/>
@@ -2800,28 +2827,28 @@
         </w:p>
         <w:p>
           <w:pPr>
-            <w:pStyle w:val="TOC2"/>
+            <w:pStyle w:val="17"/>
             <w:tabs>
               <w:tab w:val="right" w:leader="dot" w:pos="8306"/>
             </w:tabs>
           </w:pPr>
           <w:r>
             <w:rPr>
-              <w:rFonts w:ascii="宋体" w:eastAsia="宋体" w:hAnsi="宋体" w:cs="宋体" w:hint="eastAsia"/>
+              <w:rFonts w:hint="eastAsia" w:ascii="宋体" w:hAnsi="宋体" w:eastAsia="宋体" w:cs="宋体"/>
               <w:szCs w:val="24"/>
             </w:rPr>
             <w:fldChar w:fldCharType="begin"/>
           </w:r>
           <w:r>
             <w:rPr>
-              <w:rFonts w:ascii="宋体" w:eastAsia="宋体" w:hAnsi="宋体" w:cs="宋体" w:hint="eastAsia"/>
-              <w:szCs w:val="24"/>
-            </w:rPr>
-            <w:instrText xml:space="preserve"> HYPERLINK \l _Toc26135 </w:instrText>
-          </w:r>
-          <w:r>
-            <w:rPr>
-              <w:rFonts w:ascii="宋体" w:eastAsia="宋体" w:hAnsi="宋体" w:cs="宋体" w:hint="eastAsia"/>
+              <w:rFonts w:hint="eastAsia" w:ascii="宋体" w:hAnsi="宋体" w:eastAsia="宋体" w:cs="宋体"/>
+              <w:szCs w:val="24"/>
+            </w:rPr>
+            <w:instrText xml:space="preserve"> HYPERLINK \l _Toc819 </w:instrText>
+          </w:r>
+          <w:r>
+            <w:rPr>
+              <w:rFonts w:hint="eastAsia" w:ascii="宋体" w:hAnsi="宋体" w:eastAsia="宋体" w:cs="宋体"/>
               <w:szCs w:val="24"/>
             </w:rPr>
             <w:fldChar w:fldCharType="separate"/>
@@ -2840,7 +2867,7 @@
             <w:fldChar w:fldCharType="begin"/>
           </w:r>
           <w:r>
-            <w:instrText xml:space="preserve"> PAGEREF _Toc26135 \h </w:instrText>
+            <w:instrText xml:space="preserve"> PAGEREF _Toc819 \h </w:instrText>
           </w:r>
           <w:r>
             <w:fldChar w:fldCharType="separate"/>
@@ -2853,7 +2880,7 @@
           </w:r>
           <w:r>
             <w:rPr>
-              <w:rFonts w:ascii="宋体" w:eastAsia="宋体" w:hAnsi="宋体" w:cs="宋体" w:hint="eastAsia"/>
+              <w:rFonts w:hint="eastAsia" w:ascii="宋体" w:hAnsi="宋体" w:eastAsia="宋体" w:cs="宋体"/>
               <w:szCs w:val="24"/>
             </w:rPr>
             <w:fldChar w:fldCharType="end"/>
@@ -2861,28 +2888,28 @@
         </w:p>
         <w:p>
           <w:pPr>
-            <w:pStyle w:val="TOC2"/>
+            <w:pStyle w:val="17"/>
             <w:tabs>
               <w:tab w:val="right" w:leader="dot" w:pos="8306"/>
             </w:tabs>
           </w:pPr>
           <w:r>
             <w:rPr>
-              <w:rFonts w:ascii="宋体" w:eastAsia="宋体" w:hAnsi="宋体" w:cs="宋体" w:hint="eastAsia"/>
+              <w:rFonts w:hint="eastAsia" w:ascii="宋体" w:hAnsi="宋体" w:eastAsia="宋体" w:cs="宋体"/>
               <w:szCs w:val="24"/>
             </w:rPr>
             <w:fldChar w:fldCharType="begin"/>
           </w:r>
           <w:r>
             <w:rPr>
-              <w:rFonts w:ascii="宋体" w:eastAsia="宋体" w:hAnsi="宋体" w:cs="宋体" w:hint="eastAsia"/>
-              <w:szCs w:val="24"/>
-            </w:rPr>
-            <w:instrText xml:space="preserve"> HYPERLINK \l _Toc16680 </w:instrText>
-          </w:r>
-          <w:r>
-            <w:rPr>
-              <w:rFonts w:ascii="宋体" w:eastAsia="宋体" w:hAnsi="宋体" w:cs="宋体" w:hint="eastAsia"/>
+              <w:rFonts w:hint="eastAsia" w:ascii="宋体" w:hAnsi="宋体" w:eastAsia="宋体" w:cs="宋体"/>
+              <w:szCs w:val="24"/>
+            </w:rPr>
+            <w:instrText xml:space="preserve"> HYPERLINK \l _Toc1669 </w:instrText>
+          </w:r>
+          <w:r>
+            <w:rPr>
+              <w:rFonts w:hint="eastAsia" w:ascii="宋体" w:hAnsi="宋体" w:eastAsia="宋体" w:cs="宋体"/>
               <w:szCs w:val="24"/>
             </w:rPr>
             <w:fldChar w:fldCharType="separate"/>
@@ -2901,7 +2928,7 @@
             <w:fldChar w:fldCharType="begin"/>
           </w:r>
           <w:r>
-            <w:instrText xml:space="preserve"> PAGEREF _Toc16680 \h </w:instrText>
+            <w:instrText xml:space="preserve"> PAGEREF _Toc1669 \h </w:instrText>
           </w:r>
           <w:r>
             <w:fldChar w:fldCharType="separate"/>
@@ -2914,7 +2941,7 @@
           </w:r>
           <w:r>
             <w:rPr>
-              <w:rFonts w:ascii="宋体" w:eastAsia="宋体" w:hAnsi="宋体" w:cs="宋体" w:hint="eastAsia"/>
+              <w:rFonts w:hint="eastAsia" w:ascii="宋体" w:hAnsi="宋体" w:eastAsia="宋体" w:cs="宋体"/>
               <w:szCs w:val="24"/>
             </w:rPr>
             <w:fldChar w:fldCharType="end"/>
@@ -2922,28 +2949,28 @@
         </w:p>
         <w:p>
           <w:pPr>
-            <w:pStyle w:val="TOC1"/>
+            <w:pStyle w:val="16"/>
             <w:tabs>
               <w:tab w:val="right" w:leader="dot" w:pos="8306"/>
             </w:tabs>
           </w:pPr>
           <w:r>
             <w:rPr>
-              <w:rFonts w:ascii="宋体" w:eastAsia="宋体" w:hAnsi="宋体" w:cs="宋体" w:hint="eastAsia"/>
+              <w:rFonts w:hint="eastAsia" w:ascii="宋体" w:hAnsi="宋体" w:eastAsia="宋体" w:cs="宋体"/>
               <w:szCs w:val="24"/>
             </w:rPr>
             <w:fldChar w:fldCharType="begin"/>
           </w:r>
           <w:r>
             <w:rPr>
-              <w:rFonts w:ascii="宋体" w:eastAsia="宋体" w:hAnsi="宋体" w:cs="宋体" w:hint="eastAsia"/>
-              <w:szCs w:val="24"/>
-            </w:rPr>
-            <w:instrText xml:space="preserve"> HYPERLINK \l _Toc20568 </w:instrText>
-          </w:r>
-          <w:r>
-            <w:rPr>
-              <w:rFonts w:ascii="宋体" w:eastAsia="宋体" w:hAnsi="宋体" w:cs="宋体" w:hint="eastAsia"/>
+              <w:rFonts w:hint="eastAsia" w:ascii="宋体" w:hAnsi="宋体" w:eastAsia="宋体" w:cs="宋体"/>
+              <w:szCs w:val="24"/>
+            </w:rPr>
+            <w:instrText xml:space="preserve"> HYPERLINK \l _Toc3146 </w:instrText>
+          </w:r>
+          <w:r>
+            <w:rPr>
+              <w:rFonts w:hint="eastAsia" w:ascii="宋体" w:hAnsi="宋体" w:eastAsia="宋体" w:cs="宋体"/>
               <w:szCs w:val="24"/>
             </w:rPr>
             <w:fldChar w:fldCharType="separate"/>
@@ -2962,7 +2989,7 @@
             <w:fldChar w:fldCharType="begin"/>
           </w:r>
           <w:r>
-            <w:instrText xml:space="preserve"> PAGEREF _Toc20568 \h </w:instrText>
+            <w:instrText xml:space="preserve"> PAGEREF _Toc3146 \h </w:instrText>
           </w:r>
           <w:r>
             <w:fldChar w:fldCharType="separate"/>
@@ -2975,7 +3002,7 @@
           </w:r>
           <w:r>
             <w:rPr>
-              <w:rFonts w:ascii="宋体" w:eastAsia="宋体" w:hAnsi="宋体" w:cs="宋体" w:hint="eastAsia"/>
+              <w:rFonts w:hint="eastAsia" w:ascii="宋体" w:hAnsi="宋体" w:eastAsia="宋体" w:cs="宋体"/>
               <w:szCs w:val="24"/>
             </w:rPr>
             <w:fldChar w:fldCharType="end"/>
@@ -2983,28 +3010,28 @@
         </w:p>
         <w:p>
           <w:pPr>
-            <w:pStyle w:val="TOC2"/>
+            <w:pStyle w:val="17"/>
             <w:tabs>
               <w:tab w:val="right" w:leader="dot" w:pos="8306"/>
             </w:tabs>
           </w:pPr>
           <w:r>
             <w:rPr>
-              <w:rFonts w:ascii="宋体" w:eastAsia="宋体" w:hAnsi="宋体" w:cs="宋体" w:hint="eastAsia"/>
+              <w:rFonts w:hint="eastAsia" w:ascii="宋体" w:hAnsi="宋体" w:eastAsia="宋体" w:cs="宋体"/>
               <w:szCs w:val="24"/>
             </w:rPr>
             <w:fldChar w:fldCharType="begin"/>
           </w:r>
           <w:r>
             <w:rPr>
-              <w:rFonts w:ascii="宋体" w:eastAsia="宋体" w:hAnsi="宋体" w:cs="宋体" w:hint="eastAsia"/>
-              <w:szCs w:val="24"/>
-            </w:rPr>
-            <w:instrText xml:space="preserve"> HYPERLINK \l _Toc12176 </w:instrText>
-          </w:r>
-          <w:r>
-            <w:rPr>
-              <w:rFonts w:ascii="宋体" w:eastAsia="宋体" w:hAnsi="宋体" w:cs="宋体" w:hint="eastAsia"/>
+              <w:rFonts w:hint="eastAsia" w:ascii="宋体" w:hAnsi="宋体" w:eastAsia="宋体" w:cs="宋体"/>
+              <w:szCs w:val="24"/>
+            </w:rPr>
+            <w:instrText xml:space="preserve"> HYPERLINK \l _Toc12605 </w:instrText>
+          </w:r>
+          <w:r>
+            <w:rPr>
+              <w:rFonts w:hint="eastAsia" w:ascii="宋体" w:hAnsi="宋体" w:eastAsia="宋体" w:cs="宋体"/>
               <w:szCs w:val="24"/>
             </w:rPr>
             <w:fldChar w:fldCharType="separate"/>
@@ -3023,7 +3050,7 @@
             <w:fldChar w:fldCharType="begin"/>
           </w:r>
           <w:r>
-            <w:instrText xml:space="preserve"> PAGEREF _Toc12176 \h </w:instrText>
+            <w:instrText xml:space="preserve"> PAGEREF _Toc12605 \h </w:instrText>
           </w:r>
           <w:r>
             <w:fldChar w:fldCharType="separate"/>
@@ -3036,7 +3063,7 @@
           </w:r>
           <w:r>
             <w:rPr>
-              <w:rFonts w:ascii="宋体" w:eastAsia="宋体" w:hAnsi="宋体" w:cs="宋体" w:hint="eastAsia"/>
+              <w:rFonts w:hint="eastAsia" w:ascii="宋体" w:hAnsi="宋体" w:eastAsia="宋体" w:cs="宋体"/>
               <w:szCs w:val="24"/>
             </w:rPr>
             <w:fldChar w:fldCharType="end"/>
@@ -3044,28 +3071,28 @@
         </w:p>
         <w:p>
           <w:pPr>
-            <w:pStyle w:val="TOC2"/>
+            <w:pStyle w:val="17"/>
             <w:tabs>
               <w:tab w:val="right" w:leader="dot" w:pos="8306"/>
             </w:tabs>
           </w:pPr>
           <w:r>
             <w:rPr>
-              <w:rFonts w:ascii="宋体" w:eastAsia="宋体" w:hAnsi="宋体" w:cs="宋体" w:hint="eastAsia"/>
+              <w:rFonts w:hint="eastAsia" w:ascii="宋体" w:hAnsi="宋体" w:eastAsia="宋体" w:cs="宋体"/>
               <w:szCs w:val="24"/>
             </w:rPr>
             <w:fldChar w:fldCharType="begin"/>
           </w:r>
           <w:r>
             <w:rPr>
-              <w:rFonts w:ascii="宋体" w:eastAsia="宋体" w:hAnsi="宋体" w:cs="宋体" w:hint="eastAsia"/>
-              <w:szCs w:val="24"/>
-            </w:rPr>
-            <w:instrText xml:space="preserve"> HYPERLINK \l _Toc25026 </w:instrText>
-          </w:r>
-          <w:r>
-            <w:rPr>
-              <w:rFonts w:ascii="宋体" w:eastAsia="宋体" w:hAnsi="宋体" w:cs="宋体" w:hint="eastAsia"/>
+              <w:rFonts w:hint="eastAsia" w:ascii="宋体" w:hAnsi="宋体" w:eastAsia="宋体" w:cs="宋体"/>
+              <w:szCs w:val="24"/>
+            </w:rPr>
+            <w:instrText xml:space="preserve"> HYPERLINK \l _Toc12115 </w:instrText>
+          </w:r>
+          <w:r>
+            <w:rPr>
+              <w:rFonts w:hint="eastAsia" w:ascii="宋体" w:hAnsi="宋体" w:eastAsia="宋体" w:cs="宋体"/>
               <w:szCs w:val="24"/>
             </w:rPr>
             <w:fldChar w:fldCharType="separate"/>
@@ -3084,7 +3111,7 @@
             <w:fldChar w:fldCharType="begin"/>
           </w:r>
           <w:r>
-            <w:instrText xml:space="preserve"> PAGEREF _Toc25026 \h </w:instrText>
+            <w:instrText xml:space="preserve"> PAGEREF _Toc12115 \h </w:instrText>
           </w:r>
           <w:r>
             <w:fldChar w:fldCharType="separate"/>
@@ -3097,7 +3124,7 @@
           </w:r>
           <w:r>
             <w:rPr>
-              <w:rFonts w:ascii="宋体" w:eastAsia="宋体" w:hAnsi="宋体" w:cs="宋体" w:hint="eastAsia"/>
+              <w:rFonts w:hint="eastAsia" w:ascii="宋体" w:hAnsi="宋体" w:eastAsia="宋体" w:cs="宋体"/>
               <w:szCs w:val="24"/>
             </w:rPr>
             <w:fldChar w:fldCharType="end"/>
@@ -3105,28 +3132,28 @@
         </w:p>
         <w:p>
           <w:pPr>
-            <w:pStyle w:val="TOC2"/>
+            <w:pStyle w:val="17"/>
             <w:tabs>
               <w:tab w:val="right" w:leader="dot" w:pos="8306"/>
             </w:tabs>
           </w:pPr>
           <w:r>
             <w:rPr>
-              <w:rFonts w:ascii="宋体" w:eastAsia="宋体" w:hAnsi="宋体" w:cs="宋体" w:hint="eastAsia"/>
+              <w:rFonts w:hint="eastAsia" w:ascii="宋体" w:hAnsi="宋体" w:eastAsia="宋体" w:cs="宋体"/>
               <w:szCs w:val="24"/>
             </w:rPr>
             <w:fldChar w:fldCharType="begin"/>
           </w:r>
           <w:r>
             <w:rPr>
-              <w:rFonts w:ascii="宋体" w:eastAsia="宋体" w:hAnsi="宋体" w:cs="宋体" w:hint="eastAsia"/>
-              <w:szCs w:val="24"/>
-            </w:rPr>
-            <w:instrText xml:space="preserve"> HYPERLINK \l _Toc14610 </w:instrText>
-          </w:r>
-          <w:r>
-            <w:rPr>
-              <w:rFonts w:ascii="宋体" w:eastAsia="宋体" w:hAnsi="宋体" w:cs="宋体" w:hint="eastAsia"/>
+              <w:rFonts w:hint="eastAsia" w:ascii="宋体" w:hAnsi="宋体" w:eastAsia="宋体" w:cs="宋体"/>
+              <w:szCs w:val="24"/>
+            </w:rPr>
+            <w:instrText xml:space="preserve"> HYPERLINK \l _Toc32562 </w:instrText>
+          </w:r>
+          <w:r>
+            <w:rPr>
+              <w:rFonts w:hint="eastAsia" w:ascii="宋体" w:hAnsi="宋体" w:eastAsia="宋体" w:cs="宋体"/>
               <w:szCs w:val="24"/>
             </w:rPr>
             <w:fldChar w:fldCharType="separate"/>
@@ -3145,7 +3172,7 @@
             <w:fldChar w:fldCharType="begin"/>
           </w:r>
           <w:r>
-            <w:instrText xml:space="preserve"> PAGEREF _Toc14610 \h </w:instrText>
+            <w:instrText xml:space="preserve"> PAGEREF _Toc32562 \h </w:instrText>
           </w:r>
           <w:r>
             <w:fldChar w:fldCharType="separate"/>
@@ -3158,7 +3185,7 @@
           </w:r>
           <w:r>
             <w:rPr>
-              <w:rFonts w:ascii="宋体" w:eastAsia="宋体" w:hAnsi="宋体" w:cs="宋体" w:hint="eastAsia"/>
+              <w:rFonts w:hint="eastAsia" w:ascii="宋体" w:hAnsi="宋体" w:eastAsia="宋体" w:cs="宋体"/>
               <w:szCs w:val="24"/>
             </w:rPr>
             <w:fldChar w:fldCharType="end"/>
@@ -3166,28 +3193,28 @@
         </w:p>
         <w:p>
           <w:pPr>
-            <w:pStyle w:val="TOC2"/>
+            <w:pStyle w:val="17"/>
             <w:tabs>
               <w:tab w:val="right" w:leader="dot" w:pos="8306"/>
             </w:tabs>
           </w:pPr>
           <w:r>
             <w:rPr>
-              <w:rFonts w:ascii="宋体" w:eastAsia="宋体" w:hAnsi="宋体" w:cs="宋体" w:hint="eastAsia"/>
+              <w:rFonts w:hint="eastAsia" w:ascii="宋体" w:hAnsi="宋体" w:eastAsia="宋体" w:cs="宋体"/>
               <w:szCs w:val="24"/>
             </w:rPr>
             <w:fldChar w:fldCharType="begin"/>
           </w:r>
           <w:r>
             <w:rPr>
-              <w:rFonts w:ascii="宋体" w:eastAsia="宋体" w:hAnsi="宋体" w:cs="宋体" w:hint="eastAsia"/>
-              <w:szCs w:val="24"/>
-            </w:rPr>
-            <w:instrText xml:space="preserve"> HYPERLINK \l _Toc4383 </w:instrText>
-          </w:r>
-          <w:r>
-            <w:rPr>
-              <w:rFonts w:ascii="宋体" w:eastAsia="宋体" w:hAnsi="宋体" w:cs="宋体" w:hint="eastAsia"/>
+              <w:rFonts w:hint="eastAsia" w:ascii="宋体" w:hAnsi="宋体" w:eastAsia="宋体" w:cs="宋体"/>
+              <w:szCs w:val="24"/>
+            </w:rPr>
+            <w:instrText xml:space="preserve"> HYPERLINK \l _Toc15968 </w:instrText>
+          </w:r>
+          <w:r>
+            <w:rPr>
+              <w:rFonts w:hint="eastAsia" w:ascii="宋体" w:hAnsi="宋体" w:eastAsia="宋体" w:cs="宋体"/>
               <w:szCs w:val="24"/>
             </w:rPr>
             <w:fldChar w:fldCharType="separate"/>
@@ -3206,7 +3233,7 @@
             <w:fldChar w:fldCharType="begin"/>
           </w:r>
           <w:r>
-            <w:instrText xml:space="preserve"> PAGEREF _Toc4383 \h </w:instrText>
+            <w:instrText xml:space="preserve"> PAGEREF _Toc15968 \h </w:instrText>
           </w:r>
           <w:r>
             <w:fldChar w:fldCharType="separate"/>
@@ -3219,7 +3246,7 @@
           </w:r>
           <w:r>
             <w:rPr>
-              <w:rFonts w:ascii="宋体" w:eastAsia="宋体" w:hAnsi="宋体" w:cs="宋体" w:hint="eastAsia"/>
+              <w:rFonts w:hint="eastAsia" w:ascii="宋体" w:hAnsi="宋体" w:eastAsia="宋体" w:cs="宋体"/>
               <w:szCs w:val="24"/>
             </w:rPr>
             <w:fldChar w:fldCharType="end"/>
@@ -3227,28 +3254,28 @@
         </w:p>
         <w:p>
           <w:pPr>
-            <w:pStyle w:val="TOC2"/>
+            <w:pStyle w:val="17"/>
             <w:tabs>
               <w:tab w:val="right" w:leader="dot" w:pos="8306"/>
             </w:tabs>
           </w:pPr>
           <w:r>
             <w:rPr>
-              <w:rFonts w:ascii="宋体" w:eastAsia="宋体" w:hAnsi="宋体" w:cs="宋体" w:hint="eastAsia"/>
+              <w:rFonts w:hint="eastAsia" w:ascii="宋体" w:hAnsi="宋体" w:eastAsia="宋体" w:cs="宋体"/>
               <w:szCs w:val="24"/>
             </w:rPr>
             <w:fldChar w:fldCharType="begin"/>
           </w:r>
           <w:r>
             <w:rPr>
-              <w:rFonts w:ascii="宋体" w:eastAsia="宋体" w:hAnsi="宋体" w:cs="宋体" w:hint="eastAsia"/>
-              <w:szCs w:val="24"/>
-            </w:rPr>
-            <w:instrText xml:space="preserve"> HYPERLINK \l _Toc14318 </w:instrText>
-          </w:r>
-          <w:r>
-            <w:rPr>
-              <w:rFonts w:ascii="宋体" w:eastAsia="宋体" w:hAnsi="宋体" w:cs="宋体" w:hint="eastAsia"/>
+              <w:rFonts w:hint="eastAsia" w:ascii="宋体" w:hAnsi="宋体" w:eastAsia="宋体" w:cs="宋体"/>
+              <w:szCs w:val="24"/>
+            </w:rPr>
+            <w:instrText xml:space="preserve"> HYPERLINK \l _Toc3300 </w:instrText>
+          </w:r>
+          <w:r>
+            <w:rPr>
+              <w:rFonts w:hint="eastAsia" w:ascii="宋体" w:hAnsi="宋体" w:eastAsia="宋体" w:cs="宋体"/>
               <w:szCs w:val="24"/>
             </w:rPr>
             <w:fldChar w:fldCharType="separate"/>
@@ -3267,7 +3294,7 @@
             <w:fldChar w:fldCharType="begin"/>
           </w:r>
           <w:r>
-            <w:instrText xml:space="preserve"> PAGEREF _Toc14318 \h </w:instrText>
+            <w:instrText xml:space="preserve"> PAGEREF _Toc3300 \h </w:instrText>
           </w:r>
           <w:r>
             <w:fldChar w:fldCharType="separate"/>
@@ -3280,7 +3307,7 @@
           </w:r>
           <w:r>
             <w:rPr>
-              <w:rFonts w:ascii="宋体" w:eastAsia="宋体" w:hAnsi="宋体" w:cs="宋体" w:hint="eastAsia"/>
+              <w:rFonts w:hint="eastAsia" w:ascii="宋体" w:hAnsi="宋体" w:eastAsia="宋体" w:cs="宋体"/>
               <w:szCs w:val="24"/>
             </w:rPr>
             <w:fldChar w:fldCharType="end"/>
@@ -3288,28 +3315,28 @@
         </w:p>
         <w:p>
           <w:pPr>
-            <w:pStyle w:val="TOC1"/>
+            <w:pStyle w:val="16"/>
             <w:tabs>
               <w:tab w:val="right" w:leader="dot" w:pos="8306"/>
             </w:tabs>
           </w:pPr>
           <w:r>
             <w:rPr>
-              <w:rFonts w:ascii="宋体" w:eastAsia="宋体" w:hAnsi="宋体" w:cs="宋体" w:hint="eastAsia"/>
+              <w:rFonts w:hint="eastAsia" w:ascii="宋体" w:hAnsi="宋体" w:eastAsia="宋体" w:cs="宋体"/>
               <w:szCs w:val="24"/>
             </w:rPr>
             <w:fldChar w:fldCharType="begin"/>
           </w:r>
           <w:r>
             <w:rPr>
-              <w:rFonts w:ascii="宋体" w:eastAsia="宋体" w:hAnsi="宋体" w:cs="宋体" w:hint="eastAsia"/>
-              <w:szCs w:val="24"/>
-            </w:rPr>
-            <w:instrText xml:space="preserve"> HYPERLINK \l _Toc7114 </w:instrText>
-          </w:r>
-          <w:r>
-            <w:rPr>
-              <w:rFonts w:ascii="宋体" w:eastAsia="宋体" w:hAnsi="宋体" w:cs="宋体" w:hint="eastAsia"/>
+              <w:rFonts w:hint="eastAsia" w:ascii="宋体" w:hAnsi="宋体" w:eastAsia="宋体" w:cs="宋体"/>
+              <w:szCs w:val="24"/>
+            </w:rPr>
+            <w:instrText xml:space="preserve"> HYPERLINK \l _Toc29662 </w:instrText>
+          </w:r>
+          <w:r>
+            <w:rPr>
+              <w:rFonts w:hint="eastAsia" w:ascii="宋体" w:hAnsi="宋体" w:eastAsia="宋体" w:cs="宋体"/>
               <w:szCs w:val="24"/>
             </w:rPr>
             <w:fldChar w:fldCharType="separate"/>
@@ -3328,7 +3355,7 @@
             <w:fldChar w:fldCharType="begin"/>
           </w:r>
           <w:r>
-            <w:instrText xml:space="preserve"> PAGEREF _Toc7114 \h </w:instrText>
+            <w:instrText xml:space="preserve"> PAGEREF _Toc29662 \h </w:instrText>
           </w:r>
           <w:r>
             <w:fldChar w:fldCharType="separate"/>
@@ -3341,7 +3368,7 @@
           </w:r>
           <w:r>
             <w:rPr>
-              <w:rFonts w:ascii="宋体" w:eastAsia="宋体" w:hAnsi="宋体" w:cs="宋体" w:hint="eastAsia"/>
+              <w:rFonts w:hint="eastAsia" w:ascii="宋体" w:hAnsi="宋体" w:eastAsia="宋体" w:cs="宋体"/>
               <w:szCs w:val="24"/>
             </w:rPr>
             <w:fldChar w:fldCharType="end"/>
@@ -3349,28 +3376,28 @@
         </w:p>
         <w:p>
           <w:pPr>
-            <w:pStyle w:val="TOC2"/>
+            <w:pStyle w:val="17"/>
             <w:tabs>
               <w:tab w:val="right" w:leader="dot" w:pos="8306"/>
             </w:tabs>
           </w:pPr>
           <w:r>
             <w:rPr>
-              <w:rFonts w:ascii="宋体" w:eastAsia="宋体" w:hAnsi="宋体" w:cs="宋体" w:hint="eastAsia"/>
+              <w:rFonts w:hint="eastAsia" w:ascii="宋体" w:hAnsi="宋体" w:eastAsia="宋体" w:cs="宋体"/>
               <w:szCs w:val="24"/>
             </w:rPr>
             <w:fldChar w:fldCharType="begin"/>
           </w:r>
           <w:r>
             <w:rPr>
-              <w:rFonts w:ascii="宋体" w:eastAsia="宋体" w:hAnsi="宋体" w:cs="宋体" w:hint="eastAsia"/>
-              <w:szCs w:val="24"/>
-            </w:rPr>
-            <w:instrText xml:space="preserve"> HYPERLINK \l _Toc30668 </w:instrText>
-          </w:r>
-          <w:r>
-            <w:rPr>
-              <w:rFonts w:ascii="宋体" w:eastAsia="宋体" w:hAnsi="宋体" w:cs="宋体" w:hint="eastAsia"/>
+              <w:rFonts w:hint="eastAsia" w:ascii="宋体" w:hAnsi="宋体" w:eastAsia="宋体" w:cs="宋体"/>
+              <w:szCs w:val="24"/>
+            </w:rPr>
+            <w:instrText xml:space="preserve"> HYPERLINK \l _Toc9037 </w:instrText>
+          </w:r>
+          <w:r>
+            <w:rPr>
+              <w:rFonts w:hint="eastAsia" w:ascii="宋体" w:hAnsi="宋体" w:eastAsia="宋体" w:cs="宋体"/>
               <w:szCs w:val="24"/>
             </w:rPr>
             <w:fldChar w:fldCharType="separate"/>
@@ -3389,7 +3416,7 @@
             <w:fldChar w:fldCharType="begin"/>
           </w:r>
           <w:r>
-            <w:instrText xml:space="preserve"> PAGEREF _Toc30668 \h </w:instrText>
+            <w:instrText xml:space="preserve"> PAGEREF _Toc9037 \h </w:instrText>
           </w:r>
           <w:r>
             <w:fldChar w:fldCharType="separate"/>
@@ -3402,7 +3429,7 @@
           </w:r>
           <w:r>
             <w:rPr>
-              <w:rFonts w:ascii="宋体" w:eastAsia="宋体" w:hAnsi="宋体" w:cs="宋体" w:hint="eastAsia"/>
+              <w:rFonts w:hint="eastAsia" w:ascii="宋体" w:hAnsi="宋体" w:eastAsia="宋体" w:cs="宋体"/>
               <w:szCs w:val="24"/>
             </w:rPr>
             <w:fldChar w:fldCharType="end"/>
@@ -3410,28 +3437,28 @@
         </w:p>
         <w:p>
           <w:pPr>
-            <w:pStyle w:val="TOC2"/>
+            <w:pStyle w:val="17"/>
             <w:tabs>
               <w:tab w:val="right" w:leader="dot" w:pos="8306"/>
             </w:tabs>
           </w:pPr>
           <w:r>
             <w:rPr>
-              <w:rFonts w:ascii="宋体" w:eastAsia="宋体" w:hAnsi="宋体" w:cs="宋体" w:hint="eastAsia"/>
+              <w:rFonts w:hint="eastAsia" w:ascii="宋体" w:hAnsi="宋体" w:eastAsia="宋体" w:cs="宋体"/>
               <w:szCs w:val="24"/>
             </w:rPr>
             <w:fldChar w:fldCharType="begin"/>
           </w:r>
           <w:r>
             <w:rPr>
-              <w:rFonts w:ascii="宋体" w:eastAsia="宋体" w:hAnsi="宋体" w:cs="宋体" w:hint="eastAsia"/>
-              <w:szCs w:val="24"/>
-            </w:rPr>
-            <w:instrText xml:space="preserve"> HYPERLINK \l _Toc23481 </w:instrText>
-          </w:r>
-          <w:r>
-            <w:rPr>
-              <w:rFonts w:ascii="宋体" w:eastAsia="宋体" w:hAnsi="宋体" w:cs="宋体" w:hint="eastAsia"/>
+              <w:rFonts w:hint="eastAsia" w:ascii="宋体" w:hAnsi="宋体" w:eastAsia="宋体" w:cs="宋体"/>
+              <w:szCs w:val="24"/>
+            </w:rPr>
+            <w:instrText xml:space="preserve"> HYPERLINK \l _Toc5144 </w:instrText>
+          </w:r>
+          <w:r>
+            <w:rPr>
+              <w:rFonts w:hint="eastAsia" w:ascii="宋体" w:hAnsi="宋体" w:eastAsia="宋体" w:cs="宋体"/>
               <w:szCs w:val="24"/>
             </w:rPr>
             <w:fldChar w:fldCharType="separate"/>
@@ -3450,7 +3477,7 @@
             <w:fldChar w:fldCharType="begin"/>
           </w:r>
           <w:r>
-            <w:instrText xml:space="preserve"> PAGEREF _Toc23481 \h </w:instrText>
+            <w:instrText xml:space="preserve"> PAGEREF _Toc5144 \h </w:instrText>
           </w:r>
           <w:r>
             <w:fldChar w:fldCharType="separate"/>
@@ -3463,7 +3490,7 @@
           </w:r>
           <w:r>
             <w:rPr>
-              <w:rFonts w:ascii="宋体" w:eastAsia="宋体" w:hAnsi="宋体" w:cs="宋体" w:hint="eastAsia"/>
+              <w:rFonts w:hint="eastAsia" w:ascii="宋体" w:hAnsi="宋体" w:eastAsia="宋体" w:cs="宋体"/>
               <w:szCs w:val="24"/>
             </w:rPr>
             <w:fldChar w:fldCharType="end"/>
@@ -3471,28 +3498,28 @@
         </w:p>
         <w:p>
           <w:pPr>
-            <w:pStyle w:val="TOC1"/>
+            <w:pStyle w:val="16"/>
             <w:tabs>
               <w:tab w:val="right" w:leader="dot" w:pos="8306"/>
             </w:tabs>
           </w:pPr>
           <w:r>
             <w:rPr>
-              <w:rFonts w:ascii="宋体" w:eastAsia="宋体" w:hAnsi="宋体" w:cs="宋体" w:hint="eastAsia"/>
+              <w:rFonts w:hint="eastAsia" w:ascii="宋体" w:hAnsi="宋体" w:eastAsia="宋体" w:cs="宋体"/>
               <w:szCs w:val="24"/>
             </w:rPr>
             <w:fldChar w:fldCharType="begin"/>
           </w:r>
           <w:r>
             <w:rPr>
-              <w:rFonts w:ascii="宋体" w:eastAsia="宋体" w:hAnsi="宋体" w:cs="宋体" w:hint="eastAsia"/>
-              <w:szCs w:val="24"/>
-            </w:rPr>
-            <w:instrText xml:space="preserve"> HYPERLINK \l _Toc23559 </w:instrText>
-          </w:r>
-          <w:r>
-            <w:rPr>
-              <w:rFonts w:ascii="宋体" w:eastAsia="宋体" w:hAnsi="宋体" w:cs="宋体" w:hint="eastAsia"/>
+              <w:rFonts w:hint="eastAsia" w:ascii="宋体" w:hAnsi="宋体" w:eastAsia="宋体" w:cs="宋体"/>
+              <w:szCs w:val="24"/>
+            </w:rPr>
+            <w:instrText xml:space="preserve"> HYPERLINK \l _Toc32737 </w:instrText>
+          </w:r>
+          <w:r>
+            <w:rPr>
+              <w:rFonts w:hint="eastAsia" w:ascii="宋体" w:hAnsi="宋体" w:eastAsia="宋体" w:cs="宋体"/>
               <w:szCs w:val="24"/>
             </w:rPr>
             <w:fldChar w:fldCharType="separate"/>
@@ -3511,7 +3538,7 @@
             <w:fldChar w:fldCharType="begin"/>
           </w:r>
           <w:r>
-            <w:instrText xml:space="preserve"> PAGEREF _Toc23559 \h </w:instrText>
+            <w:instrText xml:space="preserve"> PAGEREF _Toc32737 \h </w:instrText>
           </w:r>
           <w:r>
             <w:fldChar w:fldCharType="separate"/>
@@ -3524,7 +3551,7 @@
           </w:r>
           <w:r>
             <w:rPr>
-              <w:rFonts w:ascii="宋体" w:eastAsia="宋体" w:hAnsi="宋体" w:cs="宋体" w:hint="eastAsia"/>
+              <w:rFonts w:hint="eastAsia" w:ascii="宋体" w:hAnsi="宋体" w:eastAsia="宋体" w:cs="宋体"/>
               <w:szCs w:val="24"/>
             </w:rPr>
             <w:fldChar w:fldCharType="end"/>
@@ -3532,28 +3559,28 @@
         </w:p>
         <w:p>
           <w:pPr>
-            <w:pStyle w:val="TOC2"/>
+            <w:pStyle w:val="17"/>
             <w:tabs>
               <w:tab w:val="right" w:leader="dot" w:pos="8306"/>
             </w:tabs>
           </w:pPr>
           <w:r>
             <w:rPr>
-              <w:rFonts w:ascii="宋体" w:eastAsia="宋体" w:hAnsi="宋体" w:cs="宋体" w:hint="eastAsia"/>
+              <w:rFonts w:hint="eastAsia" w:ascii="宋体" w:hAnsi="宋体" w:eastAsia="宋体" w:cs="宋体"/>
               <w:szCs w:val="24"/>
             </w:rPr>
             <w:fldChar w:fldCharType="begin"/>
           </w:r>
           <w:r>
             <w:rPr>
-              <w:rFonts w:ascii="宋体" w:eastAsia="宋体" w:hAnsi="宋体" w:cs="宋体" w:hint="eastAsia"/>
-              <w:szCs w:val="24"/>
-            </w:rPr>
-            <w:instrText xml:space="preserve"> HYPERLINK \l _Toc23315 </w:instrText>
-          </w:r>
-          <w:r>
-            <w:rPr>
-              <w:rFonts w:ascii="宋体" w:eastAsia="宋体" w:hAnsi="宋体" w:cs="宋体" w:hint="eastAsia"/>
+              <w:rFonts w:hint="eastAsia" w:ascii="宋体" w:hAnsi="宋体" w:eastAsia="宋体" w:cs="宋体"/>
+              <w:szCs w:val="24"/>
+            </w:rPr>
+            <w:instrText xml:space="preserve"> HYPERLINK \l _Toc4030 </w:instrText>
+          </w:r>
+          <w:r>
+            <w:rPr>
+              <w:rFonts w:hint="eastAsia" w:ascii="宋体" w:hAnsi="宋体" w:eastAsia="宋体" w:cs="宋体"/>
               <w:szCs w:val="24"/>
             </w:rPr>
             <w:fldChar w:fldCharType="separate"/>
@@ -3572,7 +3599,7 @@
             <w:fldChar w:fldCharType="begin"/>
           </w:r>
           <w:r>
-            <w:instrText xml:space="preserve"> PAGEREF _Toc23315 \h </w:instrText>
+            <w:instrText xml:space="preserve"> PAGEREF _Toc4030 \h </w:instrText>
           </w:r>
           <w:r>
             <w:fldChar w:fldCharType="separate"/>
@@ -3585,7 +3612,7 @@
           </w:r>
           <w:r>
             <w:rPr>
-              <w:rFonts w:ascii="宋体" w:eastAsia="宋体" w:hAnsi="宋体" w:cs="宋体" w:hint="eastAsia"/>
+              <w:rFonts w:hint="eastAsia" w:ascii="宋体" w:hAnsi="宋体" w:eastAsia="宋体" w:cs="宋体"/>
               <w:szCs w:val="24"/>
             </w:rPr>
             <w:fldChar w:fldCharType="end"/>
@@ -3593,28 +3620,28 @@
         </w:p>
         <w:p>
           <w:pPr>
-            <w:pStyle w:val="TOC2"/>
+            <w:pStyle w:val="17"/>
             <w:tabs>
               <w:tab w:val="right" w:leader="dot" w:pos="8306"/>
             </w:tabs>
           </w:pPr>
           <w:r>
             <w:rPr>
-              <w:rFonts w:ascii="宋体" w:eastAsia="宋体" w:hAnsi="宋体" w:cs="宋体" w:hint="eastAsia"/>
+              <w:rFonts w:hint="eastAsia" w:ascii="宋体" w:hAnsi="宋体" w:eastAsia="宋体" w:cs="宋体"/>
               <w:szCs w:val="24"/>
             </w:rPr>
             <w:fldChar w:fldCharType="begin"/>
           </w:r>
           <w:r>
             <w:rPr>
-              <w:rFonts w:ascii="宋体" w:eastAsia="宋体" w:hAnsi="宋体" w:cs="宋体" w:hint="eastAsia"/>
-              <w:szCs w:val="24"/>
-            </w:rPr>
-            <w:instrText xml:space="preserve"> HYPERLINK \l _Toc4476 </w:instrText>
-          </w:r>
-          <w:r>
-            <w:rPr>
-              <w:rFonts w:ascii="宋体" w:eastAsia="宋体" w:hAnsi="宋体" w:cs="宋体" w:hint="eastAsia"/>
+              <w:rFonts w:hint="eastAsia" w:ascii="宋体" w:hAnsi="宋体" w:eastAsia="宋体" w:cs="宋体"/>
+              <w:szCs w:val="24"/>
+            </w:rPr>
+            <w:instrText xml:space="preserve"> HYPERLINK \l _Toc32107 </w:instrText>
+          </w:r>
+          <w:r>
+            <w:rPr>
+              <w:rFonts w:hint="eastAsia" w:ascii="宋体" w:hAnsi="宋体" w:eastAsia="宋体" w:cs="宋体"/>
               <w:szCs w:val="24"/>
             </w:rPr>
             <w:fldChar w:fldCharType="separate"/>
@@ -3633,7 +3660,7 @@
             <w:fldChar w:fldCharType="begin"/>
           </w:r>
           <w:r>
-            <w:instrText xml:space="preserve"> PAGEREF _Toc4476 \h </w:instrText>
+            <w:instrText xml:space="preserve"> PAGEREF _Toc32107 \h </w:instrText>
           </w:r>
           <w:r>
             <w:fldChar w:fldCharType="separate"/>
@@ -3646,7 +3673,7 @@
           </w:r>
           <w:r>
             <w:rPr>
-              <w:rFonts w:ascii="宋体" w:eastAsia="宋体" w:hAnsi="宋体" w:cs="宋体" w:hint="eastAsia"/>
+              <w:rFonts w:hint="eastAsia" w:ascii="宋体" w:hAnsi="宋体" w:eastAsia="宋体" w:cs="宋体"/>
               <w:szCs w:val="24"/>
             </w:rPr>
             <w:fldChar w:fldCharType="end"/>
@@ -3654,28 +3681,28 @@
         </w:p>
         <w:p>
           <w:pPr>
-            <w:pStyle w:val="TOC2"/>
+            <w:pStyle w:val="17"/>
             <w:tabs>
               <w:tab w:val="right" w:leader="dot" w:pos="8306"/>
             </w:tabs>
           </w:pPr>
           <w:r>
             <w:rPr>
-              <w:rFonts w:ascii="宋体" w:eastAsia="宋体" w:hAnsi="宋体" w:cs="宋体" w:hint="eastAsia"/>
+              <w:rFonts w:hint="eastAsia" w:ascii="宋体" w:hAnsi="宋体" w:eastAsia="宋体" w:cs="宋体"/>
               <w:szCs w:val="24"/>
             </w:rPr>
             <w:fldChar w:fldCharType="begin"/>
           </w:r>
           <w:r>
             <w:rPr>
-              <w:rFonts w:ascii="宋体" w:eastAsia="宋体" w:hAnsi="宋体" w:cs="宋体" w:hint="eastAsia"/>
-              <w:szCs w:val="24"/>
-            </w:rPr>
-            <w:instrText xml:space="preserve"> HYPERLINK \l _Toc31048 </w:instrText>
-          </w:r>
-          <w:r>
-            <w:rPr>
-              <w:rFonts w:ascii="宋体" w:eastAsia="宋体" w:hAnsi="宋体" w:cs="宋体" w:hint="eastAsia"/>
+              <w:rFonts w:hint="eastAsia" w:ascii="宋体" w:hAnsi="宋体" w:eastAsia="宋体" w:cs="宋体"/>
+              <w:szCs w:val="24"/>
+            </w:rPr>
+            <w:instrText xml:space="preserve"> HYPERLINK \l _Toc22471 </w:instrText>
+          </w:r>
+          <w:r>
+            <w:rPr>
+              <w:rFonts w:hint="eastAsia" w:ascii="宋体" w:hAnsi="宋体" w:eastAsia="宋体" w:cs="宋体"/>
               <w:szCs w:val="24"/>
             </w:rPr>
             <w:fldChar w:fldCharType="separate"/>
@@ -3694,7 +3721,7 @@
             <w:fldChar w:fldCharType="begin"/>
           </w:r>
           <w:r>
-            <w:instrText xml:space="preserve"> PAGEREF _Toc31048 \h </w:instrText>
+            <w:instrText xml:space="preserve"> PAGEREF _Toc22471 \h </w:instrText>
           </w:r>
           <w:r>
             <w:fldChar w:fldCharType="separate"/>
@@ -3707,7 +3734,7 @@
           </w:r>
           <w:r>
             <w:rPr>
-              <w:rFonts w:ascii="宋体" w:eastAsia="宋体" w:hAnsi="宋体" w:cs="宋体" w:hint="eastAsia"/>
+              <w:rFonts w:hint="eastAsia" w:ascii="宋体" w:hAnsi="宋体" w:eastAsia="宋体" w:cs="宋体"/>
               <w:szCs w:val="24"/>
             </w:rPr>
             <w:fldChar w:fldCharType="end"/>
@@ -3715,28 +3742,28 @@
         </w:p>
         <w:p>
           <w:pPr>
-            <w:pStyle w:val="TOC1"/>
+            <w:pStyle w:val="16"/>
             <w:tabs>
               <w:tab w:val="right" w:leader="dot" w:pos="8306"/>
             </w:tabs>
           </w:pPr>
           <w:r>
             <w:rPr>
-              <w:rFonts w:ascii="宋体" w:eastAsia="宋体" w:hAnsi="宋体" w:cs="宋体" w:hint="eastAsia"/>
+              <w:rFonts w:hint="eastAsia" w:ascii="宋体" w:hAnsi="宋体" w:eastAsia="宋体" w:cs="宋体"/>
               <w:szCs w:val="24"/>
             </w:rPr>
             <w:fldChar w:fldCharType="begin"/>
           </w:r>
           <w:r>
             <w:rPr>
-              <w:rFonts w:ascii="宋体" w:eastAsia="宋体" w:hAnsi="宋体" w:cs="宋体" w:hint="eastAsia"/>
-              <w:szCs w:val="24"/>
-            </w:rPr>
-            <w:instrText xml:space="preserve"> HYPERLINK \l _Toc28605 </w:instrText>
-          </w:r>
-          <w:r>
-            <w:rPr>
-              <w:rFonts w:ascii="宋体" w:eastAsia="宋体" w:hAnsi="宋体" w:cs="宋体" w:hint="eastAsia"/>
+              <w:rFonts w:hint="eastAsia" w:ascii="宋体" w:hAnsi="宋体" w:eastAsia="宋体" w:cs="宋体"/>
+              <w:szCs w:val="24"/>
+            </w:rPr>
+            <w:instrText xml:space="preserve"> HYPERLINK \l _Toc11520 </w:instrText>
+          </w:r>
+          <w:r>
+            <w:rPr>
+              <w:rFonts w:hint="eastAsia" w:ascii="宋体" w:hAnsi="宋体" w:eastAsia="宋体" w:cs="宋体"/>
               <w:szCs w:val="24"/>
             </w:rPr>
             <w:fldChar w:fldCharType="separate"/>
@@ -3762,7 +3789,7 @@
             <w:fldChar w:fldCharType="begin"/>
           </w:r>
           <w:r>
-            <w:instrText xml:space="preserve"> PAGEREF _Toc28605 \h </w:instrText>
+            <w:instrText xml:space="preserve"> PAGEREF _Toc11520 \h </w:instrText>
           </w:r>
           <w:r>
             <w:fldChar w:fldCharType="separate"/>
@@ -3775,7 +3802,7 @@
           </w:r>
           <w:r>
             <w:rPr>
-              <w:rFonts w:ascii="宋体" w:eastAsia="宋体" w:hAnsi="宋体" w:cs="宋体" w:hint="eastAsia"/>
+              <w:rFonts w:hint="eastAsia" w:ascii="宋体" w:hAnsi="宋体" w:eastAsia="宋体" w:cs="宋体"/>
               <w:szCs w:val="24"/>
             </w:rPr>
             <w:fldChar w:fldCharType="end"/>
@@ -3783,28 +3810,28 @@
         </w:p>
         <w:p>
           <w:pPr>
-            <w:pStyle w:val="TOC1"/>
+            <w:pStyle w:val="16"/>
             <w:tabs>
               <w:tab w:val="right" w:leader="dot" w:pos="8306"/>
             </w:tabs>
           </w:pPr>
           <w:r>
             <w:rPr>
-              <w:rFonts w:ascii="宋体" w:eastAsia="宋体" w:hAnsi="宋体" w:cs="宋体" w:hint="eastAsia"/>
+              <w:rFonts w:hint="eastAsia" w:ascii="宋体" w:hAnsi="宋体" w:eastAsia="宋体" w:cs="宋体"/>
               <w:szCs w:val="24"/>
             </w:rPr>
             <w:fldChar w:fldCharType="begin"/>
           </w:r>
           <w:r>
             <w:rPr>
-              <w:rFonts w:ascii="宋体" w:eastAsia="宋体" w:hAnsi="宋体" w:cs="宋体" w:hint="eastAsia"/>
-              <w:szCs w:val="24"/>
-            </w:rPr>
-            <w:instrText xml:space="preserve"> HYPERLINK \l _Toc22014 </w:instrText>
-          </w:r>
-          <w:r>
-            <w:rPr>
-              <w:rFonts w:ascii="宋体" w:eastAsia="宋体" w:hAnsi="宋体" w:cs="宋体" w:hint="eastAsia"/>
+              <w:rFonts w:hint="eastAsia" w:ascii="宋体" w:hAnsi="宋体" w:eastAsia="宋体" w:cs="宋体"/>
+              <w:szCs w:val="24"/>
+            </w:rPr>
+            <w:instrText xml:space="preserve"> HYPERLINK \l _Toc21787 </w:instrText>
+          </w:r>
+          <w:r>
+            <w:rPr>
+              <w:rFonts w:hint="eastAsia" w:ascii="宋体" w:hAnsi="宋体" w:eastAsia="宋体" w:cs="宋体"/>
               <w:szCs w:val="24"/>
             </w:rPr>
             <w:fldChar w:fldCharType="separate"/>
@@ -3823,7 +3850,7 @@
             <w:fldChar w:fldCharType="begin"/>
           </w:r>
           <w:r>
-            <w:instrText xml:space="preserve"> PAGEREF _Toc22014 \h </w:instrText>
+            <w:instrText xml:space="preserve"> PAGEREF _Toc21787 \h </w:instrText>
           </w:r>
           <w:r>
             <w:fldChar w:fldCharType="separate"/>
@@ -3836,7 +3863,7 @@
           </w:r>
           <w:r>
             <w:rPr>
-              <w:rFonts w:ascii="宋体" w:eastAsia="宋体" w:hAnsi="宋体" w:cs="宋体" w:hint="eastAsia"/>
+              <w:rFonts w:hint="eastAsia" w:ascii="宋体" w:hAnsi="宋体" w:eastAsia="宋体" w:cs="宋体"/>
               <w:szCs w:val="24"/>
             </w:rPr>
             <w:fldChar w:fldCharType="end"/>
@@ -3859,7 +3886,7 @@
             <w:snapToGrid w:val="0"/>
             <w:textAlignment w:val="baseline"/>
             <w:rPr>
-              <w:rFonts w:ascii="宋体" w:eastAsia="宋体" w:hAnsi="宋体" w:cs="宋体" w:hint="eastAsia"/>
+              <w:rFonts w:hint="eastAsia" w:ascii="宋体" w:hAnsi="宋体" w:eastAsia="宋体" w:cs="宋体"/>
               <w:snapToGrid w:val="0"/>
               <w:color w:val="000000"/>
               <w:kern w:val="0"/>
@@ -3870,7 +3897,7 @@
           </w:pPr>
           <w:r>
             <w:rPr>
-              <w:rFonts w:ascii="宋体" w:eastAsia="宋体" w:hAnsi="宋体" w:cs="宋体" w:hint="eastAsia"/>
+              <w:rFonts w:hint="eastAsia" w:ascii="宋体" w:hAnsi="宋体" w:eastAsia="宋体" w:cs="宋体"/>
               <w:szCs w:val="24"/>
             </w:rPr>
             <w:fldChar w:fldCharType="end"/>
@@ -3895,7 +3922,7 @@
         <w:snapToGrid w:val="0"/>
         <w:textAlignment w:val="baseline"/>
         <w:rPr>
-          <w:rFonts w:ascii="Arial" w:eastAsia="Arial" w:hAnsi="Arial" w:cs="Arial"/>
+          <w:rFonts w:ascii="Arial" w:hAnsi="Arial" w:eastAsia="Arial" w:cs="Arial"/>
           <w:snapToGrid w:val="0"/>
           <w:color w:val="000000"/>
           <w:kern w:val="0"/>
@@ -3906,7 +3933,7 @@
       </w:pPr>
       <w:r>
         <w:rPr>
-          <w:rFonts w:ascii="Arial" w:eastAsia="Arial" w:hAnsi="Arial" w:cs="Arial"/>
+          <w:rFonts w:ascii="Arial" w:hAnsi="Arial" w:eastAsia="Arial" w:cs="Arial"/>
           <w:snapToGrid w:val="0"/>
           <w:color w:val="000000"/>
           <w:kern w:val="0"/>
@@ -3919,14 +3946,14 @@
     </w:p>
     <w:p>
       <w:pPr>
-        <w:pStyle w:val="1"/>
-        <w:bidi w:val="0"/>
-        <w:rPr>
-          <w:rFonts w:hint="default"/>
-          <w:lang w:val="en-US" w:eastAsia="zh-CN"/>
-        </w:rPr>
-      </w:pPr>
-      <w:bookmarkStart w:id="3" w:name="_Toc1681"/>
+        <w:pStyle w:val="28"/>
+        <w:bidi w:val="0"/>
+        <w:rPr>
+          <w:rFonts w:hint="default"/>
+          <w:lang w:val="en-US" w:eastAsia="zh-CN"/>
+        </w:rPr>
+      </w:pPr>
+      <w:bookmarkStart w:id="2" w:name="_Toc11936"/>
       <w:r>
         <w:rPr>
           <w:rFonts w:hint="default"/>
@@ -3934,102 +3961,102 @@
         </w:rPr>
         <w:t>总则</w:t>
       </w:r>
+      <w:bookmarkEnd w:id="2"/>
+    </w:p>
+    <w:p>
+      <w:pPr>
+        <w:pStyle w:val="30"/>
+        <w:bidi w:val="0"/>
+        <w:rPr>
+          <w:rFonts w:hint="default"/>
+          <w:lang w:val="en-US" w:eastAsia="zh-CN"/>
+        </w:rPr>
+      </w:pPr>
+      <w:bookmarkStart w:id="3" w:name="_Toc24242"/>
+      <w:r>
+        <w:rPr>
+          <w:rFonts w:hint="default"/>
+          <w:lang w:val="en-US" w:eastAsia="zh-CN"/>
+        </w:rPr>
+        <w:t>目的</w:t>
+      </w:r>
       <w:bookmarkEnd w:id="3"/>
     </w:p>
     <w:p>
       <w:pPr>
-        <w:pStyle w:val="2"/>
-        <w:bidi w:val="0"/>
-        <w:rPr>
-          <w:rFonts w:hint="default"/>
-          <w:lang w:val="en-US" w:eastAsia="zh-CN"/>
-        </w:rPr>
-      </w:pPr>
-      <w:bookmarkStart w:id="4" w:name="_Toc25040"/>
-      <w:r>
-        <w:rPr>
-          <w:rFonts w:hint="default"/>
-          <w:lang w:val="en-US" w:eastAsia="zh-CN"/>
-        </w:rPr>
-        <w:t>目的</w:t>
+        <w:pStyle w:val="29"/>
+        <w:bidi w:val="0"/>
+        <w:rPr>
+          <w:rFonts w:hint="default"/>
+          <w:lang w:val="en-US" w:eastAsia="zh-CN"/>
+        </w:rPr>
+      </w:pPr>
+      <w:r>
+        <w:rPr>
+          <w:rFonts w:hint="default"/>
+          <w:lang w:val="en-US" w:eastAsia="zh-CN"/>
+        </w:rPr>
+        <w:t>为规范公司软件运维服务的级别管理，确保服务目标与客户业务需求及成本约束相匹配，通过对服务绩效的协商、监控、评价与持续改进，保障并提升服务质量，明确供需双方职责，提升客户满意度，特制定本制度。</w:t>
+      </w:r>
+    </w:p>
+    <w:p>
+      <w:pPr>
+        <w:pStyle w:val="30"/>
+        <w:bidi w:val="0"/>
+        <w:rPr>
+          <w:rFonts w:hint="default"/>
+          <w:lang w:val="en-US" w:eastAsia="zh-CN"/>
+        </w:rPr>
+      </w:pPr>
+      <w:bookmarkStart w:id="4" w:name="_Toc14799"/>
+      <w:r>
+        <w:rPr>
+          <w:rFonts w:hint="default"/>
+          <w:lang w:val="en-US" w:eastAsia="zh-CN"/>
+        </w:rPr>
+        <w:t>适用范围</w:t>
       </w:r>
       <w:bookmarkEnd w:id="4"/>
     </w:p>
     <w:p>
       <w:pPr>
-        <w:pStyle w:val="a1"/>
-        <w:bidi w:val="0"/>
-        <w:rPr>
-          <w:rFonts w:hint="default"/>
-          <w:lang w:val="en-US" w:eastAsia="zh-CN"/>
-        </w:rPr>
-      </w:pPr>
-      <w:r>
-        <w:rPr>
-          <w:rFonts w:hint="default"/>
-          <w:lang w:val="en-US" w:eastAsia="zh-CN"/>
-        </w:rPr>
-        <w:t>为规范公司软件运维服务的级别管理，确保服务目标与客户业务需求及成本约束相匹配，通过对服务绩效的协商、监控、评价与持续改进，保障并提升服务质量，明确供需双方职责，提升客户满意度，特制定本制度。</w:t>
-      </w:r>
-    </w:p>
-    <w:p>
-      <w:pPr>
-        <w:pStyle w:val="2"/>
-        <w:bidi w:val="0"/>
-        <w:rPr>
-          <w:rFonts w:hint="default"/>
-          <w:lang w:val="en-US" w:eastAsia="zh-CN"/>
-        </w:rPr>
-      </w:pPr>
-      <w:bookmarkStart w:id="5" w:name="_Toc19072"/>
-      <w:r>
-        <w:rPr>
-          <w:rFonts w:hint="default"/>
-          <w:lang w:val="en-US" w:eastAsia="zh-CN"/>
-        </w:rPr>
-        <w:t>适用范围</w:t>
+        <w:pStyle w:val="29"/>
+        <w:bidi w:val="0"/>
+        <w:rPr>
+          <w:rFonts w:hint="default"/>
+          <w:lang w:val="en-US" w:eastAsia="zh-CN"/>
+        </w:rPr>
+      </w:pPr>
+      <w:r>
+        <w:rPr>
+          <w:rFonts w:hint="default"/>
+          <w:lang w:val="en-US" w:eastAsia="zh-CN"/>
+        </w:rPr>
+        <w:t>本制度适用于公司为客户提供的所有软件运维服务项目的服务级别管理活动，包括服务级别协议（SLA）的制定、签订、监控、评审与变更。</w:t>
+      </w:r>
+    </w:p>
+    <w:p>
+      <w:pPr>
+        <w:pStyle w:val="30"/>
+        <w:bidi w:val="0"/>
+        <w:rPr>
+          <w:rFonts w:hint="default"/>
+          <w:lang w:val="en-US" w:eastAsia="zh-CN"/>
+        </w:rPr>
+      </w:pPr>
+      <w:bookmarkStart w:id="5" w:name="_Toc13933"/>
+      <w:r>
+        <w:rPr>
+          <w:rFonts w:hint="default"/>
+          <w:lang w:val="en-US" w:eastAsia="zh-CN"/>
+        </w:rPr>
+        <w:t>术语与定义</w:t>
       </w:r>
       <w:bookmarkEnd w:id="5"/>
     </w:p>
     <w:p>
       <w:pPr>
-        <w:pStyle w:val="a1"/>
-        <w:bidi w:val="0"/>
-        <w:rPr>
-          <w:rFonts w:hint="default"/>
-          <w:lang w:val="en-US" w:eastAsia="zh-CN"/>
-        </w:rPr>
-      </w:pPr>
-      <w:r>
-        <w:rPr>
-          <w:rFonts w:hint="default"/>
-          <w:lang w:val="en-US" w:eastAsia="zh-CN"/>
-        </w:rPr>
-        <w:t>本制度适用于公司为客户提供的所有软件运维服务项目的服务级别管理活动，包括服务级别协议（SLA）的制定、签订、监控、评审与变更。</w:t>
-      </w:r>
-    </w:p>
-    <w:p>
-      <w:pPr>
-        <w:pStyle w:val="2"/>
-        <w:bidi w:val="0"/>
-        <w:rPr>
-          <w:rFonts w:hint="default"/>
-          <w:lang w:val="en-US" w:eastAsia="zh-CN"/>
-        </w:rPr>
-      </w:pPr>
-      <w:bookmarkStart w:id="6" w:name="_Toc1431"/>
-      <w:r>
-        <w:rPr>
-          <w:rFonts w:hint="default"/>
-          <w:lang w:val="en-US" w:eastAsia="zh-CN"/>
-        </w:rPr>
-        <w:t>术语与定义</w:t>
-      </w:r>
-      <w:bookmarkEnd w:id="6"/>
-    </w:p>
-    <w:p>
-      <w:pPr>
-        <w:pStyle w:val="a1"/>
+        <w:pStyle w:val="29"/>
         <w:keepNext w:val="0"/>
         <w:keepLines w:val="0"/>
         <w:pageBreakBefore w:val="0"/>
@@ -4047,7 +4074,7 @@
         <w:bidi w:val="0"/>
         <w:adjustRightInd w:val="0"/>
         <w:snapToGrid w:val="0"/>
-        <w:ind w:left="425" w:right="0" w:hanging="425" w:leftChars="0" w:rightChars="0" w:firstLineChars="0"/>
+        <w:ind w:left="425" w:leftChars="0" w:right="0" w:rightChars="0" w:hanging="425" w:firstLineChars="0"/>
         <w:jc w:val="left"/>
         <w:textAlignment w:val="baseline"/>
         <w:rPr>
@@ -4065,7 +4092,7 @@
     </w:p>
     <w:p>
       <w:pPr>
-        <w:pStyle w:val="a1"/>
+        <w:pStyle w:val="29"/>
         <w:keepNext w:val="0"/>
         <w:keepLines w:val="0"/>
         <w:pageBreakBefore w:val="0"/>
@@ -4083,7 +4110,7 @@
         <w:bidi w:val="0"/>
         <w:adjustRightInd w:val="0"/>
         <w:snapToGrid w:val="0"/>
-        <w:ind w:left="425" w:right="0" w:hanging="425" w:leftChars="0" w:rightChars="0" w:firstLineChars="0"/>
+        <w:ind w:left="425" w:leftChars="0" w:right="0" w:rightChars="0" w:hanging="425" w:firstLineChars="0"/>
         <w:jc w:val="left"/>
         <w:textAlignment w:val="baseline"/>
         <w:rPr>
@@ -4101,7 +4128,7 @@
     </w:p>
     <w:p>
       <w:pPr>
-        <w:pStyle w:val="a1"/>
+        <w:pStyle w:val="29"/>
         <w:keepNext w:val="0"/>
         <w:keepLines w:val="0"/>
         <w:pageBreakBefore w:val="0"/>
@@ -4119,7 +4146,7 @@
         <w:bidi w:val="0"/>
         <w:adjustRightInd w:val="0"/>
         <w:snapToGrid w:val="0"/>
-        <w:ind w:left="425" w:right="0" w:hanging="425" w:leftChars="0" w:rightChars="0" w:firstLineChars="0"/>
+        <w:ind w:left="425" w:leftChars="0" w:right="0" w:rightChars="0" w:hanging="425" w:firstLineChars="0"/>
         <w:jc w:val="left"/>
         <w:textAlignment w:val="baseline"/>
         <w:rPr>
@@ -4137,7 +4164,7 @@
     </w:p>
     <w:p>
       <w:pPr>
-        <w:pStyle w:val="a1"/>
+        <w:pStyle w:val="29"/>
         <w:keepNext w:val="0"/>
         <w:keepLines w:val="0"/>
         <w:pageBreakBefore w:val="0"/>
@@ -4155,7 +4182,7 @@
         <w:bidi w:val="0"/>
         <w:adjustRightInd w:val="0"/>
         <w:snapToGrid w:val="0"/>
-        <w:ind w:left="425" w:right="0" w:hanging="425" w:leftChars="0" w:rightChars="0" w:firstLineChars="0"/>
+        <w:ind w:left="425" w:leftChars="0" w:right="0" w:rightChars="0" w:hanging="425" w:firstLineChars="0"/>
         <w:jc w:val="left"/>
         <w:textAlignment w:val="baseline"/>
         <w:rPr>
@@ -4173,14 +4200,14 @@
     </w:p>
     <w:p>
       <w:pPr>
-        <w:pStyle w:val="1"/>
-        <w:bidi w:val="0"/>
-        <w:rPr>
-          <w:rFonts w:hint="default"/>
-          <w:lang w:val="en-US" w:eastAsia="zh-CN"/>
-        </w:rPr>
-      </w:pPr>
-      <w:bookmarkStart w:id="7" w:name="_Toc1939"/>
+        <w:pStyle w:val="28"/>
+        <w:bidi w:val="0"/>
+        <w:rPr>
+          <w:rFonts w:hint="default"/>
+          <w:lang w:val="en-US" w:eastAsia="zh-CN"/>
+        </w:rPr>
+      </w:pPr>
+      <w:bookmarkStart w:id="6" w:name="_Toc26337"/>
       <w:r>
         <w:rPr>
           <w:rFonts w:hint="default"/>
@@ -4188,30 +4215,30 @@
         </w:rPr>
         <w:t>职责分工</w:t>
       </w:r>
+      <w:bookmarkEnd w:id="6"/>
+    </w:p>
+    <w:p>
+      <w:pPr>
+        <w:pStyle w:val="30"/>
+        <w:bidi w:val="0"/>
+        <w:rPr>
+          <w:rFonts w:hint="default"/>
+          <w:lang w:val="en-US" w:eastAsia="zh-CN"/>
+        </w:rPr>
+      </w:pPr>
+      <w:bookmarkStart w:id="7" w:name="_Toc12813"/>
+      <w:r>
+        <w:rPr>
+          <w:rFonts w:hint="default"/>
+          <w:lang w:val="en-US" w:eastAsia="zh-CN"/>
+        </w:rPr>
+        <w:t>数智运营部</w:t>
+      </w:r>
       <w:bookmarkEnd w:id="7"/>
     </w:p>
     <w:p>
       <w:pPr>
-        <w:pStyle w:val="2"/>
-        <w:bidi w:val="0"/>
-        <w:rPr>
-          <w:rFonts w:hint="default"/>
-          <w:lang w:val="en-US" w:eastAsia="zh-CN"/>
-        </w:rPr>
-      </w:pPr>
-      <w:bookmarkStart w:id="8" w:name="_Toc28619"/>
-      <w:r>
-        <w:rPr>
-          <w:rFonts w:hint="default"/>
-          <w:lang w:val="en-US" w:eastAsia="zh-CN"/>
-        </w:rPr>
-        <w:t>数智运营部</w:t>
-      </w:r>
-      <w:bookmarkEnd w:id="8"/>
-    </w:p>
-    <w:p>
-      <w:pPr>
-        <w:pStyle w:val="a1"/>
+        <w:pStyle w:val="29"/>
         <w:keepNext w:val="0"/>
         <w:keepLines w:val="0"/>
         <w:pageBreakBefore w:val="0"/>
@@ -4229,7 +4256,7 @@
         <w:bidi w:val="0"/>
         <w:adjustRightInd w:val="0"/>
         <w:snapToGrid w:val="0"/>
-        <w:ind w:right="0" w:leftChars="0" w:rightChars="0"/>
+        <w:ind w:leftChars="0" w:right="0" w:rightChars="0"/>
         <w:jc w:val="left"/>
         <w:textAlignment w:val="baseline"/>
         <w:rPr>
@@ -4247,7 +4274,7 @@
     </w:p>
     <w:p>
       <w:pPr>
-        <w:pStyle w:val="a1"/>
+        <w:pStyle w:val="29"/>
         <w:keepNext w:val="0"/>
         <w:keepLines w:val="0"/>
         <w:pageBreakBefore w:val="0"/>
@@ -4265,7 +4292,7 @@
         <w:bidi w:val="0"/>
         <w:adjustRightInd w:val="0"/>
         <w:snapToGrid w:val="0"/>
-        <w:ind w:right="0" w:leftChars="0" w:rightChars="0"/>
+        <w:ind w:leftChars="0" w:right="0" w:rightChars="0"/>
         <w:jc w:val="left"/>
         <w:textAlignment w:val="baseline"/>
         <w:rPr>
@@ -4283,7 +4310,7 @@
     </w:p>
     <w:p>
       <w:pPr>
-        <w:pStyle w:val="a1"/>
+        <w:pStyle w:val="29"/>
         <w:keepNext w:val="0"/>
         <w:keepLines w:val="0"/>
         <w:pageBreakBefore w:val="0"/>
@@ -4301,7 +4328,7 @@
         <w:bidi w:val="0"/>
         <w:adjustRightInd w:val="0"/>
         <w:snapToGrid w:val="0"/>
-        <w:ind w:left="425" w:right="0" w:hanging="425" w:leftChars="0" w:rightChars="0" w:firstLineChars="0"/>
+        <w:ind w:left="425" w:leftChars="0" w:right="0" w:rightChars="0" w:hanging="425" w:firstLineChars="0"/>
         <w:jc w:val="left"/>
         <w:textAlignment w:val="baseline"/>
         <w:rPr>
@@ -4319,7 +4346,7 @@
     </w:p>
     <w:p>
       <w:pPr>
-        <w:pStyle w:val="a1"/>
+        <w:pStyle w:val="29"/>
         <w:keepNext w:val="0"/>
         <w:keepLines w:val="0"/>
         <w:pageBreakBefore w:val="0"/>
@@ -4337,7 +4364,7 @@
         <w:bidi w:val="0"/>
         <w:adjustRightInd w:val="0"/>
         <w:snapToGrid w:val="0"/>
-        <w:ind w:left="425" w:right="0" w:hanging="425" w:leftChars="0" w:rightChars="0" w:firstLineChars="0"/>
+        <w:ind w:left="425" w:leftChars="0" w:right="0" w:rightChars="0" w:hanging="425" w:firstLineChars="0"/>
         <w:jc w:val="left"/>
         <w:textAlignment w:val="baseline"/>
         <w:rPr>
@@ -4355,7 +4382,7 @@
     </w:p>
     <w:p>
       <w:pPr>
-        <w:pStyle w:val="a1"/>
+        <w:pStyle w:val="29"/>
         <w:keepNext w:val="0"/>
         <w:keepLines w:val="0"/>
         <w:pageBreakBefore w:val="0"/>
@@ -4373,7 +4400,7 @@
         <w:bidi w:val="0"/>
         <w:adjustRightInd w:val="0"/>
         <w:snapToGrid w:val="0"/>
-        <w:ind w:left="425" w:right="0" w:hanging="425" w:leftChars="0" w:rightChars="0" w:firstLineChars="0"/>
+        <w:ind w:left="425" w:leftChars="0" w:right="0" w:rightChars="0" w:hanging="425" w:firstLineChars="0"/>
         <w:jc w:val="left"/>
         <w:textAlignment w:val="baseline"/>
         <w:rPr>
@@ -4391,7 +4418,7 @@
     </w:p>
     <w:p>
       <w:pPr>
-        <w:pStyle w:val="a1"/>
+        <w:pStyle w:val="29"/>
         <w:keepNext w:val="0"/>
         <w:keepLines w:val="0"/>
         <w:pageBreakBefore w:val="0"/>
@@ -4409,7 +4436,7 @@
         <w:bidi w:val="0"/>
         <w:adjustRightInd w:val="0"/>
         <w:snapToGrid w:val="0"/>
-        <w:ind w:left="425" w:right="0" w:hanging="425" w:leftChars="0" w:rightChars="0" w:firstLineChars="0"/>
+        <w:ind w:left="425" w:leftChars="0" w:right="0" w:rightChars="0" w:hanging="425" w:firstLineChars="0"/>
         <w:jc w:val="left"/>
         <w:textAlignment w:val="baseline"/>
         <w:rPr>
@@ -4427,14 +4454,14 @@
     </w:p>
     <w:p>
       <w:pPr>
-        <w:pStyle w:val="2"/>
-        <w:bidi w:val="0"/>
-        <w:rPr>
-          <w:rFonts w:hint="default"/>
-          <w:lang w:val="en-US" w:eastAsia="zh-CN"/>
-        </w:rPr>
-      </w:pPr>
-      <w:bookmarkStart w:id="9" w:name="_Toc5326"/>
+        <w:pStyle w:val="30"/>
+        <w:bidi w:val="0"/>
+        <w:rPr>
+          <w:rFonts w:hint="default"/>
+          <w:lang w:val="en-US" w:eastAsia="zh-CN"/>
+        </w:rPr>
+      </w:pPr>
+      <w:bookmarkStart w:id="8" w:name="_Toc3232"/>
       <w:r>
         <w:rPr>
           <w:rFonts w:hint="default"/>
@@ -4442,11 +4469,11 @@
         </w:rPr>
         <w:t>运维项目经理</w:t>
       </w:r>
-      <w:bookmarkEnd w:id="9"/>
-    </w:p>
-    <w:p>
-      <w:pPr>
-        <w:pStyle w:val="a1"/>
+      <w:bookmarkEnd w:id="8"/>
+    </w:p>
+    <w:p>
+      <w:pPr>
+        <w:pStyle w:val="29"/>
         <w:keepNext w:val="0"/>
         <w:keepLines w:val="0"/>
         <w:pageBreakBefore w:val="0"/>
@@ -4464,7 +4491,7 @@
         <w:bidi w:val="0"/>
         <w:adjustRightInd w:val="0"/>
         <w:snapToGrid w:val="0"/>
-        <w:ind w:right="0" w:leftChars="0" w:rightChars="0"/>
+        <w:ind w:leftChars="0" w:right="0" w:rightChars="0"/>
         <w:jc w:val="left"/>
         <w:textAlignment w:val="baseline"/>
         <w:rPr>
@@ -4482,7 +4509,7 @@
     </w:p>
     <w:p>
       <w:pPr>
-        <w:pStyle w:val="a1"/>
+        <w:pStyle w:val="29"/>
         <w:keepNext w:val="0"/>
         <w:keepLines w:val="0"/>
         <w:pageBreakBefore w:val="0"/>
@@ -4500,7 +4527,7 @@
         <w:bidi w:val="0"/>
         <w:adjustRightInd w:val="0"/>
         <w:snapToGrid w:val="0"/>
-        <w:ind w:left="425" w:right="0" w:hanging="425" w:leftChars="0" w:rightChars="0" w:firstLineChars="0"/>
+        <w:ind w:left="425" w:leftChars="0" w:right="0" w:rightChars="0" w:hanging="425" w:firstLineChars="0"/>
         <w:jc w:val="left"/>
         <w:textAlignment w:val="baseline"/>
         <w:rPr>
@@ -4518,7 +4545,7 @@
     </w:p>
     <w:p>
       <w:pPr>
-        <w:pStyle w:val="a1"/>
+        <w:pStyle w:val="29"/>
         <w:keepNext w:val="0"/>
         <w:keepLines w:val="0"/>
         <w:pageBreakBefore w:val="0"/>
@@ -4536,7 +4563,7 @@
         <w:bidi w:val="0"/>
         <w:adjustRightInd w:val="0"/>
         <w:snapToGrid w:val="0"/>
-        <w:ind w:left="425" w:right="0" w:hanging="425" w:leftChars="0" w:rightChars="0" w:firstLineChars="0"/>
+        <w:ind w:left="425" w:leftChars="0" w:right="0" w:rightChars="0" w:hanging="425" w:firstLineChars="0"/>
         <w:jc w:val="left"/>
         <w:textAlignment w:val="baseline"/>
         <w:rPr>
@@ -4554,7 +4581,7 @@
     </w:p>
     <w:p>
       <w:pPr>
-        <w:pStyle w:val="a1"/>
+        <w:pStyle w:val="29"/>
         <w:keepNext w:val="0"/>
         <w:keepLines w:val="0"/>
         <w:pageBreakBefore w:val="0"/>
@@ -4572,7 +4599,7 @@
         <w:bidi w:val="0"/>
         <w:adjustRightInd w:val="0"/>
         <w:snapToGrid w:val="0"/>
-        <w:ind w:left="425" w:right="0" w:hanging="425" w:leftChars="0" w:rightChars="0" w:firstLineChars="0"/>
+        <w:ind w:left="425" w:leftChars="0" w:right="0" w:rightChars="0" w:hanging="425" w:firstLineChars="0"/>
         <w:jc w:val="left"/>
         <w:textAlignment w:val="baseline"/>
         <w:rPr>
@@ -4590,7 +4617,7 @@
     </w:p>
     <w:p>
       <w:pPr>
-        <w:pStyle w:val="a1"/>
+        <w:pStyle w:val="29"/>
         <w:keepNext w:val="0"/>
         <w:keepLines w:val="0"/>
         <w:pageBreakBefore w:val="0"/>
@@ -4608,7 +4635,7 @@
         <w:bidi w:val="0"/>
         <w:adjustRightInd w:val="0"/>
         <w:snapToGrid w:val="0"/>
-        <w:ind w:left="425" w:right="0" w:hanging="425" w:leftChars="0" w:rightChars="0" w:firstLineChars="0"/>
+        <w:ind w:left="425" w:leftChars="0" w:right="0" w:rightChars="0" w:hanging="425" w:firstLineChars="0"/>
         <w:jc w:val="left"/>
         <w:textAlignment w:val="baseline"/>
         <w:rPr>
@@ -4626,14 +4653,14 @@
     </w:p>
     <w:p>
       <w:pPr>
-        <w:pStyle w:val="2"/>
-        <w:bidi w:val="0"/>
-        <w:rPr>
-          <w:rFonts w:hint="default"/>
-          <w:lang w:val="en-US" w:eastAsia="zh-CN"/>
-        </w:rPr>
-      </w:pPr>
-      <w:bookmarkStart w:id="10" w:name="_Toc21554"/>
+        <w:pStyle w:val="30"/>
+        <w:bidi w:val="0"/>
+        <w:rPr>
+          <w:rFonts w:hint="default"/>
+          <w:lang w:val="en-US" w:eastAsia="zh-CN"/>
+        </w:rPr>
+      </w:pPr>
+      <w:bookmarkStart w:id="9" w:name="_Toc5013"/>
       <w:r>
         <w:rPr>
           <w:rFonts w:hint="default"/>
@@ -4641,11 +4668,11 @@
         </w:rPr>
         <w:t>质量管理部</w:t>
       </w:r>
-      <w:bookmarkEnd w:id="10"/>
-    </w:p>
-    <w:p>
-      <w:pPr>
-        <w:pStyle w:val="a1"/>
+      <w:bookmarkEnd w:id="9"/>
+    </w:p>
+    <w:p>
+      <w:pPr>
+        <w:pStyle w:val="29"/>
         <w:keepNext w:val="0"/>
         <w:keepLines w:val="0"/>
         <w:pageBreakBefore w:val="0"/>
@@ -4663,7 +4690,7 @@
         <w:bidi w:val="0"/>
         <w:adjustRightInd w:val="0"/>
         <w:snapToGrid w:val="0"/>
-        <w:ind w:right="0" w:leftChars="0" w:rightChars="0"/>
+        <w:ind w:leftChars="0" w:right="0" w:rightChars="0"/>
         <w:jc w:val="left"/>
         <w:textAlignment w:val="baseline"/>
         <w:rPr>
@@ -4681,7 +4708,7 @@
     </w:p>
     <w:p>
       <w:pPr>
-        <w:pStyle w:val="a1"/>
+        <w:pStyle w:val="29"/>
         <w:keepNext w:val="0"/>
         <w:keepLines w:val="0"/>
         <w:pageBreakBefore w:val="0"/>
@@ -4699,7 +4726,7 @@
         <w:bidi w:val="0"/>
         <w:adjustRightInd w:val="0"/>
         <w:snapToGrid w:val="0"/>
-        <w:ind w:right="0" w:leftChars="0" w:rightChars="0"/>
+        <w:ind w:leftChars="0" w:right="0" w:rightChars="0"/>
         <w:jc w:val="left"/>
         <w:textAlignment w:val="baseline"/>
         <w:rPr>
@@ -4717,7 +4744,7 @@
     </w:p>
     <w:p>
       <w:pPr>
-        <w:pStyle w:val="a1"/>
+        <w:pStyle w:val="29"/>
         <w:keepNext w:val="0"/>
         <w:keepLines w:val="0"/>
         <w:pageBreakBefore w:val="0"/>
@@ -4735,7 +4762,7 @@
         <w:bidi w:val="0"/>
         <w:adjustRightInd w:val="0"/>
         <w:snapToGrid w:val="0"/>
-        <w:ind w:right="0" w:leftChars="0" w:rightChars="0"/>
+        <w:ind w:leftChars="0" w:right="0" w:rightChars="0"/>
         <w:jc w:val="left"/>
         <w:textAlignment w:val="baseline"/>
         <w:rPr>
@@ -4753,14 +4780,14 @@
     </w:p>
     <w:p>
       <w:pPr>
-        <w:pStyle w:val="2"/>
-        <w:bidi w:val="0"/>
-        <w:rPr>
-          <w:rFonts w:hint="default"/>
-          <w:lang w:val="en-US" w:eastAsia="zh-CN"/>
-        </w:rPr>
-      </w:pPr>
-      <w:bookmarkStart w:id="11" w:name="_Toc29802"/>
+        <w:pStyle w:val="30"/>
+        <w:bidi w:val="0"/>
+        <w:rPr>
+          <w:rFonts w:hint="default"/>
+          <w:lang w:val="en-US" w:eastAsia="zh-CN"/>
+        </w:rPr>
+      </w:pPr>
+      <w:bookmarkStart w:id="10" w:name="_Toc6619"/>
       <w:r>
         <w:rPr>
           <w:rFonts w:hint="default"/>
@@ -4768,11 +4795,11 @@
         </w:rPr>
         <w:t>研究总院</w:t>
       </w:r>
-      <w:bookmarkEnd w:id="11"/>
-    </w:p>
-    <w:p>
-      <w:pPr>
-        <w:pStyle w:val="a1"/>
+      <w:bookmarkEnd w:id="10"/>
+    </w:p>
+    <w:p>
+      <w:pPr>
+        <w:pStyle w:val="29"/>
         <w:keepNext w:val="0"/>
         <w:keepLines w:val="0"/>
         <w:pageBreakBefore w:val="0"/>
@@ -4790,7 +4817,7 @@
         <w:bidi w:val="0"/>
         <w:adjustRightInd w:val="0"/>
         <w:snapToGrid w:val="0"/>
-        <w:ind w:right="0" w:leftChars="0" w:rightChars="0"/>
+        <w:ind w:leftChars="0" w:right="0" w:rightChars="0"/>
         <w:jc w:val="left"/>
         <w:textAlignment w:val="baseline"/>
         <w:rPr>
@@ -4808,7 +4835,7 @@
     </w:p>
     <w:p>
       <w:pPr>
-        <w:pStyle w:val="a1"/>
+        <w:pStyle w:val="29"/>
         <w:keepNext w:val="0"/>
         <w:keepLines w:val="0"/>
         <w:pageBreakBefore w:val="0"/>
@@ -4826,7 +4853,7 @@
         <w:bidi w:val="0"/>
         <w:adjustRightInd w:val="0"/>
         <w:snapToGrid w:val="0"/>
-        <w:ind w:right="0" w:leftChars="0" w:rightChars="0"/>
+        <w:ind w:leftChars="0" w:right="0" w:rightChars="0"/>
         <w:jc w:val="left"/>
         <w:textAlignment w:val="baseline"/>
         <w:rPr>
@@ -4844,14 +4871,14 @@
     </w:p>
     <w:p>
       <w:pPr>
-        <w:pStyle w:val="1"/>
-        <w:bidi w:val="0"/>
-        <w:rPr>
-          <w:rFonts w:hint="default"/>
-          <w:lang w:val="en-US" w:eastAsia="zh-CN"/>
-        </w:rPr>
-      </w:pPr>
-      <w:bookmarkStart w:id="12" w:name="_Toc31622"/>
+        <w:pStyle w:val="28"/>
+        <w:bidi w:val="0"/>
+        <w:rPr>
+          <w:rFonts w:hint="default"/>
+          <w:lang w:val="en-US" w:eastAsia="zh-CN"/>
+        </w:rPr>
+      </w:pPr>
+      <w:bookmarkStart w:id="11" w:name="_Toc22537"/>
       <w:r>
         <w:rPr>
           <w:rFonts w:hint="default"/>
@@ -4859,30 +4886,30 @@
         </w:rPr>
         <w:t>管理流程概述</w:t>
       </w:r>
+      <w:bookmarkEnd w:id="11"/>
+    </w:p>
+    <w:p>
+      <w:pPr>
+        <w:pStyle w:val="30"/>
+        <w:bidi w:val="0"/>
+        <w:rPr>
+          <w:rFonts w:hint="default"/>
+          <w:lang w:val="en-US" w:eastAsia="zh-CN"/>
+        </w:rPr>
+      </w:pPr>
+      <w:bookmarkStart w:id="12" w:name="_Toc819"/>
+      <w:r>
+        <w:rPr>
+          <w:rFonts w:hint="default"/>
+          <w:lang w:val="en-US" w:eastAsia="zh-CN"/>
+        </w:rPr>
+        <w:t>流程原则</w:t>
+      </w:r>
       <w:bookmarkEnd w:id="12"/>
     </w:p>
     <w:p>
       <w:pPr>
-        <w:pStyle w:val="2"/>
-        <w:bidi w:val="0"/>
-        <w:rPr>
-          <w:rFonts w:hint="default"/>
-          <w:lang w:val="en-US" w:eastAsia="zh-CN"/>
-        </w:rPr>
-      </w:pPr>
-      <w:bookmarkStart w:id="13" w:name="_Toc26135"/>
-      <w:r>
-        <w:rPr>
-          <w:rFonts w:hint="default"/>
-          <w:lang w:val="en-US" w:eastAsia="zh-CN"/>
-        </w:rPr>
-        <w:t>流程原则</w:t>
-      </w:r>
-      <w:bookmarkEnd w:id="13"/>
-    </w:p>
-    <w:p>
-      <w:pPr>
-        <w:pStyle w:val="a1"/>
+        <w:pStyle w:val="29"/>
         <w:keepNext w:val="0"/>
         <w:keepLines w:val="0"/>
         <w:pageBreakBefore w:val="0"/>
@@ -4900,7 +4927,7 @@
         <w:bidi w:val="0"/>
         <w:adjustRightInd w:val="0"/>
         <w:snapToGrid w:val="0"/>
-        <w:ind w:right="0" w:leftChars="0" w:rightChars="0"/>
+        <w:ind w:leftChars="0" w:right="0" w:rightChars="0"/>
         <w:jc w:val="left"/>
         <w:textAlignment w:val="baseline"/>
         <w:rPr>
@@ -4918,14 +4945,14 @@
     </w:p>
     <w:p>
       <w:pPr>
-        <w:pStyle w:val="2"/>
-        <w:bidi w:val="0"/>
-        <w:rPr>
-          <w:rFonts w:hint="default"/>
-          <w:lang w:val="en-US" w:eastAsia="zh-CN"/>
-        </w:rPr>
-      </w:pPr>
-      <w:bookmarkStart w:id="14" w:name="_Toc16680"/>
+        <w:pStyle w:val="30"/>
+        <w:bidi w:val="0"/>
+        <w:rPr>
+          <w:rFonts w:hint="default"/>
+          <w:lang w:val="en-US" w:eastAsia="zh-CN"/>
+        </w:rPr>
+      </w:pPr>
+      <w:bookmarkStart w:id="13" w:name="_Toc1669"/>
       <w:r>
         <w:rPr>
           <w:rFonts w:hint="default"/>
@@ -4933,11 +4960,11 @@
         </w:rPr>
         <w:t>流程输入与输出</w:t>
       </w:r>
-      <w:bookmarkEnd w:id="14"/>
-    </w:p>
-    <w:p>
-      <w:pPr>
-        <w:pStyle w:val="a1"/>
+      <w:bookmarkEnd w:id="13"/>
+    </w:p>
+    <w:p>
+      <w:pPr>
+        <w:pStyle w:val="29"/>
         <w:keepNext w:val="0"/>
         <w:keepLines w:val="0"/>
         <w:pageBreakBefore w:val="0"/>
@@ -4955,7 +4982,7 @@
         <w:bidi w:val="0"/>
         <w:adjustRightInd w:val="0"/>
         <w:snapToGrid w:val="0"/>
-        <w:ind w:right="0" w:leftChars="0" w:rightChars="0"/>
+        <w:ind w:leftChars="0" w:right="0" w:rightChars="0"/>
         <w:jc w:val="left"/>
         <w:textAlignment w:val="baseline"/>
         <w:rPr>
@@ -4973,7 +5000,7 @@
     </w:p>
     <w:p>
       <w:pPr>
-        <w:pStyle w:val="a1"/>
+        <w:pStyle w:val="29"/>
         <w:keepNext w:val="0"/>
         <w:keepLines w:val="0"/>
         <w:pageBreakBefore w:val="0"/>
@@ -4991,7 +5018,7 @@
         <w:bidi w:val="0"/>
         <w:adjustRightInd w:val="0"/>
         <w:snapToGrid w:val="0"/>
-        <w:ind w:right="0" w:leftChars="0" w:rightChars="0"/>
+        <w:ind w:leftChars="0" w:right="0" w:rightChars="0"/>
         <w:jc w:val="left"/>
         <w:textAlignment w:val="baseline"/>
         <w:rPr>
@@ -5009,14 +5036,14 @@
     </w:p>
     <w:p>
       <w:pPr>
-        <w:pStyle w:val="1"/>
-        <w:bidi w:val="0"/>
-        <w:rPr>
-          <w:rFonts w:hint="default"/>
-          <w:lang w:val="en-US" w:eastAsia="zh-CN"/>
-        </w:rPr>
-      </w:pPr>
-      <w:bookmarkStart w:id="15" w:name="_Toc20568"/>
+        <w:pStyle w:val="28"/>
+        <w:bidi w:val="0"/>
+        <w:rPr>
+          <w:rFonts w:hint="default"/>
+          <w:lang w:val="en-US" w:eastAsia="zh-CN"/>
+        </w:rPr>
+      </w:pPr>
+      <w:bookmarkStart w:id="14" w:name="_Toc3146"/>
       <w:r>
         <w:rPr>
           <w:rFonts w:hint="default"/>
@@ -5024,83 +5051,83 @@
         </w:rPr>
         <w:t>活动说明</w:t>
       </w:r>
+      <w:bookmarkEnd w:id="14"/>
+    </w:p>
+    <w:p>
+      <w:pPr>
+        <w:pStyle w:val="30"/>
+        <w:bidi w:val="0"/>
+        <w:rPr>
+          <w:rFonts w:hint="default"/>
+          <w:lang w:val="en-US" w:eastAsia="zh-CN"/>
+        </w:rPr>
+      </w:pPr>
+      <w:bookmarkStart w:id="15" w:name="_Toc12605"/>
+      <w:r>
+        <w:rPr>
+          <w:rFonts w:hint="default"/>
+          <w:lang w:val="en-US" w:eastAsia="zh-CN"/>
+        </w:rPr>
+        <w:t>识别与确认客户需求</w:t>
+      </w:r>
       <w:bookmarkEnd w:id="15"/>
     </w:p>
     <w:p>
       <w:pPr>
-        <w:pStyle w:val="2"/>
-        <w:bidi w:val="0"/>
-        <w:rPr>
-          <w:rFonts w:hint="default"/>
-          <w:lang w:val="en-US" w:eastAsia="zh-CN"/>
-        </w:rPr>
-      </w:pPr>
-      <w:bookmarkStart w:id="16" w:name="_Toc12176"/>
-      <w:r>
-        <w:rPr>
-          <w:rFonts w:hint="default"/>
-          <w:lang w:val="en-US" w:eastAsia="zh-CN"/>
-        </w:rPr>
-        <w:t>识别与确认客户需求</w:t>
+        <w:pStyle w:val="29"/>
+        <w:bidi w:val="0"/>
+        <w:rPr>
+          <w:rFonts w:hint="default"/>
+          <w:lang w:val="en-US" w:eastAsia="zh-CN"/>
+        </w:rPr>
+      </w:pPr>
+      <w:r>
+        <w:rPr>
+          <w:rFonts w:hint="default"/>
+          <w:lang w:val="en-US" w:eastAsia="zh-CN"/>
+        </w:rPr>
+        <w:t>运维项目经理通过会议、访谈、问卷等方式，主动收集并分析客户的业务目标、运维需求、期望及约束条件。</w:t>
+      </w:r>
+    </w:p>
+    <w:p>
+      <w:pPr>
+        <w:pStyle w:val="29"/>
+        <w:bidi w:val="0"/>
+        <w:rPr>
+          <w:rFonts w:hint="default"/>
+          <w:lang w:val="en-US" w:eastAsia="zh-CN"/>
+        </w:rPr>
+      </w:pPr>
+      <w:r>
+        <w:rPr>
+          <w:rFonts w:hint="default"/>
+          <w:lang w:val="en-US" w:eastAsia="zh-CN"/>
+        </w:rPr>
+        <w:t>形成《客户服务需求说明书》或会议纪要，作为定义服务级别的基础。</w:t>
+      </w:r>
+    </w:p>
+    <w:p>
+      <w:pPr>
+        <w:pStyle w:val="30"/>
+        <w:bidi w:val="0"/>
+        <w:rPr>
+          <w:rFonts w:hint="default"/>
+          <w:lang w:val="en-US" w:eastAsia="zh-CN"/>
+        </w:rPr>
+      </w:pPr>
+      <w:bookmarkStart w:id="16" w:name="_Toc12115"/>
+      <w:r>
+        <w:rPr>
+          <w:rFonts w:hint="default"/>
+          <w:lang w:val="en-US" w:eastAsia="zh-CN"/>
+        </w:rPr>
+        <w:t>定义与协商服务级别</w:t>
       </w:r>
       <w:bookmarkEnd w:id="16"/>
     </w:p>
     <w:p>
       <w:pPr>
-        <w:pStyle w:val="a1"/>
-        <w:bidi w:val="0"/>
-        <w:rPr>
-          <w:rFonts w:hint="default"/>
-          <w:lang w:val="en-US" w:eastAsia="zh-CN"/>
-        </w:rPr>
-      </w:pPr>
-      <w:r>
-        <w:rPr>
-          <w:rFonts w:hint="default"/>
-          <w:lang w:val="en-US" w:eastAsia="zh-CN"/>
-        </w:rPr>
-        <w:t>运维项目经理通过会议、访谈、问卷等方式，主动收集并分析客户的业务目标、运维需求、期望及约束条件。</w:t>
-      </w:r>
-    </w:p>
-    <w:p>
-      <w:pPr>
-        <w:pStyle w:val="a1"/>
-        <w:bidi w:val="0"/>
-        <w:rPr>
-          <w:rFonts w:hint="default"/>
-          <w:lang w:val="en-US" w:eastAsia="zh-CN"/>
-        </w:rPr>
-      </w:pPr>
-      <w:r>
-        <w:rPr>
-          <w:rFonts w:hint="default"/>
-          <w:lang w:val="en-US" w:eastAsia="zh-CN"/>
-        </w:rPr>
-        <w:t>形成《客户服务需求说明书》或会议纪要，作为定义服务级别的基础。</w:t>
-      </w:r>
-    </w:p>
-    <w:p>
-      <w:pPr>
-        <w:pStyle w:val="2"/>
-        <w:bidi w:val="0"/>
-        <w:rPr>
-          <w:rFonts w:hint="default"/>
-          <w:lang w:val="en-US" w:eastAsia="zh-CN"/>
-        </w:rPr>
-      </w:pPr>
-      <w:bookmarkStart w:id="17" w:name="_Toc25026"/>
-      <w:r>
-        <w:rPr>
-          <w:rFonts w:hint="default"/>
-          <w:lang w:val="en-US" w:eastAsia="zh-CN"/>
-        </w:rPr>
-        <w:t>定义与协商服务级别</w:t>
-      </w:r>
-      <w:bookmarkEnd w:id="17"/>
-    </w:p>
-    <w:p>
-      <w:pPr>
-        <w:pStyle w:val="a1"/>
+        <w:pStyle w:val="29"/>
         <w:bidi w:val="0"/>
         <w:rPr>
           <w:rFonts w:hint="default"/>
@@ -5117,7 +5144,7 @@
     </w:p>
     <w:p>
       <w:pPr>
-        <w:pStyle w:val="a1"/>
+        <w:pStyle w:val="29"/>
         <w:bidi w:val="0"/>
         <w:rPr>
           <w:rFonts w:hint="default"/>
@@ -5134,7 +5161,7 @@
     </w:p>
     <w:p>
       <w:pPr>
-        <w:pStyle w:val="a1"/>
+        <w:pStyle w:val="29"/>
         <w:keepNext w:val="0"/>
         <w:keepLines w:val="0"/>
         <w:pageBreakBefore w:val="0"/>
@@ -5152,7 +5179,7 @@
         <w:bidi w:val="0"/>
         <w:adjustRightInd w:val="0"/>
         <w:snapToGrid w:val="0"/>
-        <w:ind w:right="0" w:leftChars="0" w:rightChars="0"/>
+        <w:ind w:leftChars="0" w:right="0" w:rightChars="0"/>
         <w:jc w:val="left"/>
         <w:textAlignment w:val="baseline"/>
         <w:rPr>
@@ -5170,14 +5197,14 @@
     </w:p>
     <w:p>
       <w:pPr>
-        <w:pStyle w:val="2"/>
-        <w:bidi w:val="0"/>
-        <w:rPr>
-          <w:rFonts w:hint="default"/>
-          <w:lang w:val="en-US" w:eastAsia="zh-CN"/>
-        </w:rPr>
-      </w:pPr>
-      <w:bookmarkStart w:id="18" w:name="_Toc14610"/>
+        <w:pStyle w:val="30"/>
+        <w:bidi w:val="0"/>
+        <w:rPr>
+          <w:rFonts w:hint="default"/>
+          <w:lang w:val="en-US" w:eastAsia="zh-CN"/>
+        </w:rPr>
+      </w:pPr>
+      <w:bookmarkStart w:id="17" w:name="_Toc32562"/>
       <w:r>
         <w:rPr>
           <w:rFonts w:hint="default"/>
@@ -5185,285 +5212,285 @@
         </w:rPr>
         <w:t>签订服务级别协议（SLA）</w:t>
       </w:r>
+      <w:bookmarkEnd w:id="17"/>
+    </w:p>
+    <w:p>
+      <w:pPr>
+        <w:pStyle w:val="29"/>
+        <w:bidi w:val="0"/>
+        <w:rPr>
+          <w:rFonts w:hint="default"/>
+          <w:lang w:val="en-US" w:eastAsia="zh-CN"/>
+        </w:rPr>
+      </w:pPr>
+      <w:r>
+        <w:rPr>
+          <w:rFonts w:hint="default"/>
+          <w:lang w:val="en-US" w:eastAsia="zh-CN"/>
+        </w:rPr>
+        <w:t>经协商一致的SLA文本，按公司合同审批流程报批。</w:t>
+      </w:r>
+    </w:p>
+    <w:p>
+      <w:pPr>
+        <w:pStyle w:val="29"/>
+        <w:bidi w:val="0"/>
+        <w:rPr>
+          <w:rFonts w:hint="default"/>
+          <w:lang w:val="en-US" w:eastAsia="zh-CN"/>
+        </w:rPr>
+      </w:pPr>
+      <w:r>
+        <w:rPr>
+          <w:rFonts w:hint="default"/>
+          <w:lang w:val="en-US" w:eastAsia="zh-CN"/>
+        </w:rPr>
+        <w:t>由法定授权代表与客户正式签署生效。</w:t>
+      </w:r>
+    </w:p>
+    <w:p>
+      <w:pPr>
+        <w:pStyle w:val="29"/>
+        <w:bidi w:val="0"/>
+        <w:rPr>
+          <w:rFonts w:hint="default"/>
+          <w:lang w:val="en-US" w:eastAsia="zh-CN"/>
+        </w:rPr>
+      </w:pPr>
+      <w:r>
+        <w:rPr>
+          <w:rFonts w:hint="default"/>
+          <w:lang w:val="en-US" w:eastAsia="zh-CN"/>
+        </w:rPr>
+        <w:t>签署后的SLA应分发至所有相关执行与监督部门（数智运营部、质量管理部等）。</w:t>
+      </w:r>
+    </w:p>
+    <w:p>
+      <w:pPr>
+        <w:pStyle w:val="30"/>
+        <w:bidi w:val="0"/>
+        <w:rPr>
+          <w:rFonts w:hint="default"/>
+          <w:lang w:val="en-US" w:eastAsia="zh-CN"/>
+        </w:rPr>
+      </w:pPr>
+      <w:bookmarkStart w:id="18" w:name="_Toc15968"/>
+      <w:r>
+        <w:rPr>
+          <w:rFonts w:hint="default"/>
+          <w:lang w:val="en-US" w:eastAsia="zh-CN"/>
+        </w:rPr>
+        <w:t>SLA的实施、监控与报告</w:t>
+      </w:r>
       <w:bookmarkEnd w:id="18"/>
     </w:p>
     <w:p>
       <w:pPr>
-        <w:pStyle w:val="a1"/>
-        <w:bidi w:val="0"/>
-        <w:rPr>
-          <w:rFonts w:hint="default"/>
-          <w:lang w:val="en-US" w:eastAsia="zh-CN"/>
-        </w:rPr>
-      </w:pPr>
-      <w:r>
-        <w:rPr>
-          <w:rFonts w:hint="default"/>
-          <w:lang w:val="en-US" w:eastAsia="zh-CN"/>
-        </w:rPr>
-        <w:t>经协商一致的SLA文本，按公司合同审批流程报批。</w:t>
-      </w:r>
-    </w:p>
-    <w:p>
-      <w:pPr>
-        <w:pStyle w:val="a1"/>
-        <w:bidi w:val="0"/>
-        <w:rPr>
-          <w:rFonts w:hint="default"/>
-          <w:lang w:val="en-US" w:eastAsia="zh-CN"/>
-        </w:rPr>
-      </w:pPr>
-      <w:r>
-        <w:rPr>
-          <w:rFonts w:hint="default"/>
-          <w:lang w:val="en-US" w:eastAsia="zh-CN"/>
-        </w:rPr>
-        <w:t>由法定授权代表与客户正式签署生效。</w:t>
-      </w:r>
-    </w:p>
-    <w:p>
-      <w:pPr>
-        <w:pStyle w:val="a1"/>
-        <w:bidi w:val="0"/>
-        <w:rPr>
-          <w:rFonts w:hint="default"/>
-          <w:lang w:val="en-US" w:eastAsia="zh-CN"/>
-        </w:rPr>
-      </w:pPr>
-      <w:r>
-        <w:rPr>
-          <w:rFonts w:hint="default"/>
-          <w:lang w:val="en-US" w:eastAsia="zh-CN"/>
-        </w:rPr>
-        <w:t>签署后的SLA应分发至所有相关执行与监督部门（数智运营部、质量管理部等）。</w:t>
-      </w:r>
-    </w:p>
-    <w:p>
-      <w:pPr>
-        <w:pStyle w:val="2"/>
-        <w:bidi w:val="0"/>
-        <w:rPr>
-          <w:rFonts w:hint="default"/>
-          <w:lang w:val="en-US" w:eastAsia="zh-CN"/>
-        </w:rPr>
-      </w:pPr>
-      <w:bookmarkStart w:id="19" w:name="_Toc4383"/>
-      <w:r>
-        <w:rPr>
-          <w:rFonts w:hint="default"/>
-          <w:lang w:val="en-US" w:eastAsia="zh-CN"/>
-        </w:rPr>
-        <w:t>SLA的实施、监控与报告</w:t>
+        <w:pStyle w:val="29"/>
+        <w:bidi w:val="0"/>
+        <w:rPr>
+          <w:rFonts w:hint="default"/>
+          <w:lang w:val="en-US" w:eastAsia="zh-CN"/>
+        </w:rPr>
+      </w:pPr>
+      <w:r>
+        <w:rPr>
+          <w:rFonts w:hint="default"/>
+          <w:lang w:val="en-US" w:eastAsia="zh-CN"/>
+        </w:rPr>
+        <w:t>数智运营部负责根据SLA建立监控机制，利用运维管理平台等工具，对协议中定义的KPI进行持续数据采集与测量。</w:t>
+      </w:r>
+    </w:p>
+    <w:p>
+      <w:pPr>
+        <w:pStyle w:val="29"/>
+        <w:bidi w:val="0"/>
+        <w:rPr>
+          <w:rFonts w:hint="default"/>
+          <w:lang w:val="en-US" w:eastAsia="zh-CN"/>
+        </w:rPr>
+      </w:pPr>
+      <w:r>
+        <w:rPr>
+          <w:rFonts w:hint="default"/>
+          <w:lang w:val="en-US" w:eastAsia="zh-CN"/>
+        </w:rPr>
+        <w:t>运维项目经理负责编制并按时向客户提交《服务报告》，客观展示周期内服务目标的达成情况、重大事件回顾、工作量统计及改进计划。</w:t>
+      </w:r>
+    </w:p>
+    <w:p>
+      <w:pPr>
+        <w:pStyle w:val="29"/>
+        <w:bidi w:val="0"/>
+        <w:rPr>
+          <w:rFonts w:hint="default"/>
+          <w:lang w:val="en-US" w:eastAsia="zh-CN"/>
+        </w:rPr>
+      </w:pPr>
+      <w:r>
+        <w:rPr>
+          <w:rFonts w:hint="default"/>
+          <w:lang w:val="en-US" w:eastAsia="zh-CN"/>
+        </w:rPr>
+        <w:t>质量管理部对监控数据的真实性和过程合规性进行抽检。</w:t>
+      </w:r>
+    </w:p>
+    <w:p>
+      <w:pPr>
+        <w:pStyle w:val="30"/>
+        <w:bidi w:val="0"/>
+        <w:rPr>
+          <w:rFonts w:hint="default"/>
+          <w:lang w:val="en-US" w:eastAsia="zh-CN"/>
+        </w:rPr>
+      </w:pPr>
+      <w:bookmarkStart w:id="19" w:name="_Toc3300"/>
+      <w:r>
+        <w:rPr>
+          <w:rFonts w:hint="default"/>
+          <w:lang w:val="en-US" w:eastAsia="zh-CN"/>
+        </w:rPr>
+        <w:t>服务级别的定期评审与改进</w:t>
       </w:r>
       <w:bookmarkEnd w:id="19"/>
     </w:p>
     <w:p>
       <w:pPr>
-        <w:pStyle w:val="a1"/>
-        <w:bidi w:val="0"/>
-        <w:rPr>
-          <w:rFonts w:hint="default"/>
-          <w:lang w:val="en-US" w:eastAsia="zh-CN"/>
-        </w:rPr>
-      </w:pPr>
-      <w:r>
-        <w:rPr>
-          <w:rFonts w:hint="default"/>
-          <w:lang w:val="en-US" w:eastAsia="zh-CN"/>
-        </w:rPr>
-        <w:t>数智运营部负责根据SLA建立监控机制，利用运维管理平台等工具，对协议中定义的KPI进行持续数据采集与测量。</w:t>
-      </w:r>
-    </w:p>
-    <w:p>
-      <w:pPr>
-        <w:pStyle w:val="a1"/>
-        <w:bidi w:val="0"/>
-        <w:rPr>
-          <w:rFonts w:hint="default"/>
-          <w:lang w:val="en-US" w:eastAsia="zh-CN"/>
-        </w:rPr>
-      </w:pPr>
-      <w:r>
-        <w:rPr>
-          <w:rFonts w:hint="default"/>
-          <w:lang w:val="en-US" w:eastAsia="zh-CN"/>
-        </w:rPr>
-        <w:t>运维项目经理负责编制并按时向客户提交《服务报告》，客观展示周期内服务目标的达成情况、重大事件回顾、工作量统计及改进计划。</w:t>
-      </w:r>
-    </w:p>
-    <w:p>
-      <w:pPr>
-        <w:pStyle w:val="a1"/>
-        <w:bidi w:val="0"/>
-        <w:rPr>
-          <w:rFonts w:hint="default"/>
-          <w:lang w:val="en-US" w:eastAsia="zh-CN"/>
-        </w:rPr>
-      </w:pPr>
-      <w:r>
-        <w:rPr>
-          <w:rFonts w:hint="default"/>
-          <w:lang w:val="en-US" w:eastAsia="zh-CN"/>
-        </w:rPr>
-        <w:t>质量管理部对监控数据的真实性和过程合规性进行抽检。</w:t>
-      </w:r>
-    </w:p>
-    <w:p>
-      <w:pPr>
-        <w:pStyle w:val="2"/>
-        <w:bidi w:val="0"/>
-        <w:rPr>
-          <w:rFonts w:hint="default"/>
-          <w:lang w:val="en-US" w:eastAsia="zh-CN"/>
-        </w:rPr>
-      </w:pPr>
-      <w:bookmarkStart w:id="20" w:name="_Toc14318"/>
-      <w:r>
-        <w:rPr>
-          <w:rFonts w:hint="default"/>
-          <w:lang w:val="en-US" w:eastAsia="zh-CN"/>
-        </w:rPr>
-        <w:t>服务级别的定期评审与改进</w:t>
+        <w:pStyle w:val="29"/>
+        <w:bidi w:val="0"/>
+        <w:rPr>
+          <w:rFonts w:hint="default"/>
+          <w:lang w:val="en-US" w:eastAsia="zh-CN"/>
+        </w:rPr>
+      </w:pPr>
+      <w:r>
+        <w:rPr>
+          <w:rFonts w:hint="default"/>
+          <w:lang w:val="en-US" w:eastAsia="zh-CN"/>
+        </w:rPr>
+        <w:t>服务级别经理应至少每季度组织一次内部SLA执行情况</w:t>
+      </w:r>
+      <w:r>
+        <w:rPr>
+          <w:rFonts w:hint="eastAsia"/>
+          <w:lang w:val="en-US" w:eastAsia="zh-CN"/>
+        </w:rPr>
+        <w:t>总结</w:t>
+      </w:r>
+      <w:r>
+        <w:rPr>
+          <w:rFonts w:hint="default"/>
+          <w:lang w:val="en-US" w:eastAsia="zh-CN"/>
+        </w:rPr>
+        <w:t>，每</w:t>
+      </w:r>
+      <w:r>
+        <w:rPr>
+          <w:rFonts w:hint="eastAsia"/>
+          <w:lang w:val="en-US" w:eastAsia="zh-CN"/>
+        </w:rPr>
+        <w:t>年进行一次服务级别达成率评审</w:t>
+      </w:r>
+      <w:r>
+        <w:rPr>
+          <w:rFonts w:hint="default"/>
+          <w:lang w:val="en-US" w:eastAsia="zh-CN"/>
+        </w:rPr>
+        <w:t>。</w:t>
+      </w:r>
+    </w:p>
+    <w:p>
+      <w:pPr>
+        <w:pStyle w:val="29"/>
+        <w:bidi w:val="0"/>
+        <w:rPr>
+          <w:rFonts w:hint="default"/>
+          <w:lang w:val="en-US" w:eastAsia="zh-CN"/>
+        </w:rPr>
+      </w:pPr>
+      <w:r>
+        <w:rPr>
+          <w:rFonts w:hint="default"/>
+          <w:lang w:val="en-US" w:eastAsia="zh-CN"/>
+        </w:rPr>
+        <w:t>会议依据服务报告和数据，评估SLA履行情况，分析未达标项的根本原因。</w:t>
+      </w:r>
+    </w:p>
+    <w:p>
+      <w:pPr>
+        <w:pStyle w:val="29"/>
+        <w:bidi w:val="0"/>
+        <w:rPr>
+          <w:rFonts w:hint="default"/>
+          <w:lang w:val="en-US" w:eastAsia="zh-CN"/>
+        </w:rPr>
+      </w:pPr>
+      <w:r>
+        <w:rPr>
+          <w:rFonts w:hint="default"/>
+          <w:lang w:val="en-US" w:eastAsia="zh-CN"/>
+        </w:rPr>
+        <w:t>会议输出《服务级别评审记录》，明确服务改进措施、责任人和完成时限，并经客户确认。</w:t>
+      </w:r>
+    </w:p>
+    <w:p>
+      <w:pPr>
+        <w:pStyle w:val="29"/>
+        <w:bidi w:val="0"/>
+        <w:rPr>
+          <w:rFonts w:hint="default"/>
+          <w:lang w:val="en-US" w:eastAsia="zh-CN"/>
+        </w:rPr>
+      </w:pPr>
+      <w:r>
+        <w:rPr>
+          <w:rFonts w:hint="default"/>
+          <w:lang w:val="en-US" w:eastAsia="zh-CN"/>
+        </w:rPr>
+        <w:t>对于需要调整SLA内容的，启动变更管理流程。</w:t>
+      </w:r>
+    </w:p>
+    <w:p>
+      <w:pPr>
+        <w:pStyle w:val="28"/>
+        <w:bidi w:val="0"/>
+        <w:rPr>
+          <w:rFonts w:hint="default"/>
+          <w:lang w:val="en-US" w:eastAsia="zh-CN"/>
+        </w:rPr>
+      </w:pPr>
+      <w:bookmarkStart w:id="20" w:name="_Toc29662"/>
+      <w:r>
+        <w:rPr>
+          <w:rFonts w:hint="default"/>
+          <w:lang w:val="en-US" w:eastAsia="zh-CN"/>
+        </w:rPr>
+        <w:t>关键成功因素与风险控制</w:t>
       </w:r>
       <w:bookmarkEnd w:id="20"/>
     </w:p>
     <w:p>
       <w:pPr>
-        <w:pStyle w:val="a1"/>
-        <w:bidi w:val="0"/>
-        <w:rPr>
-          <w:rFonts w:hint="default"/>
-          <w:lang w:val="en-US" w:eastAsia="zh-CN"/>
-        </w:rPr>
-      </w:pPr>
-      <w:r>
-        <w:rPr>
-          <w:rFonts w:hint="default"/>
-          <w:lang w:val="en-US" w:eastAsia="zh-CN"/>
-        </w:rPr>
-        <w:t>服务级别经理应至少每季度组织一次内部SLA执行情况</w:t>
-      </w:r>
-      <w:r>
-        <w:rPr>
-          <w:rFonts w:hint="eastAsia"/>
-          <w:lang w:val="en-US" w:eastAsia="zh-CN"/>
-        </w:rPr>
-        <w:t>总结</w:t>
-      </w:r>
-      <w:r>
-        <w:rPr>
-          <w:rFonts w:hint="default"/>
-          <w:lang w:val="en-US" w:eastAsia="zh-CN"/>
-        </w:rPr>
-        <w:t>，每</w:t>
-      </w:r>
-      <w:r>
-        <w:rPr>
-          <w:rFonts w:hint="eastAsia"/>
-          <w:lang w:val="en-US" w:eastAsia="zh-CN"/>
-        </w:rPr>
-        <w:t>年进行一次服务级别达成率评审</w:t>
-      </w:r>
-      <w:r>
-        <w:rPr>
-          <w:rFonts w:hint="default"/>
-          <w:lang w:val="en-US" w:eastAsia="zh-CN"/>
-        </w:rPr>
-        <w:t>。</w:t>
-      </w:r>
-    </w:p>
-    <w:p>
-      <w:pPr>
-        <w:pStyle w:val="a1"/>
-        <w:bidi w:val="0"/>
-        <w:rPr>
-          <w:rFonts w:hint="default"/>
-          <w:lang w:val="en-US" w:eastAsia="zh-CN"/>
-        </w:rPr>
-      </w:pPr>
-      <w:r>
-        <w:rPr>
-          <w:rFonts w:hint="default"/>
-          <w:lang w:val="en-US" w:eastAsia="zh-CN"/>
-        </w:rPr>
-        <w:t>会议依据服务报告和数据，评估SLA履行情况，分析未达标项的根本原因。</w:t>
-      </w:r>
-    </w:p>
-    <w:p>
-      <w:pPr>
-        <w:pStyle w:val="a1"/>
-        <w:bidi w:val="0"/>
-        <w:rPr>
-          <w:rFonts w:hint="default"/>
-          <w:lang w:val="en-US" w:eastAsia="zh-CN"/>
-        </w:rPr>
-      </w:pPr>
-      <w:r>
-        <w:rPr>
-          <w:rFonts w:hint="default"/>
-          <w:lang w:val="en-US" w:eastAsia="zh-CN"/>
-        </w:rPr>
-        <w:t>会议输出《服务级别评审记录》，明确服务改进措施、责任人和完成时限，并经客户确认。</w:t>
-      </w:r>
-    </w:p>
-    <w:p>
-      <w:pPr>
-        <w:pStyle w:val="a1"/>
-        <w:bidi w:val="0"/>
-        <w:rPr>
-          <w:rFonts w:hint="default"/>
-          <w:lang w:val="en-US" w:eastAsia="zh-CN"/>
-        </w:rPr>
-      </w:pPr>
-      <w:r>
-        <w:rPr>
-          <w:rFonts w:hint="default"/>
-          <w:lang w:val="en-US" w:eastAsia="zh-CN"/>
-        </w:rPr>
-        <w:t>对于需要调整SLA内容的，启动变更管理流程。</w:t>
-      </w:r>
-    </w:p>
-    <w:p>
-      <w:pPr>
-        <w:pStyle w:val="1"/>
-        <w:bidi w:val="0"/>
-        <w:rPr>
-          <w:rFonts w:hint="default"/>
-          <w:lang w:val="en-US" w:eastAsia="zh-CN"/>
-        </w:rPr>
-      </w:pPr>
-      <w:bookmarkStart w:id="21" w:name="_Toc7114"/>
-      <w:r>
-        <w:rPr>
-          <w:rFonts w:hint="default"/>
-          <w:lang w:val="en-US" w:eastAsia="zh-CN"/>
-        </w:rPr>
-        <w:t>关键成功因素与风险控制</w:t>
+        <w:pStyle w:val="30"/>
+        <w:bidi w:val="0"/>
+        <w:rPr>
+          <w:rFonts w:hint="default"/>
+          <w:lang w:val="en-US" w:eastAsia="zh-CN"/>
+        </w:rPr>
+      </w:pPr>
+      <w:bookmarkStart w:id="21" w:name="_Toc9037"/>
+      <w:r>
+        <w:rPr>
+          <w:rFonts w:hint="default"/>
+          <w:lang w:val="en-US" w:eastAsia="zh-CN"/>
+        </w:rPr>
+        <w:t>关键成功因素</w:t>
       </w:r>
       <w:bookmarkEnd w:id="21"/>
     </w:p>
     <w:p>
       <w:pPr>
-        <w:pStyle w:val="2"/>
-        <w:bidi w:val="0"/>
-        <w:rPr>
-          <w:rFonts w:hint="default"/>
-          <w:lang w:val="en-US" w:eastAsia="zh-CN"/>
-        </w:rPr>
-      </w:pPr>
-      <w:bookmarkStart w:id="22" w:name="_Toc30668"/>
-      <w:r>
-        <w:rPr>
-          <w:rFonts w:hint="default"/>
-          <w:lang w:val="en-US" w:eastAsia="zh-CN"/>
-        </w:rPr>
-        <w:t>关键成功因素</w:t>
-      </w:r>
-      <w:bookmarkEnd w:id="22"/>
-    </w:p>
-    <w:p>
-      <w:pPr>
-        <w:pStyle w:val="a1"/>
+        <w:pStyle w:val="29"/>
         <w:keepNext w:val="0"/>
         <w:keepLines w:val="0"/>
         <w:pageBreakBefore w:val="0"/>
@@ -5481,7 +5508,7 @@
         <w:bidi w:val="0"/>
         <w:adjustRightInd w:val="0"/>
         <w:snapToGrid w:val="0"/>
-        <w:ind w:right="0" w:leftChars="0" w:rightChars="0"/>
+        <w:ind w:leftChars="0" w:right="0" w:rightChars="0"/>
         <w:jc w:val="left"/>
         <w:textAlignment w:val="baseline"/>
         <w:rPr>
@@ -5499,7 +5526,7 @@
     </w:p>
     <w:p>
       <w:pPr>
-        <w:pStyle w:val="a1"/>
+        <w:pStyle w:val="29"/>
         <w:keepNext w:val="0"/>
         <w:keepLines w:val="0"/>
         <w:pageBreakBefore w:val="0"/>
@@ -5517,7 +5544,7 @@
         <w:bidi w:val="0"/>
         <w:adjustRightInd w:val="0"/>
         <w:snapToGrid w:val="0"/>
-        <w:ind w:right="0" w:leftChars="0" w:rightChars="0"/>
+        <w:ind w:leftChars="0" w:right="0" w:rightChars="0"/>
         <w:jc w:val="left"/>
         <w:textAlignment w:val="baseline"/>
         <w:rPr>
@@ -5535,7 +5562,7 @@
     </w:p>
     <w:p>
       <w:pPr>
-        <w:pStyle w:val="a1"/>
+        <w:pStyle w:val="29"/>
         <w:keepNext w:val="0"/>
         <w:keepLines w:val="0"/>
         <w:pageBreakBefore w:val="0"/>
@@ -5553,7 +5580,7 @@
         <w:bidi w:val="0"/>
         <w:adjustRightInd w:val="0"/>
         <w:snapToGrid w:val="0"/>
-        <w:ind w:right="0" w:leftChars="0" w:rightChars="0"/>
+        <w:ind w:leftChars="0" w:right="0" w:rightChars="0"/>
         <w:jc w:val="left"/>
         <w:textAlignment w:val="baseline"/>
         <w:rPr>
@@ -5571,7 +5598,7 @@
     </w:p>
     <w:p>
       <w:pPr>
-        <w:pStyle w:val="a1"/>
+        <w:pStyle w:val="29"/>
         <w:keepNext w:val="0"/>
         <w:keepLines w:val="0"/>
         <w:pageBreakBefore w:val="0"/>
@@ -5589,7 +5616,7 @@
         <w:bidi w:val="0"/>
         <w:adjustRightInd w:val="0"/>
         <w:snapToGrid w:val="0"/>
-        <w:ind w:right="0" w:leftChars="0" w:rightChars="0"/>
+        <w:ind w:leftChars="0" w:right="0" w:rightChars="0"/>
         <w:jc w:val="left"/>
         <w:textAlignment w:val="baseline"/>
         <w:rPr>
@@ -5607,7 +5634,7 @@
     </w:p>
     <w:p>
       <w:pPr>
-        <w:pStyle w:val="a1"/>
+        <w:pStyle w:val="29"/>
         <w:keepNext w:val="0"/>
         <w:keepLines w:val="0"/>
         <w:pageBreakBefore w:val="0"/>
@@ -5625,7 +5652,7 @@
         <w:bidi w:val="0"/>
         <w:adjustRightInd w:val="0"/>
         <w:snapToGrid w:val="0"/>
-        <w:ind w:right="0" w:leftChars="0" w:rightChars="0"/>
+        <w:ind w:leftChars="0" w:right="0" w:rightChars="0"/>
         <w:jc w:val="left"/>
         <w:textAlignment w:val="baseline"/>
         <w:rPr>
@@ -5643,14 +5670,14 @@
     </w:p>
     <w:p>
       <w:pPr>
-        <w:pStyle w:val="2"/>
-        <w:bidi w:val="0"/>
-        <w:rPr>
-          <w:rFonts w:hint="default"/>
-          <w:lang w:val="en-US" w:eastAsia="zh-CN"/>
-        </w:rPr>
-      </w:pPr>
-      <w:bookmarkStart w:id="23" w:name="_Toc23481"/>
+        <w:pStyle w:val="30"/>
+        <w:bidi w:val="0"/>
+        <w:rPr>
+          <w:rFonts w:hint="default"/>
+          <w:lang w:val="en-US" w:eastAsia="zh-CN"/>
+        </w:rPr>
+      </w:pPr>
+      <w:bookmarkStart w:id="22" w:name="_Toc5144"/>
       <w:r>
         <w:rPr>
           <w:rFonts w:hint="default"/>
@@ -5658,11 +5685,11 @@
         </w:rPr>
         <w:t>可能存在的风险</w:t>
       </w:r>
-      <w:bookmarkEnd w:id="23"/>
-    </w:p>
-    <w:p>
-      <w:pPr>
-        <w:pStyle w:val="a1"/>
+      <w:bookmarkEnd w:id="22"/>
+    </w:p>
+    <w:p>
+      <w:pPr>
+        <w:pStyle w:val="29"/>
         <w:keepNext w:val="0"/>
         <w:keepLines w:val="0"/>
         <w:pageBreakBefore w:val="0"/>
@@ -5680,7 +5707,7 @@
         <w:bidi w:val="0"/>
         <w:adjustRightInd w:val="0"/>
         <w:snapToGrid w:val="0"/>
-        <w:ind w:right="0" w:leftChars="0" w:rightChars="0"/>
+        <w:ind w:leftChars="0" w:right="0" w:rightChars="0"/>
         <w:jc w:val="left"/>
         <w:textAlignment w:val="baseline"/>
         <w:rPr>
@@ -5698,7 +5725,7 @@
     </w:p>
     <w:p>
       <w:pPr>
-        <w:pStyle w:val="a1"/>
+        <w:pStyle w:val="29"/>
         <w:keepNext w:val="0"/>
         <w:keepLines w:val="0"/>
         <w:pageBreakBefore w:val="0"/>
@@ -5716,7 +5743,7 @@
         <w:bidi w:val="0"/>
         <w:adjustRightInd w:val="0"/>
         <w:snapToGrid w:val="0"/>
-        <w:ind w:right="0" w:leftChars="0" w:rightChars="0"/>
+        <w:ind w:leftChars="0" w:right="0" w:rightChars="0"/>
         <w:jc w:val="left"/>
         <w:textAlignment w:val="baseline"/>
         <w:rPr>
@@ -5734,7 +5761,7 @@
     </w:p>
     <w:p>
       <w:pPr>
-        <w:pStyle w:val="a1"/>
+        <w:pStyle w:val="29"/>
         <w:keepNext w:val="0"/>
         <w:keepLines w:val="0"/>
         <w:pageBreakBefore w:val="0"/>
@@ -5752,7 +5779,7 @@
         <w:bidi w:val="0"/>
         <w:adjustRightInd w:val="0"/>
         <w:snapToGrid w:val="0"/>
-        <w:ind w:right="0" w:leftChars="0" w:rightChars="0"/>
+        <w:ind w:leftChars="0" w:right="0" w:rightChars="0"/>
         <w:jc w:val="left"/>
         <w:textAlignment w:val="baseline"/>
         <w:rPr>
@@ -5770,7 +5797,7 @@
     </w:p>
     <w:p>
       <w:pPr>
-        <w:pStyle w:val="a1"/>
+        <w:pStyle w:val="29"/>
         <w:keepNext w:val="0"/>
         <w:keepLines w:val="0"/>
         <w:pageBreakBefore w:val="0"/>
@@ -5788,7 +5815,7 @@
         <w:bidi w:val="0"/>
         <w:adjustRightInd w:val="0"/>
         <w:snapToGrid w:val="0"/>
-        <w:ind w:right="0" w:leftChars="0" w:rightChars="0"/>
+        <w:ind w:leftChars="0" w:right="0" w:rightChars="0"/>
         <w:jc w:val="left"/>
         <w:textAlignment w:val="baseline"/>
         <w:rPr>
@@ -5806,7 +5833,7 @@
     </w:p>
     <w:p>
       <w:pPr>
-        <w:pStyle w:val="a1"/>
+        <w:pStyle w:val="29"/>
         <w:keepNext w:val="0"/>
         <w:keepLines w:val="0"/>
         <w:pageBreakBefore w:val="0"/>
@@ -5824,7 +5851,7 @@
         <w:bidi w:val="0"/>
         <w:adjustRightInd w:val="0"/>
         <w:snapToGrid w:val="0"/>
-        <w:ind w:right="0" w:leftChars="0" w:rightChars="0"/>
+        <w:ind w:leftChars="0" w:right="0" w:rightChars="0"/>
         <w:jc w:val="left"/>
         <w:textAlignment w:val="baseline"/>
         <w:rPr>
@@ -5842,14 +5869,14 @@
     </w:p>
     <w:p>
       <w:pPr>
-        <w:pStyle w:val="1"/>
-        <w:bidi w:val="0"/>
-        <w:rPr>
-          <w:rFonts w:hint="default"/>
-          <w:lang w:val="en-US" w:eastAsia="zh-CN"/>
-        </w:rPr>
-      </w:pPr>
-      <w:bookmarkStart w:id="24" w:name="_Toc23559"/>
+        <w:pStyle w:val="28"/>
+        <w:bidi w:val="0"/>
+        <w:rPr>
+          <w:rFonts w:hint="default"/>
+          <w:lang w:val="en-US" w:eastAsia="zh-CN"/>
+        </w:rPr>
+      </w:pPr>
+      <w:bookmarkStart w:id="23" w:name="_Toc32737"/>
       <w:r>
         <w:rPr>
           <w:rFonts w:hint="default"/>
@@ -5857,136 +5884,136 @@
         </w:rPr>
         <w:t>与其他流程的接口关系</w:t>
       </w:r>
+      <w:bookmarkEnd w:id="23"/>
+    </w:p>
+    <w:p>
+      <w:pPr>
+        <w:pStyle w:val="30"/>
+        <w:bidi w:val="0"/>
+        <w:rPr>
+          <w:rFonts w:hint="default"/>
+          <w:lang w:val="en-US" w:eastAsia="zh-CN"/>
+        </w:rPr>
+      </w:pPr>
+      <w:bookmarkStart w:id="24" w:name="_Toc4030"/>
+      <w:r>
+        <w:rPr>
+          <w:rFonts w:hint="default"/>
+          <w:lang w:val="en-US" w:eastAsia="zh-CN"/>
+        </w:rPr>
+        <w:t>与事件管理、问题管理流程</w:t>
+      </w:r>
       <w:bookmarkEnd w:id="24"/>
     </w:p>
     <w:p>
       <w:pPr>
-        <w:pStyle w:val="2"/>
-        <w:bidi w:val="0"/>
-        <w:rPr>
-          <w:rFonts w:hint="default"/>
-          <w:lang w:val="en-US" w:eastAsia="zh-CN"/>
-        </w:rPr>
-      </w:pPr>
-      <w:bookmarkStart w:id="25" w:name="_Toc23315"/>
-      <w:r>
-        <w:rPr>
-          <w:rFonts w:hint="default"/>
-          <w:lang w:val="en-US" w:eastAsia="zh-CN"/>
-        </w:rPr>
-        <w:t>与事件管理、问题管理流程</w:t>
+        <w:pStyle w:val="29"/>
+        <w:bidi w:val="0"/>
+        <w:rPr>
+          <w:rFonts w:hint="default"/>
+          <w:lang w:val="en-US" w:eastAsia="zh-CN"/>
+        </w:rPr>
+      </w:pPr>
+      <w:r>
+        <w:rPr>
+          <w:rFonts w:hint="default"/>
+          <w:lang w:val="en-US" w:eastAsia="zh-CN"/>
+        </w:rPr>
+        <w:t>事件管理：事件的分级、响应与解决时限必须遵循SLA中的约定。服务台是监控SLA时限的关键节点。</w:t>
+      </w:r>
+    </w:p>
+    <w:p>
+      <w:pPr>
+        <w:pStyle w:val="29"/>
+        <w:bidi w:val="0"/>
+        <w:rPr>
+          <w:rFonts w:hint="default"/>
+          <w:lang w:val="en-US" w:eastAsia="zh-CN"/>
+        </w:rPr>
+      </w:pPr>
+      <w:r>
+        <w:rPr>
+          <w:rFonts w:hint="default"/>
+          <w:lang w:val="en-US" w:eastAsia="zh-CN"/>
+        </w:rPr>
+        <w:t>问题管理：通过根因分析预防SLA中重复性事件的再次发生，是达成高可用性等目标的核心保障。</w:t>
+      </w:r>
+    </w:p>
+    <w:p>
+      <w:pPr>
+        <w:pStyle w:val="30"/>
+        <w:bidi w:val="0"/>
+        <w:rPr>
+          <w:rFonts w:hint="default"/>
+          <w:lang w:val="en-US" w:eastAsia="zh-CN"/>
+        </w:rPr>
+      </w:pPr>
+      <w:bookmarkStart w:id="25" w:name="_Toc32107"/>
+      <w:r>
+        <w:rPr>
+          <w:rFonts w:hint="default"/>
+          <w:lang w:val="en-US" w:eastAsia="zh-CN"/>
+        </w:rPr>
+        <w:t>与变更管理、发布管理流程</w:t>
       </w:r>
       <w:bookmarkEnd w:id="25"/>
     </w:p>
     <w:p>
       <w:pPr>
-        <w:pStyle w:val="a1"/>
-        <w:bidi w:val="0"/>
-        <w:rPr>
-          <w:rFonts w:hint="default"/>
-          <w:lang w:val="en-US" w:eastAsia="zh-CN"/>
-        </w:rPr>
-      </w:pPr>
-      <w:r>
-        <w:rPr>
-          <w:rFonts w:hint="default"/>
-          <w:lang w:val="en-US" w:eastAsia="zh-CN"/>
-        </w:rPr>
-        <w:t>事件管理：事件的分级、响应与解决时限必须遵循SLA中的约定。服务台是监控SLA时限的关键节点。</w:t>
-      </w:r>
-    </w:p>
-    <w:p>
-      <w:pPr>
-        <w:pStyle w:val="a1"/>
-        <w:bidi w:val="0"/>
-        <w:rPr>
-          <w:rFonts w:hint="default"/>
-          <w:lang w:val="en-US" w:eastAsia="zh-CN"/>
-        </w:rPr>
-      </w:pPr>
-      <w:r>
-        <w:rPr>
-          <w:rFonts w:hint="default"/>
-          <w:lang w:val="en-US" w:eastAsia="zh-CN"/>
-        </w:rPr>
-        <w:t>问题管理：通过根因分析预防SLA中重复性事件的再次发生，是达成高可用性等目标的核心保障。</w:t>
-      </w:r>
-    </w:p>
-    <w:p>
-      <w:pPr>
-        <w:pStyle w:val="2"/>
-        <w:bidi w:val="0"/>
-        <w:rPr>
-          <w:rFonts w:hint="default"/>
-          <w:lang w:val="en-US" w:eastAsia="zh-CN"/>
-        </w:rPr>
-      </w:pPr>
-      <w:bookmarkStart w:id="26" w:name="_Toc4476"/>
-      <w:r>
-        <w:rPr>
-          <w:rFonts w:hint="default"/>
-          <w:lang w:val="en-US" w:eastAsia="zh-CN"/>
-        </w:rPr>
-        <w:t>与变更管理、发布管理流程</w:t>
+        <w:pStyle w:val="29"/>
+        <w:bidi w:val="0"/>
+        <w:rPr>
+          <w:rFonts w:hint="default"/>
+          <w:lang w:val="en-US" w:eastAsia="zh-CN"/>
+        </w:rPr>
+      </w:pPr>
+      <w:r>
+        <w:rPr>
+          <w:rFonts w:hint="default"/>
+          <w:lang w:val="en-US" w:eastAsia="zh-CN"/>
+        </w:rPr>
+        <w:t>任何可能影响SLA达成的变更（如系统升级、架构调整）必须通过变更管理流程进行评估与审批。</w:t>
+      </w:r>
+    </w:p>
+    <w:p>
+      <w:pPr>
+        <w:pStyle w:val="29"/>
+        <w:bidi w:val="0"/>
+        <w:rPr>
+          <w:rFonts w:hint="default"/>
+          <w:lang w:val="en-US" w:eastAsia="zh-CN"/>
+        </w:rPr>
+      </w:pPr>
+      <w:r>
+        <w:rPr>
+          <w:rFonts w:hint="default"/>
+          <w:lang w:val="en-US" w:eastAsia="zh-CN"/>
+        </w:rPr>
+        <w:t>发布管理确保上线内容稳定，是维持服务级别的关键控制点。</w:t>
+      </w:r>
+    </w:p>
+    <w:p>
+      <w:pPr>
+        <w:pStyle w:val="30"/>
+        <w:bidi w:val="0"/>
+        <w:rPr>
+          <w:rFonts w:hint="default"/>
+          <w:lang w:val="en-US" w:eastAsia="zh-CN"/>
+        </w:rPr>
+      </w:pPr>
+      <w:bookmarkStart w:id="26" w:name="_Toc22471"/>
+      <w:r>
+        <w:rPr>
+          <w:rFonts w:hint="default"/>
+          <w:lang w:val="en-US" w:eastAsia="zh-CN"/>
+        </w:rPr>
+        <w:t>与服务报告、知识管理流程</w:t>
       </w:r>
       <w:bookmarkEnd w:id="26"/>
     </w:p>
     <w:p>
       <w:pPr>
-        <w:pStyle w:val="a1"/>
-        <w:bidi w:val="0"/>
-        <w:rPr>
-          <w:rFonts w:hint="default"/>
-          <w:lang w:val="en-US" w:eastAsia="zh-CN"/>
-        </w:rPr>
-      </w:pPr>
-      <w:r>
-        <w:rPr>
-          <w:rFonts w:hint="default"/>
-          <w:lang w:val="en-US" w:eastAsia="zh-CN"/>
-        </w:rPr>
-        <w:t>任何可能影响SLA达成的变更（如系统升级、架构调整）必须通过变更管理流程进行评估与审批。</w:t>
-      </w:r>
-    </w:p>
-    <w:p>
-      <w:pPr>
-        <w:pStyle w:val="a1"/>
-        <w:bidi w:val="0"/>
-        <w:rPr>
-          <w:rFonts w:hint="default"/>
-          <w:lang w:val="en-US" w:eastAsia="zh-CN"/>
-        </w:rPr>
-      </w:pPr>
-      <w:r>
-        <w:rPr>
-          <w:rFonts w:hint="default"/>
-          <w:lang w:val="en-US" w:eastAsia="zh-CN"/>
-        </w:rPr>
-        <w:t>发布管理确保上线内容稳定，是维持服务级别的关键控制点。</w:t>
-      </w:r>
-    </w:p>
-    <w:p>
-      <w:pPr>
-        <w:pStyle w:val="2"/>
-        <w:bidi w:val="0"/>
-        <w:rPr>
-          <w:rFonts w:hint="default"/>
-          <w:lang w:val="en-US" w:eastAsia="zh-CN"/>
-        </w:rPr>
-      </w:pPr>
-      <w:bookmarkStart w:id="27" w:name="_Toc31048"/>
-      <w:r>
-        <w:rPr>
-          <w:rFonts w:hint="default"/>
-          <w:lang w:val="en-US" w:eastAsia="zh-CN"/>
-        </w:rPr>
-        <w:t>与服务报告、知识管理流程</w:t>
-      </w:r>
-      <w:bookmarkEnd w:id="27"/>
-    </w:p>
-    <w:p>
-      <w:pPr>
-        <w:pStyle w:val="a1"/>
+        <w:pStyle w:val="29"/>
         <w:bidi w:val="0"/>
         <w:rPr>
           <w:rFonts w:hint="default"/>
@@ -6003,7 +6030,7 @@
     </w:p>
     <w:p>
       <w:pPr>
-        <w:pStyle w:val="a1"/>
+        <w:pStyle w:val="29"/>
         <w:bidi w:val="0"/>
         <w:rPr>
           <w:rFonts w:hint="default"/>
@@ -6020,7 +6047,7 @@
     </w:p>
     <w:p>
       <w:pPr>
-        <w:pStyle w:val="1"/>
+        <w:pStyle w:val="28"/>
         <w:keepNext w:val="0"/>
         <w:keepLines w:val="0"/>
         <w:pageBreakBefore w:val="0"/>
@@ -6040,7 +6067,7 @@
           <w:lang w:val="en-US" w:eastAsia="zh-CN"/>
         </w:rPr>
       </w:pPr>
-      <w:bookmarkStart w:id="28" w:name="_Toc28605"/>
+      <w:bookmarkStart w:id="27" w:name="_Toc11520"/>
       <w:r>
         <w:rPr>
           <w:rFonts w:hint="eastAsia"/>
@@ -6048,22 +6075,23 @@
         </w:rPr>
         <w:t>考核指标</w:t>
       </w:r>
-      <w:bookmarkEnd w:id="28"/>
+      <w:bookmarkEnd w:id="27"/>
     </w:p>
     <w:tbl>
       <w:tblPr>
-        <w:tblStyle w:val="TableNormal"/>
+        <w:tblStyle w:val="20"/>
         <w:tblW w:w="7675" w:type="dxa"/>
         <w:tblInd w:w="96" w:type="dxa"/>
         <w:tblBorders>
-          <w:top w:val="nil"/>
-          <w:left w:val="nil"/>
-          <w:bottom w:val="nil"/>
-          <w:right w:val="nil"/>
-          <w:insideH w:val="nil"/>
-          <w:insideV w:val="nil"/>
+          <w:top w:val="none" w:color="auto" w:sz="0" w:space="0"/>
+          <w:left w:val="none" w:color="auto" w:sz="0" w:space="0"/>
+          <w:bottom w:val="none" w:color="auto" w:sz="0" w:space="0"/>
+          <w:right w:val="none" w:color="auto" w:sz="0" w:space="0"/>
+          <w:insideH w:val="none" w:color="auto" w:sz="0" w:space="0"/>
+          <w:insideV w:val="none" w:color="auto" w:sz="0" w:space="0"/>
         </w:tblBorders>
         <w:shd w:val="clear" w:color="auto" w:fill="auto"/>
+        <w:tblLayout w:type="autofit"/>
         <w:tblCellMar>
           <w:top w:w="0" w:type="dxa"/>
           <w:left w:w="108" w:type="dxa"/>
@@ -6079,15 +6107,13 @@
       </w:tblGrid>
       <w:tr>
         <w:tblPrEx>
-          <w:tblW w:w="7675" w:type="dxa"/>
-          <w:tblInd w:w="96" w:type="dxa"/>
           <w:tblBorders>
-            <w:top w:val="nil"/>
-            <w:left w:val="nil"/>
-            <w:bottom w:val="nil"/>
-            <w:right w:val="nil"/>
-            <w:insideH w:val="nil"/>
-            <w:insideV w:val="nil"/>
+            <w:top w:val="none" w:color="auto" w:sz="0" w:space="0"/>
+            <w:left w:val="none" w:color="auto" w:sz="0" w:space="0"/>
+            <w:bottom w:val="none" w:color="auto" w:sz="0" w:space="0"/>
+            <w:right w:val="none" w:color="auto" w:sz="0" w:space="0"/>
+            <w:insideH w:val="none" w:color="auto" w:sz="0" w:space="0"/>
+            <w:insideV w:val="none" w:color="auto" w:sz="0" w:space="0"/>
           </w:tblBorders>
           <w:shd w:val="clear" w:color="auto" w:fill="auto"/>
           <w:tblCellMar>
@@ -6098,16 +6124,16 @@
           </w:tblCellMar>
         </w:tblPrEx>
         <w:trPr>
-          <w:trHeight w:val="493"/>
+          <w:trHeight w:val="493" w:hRule="atLeast"/>
         </w:trPr>
         <w:tc>
           <w:tcPr>
             <w:tcW w:w="2227" w:type="dxa"/>
             <w:tcBorders>
-              <w:top w:val="single" w:sz="4" w:space="0" w:color="000000"/>
-              <w:left w:val="single" w:sz="4" w:space="0" w:color="000000"/>
-              <w:bottom w:val="single" w:sz="4" w:space="0" w:color="000000"/>
-              <w:right w:val="single" w:sz="4" w:space="0" w:color="000000"/>
+              <w:top w:val="single" w:color="000000" w:sz="4" w:space="0"/>
+              <w:left w:val="single" w:color="000000" w:sz="4" w:space="0"/>
+              <w:bottom w:val="single" w:color="000000" w:sz="4" w:space="0"/>
+              <w:right w:val="single" w:color="000000" w:sz="4" w:space="0"/>
             </w:tcBorders>
             <w:shd w:val="clear" w:color="auto" w:fill="C0C0C0"/>
             <w:vAlign w:val="center"/>
@@ -6121,7 +6147,7 @@
               <w:jc w:val="center"/>
               <w:textAlignment w:val="center"/>
               <w:rPr>
-                <w:rFonts w:ascii="楷体_GB2312" w:eastAsia="楷体_GB2312" w:hAnsi="宋体" w:cs="楷体_GB2312" w:hint="default"/>
+                <w:rFonts w:hint="default" w:ascii="楷体_GB2312" w:hAnsi="宋体" w:eastAsia="楷体_GB2312" w:cs="楷体_GB2312"/>
                 <w:b/>
                 <w:bCs/>
                 <w:i w:val="0"/>
@@ -6134,7 +6160,7 @@
             </w:pPr>
             <w:r>
               <w:rPr>
-                <w:rFonts w:ascii="楷体_GB2312" w:eastAsia="楷体_GB2312" w:hAnsi="宋体" w:cs="楷体_GB2312" w:hint="default"/>
+                <w:rFonts w:hint="default" w:ascii="楷体_GB2312" w:hAnsi="宋体" w:eastAsia="楷体_GB2312" w:cs="楷体_GB2312"/>
                 <w:b/>
                 <w:bCs/>
                 <w:i w:val="0"/>
@@ -6155,10 +6181,10 @@
           <w:tcPr>
             <w:tcW w:w="1092" w:type="dxa"/>
             <w:tcBorders>
-              <w:top w:val="single" w:sz="4" w:space="0" w:color="000000"/>
-              <w:left w:val="single" w:sz="4" w:space="0" w:color="000000"/>
-              <w:bottom w:val="single" w:sz="4" w:space="0" w:color="000000"/>
-              <w:right w:val="single" w:sz="4" w:space="0" w:color="000000"/>
+              <w:top w:val="single" w:color="000000" w:sz="4" w:space="0"/>
+              <w:left w:val="single" w:color="000000" w:sz="4" w:space="0"/>
+              <w:bottom w:val="single" w:color="000000" w:sz="4" w:space="0"/>
+              <w:right w:val="single" w:color="000000" w:sz="4" w:space="0"/>
             </w:tcBorders>
             <w:shd w:val="clear" w:color="auto" w:fill="C0C0C0"/>
             <w:vAlign w:val="center"/>
@@ -6172,7 +6198,7 @@
               <w:jc w:val="center"/>
               <w:textAlignment w:val="center"/>
               <w:rPr>
-                <w:rFonts w:ascii="楷体_GB2312" w:eastAsia="楷体_GB2312" w:hAnsi="宋体" w:cs="楷体_GB2312" w:hint="default"/>
+                <w:rFonts w:hint="default" w:ascii="楷体_GB2312" w:hAnsi="宋体" w:eastAsia="楷体_GB2312" w:cs="楷体_GB2312"/>
                 <w:b/>
                 <w:bCs/>
                 <w:i w:val="0"/>
@@ -6185,7 +6211,7 @@
             </w:pPr>
             <w:r>
               <w:rPr>
-                <w:rFonts w:ascii="楷体_GB2312" w:eastAsia="楷体_GB2312" w:hAnsi="宋体" w:cs="楷体_GB2312" w:hint="default"/>
+                <w:rFonts w:hint="default" w:ascii="楷体_GB2312" w:hAnsi="宋体" w:eastAsia="楷体_GB2312" w:cs="楷体_GB2312"/>
                 <w:b/>
                 <w:bCs/>
                 <w:i w:val="0"/>
@@ -6206,10 +6232,10 @@
           <w:tcPr>
             <w:tcW w:w="3300" w:type="dxa"/>
             <w:tcBorders>
-              <w:top w:val="single" w:sz="4" w:space="0" w:color="000000"/>
-              <w:left w:val="single" w:sz="4" w:space="0" w:color="000000"/>
-              <w:bottom w:val="single" w:sz="4" w:space="0" w:color="000000"/>
-              <w:right w:val="single" w:sz="4" w:space="0" w:color="000000"/>
+              <w:top w:val="single" w:color="000000" w:sz="4" w:space="0"/>
+              <w:left w:val="single" w:color="000000" w:sz="4" w:space="0"/>
+              <w:bottom w:val="single" w:color="000000" w:sz="4" w:space="0"/>
+              <w:right w:val="single" w:color="000000" w:sz="4" w:space="0"/>
             </w:tcBorders>
             <w:shd w:val="clear" w:color="auto" w:fill="C0C0C0"/>
             <w:vAlign w:val="center"/>
@@ -6223,7 +6249,7 @@
               <w:jc w:val="center"/>
               <w:textAlignment w:val="center"/>
               <w:rPr>
-                <w:rFonts w:ascii="楷体_GB2312" w:eastAsia="楷体_GB2312" w:hAnsi="宋体" w:cs="楷体_GB2312" w:hint="default"/>
+                <w:rFonts w:hint="default" w:ascii="楷体_GB2312" w:hAnsi="宋体" w:eastAsia="楷体_GB2312" w:cs="楷体_GB2312"/>
                 <w:b/>
                 <w:bCs/>
                 <w:i w:val="0"/>
@@ -6236,7 +6262,7 @@
             </w:pPr>
             <w:r>
               <w:rPr>
-                <w:rFonts w:ascii="楷体_GB2312" w:eastAsia="楷体_GB2312" w:hAnsi="宋体" w:cs="楷体_GB2312" w:hint="default"/>
+                <w:rFonts w:hint="default" w:ascii="楷体_GB2312" w:hAnsi="宋体" w:eastAsia="楷体_GB2312" w:cs="楷体_GB2312"/>
                 <w:b/>
                 <w:bCs/>
                 <w:i w:val="0"/>
@@ -6257,10 +6283,10 @@
           <w:tcPr>
             <w:tcW w:w="1056" w:type="dxa"/>
             <w:tcBorders>
-              <w:top w:val="single" w:sz="4" w:space="0" w:color="000000"/>
-              <w:left w:val="single" w:sz="4" w:space="0" w:color="000000"/>
-              <w:bottom w:val="single" w:sz="4" w:space="0" w:color="000000"/>
-              <w:right w:val="single" w:sz="4" w:space="0" w:color="000000"/>
+              <w:top w:val="single" w:color="000000" w:sz="4" w:space="0"/>
+              <w:left w:val="single" w:color="000000" w:sz="4" w:space="0"/>
+              <w:bottom w:val="single" w:color="000000" w:sz="4" w:space="0"/>
+              <w:right w:val="single" w:color="000000" w:sz="4" w:space="0"/>
             </w:tcBorders>
             <w:shd w:val="clear" w:color="auto" w:fill="C0C0C0"/>
             <w:vAlign w:val="center"/>
@@ -6274,7 +6300,7 @@
               <w:jc w:val="center"/>
               <w:textAlignment w:val="center"/>
               <w:rPr>
-                <w:rFonts w:ascii="楷体_GB2312" w:eastAsia="楷体_GB2312" w:hAnsi="宋体" w:cs="楷体_GB2312" w:hint="default"/>
+                <w:rFonts w:hint="default" w:ascii="楷体_GB2312" w:hAnsi="宋体" w:eastAsia="楷体_GB2312" w:cs="楷体_GB2312"/>
                 <w:b/>
                 <w:bCs/>
                 <w:i w:val="0"/>
@@ -6287,7 +6313,7 @@
             </w:pPr>
             <w:r>
               <w:rPr>
-                <w:rFonts w:ascii="楷体_GB2312" w:eastAsia="楷体_GB2312" w:hAnsi="宋体" w:cs="楷体_GB2312" w:hint="default"/>
+                <w:rFonts w:hint="default" w:ascii="楷体_GB2312" w:hAnsi="宋体" w:eastAsia="楷体_GB2312" w:cs="楷体_GB2312"/>
                 <w:b/>
                 <w:bCs/>
                 <w:i w:val="0"/>
@@ -6307,9 +6333,14 @@
       </w:tr>
       <w:tr>
         <w:tblPrEx>
-          <w:tblW w:w="7675" w:type="dxa"/>
-          <w:tblInd w:w="96" w:type="dxa"/>
-          <w:shd w:val="clear" w:color="auto" w:fill="auto"/>
+          <w:tblBorders>
+            <w:top w:val="none" w:color="auto" w:sz="0" w:space="0"/>
+            <w:left w:val="none" w:color="auto" w:sz="0" w:space="0"/>
+            <w:bottom w:val="none" w:color="auto" w:sz="0" w:space="0"/>
+            <w:right w:val="none" w:color="auto" w:sz="0" w:space="0"/>
+            <w:insideH w:val="none" w:color="auto" w:sz="0" w:space="0"/>
+            <w:insideV w:val="none" w:color="auto" w:sz="0" w:space="0"/>
+          </w:tblBorders>
           <w:tblCellMar>
             <w:top w:w="0" w:type="dxa"/>
             <w:left w:w="108" w:type="dxa"/>
@@ -6318,16 +6349,16 @@
           </w:tblCellMar>
         </w:tblPrEx>
         <w:trPr>
-          <w:trHeight w:val="493"/>
+          <w:trHeight w:val="493" w:hRule="atLeast"/>
         </w:trPr>
         <w:tc>
           <w:tcPr>
             <w:tcW w:w="2227" w:type="dxa"/>
             <w:tcBorders>
-              <w:top w:val="single" w:sz="4" w:space="0" w:color="000000"/>
-              <w:left w:val="single" w:sz="4" w:space="0" w:color="000000"/>
-              <w:bottom w:val="single" w:sz="4" w:space="0" w:color="000000"/>
-              <w:right w:val="single" w:sz="4" w:space="0" w:color="000000"/>
+              <w:top w:val="single" w:color="000000" w:sz="4" w:space="0"/>
+              <w:left w:val="single" w:color="000000" w:sz="4" w:space="0"/>
+              <w:bottom w:val="single" w:color="000000" w:sz="4" w:space="0"/>
+              <w:right w:val="single" w:color="000000" w:sz="4" w:space="0"/>
             </w:tcBorders>
             <w:shd w:val="clear" w:color="auto" w:fill="auto"/>
             <w:vAlign w:val="center"/>
@@ -6341,7 +6372,7 @@
               <w:jc w:val="left"/>
               <w:textAlignment w:val="center"/>
               <w:rPr>
-                <w:rFonts w:ascii="楷体_GB2312" w:eastAsia="楷体_GB2312" w:hAnsi="宋体" w:cs="楷体_GB2312" w:hint="default"/>
+                <w:rFonts w:hint="default" w:ascii="楷体_GB2312" w:hAnsi="宋体" w:eastAsia="楷体_GB2312" w:cs="楷体_GB2312"/>
                 <w:b/>
                 <w:bCs/>
                 <w:i w:val="0"/>
@@ -6357,7 +6388,7 @@
             </w:pPr>
             <w:r>
               <w:rPr>
-                <w:rFonts w:ascii="宋体" w:eastAsia="宋体" w:hAnsi="宋体" w:cs="宋体" w:hint="eastAsia"/>
+                <w:rFonts w:hint="eastAsia" w:ascii="宋体" w:hAnsi="宋体" w:eastAsia="宋体" w:cs="宋体"/>
                 <w:i w:val="0"/>
                 <w:iCs w:val="0"/>
                 <w:snapToGrid w:val="0"/>
@@ -6376,10 +6407,10 @@
           <w:tcPr>
             <w:tcW w:w="1092" w:type="dxa"/>
             <w:tcBorders>
-              <w:top w:val="single" w:sz="4" w:space="0" w:color="000000"/>
-              <w:left w:val="single" w:sz="4" w:space="0" w:color="000000"/>
-              <w:bottom w:val="single" w:sz="4" w:space="0" w:color="000000"/>
-              <w:right w:val="single" w:sz="4" w:space="0" w:color="000000"/>
+              <w:top w:val="single" w:color="000000" w:sz="4" w:space="0"/>
+              <w:left w:val="single" w:color="000000" w:sz="4" w:space="0"/>
+              <w:bottom w:val="single" w:color="000000" w:sz="4" w:space="0"/>
+              <w:right w:val="single" w:color="000000" w:sz="4" w:space="0"/>
             </w:tcBorders>
             <w:shd w:val="clear" w:color="auto" w:fill="auto"/>
             <w:vAlign w:val="center"/>
@@ -6393,7 +6424,7 @@
               <w:jc w:val="left"/>
               <w:textAlignment w:val="center"/>
               <w:rPr>
-                <w:rFonts w:ascii="楷体_GB2312" w:eastAsia="楷体_GB2312" w:hAnsi="宋体" w:cs="楷体_GB2312" w:hint="default"/>
+                <w:rFonts w:hint="default" w:ascii="楷体_GB2312" w:hAnsi="宋体" w:eastAsia="楷体_GB2312" w:cs="楷体_GB2312"/>
                 <w:b/>
                 <w:bCs/>
                 <w:i w:val="0"/>
@@ -6409,7 +6440,7 @@
             </w:pPr>
             <w:r>
               <w:rPr>
-                <w:rFonts w:ascii="宋体" w:eastAsia="宋体" w:hAnsi="宋体" w:cs="宋体" w:hint="eastAsia"/>
+                <w:rFonts w:hint="eastAsia" w:ascii="宋体" w:hAnsi="宋体" w:eastAsia="宋体" w:cs="宋体"/>
                 <w:i w:val="0"/>
                 <w:iCs w:val="0"/>
                 <w:snapToGrid w:val="0"/>
@@ -6424,7 +6455,7 @@
             </w:r>
             <w:r>
               <w:rPr>
-                <w:rFonts w:ascii="宋体" w:hAnsi="宋体" w:cs="宋体" w:hint="eastAsia"/>
+                <w:rFonts w:hint="eastAsia" w:ascii="宋体" w:hAnsi="宋体" w:cs="宋体"/>
                 <w:i w:val="0"/>
                 <w:iCs w:val="0"/>
                 <w:snapToGrid w:val="0"/>
@@ -6439,7 +6470,7 @@
             </w:r>
             <w:r>
               <w:rPr>
-                <w:rFonts w:ascii="宋体" w:eastAsia="宋体" w:hAnsi="宋体" w:cs="宋体" w:hint="eastAsia"/>
+                <w:rFonts w:hint="eastAsia" w:ascii="宋体" w:hAnsi="宋体" w:eastAsia="宋体" w:cs="宋体"/>
                 <w:i w:val="0"/>
                 <w:iCs w:val="0"/>
                 <w:snapToGrid w:val="0"/>
@@ -6458,10 +6489,10 @@
           <w:tcPr>
             <w:tcW w:w="3300" w:type="dxa"/>
             <w:tcBorders>
-              <w:top w:val="single" w:sz="4" w:space="0" w:color="000000"/>
-              <w:left w:val="single" w:sz="4" w:space="0" w:color="000000"/>
-              <w:bottom w:val="single" w:sz="4" w:space="0" w:color="000000"/>
-              <w:right w:val="single" w:sz="4" w:space="0" w:color="000000"/>
+              <w:top w:val="single" w:color="000000" w:sz="4" w:space="0"/>
+              <w:left w:val="single" w:color="000000" w:sz="4" w:space="0"/>
+              <w:bottom w:val="single" w:color="000000" w:sz="4" w:space="0"/>
+              <w:right w:val="single" w:color="000000" w:sz="4" w:space="0"/>
             </w:tcBorders>
             <w:shd w:val="clear" w:color="auto" w:fill="auto"/>
             <w:vAlign w:val="center"/>
@@ -6475,7 +6506,7 @@
               <w:jc w:val="left"/>
               <w:textAlignment w:val="center"/>
               <w:rPr>
-                <w:rFonts w:ascii="楷体_GB2312" w:eastAsia="楷体_GB2312" w:hAnsi="宋体" w:cs="楷体_GB2312" w:hint="default"/>
+                <w:rFonts w:hint="default" w:ascii="楷体_GB2312" w:hAnsi="宋体" w:eastAsia="楷体_GB2312" w:cs="楷体_GB2312"/>
                 <w:b/>
                 <w:bCs/>
                 <w:i w:val="0"/>
@@ -6491,7 +6522,7 @@
             </w:pPr>
             <w:r>
               <w:rPr>
-                <w:rFonts w:ascii="宋体" w:eastAsia="宋体" w:hAnsi="宋体" w:cs="宋体" w:hint="eastAsia"/>
+                <w:rFonts w:hint="eastAsia" w:ascii="宋体" w:hAnsi="宋体" w:eastAsia="宋体" w:cs="宋体"/>
                 <w:i w:val="0"/>
                 <w:iCs w:val="0"/>
                 <w:snapToGrid w:val="0"/>
@@ -6510,10 +6541,10 @@
           <w:tcPr>
             <w:tcW w:w="1056" w:type="dxa"/>
             <w:tcBorders>
-              <w:top w:val="single" w:sz="4" w:space="0" w:color="000000"/>
-              <w:left w:val="single" w:sz="4" w:space="0" w:color="000000"/>
-              <w:bottom w:val="single" w:sz="4" w:space="0" w:color="000000"/>
-              <w:right w:val="single" w:sz="4" w:space="0" w:color="000000"/>
+              <w:top w:val="single" w:color="000000" w:sz="4" w:space="0"/>
+              <w:left w:val="single" w:color="000000" w:sz="4" w:space="0"/>
+              <w:bottom w:val="single" w:color="000000" w:sz="4" w:space="0"/>
+              <w:right w:val="single" w:color="000000" w:sz="4" w:space="0"/>
             </w:tcBorders>
             <w:shd w:val="clear" w:color="auto" w:fill="auto"/>
             <w:vAlign w:val="center"/>
@@ -6527,7 +6558,7 @@
               <w:jc w:val="left"/>
               <w:textAlignment w:val="center"/>
               <w:rPr>
-                <w:rFonts w:ascii="楷体_GB2312" w:eastAsia="楷体_GB2312" w:hAnsi="宋体" w:cs="楷体_GB2312" w:hint="default"/>
+                <w:rFonts w:hint="default" w:ascii="楷体_GB2312" w:hAnsi="宋体" w:eastAsia="楷体_GB2312" w:cs="楷体_GB2312"/>
                 <w:b/>
                 <w:bCs/>
                 <w:i w:val="0"/>
@@ -6543,7 +6574,7 @@
             </w:pPr>
             <w:r>
               <w:rPr>
-                <w:rFonts w:ascii="宋体" w:eastAsia="宋体" w:hAnsi="宋体" w:cs="宋体" w:hint="eastAsia"/>
+                <w:rFonts w:hint="eastAsia" w:ascii="宋体" w:hAnsi="宋体" w:eastAsia="宋体" w:cs="宋体"/>
                 <w:i w:val="0"/>
                 <w:iCs w:val="0"/>
                 <w:snapToGrid w:val="0"/>
@@ -6562,14 +6593,14 @@
     </w:tbl>
     <w:p>
       <w:pPr>
-        <w:pStyle w:val="1"/>
-        <w:bidi w:val="0"/>
-        <w:rPr>
-          <w:rFonts w:hint="default"/>
-          <w:lang w:val="en-US" w:eastAsia="zh-CN"/>
-        </w:rPr>
-      </w:pPr>
-      <w:bookmarkStart w:id="29" w:name="_Toc22014"/>
+        <w:pStyle w:val="28"/>
+        <w:bidi w:val="0"/>
+        <w:rPr>
+          <w:rFonts w:hint="default"/>
+          <w:lang w:val="en-US" w:eastAsia="zh-CN"/>
+        </w:rPr>
+      </w:pPr>
+      <w:bookmarkStart w:id="28" w:name="_Toc21787"/>
       <w:r>
         <w:rPr>
           <w:rFonts w:hint="default"/>
@@ -6577,11 +6608,11 @@
         </w:rPr>
         <w:t>附则</w:t>
       </w:r>
-      <w:bookmarkEnd w:id="29"/>
-    </w:p>
-    <w:p>
-      <w:pPr>
-        <w:pStyle w:val="a1"/>
+      <w:bookmarkEnd w:id="28"/>
+    </w:p>
+    <w:p>
+      <w:pPr>
+        <w:pStyle w:val="29"/>
         <w:keepNext w:val="0"/>
         <w:keepLines w:val="0"/>
         <w:pageBreakBefore w:val="0"/>
@@ -6599,7 +6630,7 @@
         <w:bidi w:val="0"/>
         <w:adjustRightInd w:val="0"/>
         <w:snapToGrid w:val="0"/>
-        <w:ind w:right="0" w:leftChars="0" w:rightChars="0"/>
+        <w:ind w:leftChars="0" w:right="0" w:rightChars="0"/>
         <w:jc w:val="left"/>
         <w:textAlignment w:val="baseline"/>
         <w:rPr>
@@ -6617,7 +6648,7 @@
     </w:p>
     <w:p>
       <w:pPr>
-        <w:pStyle w:val="a1"/>
+        <w:pStyle w:val="29"/>
         <w:keepNext w:val="0"/>
         <w:keepLines w:val="0"/>
         <w:pageBreakBefore w:val="0"/>
@@ -6635,7 +6666,7 @@
         <w:bidi w:val="0"/>
         <w:adjustRightInd w:val="0"/>
         <w:snapToGrid w:val="0"/>
-        <w:ind w:right="0" w:leftChars="0" w:rightChars="0"/>
+        <w:ind w:leftChars="0" w:right="0" w:rightChars="0"/>
         <w:jc w:val="left"/>
         <w:textAlignment w:val="baseline"/>
         <w:rPr>
@@ -6653,7 +6684,7 @@
     </w:p>
     <w:p>
       <w:pPr>
-        <w:pStyle w:val="a1"/>
+        <w:pStyle w:val="29"/>
         <w:keepNext w:val="0"/>
         <w:keepLines w:val="0"/>
         <w:pageBreakBefore w:val="0"/>
@@ -6671,7 +6702,7 @@
         <w:bidi w:val="0"/>
         <w:adjustRightInd w:val="0"/>
         <w:snapToGrid w:val="0"/>
-        <w:ind w:right="0" w:leftChars="0" w:rightChars="0"/>
+        <w:ind w:leftChars="0" w:right="0" w:rightChars="0"/>
         <w:jc w:val="left"/>
         <w:textAlignment w:val="baseline"/>
         <w:rPr>
@@ -6688,23 +6719,73 @@
       </w:r>
     </w:p>
     <w:sectPr>
-      <w:headerReference w:type="default" r:id="rId7"/>
+      <w:headerReference r:id="rId5" w:type="default"/>
       <w:pgSz w:w="11906" w:h="16838"/>
       <w:pgMar w:top="1417" w:right="1800" w:bottom="1440" w:left="1800" w:header="1140" w:footer="992" w:gutter="0"/>
-      <w:cols w:num="1" w:space="425"/>
+      <w:cols w:space="425" w:num="1"/>
       <w:docGrid w:type="lines" w:linePitch="312" w:charSpace="0"/>
     </w:sectPr>
   </w:body>
 </w:document>
 </file>
 
+<file path=word/endnotes.xml><?xml version="1.0" encoding="utf-8"?>
+<w:endnotes xmlns:wpc="http://schemas.microsoft.com/office/word/2010/wordprocessingCanvas" xmlns:mc="http://schemas.openxmlformats.org/markup-compatibility/2006" xmlns:o="urn:schemas-microsoft-com:office:office" xmlns:r="http://schemas.openxmlformats.org/officeDocument/2006/relationships" xmlns:m="http://schemas.openxmlformats.org/officeDocument/2006/math" xmlns:v="urn:schemas-microsoft-com:vml" xmlns:wp14="http://schemas.microsoft.com/office/word/2010/wordprocessingDrawing" xmlns:wp="http://schemas.openxmlformats.org/drawingml/2006/wordprocessingDrawing" xmlns:w="http://schemas.openxmlformats.org/wordprocessingml/2006/main" xmlns:w14="http://schemas.microsoft.com/office/word/2010/wordml" xmlns:w15="http://schemas.microsoft.com/office/word/2012/wordml" xmlns:w10="urn:schemas-microsoft-com:office:word" xmlns:wpg="http://schemas.microsoft.com/office/word/2010/wordprocessingGroup" xmlns:wpi="http://schemas.microsoft.com/office/word/2010/wordprocessingInk" xmlns:wne="http://schemas.microsoft.com/office/word/2006/wordml" xmlns:wps="http://schemas.microsoft.com/office/word/2010/wordprocessingShape" xmlns:wpsCustomData="http://www.wps.cn/officeDocument/2013/wpsCustomData" mc:Ignorable="w14 w15 wp14">
+  <w:endnote w:type="separator" w:id="0">
+    <w:p>
+      <w:pPr>
+        <w:spacing w:line="240" w:lineRule="auto"/>
+      </w:pPr>
+      <w:r>
+        <w:separator/>
+      </w:r>
+    </w:p>
+  </w:endnote>
+  <w:endnote w:type="continuationSeparator" w:id="1">
+    <w:p>
+      <w:pPr>
+        <w:spacing w:line="240" w:lineRule="auto"/>
+      </w:pPr>
+      <w:r>
+        <w:continuationSeparator/>
+      </w:r>
+    </w:p>
+  </w:endnote>
+</w:endnotes>
+</file>
+
+<file path=word/footnotes.xml><?xml version="1.0" encoding="utf-8"?>
+<w:footnotes xmlns:wpc="http://schemas.microsoft.com/office/word/2010/wordprocessingCanvas" xmlns:mc="http://schemas.openxmlformats.org/markup-compatibility/2006" xmlns:o="urn:schemas-microsoft-com:office:office" xmlns:r="http://schemas.openxmlformats.org/officeDocument/2006/relationships" xmlns:m="http://schemas.openxmlformats.org/officeDocument/2006/math" xmlns:v="urn:schemas-microsoft-com:vml" xmlns:wp14="http://schemas.microsoft.com/office/word/2010/wordprocessingDrawing" xmlns:wp="http://schemas.openxmlformats.org/drawingml/2006/wordprocessingDrawing" xmlns:w="http://schemas.openxmlformats.org/wordprocessingml/2006/main" xmlns:w14="http://schemas.microsoft.com/office/word/2010/wordml" xmlns:w15="http://schemas.microsoft.com/office/word/2012/wordml" xmlns:w10="urn:schemas-microsoft-com:office:word" xmlns:wpg="http://schemas.microsoft.com/office/word/2010/wordprocessingGroup" xmlns:wpi="http://schemas.microsoft.com/office/word/2010/wordprocessingInk" xmlns:wne="http://schemas.microsoft.com/office/word/2006/wordml" xmlns:wps="http://schemas.microsoft.com/office/word/2010/wordprocessingShape" xmlns:wpsCustomData="http://www.wps.cn/officeDocument/2013/wpsCustomData" mc:Ignorable="w14 w15 wp14">
+  <w:footnote w:type="separator" w:id="0">
+    <w:p>
+      <w:pPr>
+        <w:spacing w:line="360" w:lineRule="auto"/>
+      </w:pPr>
+      <w:r>
+        <w:separator/>
+      </w:r>
+    </w:p>
+  </w:footnote>
+  <w:footnote w:type="continuationSeparator" w:id="1">
+    <w:p>
+      <w:pPr>
+        <w:spacing w:line="360" w:lineRule="auto"/>
+      </w:pPr>
+      <w:r>
+        <w:continuationSeparator/>
+      </w:r>
+    </w:p>
+  </w:footnote>
+</w:footnotes>
+</file>
+
 <file path=word/header1.xml><?xml version="1.0" encoding="utf-8"?>
-<w:hdr xmlns:wpc="http://schemas.microsoft.com/office/word/2010/wordprocessingCanvas" xmlns:mc="http://schemas.openxmlformats.org/markup-compatibility/2006" xmlns:o="urn:schemas-microsoft-com:office:office" xmlns:r="http://schemas.openxmlformats.org/officeDocument/2006/relationships" xmlns:m="http://schemas.openxmlformats.org/officeDocument/2006/math" xmlns:v="urn:schemas-microsoft-com:vml" xmlns:wp14="http://schemas.microsoft.com/office/word/2010/wordprocessingDrawing" xmlns:wp="http://schemas.openxmlformats.org/drawingml/2006/wordprocessingDrawing" xmlns:w10="urn:schemas-microsoft-com:office:word" xmlns:w="http://schemas.openxmlformats.org/wordprocessingml/2006/main" xmlns:w14="http://schemas.microsoft.com/office/word/2010/wordml" xmlns:w15="http://schemas.microsoft.com/office/word/2012/wordml" xmlns:wne="http://schemas.microsoft.com/office/word/2006/wordml" xmlns:wpg="http://schemas.microsoft.com/office/word/2010/wordprocessingGroup" xmlns:wpi="http://schemas.microsoft.com/office/word/2010/wordprocessingInk" xmlns:wps="http://schemas.microsoft.com/office/word/2010/wordprocessingShape" mc:Ignorable="w14 w15 wp14">
+<w:hdr xmlns:wpc="http://schemas.microsoft.com/office/word/2010/wordprocessingCanvas" xmlns:mc="http://schemas.openxmlformats.org/markup-compatibility/2006" xmlns:o="urn:schemas-microsoft-com:office:office" xmlns:r="http://schemas.openxmlformats.org/officeDocument/2006/relationships" xmlns:m="http://schemas.openxmlformats.org/officeDocument/2006/math" xmlns:v="urn:schemas-microsoft-com:vml" xmlns:wp14="http://schemas.microsoft.com/office/word/2010/wordprocessingDrawing" xmlns:wp="http://schemas.openxmlformats.org/drawingml/2006/wordprocessingDrawing" xmlns:w10="urn:schemas-microsoft-com:office:word" xmlns:w="http://schemas.openxmlformats.org/wordprocessingml/2006/main" xmlns:w14="http://schemas.microsoft.com/office/word/2010/wordml" xmlns:w15="http://schemas.microsoft.com/office/word/2012/wordml" xmlns:wpg="http://schemas.microsoft.com/office/word/2010/wordprocessingGroup" xmlns:wpi="http://schemas.microsoft.com/office/word/2010/wordprocessingInk" xmlns:wne="http://schemas.microsoft.com/office/word/2006/wordml" xmlns:wps="http://schemas.microsoft.com/office/word/2010/wordprocessingShape" xmlns:wpsCustomData="http://www.wps.cn/officeDocument/2013/wpsCustomData" mc:Ignorable="w14 w15 wp14">
   <w:p>
     <w:pPr>
-      <w:pStyle w:val="Header"/>
+      <w:pStyle w:val="15"/>
       <w:pBdr>
-        <w:bottom w:val="single" w:sz="4" w:space="1" w:color="auto"/>
+        <w:bottom w:val="single" w:color="auto" w:sz="4" w:space="1"/>
       </w:pBdr>
       <w:tabs>
         <w:tab w:val="left" w:pos="335"/>
@@ -6712,27 +6793,27 @@
       </w:tabs>
       <w:jc w:val="right"/>
       <w:rPr>
-        <w:rFonts w:eastAsiaTheme="minorEastAsia" w:hint="eastAsia"/>
+        <w:rFonts w:hint="eastAsia" w:eastAsiaTheme="minorEastAsia"/>
         <w:lang w:eastAsia="zh-CN"/>
       </w:rPr>
     </w:pPr>
     <w:r>
       <w:rPr>
-        <w:rFonts w:eastAsiaTheme="minorEastAsia" w:hint="eastAsia"/>
+        <w:rFonts w:hint="eastAsia" w:eastAsiaTheme="minorEastAsia"/>
         <w:lang w:val="en-US" w:eastAsia="zh-CN"/>
       </w:rPr>
       <w:tab/>
     </w:r>
     <w:r>
       <w:rPr>
-        <w:rFonts w:eastAsiaTheme="minorEastAsia" w:hint="eastAsia"/>
+        <w:rFonts w:hint="eastAsia" w:eastAsiaTheme="minorEastAsia"/>
         <w:lang w:val="en-US" w:eastAsia="zh-CN"/>
       </w:rPr>
       <w:tab/>
     </w:r>
     <w:r>
       <w:rPr>
-        <w:rFonts w:eastAsiaTheme="minorEastAsia" w:hint="eastAsia"/>
+        <w:rFonts w:hint="eastAsia" w:eastAsiaTheme="minorEastAsia"/>
         <w:lang w:val="en-US" w:eastAsia="zh-CN"/>
       </w:rPr>
       <w:t>江西通信产业服务有限公司</w:t>
@@ -6742,15 +6823,15 @@
 </file>
 
 <file path=word/numbering.xml><?xml version="1.0" encoding="utf-8"?>
-<w:numbering xmlns:wpc="http://schemas.microsoft.com/office/word/2010/wordprocessingCanvas" xmlns:mc="http://schemas.openxmlformats.org/markup-compatibility/2006" xmlns:o="urn:schemas-microsoft-com:office:office" xmlns:r="http://schemas.openxmlformats.org/officeDocument/2006/relationships" xmlns:m="http://schemas.openxmlformats.org/officeDocument/2006/math" xmlns:v="urn:schemas-microsoft-com:vml" xmlns:wp14="http://schemas.microsoft.com/office/word/2010/wordprocessingDrawing" xmlns:wp="http://schemas.openxmlformats.org/drawingml/2006/wordprocessingDrawing" xmlns:w10="urn:schemas-microsoft-com:office:word" xmlns:w="http://schemas.openxmlformats.org/wordprocessingml/2006/main" xmlns:w14="http://schemas.microsoft.com/office/word/2010/wordml" xmlns:w15="http://schemas.microsoft.com/office/word/2012/wordml" xmlns:wne="http://schemas.microsoft.com/office/word/2006/wordml" xmlns:wpg="http://schemas.microsoft.com/office/word/2010/wordprocessingGroup" xmlns:wpi="http://schemas.microsoft.com/office/word/2010/wordprocessingInk" xmlns:wps="http://schemas.microsoft.com/office/word/2010/wordprocessingShape" mc:Ignorable="w14 w15 wp14">
+<w:numbering xmlns:wpc="http://schemas.microsoft.com/office/word/2010/wordprocessingCanvas" xmlns:mc="http://schemas.openxmlformats.org/markup-compatibility/2006" xmlns:o="urn:schemas-microsoft-com:office:office" xmlns:r="http://schemas.openxmlformats.org/officeDocument/2006/relationships" xmlns:m="http://schemas.openxmlformats.org/officeDocument/2006/math" xmlns:v="urn:schemas-microsoft-com:vml" xmlns:wp14="http://schemas.microsoft.com/office/word/2010/wordprocessingDrawing" xmlns:wp="http://schemas.openxmlformats.org/drawingml/2006/wordprocessingDrawing" xmlns:w10="urn:schemas-microsoft-com:office:word" xmlns:w="http://schemas.openxmlformats.org/wordprocessingml/2006/main" xmlns:w14="http://schemas.microsoft.com/office/word/2010/wordml" xmlns:wpg="http://schemas.microsoft.com/office/word/2010/wordprocessingGroup" xmlns:wpi="http://schemas.microsoft.com/office/word/2010/wordprocessingInk" xmlns:wne="http://schemas.microsoft.com/office/word/2006/wordml" xmlns:wps="http://schemas.microsoft.com/office/word/2010/wordprocessingShape" xmlns:wpsCustomData="http://www.wps.cn/officeDocument/2013/wpsCustomData" mc:Ignorable="w14 wp14">
   <w:abstractNum w:abstractNumId="0">
     <w:nsid w:val="8E964DCE"/>
     <w:multiLevelType w:val="multilevel"/>
     <w:tmpl w:val="8E964DCE"/>
-    <w:lvl w:ilvl="0">
+    <w:lvl w:ilvl="0" w:tentative="0">
       <w:start w:val="1"/>
       <w:numFmt w:val="decimal"/>
-      <w:pStyle w:val="Heading1"/>
+      <w:pStyle w:val="2"/>
       <w:lvlText w:val="%1."/>
       <w:lvlJc w:val="left"/>
       <w:pPr>
@@ -6760,10 +6841,10 @@
         <w:rFonts w:hint="default"/>
       </w:rPr>
     </w:lvl>
-    <w:lvl w:ilvl="1">
+    <w:lvl w:ilvl="1" w:tentative="0">
       <w:start w:val="1"/>
       <w:numFmt w:val="decimal"/>
-      <w:pStyle w:val="Heading2"/>
+      <w:pStyle w:val="3"/>
       <w:lvlText w:val="%1.%2."/>
       <w:lvlJc w:val="left"/>
       <w:pPr>
@@ -6773,10 +6854,10 @@
         <w:rFonts w:hint="default"/>
       </w:rPr>
     </w:lvl>
-    <w:lvl w:ilvl="2">
+    <w:lvl w:ilvl="2" w:tentative="0">
       <w:start w:val="1"/>
       <w:numFmt w:val="decimal"/>
-      <w:pStyle w:val="Heading3"/>
+      <w:pStyle w:val="4"/>
       <w:lvlText w:val="%1.%2.%3."/>
       <w:lvlJc w:val="left"/>
       <w:pPr>
@@ -6786,10 +6867,10 @@
         <w:rFonts w:hint="default"/>
       </w:rPr>
     </w:lvl>
-    <w:lvl w:ilvl="3">
+    <w:lvl w:ilvl="3" w:tentative="0">
       <w:start w:val="1"/>
       <w:numFmt w:val="decimal"/>
-      <w:pStyle w:val="Heading4"/>
+      <w:pStyle w:val="5"/>
       <w:lvlText w:val="%1.%2.%3.%4."/>
       <w:lvlJc w:val="left"/>
       <w:pPr>
@@ -6799,10 +6880,10 @@
         <w:rFonts w:hint="default"/>
       </w:rPr>
     </w:lvl>
-    <w:lvl w:ilvl="4">
+    <w:lvl w:ilvl="4" w:tentative="0">
       <w:start w:val="1"/>
       <w:numFmt w:val="decimal"/>
-      <w:pStyle w:val="Heading5"/>
+      <w:pStyle w:val="6"/>
       <w:lvlText w:val="%1.%2.%3.%4.%5."/>
       <w:lvlJc w:val="left"/>
       <w:pPr>
@@ -6812,10 +6893,10 @@
         <w:rFonts w:hint="default"/>
       </w:rPr>
     </w:lvl>
-    <w:lvl w:ilvl="5">
+    <w:lvl w:ilvl="5" w:tentative="0">
       <w:start w:val="1"/>
       <w:numFmt w:val="decimal"/>
-      <w:pStyle w:val="Heading6"/>
+      <w:pStyle w:val="7"/>
       <w:lvlText w:val="%1.%2.%3.%4.%5.%6."/>
       <w:lvlJc w:val="left"/>
       <w:pPr>
@@ -6825,10 +6906,10 @@
         <w:rFonts w:hint="default"/>
       </w:rPr>
     </w:lvl>
-    <w:lvl w:ilvl="6">
+    <w:lvl w:ilvl="6" w:tentative="0">
       <w:start w:val="1"/>
       <w:numFmt w:val="decimal"/>
-      <w:pStyle w:val="Heading7"/>
+      <w:pStyle w:val="8"/>
       <w:lvlText w:val="%1.%2.%3.%4.%5.%6.%7."/>
       <w:lvlJc w:val="left"/>
       <w:pPr>
@@ -6838,10 +6919,10 @@
         <w:rFonts w:hint="default"/>
       </w:rPr>
     </w:lvl>
-    <w:lvl w:ilvl="7">
+    <w:lvl w:ilvl="7" w:tentative="0">
       <w:start w:val="1"/>
       <w:numFmt w:val="decimal"/>
-      <w:pStyle w:val="Heading8"/>
+      <w:pStyle w:val="9"/>
       <w:lvlText w:val="%1.%2.%3.%4.%5.%6.%7.%8."/>
       <w:lvlJc w:val="left"/>
       <w:pPr>
@@ -6851,10 +6932,10 @@
         <w:rFonts w:hint="default"/>
       </w:rPr>
     </w:lvl>
-    <w:lvl w:ilvl="8">
+    <w:lvl w:ilvl="8" w:tentative="0">
       <w:start w:val="1"/>
       <w:numFmt w:val="decimal"/>
-      <w:pStyle w:val="Heading9"/>
+      <w:pStyle w:val="10"/>
       <w:lvlText w:val="%1.%2.%3.%4.%5.%6.%7.%8.%9."/>
       <w:lvlJc w:val="left"/>
       <w:pPr>
@@ -6869,7 +6950,7 @@
     <w:nsid w:val="C3A7AC7B"/>
     <w:multiLevelType w:val="singleLevel"/>
     <w:tmpl w:val="C3A7AC7B"/>
-    <w:lvl w:ilvl="0">
+    <w:lvl w:ilvl="0" w:tentative="0">
       <w:start w:val="1"/>
       <w:numFmt w:val="decimal"/>
       <w:lvlText w:val="%1."/>
@@ -6886,7 +6967,7 @@
     <w:nsid w:val="00B6B9A6"/>
     <w:multiLevelType w:val="singleLevel"/>
     <w:tmpl w:val="00B6B9A6"/>
-    <w:lvl w:ilvl="0">
+    <w:lvl w:ilvl="0" w:tentative="0">
       <w:start w:val="1"/>
       <w:numFmt w:val="decimal"/>
       <w:lvlText w:val="%1."/>
@@ -6903,7 +6984,7 @@
     <w:nsid w:val="4DD0EFF0"/>
     <w:multiLevelType w:val="singleLevel"/>
     <w:tmpl w:val="4DD0EFF0"/>
-    <w:lvl w:ilvl="0">
+    <w:lvl w:ilvl="0" w:tentative="0">
       <w:start w:val="1"/>
       <w:numFmt w:val="decimal"/>
       <w:lvlText w:val="%1."/>
@@ -6932,267 +7013,269 @@
 </file>
 
 <file path=word/styles.xml><?xml version="1.0" encoding="utf-8"?>
-<w:styles xmlns:mc="http://schemas.openxmlformats.org/markup-compatibility/2006" xmlns:r="http://schemas.openxmlformats.org/officeDocument/2006/relationships" xmlns:w="http://schemas.openxmlformats.org/wordprocessingml/2006/main" xmlns:w14="http://schemas.microsoft.com/office/word/2010/wordml" xmlns:w15="http://schemas.microsoft.com/office/word/2012/wordml" mc:Ignorable="w14 w15">
+<w:styles xmlns:mc="http://schemas.openxmlformats.org/markup-compatibility/2006" xmlns:o="urn:schemas-microsoft-com:office:office" xmlns:r="http://schemas.openxmlformats.org/officeDocument/2006/relationships" xmlns:m="http://schemas.openxmlformats.org/officeDocument/2006/math" xmlns:v="urn:schemas-microsoft-com:vml" xmlns:w="http://schemas.openxmlformats.org/wordprocessingml/2006/main" xmlns:w14="http://schemas.microsoft.com/office/word/2010/wordml" xmlns:w10="urn:schemas-microsoft-com:office:word" xmlns:sl="http://schemas.openxmlformats.org/schemaLibrary/2006/main" xmlns:wpsCustomData="http://www.wps.cn/officeDocument/2013/wpsCustomData" mc:Ignorable="w14">
   <w:docDefaults>
     <w:rPrDefault>
       <w:rPr>
-        <w:rFonts w:ascii="Times New Roman" w:eastAsia="宋体" w:hAnsi="Times New Roman" w:cs="Times New Roman"/>
+        <w:rFonts w:ascii="Times New Roman" w:hAnsi="Times New Roman" w:eastAsia="宋体" w:cs="Times New Roman"/>
       </w:rPr>
     </w:rPrDefault>
     <w:pPrDefault/>
   </w:docDefaults>
-  <w:latentStyles w:defLockedState="0" w:defUIPriority="99" w:defSemiHidden="1" w:defUnhideWhenUsed="1" w:defQFormat="0" w:count="260">
-    <w:lsdException w:name="Normal" w:semiHidden="0" w:uiPriority="0" w:unhideWhenUsed="0" w:qFormat="1"/>
-    <w:lsdException w:name="heading 1" w:semiHidden="0" w:uiPriority="0" w:unhideWhenUsed="0" w:qFormat="1"/>
-    <w:lsdException w:name="heading 2" w:semiHidden="0" w:uiPriority="0" w:qFormat="1"/>
-    <w:lsdException w:name="heading 3" w:uiPriority="0" w:qFormat="1"/>
-    <w:lsdException w:name="heading 4" w:semiHidden="0" w:uiPriority="0" w:qFormat="1"/>
-    <w:lsdException w:name="heading 5" w:uiPriority="0" w:qFormat="1"/>
-    <w:lsdException w:name="heading 6" w:uiPriority="0" w:qFormat="1"/>
-    <w:lsdException w:name="heading 7" w:uiPriority="0" w:qFormat="1"/>
-    <w:lsdException w:name="heading 8" w:uiPriority="0" w:qFormat="1"/>
-    <w:lsdException w:name="heading 9" w:uiPriority="0" w:qFormat="1"/>
-    <w:lsdException w:name="index 1" w:semiHidden="0" w:uiPriority="0" w:unhideWhenUsed="0"/>
-    <w:lsdException w:name="index 2" w:semiHidden="0" w:uiPriority="0" w:unhideWhenUsed="0"/>
-    <w:lsdException w:name="index 3" w:semiHidden="0" w:uiPriority="0" w:unhideWhenUsed="0"/>
-    <w:lsdException w:name="index 4" w:semiHidden="0" w:uiPriority="0" w:unhideWhenUsed="0"/>
-    <w:lsdException w:name="index 5" w:semiHidden="0" w:uiPriority="0" w:unhideWhenUsed="0"/>
-    <w:lsdException w:name="index 6" w:semiHidden="0" w:uiPriority="0" w:unhideWhenUsed="0"/>
-    <w:lsdException w:name="index 7" w:semiHidden="0" w:uiPriority="0" w:unhideWhenUsed="0"/>
-    <w:lsdException w:name="index 8" w:semiHidden="0" w:uiPriority="0" w:unhideWhenUsed="0"/>
-    <w:lsdException w:name="index 9" w:semiHidden="0" w:uiPriority="0" w:unhideWhenUsed="0"/>
-    <w:lsdException w:name="toc 1" w:semiHidden="0" w:uiPriority="0" w:unhideWhenUsed="0" w:qFormat="1"/>
-    <w:lsdException w:name="toc 2" w:semiHidden="0" w:uiPriority="0" w:unhideWhenUsed="0" w:qFormat="1"/>
-    <w:lsdException w:name="toc 3" w:semiHidden="0" w:uiPriority="0" w:unhideWhenUsed="0" w:qFormat="1"/>
-    <w:lsdException w:name="toc 4" w:semiHidden="0" w:uiPriority="0" w:unhideWhenUsed="0"/>
-    <w:lsdException w:name="toc 5" w:semiHidden="0" w:uiPriority="0" w:unhideWhenUsed="0"/>
-    <w:lsdException w:name="toc 6" w:semiHidden="0" w:uiPriority="0" w:unhideWhenUsed="0"/>
-    <w:lsdException w:name="toc 7" w:semiHidden="0" w:uiPriority="0" w:unhideWhenUsed="0"/>
-    <w:lsdException w:name="toc 8" w:semiHidden="0" w:uiPriority="0" w:unhideWhenUsed="0"/>
-    <w:lsdException w:name="toc 9" w:semiHidden="0" w:uiPriority="0" w:unhideWhenUsed="0"/>
-    <w:lsdException w:name="Normal Indent" w:semiHidden="0" w:uiPriority="0" w:unhideWhenUsed="0"/>
-    <w:lsdException w:name="footnote text" w:semiHidden="0" w:uiPriority="0" w:unhideWhenUsed="0"/>
-    <w:lsdException w:name="annotation text" w:semiHidden="0" w:uiPriority="0" w:unhideWhenUsed="0" w:qFormat="1"/>
-    <w:lsdException w:name="header" w:semiHidden="0" w:uiPriority="0" w:unhideWhenUsed="0" w:qFormat="1"/>
-    <w:lsdException w:name="footer" w:semiHidden="0" w:uiPriority="0" w:unhideWhenUsed="0" w:qFormat="1"/>
-    <w:lsdException w:name="index heading" w:semiHidden="0" w:uiPriority="0" w:unhideWhenUsed="0"/>
-    <w:lsdException w:name="caption" w:uiPriority="0" w:qFormat="1"/>
-    <w:lsdException w:name="table of figures" w:semiHidden="0" w:uiPriority="0" w:unhideWhenUsed="0"/>
-    <w:lsdException w:name="envelope address" w:semiHidden="0" w:uiPriority="0" w:unhideWhenUsed="0"/>
-    <w:lsdException w:name="envelope return" w:semiHidden="0" w:uiPriority="0" w:unhideWhenUsed="0"/>
-    <w:lsdException w:name="footnote reference" w:semiHidden="0" w:uiPriority="0" w:unhideWhenUsed="0"/>
-    <w:lsdException w:name="annotation reference" w:semiHidden="0" w:uiPriority="0" w:unhideWhenUsed="0"/>
-    <w:lsdException w:name="line number" w:semiHidden="0" w:uiPriority="0" w:unhideWhenUsed="0"/>
-    <w:lsdException w:name="page number" w:semiHidden="0" w:uiPriority="0" w:unhideWhenUsed="0"/>
-    <w:lsdException w:name="endnote reference" w:semiHidden="0" w:uiPriority="0" w:unhideWhenUsed="0"/>
-    <w:lsdException w:name="endnote text" w:semiHidden="0" w:uiPriority="0" w:unhideWhenUsed="0"/>
-    <w:lsdException w:name="table of authorities" w:semiHidden="0" w:uiPriority="0" w:unhideWhenUsed="0"/>
-    <w:lsdException w:name="macro" w:semiHidden="0" w:uiPriority="0" w:unhideWhenUsed="0"/>
-    <w:lsdException w:name="toa heading" w:semiHidden="0" w:uiPriority="0" w:unhideWhenUsed="0"/>
-    <w:lsdException w:name="List" w:semiHidden="0" w:uiPriority="0" w:unhideWhenUsed="0"/>
-    <w:lsdException w:name="List Bullet" w:semiHidden="0" w:uiPriority="0" w:unhideWhenUsed="0"/>
-    <w:lsdException w:name="List Number" w:semiHidden="0" w:uiPriority="0" w:unhideWhenUsed="0"/>
-    <w:lsdException w:name="List 2" w:semiHidden="0" w:uiPriority="0" w:unhideWhenUsed="0"/>
-    <w:lsdException w:name="List 3" w:semiHidden="0" w:uiPriority="0" w:unhideWhenUsed="0"/>
-    <w:lsdException w:name="List 4" w:semiHidden="0" w:uiPriority="0" w:unhideWhenUsed="0"/>
-    <w:lsdException w:name="List 5" w:semiHidden="0" w:uiPriority="0" w:unhideWhenUsed="0"/>
-    <w:lsdException w:name="List Bullet 2" w:semiHidden="0" w:uiPriority="0" w:unhideWhenUsed="0"/>
-    <w:lsdException w:name="List Bullet 3" w:semiHidden="0" w:uiPriority="0" w:unhideWhenUsed="0"/>
-    <w:lsdException w:name="List Bullet 4" w:semiHidden="0" w:uiPriority="0" w:unhideWhenUsed="0"/>
-    <w:lsdException w:name="List Bullet 5" w:semiHidden="0" w:uiPriority="0" w:unhideWhenUsed="0"/>
-    <w:lsdException w:name="List Number 2" w:semiHidden="0" w:uiPriority="0" w:unhideWhenUsed="0"/>
-    <w:lsdException w:name="List Number 3" w:semiHidden="0" w:uiPriority="0" w:unhideWhenUsed="0"/>
-    <w:lsdException w:name="List Number 4" w:semiHidden="0" w:uiPriority="0" w:unhideWhenUsed="0"/>
-    <w:lsdException w:name="List Number 5" w:semiHidden="0" w:uiPriority="0" w:unhideWhenUsed="0"/>
-    <w:lsdException w:name="Title" w:semiHidden="0" w:uiPriority="0" w:unhideWhenUsed="0" w:qFormat="1"/>
-    <w:lsdException w:name="Closing" w:semiHidden="0" w:uiPriority="0" w:unhideWhenUsed="0"/>
-    <w:lsdException w:name="Signature" w:semiHidden="0" w:uiPriority="0" w:unhideWhenUsed="0"/>
-    <w:lsdException w:name="Default Paragraph Font" w:uiPriority="0" w:unhideWhenUsed="0" w:qFormat="1"/>
-    <w:lsdException w:name="Body Text" w:uiPriority="0" w:unhideWhenUsed="0" w:qFormat="1"/>
-    <w:lsdException w:name="Body Text Indent" w:semiHidden="0" w:uiPriority="0" w:unhideWhenUsed="0"/>
-    <w:lsdException w:name="List Continue" w:semiHidden="0" w:uiPriority="0" w:unhideWhenUsed="0"/>
-    <w:lsdException w:name="List Continue 2" w:semiHidden="0" w:uiPriority="0" w:unhideWhenUsed="0"/>
-    <w:lsdException w:name="List Continue 3" w:semiHidden="0" w:uiPriority="0" w:unhideWhenUsed="0"/>
-    <w:lsdException w:name="List Continue 4" w:semiHidden="0" w:uiPriority="0" w:unhideWhenUsed="0"/>
-    <w:lsdException w:name="List Continue 5" w:semiHidden="0" w:uiPriority="0" w:unhideWhenUsed="0"/>
-    <w:lsdException w:name="Message Header" w:semiHidden="0" w:uiPriority="0" w:unhideWhenUsed="0"/>
-    <w:lsdException w:name="Subtitle" w:semiHidden="0" w:uiPriority="0" w:unhideWhenUsed="0" w:qFormat="1"/>
-    <w:lsdException w:name="Salutation" w:semiHidden="0" w:uiPriority="0" w:unhideWhenUsed="0"/>
-    <w:lsdException w:name="Date" w:semiHidden="0" w:uiPriority="0" w:unhideWhenUsed="0"/>
-    <w:lsdException w:name="Body Text First Indent" w:semiHidden="0" w:uiPriority="0" w:unhideWhenUsed="0"/>
-    <w:lsdException w:name="Body Text First Indent 2" w:semiHidden="0" w:uiPriority="0" w:unhideWhenUsed="0"/>
-    <w:lsdException w:name="Body Text 2" w:semiHidden="0" w:uiPriority="0" w:unhideWhenUsed="0"/>
-    <w:lsdException w:name="Body Text 3" w:semiHidden="0" w:uiPriority="0" w:unhideWhenUsed="0"/>
-    <w:lsdException w:name="Body Text Indent 2" w:semiHidden="0" w:uiPriority="0" w:unhideWhenUsed="0"/>
-    <w:lsdException w:name="Body Text Indent 3" w:semiHidden="0" w:uiPriority="0" w:unhideWhenUsed="0"/>
-    <w:lsdException w:name="Block Text" w:semiHidden="0" w:uiPriority="0" w:unhideWhenUsed="0"/>
-    <w:lsdException w:name="Hyperlink" w:semiHidden="0" w:uiPriority="0" w:unhideWhenUsed="0"/>
-    <w:lsdException w:name="FollowedHyperlink" w:semiHidden="0" w:uiPriority="0" w:unhideWhenUsed="0"/>
-    <w:lsdException w:name="Strong" w:semiHidden="0" w:uiPriority="0" w:unhideWhenUsed="0" w:qFormat="1"/>
-    <w:lsdException w:name="Emphasis" w:semiHidden="0" w:uiPriority="0" w:unhideWhenUsed="0" w:qFormat="1"/>
-    <w:lsdException w:name="Document Map" w:semiHidden="0" w:uiPriority="0" w:unhideWhenUsed="0"/>
-    <w:lsdException w:name="Plain Text" w:semiHidden="0" w:uiPriority="0" w:unhideWhenUsed="0"/>
-    <w:lsdException w:name="E-mail Signature" w:semiHidden="0" w:uiPriority="0" w:unhideWhenUsed="0"/>
-    <w:lsdException w:name="Normal (Web)" w:semiHidden="0" w:uiPriority="0" w:unhideWhenUsed="0" w:qFormat="1"/>
-    <w:lsdException w:name="HTML Acronym" w:semiHidden="0" w:uiPriority="0" w:unhideWhenUsed="0"/>
-    <w:lsdException w:name="HTML Address" w:semiHidden="0" w:uiPriority="0" w:unhideWhenUsed="0"/>
-    <w:lsdException w:name="HTML Cite" w:semiHidden="0" w:uiPriority="0" w:unhideWhenUsed="0"/>
-    <w:lsdException w:name="HTML Code" w:semiHidden="0" w:uiPriority="0" w:unhideWhenUsed="0"/>
-    <w:lsdException w:name="HTML Definition" w:semiHidden="0" w:uiPriority="0" w:unhideWhenUsed="0"/>
-    <w:lsdException w:name="HTML Keyboard" w:semiHidden="0" w:uiPriority="0" w:unhideWhenUsed="0"/>
-    <w:lsdException w:name="HTML Preformatted" w:semiHidden="0" w:uiPriority="0" w:unhideWhenUsed="0"/>
-    <w:lsdException w:name="HTML Sample" w:semiHidden="0" w:uiPriority="0" w:unhideWhenUsed="0"/>
-    <w:lsdException w:name="HTML Typewriter" w:semiHidden="0" w:uiPriority="0" w:unhideWhenUsed="0"/>
-    <w:lsdException w:name="HTML Variable" w:semiHidden="0" w:uiPriority="0" w:unhideWhenUsed="0"/>
-    <w:lsdException w:name="Normal Table" w:uiPriority="0" w:unhideWhenUsed="0" w:qFormat="1"/>
-    <w:lsdException w:name="annotation subject" w:semiHidden="0" w:uiPriority="0" w:unhideWhenUsed="0"/>
-    <w:lsdException w:name="Table Simple 1" w:semiHidden="0" w:uiPriority="0" w:unhideWhenUsed="0"/>
-    <w:lsdException w:name="Table Simple 2" w:semiHidden="0" w:uiPriority="0" w:unhideWhenUsed="0"/>
-    <w:lsdException w:name="Table Simple 3" w:semiHidden="0" w:uiPriority="0" w:unhideWhenUsed="0"/>
-    <w:lsdException w:name="Table Classic 1" w:semiHidden="0" w:uiPriority="0" w:unhideWhenUsed="0"/>
-    <w:lsdException w:name="Table Classic 2" w:semiHidden="0" w:uiPriority="0" w:unhideWhenUsed="0"/>
-    <w:lsdException w:name="Table Classic 3" w:semiHidden="0" w:uiPriority="0" w:unhideWhenUsed="0"/>
-    <w:lsdException w:name="Table Classic 4" w:semiHidden="0" w:uiPriority="0" w:unhideWhenUsed="0"/>
-    <w:lsdException w:name="Table Colorful 1" w:semiHidden="0" w:uiPriority="0" w:unhideWhenUsed="0"/>
-    <w:lsdException w:name="Table Colorful 2" w:semiHidden="0" w:uiPriority="0" w:unhideWhenUsed="0"/>
-    <w:lsdException w:name="Table Colorful 3" w:semiHidden="0" w:uiPriority="0" w:unhideWhenUsed="0"/>
-    <w:lsdException w:name="Table Columns 1" w:semiHidden="0" w:uiPriority="0" w:unhideWhenUsed="0"/>
-    <w:lsdException w:name="Table Columns 2" w:semiHidden="0" w:uiPriority="0" w:unhideWhenUsed="0"/>
-    <w:lsdException w:name="Table Columns 3" w:semiHidden="0" w:uiPriority="0" w:unhideWhenUsed="0"/>
-    <w:lsdException w:name="Table Columns 4" w:semiHidden="0" w:uiPriority="0" w:unhideWhenUsed="0"/>
-    <w:lsdException w:name="Table Columns 5" w:semiHidden="0" w:uiPriority="0" w:unhideWhenUsed="0"/>
-    <w:lsdException w:name="Table Grid 1" w:semiHidden="0" w:uiPriority="0" w:unhideWhenUsed="0"/>
-    <w:lsdException w:name="Table Grid 2" w:semiHidden="0" w:uiPriority="0" w:unhideWhenUsed="0"/>
-    <w:lsdException w:name="Table Grid 3" w:semiHidden="0" w:uiPriority="0" w:unhideWhenUsed="0"/>
-    <w:lsdException w:name="Table Grid 4" w:semiHidden="0" w:uiPriority="0" w:unhideWhenUsed="0"/>
-    <w:lsdException w:name="Table Grid 5" w:semiHidden="0" w:uiPriority="0" w:unhideWhenUsed="0"/>
-    <w:lsdException w:name="Table Grid 6" w:semiHidden="0" w:uiPriority="0" w:unhideWhenUsed="0"/>
-    <w:lsdException w:name="Table Grid 7" w:semiHidden="0" w:uiPriority="0" w:unhideWhenUsed="0"/>
-    <w:lsdException w:name="Table Grid 8" w:semiHidden="0" w:uiPriority="0" w:unhideWhenUsed="0"/>
-    <w:lsdException w:name="Table List 1" w:semiHidden="0" w:uiPriority="0" w:unhideWhenUsed="0"/>
-    <w:lsdException w:name="Table List 2" w:semiHidden="0" w:uiPriority="0" w:unhideWhenUsed="0"/>
-    <w:lsdException w:name="Table List 3" w:semiHidden="0" w:uiPriority="0" w:unhideWhenUsed="0"/>
-    <w:lsdException w:name="Table List 4" w:semiHidden="0" w:uiPriority="0" w:unhideWhenUsed="0"/>
-    <w:lsdException w:name="Table List 5" w:semiHidden="0" w:uiPriority="0" w:unhideWhenUsed="0"/>
-    <w:lsdException w:name="Table List 6" w:semiHidden="0" w:uiPriority="0" w:unhideWhenUsed="0"/>
-    <w:lsdException w:name="Table List 7" w:semiHidden="0" w:uiPriority="0" w:unhideWhenUsed="0"/>
-    <w:lsdException w:name="Table List 8" w:semiHidden="0" w:uiPriority="0" w:unhideWhenUsed="0"/>
-    <w:lsdException w:name="Table 3D effects 1" w:semiHidden="0" w:uiPriority="0" w:unhideWhenUsed="0"/>
-    <w:lsdException w:name="Table 3D effects 2" w:semiHidden="0" w:uiPriority="0" w:unhideWhenUsed="0"/>
-    <w:lsdException w:name="Table 3D effects 3" w:semiHidden="0" w:uiPriority="0" w:unhideWhenUsed="0"/>
-    <w:lsdException w:name="Table Contemporary" w:semiHidden="0" w:uiPriority="0" w:unhideWhenUsed="0"/>
-    <w:lsdException w:name="Table Elegant" w:semiHidden="0" w:uiPriority="0" w:unhideWhenUsed="0"/>
-    <w:lsdException w:name="Table Professional" w:semiHidden="0" w:uiPriority="0" w:unhideWhenUsed="0"/>
-    <w:lsdException w:name="Table Subtle 1" w:semiHidden="0" w:uiPriority="0" w:unhideWhenUsed="0"/>
-    <w:lsdException w:name="Table Subtle 2" w:semiHidden="0" w:uiPriority="0" w:unhideWhenUsed="0"/>
-    <w:lsdException w:name="Table Web 1" w:semiHidden="0" w:uiPriority="0" w:unhideWhenUsed="0"/>
-    <w:lsdException w:name="Table Web 2" w:semiHidden="0" w:uiPriority="0" w:unhideWhenUsed="0"/>
-    <w:lsdException w:name="Table Web 3" w:semiHidden="0" w:uiPriority="0" w:unhideWhenUsed="0"/>
-    <w:lsdException w:name="Balloon Text" w:semiHidden="0" w:uiPriority="0" w:unhideWhenUsed="0"/>
-    <w:lsdException w:name="Table Grid" w:semiHidden="0" w:uiPriority="0" w:unhideWhenUsed="0" w:qFormat="1"/>
-    <w:lsdException w:name="Table Theme" w:semiHidden="0" w:uiPriority="0" w:unhideWhenUsed="0"/>
-    <w:lsdException w:name="Light Shading" w:semiHidden="0" w:uiPriority="60" w:unhideWhenUsed="0"/>
-    <w:lsdException w:name="Light List" w:semiHidden="0" w:uiPriority="61" w:unhideWhenUsed="0"/>
-    <w:lsdException w:name="Light Grid" w:semiHidden="0" w:uiPriority="62" w:unhideWhenUsed="0"/>
-    <w:lsdException w:name="Medium Shading 1" w:semiHidden="0" w:uiPriority="63" w:unhideWhenUsed="0"/>
-    <w:lsdException w:name="Medium Shading 2" w:semiHidden="0" w:uiPriority="64" w:unhideWhenUsed="0"/>
-    <w:lsdException w:name="Medium List 1" w:semiHidden="0" w:uiPriority="65" w:unhideWhenUsed="0"/>
-    <w:lsdException w:name="Medium List 2" w:semiHidden="0" w:uiPriority="66" w:unhideWhenUsed="0"/>
-    <w:lsdException w:name="Medium Grid 1" w:semiHidden="0" w:uiPriority="67" w:unhideWhenUsed="0"/>
-    <w:lsdException w:name="Medium Grid 2" w:semiHidden="0" w:uiPriority="68" w:unhideWhenUsed="0"/>
-    <w:lsdException w:name="Medium Grid 3" w:semiHidden="0" w:uiPriority="69" w:unhideWhenUsed="0"/>
-    <w:lsdException w:name="Dark List" w:semiHidden="0" w:uiPriority="70" w:unhideWhenUsed="0"/>
-    <w:lsdException w:name="Colorful Shading" w:semiHidden="0" w:uiPriority="71" w:unhideWhenUsed="0"/>
-    <w:lsdException w:name="Colorful List" w:semiHidden="0" w:uiPriority="72" w:unhideWhenUsed="0"/>
-    <w:lsdException w:name="Colorful Grid" w:semiHidden="0" w:uiPriority="73" w:unhideWhenUsed="0"/>
-    <w:lsdException w:name="Light Shading Accent 1" w:semiHidden="0" w:uiPriority="60" w:unhideWhenUsed="0"/>
-    <w:lsdException w:name="Light List Accent 1" w:semiHidden="0" w:uiPriority="61" w:unhideWhenUsed="0"/>
-    <w:lsdException w:name="Light Grid Accent 1" w:semiHidden="0" w:uiPriority="62" w:unhideWhenUsed="0"/>
-    <w:lsdException w:name="Medium Shading 1 Accent 1" w:semiHidden="0" w:uiPriority="63" w:unhideWhenUsed="0"/>
-    <w:lsdException w:name="Medium Shading 2 Accent 1" w:semiHidden="0" w:uiPriority="64" w:unhideWhenUsed="0"/>
-    <w:lsdException w:name="Medium List 1 Accent 1" w:semiHidden="0" w:uiPriority="65" w:unhideWhenUsed="0"/>
-    <w:lsdException w:name="Medium List 2 Accent 1" w:semiHidden="0" w:uiPriority="66" w:unhideWhenUsed="0"/>
-    <w:lsdException w:name="Medium Grid 1 Accent 1" w:semiHidden="0" w:uiPriority="67" w:unhideWhenUsed="0"/>
-    <w:lsdException w:name="Medium Grid 2 Accent 1" w:semiHidden="0" w:uiPriority="68" w:unhideWhenUsed="0"/>
-    <w:lsdException w:name="Medium Grid 3 Accent 1" w:semiHidden="0" w:uiPriority="69" w:unhideWhenUsed="0"/>
-    <w:lsdException w:name="Dark List Accent 1" w:semiHidden="0" w:uiPriority="70" w:unhideWhenUsed="0"/>
-    <w:lsdException w:name="Colorful Shading Accent 1" w:semiHidden="0" w:uiPriority="71" w:unhideWhenUsed="0"/>
-    <w:lsdException w:name="Colorful List Accent 1" w:semiHidden="0" w:uiPriority="72" w:unhideWhenUsed="0"/>
-    <w:lsdException w:name="Colorful Grid Accent 1" w:semiHidden="0" w:uiPriority="73" w:unhideWhenUsed="0"/>
-    <w:lsdException w:name="Light Shading Accent 2" w:semiHidden="0" w:uiPriority="60" w:unhideWhenUsed="0"/>
-    <w:lsdException w:name="Light List Accent 2" w:semiHidden="0" w:uiPriority="61" w:unhideWhenUsed="0"/>
-    <w:lsdException w:name="Light Grid Accent 2" w:semiHidden="0" w:uiPriority="62" w:unhideWhenUsed="0"/>
-    <w:lsdException w:name="Medium Shading 1 Accent 2" w:semiHidden="0" w:uiPriority="63" w:unhideWhenUsed="0"/>
-    <w:lsdException w:name="Medium Shading 2 Accent 2" w:semiHidden="0" w:uiPriority="64" w:unhideWhenUsed="0"/>
-    <w:lsdException w:name="Medium List 1 Accent 2" w:semiHidden="0" w:uiPriority="65" w:unhideWhenUsed="0"/>
-    <w:lsdException w:name="Medium List 2 Accent 2" w:semiHidden="0" w:uiPriority="66" w:unhideWhenUsed="0"/>
-    <w:lsdException w:name="Medium Grid 1 Accent 2" w:semiHidden="0" w:uiPriority="67" w:unhideWhenUsed="0"/>
-    <w:lsdException w:name="Medium Grid 2 Accent 2" w:semiHidden="0" w:uiPriority="68" w:unhideWhenUsed="0"/>
-    <w:lsdException w:name="Medium Grid 3 Accent 2" w:semiHidden="0" w:uiPriority="69" w:unhideWhenUsed="0"/>
-    <w:lsdException w:name="Dark List Accent 2" w:semiHidden="0" w:uiPriority="70" w:unhideWhenUsed="0"/>
-    <w:lsdException w:name="Colorful Shading Accent 2" w:semiHidden="0" w:uiPriority="71" w:unhideWhenUsed="0"/>
-    <w:lsdException w:name="Colorful List Accent 2" w:semiHidden="0" w:uiPriority="72" w:unhideWhenUsed="0"/>
-    <w:lsdException w:name="Colorful Grid Accent 2" w:semiHidden="0" w:uiPriority="73" w:unhideWhenUsed="0"/>
-    <w:lsdException w:name="Light Shading Accent 3" w:semiHidden="0" w:uiPriority="60" w:unhideWhenUsed="0"/>
-    <w:lsdException w:name="Light List Accent 3" w:semiHidden="0" w:uiPriority="61" w:unhideWhenUsed="0"/>
-    <w:lsdException w:name="Light Grid Accent 3" w:semiHidden="0" w:uiPriority="62" w:unhideWhenUsed="0"/>
-    <w:lsdException w:name="Medium Shading 1 Accent 3" w:semiHidden="0" w:uiPriority="63" w:unhideWhenUsed="0"/>
-    <w:lsdException w:name="Medium Shading 2 Accent 3" w:semiHidden="0" w:uiPriority="64" w:unhideWhenUsed="0"/>
-    <w:lsdException w:name="Medium List 1 Accent 3" w:semiHidden="0" w:uiPriority="65" w:unhideWhenUsed="0"/>
-    <w:lsdException w:name="Medium List 2 Accent 3" w:semiHidden="0" w:uiPriority="66" w:unhideWhenUsed="0"/>
-    <w:lsdException w:name="Medium Grid 1 Accent 3" w:semiHidden="0" w:uiPriority="67" w:unhideWhenUsed="0"/>
-    <w:lsdException w:name="Medium Grid 2 Accent 3" w:semiHidden="0" w:uiPriority="68" w:unhideWhenUsed="0"/>
-    <w:lsdException w:name="Medium Grid 3 Accent 3" w:semiHidden="0" w:uiPriority="69" w:unhideWhenUsed="0"/>
-    <w:lsdException w:name="Dark List Accent 3" w:semiHidden="0" w:uiPriority="70" w:unhideWhenUsed="0"/>
-    <w:lsdException w:name="Colorful Shading Accent 3" w:semiHidden="0" w:uiPriority="71" w:unhideWhenUsed="0"/>
-    <w:lsdException w:name="Colorful List Accent 3" w:semiHidden="0" w:uiPriority="72" w:unhideWhenUsed="0"/>
-    <w:lsdException w:name="Colorful Grid Accent 3" w:semiHidden="0" w:uiPriority="73" w:unhideWhenUsed="0"/>
-    <w:lsdException w:name="Light Shading Accent 4" w:semiHidden="0" w:uiPriority="60" w:unhideWhenUsed="0"/>
-    <w:lsdException w:name="Light List Accent 4" w:semiHidden="0" w:uiPriority="61" w:unhideWhenUsed="0"/>
-    <w:lsdException w:name="Light Grid Accent 4" w:semiHidden="0" w:uiPriority="62" w:unhideWhenUsed="0"/>
-    <w:lsdException w:name="Medium Shading 1 Accent 4" w:semiHidden="0" w:uiPriority="63" w:unhideWhenUsed="0"/>
-    <w:lsdException w:name="Medium Shading 2 Accent 4" w:semiHidden="0" w:uiPriority="64" w:unhideWhenUsed="0"/>
-    <w:lsdException w:name="Medium List 1 Accent 4" w:semiHidden="0" w:uiPriority="65" w:unhideWhenUsed="0"/>
-    <w:lsdException w:name="Medium List 2 Accent 4" w:semiHidden="0" w:uiPriority="66" w:unhideWhenUsed="0"/>
-    <w:lsdException w:name="Medium Grid 1 Accent 4" w:semiHidden="0" w:uiPriority="67" w:unhideWhenUsed="0"/>
-    <w:lsdException w:name="Medium Grid 2 Accent 4" w:semiHidden="0" w:uiPriority="68" w:unhideWhenUsed="0"/>
-    <w:lsdException w:name="Medium Grid 3 Accent 4" w:semiHidden="0" w:uiPriority="69" w:unhideWhenUsed="0"/>
-    <w:lsdException w:name="Dark List Accent 4" w:semiHidden="0" w:uiPriority="70" w:unhideWhenUsed="0"/>
-    <w:lsdException w:name="Colorful Shading Accent 4" w:semiHidden="0" w:uiPriority="71" w:unhideWhenUsed="0"/>
-    <w:lsdException w:name="Colorful List Accent 4" w:semiHidden="0" w:uiPriority="72" w:unhideWhenUsed="0"/>
-    <w:lsdException w:name="Colorful Grid Accent 4" w:semiHidden="0" w:uiPriority="73" w:unhideWhenUsed="0"/>
-    <w:lsdException w:name="Light Shading Accent 5" w:semiHidden="0" w:uiPriority="60" w:unhideWhenUsed="0"/>
-    <w:lsdException w:name="Light List Accent 5" w:semiHidden="0" w:uiPriority="61" w:unhideWhenUsed="0"/>
-    <w:lsdException w:name="Light Grid Accent 5" w:semiHidden="0" w:uiPriority="62" w:unhideWhenUsed="0"/>
-    <w:lsdException w:name="Medium Shading 1 Accent 5" w:semiHidden="0" w:uiPriority="63" w:unhideWhenUsed="0"/>
-    <w:lsdException w:name="Medium Shading 2 Accent 5" w:semiHidden="0" w:uiPriority="64" w:unhideWhenUsed="0"/>
-    <w:lsdException w:name="Medium List 1 Accent 5" w:semiHidden="0" w:uiPriority="65" w:unhideWhenUsed="0"/>
-    <w:lsdException w:name="Medium List 2 Accent 5" w:semiHidden="0" w:uiPriority="66" w:unhideWhenUsed="0"/>
-    <w:lsdException w:name="Medium Grid 1 Accent 5" w:semiHidden="0" w:uiPriority="67" w:unhideWhenUsed="0"/>
-    <w:lsdException w:name="Medium Grid 2 Accent 5" w:semiHidden="0" w:uiPriority="68" w:unhideWhenUsed="0"/>
-    <w:lsdException w:name="Medium Grid 3 Accent 5" w:semiHidden="0" w:uiPriority="69" w:unhideWhenUsed="0"/>
-    <w:lsdException w:name="Dark List Accent 5" w:semiHidden="0" w:uiPriority="70" w:unhideWhenUsed="0"/>
-    <w:lsdException w:name="Colorful Shading Accent 5" w:semiHidden="0" w:uiPriority="71" w:unhideWhenUsed="0"/>
-    <w:lsdException w:name="Colorful List Accent 5" w:semiHidden="0" w:uiPriority="72" w:unhideWhenUsed="0"/>
-    <w:lsdException w:name="Colorful Grid Accent 5" w:semiHidden="0" w:uiPriority="73" w:unhideWhenUsed="0"/>
-    <w:lsdException w:name="Light Shading Accent 6" w:semiHidden="0" w:uiPriority="60" w:unhideWhenUsed="0"/>
-    <w:lsdException w:name="Light List Accent 6" w:semiHidden="0" w:uiPriority="61" w:unhideWhenUsed="0"/>
-    <w:lsdException w:name="Light Grid Accent 6" w:semiHidden="0" w:uiPriority="62" w:unhideWhenUsed="0"/>
-    <w:lsdException w:name="Medium Shading 1 Accent 6" w:semiHidden="0" w:uiPriority="63" w:unhideWhenUsed="0"/>
-    <w:lsdException w:name="Medium Shading 2 Accent 6" w:semiHidden="0" w:uiPriority="64" w:unhideWhenUsed="0"/>
-    <w:lsdException w:name="Medium List 1 Accent 6" w:semiHidden="0" w:uiPriority="65" w:unhideWhenUsed="0"/>
-    <w:lsdException w:name="Medium List 2 Accent 6" w:semiHidden="0" w:uiPriority="66" w:unhideWhenUsed="0"/>
-    <w:lsdException w:name="Medium Grid 1 Accent 6" w:semiHidden="0" w:uiPriority="67" w:unhideWhenUsed="0"/>
-    <w:lsdException w:name="Medium Grid 2 Accent 6" w:semiHidden="0" w:uiPriority="68" w:unhideWhenUsed="0"/>
-    <w:lsdException w:name="Medium Grid 3 Accent 6" w:semiHidden="0" w:uiPriority="69" w:unhideWhenUsed="0"/>
-    <w:lsdException w:name="Dark List Accent 6" w:semiHidden="0" w:uiPriority="70" w:unhideWhenUsed="0"/>
-    <w:lsdException w:name="Colorful Shading Accent 6" w:semiHidden="0" w:uiPriority="71" w:unhideWhenUsed="0"/>
-    <w:lsdException w:name="Colorful List Accent 6" w:semiHidden="0" w:uiPriority="72" w:unhideWhenUsed="0"/>
-    <w:lsdException w:name="Colorful Grid Accent 6" w:semiHidden="0" w:uiPriority="73" w:unhideWhenUsed="0"/>
+  <w:latentStyles w:count="260" w:defQFormat="0" w:defUnhideWhenUsed="1" w:defSemiHidden="1" w:defUIPriority="99" w:defLockedState="0">
+    <w:lsdException w:qFormat="1" w:unhideWhenUsed="0" w:uiPriority="0" w:semiHidden="0" w:name="Normal"/>
+    <w:lsdException w:qFormat="1" w:unhideWhenUsed="0" w:uiPriority="0" w:semiHidden="0" w:name="heading 1"/>
+    <w:lsdException w:qFormat="1" w:uiPriority="0" w:semiHidden="0" w:name="heading 2"/>
+    <w:lsdException w:qFormat="1" w:uiPriority="0" w:name="heading 3"/>
+    <w:lsdException w:qFormat="1" w:uiPriority="0" w:semiHidden="0" w:name="heading 4"/>
+    <w:lsdException w:qFormat="1" w:uiPriority="0" w:name="heading 5"/>
+    <w:lsdException w:qFormat="1" w:uiPriority="0" w:name="heading 6"/>
+    <w:lsdException w:qFormat="1" w:uiPriority="0" w:name="heading 7"/>
+    <w:lsdException w:qFormat="1" w:uiPriority="0" w:name="heading 8"/>
+    <w:lsdException w:qFormat="1" w:uiPriority="0" w:name="heading 9"/>
+    <w:lsdException w:unhideWhenUsed="0" w:uiPriority="0" w:semiHidden="0" w:name="index 1"/>
+    <w:lsdException w:unhideWhenUsed="0" w:uiPriority="0" w:semiHidden="0" w:name="index 2"/>
+    <w:lsdException w:unhideWhenUsed="0" w:uiPriority="0" w:semiHidden="0" w:name="index 3"/>
+    <w:lsdException w:unhideWhenUsed="0" w:uiPriority="0" w:semiHidden="0" w:name="index 4"/>
+    <w:lsdException w:unhideWhenUsed="0" w:uiPriority="0" w:semiHidden="0" w:name="index 5"/>
+    <w:lsdException w:unhideWhenUsed="0" w:uiPriority="0" w:semiHidden="0" w:name="index 6"/>
+    <w:lsdException w:unhideWhenUsed="0" w:uiPriority="0" w:semiHidden="0" w:name="index 7"/>
+    <w:lsdException w:unhideWhenUsed="0" w:uiPriority="0" w:semiHidden="0" w:name="index 8"/>
+    <w:lsdException w:unhideWhenUsed="0" w:uiPriority="0" w:semiHidden="0" w:name="index 9"/>
+    <w:lsdException w:qFormat="1" w:unhideWhenUsed="0" w:uiPriority="0" w:semiHidden="0" w:name="toc 1"/>
+    <w:lsdException w:qFormat="1" w:unhideWhenUsed="0" w:uiPriority="0" w:semiHidden="0" w:name="toc 2"/>
+    <w:lsdException w:qFormat="1" w:unhideWhenUsed="0" w:uiPriority="0" w:semiHidden="0" w:name="toc 3"/>
+    <w:lsdException w:unhideWhenUsed="0" w:uiPriority="0" w:semiHidden="0" w:name="toc 4"/>
+    <w:lsdException w:unhideWhenUsed="0" w:uiPriority="0" w:semiHidden="0" w:name="toc 5"/>
+    <w:lsdException w:unhideWhenUsed="0" w:uiPriority="0" w:semiHidden="0" w:name="toc 6"/>
+    <w:lsdException w:unhideWhenUsed="0" w:uiPriority="0" w:semiHidden="0" w:name="toc 7"/>
+    <w:lsdException w:unhideWhenUsed="0" w:uiPriority="0" w:semiHidden="0" w:name="toc 8"/>
+    <w:lsdException w:unhideWhenUsed="0" w:uiPriority="0" w:semiHidden="0" w:name="toc 9"/>
+    <w:lsdException w:unhideWhenUsed="0" w:uiPriority="0" w:semiHidden="0" w:name="Normal Indent"/>
+    <w:lsdException w:unhideWhenUsed="0" w:uiPriority="0" w:semiHidden="0" w:name="footnote text"/>
+    <w:lsdException w:qFormat="1" w:unhideWhenUsed="0" w:uiPriority="0" w:semiHidden="0" w:name="annotation text"/>
+    <w:lsdException w:qFormat="1" w:unhideWhenUsed="0" w:uiPriority="0" w:semiHidden="0" w:name="header"/>
+    <w:lsdException w:qFormat="1" w:unhideWhenUsed="0" w:uiPriority="0" w:semiHidden="0" w:name="footer"/>
+    <w:lsdException w:unhideWhenUsed="0" w:uiPriority="0" w:semiHidden="0" w:name="index heading"/>
+    <w:lsdException w:qFormat="1" w:uiPriority="0" w:name="caption"/>
+    <w:lsdException w:unhideWhenUsed="0" w:uiPriority="0" w:semiHidden="0" w:name="table of figures"/>
+    <w:lsdException w:unhideWhenUsed="0" w:uiPriority="0" w:semiHidden="0" w:name="envelope address"/>
+    <w:lsdException w:unhideWhenUsed="0" w:uiPriority="0" w:semiHidden="0" w:name="envelope return"/>
+    <w:lsdException w:unhideWhenUsed="0" w:uiPriority="0" w:semiHidden="0" w:name="footnote reference"/>
+    <w:lsdException w:unhideWhenUsed="0" w:uiPriority="0" w:semiHidden="0" w:name="annotation reference"/>
+    <w:lsdException w:unhideWhenUsed="0" w:uiPriority="0" w:semiHidden="0" w:name="line number"/>
+    <w:lsdException w:unhideWhenUsed="0" w:uiPriority="0" w:semiHidden="0" w:name="page number"/>
+    <w:lsdException w:unhideWhenUsed="0" w:uiPriority="0" w:semiHidden="0" w:name="endnote reference"/>
+    <w:lsdException w:unhideWhenUsed="0" w:uiPriority="0" w:semiHidden="0" w:name="endnote text"/>
+    <w:lsdException w:unhideWhenUsed="0" w:uiPriority="0" w:semiHidden="0" w:name="table of authorities"/>
+    <w:lsdException w:unhideWhenUsed="0" w:uiPriority="0" w:semiHidden="0" w:name="macro"/>
+    <w:lsdException w:unhideWhenUsed="0" w:uiPriority="0" w:semiHidden="0" w:name="toa heading"/>
+    <w:lsdException w:unhideWhenUsed="0" w:uiPriority="0" w:semiHidden="0" w:name="List"/>
+    <w:lsdException w:unhideWhenUsed="0" w:uiPriority="0" w:semiHidden="0" w:name="List Bullet"/>
+    <w:lsdException w:unhideWhenUsed="0" w:uiPriority="0" w:semiHidden="0" w:name="List Number"/>
+    <w:lsdException w:unhideWhenUsed="0" w:uiPriority="0" w:semiHidden="0" w:name="List 2"/>
+    <w:lsdException w:unhideWhenUsed="0" w:uiPriority="0" w:semiHidden="0" w:name="List 3"/>
+    <w:lsdException w:unhideWhenUsed="0" w:uiPriority="0" w:semiHidden="0" w:name="List 4"/>
+    <w:lsdException w:unhideWhenUsed="0" w:uiPriority="0" w:semiHidden="0" w:name="List 5"/>
+    <w:lsdException w:unhideWhenUsed="0" w:uiPriority="0" w:semiHidden="0" w:name="List Bullet 2"/>
+    <w:lsdException w:unhideWhenUsed="0" w:uiPriority="0" w:semiHidden="0" w:name="List Bullet 3"/>
+    <w:lsdException w:unhideWhenUsed="0" w:uiPriority="0" w:semiHidden="0" w:name="List Bullet 4"/>
+    <w:lsdException w:unhideWhenUsed="0" w:uiPriority="0" w:semiHidden="0" w:name="List Bullet 5"/>
+    <w:lsdException w:unhideWhenUsed="0" w:uiPriority="0" w:semiHidden="0" w:name="List Number 2"/>
+    <w:lsdException w:unhideWhenUsed="0" w:uiPriority="0" w:semiHidden="0" w:name="List Number 3"/>
+    <w:lsdException w:unhideWhenUsed="0" w:uiPriority="0" w:semiHidden="0" w:name="List Number 4"/>
+    <w:lsdException w:unhideWhenUsed="0" w:uiPriority="0" w:semiHidden="0" w:name="List Number 5"/>
+    <w:lsdException w:qFormat="1" w:unhideWhenUsed="0" w:uiPriority="0" w:semiHidden="0" w:name="Title"/>
+    <w:lsdException w:unhideWhenUsed="0" w:uiPriority="0" w:semiHidden="0" w:name="Closing"/>
+    <w:lsdException w:unhideWhenUsed="0" w:uiPriority="0" w:semiHidden="0" w:name="Signature"/>
+    <w:lsdException w:qFormat="1" w:unhideWhenUsed="0" w:uiPriority="0" w:name="Default Paragraph Font"/>
+    <w:lsdException w:qFormat="1" w:unhideWhenUsed="0" w:uiPriority="0" w:name="Body Text"/>
+    <w:lsdException w:unhideWhenUsed="0" w:uiPriority="0" w:semiHidden="0" w:name="Body Text Indent"/>
+    <w:lsdException w:unhideWhenUsed="0" w:uiPriority="0" w:semiHidden="0" w:name="List Continue"/>
+    <w:lsdException w:unhideWhenUsed="0" w:uiPriority="0" w:semiHidden="0" w:name="List Continue 2"/>
+    <w:lsdException w:unhideWhenUsed="0" w:uiPriority="0" w:semiHidden="0" w:name="List Continue 3"/>
+    <w:lsdException w:unhideWhenUsed="0" w:uiPriority="0" w:semiHidden="0" w:name="List Continue 4"/>
+    <w:lsdException w:unhideWhenUsed="0" w:uiPriority="0" w:semiHidden="0" w:name="List Continue 5"/>
+    <w:lsdException w:unhideWhenUsed="0" w:uiPriority="0" w:semiHidden="0" w:name="Message Header"/>
+    <w:lsdException w:qFormat="1" w:unhideWhenUsed="0" w:uiPriority="0" w:semiHidden="0" w:name="Subtitle"/>
+    <w:lsdException w:unhideWhenUsed="0" w:uiPriority="0" w:semiHidden="0" w:name="Salutation"/>
+    <w:lsdException w:unhideWhenUsed="0" w:uiPriority="0" w:semiHidden="0" w:name="Date"/>
+    <w:lsdException w:unhideWhenUsed="0" w:uiPriority="0" w:semiHidden="0" w:name="Body Text First Indent"/>
+    <w:lsdException w:unhideWhenUsed="0" w:uiPriority="0" w:semiHidden="0" w:name="Body Text First Indent 2"/>
+    <w:lsdException w:uiPriority="99" w:name="Note Heading"/>
+    <w:lsdException w:unhideWhenUsed="0" w:uiPriority="0" w:semiHidden="0" w:name="Body Text 2"/>
+    <w:lsdException w:unhideWhenUsed="0" w:uiPriority="0" w:semiHidden="0" w:name="Body Text 3"/>
+    <w:lsdException w:unhideWhenUsed="0" w:uiPriority="0" w:semiHidden="0" w:name="Body Text Indent 2"/>
+    <w:lsdException w:unhideWhenUsed="0" w:uiPriority="0" w:semiHidden="0" w:name="Body Text Indent 3"/>
+    <w:lsdException w:unhideWhenUsed="0" w:uiPriority="0" w:semiHidden="0" w:name="Block Text"/>
+    <w:lsdException w:unhideWhenUsed="0" w:uiPriority="0" w:semiHidden="0" w:name="Hyperlink"/>
+    <w:lsdException w:unhideWhenUsed="0" w:uiPriority="0" w:semiHidden="0" w:name="FollowedHyperlink"/>
+    <w:lsdException w:qFormat="1" w:unhideWhenUsed="0" w:uiPriority="0" w:semiHidden="0" w:name="Strong"/>
+    <w:lsdException w:qFormat="1" w:unhideWhenUsed="0" w:uiPriority="0" w:semiHidden="0" w:name="Emphasis"/>
+    <w:lsdException w:unhideWhenUsed="0" w:uiPriority="0" w:semiHidden="0" w:name="Document Map"/>
+    <w:lsdException w:unhideWhenUsed="0" w:uiPriority="0" w:semiHidden="0" w:name="Plain Text"/>
+    <w:lsdException w:unhideWhenUsed="0" w:uiPriority="0" w:semiHidden="0" w:name="E-mail Signature"/>
+    <w:lsdException w:qFormat="1" w:unhideWhenUsed="0" w:uiPriority="0" w:semiHidden="0" w:name="Normal (Web)"/>
+    <w:lsdException w:unhideWhenUsed="0" w:uiPriority="0" w:semiHidden="0" w:name="HTML Acronym"/>
+    <w:lsdException w:unhideWhenUsed="0" w:uiPriority="0" w:semiHidden="0" w:name="HTML Address"/>
+    <w:lsdException w:unhideWhenUsed="0" w:uiPriority="0" w:semiHidden="0" w:name="HTML Cite"/>
+    <w:lsdException w:unhideWhenUsed="0" w:uiPriority="0" w:semiHidden="0" w:name="HTML Code"/>
+    <w:lsdException w:unhideWhenUsed="0" w:uiPriority="0" w:semiHidden="0" w:name="HTML Definition"/>
+    <w:lsdException w:unhideWhenUsed="0" w:uiPriority="0" w:semiHidden="0" w:name="HTML Keyboard"/>
+    <w:lsdException w:unhideWhenUsed="0" w:uiPriority="0" w:semiHidden="0" w:name="HTML Preformatted"/>
+    <w:lsdException w:unhideWhenUsed="0" w:uiPriority="0" w:semiHidden="0" w:name="HTML Sample"/>
+    <w:lsdException w:unhideWhenUsed="0" w:uiPriority="0" w:semiHidden="0" w:name="HTML Typewriter"/>
+    <w:lsdException w:unhideWhenUsed="0" w:uiPriority="0" w:semiHidden="0" w:name="HTML Variable"/>
+    <w:lsdException w:qFormat="1" w:unhideWhenUsed="0" w:uiPriority="0" w:name="Normal Table"/>
+    <w:lsdException w:unhideWhenUsed="0" w:uiPriority="0" w:semiHidden="0" w:name="annotation subject"/>
+    <w:lsdException w:unhideWhenUsed="0" w:uiPriority="0" w:semiHidden="0" w:name="Table Simple 1"/>
+    <w:lsdException w:unhideWhenUsed="0" w:uiPriority="0" w:semiHidden="0" w:name="Table Simple 2"/>
+    <w:lsdException w:unhideWhenUsed="0" w:uiPriority="0" w:semiHidden="0" w:name="Table Simple 3"/>
+    <w:lsdException w:unhideWhenUsed="0" w:uiPriority="0" w:semiHidden="0" w:name="Table Classic 1"/>
+    <w:lsdException w:unhideWhenUsed="0" w:uiPriority="0" w:semiHidden="0" w:name="Table Classic 2"/>
+    <w:lsdException w:unhideWhenUsed="0" w:uiPriority="0" w:semiHidden="0" w:name="Table Classic 3"/>
+    <w:lsdException w:unhideWhenUsed="0" w:uiPriority="0" w:semiHidden="0" w:name="Table Classic 4"/>
+    <w:lsdException w:unhideWhenUsed="0" w:uiPriority="0" w:semiHidden="0" w:name="Table Colorful 1"/>
+    <w:lsdException w:unhideWhenUsed="0" w:uiPriority="0" w:semiHidden="0" w:name="Table Colorful 2"/>
+    <w:lsdException w:unhideWhenUsed="0" w:uiPriority="0" w:semiHidden="0" w:name="Table Colorful 3"/>
+    <w:lsdException w:unhideWhenUsed="0" w:uiPriority="0" w:semiHidden="0" w:name="Table Columns 1"/>
+    <w:lsdException w:unhideWhenUsed="0" w:uiPriority="0" w:semiHidden="0" w:name="Table Columns 2"/>
+    <w:lsdException w:unhideWhenUsed="0" w:uiPriority="0" w:semiHidden="0" w:name="Table Columns 3"/>
+    <w:lsdException w:unhideWhenUsed="0" w:uiPriority="0" w:semiHidden="0" w:name="Table Columns 4"/>
+    <w:lsdException w:unhideWhenUsed="0" w:uiPriority="0" w:semiHidden="0" w:name="Table Columns 5"/>
+    <w:lsdException w:unhideWhenUsed="0" w:uiPriority="0" w:semiHidden="0" w:name="Table Grid 1"/>
+    <w:lsdException w:unhideWhenUsed="0" w:uiPriority="0" w:semiHidden="0" w:name="Table Grid 2"/>
+    <w:lsdException w:unhideWhenUsed="0" w:uiPriority="0" w:semiHidden="0" w:name="Table Grid 3"/>
+    <w:lsdException w:unhideWhenUsed="0" w:uiPriority="0" w:semiHidden="0" w:name="Table Grid 4"/>
+    <w:lsdException w:unhideWhenUsed="0" w:uiPriority="0" w:semiHidden="0" w:name="Table Grid 5"/>
+    <w:lsdException w:unhideWhenUsed="0" w:uiPriority="0" w:semiHidden="0" w:name="Table Grid 6"/>
+    <w:lsdException w:unhideWhenUsed="0" w:uiPriority="0" w:semiHidden="0" w:name="Table Grid 7"/>
+    <w:lsdException w:unhideWhenUsed="0" w:uiPriority="0" w:semiHidden="0" w:name="Table Grid 8"/>
+    <w:lsdException w:unhideWhenUsed="0" w:uiPriority="0" w:semiHidden="0" w:name="Table List 1"/>
+    <w:lsdException w:unhideWhenUsed="0" w:uiPriority="0" w:semiHidden="0" w:name="Table List 2"/>
+    <w:lsdException w:unhideWhenUsed="0" w:uiPriority="0" w:semiHidden="0" w:name="Table List 3"/>
+    <w:lsdException w:unhideWhenUsed="0" w:uiPriority="0" w:semiHidden="0" w:name="Table List 4"/>
+    <w:lsdException w:unhideWhenUsed="0" w:uiPriority="0" w:semiHidden="0" w:name="Table List 5"/>
+    <w:lsdException w:unhideWhenUsed="0" w:uiPriority="0" w:semiHidden="0" w:name="Table List 6"/>
+    <w:lsdException w:unhideWhenUsed="0" w:uiPriority="0" w:semiHidden="0" w:name="Table List 7"/>
+    <w:lsdException w:unhideWhenUsed="0" w:uiPriority="0" w:semiHidden="0" w:name="Table List 8"/>
+    <w:lsdException w:unhideWhenUsed="0" w:uiPriority="0" w:semiHidden="0" w:name="Table 3D effects 1"/>
+    <w:lsdException w:unhideWhenUsed="0" w:uiPriority="0" w:semiHidden="0" w:name="Table 3D effects 2"/>
+    <w:lsdException w:unhideWhenUsed="0" w:uiPriority="0" w:semiHidden="0" w:name="Table 3D effects 3"/>
+    <w:lsdException w:unhideWhenUsed="0" w:uiPriority="0" w:semiHidden="0" w:name="Table Contemporary"/>
+    <w:lsdException w:unhideWhenUsed="0" w:uiPriority="0" w:semiHidden="0" w:name="Table Elegant"/>
+    <w:lsdException w:unhideWhenUsed="0" w:uiPriority="0" w:semiHidden="0" w:name="Table Professional"/>
+    <w:lsdException w:unhideWhenUsed="0" w:uiPriority="0" w:semiHidden="0" w:name="Table Subtle 1"/>
+    <w:lsdException w:unhideWhenUsed="0" w:uiPriority="0" w:semiHidden="0" w:name="Table Subtle 2"/>
+    <w:lsdException w:unhideWhenUsed="0" w:uiPriority="0" w:semiHidden="0" w:name="Table Web 1"/>
+    <w:lsdException w:unhideWhenUsed="0" w:uiPriority="0" w:semiHidden="0" w:name="Table Web 2"/>
+    <w:lsdException w:unhideWhenUsed="0" w:uiPriority="0" w:semiHidden="0" w:name="Table Web 3"/>
+    <w:lsdException w:unhideWhenUsed="0" w:uiPriority="0" w:semiHidden="0" w:name="Balloon Text"/>
+    <w:lsdException w:qFormat="1" w:unhideWhenUsed="0" w:uiPriority="0" w:semiHidden="0" w:name="Table Grid"/>
+    <w:lsdException w:unhideWhenUsed="0" w:uiPriority="0" w:semiHidden="0" w:name="Table Theme"/>
+    <w:lsdException w:unhideWhenUsed="0" w:uiPriority="60" w:semiHidden="0" w:name="Light Shading"/>
+    <w:lsdException w:unhideWhenUsed="0" w:uiPriority="61" w:semiHidden="0" w:name="Light List"/>
+    <w:lsdException w:unhideWhenUsed="0" w:uiPriority="62" w:semiHidden="0" w:name="Light Grid"/>
+    <w:lsdException w:unhideWhenUsed="0" w:uiPriority="63" w:semiHidden="0" w:name="Medium Shading 1"/>
+    <w:lsdException w:unhideWhenUsed="0" w:uiPriority="64" w:semiHidden="0" w:name="Medium Shading 2"/>
+    <w:lsdException w:unhideWhenUsed="0" w:uiPriority="65" w:semiHidden="0" w:name="Medium List 1"/>
+    <w:lsdException w:unhideWhenUsed="0" w:uiPriority="66" w:semiHidden="0" w:name="Medium List 2"/>
+    <w:lsdException w:unhideWhenUsed="0" w:uiPriority="67" w:semiHidden="0" w:name="Medium Grid 1"/>
+    <w:lsdException w:unhideWhenUsed="0" w:uiPriority="68" w:semiHidden="0" w:name="Medium Grid 2"/>
+    <w:lsdException w:unhideWhenUsed="0" w:uiPriority="69" w:semiHidden="0" w:name="Medium Grid 3"/>
+    <w:lsdException w:unhideWhenUsed="0" w:uiPriority="70" w:semiHidden="0" w:name="Dark List"/>
+    <w:lsdException w:unhideWhenUsed="0" w:uiPriority="71" w:semiHidden="0" w:name="Colorful Shading"/>
+    <w:lsdException w:unhideWhenUsed="0" w:uiPriority="72" w:semiHidden="0" w:name="Colorful List"/>
+    <w:lsdException w:unhideWhenUsed="0" w:uiPriority="73" w:semiHidden="0" w:name="Colorful Grid"/>
+    <w:lsdException w:unhideWhenUsed="0" w:uiPriority="60" w:semiHidden="0" w:name="Light Shading Accent 1"/>
+    <w:lsdException w:unhideWhenUsed="0" w:uiPriority="61" w:semiHidden="0" w:name="Light List Accent 1"/>
+    <w:lsdException w:unhideWhenUsed="0" w:uiPriority="62" w:semiHidden="0" w:name="Light Grid Accent 1"/>
+    <w:lsdException w:unhideWhenUsed="0" w:uiPriority="63" w:semiHidden="0" w:name="Medium Shading 1 Accent 1"/>
+    <w:lsdException w:unhideWhenUsed="0" w:uiPriority="64" w:semiHidden="0" w:name="Medium Shading 2 Accent 1"/>
+    <w:lsdException w:unhideWhenUsed="0" w:uiPriority="65" w:semiHidden="0" w:name="Medium List 1 Accent 1"/>
+    <w:lsdException w:unhideWhenUsed="0" w:uiPriority="66" w:semiHidden="0" w:name="Medium List 2 Accent 1"/>
+    <w:lsdException w:unhideWhenUsed="0" w:uiPriority="67" w:semiHidden="0" w:name="Medium Grid 1 Accent 1"/>
+    <w:lsdException w:unhideWhenUsed="0" w:uiPriority="68" w:semiHidden="0" w:name="Medium Grid 2 Accent 1"/>
+    <w:lsdException w:unhideWhenUsed="0" w:uiPriority="69" w:semiHidden="0" w:name="Medium Grid 3 Accent 1"/>
+    <w:lsdException w:unhideWhenUsed="0" w:uiPriority="70" w:semiHidden="0" w:name="Dark List Accent 1"/>
+    <w:lsdException w:unhideWhenUsed="0" w:uiPriority="71" w:semiHidden="0" w:name="Colorful Shading Accent 1"/>
+    <w:lsdException w:unhideWhenUsed="0" w:uiPriority="72" w:semiHidden="0" w:name="Colorful List Accent 1"/>
+    <w:lsdException w:unhideWhenUsed="0" w:uiPriority="73" w:semiHidden="0" w:name="Colorful Grid Accent 1"/>
+    <w:lsdException w:unhideWhenUsed="0" w:uiPriority="60" w:semiHidden="0" w:name="Light Shading Accent 2"/>
+    <w:lsdException w:unhideWhenUsed="0" w:uiPriority="61" w:semiHidden="0" w:name="Light List Accent 2"/>
+    <w:lsdException w:unhideWhenUsed="0" w:uiPriority="62" w:semiHidden="0" w:name="Light Grid Accent 2"/>
+    <w:lsdException w:unhideWhenUsed="0" w:uiPriority="63" w:semiHidden="0" w:name="Medium Shading 1 Accent 2"/>
+    <w:lsdException w:unhideWhenUsed="0" w:uiPriority="64" w:semiHidden="0" w:name="Medium Shading 2 Accent 2"/>
+    <w:lsdException w:unhideWhenUsed="0" w:uiPriority="65" w:semiHidden="0" w:name="Medium List 1 Accent 2"/>
+    <w:lsdException w:unhideWhenUsed="0" w:uiPriority="66" w:semiHidden="0" w:name="Medium List 2 Accent 2"/>
+    <w:lsdException w:unhideWhenUsed="0" w:uiPriority="67" w:semiHidden="0" w:name="Medium Grid 1 Accent 2"/>
+    <w:lsdException w:unhideWhenUsed="0" w:uiPriority="68" w:semiHidden="0" w:name="Medium Grid 2 Accent 2"/>
+    <w:lsdException w:unhideWhenUsed="0" w:uiPriority="69" w:semiHidden="0" w:name="Medium Grid 3 Accent 2"/>
+    <w:lsdException w:unhideWhenUsed="0" w:uiPriority="70" w:semiHidden="0" w:name="Dark List Accent 2"/>
+    <w:lsdException w:unhideWhenUsed="0" w:uiPriority="71" w:semiHidden="0" w:name="Colorful Shading Accent 2"/>
+    <w:lsdException w:unhideWhenUsed="0" w:uiPriority="72" w:semiHidden="0" w:name="Colorful List Accent 2"/>
+    <w:lsdException w:unhideWhenUsed="0" w:uiPriority="73" w:semiHidden="0" w:name="Colorful Grid Accent 2"/>
+    <w:lsdException w:unhideWhenUsed="0" w:uiPriority="60" w:semiHidden="0" w:name="Light Shading Accent 3"/>
+    <w:lsdException w:unhideWhenUsed="0" w:uiPriority="61" w:semiHidden="0" w:name="Light List Accent 3"/>
+    <w:lsdException w:unhideWhenUsed="0" w:uiPriority="62" w:semiHidden="0" w:name="Light Grid Accent 3"/>
+    <w:lsdException w:unhideWhenUsed="0" w:uiPriority="63" w:semiHidden="0" w:name="Medium Shading 1 Accent 3"/>
+    <w:lsdException w:unhideWhenUsed="0" w:uiPriority="64" w:semiHidden="0" w:name="Medium Shading 2 Accent 3"/>
+    <w:lsdException w:unhideWhenUsed="0" w:uiPriority="65" w:semiHidden="0" w:name="Medium List 1 Accent 3"/>
+    <w:lsdException w:unhideWhenUsed="0" w:uiPriority="66" w:semiHidden="0" w:name="Medium List 2 Accent 3"/>
+    <w:lsdException w:unhideWhenUsed="0" w:uiPriority="67" w:semiHidden="0" w:name="Medium Grid 1 Accent 3"/>
+    <w:lsdException w:unhideWhenUsed="0" w:uiPriority="68" w:semiHidden="0" w:name="Medium Grid 2 Accent 3"/>
+    <w:lsdException w:unhideWhenUsed="0" w:uiPriority="69" w:semiHidden="0" w:name="Medium Grid 3 Accent 3"/>
+    <w:lsdException w:unhideWhenUsed="0" w:uiPriority="70" w:semiHidden="0" w:name="Dark List Accent 3"/>
+    <w:lsdException w:unhideWhenUsed="0" w:uiPriority="71" w:semiHidden="0" w:name="Colorful Shading Accent 3"/>
+    <w:lsdException w:unhideWhenUsed="0" w:uiPriority="72" w:semiHidden="0" w:name="Colorful List Accent 3"/>
+    <w:lsdException w:unhideWhenUsed="0" w:uiPriority="73" w:semiHidden="0" w:name="Colorful Grid Accent 3"/>
+    <w:lsdException w:unhideWhenUsed="0" w:uiPriority="60" w:semiHidden="0" w:name="Light Shading Accent 4"/>
+    <w:lsdException w:unhideWhenUsed="0" w:uiPriority="61" w:semiHidden="0" w:name="Light List Accent 4"/>
+    <w:lsdException w:unhideWhenUsed="0" w:uiPriority="62" w:semiHidden="0" w:name="Light Grid Accent 4"/>
+    <w:lsdException w:unhideWhenUsed="0" w:uiPriority="63" w:semiHidden="0" w:name="Medium Shading 1 Accent 4"/>
+    <w:lsdException w:unhideWhenUsed="0" w:uiPriority="64" w:semiHidden="0" w:name="Medium Shading 2 Accent 4"/>
+    <w:lsdException w:unhideWhenUsed="0" w:uiPriority="65" w:semiHidden="0" w:name="Medium List 1 Accent 4"/>
+    <w:lsdException w:unhideWhenUsed="0" w:uiPriority="66" w:semiHidden="0" w:name="Medium List 2 Accent 4"/>
+    <w:lsdException w:unhideWhenUsed="0" w:uiPriority="67" w:semiHidden="0" w:name="Medium Grid 1 Accent 4"/>
+    <w:lsdException w:unhideWhenUsed="0" w:uiPriority="68" w:semiHidden="0" w:name="Medium Grid 2 Accent 4"/>
+    <w:lsdException w:unhideWhenUsed="0" w:uiPriority="69" w:semiHidden="0" w:name="Medium Grid 3 Accent 4"/>
+    <w:lsdException w:unhideWhenUsed="0" w:uiPriority="70" w:semiHidden="0" w:name="Dark List Accent 4"/>
+    <w:lsdException w:unhideWhenUsed="0" w:uiPriority="71" w:semiHidden="0" w:name="Colorful Shading Accent 4"/>
+    <w:lsdException w:unhideWhenUsed="0" w:uiPriority="72" w:semiHidden="0" w:name="Colorful List Accent 4"/>
+    <w:lsdException w:unhideWhenUsed="0" w:uiPriority="73" w:semiHidden="0" w:name="Colorful Grid Accent 4"/>
+    <w:lsdException w:unhideWhenUsed="0" w:uiPriority="60" w:semiHidden="0" w:name="Light Shading Accent 5"/>
+    <w:lsdException w:unhideWhenUsed="0" w:uiPriority="61" w:semiHidden="0" w:name="Light List Accent 5"/>
+    <w:lsdException w:unhideWhenUsed="0" w:uiPriority="62" w:semiHidden="0" w:name="Light Grid Accent 5"/>
+    <w:lsdException w:unhideWhenUsed="0" w:uiPriority="63" w:semiHidden="0" w:name="Medium Shading 1 Accent 5"/>
+    <w:lsdException w:unhideWhenUsed="0" w:uiPriority="64" w:semiHidden="0" w:name="Medium Shading 2 Accent 5"/>
+    <w:lsdException w:unhideWhenUsed="0" w:uiPriority="65" w:semiHidden="0" w:name="Medium List 1 Accent 5"/>
+    <w:lsdException w:unhideWhenUsed="0" w:uiPriority="66" w:semiHidden="0" w:name="Medium List 2 Accent 5"/>
+    <w:lsdException w:unhideWhenUsed="0" w:uiPriority="67" w:semiHidden="0" w:name="Medium Grid 1 Accent 5"/>
+    <w:lsdException w:unhideWhenUsed="0" w:uiPriority="68" w:semiHidden="0" w:name="Medium Grid 2 Accent 5"/>
+    <w:lsdException w:unhideWhenUsed="0" w:uiPriority="69" w:semiHidden="0" w:name="Medium Grid 3 Accent 5"/>
+    <w:lsdException w:unhideWhenUsed="0" w:uiPriority="70" w:semiHidden="0" w:name="Dark List Accent 5"/>
+    <w:lsdException w:unhideWhenUsed="0" w:uiPriority="71" w:semiHidden="0" w:name="Colorful Shading Accent 5"/>
+    <w:lsdException w:unhideWhenUsed="0" w:uiPriority="72" w:semiHidden="0" w:name="Colorful List Accent 5"/>
+    <w:lsdException w:unhideWhenUsed="0" w:uiPriority="73" w:semiHidden="0" w:name="Colorful Grid Accent 5"/>
+    <w:lsdException w:unhideWhenUsed="0" w:uiPriority="60" w:semiHidden="0" w:name="Light Shading Accent 6"/>
+    <w:lsdException w:unhideWhenUsed="0" w:uiPriority="61" w:semiHidden="0" w:name="Light List Accent 6"/>
+    <w:lsdException w:unhideWhenUsed="0" w:uiPriority="62" w:semiHidden="0" w:name="Light Grid Accent 6"/>
+    <w:lsdException w:unhideWhenUsed="0" w:uiPriority="63" w:semiHidden="0" w:name="Medium Shading 1 Accent 6"/>
+    <w:lsdException w:unhideWhenUsed="0" w:uiPriority="64" w:semiHidden="0" w:name="Medium Shading 2 Accent 6"/>
+    <w:lsdException w:unhideWhenUsed="0" w:uiPriority="65" w:semiHidden="0" w:name="Medium List 1 Accent 6"/>
+    <w:lsdException w:unhideWhenUsed="0" w:uiPriority="66" w:semiHidden="0" w:name="Medium List 2 Accent 6"/>
+    <w:lsdException w:unhideWhenUsed="0" w:uiPriority="67" w:semiHidden="0" w:name="Medium Grid 1 Accent 6"/>
+    <w:lsdException w:unhideWhenUsed="0" w:uiPriority="68" w:semiHidden="0" w:name="Medium Grid 2 Accent 6"/>
+    <w:lsdException w:unhideWhenUsed="0" w:uiPriority="69" w:semiHidden="0" w:name="Medium Grid 3 Accent 6"/>
+    <w:lsdException w:unhideWhenUsed="0" w:uiPriority="70" w:semiHidden="0" w:name="Dark List Accent 6"/>
+    <w:lsdException w:unhideWhenUsed="0" w:uiPriority="71" w:semiHidden="0" w:name="Colorful Shading Accent 6"/>
+    <w:lsdException w:unhideWhenUsed="0" w:uiPriority="72" w:semiHidden="0" w:name="Colorful List Accent 6"/>
+    <w:lsdException w:unhideWhenUsed="0" w:uiPriority="73" w:semiHidden="0" w:name="Colorful Grid Accent 6"/>
   </w:latentStyles>
-  <w:style w:type="paragraph" w:default="1" w:styleId="Normal">
+  <w:style w:type="paragraph" w:default="1" w:styleId="1">
     <w:name w:val="Normal"/>
     <w:qFormat/>
+    <w:uiPriority w:val="0"/>
     <w:pPr>
       <w:kinsoku w:val="0"/>
       <w:autoSpaceDE w:val="0"/>
@@ -7204,7 +7287,7 @@
       <w:textAlignment w:val="baseline"/>
     </w:pPr>
     <w:rPr>
-      <w:rFonts w:ascii="Arial" w:eastAsia="宋体" w:hAnsi="Arial" w:cs="Arial"/>
+      <w:rFonts w:ascii="Arial" w:hAnsi="Arial" w:eastAsia="宋体" w:cs="Arial"/>
       <w:snapToGrid w:val="0"/>
       <w:color w:val="000000"/>
       <w:kern w:val="0"/>
@@ -7213,11 +7296,12 @@
       <w:lang w:val="en-US" w:eastAsia="en-US" w:bidi="ar-SA"/>
     </w:rPr>
   </w:style>
-  <w:style w:type="paragraph" w:styleId="Heading1">
+  <w:style w:type="paragraph" w:styleId="2">
     <w:name w:val="heading 1"/>
-    <w:basedOn w:val="Normal"/>
-    <w:next w:val="Normal"/>
+    <w:basedOn w:val="1"/>
+    <w:next w:val="1"/>
     <w:qFormat/>
+    <w:uiPriority w:val="0"/>
     <w:pPr>
       <w:keepNext/>
       <w:keepLines/>
@@ -7235,12 +7319,13 @@
       <w:sz w:val="44"/>
     </w:rPr>
   </w:style>
-  <w:style w:type="paragraph" w:styleId="Heading2">
+  <w:style w:type="paragraph" w:styleId="3">
     <w:name w:val="heading 2"/>
-    <w:basedOn w:val="Normal"/>
-    <w:next w:val="Normal"/>
+    <w:basedOn w:val="1"/>
+    <w:next w:val="1"/>
     <w:unhideWhenUsed/>
     <w:qFormat/>
+    <w:uiPriority w:val="0"/>
     <w:pPr>
       <w:keepNext/>
       <w:keepLines/>
@@ -7253,18 +7338,19 @@
       <w:outlineLvl w:val="1"/>
     </w:pPr>
     <w:rPr>
-      <w:rFonts w:ascii="Arial" w:eastAsia="黑体" w:hAnsi="Arial"/>
+      <w:rFonts w:ascii="Arial" w:hAnsi="Arial" w:eastAsia="黑体"/>
       <w:b/>
       <w:sz w:val="32"/>
     </w:rPr>
   </w:style>
-  <w:style w:type="paragraph" w:styleId="Heading3">
+  <w:style w:type="paragraph" w:styleId="4">
     <w:name w:val="heading 3"/>
-    <w:basedOn w:val="Normal"/>
-    <w:next w:val="Normal"/>
+    <w:basedOn w:val="1"/>
+    <w:next w:val="1"/>
     <w:semiHidden/>
     <w:unhideWhenUsed/>
     <w:qFormat/>
+    <w:uiPriority w:val="0"/>
     <w:pPr>
       <w:keepNext/>
       <w:keepLines/>
@@ -7281,12 +7367,13 @@
       <w:sz w:val="32"/>
     </w:rPr>
   </w:style>
-  <w:style w:type="paragraph" w:styleId="Heading4">
+  <w:style w:type="paragraph" w:styleId="5">
     <w:name w:val="heading 4"/>
-    <w:basedOn w:val="Normal"/>
-    <w:next w:val="Normal"/>
+    <w:basedOn w:val="1"/>
+    <w:next w:val="1"/>
     <w:unhideWhenUsed/>
     <w:qFormat/>
+    <w:uiPriority w:val="0"/>
     <w:pPr>
       <w:keepNext/>
       <w:keepLines/>
@@ -7299,18 +7386,19 @@
       <w:outlineLvl w:val="3"/>
     </w:pPr>
     <w:rPr>
-      <w:rFonts w:ascii="Arial" w:eastAsia="黑体" w:hAnsi="Arial"/>
+      <w:rFonts w:ascii="Arial" w:hAnsi="Arial" w:eastAsia="黑体"/>
       <w:b/>
       <w:sz w:val="28"/>
     </w:rPr>
   </w:style>
-  <w:style w:type="paragraph" w:styleId="Heading5">
+  <w:style w:type="paragraph" w:styleId="6">
     <w:name w:val="heading 5"/>
-    <w:basedOn w:val="Normal"/>
-    <w:next w:val="Normal"/>
+    <w:basedOn w:val="1"/>
+    <w:next w:val="1"/>
     <w:semiHidden/>
     <w:unhideWhenUsed/>
     <w:qFormat/>
+    <w:uiPriority w:val="0"/>
     <w:pPr>
       <w:keepNext/>
       <w:keepLines/>
@@ -7327,13 +7415,14 @@
       <w:sz w:val="28"/>
     </w:rPr>
   </w:style>
-  <w:style w:type="paragraph" w:styleId="Heading6">
+  <w:style w:type="paragraph" w:styleId="7">
     <w:name w:val="heading 6"/>
-    <w:basedOn w:val="Normal"/>
-    <w:next w:val="Normal"/>
+    <w:basedOn w:val="1"/>
+    <w:next w:val="1"/>
     <w:semiHidden/>
     <w:unhideWhenUsed/>
     <w:qFormat/>
+    <w:uiPriority w:val="0"/>
     <w:pPr>
       <w:keepNext/>
       <w:keepLines/>
@@ -7346,18 +7435,19 @@
       <w:outlineLvl w:val="5"/>
     </w:pPr>
     <w:rPr>
-      <w:rFonts w:ascii="Arial" w:eastAsia="黑体" w:hAnsi="Arial"/>
+      <w:rFonts w:ascii="Arial" w:hAnsi="Arial" w:eastAsia="黑体"/>
       <w:b/>
       <w:sz w:val="24"/>
     </w:rPr>
   </w:style>
-  <w:style w:type="paragraph" w:styleId="Heading7">
+  <w:style w:type="paragraph" w:styleId="8">
     <w:name w:val="heading 7"/>
-    <w:basedOn w:val="Normal"/>
-    <w:next w:val="Normal"/>
+    <w:basedOn w:val="1"/>
+    <w:next w:val="1"/>
     <w:semiHidden/>
     <w:unhideWhenUsed/>
     <w:qFormat/>
+    <w:uiPriority w:val="0"/>
     <w:pPr>
       <w:keepNext/>
       <w:keepLines/>
@@ -7374,13 +7464,14 @@
       <w:sz w:val="24"/>
     </w:rPr>
   </w:style>
-  <w:style w:type="paragraph" w:styleId="Heading8">
+  <w:style w:type="paragraph" w:styleId="9">
     <w:name w:val="heading 8"/>
-    <w:basedOn w:val="Normal"/>
-    <w:next w:val="Normal"/>
+    <w:basedOn w:val="1"/>
+    <w:next w:val="1"/>
     <w:semiHidden/>
     <w:unhideWhenUsed/>
     <w:qFormat/>
+    <w:uiPriority w:val="0"/>
     <w:pPr>
       <w:keepNext/>
       <w:keepLines/>
@@ -7393,17 +7484,18 @@
       <w:outlineLvl w:val="7"/>
     </w:pPr>
     <w:rPr>
-      <w:rFonts w:ascii="Arial" w:eastAsia="黑体" w:hAnsi="Arial"/>
+      <w:rFonts w:ascii="Arial" w:hAnsi="Arial" w:eastAsia="黑体"/>
       <w:sz w:val="24"/>
     </w:rPr>
   </w:style>
-  <w:style w:type="paragraph" w:styleId="Heading9">
+  <w:style w:type="paragraph" w:styleId="10">
     <w:name w:val="heading 9"/>
-    <w:basedOn w:val="Normal"/>
-    <w:next w:val="Normal"/>
+    <w:basedOn w:val="1"/>
+    <w:next w:val="1"/>
     <w:semiHidden/>
     <w:unhideWhenUsed/>
     <w:qFormat/>
+    <w:uiPriority w:val="0"/>
     <w:pPr>
       <w:keepNext/>
       <w:keepLines/>
@@ -7416,19 +7508,21 @@
       <w:outlineLvl w:val="8"/>
     </w:pPr>
     <w:rPr>
-      <w:rFonts w:ascii="Arial" w:eastAsia="黑体" w:hAnsi="Arial"/>
+      <w:rFonts w:ascii="Arial" w:hAnsi="Arial" w:eastAsia="黑体"/>
       <w:sz w:val="21"/>
     </w:rPr>
   </w:style>
-  <w:style w:type="character" w:default="1" w:styleId="DefaultParagraphFont">
+  <w:style w:type="character" w:default="1" w:styleId="22">
     <w:name w:val="Default Paragraph Font"/>
     <w:semiHidden/>
     <w:qFormat/>
+    <w:uiPriority w:val="0"/>
   </w:style>
-  <w:style w:type="table" w:default="1" w:styleId="TableNormal">
+  <w:style w:type="table" w:default="1" w:styleId="20">
     <w:name w:val="Normal Table"/>
     <w:semiHidden/>
     <w:qFormat/>
+    <w:uiPriority w:val="0"/>
     <w:tblPr>
       <w:tblCellMar>
         <w:top w:w="0" w:type="dxa"/>
@@ -7438,39 +7532,43 @@
       </w:tblCellMar>
     </w:tblPr>
   </w:style>
-  <w:style w:type="paragraph" w:styleId="CommentText">
+  <w:style w:type="paragraph" w:styleId="11">
     <w:name w:val="annotation text"/>
-    <w:basedOn w:val="Normal"/>
+    <w:basedOn w:val="1"/>
     <w:qFormat/>
+    <w:uiPriority w:val="0"/>
     <w:pPr>
       <w:jc w:val="left"/>
     </w:pPr>
   </w:style>
-  <w:style w:type="paragraph" w:styleId="BodyText">
+  <w:style w:type="paragraph" w:styleId="12">
     <w:name w:val="Body Text"/>
-    <w:basedOn w:val="Normal"/>
+    <w:basedOn w:val="1"/>
     <w:semiHidden/>
     <w:qFormat/>
+    <w:uiPriority w:val="0"/>
     <w:rPr>
-      <w:rFonts w:ascii="Arial" w:eastAsia="Arial" w:hAnsi="Arial" w:cs="Arial"/>
+      <w:rFonts w:ascii="Arial" w:hAnsi="Arial" w:eastAsia="Arial" w:cs="Arial"/>
       <w:sz w:val="21"/>
       <w:szCs w:val="21"/>
       <w:lang w:val="en-US" w:eastAsia="en-US" w:bidi="ar-SA"/>
     </w:rPr>
   </w:style>
-  <w:style w:type="paragraph" w:styleId="TOC3">
+  <w:style w:type="paragraph" w:styleId="13">
     <w:name w:val="toc 3"/>
-    <w:basedOn w:val="Normal"/>
-    <w:next w:val="Normal"/>
+    <w:basedOn w:val="1"/>
+    <w:next w:val="1"/>
     <w:qFormat/>
+    <w:uiPriority w:val="0"/>
     <w:pPr>
       <w:ind w:left="840" w:leftChars="400"/>
     </w:pPr>
   </w:style>
-  <w:style w:type="paragraph" w:styleId="Footer">
+  <w:style w:type="paragraph" w:styleId="14">
     <w:name w:val="footer"/>
-    <w:basedOn w:val="Normal"/>
+    <w:basedOn w:val="1"/>
     <w:qFormat/>
+    <w:uiPriority w:val="0"/>
     <w:pPr>
       <w:tabs>
         <w:tab w:val="center" w:pos="4153"/>
@@ -7483,16 +7581,17 @@
       <w:sz w:val="18"/>
     </w:rPr>
   </w:style>
-  <w:style w:type="paragraph" w:styleId="Header">
+  <w:style w:type="paragraph" w:styleId="15">
     <w:name w:val="header"/>
-    <w:basedOn w:val="Normal"/>
+    <w:basedOn w:val="1"/>
     <w:qFormat/>
+    <w:uiPriority w:val="0"/>
     <w:pPr>
       <w:pBdr>
-        <w:top w:val="nil"/>
-        <w:left w:val="nil"/>
-        <w:bottom w:val="nil"/>
-        <w:right w:val="nil"/>
+        <w:top w:val="none" w:color="auto" w:sz="0" w:space="0"/>
+        <w:left w:val="none" w:color="auto" w:sz="0" w:space="0"/>
+        <w:bottom w:val="none" w:color="auto" w:sz="0" w:space="0"/>
+        <w:right w:val="none" w:color="auto" w:sz="0" w:space="0"/>
       </w:pBdr>
       <w:tabs>
         <w:tab w:val="center" w:pos="4153"/>
@@ -7507,37 +7606,41 @@
       <w:sz w:val="18"/>
     </w:rPr>
   </w:style>
-  <w:style w:type="paragraph" w:styleId="TOC1">
+  <w:style w:type="paragraph" w:styleId="16">
     <w:name w:val="toc 1"/>
-    <w:basedOn w:val="Normal"/>
-    <w:next w:val="Normal"/>
+    <w:basedOn w:val="1"/>
+    <w:next w:val="1"/>
     <w:qFormat/>
+    <w:uiPriority w:val="0"/>
     <w:rPr>
-      <w:rFonts w:ascii="Arial" w:eastAsia="Microsoft JhengHei" w:hAnsi="Arial"/>
+      <w:rFonts w:ascii="Arial" w:hAnsi="Arial" w:eastAsia="Microsoft JhengHei"/>
       <w:sz w:val="24"/>
     </w:rPr>
   </w:style>
-  <w:style w:type="paragraph" w:styleId="TOC2">
+  <w:style w:type="paragraph" w:styleId="17">
     <w:name w:val="toc 2"/>
-    <w:basedOn w:val="Normal"/>
-    <w:next w:val="Normal"/>
+    <w:basedOn w:val="1"/>
+    <w:next w:val="1"/>
     <w:qFormat/>
+    <w:uiPriority w:val="0"/>
     <w:pPr>
       <w:ind w:left="420" w:leftChars="200"/>
     </w:pPr>
   </w:style>
-  <w:style w:type="paragraph" w:styleId="NormalWeb">
+  <w:style w:type="paragraph" w:styleId="18">
     <w:name w:val="Normal (Web)"/>
-    <w:basedOn w:val="Normal"/>
+    <w:basedOn w:val="1"/>
     <w:qFormat/>
+    <w:uiPriority w:val="0"/>
     <w:rPr>
       <w:sz w:val="24"/>
     </w:rPr>
   </w:style>
-  <w:style w:type="paragraph" w:styleId="Title">
+  <w:style w:type="paragraph" w:styleId="19">
     <w:name w:val="Title"/>
-    <w:basedOn w:val="Normal"/>
+    <w:basedOn w:val="1"/>
     <w:qFormat/>
+    <w:uiPriority w:val="0"/>
     <w:pPr>
       <w:spacing w:before="240" w:beforeLines="0" w:beforeAutospacing="0" w:after="60" w:afterLines="0" w:afterAutospacing="0"/>
       <w:jc w:val="center"/>
@@ -7549,68 +7652,73 @@
       <w:sz w:val="32"/>
     </w:rPr>
   </w:style>
-  <w:style w:type="table" w:styleId="TableGrid">
+  <w:style w:type="table" w:styleId="21">
     <w:name w:val="Table Grid"/>
-    <w:basedOn w:val="TableNormal"/>
+    <w:basedOn w:val="20"/>
     <w:qFormat/>
+    <w:uiPriority w:val="0"/>
     <w:pPr>
       <w:widowControl w:val="0"/>
       <w:jc w:val="both"/>
     </w:pPr>
     <w:tblPr>
       <w:tblBorders>
-        <w:top w:val="single" w:sz="4" w:space="0" w:color="auto"/>
-        <w:left w:val="single" w:sz="4" w:space="0" w:color="auto"/>
-        <w:bottom w:val="single" w:sz="4" w:space="0" w:color="auto"/>
-        <w:right w:val="single" w:sz="4" w:space="0" w:color="auto"/>
-        <w:insideH w:val="single" w:sz="4" w:space="0" w:color="auto"/>
-        <w:insideV w:val="single" w:sz="4" w:space="0" w:color="auto"/>
+        <w:top w:val="single" w:color="auto" w:sz="4" w:space="0"/>
+        <w:left w:val="single" w:color="auto" w:sz="4" w:space="0"/>
+        <w:bottom w:val="single" w:color="auto" w:sz="4" w:space="0"/>
+        <w:right w:val="single" w:color="auto" w:sz="4" w:space="0"/>
+        <w:insideH w:val="single" w:color="auto" w:sz="4" w:space="0"/>
+        <w:insideV w:val="single" w:color="auto" w:sz="4" w:space="0"/>
       </w:tblBorders>
     </w:tblPr>
   </w:style>
-  <w:style w:type="character" w:styleId="Strong">
+  <w:style w:type="character" w:styleId="23">
     <w:name w:val="Strong"/>
-    <w:basedOn w:val="DefaultParagraphFont"/>
+    <w:basedOn w:val="22"/>
     <w:qFormat/>
+    <w:uiPriority w:val="0"/>
     <w:rPr>
       <w:b/>
     </w:rPr>
   </w:style>
-  <w:style w:type="paragraph" w:customStyle="1" w:styleId="a">
+  <w:style w:type="paragraph" w:customStyle="1" w:styleId="24">
     <w:name w:val="柴_公司名"/>
-    <w:basedOn w:val="Title"/>
+    <w:basedOn w:val="19"/>
     <w:qFormat/>
+    <w:uiPriority w:val="0"/>
     <w:pPr>
       <w:spacing w:after="600" w:afterLines="600"/>
     </w:pPr>
     <w:rPr>
-      <w:rFonts w:ascii="宋体" w:eastAsia="宋体" w:hAnsi="宋体" w:cs="宋体" w:hint="eastAsia"/>
+      <w:rFonts w:hint="eastAsia" w:ascii="宋体" w:hAnsi="宋体" w:eastAsia="宋体" w:cs="宋体"/>
       <w:bCs/>
       <w:spacing w:val="-6"/>
       <w:sz w:val="52"/>
       <w:szCs w:val="52"/>
     </w:rPr>
   </w:style>
-  <w:style w:type="paragraph" w:customStyle="1" w:styleId="a0">
+  <w:style w:type="paragraph" w:customStyle="1" w:styleId="25">
     <w:name w:val="柴_文档名"/>
-    <w:basedOn w:val="Title"/>
+    <w:basedOn w:val="19"/>
     <w:qFormat/>
+    <w:uiPriority w:val="0"/>
     <w:pPr>
       <w:spacing w:after="900" w:afterLines="900"/>
     </w:pPr>
     <w:rPr>
-      <w:rFonts w:ascii="黑体" w:eastAsia="黑体" w:hAnsi="黑体" w:cs="黑体"/>
+      <w:rFonts w:ascii="黑体" w:hAnsi="黑体" w:eastAsia="黑体" w:cs="黑体"/>
       <w:bCs/>
       <w:spacing w:val="-7"/>
       <w:sz w:val="52"/>
       <w:szCs w:val="52"/>
     </w:rPr>
   </w:style>
-  <w:style w:type="table" w:customStyle="1" w:styleId="TableNormal0">
+  <w:style w:type="table" w:customStyle="1" w:styleId="26">
     <w:name w:val="Table Normal_0"/>
     <w:semiHidden/>
     <w:unhideWhenUsed/>
     <w:qFormat/>
+    <w:uiPriority w:val="0"/>
     <w:tblPr>
       <w:tblCellMar>
         <w:top w:w="0" w:type="dxa"/>
@@ -7620,81 +7728,87 @@
       </w:tblCellMar>
     </w:tblPr>
   </w:style>
-  <w:style w:type="paragraph" w:customStyle="1" w:styleId="TableText">
+  <w:style w:type="paragraph" w:customStyle="1" w:styleId="27">
     <w:name w:val="Table Text"/>
-    <w:basedOn w:val="Normal"/>
+    <w:basedOn w:val="1"/>
     <w:semiHidden/>
     <w:qFormat/>
+    <w:uiPriority w:val="0"/>
     <w:rPr>
-      <w:rFonts w:ascii="宋体" w:eastAsia="宋体" w:hAnsi="宋体" w:cs="宋体"/>
+      <w:rFonts w:ascii="宋体" w:hAnsi="宋体" w:eastAsia="宋体" w:cs="宋体"/>
       <w:sz w:val="21"/>
       <w:szCs w:val="21"/>
       <w:lang w:val="en-US" w:eastAsia="en-US" w:bidi="ar-SA"/>
     </w:rPr>
   </w:style>
-  <w:style w:type="paragraph" w:customStyle="1" w:styleId="1">
+  <w:style w:type="paragraph" w:customStyle="1" w:styleId="28">
     <w:name w:val="柴_标题1"/>
-    <w:basedOn w:val="Heading1"/>
-    <w:next w:val="a1"/>
-    <w:link w:val="1Char"/>
+    <w:basedOn w:val="2"/>
+    <w:next w:val="29"/>
+    <w:link w:val="38"/>
     <w:qFormat/>
+    <w:uiPriority w:val="0"/>
     <w:pPr>
       <w:spacing w:before="100" w:after="90" w:line="360" w:lineRule="auto"/>
     </w:pPr>
     <w:rPr>
-      <w:rFonts w:ascii="Arial" w:eastAsia="宋体" w:hAnsi="Arial"/>
+      <w:rFonts w:ascii="Arial" w:hAnsi="Arial" w:eastAsia="宋体"/>
       <w:sz w:val="32"/>
     </w:rPr>
   </w:style>
-  <w:style w:type="paragraph" w:customStyle="1" w:styleId="a1">
+  <w:style w:type="paragraph" w:customStyle="1" w:styleId="29">
     <w:name w:val="柴_正文"/>
-    <w:basedOn w:val="BodyText"/>
-    <w:link w:val="Char"/>
+    <w:basedOn w:val="12"/>
+    <w:link w:val="42"/>
     <w:qFormat/>
+    <w:uiPriority w:val="0"/>
     <w:pPr>
       <w:spacing w:line="360" w:lineRule="auto"/>
       <w:ind w:firstLine="470" w:firstLineChars="200"/>
     </w:pPr>
     <w:rPr>
-      <w:rFonts w:ascii="Arial" w:eastAsia="宋体" w:hAnsi="Arial"/>
+      <w:rFonts w:ascii="Arial" w:hAnsi="Arial" w:eastAsia="宋体"/>
       <w:sz w:val="24"/>
       <w:lang w:eastAsia="zh-CN"/>
     </w:rPr>
   </w:style>
-  <w:style w:type="paragraph" w:customStyle="1" w:styleId="2">
+  <w:style w:type="paragraph" w:customStyle="1" w:styleId="30">
     <w:name w:val="柴_标题2"/>
-    <w:basedOn w:val="Heading2"/>
-    <w:next w:val="a1"/>
+    <w:basedOn w:val="3"/>
+    <w:next w:val="29"/>
     <w:qFormat/>
+    <w:uiPriority w:val="0"/>
     <w:pPr>
       <w:spacing w:line="360" w:lineRule="auto"/>
     </w:pPr>
     <w:rPr>
-      <w:rFonts w:ascii="Arial" w:eastAsia="宋体" w:hAnsi="Arial"/>
+      <w:rFonts w:ascii="Arial" w:hAnsi="Arial" w:eastAsia="宋体"/>
       <w:sz w:val="28"/>
     </w:rPr>
   </w:style>
-  <w:style w:type="paragraph" w:customStyle="1" w:styleId="3">
+  <w:style w:type="paragraph" w:customStyle="1" w:styleId="31">
     <w:name w:val="柴_标题3"/>
-    <w:basedOn w:val="Heading3"/>
-    <w:next w:val="a1"/>
+    <w:basedOn w:val="4"/>
+    <w:next w:val="29"/>
     <w:qFormat/>
+    <w:uiPriority w:val="0"/>
     <w:pPr>
       <w:spacing w:line="360" w:lineRule="auto"/>
       <w:ind w:left="0" w:firstLine="472" w:firstLineChars="200"/>
     </w:pPr>
     <w:rPr>
-      <w:rFonts w:ascii="宋体" w:eastAsia="宋体" w:hAnsi="宋体" w:cs="宋体"/>
+      <w:rFonts w:ascii="宋体" w:hAnsi="宋体" w:eastAsia="宋体" w:cs="宋体"/>
       <w:spacing w:val="-2"/>
       <w:sz w:val="24"/>
       <w:szCs w:val="24"/>
     </w:rPr>
   </w:style>
-  <w:style w:type="paragraph" w:customStyle="1" w:styleId="a2">
+  <w:style w:type="paragraph" w:customStyle="1" w:styleId="32">
     <w:name w:val="柴_目录"/>
-    <w:basedOn w:val="Normal"/>
-    <w:next w:val="BodyText"/>
+    <w:basedOn w:val="1"/>
+    <w:next w:val="12"/>
     <w:qFormat/>
+    <w:uiPriority w:val="0"/>
     <w:pPr>
       <w:tabs>
         <w:tab w:val="right" w:leader="dot" w:pos="8442"/>
@@ -7702,59 +7816,64 @@
       <w:ind w:left="0" w:leftChars="0"/>
     </w:pPr>
     <w:rPr>
-      <w:rFonts w:ascii="Arial" w:eastAsia="Microsoft JhengHei" w:hAnsi="Arial"/>
+      <w:rFonts w:ascii="Arial" w:hAnsi="Arial" w:eastAsia="Microsoft JhengHei"/>
       <w:sz w:val="24"/>
     </w:rPr>
   </w:style>
-  <w:style w:type="paragraph" w:customStyle="1" w:styleId="WPSOffice1">
+  <w:style w:type="paragraph" w:customStyle="1" w:styleId="33">
     <w:name w:val="WPSOffice手动目录 1"/>
     <w:qFormat/>
+    <w:uiPriority w:val="0"/>
     <w:pPr>
       <w:ind w:leftChars="0"/>
     </w:pPr>
     <w:rPr>
-      <w:rFonts w:ascii="Times New Roman" w:eastAsia="宋体" w:hAnsi="Times New Roman" w:cs="Times New Roman"/>
+      <w:rFonts w:ascii="Times New Roman" w:hAnsi="Times New Roman" w:eastAsia="宋体" w:cs="Times New Roman"/>
       <w:sz w:val="20"/>
       <w:szCs w:val="20"/>
     </w:rPr>
   </w:style>
-  <w:style w:type="paragraph" w:customStyle="1" w:styleId="WPSOffice2">
+  <w:style w:type="paragraph" w:customStyle="1" w:styleId="34">
     <w:name w:val="WPSOffice手动目录 2"/>
     <w:qFormat/>
+    <w:uiPriority w:val="0"/>
     <w:pPr>
       <w:ind w:leftChars="200"/>
     </w:pPr>
     <w:rPr>
-      <w:rFonts w:ascii="Times New Roman" w:eastAsia="宋体" w:hAnsi="Times New Roman" w:cs="Times New Roman"/>
+      <w:rFonts w:ascii="Times New Roman" w:hAnsi="Times New Roman" w:eastAsia="宋体" w:cs="Times New Roman"/>
       <w:sz w:val="20"/>
       <w:szCs w:val="20"/>
     </w:rPr>
   </w:style>
-  <w:style w:type="paragraph" w:customStyle="1" w:styleId="WPSOffice3">
+  <w:style w:type="paragraph" w:customStyle="1" w:styleId="35">
     <w:name w:val="WPSOffice手动目录 3"/>
     <w:qFormat/>
+    <w:uiPriority w:val="0"/>
     <w:pPr>
       <w:ind w:leftChars="400"/>
     </w:pPr>
     <w:rPr>
-      <w:rFonts w:ascii="Times New Roman" w:eastAsia="宋体" w:hAnsi="Times New Roman" w:cs="Times New Roman"/>
+      <w:rFonts w:ascii="Times New Roman" w:hAnsi="Times New Roman" w:eastAsia="宋体" w:cs="Times New Roman"/>
       <w:sz w:val="20"/>
       <w:szCs w:val="20"/>
     </w:rPr>
   </w:style>
-  <w:style w:type="paragraph" w:customStyle="1" w:styleId="Compact">
+  <w:style w:type="paragraph" w:customStyle="1" w:styleId="36">
     <w:name w:val="Compact"/>
-    <w:basedOn w:val="BodyText"/>
+    <w:basedOn w:val="12"/>
     <w:qFormat/>
+    <w:uiPriority w:val="0"/>
     <w:pPr>
       <w:spacing w:before="36" w:after="36"/>
     </w:pPr>
   </w:style>
-  <w:style w:type="table" w:customStyle="1" w:styleId="Table">
+  <w:style w:type="table" w:customStyle="1" w:styleId="37">
     <w:name w:val="Table"/>
     <w:semiHidden/>
     <w:unhideWhenUsed/>
     <w:qFormat/>
+    <w:uiPriority w:val="0"/>
     <w:tblPr>
       <w:tblCellMar>
         <w:top w:w="0" w:type="dxa"/>
@@ -7766,26 +7885,28 @@
     <w:tblStylePr w:type="firstRow">
       <w:tcPr>
         <w:tcBorders>
-          <w:bottom w:val="single" w:sz="0" w:space="0" w:color="auto"/>
+          <w:bottom w:val="single" w:color="auto" w:sz="0" w:space="0"/>
         </w:tcBorders>
         <w:vAlign w:val="bottom"/>
       </w:tcPr>
     </w:tblStylePr>
   </w:style>
-  <w:style w:type="character" w:customStyle="1" w:styleId="1Char">
+  <w:style w:type="character" w:customStyle="1" w:styleId="38">
     <w:name w:val="柴_标题1 Char"/>
-    <w:link w:val="1"/>
+    <w:link w:val="28"/>
     <w:qFormat/>
+    <w:uiPriority w:val="0"/>
     <w:rPr>
-      <w:rFonts w:ascii="Arial" w:eastAsia="宋体" w:hAnsi="Arial"/>
+      <w:rFonts w:ascii="Arial" w:hAnsi="Arial" w:eastAsia="宋体"/>
       <w:sz w:val="32"/>
     </w:rPr>
   </w:style>
-  <w:style w:type="table" w:customStyle="1" w:styleId="TableNormal1">
+  <w:style w:type="table" w:customStyle="1" w:styleId="39">
     <w:name w:val="Table Normal_1"/>
     <w:semiHidden/>
     <w:unhideWhenUsed/>
     <w:qFormat/>
+    <w:uiPriority w:val="0"/>
     <w:tblPr>
       <w:tblCellMar>
         <w:top w:w="0" w:type="dxa"/>
@@ -7795,10 +7916,11 @@
       </w:tblCellMar>
     </w:tblPr>
   </w:style>
-  <w:style w:type="paragraph" w:customStyle="1" w:styleId="a3">
+  <w:style w:type="paragraph" w:customStyle="1" w:styleId="40">
     <w:name w:val="柴_正文_无缩进"/>
-    <w:basedOn w:val="Normal"/>
+    <w:basedOn w:val="1"/>
     <w:qFormat/>
+    <w:uiPriority w:val="0"/>
     <w:pPr>
       <w:ind w:firstLine="0" w:firstLineChars="0"/>
     </w:pPr>
@@ -7808,29 +7930,31 @@
       <w:lang w:eastAsia="zh-CN"/>
     </w:rPr>
   </w:style>
-  <w:style w:type="paragraph" w:customStyle="1" w:styleId="4">
+  <w:style w:type="paragraph" w:customStyle="1" w:styleId="41">
     <w:name w:val="柴_标题4"/>
-    <w:basedOn w:val="Heading4"/>
-    <w:next w:val="Normal"/>
+    <w:basedOn w:val="5"/>
+    <w:next w:val="1"/>
     <w:qFormat/>
+    <w:uiPriority w:val="0"/>
     <w:pPr>
       <w:widowControl w:val="0"/>
       <w:spacing w:before="160" w:line="360" w:lineRule="auto"/>
-      <w:ind w:left="981" w:hanging="862" w:leftChars="300"/>
+      <w:ind w:left="981" w:leftChars="300" w:hanging="862"/>
     </w:pPr>
     <w:rPr>
-      <w:rFonts w:ascii="Calibri" w:eastAsia="宋体" w:hAnsi="Calibri" w:cs="宋体" w:hint="eastAsia"/>
+      <w:rFonts w:hint="eastAsia" w:ascii="Calibri" w:hAnsi="Calibri" w:eastAsia="宋体" w:cs="宋体"/>
       <w:sz w:val="24"/>
       <w:szCs w:val="24"/>
       <w:lang w:eastAsia="zh-CN" w:bidi="zh-CN"/>
     </w:rPr>
   </w:style>
-  <w:style w:type="character" w:customStyle="1" w:styleId="Char">
+  <w:style w:type="character" w:customStyle="1" w:styleId="42">
     <w:name w:val="柴_正文 Char"/>
-    <w:link w:val="a1"/>
+    <w:link w:val="29"/>
     <w:qFormat/>
+    <w:uiPriority w:val="0"/>
     <w:rPr>
-      <w:rFonts w:ascii="Arial" w:eastAsia="宋体" w:hAnsi="Arial"/>
+      <w:rFonts w:ascii="Arial" w:hAnsi="Arial" w:eastAsia="宋体"/>
       <w:sz w:val="24"/>
       <w:lang w:eastAsia="zh-CN"/>
     </w:rPr>
